--- a/пп.docx
+++ b/пп.docx
@@ -5569,7 +5569,6 @@
     <w:p>
       <w:r/>
       <w:r/>
-      <w:r/>
     </w:p>
     <w:p>
       <w:pPr>
@@ -5765,6 +5764,18 @@
                                 <w:szCs w:val="28"/>
                               </w:rPr>
                             </w:r>
+                            <w:r>
+                              <w:rPr>
+                                <w:rFonts w:cs="Times New Roman"/>
+                                <w:b w:val="0"/>
+                                <w:bCs w:val="0"/>
+                                <w:i/>
+                                <w:iCs/>
+                                <w:color w:val="auto"/>
+                                <w:sz w:val="28"/>
+                                <w:szCs w:val="28"/>
+                              </w:rPr>
+                            </w:r>
                           </w:p>
                         </w:txbxContent>
                       </wps:txbx>
@@ -5852,6 +5863,18 @@
                           <w:szCs w:val="28"/>
                         </w:rPr>
                       </w:r>
+                      <w:r>
+                        <w:rPr>
+                          <w:rFonts w:cs="Times New Roman"/>
+                          <w:b w:val="0"/>
+                          <w:bCs w:val="0"/>
+                          <w:i/>
+                          <w:iCs/>
+                          <w:color w:val="auto"/>
+                          <w:sz w:val="28"/>
+                          <w:szCs w:val="28"/>
+                        </w:rPr>
+                      </w:r>
                     </w:p>
                   </w:txbxContent>
                 </v:textbox>
@@ -5860,7 +5883,6 @@
           </mc:Fallback>
         </mc:AlternateContent>
       </w:r>
-      <w:r/>
       <w:r>
         <w:rPr>
           <w:highlight w:val="none"/>
@@ -9185,6 +9207,46 @@
           <w:sz w:val="28"/>
           <w:szCs w:val="28"/>
         </w:rPr>
+        <w:t xml:space="preserve"> </w:t>
+      </w:r>
+      <w:r>
+        <w:rPr>
+          <w:rFonts w:ascii="Times New Roman" w:hAnsi="Times New Roman" w:eastAsia="Times New Roman" w:cs="Times New Roman"/>
+          <w:sz w:val="28"/>
+          <w:szCs w:val="28"/>
+        </w:rPr>
+        <w:t xml:space="preserve">Также у системы есть рабочее название </w:t>
+      </w:r>
+      <w:r>
+        <w:rPr>
+          <w:rFonts w:ascii="Times New Roman" w:hAnsi="Times New Roman" w:eastAsia="Times New Roman" w:cs="Times New Roman"/>
+          <w:sz w:val="28"/>
+          <w:szCs w:val="28"/>
+        </w:rPr>
+      </w:r>
+      <w:r>
+        <w:rPr>
+          <w:rFonts w:ascii="Times New Roman" w:hAnsi="Times New Roman" w:eastAsia="Times New Roman" w:cs="Times New Roman"/>
+          <w:sz w:val="28"/>
+          <w:szCs w:val="28"/>
+        </w:rPr>
+        <w:t xml:space="preserve">—  </w:t>
+      </w:r>
+      <w:r>
+        <w:rPr>
+          <w:rFonts w:ascii="Times New Roman" w:hAnsi="Times New Roman" w:eastAsia="Times New Roman" w:cs="Times New Roman"/>
+          <w:sz w:val="28"/>
+          <w:szCs w:val="28"/>
+        </w:rPr>
+        <w:t xml:space="preserve">Система считывания номера поезда. Краткое наименование —  «ССНП».</w:t>
+      </w:r>
+      <w:r>
+        <w:rPr>
+          <w:rFonts w:ascii="Times New Roman" w:hAnsi="Times New Roman" w:eastAsia="Times New Roman" w:cs="Times New Roman"/>
+          <w:sz w:val="28"/>
+          <w:szCs w:val="28"/>
+        </w:rPr>
+        <w:t xml:space="preserve"> </w:t>
       </w:r>
       <w:r>
         <w:rPr>
@@ -9203,6 +9265,7 @@
           <w:rFonts w:ascii="Times New Roman" w:hAnsi="Times New Roman" w:eastAsia="Times New Roman" w:cs="Times New Roman"/>
           <w:sz w:val="28"/>
           <w:szCs w:val="28"/>
+          <w:highlight w:val="none"/>
         </w:rPr>
         <w:suppressLineNumbers w:val="0"/>
       </w:pPr>
@@ -9242,6 +9305,67 @@
           <w:rFonts w:ascii="Times New Roman" w:hAnsi="Times New Roman" w:eastAsia="Times New Roman" w:cs="Times New Roman"/>
           <w:sz w:val="28"/>
           <w:szCs w:val="28"/>
+        </w:rPr>
+      </w:r>
+      <w:r>
+        <w:rPr>
+          <w:rFonts w:ascii="Times New Roman" w:hAnsi="Times New Roman" w:eastAsia="Times New Roman" w:cs="Times New Roman"/>
+          <w:sz w:val="28"/>
+          <w:szCs w:val="28"/>
+          <w:highlight w:val="none"/>
+        </w:rPr>
+        <w:t xml:space="preserve">С</w:t>
+      </w:r>
+      <w:r>
+        <w:rPr>
+          <w:rFonts w:ascii="Times New Roman" w:hAnsi="Times New Roman" w:eastAsia="Times New Roman" w:cs="Times New Roman"/>
+          <w:sz w:val="28"/>
+          <w:szCs w:val="28"/>
+          <w:highlight w:val="none"/>
+        </w:rPr>
+        <w:t xml:space="preserve">истема предполагает следующую физическую схему передачи данных: на перегоне перед станцией в тоннеле устанавливается RFID-антенна (считыватель), подключённая к локальной вычислительной сети (ЛВС) метрополитена. При прохождении поезда антенна считывает иден</w:t>
+      </w:r>
+      <w:r>
+        <w:rPr>
+          <w:rFonts w:ascii="Times New Roman" w:hAnsi="Times New Roman" w:eastAsia="Times New Roman" w:cs="Times New Roman"/>
+          <w:sz w:val="28"/>
+          <w:szCs w:val="28"/>
+          <w:highlight w:val="none"/>
+        </w:rPr>
+        <w:t xml:space="preserve">т</w:t>
+      </w:r>
+      <w:r>
+        <w:rPr>
+          <w:rFonts w:ascii="Times New Roman" w:hAnsi="Times New Roman" w:eastAsia="Times New Roman" w:cs="Times New Roman"/>
+          <w:sz w:val="28"/>
+          <w:szCs w:val="28"/>
+          <w:highlight w:val="none"/>
+        </w:rPr>
+        <w:t xml:space="preserve">ификатор RFID-метки, закреплённой на подвижном составе. Считанные данные публикуются в MQTT-брокер, который передаёт их серверному приложению (Django) по защищённому каналу ЛВС. Сервер обрабатывает запрос и по протоколу HTTPS отправляет информацию о номере</w:t>
+      </w:r>
+      <w:r>
+        <w:rPr>
+          <w:rFonts w:ascii="Times New Roman" w:hAnsi="Times New Roman" w:eastAsia="Times New Roman" w:cs="Times New Roman"/>
+          <w:sz w:val="28"/>
+          <w:szCs w:val="28"/>
+          <w:highlight w:val="none"/>
+        </w:rPr>
+        <w:t xml:space="preserve"> поезда на автоматизированное рабочее место (АРМ) дежурного по станции и поездного диспетчера, представляющее собой веб-интерфейс в браузере.</w:t>
+      </w:r>
+      <w:r>
+        <w:rPr>
+          <w:rFonts w:ascii="Times New Roman" w:hAnsi="Times New Roman" w:eastAsia="Times New Roman" w:cs="Times New Roman"/>
+          <w:sz w:val="28"/>
+          <w:szCs w:val="28"/>
+          <w:highlight w:val="none"/>
+        </w:rPr>
+      </w:r>
+      <w:r>
+        <w:rPr>
+          <w:rFonts w:ascii="Times New Roman" w:hAnsi="Times New Roman" w:eastAsia="Times New Roman" w:cs="Times New Roman"/>
+          <w:sz w:val="28"/>
+          <w:szCs w:val="28"/>
+          <w:highlight w:val="none"/>
         </w:rPr>
       </w:r>
     </w:p>
@@ -9305,7 +9429,6 @@
           <w:rFonts w:ascii="Times New Roman" w:hAnsi="Times New Roman" w:eastAsia="Times New Roman" w:cs="Times New Roman"/>
           <w:sz w:val="28"/>
           <w:szCs w:val="28"/>
-          <w:highlight w:val="none"/>
         </w:rPr>
         <w:suppressLineNumbers w:val="0"/>
       </w:pPr>
@@ -9322,15 +9445,13 @@
           <w:rFonts w:ascii="Times New Roman" w:hAnsi="Times New Roman" w:eastAsia="Times New Roman" w:cs="Times New Roman"/>
           <w:sz w:val="28"/>
           <w:szCs w:val="28"/>
-          <w:highlight w:val="none"/>
-        </w:rPr>
-      </w:r>
-      <w:r>
-        <w:rPr>
-          <w:rFonts w:ascii="Times New Roman" w:hAnsi="Times New Roman" w:eastAsia="Times New Roman" w:cs="Times New Roman"/>
-          <w:sz w:val="28"/>
-          <w:szCs w:val="28"/>
-          <w:highlight w:val="none"/>
+        </w:rPr>
+      </w:r>
+      <w:r>
+        <w:rPr>
+          <w:rFonts w:ascii="Times New Roman" w:hAnsi="Times New Roman" w:eastAsia="Times New Roman" w:cs="Times New Roman"/>
+          <w:sz w:val="28"/>
+          <w:szCs w:val="28"/>
         </w:rPr>
       </w:r>
     </w:p>
@@ -9340,32 +9461,31 @@
         <w:jc w:val="both"/>
         <w:spacing w:after="0" w:afterAutospacing="0" w:line="360" w:lineRule="auto"/>
         <w:rPr>
-          <w:rFonts w:ascii="Times New Roman" w:hAnsi="Times New Roman" w:eastAsia="Times New Roman" w:cs="Times New Roman"/>
-          <w:sz w:val="28"/>
-          <w:szCs w:val="28"/>
+          <w:b/>
+          <w:bCs/>
         </w:rPr>
         <w:suppressLineNumbers w:val="0"/>
       </w:pPr>
       <w:r>
         <w:rPr>
           <w:rFonts w:ascii="Times New Roman" w:hAnsi="Times New Roman" w:eastAsia="Times New Roman" w:cs="Times New Roman"/>
-          <w:sz w:val="28"/>
-          <w:szCs w:val="28"/>
-          <w:highlight w:val="none"/>
-        </w:rPr>
-      </w:r>
-      <w:r>
-        <w:rPr>
-          <w:rFonts w:ascii="Times New Roman" w:hAnsi="Times New Roman" w:eastAsia="Times New Roman" w:cs="Times New Roman"/>
-          <w:sz w:val="28"/>
-          <w:szCs w:val="28"/>
-        </w:rPr>
-      </w:r>
-      <w:r>
-        <w:rPr>
-          <w:rFonts w:ascii="Times New Roman" w:hAnsi="Times New Roman" w:eastAsia="Times New Roman" w:cs="Times New Roman"/>
-          <w:sz w:val="28"/>
-          <w:szCs w:val="28"/>
+          <w:b/>
+          <w:bCs/>
+          <w:sz w:val="28"/>
+          <w:szCs w:val="28"/>
+          <w:highlight w:val="none"/>
+        </w:rPr>
+      </w:r>
+      <w:r>
+        <w:rPr>
+          <w:b/>
+          <w:bCs/>
+        </w:rPr>
+      </w:r>
+      <w:r>
+        <w:rPr>
+          <w:b/>
+          <w:bCs/>
         </w:rPr>
       </w:r>
     </w:p>
@@ -9479,15 +9599,15 @@
           <w:sz w:val="28"/>
           <w:szCs w:val="28"/>
         </w:rPr>
-        <w:t xml:space="preserve">истема АСДК </w:t>
-      </w:r>
-      <w:r>
-        <w:rPr>
-          <w:rFonts w:ascii="Times New Roman" w:hAnsi="Times New Roman" w:eastAsia="Times New Roman" w:cs="Times New Roman"/>
-          <w:sz w:val="28"/>
-          <w:szCs w:val="28"/>
-        </w:rPr>
-        <w:t xml:space="preserve">«МетроСкан» предназначена для автоматического считывания номера прибывающего на станцию поезда метрополитена и отображения этой информации поездному диспетчеру и дежурному по станции в реальном времени. Основное назначение — повышение оперативности и досто</w:t>
+        <w:t xml:space="preserve">истема ССНП</w:t>
+      </w:r>
+      <w:r>
+        <w:rPr>
+          <w:rFonts w:ascii="Times New Roman" w:hAnsi="Times New Roman" w:eastAsia="Times New Roman" w:cs="Times New Roman"/>
+          <w:sz w:val="28"/>
+          <w:szCs w:val="28"/>
+        </w:rPr>
+        <w:t xml:space="preserve"> предназначена для автоматического считывания номера прибывающего на станцию поезда метрополитена и отображения этой информации поездному диспетчеру и дежурному по станции в реальном времени. Основное назначение — повышение оперативности и досто</w:t>
       </w:r>
       <w:r>
         <w:rPr>
@@ -9587,6 +9707,7 @@
         <w:t xml:space="preserve">2.2 Цели создания системы</w:t>
       </w:r>
       <w:r/>
+      <w:r/>
     </w:p>
     <w:p>
       <w:pPr>
@@ -9606,7 +9727,7 @@
           <w:sz w:val="28"/>
           <w:szCs w:val="28"/>
         </w:rPr>
-        <w:t xml:space="preserve">Основной целью создания АСДК «МетроСкан» является устранение ошибок человеческого фактора при визуальном определении номера поезда, сокращение времени реакции диспетчера и накопление точных данных о движении. Дополнительные цели:</w:t>
+        <w:t xml:space="preserve">Основной целью создания ССНП является устранение ошибок человеческого фактора при визуальном определении номера поезда, сокращение времени реакции диспетчера и накопление точных данных о движении. Дополнительные цели:</w:t>
       </w:r>
       <w:r>
         <w:rPr>
@@ -9628,8 +9749,9 @@
         <w:pStyle w:val="1030"/>
         <w:numPr>
           <w:ilvl w:val="0"/>
-          <w:numId w:val="53"/>
+          <w:numId w:val="81"/>
         </w:numPr>
+        <w:ind w:left="0" w:firstLine="709"/>
         <w:jc w:val="both"/>
         <w:spacing w:after="0" w:afterAutospacing="0" w:line="360" w:lineRule="auto"/>
         <w:rPr>
@@ -9675,8 +9797,9 @@
         <w:pStyle w:val="1030"/>
         <w:numPr>
           <w:ilvl w:val="0"/>
-          <w:numId w:val="53"/>
+          <w:numId w:val="81"/>
         </w:numPr>
+        <w:ind w:left="0" w:firstLine="709"/>
         <w:jc w:val="both"/>
         <w:spacing w:after="0" w:afterAutospacing="0" w:line="360" w:lineRule="auto"/>
         <w:rPr>
@@ -9722,8 +9845,9 @@
         <w:pStyle w:val="1030"/>
         <w:numPr>
           <w:ilvl w:val="0"/>
-          <w:numId w:val="53"/>
+          <w:numId w:val="81"/>
         </w:numPr>
+        <w:ind w:left="0" w:firstLine="709"/>
         <w:jc w:val="both"/>
         <w:spacing w:after="0" w:afterAutospacing="0" w:line="360" w:lineRule="auto"/>
         <w:rPr>
@@ -9769,8 +9893,9 @@
         <w:pStyle w:val="1030"/>
         <w:numPr>
           <w:ilvl w:val="0"/>
-          <w:numId w:val="53"/>
+          <w:numId w:val="81"/>
         </w:numPr>
+        <w:ind w:left="0" w:firstLine="709"/>
         <w:jc w:val="both"/>
         <w:spacing w:after="0" w:afterAutospacing="0" w:line="360" w:lineRule="auto"/>
         <w:rPr>
@@ -9805,7 +9930,7 @@
     </w:p>
     <w:p>
       <w:pPr>
-        <w:ind w:firstLine="0"/>
+        <w:ind w:left="0" w:firstLine="709"/>
         <w:jc w:val="both"/>
         <w:spacing w:after="0" w:afterAutospacing="0" w:line="360" w:lineRule="auto"/>
         <w:rPr>
@@ -9877,8 +10002,9 @@
         <w:pStyle w:val="1030"/>
         <w:numPr>
           <w:ilvl w:val="0"/>
-          <w:numId w:val="54"/>
+          <w:numId w:val="82"/>
         </w:numPr>
+        <w:ind w:left="0" w:firstLine="709"/>
         <w:jc w:val="both"/>
         <w:spacing w:after="0" w:afterAutospacing="0" w:line="360" w:lineRule="auto"/>
         <w:rPr>
@@ -9924,8 +10050,9 @@
         <w:pStyle w:val="1030"/>
         <w:numPr>
           <w:ilvl w:val="0"/>
-          <w:numId w:val="54"/>
+          <w:numId w:val="82"/>
         </w:numPr>
+        <w:ind w:left="0" w:firstLine="709"/>
         <w:jc w:val="both"/>
         <w:spacing w:after="0" w:afterAutospacing="0" w:line="360" w:lineRule="auto"/>
         <w:rPr>
@@ -9971,8 +10098,9 @@
         <w:pStyle w:val="1030"/>
         <w:numPr>
           <w:ilvl w:val="0"/>
-          <w:numId w:val="54"/>
+          <w:numId w:val="82"/>
         </w:numPr>
+        <w:ind w:left="0" w:firstLine="709"/>
         <w:jc w:val="both"/>
         <w:spacing w:after="0" w:afterAutospacing="0" w:line="360" w:lineRule="auto"/>
         <w:rPr>
@@ -10281,7 +10409,7 @@
             <w:pPr>
               <w:ind w:firstLine="0"/>
               <w:jc w:val="left"/>
-              <w:spacing w:after="0" w:afterAutospacing="0" w:line="240" w:lineRule="auto"/>
+              <w:spacing w:after="0" w:afterAutospacing="0" w:line="17" w:lineRule="atLeast"/>
               <w:rPr>
                 <w:rFonts w:ascii="Times New Roman" w:hAnsi="Times New Roman" w:cs="Times New Roman"/>
                 <w:sz w:val="24"/>
@@ -10327,7 +10455,7 @@
             <w:pPr>
               <w:ind w:firstLine="0"/>
               <w:jc w:val="left"/>
-              <w:spacing w:after="0" w:afterAutospacing="0" w:line="240" w:lineRule="auto"/>
+              <w:spacing w:after="0" w:afterAutospacing="0" w:line="17" w:lineRule="atLeast"/>
               <w:rPr>
                 <w:rFonts w:ascii="Times New Roman" w:hAnsi="Times New Roman" w:cs="Times New Roman"/>
                 <w:sz w:val="24"/>
@@ -10373,7 +10501,7 @@
             <w:pPr>
               <w:ind w:firstLine="0"/>
               <w:jc w:val="left"/>
-              <w:spacing w:after="0" w:afterAutospacing="0" w:line="240" w:lineRule="auto"/>
+              <w:spacing w:after="0" w:afterAutospacing="0" w:line="17" w:lineRule="atLeast"/>
               <w:rPr>
                 <w:rFonts w:ascii="Times New Roman" w:hAnsi="Times New Roman" w:cs="Times New Roman"/>
                 <w:sz w:val="24"/>
@@ -10419,7 +10547,7 @@
             <w:pPr>
               <w:ind w:firstLine="0"/>
               <w:jc w:val="left"/>
-              <w:spacing w:after="0" w:afterAutospacing="0" w:line="240" w:lineRule="auto"/>
+              <w:spacing w:after="0" w:afterAutospacing="0" w:line="17" w:lineRule="atLeast"/>
               <w:rPr>
                 <w:rFonts w:ascii="Times New Roman" w:hAnsi="Times New Roman" w:cs="Times New Roman"/>
                 <w:sz w:val="24"/>
@@ -10469,7 +10597,7 @@
             <w:pPr>
               <w:ind w:firstLine="0"/>
               <w:jc w:val="left"/>
-              <w:spacing w:after="0" w:afterAutospacing="0" w:line="240" w:lineRule="auto"/>
+              <w:spacing w:after="0" w:afterAutospacing="0" w:line="17" w:lineRule="atLeast"/>
               <w:rPr>
                 <w:rFonts w:ascii="Times New Roman" w:hAnsi="Times New Roman" w:cs="Times New Roman"/>
                 <w:sz w:val="24"/>
@@ -10515,7 +10643,7 @@
             <w:pPr>
               <w:ind w:firstLine="0"/>
               <w:jc w:val="left"/>
-              <w:spacing w:after="0" w:afterAutospacing="0" w:line="240" w:lineRule="auto"/>
+              <w:spacing w:after="0" w:afterAutospacing="0" w:line="17" w:lineRule="atLeast"/>
               <w:rPr>
                 <w:rFonts w:ascii="Times New Roman" w:hAnsi="Times New Roman" w:cs="Times New Roman"/>
                 <w:sz w:val="24"/>
@@ -10561,7 +10689,7 @@
             <w:pPr>
               <w:ind w:firstLine="0"/>
               <w:jc w:val="left"/>
-              <w:spacing w:after="0" w:afterAutospacing="0" w:line="240" w:lineRule="auto"/>
+              <w:spacing w:after="0" w:afterAutospacing="0" w:line="17" w:lineRule="atLeast"/>
               <w:rPr>
                 <w:rFonts w:ascii="Times New Roman" w:hAnsi="Times New Roman" w:cs="Times New Roman"/>
                 <w:sz w:val="24"/>
@@ -10607,7 +10735,7 @@
             <w:pPr>
               <w:ind w:firstLine="0"/>
               <w:jc w:val="left"/>
-              <w:spacing w:after="0" w:afterAutospacing="0" w:line="240" w:lineRule="auto"/>
+              <w:spacing w:after="0" w:afterAutospacing="0" w:line="17" w:lineRule="atLeast"/>
               <w:rPr>
                 <w:rFonts w:ascii="Times New Roman" w:hAnsi="Times New Roman" w:cs="Times New Roman"/>
                 <w:sz w:val="24"/>
@@ -10623,7 +10751,15 @@
                 <w:szCs w:val="24"/>
                 <w:highlight w:val="none"/>
               </w:rPr>
-              <w:t xml:space="preserve">Полностью автоматизируется: считывание RFID, вывод номера на экран</w:t>
+            </w:r>
+            <w:r>
+              <w:rPr>
+                <w:rFonts w:ascii="Times New Roman" w:hAnsi="Times New Roman" w:eastAsia="Times New Roman" w:cs="Times New Roman"/>
+                <w:sz w:val="24"/>
+                <w:szCs w:val="24"/>
+                <w:highlight w:val="none"/>
+              </w:rPr>
+              <w:t xml:space="preserve">Полностью автоматизируется: считывание RFID-антенной в тоннеле, передача по MQTT и ЛВС на сервер, вывод номера на АРМ диспетчера по HTTPS</w:t>
             </w:r>
             <w:r>
               <w:rPr>
@@ -10657,7 +10793,7 @@
             <w:pPr>
               <w:ind w:firstLine="0"/>
               <w:jc w:val="left"/>
-              <w:spacing w:after="0" w:afterAutospacing="0" w:line="240" w:lineRule="auto"/>
+              <w:spacing w:after="0" w:afterAutospacing="0" w:line="17" w:lineRule="atLeast"/>
               <w:rPr>
                 <w:rFonts w:ascii="Times New Roman" w:hAnsi="Times New Roman" w:cs="Times New Roman"/>
                 <w:sz w:val="24"/>
@@ -10703,7 +10839,7 @@
             <w:pPr>
               <w:ind w:firstLine="0"/>
               <w:jc w:val="left"/>
-              <w:spacing w:after="0" w:afterAutospacing="0" w:line="240" w:lineRule="auto"/>
+              <w:spacing w:after="0" w:afterAutospacing="0" w:line="17" w:lineRule="atLeast"/>
               <w:rPr>
                 <w:rFonts w:ascii="Times New Roman" w:hAnsi="Times New Roman" w:cs="Times New Roman"/>
                 <w:sz w:val="24"/>
@@ -10749,7 +10885,7 @@
             <w:pPr>
               <w:ind w:firstLine="0"/>
               <w:jc w:val="left"/>
-              <w:spacing w:after="0" w:afterAutospacing="0" w:line="240" w:lineRule="auto"/>
+              <w:spacing w:after="0" w:afterAutospacing="0" w:line="17" w:lineRule="atLeast"/>
               <w:rPr>
                 <w:rFonts w:ascii="Times New Roman" w:hAnsi="Times New Roman" w:cs="Times New Roman"/>
                 <w:sz w:val="24"/>
@@ -10795,7 +10931,7 @@
             <w:pPr>
               <w:ind w:firstLine="0"/>
               <w:jc w:val="left"/>
-              <w:spacing w:after="0" w:afterAutospacing="0" w:line="240" w:lineRule="auto"/>
+              <w:spacing w:after="0" w:afterAutospacing="0" w:line="17" w:lineRule="atLeast"/>
               <w:rPr>
                 <w:rFonts w:ascii="Times New Roman" w:hAnsi="Times New Roman" w:cs="Times New Roman"/>
                 <w:sz w:val="24"/>
@@ -10845,7 +10981,7 @@
             <w:pPr>
               <w:ind w:firstLine="0"/>
               <w:jc w:val="left"/>
-              <w:spacing w:after="0" w:afterAutospacing="0" w:line="240" w:lineRule="auto"/>
+              <w:spacing w:after="0" w:afterAutospacing="0" w:line="17" w:lineRule="atLeast"/>
               <w:rPr>
                 <w:rFonts w:ascii="Times New Roman" w:hAnsi="Times New Roman" w:cs="Times New Roman"/>
                 <w:sz w:val="24"/>
@@ -10891,7 +11027,7 @@
             <w:pPr>
               <w:ind w:firstLine="0"/>
               <w:jc w:val="left"/>
-              <w:spacing w:after="0" w:afterAutospacing="0" w:line="240" w:lineRule="auto"/>
+              <w:spacing w:after="0" w:afterAutospacing="0" w:line="17" w:lineRule="atLeast"/>
               <w:rPr>
                 <w:rFonts w:ascii="Times New Roman" w:hAnsi="Times New Roman" w:cs="Times New Roman"/>
                 <w:sz w:val="24"/>
@@ -10937,7 +11073,7 @@
             <w:pPr>
               <w:ind w:firstLine="0"/>
               <w:jc w:val="left"/>
-              <w:spacing w:after="0" w:afterAutospacing="0" w:line="240" w:lineRule="auto"/>
+              <w:spacing w:after="0" w:afterAutospacing="0" w:line="17" w:lineRule="atLeast"/>
               <w:rPr>
                 <w:rFonts w:ascii="Times New Roman" w:hAnsi="Times New Roman" w:cs="Times New Roman"/>
                 <w:sz w:val="24"/>
@@ -10983,7 +11119,7 @@
             <w:pPr>
               <w:ind w:firstLine="0"/>
               <w:jc w:val="left"/>
-              <w:spacing w:after="0" w:afterAutospacing="0" w:line="240" w:lineRule="auto"/>
+              <w:spacing w:after="0" w:afterAutospacing="0" w:line="17" w:lineRule="atLeast"/>
               <w:rPr>
                 <w:rFonts w:ascii="Times New Roman" w:hAnsi="Times New Roman" w:cs="Times New Roman"/>
                 <w:sz w:val="24"/>
@@ -11033,7 +11169,7 @@
             <w:pPr>
               <w:ind w:firstLine="0"/>
               <w:jc w:val="left"/>
-              <w:spacing w:after="0" w:afterAutospacing="0" w:line="240" w:lineRule="auto"/>
+              <w:spacing w:after="0" w:afterAutospacing="0" w:line="17" w:lineRule="atLeast"/>
               <w:rPr>
                 <w:rFonts w:ascii="Times New Roman" w:hAnsi="Times New Roman" w:cs="Times New Roman"/>
                 <w:sz w:val="24"/>
@@ -11079,7 +11215,7 @@
             <w:pPr>
               <w:ind w:firstLine="0"/>
               <w:jc w:val="left"/>
-              <w:spacing w:after="0" w:afterAutospacing="0" w:line="240" w:lineRule="auto"/>
+              <w:spacing w:after="0" w:afterAutospacing="0" w:line="17" w:lineRule="atLeast"/>
               <w:rPr>
                 <w:rFonts w:ascii="Times New Roman" w:hAnsi="Times New Roman" w:cs="Times New Roman"/>
                 <w:sz w:val="24"/>
@@ -11125,7 +11261,7 @@
             <w:pPr>
               <w:ind w:firstLine="0"/>
               <w:jc w:val="left"/>
-              <w:spacing w:after="0" w:afterAutospacing="0" w:line="240" w:lineRule="auto"/>
+              <w:spacing w:after="0" w:afterAutospacing="0" w:line="17" w:lineRule="atLeast"/>
               <w:rPr>
                 <w:rFonts w:ascii="Times New Roman" w:hAnsi="Times New Roman" w:cs="Times New Roman"/>
                 <w:sz w:val="24"/>
@@ -11171,7 +11307,7 @@
             <w:pPr>
               <w:ind w:firstLine="0"/>
               <w:jc w:val="left"/>
-              <w:spacing w:after="0" w:afterAutospacing="0" w:line="240" w:lineRule="auto"/>
+              <w:spacing w:after="0" w:afterAutospacing="0" w:line="17" w:lineRule="atLeast"/>
               <w:rPr>
                 <w:rFonts w:ascii="Times New Roman" w:hAnsi="Times New Roman" w:cs="Times New Roman"/>
                 <w:sz w:val="24"/>
@@ -11221,7 +11357,7 @@
             <w:pPr>
               <w:ind w:firstLine="0"/>
               <w:jc w:val="left"/>
-              <w:spacing w:after="0" w:afterAutospacing="0" w:line="240" w:lineRule="auto"/>
+              <w:spacing w:after="0" w:afterAutospacing="0" w:line="17" w:lineRule="atLeast"/>
               <w:rPr>
                 <w:rFonts w:ascii="Times New Roman" w:hAnsi="Times New Roman" w:cs="Times New Roman"/>
                 <w:sz w:val="24"/>
@@ -11267,7 +11403,7 @@
             <w:pPr>
               <w:ind w:firstLine="0"/>
               <w:jc w:val="left"/>
-              <w:spacing w:after="0" w:afterAutospacing="0" w:line="240" w:lineRule="auto"/>
+              <w:spacing w:after="0" w:afterAutospacing="0" w:line="17" w:lineRule="atLeast"/>
               <w:rPr>
                 <w:rFonts w:ascii="Times New Roman" w:hAnsi="Times New Roman" w:cs="Times New Roman"/>
                 <w:sz w:val="24"/>
@@ -11313,7 +11449,7 @@
             <w:pPr>
               <w:ind w:firstLine="0"/>
               <w:jc w:val="left"/>
-              <w:spacing w:after="0" w:afterAutospacing="0" w:line="240" w:lineRule="auto"/>
+              <w:spacing w:after="0" w:afterAutospacing="0" w:line="17" w:lineRule="atLeast"/>
               <w:rPr>
                 <w:rFonts w:ascii="Times New Roman" w:hAnsi="Times New Roman" w:cs="Times New Roman"/>
                 <w:sz w:val="24"/>
@@ -11359,7 +11495,7 @@
             <w:pPr>
               <w:ind w:firstLine="0"/>
               <w:jc w:val="left"/>
-              <w:spacing w:after="0" w:afterAutospacing="0" w:line="240" w:lineRule="auto"/>
+              <w:spacing w:after="0" w:afterAutospacing="0" w:line="17" w:lineRule="atLeast"/>
               <w:rPr>
                 <w:rFonts w:ascii="Times New Roman" w:hAnsi="Times New Roman" w:cs="Times New Roman"/>
                 <w:sz w:val="24"/>
@@ -11410,6 +11546,7 @@
         </w:rPr>
       </w:r>
       <w:r/>
+      <w:r/>
     </w:p>
     <w:p>
       <w:pPr>
@@ -11473,6 +11610,7 @@
         <w:t xml:space="preserve">4.1 Требование к системе в целом</w:t>
       </w:r>
       <w:r/>
+      <w:r/>
     </w:p>
     <w:p>
       <w:pPr>
@@ -11517,7 +11655,7 @@
         <w:pStyle w:val="1030"/>
         <w:numPr>
           <w:ilvl w:val="0"/>
-          <w:numId w:val="52"/>
+          <w:numId w:val="80"/>
         </w:numPr>
         <w:ind w:left="0" w:firstLine="709"/>
         <w:jc w:val="both"/>
@@ -11531,17 +11669,107 @@
           <w:szCs w:val="28"/>
           <w:highlight w:val="none"/>
         </w:rPr>
-        <w:t xml:space="preserve">Подсистема сбора данных (эмулируется в проекте) — предназначена для имитации работы реального RFID-считывателя. Формирует POST-запрос на сервер с параметрами идентификатор метки поезда и название станции</w:t>
-      </w:r>
-      <w:r>
-        <w:rPr>
-          <w:rFonts w:ascii="Times New Roman" w:hAnsi="Times New Roman" w:eastAsia="Times New Roman" w:cs="Times New Roman"/>
-          <w:sz w:val="28"/>
-          <w:szCs w:val="28"/>
-          <w:highlight w:val="none"/>
-        </w:rPr>
-        <w:t xml:space="preserve">;</w:t>
-      </w:r>
+      </w:r>
+      <w:r>
+        <w:rPr>
+          <w:rFonts w:ascii="Times New Roman" w:hAnsi="Times New Roman" w:eastAsia="Times New Roman" w:cs="Times New Roman"/>
+          <w:sz w:val="28"/>
+          <w:szCs w:val="28"/>
+          <w:highlight w:val="none"/>
+        </w:rPr>
+        <w:t xml:space="preserve">Подсистема сбора данных — в реальной эксплуатации представляет собой RFID-антенну, установленную в тоннеле перед станцией. Антенна публикует считанный идентификатор метки и название станции в MQTT-брокер. В рамках учебного проекта эта подсистема эм</w:t>
+      </w:r>
+      <w:r>
+        <w:rPr>
+          <w:rFonts w:ascii="Times New Roman" w:hAnsi="Times New Roman" w:eastAsia="Times New Roman" w:cs="Times New Roman"/>
+          <w:sz w:val="28"/>
+          <w:szCs w:val="28"/>
+          <w:highlight w:val="none"/>
+        </w:rPr>
+        <w:t xml:space="preserve">улируется Python-скриптом, который также отправляет сообщения в MQTT-брокер</w:t>
+      </w:r>
+      <w:r>
+        <w:rPr>
+          <w:rFonts w:ascii="Times New Roman" w:hAnsi="Times New Roman" w:eastAsia="Times New Roman" w:cs="Times New Roman"/>
+          <w:sz w:val="28"/>
+          <w:szCs w:val="28"/>
+          <w:highlight w:val="none"/>
+        </w:rPr>
+        <w:t xml:space="preserve">.</w:t>
+      </w:r>
+      <w:r>
+        <w:rPr>
+          <w:rFonts w:ascii="Times New Roman" w:hAnsi="Times New Roman" w:eastAsia="Times New Roman" w:cs="Times New Roman"/>
+          <w:sz w:val="28"/>
+          <w:szCs w:val="28"/>
+          <w:highlight w:val="none"/>
+        </w:rPr>
+        <w:t xml:space="preserve"> </w:t>
+      </w:r>
+      <w:r>
+        <w:rPr>
+          <w:rFonts w:ascii="Times New Roman" w:hAnsi="Times New Roman" w:eastAsia="Times New Roman" w:cs="Times New Roman"/>
+          <w:sz w:val="28"/>
+          <w:szCs w:val="28"/>
+          <w:highlight w:val="none"/>
+        </w:rPr>
+        <w:t xml:space="preserve">В качестве идентификатора RFID-метки используется уникальный код (tag_id), присваиваемый производителем оборудования. В базе данных этот код связывается с конкретным поездом.</w:t>
+      </w:r>
+      <w:r>
+        <w:rPr>
+          <w:rFonts w:ascii="Times New Roman" w:hAnsi="Times New Roman" w:eastAsia="Times New Roman" w:cs="Times New Roman"/>
+          <w:sz w:val="28"/>
+          <w:szCs w:val="28"/>
+          <w:highlight w:val="none"/>
+        </w:rPr>
+        <w:t xml:space="preserve"> </w:t>
+      </w:r>
+      <w:r>
+        <w:rPr>
+          <w:rFonts w:ascii="Times New Roman" w:hAnsi="Times New Roman" w:eastAsia="Times New Roman" w:cs="Times New Roman"/>
+          <w:sz w:val="28"/>
+          <w:szCs w:val="28"/>
+          <w:highlight w:val="none"/>
+        </w:rPr>
+        <w:t xml:space="preserve">В</w:t>
+      </w:r>
+      <w:r>
+        <w:rPr>
+          <w:rFonts w:ascii="Times New Roman" w:hAnsi="Times New Roman" w:eastAsia="Times New Roman" w:cs="Times New Roman"/>
+          <w:sz w:val="28"/>
+          <w:szCs w:val="28"/>
+          <w:highlight w:val="none"/>
+        </w:rPr>
+        <w:t xml:space="preserve">ыбор MQTT обусловлен его лёгкостью, асинхронностью и надёжностью. В отличие от HTTP, MQTT не требует от антенны ожидания ответа от сервера, что критично при нестабильной связи в тоннелях. Протокол поддерживает уровни качества обслуживания (QoS), гарантируя</w:t>
+      </w:r>
+      <w:r>
+        <w:rPr>
+          <w:rFonts w:ascii="Times New Roman" w:hAnsi="Times New Roman" w:eastAsia="Times New Roman" w:cs="Times New Roman"/>
+          <w:sz w:val="28"/>
+          <w:szCs w:val="28"/>
+          <w:highlight w:val="none"/>
+        </w:rPr>
+        <w:t xml:space="preserve"> </w:t>
+      </w:r>
+      <w:r>
+        <w:rPr>
+          <w:rFonts w:ascii="Times New Roman" w:hAnsi="Times New Roman" w:eastAsia="Times New Roman" w:cs="Times New Roman"/>
+          <w:sz w:val="28"/>
+          <w:szCs w:val="28"/>
+          <w:highlight w:val="none"/>
+        </w:rPr>
+        <w:t xml:space="preserve">доставку сообщений. Кроме того, MQTT позволяет легко масштабировать систему: один брокер может обслуживать множество антенн на разных станциях, а новые подписчики (например, системы аналитики) могут подключаться к потоку данных без изменения конфигурации а</w:t>
+      </w:r>
+      <w:r>
+        <w:rPr>
+          <w:rFonts w:ascii="Times New Roman" w:hAnsi="Times New Roman" w:eastAsia="Times New Roman" w:cs="Times New Roman"/>
+          <w:sz w:val="28"/>
+          <w:szCs w:val="28"/>
+          <w:highlight w:val="none"/>
+        </w:rPr>
+        <w:t xml:space="preserve">нтенн.</w:t>
+      </w:r>
+      <w:r/>
       <w:r/>
     </w:p>
     <w:p>
@@ -11549,7 +11777,7 @@
         <w:pStyle w:val="1030"/>
         <w:numPr>
           <w:ilvl w:val="0"/>
-          <w:numId w:val="52"/>
+          <w:numId w:val="80"/>
         </w:numPr>
         <w:ind w:left="0" w:firstLine="709"/>
         <w:jc w:val="both"/>
@@ -11590,8 +11818,36 @@
           <w:szCs w:val="28"/>
           <w:highlight w:val="none"/>
         </w:rPr>
-        <w:t xml:space="preserve">;</w:t>
-      </w:r>
+        <w:t xml:space="preserve">. </w:t>
+      </w:r>
+      <w:r>
+        <w:rPr>
+          <w:rFonts w:ascii="Times New Roman" w:hAnsi="Times New Roman" w:eastAsia="Times New Roman" w:cs="Times New Roman"/>
+          <w:sz w:val="28"/>
+          <w:szCs w:val="28"/>
+          <w:highlight w:val="none"/>
+        </w:rPr>
+        <w:t xml:space="preserve">С</w:t>
+      </w:r>
+      <w:r>
+        <w:rPr>
+          <w:rFonts w:ascii="Times New Roman" w:hAnsi="Times New Roman" w:eastAsia="Times New Roman" w:cs="Times New Roman"/>
+          <w:sz w:val="28"/>
+          <w:szCs w:val="28"/>
+          <w:highlight w:val="none"/>
+        </w:rPr>
+        <w:t xml:space="preserve">ерверная подсистема подписывается на соответствующие топики MQTT-брокера для асинхронного приёма данных от считывателя. После получения сообщения сервер проверяет наличие метки в базе, определяет номер поезда, сохраняет событие в журнал и передаёт номер в </w:t>
+      </w:r>
+      <w:r>
+        <w:rPr>
+          <w:rFonts w:ascii="Times New Roman" w:hAnsi="Times New Roman" w:eastAsia="Times New Roman" w:cs="Times New Roman"/>
+          <w:sz w:val="28"/>
+          <w:szCs w:val="28"/>
+          <w:highlight w:val="none"/>
+        </w:rPr>
+        <w:t xml:space="preserve">интерфейс диспетчера.</w:t>
+      </w:r>
+      <w:r/>
       <w:r/>
     </w:p>
     <w:p>
@@ -11599,7 +11855,7 @@
         <w:pStyle w:val="1030"/>
         <w:numPr>
           <w:ilvl w:val="0"/>
-          <w:numId w:val="52"/>
+          <w:numId w:val="80"/>
         </w:numPr>
         <w:ind w:left="0" w:firstLine="709"/>
         <w:jc w:val="both"/>
@@ -11664,6 +11920,7 @@
         <w:t xml:space="preserve">Требования к функционированию: система должна работать круглосуточно в тестовом режиме (в рамках демонстрации допускается запуск на локальной машине). Диагностика — через логи Django. Обновления — по мере готовности функционала.</w:t>
       </w:r>
       <w:r/>
+      <w:r/>
     </w:p>
     <w:p>
       <w:pPr>
@@ -11686,6 +11943,53 @@
           <w:highlight w:val="none"/>
         </w:rPr>
         <w:t xml:space="preserve">На данном этапе внешние системы не требуются. В перспективе — подключение к реальному RFID-оборудованию.</w:t>
+      </w:r>
+      <w:r>
+        <w:rPr>
+          <w:rFonts w:ascii="Times New Roman" w:hAnsi="Times New Roman" w:eastAsia="Times New Roman" w:cs="Times New Roman"/>
+          <w:sz w:val="28"/>
+          <w:szCs w:val="28"/>
+          <w:highlight w:val="none"/>
+        </w:rPr>
+      </w:r>
+      <w:r>
+        <w:rPr>
+          <w:rFonts w:ascii="Times New Roman" w:hAnsi="Times New Roman" w:eastAsia="Times New Roman" w:cs="Times New Roman"/>
+          <w:sz w:val="28"/>
+          <w:szCs w:val="28"/>
+          <w:highlight w:val="none"/>
+        </w:rPr>
+      </w:r>
+    </w:p>
+    <w:p>
+      <w:pPr>
+        <w:ind w:firstLine="709"/>
+        <w:jc w:val="both"/>
+        <w:spacing w:after="0" w:afterAutospacing="0" w:line="360" w:lineRule="auto"/>
+        <w:rPr>
+          <w:rFonts w:ascii="Times New Roman" w:hAnsi="Times New Roman" w:eastAsia="Times New Roman" w:cs="Times New Roman"/>
+          <w:sz w:val="28"/>
+          <w:szCs w:val="28"/>
+          <w:highlight w:val="none"/>
+        </w:rPr>
+        <w:suppressLineNumbers w:val="0"/>
+      </w:pPr>
+      <w:r>
+        <w:rPr>
+          <w:rFonts w:ascii="Times New Roman" w:hAnsi="Times New Roman" w:eastAsia="Times New Roman" w:cs="Times New Roman"/>
+          <w:sz w:val="28"/>
+          <w:szCs w:val="28"/>
+          <w:highlight w:val="none"/>
+        </w:rPr>
+      </w:r>
+      <w:r>
+        <w:rPr>
+          <w:rFonts w:ascii="Times New Roman" w:hAnsi="Times New Roman" w:eastAsia="Times New Roman" w:cs="Times New Roman"/>
+          <w:sz w:val="28"/>
+          <w:szCs w:val="28"/>
+          <w:highlight w:val="none"/>
+        </w:rPr>
+        <w:t xml:space="preserve">Взаимодействие между сервером и АРМ диспетчера осуществляется по протоколу HTTPS для обеспечения безопасности передачи данных. Сервер Django выступает в роли подписчика MQTT-брокера, а RFID-антенна — в роли издателя.</w:t>
       </w:r>
       <w:r>
         <w:rPr>
@@ -11720,6 +12024,7 @@
         </w:rPr>
       </w:r>
       <w:r/>
+      <w:r/>
     </w:p>
     <w:p>
       <w:pPr>
@@ -11776,13 +12081,14 @@
         <w:t xml:space="preserve">Для поездного диспетчера и дежурного по станции:</w:t>
       </w:r>
       <w:r/>
+      <w:r/>
     </w:p>
     <w:p>
       <w:pPr>
         <w:pStyle w:val="1030"/>
         <w:numPr>
           <w:ilvl w:val="0"/>
-          <w:numId w:val="55"/>
+          <w:numId w:val="83"/>
         </w:numPr>
         <w:ind w:left="0" w:firstLine="709"/>
         <w:jc w:val="both"/>
@@ -11808,13 +12114,14 @@
         <w:t xml:space="preserve">;</w:t>
       </w:r>
       <w:r/>
+      <w:r/>
     </w:p>
     <w:p>
       <w:pPr>
         <w:pStyle w:val="1030"/>
         <w:numPr>
           <w:ilvl w:val="0"/>
-          <w:numId w:val="55"/>
+          <w:numId w:val="83"/>
         </w:numPr>
         <w:ind w:left="0" w:firstLine="709"/>
         <w:jc w:val="both"/>
@@ -11840,13 +12147,14 @@
         <w:t xml:space="preserve">;</w:t>
       </w:r>
       <w:r/>
+      <w:r/>
     </w:p>
     <w:p>
       <w:pPr>
         <w:pStyle w:val="1030"/>
         <w:numPr>
           <w:ilvl w:val="0"/>
-          <w:numId w:val="55"/>
+          <w:numId w:val="83"/>
         </w:numPr>
         <w:ind w:left="0" w:firstLine="709"/>
         <w:jc w:val="both"/>
@@ -11872,13 +12180,14 @@
         <w:t xml:space="preserve">;</w:t>
       </w:r>
       <w:r/>
+      <w:r/>
     </w:p>
     <w:p>
       <w:pPr>
         <w:pStyle w:val="1030"/>
         <w:numPr>
           <w:ilvl w:val="0"/>
-          <w:numId w:val="55"/>
+          <w:numId w:val="83"/>
         </w:numPr>
         <w:ind w:left="0" w:firstLine="709"/>
         <w:jc w:val="both"/>
@@ -11980,13 +12289,14 @@
         <w:t xml:space="preserve">Для администратора системы:</w:t>
       </w:r>
       <w:r/>
+      <w:r/>
     </w:p>
     <w:p>
       <w:pPr>
         <w:pStyle w:val="1030"/>
         <w:numPr>
           <w:ilvl w:val="0"/>
-          <w:numId w:val="56"/>
+          <w:numId w:val="84"/>
         </w:numPr>
         <w:ind w:left="0" w:firstLine="709"/>
         <w:jc w:val="both"/>
@@ -12021,13 +12331,14 @@
         <w:t xml:space="preserve">;</w:t>
       </w:r>
       <w:r/>
+      <w:r/>
     </w:p>
     <w:p>
       <w:pPr>
         <w:pStyle w:val="1030"/>
         <w:numPr>
           <w:ilvl w:val="0"/>
-          <w:numId w:val="56"/>
+          <w:numId w:val="84"/>
         </w:numPr>
         <w:ind w:left="0" w:firstLine="709"/>
         <w:jc w:val="both"/>
@@ -12053,13 +12364,14 @@
         <w:t xml:space="preserve">;</w:t>
       </w:r>
       <w:r/>
+      <w:r/>
     </w:p>
     <w:p>
       <w:pPr>
         <w:pStyle w:val="1030"/>
         <w:numPr>
           <w:ilvl w:val="0"/>
-          <w:numId w:val="56"/>
+          <w:numId w:val="84"/>
         </w:numPr>
         <w:ind w:left="0" w:firstLine="709"/>
         <w:jc w:val="both"/>
@@ -12085,13 +12397,14 @@
         <w:t xml:space="preserve">;</w:t>
       </w:r>
       <w:r/>
+      <w:r/>
     </w:p>
     <w:p>
       <w:pPr>
         <w:pStyle w:val="1030"/>
         <w:numPr>
           <w:ilvl w:val="0"/>
-          <w:numId w:val="56"/>
+          <w:numId w:val="84"/>
         </w:numPr>
         <w:ind w:left="0" w:firstLine="709"/>
         <w:jc w:val="both"/>
@@ -12108,6 +12421,7 @@
         <w:t xml:space="preserve">настройка названий станций, на которых работает систем.</w:t>
       </w:r>
       <w:r/>
+      <w:r/>
     </w:p>
     <w:p>
       <w:pPr>
@@ -12125,6 +12439,7 @@
         </w:rPr>
       </w:r>
       <w:r/>
+      <w:r/>
     </w:p>
     <w:p>
       <w:pPr>
@@ -12143,13 +12458,14 @@
         <w:t xml:space="preserve">Серверная часть (автоматически):</w:t>
       </w:r>
       <w:r/>
+      <w:r/>
     </w:p>
     <w:p>
       <w:pPr>
         <w:pStyle w:val="1030"/>
         <w:numPr>
           <w:ilvl w:val="0"/>
-          <w:numId w:val="57"/>
+          <w:numId w:val="85"/>
         </w:numPr>
         <w:ind w:left="0" w:firstLine="709"/>
         <w:jc w:val="both"/>
@@ -12172,7 +12488,16 @@
           <w:szCs w:val="28"/>
           <w:highlight w:val="none"/>
         </w:rPr>
-        <w:t xml:space="preserve">риём POST-запросов от считывателя с параметрами идентификатор метки поезда и наименование станции</w:t>
+        <w:t xml:space="preserve">р</w:t>
+      </w:r>
+      <w:r>
+        <w:rPr>
+          <w:rFonts w:ascii="Times New Roman" w:hAnsi="Times New Roman" w:eastAsia="Times New Roman" w:cs="Times New Roman"/>
+          <w:sz w:val="28"/>
+          <w:szCs w:val="28"/>
+          <w:highlight w:val="none"/>
+        </w:rPr>
+        <w:t xml:space="preserve">иём сообщений от RFID-антенны (считывателя) через подписку на соответствующий топик MQTT-брокера</w:t>
       </w:r>
       <w:r>
         <w:rPr>
@@ -12183,6 +12508,7 @@
         </w:rPr>
         <w:t xml:space="preserve">;</w:t>
       </w:r>
+      <w:r/>
       <w:r/>
     </w:p>
     <w:p>
@@ -12190,7 +12516,7 @@
         <w:pStyle w:val="1030"/>
         <w:numPr>
           <w:ilvl w:val="0"/>
-          <w:numId w:val="57"/>
+          <w:numId w:val="85"/>
         </w:numPr>
         <w:ind w:left="0" w:firstLine="709"/>
         <w:jc w:val="both"/>
@@ -12225,13 +12551,14 @@
         <w:t xml:space="preserve">;</w:t>
       </w:r>
       <w:r/>
+      <w:r/>
     </w:p>
     <w:p>
       <w:pPr>
         <w:pStyle w:val="1030"/>
         <w:numPr>
           <w:ilvl w:val="0"/>
-          <w:numId w:val="57"/>
+          <w:numId w:val="85"/>
         </w:numPr>
         <w:ind w:left="0" w:firstLine="709"/>
         <w:jc w:val="both"/>
@@ -12284,13 +12611,14 @@
         <w:t xml:space="preserve">.</w:t>
       </w:r>
       <w:r/>
+      <w:r/>
     </w:p>
     <w:p>
       <w:pPr>
         <w:pStyle w:val="1030"/>
         <w:numPr>
           <w:ilvl w:val="0"/>
-          <w:numId w:val="57"/>
+          <w:numId w:val="85"/>
         </w:numPr>
         <w:ind w:left="0" w:firstLine="709"/>
         <w:jc w:val="both"/>
@@ -12316,165 +12644,14 @@
         <w:t xml:space="preserve">;</w:t>
       </w:r>
       <w:r/>
+      <w:r/>
     </w:p>
     <w:p>
       <w:pPr>
         <w:pStyle w:val="1030"/>
         <w:numPr>
           <w:ilvl w:val="0"/>
-          <w:numId w:val="57"/>
-        </w:numPr>
-        <w:ind w:left="0" w:firstLine="709"/>
-        <w:jc w:val="both"/>
-        <w:spacing w:after="0" w:afterAutospacing="0" w:line="360" w:lineRule="auto"/>
-        <w:rPr>
-          <w:rFonts w:ascii="Times New Roman" w:hAnsi="Times New Roman" w:eastAsia="Times New Roman" w:cs="Times New Roman"/>
-          <w:sz w:val="28"/>
-          <w:szCs w:val="28"/>
-          <w:highlight w:val="none"/>
-        </w:rPr>
-        <w:suppressLineNumbers w:val="0"/>
-      </w:pPr>
-      <w:r>
-        <w:rPr>
-          <w:rFonts w:ascii="Times New Roman" w:hAnsi="Times New Roman" w:eastAsia="Times New Roman" w:cs="Times New Roman"/>
-          <w:sz w:val="28"/>
-          <w:szCs w:val="28"/>
-          <w:highlight w:val="none"/>
-        </w:rPr>
-        <w:t xml:space="preserve">предотвращение дублирования (если один и тот же </w:t>
-      </w:r>
-      <w:r>
-        <w:rPr>
-          <w:rFonts w:ascii="Times New Roman" w:hAnsi="Times New Roman" w:eastAsia="Times New Roman" w:cs="Times New Roman"/>
-          <w:sz w:val="28"/>
-          <w:szCs w:val="28"/>
-          <w:highlight w:val="none"/>
-        </w:rPr>
-        <w:t xml:space="preserve">идентификатор метки поезда</w:t>
-      </w:r>
-      <w:r>
-        <w:rPr>
-          <w:rFonts w:ascii="Times New Roman" w:hAnsi="Times New Roman" w:eastAsia="Times New Roman" w:cs="Times New Roman"/>
-          <w:sz w:val="28"/>
-          <w:szCs w:val="28"/>
-          <w:highlight w:val="none"/>
-        </w:rPr>
-        <w:t xml:space="preserve"> передан повторно в течение 10 секунд — не создавать новое событие, либо создавать, но с пометкой).</w:t>
-      </w:r>
-      <w:r>
-        <w:rPr>
-          <w:rFonts w:ascii="Times New Roman" w:hAnsi="Times New Roman" w:eastAsia="Times New Roman" w:cs="Times New Roman"/>
-          <w:sz w:val="28"/>
-          <w:szCs w:val="28"/>
-          <w:highlight w:val="none"/>
-        </w:rPr>
-      </w:r>
-      <w:r>
-        <w:rPr>
-          <w:rFonts w:ascii="Times New Roman" w:hAnsi="Times New Roman" w:eastAsia="Times New Roman" w:cs="Times New Roman"/>
-          <w:sz w:val="28"/>
-          <w:szCs w:val="28"/>
-          <w:highlight w:val="none"/>
-        </w:rPr>
-      </w:r>
-    </w:p>
-    <w:p>
-      <w:pPr>
-        <w:ind w:firstLine="709"/>
-        <w:jc w:val="both"/>
-        <w:spacing w:after="0" w:afterAutospacing="0" w:line="360" w:lineRule="auto"/>
-        <w:rPr>
-          <w:rFonts w:ascii="Times New Roman" w:hAnsi="Times New Roman" w:eastAsia="Times New Roman" w:cs="Times New Roman"/>
-          <w:sz w:val="28"/>
-          <w:szCs w:val="28"/>
-          <w:highlight w:val="none"/>
-        </w:rPr>
-        <w:suppressLineNumbers w:val="0"/>
-      </w:pPr>
-      <w:r>
-        <w:rPr>
-          <w:rFonts w:ascii="Times New Roman" w:hAnsi="Times New Roman" w:eastAsia="Times New Roman" w:cs="Times New Roman"/>
-          <w:sz w:val="28"/>
-          <w:szCs w:val="28"/>
-          <w:highlight w:val="none"/>
-        </w:rPr>
-      </w:r>
-      <w:r>
-        <w:rPr>
-          <w:rFonts w:ascii="Times New Roman" w:hAnsi="Times New Roman" w:eastAsia="Times New Roman" w:cs="Times New Roman"/>
-          <w:sz w:val="28"/>
-          <w:szCs w:val="28"/>
-          <w:highlight w:val="none"/>
-        </w:rPr>
-      </w:r>
-      <w:r>
-        <w:rPr>
-          <w:rFonts w:ascii="Times New Roman" w:hAnsi="Times New Roman" w:eastAsia="Times New Roman" w:cs="Times New Roman"/>
-          <w:sz w:val="28"/>
-          <w:szCs w:val="28"/>
-          <w:highlight w:val="none"/>
-        </w:rPr>
-      </w:r>
-    </w:p>
-    <w:p>
-      <w:pPr>
-        <w:ind w:firstLine="709"/>
-        <w:jc w:val="both"/>
-        <w:spacing w:after="0" w:afterAutospacing="0" w:line="360" w:lineRule="auto"/>
-        <w:rPr>
-          <w:b/>
-          <w:bCs/>
-        </w:rPr>
-        <w:suppressLineNumbers w:val="0"/>
-      </w:pPr>
-      <w:r>
-        <w:rPr>
-          <w:rFonts w:ascii="Times New Roman" w:hAnsi="Times New Roman" w:eastAsia="Times New Roman" w:cs="Times New Roman"/>
-          <w:b/>
-          <w:bCs/>
-          <w:sz w:val="28"/>
-          <w:szCs w:val="28"/>
-        </w:rPr>
-        <w:t xml:space="preserve">4.3 Требование к видам обеспечения</w:t>
-      </w:r>
-      <w:r>
-        <w:rPr>
-          <w:b/>
-          <w:bCs/>
-        </w:rPr>
-      </w:r>
-      <w:r>
-        <w:rPr>
-          <w:b/>
-          <w:bCs/>
-        </w:rPr>
-      </w:r>
-    </w:p>
-    <w:p>
-      <w:pPr>
-        <w:ind w:firstLine="709"/>
-        <w:jc w:val="both"/>
-        <w:spacing w:after="0" w:afterAutospacing="0" w:line="360" w:lineRule="auto"/>
-        <w:suppressLineNumbers w:val="0"/>
-      </w:pPr>
-      <w:r>
-        <w:rPr>
-          <w:rFonts w:ascii="Times New Roman" w:hAnsi="Times New Roman" w:eastAsia="Times New Roman" w:cs="Times New Roman"/>
-          <w:sz w:val="28"/>
-          <w:szCs w:val="28"/>
-          <w:highlight w:val="none"/>
-        </w:rPr>
-        <w:t xml:space="preserve">Алгоритмы и математические модели:</w:t>
-      </w:r>
-      <w:r/>
-    </w:p>
-    <w:p>
-      <w:pPr>
-        <w:pStyle w:val="1030"/>
-        <w:numPr>
-          <w:ilvl w:val="0"/>
-          <w:numId w:val="58"/>
+          <w:numId w:val="85"/>
         </w:numPr>
         <w:ind w:left="0" w:firstLine="709"/>
         <w:jc w:val="both"/>
@@ -12488,44 +12665,17 @@
           <w:szCs w:val="28"/>
           <w:highlight w:val="none"/>
         </w:rPr>
-        <w:t xml:space="preserve">а</w:t>
-      </w:r>
-      <w:r>
-        <w:rPr>
-          <w:rFonts w:ascii="Times New Roman" w:hAnsi="Times New Roman" w:eastAsia="Times New Roman" w:cs="Times New Roman"/>
-          <w:sz w:val="28"/>
-          <w:szCs w:val="28"/>
-          <w:highlight w:val="none"/>
-        </w:rPr>
-        <w:t xml:space="preserve">лгоритм идентификации: по </w:t>
-      </w:r>
-      <w:r>
-        <w:rPr>
-          <w:rFonts w:ascii="Times New Roman" w:hAnsi="Times New Roman" w:eastAsia="Times New Roman" w:cs="Times New Roman"/>
-          <w:sz w:val="28"/>
-          <w:szCs w:val="28"/>
-          <w:highlight w:val="none"/>
-        </w:rPr>
-        <w:t xml:space="preserve">идентификатору метки поезда</w:t>
-      </w:r>
-      <w:r>
-        <w:rPr>
-          <w:rFonts w:ascii="Times New Roman" w:hAnsi="Times New Roman" w:eastAsia="Times New Roman" w:cs="Times New Roman"/>
-          <w:sz w:val="28"/>
-          <w:szCs w:val="28"/>
-          <w:highlight w:val="none"/>
-        </w:rPr>
-        <w:t xml:space="preserve"> получить номер поезда  с использованием индексов базы данных</w:t>
-      </w:r>
-      <w:r>
-        <w:rPr>
-          <w:rFonts w:ascii="Times New Roman" w:hAnsi="Times New Roman" w:eastAsia="Times New Roman" w:cs="Times New Roman"/>
-          <w:sz w:val="28"/>
-          <w:szCs w:val="28"/>
-          <w:highlight w:val="none"/>
-        </w:rPr>
-        <w:t xml:space="preserve">;</w:t>
-      </w:r>
+      </w:r>
+      <w:r>
+        <w:rPr>
+          <w:rFonts w:ascii="Times New Roman" w:hAnsi="Times New Roman" w:eastAsia="Times New Roman" w:cs="Times New Roman"/>
+          <w:sz w:val="28"/>
+          <w:szCs w:val="28"/>
+          <w:highlight w:val="none"/>
+        </w:rPr>
+        <w:t xml:space="preserve">отправка номера поезда на АРМ диспетчера по протоколу HTTPS с использованием технологии автоматического обновления (AJAX/WebSockets);</w:t>
+      </w:r>
+      <w:r/>
       <w:r/>
     </w:p>
     <w:p>
@@ -12533,7 +12683,160 @@
         <w:pStyle w:val="1030"/>
         <w:numPr>
           <w:ilvl w:val="0"/>
-          <w:numId w:val="58"/>
+          <w:numId w:val="85"/>
+        </w:numPr>
+        <w:ind w:left="0" w:firstLine="709"/>
+        <w:jc w:val="both"/>
+        <w:spacing w:after="0" w:afterAutospacing="0" w:line="360" w:lineRule="auto"/>
+        <w:rPr>
+          <w:rFonts w:ascii="Times New Roman" w:hAnsi="Times New Roman" w:eastAsia="Times New Roman" w:cs="Times New Roman"/>
+          <w:sz w:val="28"/>
+          <w:szCs w:val="28"/>
+          <w:highlight w:val="none"/>
+        </w:rPr>
+        <w:suppressLineNumbers w:val="0"/>
+      </w:pPr>
+      <w:r>
+        <w:rPr>
+          <w:rFonts w:ascii="Times New Roman" w:hAnsi="Times New Roman" w:eastAsia="Times New Roman" w:cs="Times New Roman"/>
+          <w:sz w:val="28"/>
+          <w:szCs w:val="28"/>
+          <w:highlight w:val="none"/>
+        </w:rPr>
+        <w:t xml:space="preserve">предотвращение дублирования (если один и тот же </w:t>
+      </w:r>
+      <w:r>
+        <w:rPr>
+          <w:rFonts w:ascii="Times New Roman" w:hAnsi="Times New Roman" w:eastAsia="Times New Roman" w:cs="Times New Roman"/>
+          <w:sz w:val="28"/>
+          <w:szCs w:val="28"/>
+          <w:highlight w:val="none"/>
+        </w:rPr>
+        <w:t xml:space="preserve">идентификатор метки поезда</w:t>
+      </w:r>
+      <w:r>
+        <w:rPr>
+          <w:rFonts w:ascii="Times New Roman" w:hAnsi="Times New Roman" w:eastAsia="Times New Roman" w:cs="Times New Roman"/>
+          <w:sz w:val="28"/>
+          <w:szCs w:val="28"/>
+          <w:highlight w:val="none"/>
+        </w:rPr>
+        <w:t xml:space="preserve"> передан повторно в течение 10 секунд — не создавать новое событие, либо создавать, но с пометкой).</w:t>
+      </w:r>
+      <w:r>
+        <w:rPr>
+          <w:rFonts w:ascii="Times New Roman" w:hAnsi="Times New Roman" w:eastAsia="Times New Roman" w:cs="Times New Roman"/>
+          <w:sz w:val="28"/>
+          <w:szCs w:val="28"/>
+          <w:highlight w:val="none"/>
+        </w:rPr>
+      </w:r>
+      <w:r>
+        <w:rPr>
+          <w:rFonts w:ascii="Times New Roman" w:hAnsi="Times New Roman" w:eastAsia="Times New Roman" w:cs="Times New Roman"/>
+          <w:sz w:val="28"/>
+          <w:szCs w:val="28"/>
+          <w:highlight w:val="none"/>
+        </w:rPr>
+      </w:r>
+    </w:p>
+    <w:p>
+      <w:pPr>
+        <w:ind w:firstLine="709"/>
+        <w:jc w:val="both"/>
+        <w:spacing w:after="0" w:afterAutospacing="0" w:line="360" w:lineRule="auto"/>
+        <w:rPr>
+          <w:rFonts w:ascii="Times New Roman" w:hAnsi="Times New Roman" w:eastAsia="Times New Roman" w:cs="Times New Roman"/>
+          <w:sz w:val="28"/>
+          <w:szCs w:val="28"/>
+          <w:highlight w:val="none"/>
+        </w:rPr>
+        <w:suppressLineNumbers w:val="0"/>
+      </w:pPr>
+      <w:r>
+        <w:rPr>
+          <w:rFonts w:ascii="Times New Roman" w:hAnsi="Times New Roman" w:eastAsia="Times New Roman" w:cs="Times New Roman"/>
+          <w:sz w:val="28"/>
+          <w:szCs w:val="28"/>
+          <w:highlight w:val="none"/>
+        </w:rPr>
+      </w:r>
+      <w:r>
+        <w:rPr>
+          <w:rFonts w:ascii="Times New Roman" w:hAnsi="Times New Roman" w:eastAsia="Times New Roman" w:cs="Times New Roman"/>
+          <w:sz w:val="28"/>
+          <w:szCs w:val="28"/>
+          <w:highlight w:val="none"/>
+        </w:rPr>
+      </w:r>
+      <w:r>
+        <w:rPr>
+          <w:rFonts w:ascii="Times New Roman" w:hAnsi="Times New Roman" w:eastAsia="Times New Roman" w:cs="Times New Roman"/>
+          <w:sz w:val="28"/>
+          <w:szCs w:val="28"/>
+          <w:highlight w:val="none"/>
+        </w:rPr>
+      </w:r>
+    </w:p>
+    <w:p>
+      <w:pPr>
+        <w:ind w:firstLine="709"/>
+        <w:jc w:val="both"/>
+        <w:spacing w:after="0" w:afterAutospacing="0" w:line="360" w:lineRule="auto"/>
+        <w:rPr>
+          <w:b/>
+          <w:bCs/>
+        </w:rPr>
+        <w:suppressLineNumbers w:val="0"/>
+      </w:pPr>
+      <w:r>
+        <w:rPr>
+          <w:rFonts w:ascii="Times New Roman" w:hAnsi="Times New Roman" w:eastAsia="Times New Roman" w:cs="Times New Roman"/>
+          <w:b/>
+          <w:bCs/>
+          <w:sz w:val="28"/>
+          <w:szCs w:val="28"/>
+        </w:rPr>
+        <w:t xml:space="preserve">4.3 Требование к видам обеспечения</w:t>
+      </w:r>
+      <w:r>
+        <w:rPr>
+          <w:b/>
+          <w:bCs/>
+        </w:rPr>
+      </w:r>
+      <w:r>
+        <w:rPr>
+          <w:b/>
+          <w:bCs/>
+        </w:rPr>
+      </w:r>
+    </w:p>
+    <w:p>
+      <w:pPr>
+        <w:ind w:firstLine="709"/>
+        <w:jc w:val="both"/>
+        <w:spacing w:after="0" w:afterAutospacing="0" w:line="360" w:lineRule="auto"/>
+        <w:suppressLineNumbers w:val="0"/>
+      </w:pPr>
+      <w:r>
+        <w:rPr>
+          <w:rFonts w:ascii="Times New Roman" w:hAnsi="Times New Roman" w:eastAsia="Times New Roman" w:cs="Times New Roman"/>
+          <w:sz w:val="28"/>
+          <w:szCs w:val="28"/>
+          <w:highlight w:val="none"/>
+        </w:rPr>
+        <w:t xml:space="preserve">Алгоритмы и математические модели:</w:t>
+      </w:r>
+      <w:r/>
+      <w:r/>
+    </w:p>
+    <w:p>
+      <w:pPr>
+        <w:pStyle w:val="1030"/>
+        <w:numPr>
+          <w:ilvl w:val="0"/>
+          <w:numId w:val="86"/>
         </w:numPr>
         <w:ind w:left="0" w:firstLine="709"/>
         <w:jc w:val="both"/>
@@ -12547,7 +12850,34 @@
           <w:szCs w:val="28"/>
           <w:highlight w:val="none"/>
         </w:rPr>
-        <w:t xml:space="preserve">алгоритм дедупликации событий: сравнение времени последнего прохода для данного идентификатора метки поезда, если прошло менее N секунд (например, 5) — игнорировать повтор, чтобы избежать ложных срабатываний при задержке сигнала</w:t>
+        <w:t xml:space="preserve">а</w:t>
+      </w:r>
+      <w:r>
+        <w:rPr>
+          <w:rFonts w:ascii="Times New Roman" w:hAnsi="Times New Roman" w:eastAsia="Times New Roman" w:cs="Times New Roman"/>
+          <w:sz w:val="28"/>
+          <w:szCs w:val="28"/>
+          <w:highlight w:val="none"/>
+        </w:rPr>
+        <w:t xml:space="preserve">лгоритм идентификации: по </w:t>
+      </w:r>
+      <w:r>
+        <w:rPr>
+          <w:rFonts w:ascii="Times New Roman" w:hAnsi="Times New Roman" w:eastAsia="Times New Roman" w:cs="Times New Roman"/>
+          <w:sz w:val="28"/>
+          <w:szCs w:val="28"/>
+          <w:highlight w:val="none"/>
+        </w:rPr>
+        <w:t xml:space="preserve">идентификатору метки поезда</w:t>
+      </w:r>
+      <w:r>
+        <w:rPr>
+          <w:rFonts w:ascii="Times New Roman" w:hAnsi="Times New Roman" w:eastAsia="Times New Roman" w:cs="Times New Roman"/>
+          <w:sz w:val="28"/>
+          <w:szCs w:val="28"/>
+          <w:highlight w:val="none"/>
+        </w:rPr>
+        <w:t xml:space="preserve"> получить номер поезда  с использованием индексов базы данных</w:t>
       </w:r>
       <w:r>
         <w:rPr>
@@ -12558,6 +12888,7 @@
         </w:rPr>
         <w:t xml:space="preserve">;</w:t>
       </w:r>
+      <w:r/>
       <w:r/>
     </w:p>
     <w:p>
@@ -12565,7 +12896,7 @@
         <w:pStyle w:val="1030"/>
         <w:numPr>
           <w:ilvl w:val="0"/>
-          <w:numId w:val="58"/>
+          <w:numId w:val="86"/>
         </w:numPr>
         <w:ind w:left="0" w:firstLine="709"/>
         <w:jc w:val="both"/>
@@ -12579,73 +12910,26 @@
           <w:szCs w:val="28"/>
           <w:highlight w:val="none"/>
         </w:rPr>
-        <w:t xml:space="preserve">а</w:t>
-      </w:r>
-      <w:r>
-        <w:rPr>
-          <w:rFonts w:ascii="Times New Roman" w:hAnsi="Times New Roman" w:eastAsia="Times New Roman" w:cs="Times New Roman"/>
-          <w:sz w:val="28"/>
-          <w:szCs w:val="28"/>
-          <w:highlight w:val="none"/>
-        </w:rPr>
-        <w:t xml:space="preserve">лгоритм автоматического обновления диспетчерского интерфейса: клиент каждые 3 секунды запрашивает через AJAX последние события, либо использует WebSockets (по желанию)</w:t>
-      </w:r>
-      <w:r>
-        <w:rPr>
-          <w:rFonts w:ascii="Times New Roman" w:hAnsi="Times New Roman" w:eastAsia="Times New Roman" w:cs="Times New Roman"/>
-          <w:sz w:val="28"/>
-          <w:szCs w:val="28"/>
-          <w:highlight w:val="none"/>
-        </w:rPr>
-        <w:t xml:space="preserve">.</w:t>
-      </w:r>
+        <w:t xml:space="preserve">алгоритм дедупликации событий: сравнение времени последнего прохода для данного идентификатора метки поезда, если прошло менее N секунд (например, 5) — игнорировать повтор, чтобы избежать ложных срабатываний при задержке сигнала</w:t>
+      </w:r>
+      <w:r>
+        <w:rPr>
+          <w:rFonts w:ascii="Times New Roman" w:hAnsi="Times New Roman" w:eastAsia="Times New Roman" w:cs="Times New Roman"/>
+          <w:sz w:val="28"/>
+          <w:szCs w:val="28"/>
+          <w:highlight w:val="none"/>
+        </w:rPr>
+        <w:t xml:space="preserve">;</w:t>
+      </w:r>
+      <w:r/>
       <w:r/>
     </w:p>
     <w:p>
       <w:pPr>
-        <w:ind w:firstLine="709"/>
-        <w:jc w:val="both"/>
-        <w:spacing w:after="0" w:afterAutospacing="0" w:line="360" w:lineRule="auto"/>
-        <w:rPr>
-          <w:rFonts w:ascii="Times New Roman" w:hAnsi="Times New Roman" w:eastAsia="Times New Roman" w:cs="Times New Roman"/>
-          <w:sz w:val="28"/>
-          <w:szCs w:val="28"/>
-          <w:highlight w:val="none"/>
-        </w:rPr>
-        <w:suppressLineNumbers w:val="0"/>
-      </w:pPr>
-      <w:r>
-        <w:rPr>
-          <w:rFonts w:ascii="Times New Roman" w:hAnsi="Times New Roman" w:eastAsia="Times New Roman" w:cs="Times New Roman"/>
-          <w:sz w:val="28"/>
-          <w:szCs w:val="28"/>
-          <w:highlight w:val="none"/>
-        </w:rPr>
-        <w:t xml:space="preserve">Информационное обеспечение:</w:t>
-      </w:r>
-      <w:r>
-        <w:rPr>
-          <w:rFonts w:ascii="Times New Roman" w:hAnsi="Times New Roman" w:eastAsia="Times New Roman" w:cs="Times New Roman"/>
-          <w:sz w:val="28"/>
-          <w:szCs w:val="28"/>
-          <w:highlight w:val="none"/>
-        </w:rPr>
-      </w:r>
-      <w:r>
-        <w:rPr>
-          <w:rFonts w:ascii="Times New Roman" w:hAnsi="Times New Roman" w:eastAsia="Times New Roman" w:cs="Times New Roman"/>
-          <w:sz w:val="28"/>
-          <w:szCs w:val="28"/>
-          <w:highlight w:val="none"/>
-        </w:rPr>
-      </w:r>
-    </w:p>
-    <w:p>
-      <w:pPr>
         <w:pStyle w:val="1030"/>
         <w:numPr>
           <w:ilvl w:val="0"/>
-          <w:numId w:val="59"/>
+          <w:numId w:val="86"/>
         </w:numPr>
         <w:ind w:left="0" w:firstLine="709"/>
         <w:jc w:val="both"/>
@@ -12659,33 +12943,74 @@
           <w:szCs w:val="28"/>
           <w:highlight w:val="none"/>
         </w:rPr>
-      </w:r>
-      <w:r>
-        <w:rPr>
-          <w:rFonts w:ascii="Times New Roman" w:hAnsi="Times New Roman" w:eastAsia="Times New Roman" w:cs="Times New Roman"/>
-          <w:sz w:val="28"/>
-          <w:szCs w:val="28"/>
-          <w:highlight w:val="none"/>
-        </w:rPr>
-        <w:t xml:space="preserve">структура базы данных: Должна быть спроектирована с учётом нормализации для минимизации избыточности и обеспечения целостности данных</w:t>
-      </w:r>
-      <w:r>
-        <w:rPr>
-          <w:rFonts w:ascii="Times New Roman" w:hAnsi="Times New Roman" w:eastAsia="Times New Roman" w:cs="Times New Roman"/>
-          <w:sz w:val="28"/>
-          <w:szCs w:val="28"/>
-          <w:highlight w:val="none"/>
-        </w:rPr>
-        <w:t xml:space="preserve">;</w:t>
-      </w:r>
+        <w:t xml:space="preserve">а</w:t>
+      </w:r>
+      <w:r>
+        <w:rPr>
+          <w:rFonts w:ascii="Times New Roman" w:hAnsi="Times New Roman" w:eastAsia="Times New Roman" w:cs="Times New Roman"/>
+          <w:sz w:val="28"/>
+          <w:szCs w:val="28"/>
+          <w:highlight w:val="none"/>
+        </w:rPr>
+        <w:t xml:space="preserve">лгоритм автоматического обновления диспетчерского интерфейса: клиент каждые 3 секунды запрашивает через AJAX последние события, либо использует WebSockets (по желанию)</w:t>
+      </w:r>
+      <w:r>
+        <w:rPr>
+          <w:rFonts w:ascii="Times New Roman" w:hAnsi="Times New Roman" w:eastAsia="Times New Roman" w:cs="Times New Roman"/>
+          <w:sz w:val="28"/>
+          <w:szCs w:val="28"/>
+          <w:highlight w:val="none"/>
+        </w:rPr>
+        <w:t xml:space="preserve">.</w:t>
+      </w:r>
+      <w:r/>
       <w:r/>
     </w:p>
     <w:p>
       <w:pPr>
+        <w:ind w:firstLine="709"/>
+        <w:jc w:val="both"/>
+        <w:spacing w:after="0" w:afterAutospacing="0" w:line="360" w:lineRule="auto"/>
+        <w:rPr>
+          <w:rFonts w:ascii="Times New Roman" w:hAnsi="Times New Roman" w:eastAsia="Times New Roman" w:cs="Times New Roman"/>
+          <w:sz w:val="28"/>
+          <w:szCs w:val="28"/>
+          <w:highlight w:val="none"/>
+        </w:rPr>
+        <w:suppressLineNumbers w:val="0"/>
+      </w:pPr>
+      <w:r>
+        <w:rPr>
+          <w:rFonts w:ascii="Times New Roman" w:hAnsi="Times New Roman" w:eastAsia="Times New Roman" w:cs="Times New Roman"/>
+          <w:sz w:val="28"/>
+          <w:szCs w:val="28"/>
+          <w:highlight w:val="none"/>
+        </w:rPr>
+        <w:t xml:space="preserve">Информационное обеспечение:</w:t>
+      </w:r>
+      <w:r>
+        <w:rPr>
+          <w:rFonts w:ascii="Times New Roman" w:hAnsi="Times New Roman" w:eastAsia="Times New Roman" w:cs="Times New Roman"/>
+          <w:sz w:val="28"/>
+          <w:szCs w:val="28"/>
+          <w:highlight w:val="none"/>
+        </w:rPr>
+      </w:r>
+      <w:r>
+        <w:rPr>
+          <w:rFonts w:ascii="Times New Roman" w:hAnsi="Times New Roman" w:eastAsia="Times New Roman" w:cs="Times New Roman"/>
+          <w:sz w:val="28"/>
+          <w:szCs w:val="28"/>
+          <w:highlight w:val="none"/>
+        </w:rPr>
+      </w:r>
+    </w:p>
+    <w:p>
+      <w:pPr>
         <w:pStyle w:val="1030"/>
         <w:numPr>
           <w:ilvl w:val="0"/>
-          <w:numId w:val="59"/>
+          <w:numId w:val="87"/>
         </w:numPr>
         <w:ind w:left="0" w:firstLine="709"/>
         <w:jc w:val="both"/>
@@ -12699,7 +13024,15 @@
           <w:szCs w:val="28"/>
           <w:highlight w:val="none"/>
         </w:rPr>
-        <w:t xml:space="preserve">пароли администратора должны храниться в хешированном виде (Django User модели)</w:t>
+      </w:r>
+      <w:r>
+        <w:rPr>
+          <w:rFonts w:ascii="Times New Roman" w:hAnsi="Times New Roman" w:eastAsia="Times New Roman" w:cs="Times New Roman"/>
+          <w:sz w:val="28"/>
+          <w:szCs w:val="28"/>
+          <w:highlight w:val="none"/>
+        </w:rPr>
+        <w:t xml:space="preserve">структура базы данных: Должна быть спроектирована с учётом нормализации для минимизации избыточности и обеспечения целостности данных</w:t>
       </w:r>
       <w:r>
         <w:rPr>
@@ -12710,6 +13043,7 @@
         </w:rPr>
         <w:t xml:space="preserve">;</w:t>
       </w:r>
+      <w:r/>
       <w:r/>
     </w:p>
     <w:p>
@@ -12717,7 +13051,7 @@
         <w:pStyle w:val="1030"/>
         <w:numPr>
           <w:ilvl w:val="0"/>
-          <w:numId w:val="59"/>
+          <w:numId w:val="87"/>
         </w:numPr>
         <w:ind w:left="0" w:firstLine="709"/>
         <w:jc w:val="both"/>
@@ -12731,60 +13065,26 @@
           <w:szCs w:val="28"/>
           <w:highlight w:val="none"/>
         </w:rPr>
-        <w:t xml:space="preserve">конфиденциальные данные не требуются, так как система не содержит личных данных</w:t>
-      </w:r>
-      <w:r>
-        <w:rPr>
-          <w:rFonts w:ascii="Times New Roman" w:hAnsi="Times New Roman" w:eastAsia="Times New Roman" w:cs="Times New Roman"/>
-          <w:sz w:val="28"/>
-          <w:szCs w:val="28"/>
-          <w:highlight w:val="none"/>
-        </w:rPr>
-        <w:t xml:space="preserve">.</w:t>
-      </w:r>
+        <w:t xml:space="preserve">пароли администратора должны храниться в хешированном виде (Django User модели)</w:t>
+      </w:r>
+      <w:r>
+        <w:rPr>
+          <w:rFonts w:ascii="Times New Roman" w:hAnsi="Times New Roman" w:eastAsia="Times New Roman" w:cs="Times New Roman"/>
+          <w:sz w:val="28"/>
+          <w:szCs w:val="28"/>
+          <w:highlight w:val="none"/>
+        </w:rPr>
+        <w:t xml:space="preserve">;</w:t>
+      </w:r>
+      <w:r/>
       <w:r/>
     </w:p>
     <w:p>
       <w:pPr>
-        <w:ind w:firstLine="709"/>
-        <w:jc w:val="both"/>
-        <w:spacing w:after="0" w:afterAutospacing="0" w:line="360" w:lineRule="auto"/>
-        <w:suppressLineNumbers w:val="0"/>
-      </w:pPr>
-      <w:r>
-        <w:rPr>
-          <w:rFonts w:ascii="Times New Roman" w:hAnsi="Times New Roman" w:eastAsia="Times New Roman" w:cs="Times New Roman"/>
-          <w:sz w:val="28"/>
-          <w:szCs w:val="28"/>
-          <w:highlight w:val="none"/>
-        </w:rPr>
-      </w:r>
-      <w:r/>
-    </w:p>
-    <w:p>
-      <w:pPr>
-        <w:ind w:firstLine="709"/>
-        <w:jc w:val="both"/>
-        <w:spacing w:after="0" w:afterAutospacing="0" w:line="360" w:lineRule="auto"/>
-        <w:suppressLineNumbers w:val="0"/>
-      </w:pPr>
-      <w:r>
-        <w:rPr>
-          <w:rFonts w:ascii="Times New Roman" w:hAnsi="Times New Roman" w:eastAsia="Times New Roman" w:cs="Times New Roman"/>
-          <w:sz w:val="28"/>
-          <w:szCs w:val="28"/>
-          <w:highlight w:val="none"/>
-        </w:rPr>
-        <w:t xml:space="preserve">Программное обеспечение:</w:t>
-      </w:r>
-      <w:r/>
-    </w:p>
-    <w:p>
-      <w:pPr>
         <w:pStyle w:val="1030"/>
         <w:numPr>
           <w:ilvl w:val="0"/>
-          <w:numId w:val="60"/>
+          <w:numId w:val="87"/>
         </w:numPr>
         <w:ind w:left="0" w:firstLine="709"/>
         <w:jc w:val="both"/>
@@ -12798,25 +13098,63 @@
           <w:szCs w:val="28"/>
           <w:highlight w:val="none"/>
         </w:rPr>
-        <w:t xml:space="preserve">серверная часть: Python 3.10+, Django 4.x, Django REST Framework (для API), SQLite (на этапе прототипа) или PostgreSQL (рекомендуется для масштабирования)</w:t>
-      </w:r>
-      <w:r>
-        <w:rPr>
-          <w:rFonts w:ascii="Times New Roman" w:hAnsi="Times New Roman" w:eastAsia="Times New Roman" w:cs="Times New Roman"/>
-          <w:sz w:val="28"/>
-          <w:szCs w:val="28"/>
-          <w:highlight w:val="none"/>
-        </w:rPr>
-        <w:t xml:space="preserve">;</w:t>
-      </w:r>
+        <w:t xml:space="preserve">конфиденциальные данные не требуются, так как система не содержит личных данных</w:t>
+      </w:r>
+      <w:r>
+        <w:rPr>
+          <w:rFonts w:ascii="Times New Roman" w:hAnsi="Times New Roman" w:eastAsia="Times New Roman" w:cs="Times New Roman"/>
+          <w:sz w:val="28"/>
+          <w:szCs w:val="28"/>
+          <w:highlight w:val="none"/>
+        </w:rPr>
+        <w:t xml:space="preserve">.</w:t>
+      </w:r>
+      <w:r/>
       <w:r/>
     </w:p>
     <w:p>
       <w:pPr>
+        <w:ind w:firstLine="709"/>
+        <w:jc w:val="both"/>
+        <w:spacing w:after="0" w:afterAutospacing="0" w:line="360" w:lineRule="auto"/>
+        <w:suppressLineNumbers w:val="0"/>
+      </w:pPr>
+      <w:r>
+        <w:rPr>
+          <w:rFonts w:ascii="Times New Roman" w:hAnsi="Times New Roman" w:eastAsia="Times New Roman" w:cs="Times New Roman"/>
+          <w:sz w:val="28"/>
+          <w:szCs w:val="28"/>
+          <w:highlight w:val="none"/>
+        </w:rPr>
+      </w:r>
+      <w:r/>
+      <w:r/>
+    </w:p>
+    <w:p>
+      <w:pPr>
+        <w:ind w:firstLine="709"/>
+        <w:jc w:val="both"/>
+        <w:spacing w:after="0" w:afterAutospacing="0" w:line="360" w:lineRule="auto"/>
+        <w:suppressLineNumbers w:val="0"/>
+      </w:pPr>
+      <w:r>
+        <w:rPr>
+          <w:rFonts w:ascii="Times New Roman" w:hAnsi="Times New Roman" w:eastAsia="Times New Roman" w:cs="Times New Roman"/>
+          <w:sz w:val="28"/>
+          <w:szCs w:val="28"/>
+          <w:highlight w:val="none"/>
+        </w:rPr>
+        <w:t xml:space="preserve">Программное обеспечение:</w:t>
+      </w:r>
+      <w:r/>
+      <w:r/>
+    </w:p>
+    <w:p>
+      <w:pPr>
         <w:pStyle w:val="1030"/>
         <w:numPr>
           <w:ilvl w:val="0"/>
-          <w:numId w:val="60"/>
+          <w:numId w:val="88"/>
         </w:numPr>
         <w:ind w:left="0" w:firstLine="709"/>
         <w:jc w:val="both"/>
@@ -12830,7 +13168,16 @@
           <w:szCs w:val="28"/>
           <w:highlight w:val="none"/>
         </w:rPr>
-        <w:t xml:space="preserve">клиентская часть (АРМ диспетчера): HTML, CSS, JavaScript (возможно использование Bootstrap для простоты), AJAX/fetch для динамического обновления</w:t>
+        <w:t xml:space="preserve">серверная часть: </w:t>
+      </w:r>
+      <w:r>
+        <w:rPr>
+          <w:rFonts w:ascii="Times New Roman" w:hAnsi="Times New Roman" w:eastAsia="Times New Roman" w:cs="Times New Roman"/>
+          <w:sz w:val="28"/>
+          <w:szCs w:val="28"/>
+          <w:highlight w:val="none"/>
+        </w:rPr>
+        <w:t xml:space="preserve">Python 3.10+, Django 4.x, Django REST Framework (для API), MQTT-брокер (например, Mosquitto), библиотека paho-mqtt для интеграции с Django, SQLite (на этапе прототипа) или PostgreSQL (рекомендуется для масштабирования)</w:t>
       </w:r>
       <w:r>
         <w:rPr>
@@ -12841,6 +13188,7 @@
         </w:rPr>
         <w:t xml:space="preserve">;</w:t>
       </w:r>
+      <w:r/>
       <w:r/>
     </w:p>
     <w:p>
@@ -12848,7 +13196,7 @@
         <w:pStyle w:val="1030"/>
         <w:numPr>
           <w:ilvl w:val="0"/>
-          <w:numId w:val="60"/>
+          <w:numId w:val="88"/>
         </w:numPr>
         <w:ind w:left="0" w:firstLine="709"/>
         <w:jc w:val="both"/>
@@ -12862,7 +13210,16 @@
           <w:szCs w:val="28"/>
           <w:highlight w:val="none"/>
         </w:rPr>
-        <w:t xml:space="preserve">эмулятор считывателя: отдельный Python-скрипт, отправляющий POST-запросы на API с заданными идентификатором метки поезда и станцией (можно случайным выбором или по расписанию)</w:t>
+        <w:t xml:space="preserve">клиентская часть (АРМ диспетчера): HTML, CSS, JavaScript (возможно использование Bootstrap для простоты), AJAX/fetch для динамического обновления, </w:t>
+      </w:r>
+      <w:r>
+        <w:rPr>
+          <w:rFonts w:ascii="Times New Roman" w:hAnsi="Times New Roman" w:eastAsia="Times New Roman" w:cs="Times New Roman"/>
+          <w:sz w:val="28"/>
+          <w:szCs w:val="28"/>
+          <w:highlight w:val="none"/>
+        </w:rPr>
+        <w:t xml:space="preserve">взаимодействие между сервером и АРМ диспетчера осуществляется по протоколу HTTPS</w:t>
       </w:r>
       <w:r>
         <w:rPr>
@@ -12873,6 +13230,7 @@
         </w:rPr>
         <w:t xml:space="preserve">;</w:t>
       </w:r>
+      <w:r/>
       <w:r/>
     </w:p>
     <w:p>
@@ -12880,7 +13238,7 @@
         <w:pStyle w:val="1030"/>
         <w:numPr>
           <w:ilvl w:val="0"/>
-          <w:numId w:val="60"/>
+          <w:numId w:val="88"/>
         </w:numPr>
         <w:ind w:left="0" w:firstLine="709"/>
         <w:jc w:val="both"/>
@@ -12894,1149 +13252,26 @@
           <w:szCs w:val="28"/>
           <w:highlight w:val="none"/>
         </w:rPr>
-        <w:t xml:space="preserve">операционная система: любая, поддерживающая Python (Windows, Linux, macOS). В учебных целях — локальный сервер на ноутбуке.</w:t>
-      </w:r>
+        <w:t xml:space="preserve">эмулятор считывателя: отдельный Python-скрипт, отправляющий POST-запросы на API с заданными идентификатором метки поезда и станцией (можно случайным выбором или по расписанию)</w:t>
+      </w:r>
+      <w:r>
+        <w:rPr>
+          <w:rFonts w:ascii="Times New Roman" w:hAnsi="Times New Roman" w:eastAsia="Times New Roman" w:cs="Times New Roman"/>
+          <w:sz w:val="28"/>
+          <w:szCs w:val="28"/>
+          <w:highlight w:val="none"/>
+        </w:rPr>
+        <w:t xml:space="preserve">;</w:t>
+      </w:r>
+      <w:r/>
       <w:r/>
     </w:p>
     <w:p>
       <w:pPr>
-        <w:ind w:firstLine="709"/>
-        <w:jc w:val="both"/>
-        <w:spacing w:after="0" w:afterAutospacing="0" w:line="360" w:lineRule="auto"/>
-        <w:suppressLineNumbers w:val="0"/>
-      </w:pPr>
-      <w:r>
-        <w:rPr>
-          <w:rFonts w:ascii="Times New Roman" w:hAnsi="Times New Roman" w:eastAsia="Times New Roman" w:cs="Times New Roman"/>
-          <w:sz w:val="28"/>
-          <w:szCs w:val="28"/>
-          <w:highlight w:val="none"/>
-        </w:rPr>
-      </w:r>
-      <w:r/>
-    </w:p>
-    <w:p>
-      <w:pPr>
-        <w:ind w:firstLine="709"/>
-        <w:jc w:val="both"/>
-        <w:spacing w:after="0" w:afterAutospacing="0" w:line="360" w:lineRule="auto"/>
-        <w:suppressLineNumbers w:val="0"/>
-      </w:pPr>
-      <w:r>
-        <w:rPr>
-          <w:rFonts w:ascii="Times New Roman" w:hAnsi="Times New Roman" w:eastAsia="Times New Roman" w:cs="Times New Roman"/>
-          <w:sz w:val="28"/>
-          <w:szCs w:val="28"/>
-          <w:highlight w:val="none"/>
-        </w:rPr>
-        <w:t xml:space="preserve">Организационное обеспечение:</w:t>
-      </w:r>
-      <w:r/>
-    </w:p>
-    <w:p>
-      <w:pPr>
-        <w:ind w:firstLine="709"/>
-        <w:jc w:val="both"/>
-        <w:spacing w:after="0" w:afterAutospacing="0" w:line="360" w:lineRule="auto"/>
-        <w:suppressLineNumbers w:val="0"/>
-      </w:pPr>
-      <w:r>
-        <w:rPr>
-          <w:rFonts w:ascii="Times New Roman" w:hAnsi="Times New Roman" w:eastAsia="Times New Roman" w:cs="Times New Roman"/>
-          <w:sz w:val="28"/>
-          <w:szCs w:val="28"/>
-          <w:highlight w:val="none"/>
-        </w:rPr>
-        <w:t xml:space="preserve">Для успешной демонстрации системы руководителю практики студентка обязуется:</w:t>
-      </w:r>
-      <w:r/>
-    </w:p>
-    <w:p>
-      <w:pPr>
-        <w:ind w:firstLine="709"/>
-        <w:jc w:val="both"/>
-        <w:spacing w:after="0" w:afterAutospacing="0" w:line="360" w:lineRule="auto"/>
-        <w:suppressLineNumbers w:val="0"/>
-      </w:pPr>
-      <w:r>
-        <w:rPr>
-          <w:rFonts w:ascii="Times New Roman" w:hAnsi="Times New Roman" w:eastAsia="Times New Roman" w:cs="Times New Roman"/>
-          <w:sz w:val="28"/>
-          <w:szCs w:val="28"/>
-          <w:highlight w:val="none"/>
-        </w:rPr>
-        <w:t xml:space="preserve">1. Предоставить работающий прототип с предзаполненной базой поездов и RFID-меток.</w:t>
-      </w:r>
-      <w:r/>
-    </w:p>
-    <w:p>
-      <w:pPr>
-        <w:ind w:firstLine="709"/>
-        <w:jc w:val="both"/>
-        <w:spacing w:after="0" w:afterAutospacing="0" w:line="360" w:lineRule="auto"/>
-        <w:suppressLineNumbers w:val="0"/>
-      </w:pPr>
-      <w:r>
-        <w:rPr>
-          <w:rFonts w:ascii="Times New Roman" w:hAnsi="Times New Roman" w:eastAsia="Times New Roman" w:cs="Times New Roman"/>
-          <w:sz w:val="28"/>
-          <w:szCs w:val="28"/>
-          <w:highlight w:val="none"/>
-        </w:rPr>
-        <w:t xml:space="preserve">2. Продемонстрировать сценарии: прибытие известного поезда (отображается номер), прибытие неизвестной метки (сообщение об ошибке), просмотр журнала.</w:t>
-      </w:r>
-      <w:r/>
-    </w:p>
-    <w:p>
-      <w:pPr>
-        <w:ind w:firstLine="709"/>
-        <w:jc w:val="both"/>
-        <w:spacing w:after="0" w:afterAutospacing="0" w:line="360" w:lineRule="auto"/>
-        <w:suppressLineNumbers w:val="0"/>
-      </w:pPr>
-      <w:r>
-        <w:rPr>
-          <w:rFonts w:ascii="Times New Roman" w:hAnsi="Times New Roman" w:eastAsia="Times New Roman" w:cs="Times New Roman"/>
-          <w:sz w:val="28"/>
-          <w:szCs w:val="28"/>
-          <w:highlight w:val="none"/>
-        </w:rPr>
-        <w:t xml:space="preserve">3. Описать в отчёте инструкцию по развёртыванию системы на любом компьютере (копирование кода, установка зависимостей, запуск сервера).</w:t>
-      </w:r>
-      <w:r/>
-    </w:p>
-    <w:p>
-      <w:pPr>
-        <w:ind w:firstLine="709"/>
-        <w:jc w:val="both"/>
-        <w:spacing w:after="0" w:afterAutospacing="0" w:line="360" w:lineRule="auto"/>
-        <w:suppressLineNumbers w:val="0"/>
-      </w:pPr>
-      <w:r>
-        <w:rPr>
-          <w:rFonts w:ascii="Times New Roman" w:hAnsi="Times New Roman" w:eastAsia="Times New Roman" w:cs="Times New Roman"/>
-          <w:sz w:val="28"/>
-          <w:szCs w:val="28"/>
-          <w:highlight w:val="none"/>
-        </w:rPr>
-      </w:r>
-      <w:r/>
-    </w:p>
-    <w:p>
-      <w:pPr>
-        <w:ind w:firstLine="709"/>
-        <w:jc w:val="both"/>
-        <w:spacing w:after="0" w:afterAutospacing="0" w:line="360" w:lineRule="auto"/>
-        <w:rPr>
-          <w:rFonts w:ascii="Times New Roman" w:hAnsi="Times New Roman" w:eastAsia="Times New Roman" w:cs="Times New Roman"/>
-          <w:b/>
-          <w:bCs/>
-          <w:sz w:val="28"/>
-          <w:szCs w:val="28"/>
-          <w:highlight w:val="none"/>
-        </w:rPr>
-        <w:suppressLineNumbers w:val="0"/>
-      </w:pPr>
-      <w:r>
-        <w:rPr>
-          <w:rFonts w:ascii="Times New Roman" w:hAnsi="Times New Roman" w:eastAsia="Times New Roman" w:cs="Times New Roman"/>
-          <w:b/>
-          <w:bCs/>
-          <w:sz w:val="28"/>
-          <w:szCs w:val="28"/>
-        </w:rPr>
-        <w:t xml:space="preserve">5. Состав и содержание работ по созданию системы</w:t>
-      </w:r>
-      <w:r>
-        <w:rPr>
-          <w:rFonts w:ascii="Times New Roman" w:hAnsi="Times New Roman" w:eastAsia="Times New Roman" w:cs="Times New Roman"/>
-          <w:b/>
-          <w:bCs/>
-          <w:sz w:val="28"/>
-          <w:szCs w:val="28"/>
-          <w:highlight w:val="none"/>
-        </w:rPr>
-      </w:r>
-      <w:r>
-        <w:rPr>
-          <w:rFonts w:ascii="Times New Roman" w:hAnsi="Times New Roman" w:eastAsia="Times New Roman" w:cs="Times New Roman"/>
-          <w:b/>
-          <w:bCs/>
-          <w:sz w:val="28"/>
-          <w:szCs w:val="28"/>
-          <w:highlight w:val="none"/>
-        </w:rPr>
-      </w:r>
-    </w:p>
-    <w:p>
-      <w:pPr>
-        <w:ind w:firstLine="709"/>
-        <w:jc w:val="both"/>
-        <w:spacing w:after="0" w:afterAutospacing="0" w:line="360" w:lineRule="auto"/>
-        <w:rPr>
-          <w:rFonts w:ascii="Times New Roman" w:hAnsi="Times New Roman" w:eastAsia="Times New Roman" w:cs="Times New Roman"/>
-          <w:sz w:val="28"/>
-          <w:szCs w:val="28"/>
-        </w:rPr>
-        <w:suppressLineNumbers w:val="0"/>
-      </w:pPr>
-      <w:r>
-        <w:rPr>
-          <w:rFonts w:ascii="Times New Roman" w:hAnsi="Times New Roman" w:eastAsia="Times New Roman" w:cs="Times New Roman"/>
-          <w:sz w:val="28"/>
-          <w:szCs w:val="28"/>
-        </w:rPr>
-        <w:t xml:space="preserve">Создание АСДК «МетроСкан</w:t>
-      </w:r>
-      <w:r>
-        <w:rPr>
-          <w:rFonts w:ascii="Times New Roman" w:hAnsi="Times New Roman" w:eastAsia="Times New Roman" w:cs="Times New Roman"/>
-          <w:sz w:val="28"/>
-          <w:szCs w:val="28"/>
-        </w:rPr>
-        <w:t xml:space="preserve">» </w:t>
-      </w:r>
-      <w:r>
-        <w:rPr>
-          <w:rFonts w:ascii="Times New Roman" w:hAnsi="Times New Roman" w:eastAsia="Times New Roman" w:cs="Times New Roman"/>
-          <w:sz w:val="28"/>
-          <w:szCs w:val="28"/>
-        </w:rPr>
-        <w:t xml:space="preserve">осуществляется в соответствии с ГОСТ 34.601-90 «Автоматизированные системы</w:t>
-      </w:r>
-      <w:r>
-        <w:rPr>
-          <w:rFonts w:ascii="Times New Roman" w:hAnsi="Times New Roman" w:eastAsia="Times New Roman" w:cs="Times New Roman"/>
-          <w:sz w:val="28"/>
-          <w:szCs w:val="28"/>
-        </w:rPr>
-        <w:t xml:space="preserve">. Стадии создания» и включает следующие последовательные стадии и этапы работ:</w:t>
-      </w:r>
-      <w:r>
-        <w:rPr>
-          <w:rFonts w:ascii="Times New Roman" w:hAnsi="Times New Roman" w:eastAsia="Times New Roman" w:cs="Times New Roman"/>
-          <w:sz w:val="28"/>
-          <w:szCs w:val="28"/>
-        </w:rPr>
-      </w:r>
-      <w:r>
-        <w:rPr>
-          <w:rFonts w:ascii="Times New Roman" w:hAnsi="Times New Roman" w:eastAsia="Times New Roman" w:cs="Times New Roman"/>
-          <w:sz w:val="28"/>
-          <w:szCs w:val="28"/>
-        </w:rPr>
-      </w:r>
-    </w:p>
-    <w:p>
-      <w:pPr>
-        <w:ind w:firstLine="709"/>
-        <w:jc w:val="both"/>
-        <w:spacing w:after="0" w:afterAutospacing="0" w:line="360" w:lineRule="auto"/>
-        <w:rPr>
-          <w:rFonts w:ascii="Times New Roman" w:hAnsi="Times New Roman" w:eastAsia="Times New Roman" w:cs="Times New Roman"/>
-          <w:sz w:val="28"/>
-          <w:szCs w:val="28"/>
-        </w:rPr>
-        <w:suppressLineNumbers w:val="0"/>
-      </w:pPr>
-      <w:r>
-        <w:rPr>
-          <w:rFonts w:ascii="Times New Roman" w:hAnsi="Times New Roman" w:eastAsia="Times New Roman" w:cs="Times New Roman"/>
-          <w:sz w:val="28"/>
-          <w:szCs w:val="28"/>
-        </w:rPr>
-      </w:r>
-      <w:r>
-        <w:rPr>
-          <w:rFonts w:ascii="Times New Roman" w:hAnsi="Times New Roman" w:eastAsia="Times New Roman" w:cs="Times New Roman"/>
-          <w:sz w:val="28"/>
-          <w:szCs w:val="28"/>
-        </w:rPr>
-      </w:r>
-      <w:r>
-        <w:rPr>
-          <w:rFonts w:ascii="Times New Roman" w:hAnsi="Times New Roman" w:eastAsia="Times New Roman" w:cs="Times New Roman"/>
-          <w:sz w:val="28"/>
-          <w:szCs w:val="28"/>
-        </w:rPr>
-      </w:r>
-    </w:p>
-    <w:p>
-      <w:pPr>
-        <w:ind w:left="0" w:firstLine="708"/>
-        <w:jc w:val="both"/>
-        <w:spacing w:after="0" w:afterAutospacing="0" w:line="360" w:lineRule="auto"/>
-        <w:rPr>
-          <w:rFonts w:ascii="Times New Roman" w:hAnsi="Times New Roman" w:eastAsia="Times New Roman" w:cs="Times New Roman"/>
-          <w:sz w:val="28"/>
-          <w:szCs w:val="28"/>
-        </w:rPr>
-        <w:suppressLineNumbers w:val="0"/>
-      </w:pPr>
-      <w:r>
-        <w:rPr>
-          <w:rFonts w:ascii="Times New Roman" w:hAnsi="Times New Roman" w:eastAsia="Times New Roman" w:cs="Times New Roman"/>
-          <w:sz w:val="28"/>
-          <w:szCs w:val="28"/>
-        </w:rPr>
-        <w:t xml:space="preserve">1) </w:t>
-      </w:r>
-      <w:r>
-        <w:rPr>
-          <w:rFonts w:ascii="Times New Roman" w:hAnsi="Times New Roman" w:eastAsia="Times New Roman" w:cs="Times New Roman"/>
-          <w:sz w:val="28"/>
-          <w:szCs w:val="28"/>
-        </w:rPr>
-        <w:t xml:space="preserve">Проектирование (2 недели)</w:t>
-      </w:r>
-      <w:r>
-        <w:rPr>
-          <w:rFonts w:ascii="Times New Roman" w:hAnsi="Times New Roman" w:eastAsia="Times New Roman" w:cs="Times New Roman"/>
-          <w:sz w:val="28"/>
-          <w:szCs w:val="28"/>
-        </w:rPr>
-        <w:t xml:space="preserve"> </w:t>
-      </w:r>
-      <w:r>
-        <w:rPr>
-          <w:rFonts w:eastAsia="Aptos" w:cs="Times New Roman"/>
-          <w:szCs w:val="24"/>
-          <w14:ligatures w14:val="standardContextual"/>
-        </w:rPr>
-        <w:t xml:space="preserve">—</w:t>
-      </w:r>
-      <w:r>
-        <w:rPr>
-          <w:rFonts w:eastAsia="Aptos" w:cs="Times New Roman"/>
-          <w:szCs w:val="24"/>
-          <w14:ligatures w14:val="standardContextual"/>
-        </w:rPr>
-        <w:t xml:space="preserve"> </w:t>
-      </w:r>
-      <w:r>
-        <w:rPr>
-          <w:rFonts w:ascii="Times New Roman" w:hAnsi="Times New Roman" w:eastAsia="Times New Roman" w:cs="Times New Roman"/>
-          <w:sz w:val="28"/>
-          <w:szCs w:val="28"/>
-          <w14:ligatures w14:val="standardContextual"/>
-        </w:rPr>
-        <w:t xml:space="preserve">ф</w:t>
-      </w:r>
-      <w:r>
-        <w:rPr>
-          <w:rFonts w:ascii="Times New Roman" w:hAnsi="Times New Roman" w:eastAsia="Times New Roman" w:cs="Times New Roman"/>
-          <w:sz w:val="28"/>
-          <w:szCs w:val="28"/>
-        </w:rPr>
-        <w:t xml:space="preserve">ормирование концепции, архитектурных решений, интерфейсов пользователей. Результатом является комплект документов эскизного проекта.</w:t>
-      </w:r>
-      <w:r>
-        <w:rPr>
-          <w:rFonts w:ascii="Times New Roman" w:hAnsi="Times New Roman" w:eastAsia="Times New Roman" w:cs="Times New Roman"/>
-          <w:sz w:val="28"/>
-          <w:szCs w:val="28"/>
-        </w:rPr>
-      </w:r>
-      <w:r>
-        <w:rPr>
-          <w:rFonts w:ascii="Times New Roman" w:hAnsi="Times New Roman" w:eastAsia="Times New Roman" w:cs="Times New Roman"/>
-          <w:sz w:val="28"/>
-          <w:szCs w:val="28"/>
-        </w:rPr>
-      </w:r>
-    </w:p>
-    <w:p>
-      <w:pPr>
         <w:pStyle w:val="1030"/>
         <w:numPr>
           <w:ilvl w:val="0"/>
-          <w:numId w:val="61"/>
-        </w:numPr>
-        <w:ind w:left="0" w:firstLine="709"/>
-        <w:jc w:val="both"/>
-        <w:spacing w:after="0" w:afterAutospacing="0" w:line="360" w:lineRule="auto"/>
-        <w:rPr>
-          <w:rFonts w:ascii="Times New Roman" w:hAnsi="Times New Roman" w:eastAsia="Times New Roman" w:cs="Times New Roman"/>
-          <w:sz w:val="28"/>
-          <w:szCs w:val="28"/>
-        </w:rPr>
-        <w:suppressLineNumbers w:val="0"/>
-      </w:pPr>
-      <w:r>
-        <w:rPr>
-          <w:rFonts w:ascii="Times New Roman" w:hAnsi="Times New Roman" w:eastAsia="Times New Roman" w:cs="Times New Roman"/>
-          <w:sz w:val="28"/>
-          <w:szCs w:val="28"/>
-        </w:rPr>
-        <w:t xml:space="preserve">анализ требований, определение функциональных модулей</w:t>
-      </w:r>
-      <w:r>
-        <w:rPr>
-          <w:rFonts w:ascii="Times New Roman" w:hAnsi="Times New Roman" w:eastAsia="Times New Roman" w:cs="Times New Roman"/>
-          <w:sz w:val="28"/>
-          <w:szCs w:val="28"/>
-        </w:rPr>
-        <w:t xml:space="preserve">;</w:t>
-      </w:r>
-      <w:r>
-        <w:rPr>
-          <w:rFonts w:ascii="Times New Roman" w:hAnsi="Times New Roman" w:eastAsia="Times New Roman" w:cs="Times New Roman"/>
-          <w:sz w:val="28"/>
-          <w:szCs w:val="28"/>
-        </w:rPr>
-      </w:r>
-      <w:r>
-        <w:rPr>
-          <w:rFonts w:ascii="Times New Roman" w:hAnsi="Times New Roman" w:eastAsia="Times New Roman" w:cs="Times New Roman"/>
-          <w:sz w:val="28"/>
-          <w:szCs w:val="28"/>
-        </w:rPr>
-      </w:r>
-    </w:p>
-    <w:p>
-      <w:pPr>
-        <w:pStyle w:val="1030"/>
-        <w:numPr>
-          <w:ilvl w:val="0"/>
-          <w:numId w:val="61"/>
-        </w:numPr>
-        <w:ind w:left="0" w:firstLine="709"/>
-        <w:jc w:val="both"/>
-        <w:spacing w:after="0" w:afterAutospacing="0" w:line="360" w:lineRule="auto"/>
-        <w:rPr>
-          <w:rFonts w:ascii="Times New Roman" w:hAnsi="Times New Roman" w:eastAsia="Times New Roman" w:cs="Times New Roman"/>
-          <w:sz w:val="28"/>
-          <w:szCs w:val="28"/>
-        </w:rPr>
-        <w:suppressLineNumbers w:val="0"/>
-      </w:pPr>
-      <w:r>
-        <w:rPr>
-          <w:rFonts w:ascii="Times New Roman" w:hAnsi="Times New Roman" w:eastAsia="Times New Roman" w:cs="Times New Roman"/>
-          <w:sz w:val="28"/>
-          <w:szCs w:val="28"/>
-        </w:rPr>
-        <w:t xml:space="preserve">проектирование структуры базы данных (ER-диаграмма)</w:t>
-      </w:r>
-      <w:r>
-        <w:rPr>
-          <w:rFonts w:ascii="Times New Roman" w:hAnsi="Times New Roman" w:eastAsia="Times New Roman" w:cs="Times New Roman"/>
-          <w:sz w:val="28"/>
-          <w:szCs w:val="28"/>
-        </w:rPr>
-        <w:t xml:space="preserve">;</w:t>
-      </w:r>
-      <w:r>
-        <w:rPr>
-          <w:rFonts w:ascii="Times New Roman" w:hAnsi="Times New Roman" w:eastAsia="Times New Roman" w:cs="Times New Roman"/>
-          <w:sz w:val="28"/>
-          <w:szCs w:val="28"/>
-        </w:rPr>
-      </w:r>
-      <w:r>
-        <w:rPr>
-          <w:rFonts w:ascii="Times New Roman" w:hAnsi="Times New Roman" w:eastAsia="Times New Roman" w:cs="Times New Roman"/>
-          <w:sz w:val="28"/>
-          <w:szCs w:val="28"/>
-        </w:rPr>
-      </w:r>
-    </w:p>
-    <w:p>
-      <w:pPr>
-        <w:pStyle w:val="1030"/>
-        <w:numPr>
-          <w:ilvl w:val="0"/>
-          <w:numId w:val="61"/>
-        </w:numPr>
-        <w:ind w:left="0" w:firstLine="709"/>
-        <w:jc w:val="both"/>
-        <w:spacing w:after="0" w:afterAutospacing="0" w:line="360" w:lineRule="auto"/>
-        <w:rPr>
-          <w:rFonts w:ascii="Times New Roman" w:hAnsi="Times New Roman" w:eastAsia="Times New Roman" w:cs="Times New Roman"/>
-          <w:sz w:val="28"/>
-          <w:szCs w:val="28"/>
-        </w:rPr>
-        <w:suppressLineNumbers w:val="0"/>
-      </w:pPr>
-      <w:r>
-        <w:rPr>
-          <w:rFonts w:ascii="Times New Roman" w:hAnsi="Times New Roman" w:eastAsia="Times New Roman" w:cs="Times New Roman"/>
-          <w:sz w:val="28"/>
-          <w:szCs w:val="28"/>
-        </w:rPr>
-        <w:t xml:space="preserve">разработка эскиза интерфейса диспетчера</w:t>
-      </w:r>
-      <w:r>
-        <w:rPr>
-          <w:rFonts w:ascii="Times New Roman" w:hAnsi="Times New Roman" w:eastAsia="Times New Roman" w:cs="Times New Roman"/>
-          <w:sz w:val="28"/>
-          <w:szCs w:val="28"/>
-        </w:rPr>
-        <w:t xml:space="preserve">;</w:t>
-      </w:r>
-      <w:r>
-        <w:rPr>
-          <w:rFonts w:ascii="Times New Roman" w:hAnsi="Times New Roman" w:eastAsia="Times New Roman" w:cs="Times New Roman"/>
-          <w:sz w:val="28"/>
-          <w:szCs w:val="28"/>
-        </w:rPr>
-      </w:r>
-      <w:r>
-        <w:rPr>
-          <w:rFonts w:ascii="Times New Roman" w:hAnsi="Times New Roman" w:eastAsia="Times New Roman" w:cs="Times New Roman"/>
-          <w:sz w:val="28"/>
-          <w:szCs w:val="28"/>
-        </w:rPr>
-      </w:r>
-    </w:p>
-    <w:p>
-      <w:pPr>
-        <w:pStyle w:val="1030"/>
-        <w:numPr>
-          <w:ilvl w:val="0"/>
-          <w:numId w:val="61"/>
-        </w:numPr>
-        <w:ind w:left="0" w:firstLine="709"/>
-        <w:jc w:val="both"/>
-        <w:spacing w:after="0" w:afterAutospacing="0" w:line="360" w:lineRule="auto"/>
-        <w:rPr>
-          <w:rFonts w:ascii="Times New Roman" w:hAnsi="Times New Roman" w:eastAsia="Times New Roman" w:cs="Times New Roman"/>
-          <w:sz w:val="28"/>
-          <w:szCs w:val="28"/>
-        </w:rPr>
-        <w:suppressLineNumbers w:val="0"/>
-      </w:pPr>
-      <w:r>
-        <w:rPr>
-          <w:rFonts w:ascii="Times New Roman" w:hAnsi="Times New Roman" w:eastAsia="Times New Roman" w:cs="Times New Roman"/>
-          <w:sz w:val="28"/>
-          <w:szCs w:val="28"/>
-        </w:rPr>
-        <w:t xml:space="preserve">выбор технологического стека (Django + SQLite + HTML/JS)</w:t>
-      </w:r>
-      <w:r>
-        <w:rPr>
-          <w:rFonts w:ascii="Times New Roman" w:hAnsi="Times New Roman" w:eastAsia="Times New Roman" w:cs="Times New Roman"/>
-          <w:sz w:val="28"/>
-          <w:szCs w:val="28"/>
-        </w:rPr>
-        <w:t xml:space="preserve">;</w:t>
-      </w:r>
-      <w:r>
-        <w:rPr>
-          <w:rFonts w:ascii="Times New Roman" w:hAnsi="Times New Roman" w:eastAsia="Times New Roman" w:cs="Times New Roman"/>
-          <w:sz w:val="28"/>
-          <w:szCs w:val="28"/>
-        </w:rPr>
-      </w:r>
-      <w:r>
-        <w:rPr>
-          <w:rFonts w:ascii="Times New Roman" w:hAnsi="Times New Roman" w:eastAsia="Times New Roman" w:cs="Times New Roman"/>
-          <w:sz w:val="28"/>
-          <w:szCs w:val="28"/>
-        </w:rPr>
-      </w:r>
-    </w:p>
-    <w:p>
-      <w:pPr>
-        <w:ind w:firstLine="709"/>
-        <w:jc w:val="both"/>
-        <w:spacing w:after="0" w:afterAutospacing="0" w:line="360" w:lineRule="auto"/>
-        <w:rPr>
-          <w:rFonts w:ascii="Times New Roman" w:hAnsi="Times New Roman" w:eastAsia="Times New Roman" w:cs="Times New Roman"/>
-          <w:sz w:val="28"/>
-          <w:szCs w:val="28"/>
-        </w:rPr>
-        <w:suppressLineNumbers w:val="0"/>
-      </w:pPr>
-      <w:r>
-        <w:rPr>
-          <w:rFonts w:ascii="Times New Roman" w:hAnsi="Times New Roman" w:eastAsia="Times New Roman" w:cs="Times New Roman"/>
-          <w:sz w:val="28"/>
-          <w:szCs w:val="28"/>
-          <w:highlight w:val="none"/>
-        </w:rPr>
-      </w:r>
-      <w:r>
-        <w:rPr>
-          <w:rFonts w:ascii="Times New Roman" w:hAnsi="Times New Roman" w:eastAsia="Times New Roman" w:cs="Times New Roman"/>
-          <w:sz w:val="28"/>
-          <w:szCs w:val="28"/>
-        </w:rPr>
-      </w:r>
-      <w:r>
-        <w:rPr>
-          <w:rFonts w:ascii="Times New Roman" w:hAnsi="Times New Roman" w:eastAsia="Times New Roman" w:cs="Times New Roman"/>
-          <w:sz w:val="28"/>
-          <w:szCs w:val="28"/>
-        </w:rPr>
-      </w:r>
-    </w:p>
-    <w:p>
-      <w:pPr>
-        <w:ind w:firstLine="709"/>
-        <w:jc w:val="both"/>
-        <w:spacing w:after="0" w:afterAutospacing="0" w:line="360" w:lineRule="auto"/>
-        <w:rPr>
-          <w:rFonts w:ascii="Times New Roman" w:hAnsi="Times New Roman" w:eastAsia="Times New Roman" w:cs="Times New Roman"/>
-          <w:sz w:val="28"/>
-          <w:szCs w:val="28"/>
-          <w:highlight w:val="none"/>
-        </w:rPr>
-        <w:suppressLineNumbers w:val="0"/>
-      </w:pPr>
-      <w:r>
-        <w:rPr>
-          <w:rFonts w:ascii="Times New Roman" w:hAnsi="Times New Roman" w:eastAsia="Times New Roman" w:cs="Times New Roman"/>
-          <w:sz w:val="28"/>
-          <w:szCs w:val="28"/>
-        </w:rPr>
-        <w:t xml:space="preserve">Результат: пояснительная записка с диаграммами, макет экрана.</w:t>
-      </w:r>
-      <w:r>
-        <w:rPr>
-          <w:rFonts w:ascii="Times New Roman" w:hAnsi="Times New Roman" w:eastAsia="Times New Roman" w:cs="Times New Roman"/>
-          <w:sz w:val="28"/>
-          <w:szCs w:val="28"/>
-          <w:highlight w:val="none"/>
-        </w:rPr>
-      </w:r>
-      <w:r>
-        <w:rPr>
-          <w:rFonts w:ascii="Times New Roman" w:hAnsi="Times New Roman" w:eastAsia="Times New Roman" w:cs="Times New Roman"/>
-          <w:sz w:val="28"/>
-          <w:szCs w:val="28"/>
-          <w:highlight w:val="none"/>
-        </w:rPr>
-      </w:r>
-    </w:p>
-    <w:p>
-      <w:pPr>
-        <w:ind w:firstLine="0"/>
-        <w:jc w:val="both"/>
-        <w:spacing w:after="0" w:afterAutospacing="0" w:line="360" w:lineRule="auto"/>
-        <w:rPr>
-          <w:rFonts w:ascii="Times New Roman" w:hAnsi="Times New Roman" w:eastAsia="Times New Roman" w:cs="Times New Roman"/>
-          <w:sz w:val="28"/>
-          <w:szCs w:val="28"/>
-        </w:rPr>
-        <w:suppressLineNumbers w:val="0"/>
-      </w:pPr>
-      <w:r>
-        <w:rPr>
-          <w:rFonts w:ascii="Times New Roman" w:hAnsi="Times New Roman" w:eastAsia="Times New Roman" w:cs="Times New Roman"/>
-          <w:sz w:val="28"/>
-          <w:szCs w:val="28"/>
-          <w:highlight w:val="none"/>
-        </w:rPr>
-      </w:r>
-      <w:r>
-        <w:rPr>
-          <w:rFonts w:ascii="Times New Roman" w:hAnsi="Times New Roman" w:eastAsia="Times New Roman" w:cs="Times New Roman"/>
-          <w:sz w:val="28"/>
-          <w:szCs w:val="28"/>
-        </w:rPr>
-      </w:r>
-      <w:r>
-        <w:rPr>
-          <w:rFonts w:ascii="Times New Roman" w:hAnsi="Times New Roman" w:eastAsia="Times New Roman" w:cs="Times New Roman"/>
-          <w:sz w:val="28"/>
-          <w:szCs w:val="28"/>
-        </w:rPr>
-      </w:r>
-    </w:p>
-    <w:p>
-      <w:pPr>
-        <w:ind w:firstLine="709"/>
-        <w:jc w:val="both"/>
-        <w:spacing w:after="0" w:afterAutospacing="0" w:line="360" w:lineRule="auto"/>
-        <w:rPr>
-          <w:rFonts w:ascii="Times New Roman" w:hAnsi="Times New Roman" w:eastAsia="Times New Roman" w:cs="Times New Roman"/>
-          <w:sz w:val="28"/>
-          <w:szCs w:val="28"/>
-        </w:rPr>
-        <w:suppressLineNumbers w:val="0"/>
-      </w:pPr>
-      <w:r>
-        <w:rPr>
-          <w:rFonts w:ascii="Times New Roman" w:hAnsi="Times New Roman" w:eastAsia="Times New Roman" w:cs="Times New Roman"/>
-          <w:sz w:val="28"/>
-          <w:szCs w:val="28"/>
-        </w:rPr>
-        <w:t xml:space="preserve">2) Разработка (2 недели)</w:t>
-      </w:r>
-      <w:r>
-        <w:rPr>
-          <w:rFonts w:ascii="Times New Roman" w:hAnsi="Times New Roman" w:eastAsia="Times New Roman" w:cs="Times New Roman"/>
-          <w:sz w:val="28"/>
-          <w:szCs w:val="28"/>
-        </w:rPr>
-        <w:t xml:space="preserve"> </w:t>
-      </w:r>
-      <w:r>
-        <w:rPr>
-          <w:rFonts w:eastAsia="Aptos" w:cs="Times New Roman"/>
-          <w:szCs w:val="24"/>
-          <w14:ligatures w14:val="standardContextual"/>
-        </w:rPr>
-        <w:t xml:space="preserve">—</w:t>
-      </w:r>
-      <w:r>
-        <w:rPr>
-          <w:rFonts w:eastAsia="Aptos" w:cs="Times New Roman"/>
-          <w:szCs w:val="24"/>
-          <w14:ligatures w14:val="standardContextual"/>
-        </w:rPr>
-        <w:t xml:space="preserve"> </w:t>
-      </w:r>
-      <w:r>
-        <w:rPr>
-          <w:rFonts w:eastAsia="Aptos" w:cs="Times New Roman"/>
-          <w:szCs w:val="24"/>
-          <w14:ligatures w14:val="standardContextual"/>
-        </w:rPr>
-        <w:t xml:space="preserve">c</w:t>
-      </w:r>
-      <w:r>
-        <w:rPr>
-          <w:rFonts w:ascii="Times New Roman" w:hAnsi="Times New Roman" w:eastAsia="Times New Roman" w:cs="Times New Roman"/>
-          <w:sz w:val="28"/>
-          <w:szCs w:val="28"/>
-        </w:rPr>
-        <w:t xml:space="preserve">оздание полного комплекта рабочей документации в соответствии с ГОСТ 34.201-89, а также разработка, программирование и адаптация всех модулей системы (бэкенд-сервисы, веб-интерфейс)</w:t>
-      </w:r>
-      <w:r>
-        <w:rPr>
-          <w:rFonts w:ascii="Times New Roman" w:hAnsi="Times New Roman" w:eastAsia="Times New Roman" w:cs="Times New Roman"/>
-          <w:sz w:val="28"/>
-          <w:szCs w:val="28"/>
-        </w:rPr>
-        <w:t xml:space="preserve">:</w:t>
-      </w:r>
-      <w:r>
-        <w:rPr>
-          <w:rFonts w:ascii="Times New Roman" w:hAnsi="Times New Roman" w:eastAsia="Times New Roman" w:cs="Times New Roman"/>
-          <w:sz w:val="28"/>
-          <w:szCs w:val="28"/>
-        </w:rPr>
-      </w:r>
-      <w:r>
-        <w:rPr>
-          <w:rFonts w:ascii="Times New Roman" w:hAnsi="Times New Roman" w:eastAsia="Times New Roman" w:cs="Times New Roman"/>
-          <w:sz w:val="28"/>
-          <w:szCs w:val="28"/>
-        </w:rPr>
-      </w:r>
-    </w:p>
-    <w:p>
-      <w:pPr>
-        <w:pStyle w:val="1030"/>
-        <w:numPr>
-          <w:ilvl w:val="0"/>
-          <w:numId w:val="62"/>
-        </w:numPr>
-        <w:ind w:left="0" w:firstLine="709"/>
-        <w:jc w:val="both"/>
-        <w:spacing w:after="0" w:afterAutospacing="0" w:line="360" w:lineRule="auto"/>
-        <w:rPr>
-          <w:rFonts w:ascii="Times New Roman" w:hAnsi="Times New Roman" w:eastAsia="Times New Roman" w:cs="Times New Roman"/>
-          <w:sz w:val="28"/>
-          <w:szCs w:val="28"/>
-        </w:rPr>
-        <w:suppressLineNumbers w:val="0"/>
-      </w:pPr>
-      <w:r>
-        <w:rPr>
-          <w:rFonts w:ascii="Times New Roman" w:hAnsi="Times New Roman" w:eastAsia="Times New Roman" w:cs="Times New Roman"/>
-          <w:sz w:val="28"/>
-          <w:szCs w:val="28"/>
-        </w:rPr>
-        <w:t xml:space="preserve">создание Django-проекта, настройка моделей, миграции</w:t>
-      </w:r>
-      <w:r>
-        <w:rPr>
-          <w:rFonts w:ascii="Times New Roman" w:hAnsi="Times New Roman" w:eastAsia="Times New Roman" w:cs="Times New Roman"/>
-          <w:sz w:val="28"/>
-          <w:szCs w:val="28"/>
-        </w:rPr>
-        <w:t xml:space="preserve">;</w:t>
-      </w:r>
-      <w:r>
-        <w:rPr>
-          <w:rFonts w:ascii="Times New Roman" w:hAnsi="Times New Roman" w:eastAsia="Times New Roman" w:cs="Times New Roman"/>
-          <w:sz w:val="28"/>
-          <w:szCs w:val="28"/>
-        </w:rPr>
-      </w:r>
-      <w:r>
-        <w:rPr>
-          <w:rFonts w:ascii="Times New Roman" w:hAnsi="Times New Roman" w:eastAsia="Times New Roman" w:cs="Times New Roman"/>
-          <w:sz w:val="28"/>
-          <w:szCs w:val="28"/>
-        </w:rPr>
-      </w:r>
-    </w:p>
-    <w:p>
-      <w:pPr>
-        <w:pStyle w:val="1030"/>
-        <w:numPr>
-          <w:ilvl w:val="0"/>
-          <w:numId w:val="62"/>
-        </w:numPr>
-        <w:ind w:left="0" w:firstLine="709"/>
-        <w:jc w:val="both"/>
-        <w:spacing w:after="0" w:afterAutospacing="0" w:line="360" w:lineRule="auto"/>
-        <w:rPr>
-          <w:rFonts w:ascii="Times New Roman" w:hAnsi="Times New Roman" w:eastAsia="Times New Roman" w:cs="Times New Roman"/>
-          <w:sz w:val="28"/>
-          <w:szCs w:val="28"/>
-        </w:rPr>
-        <w:suppressLineNumbers w:val="0"/>
-      </w:pPr>
-      <w:r>
-        <w:rPr>
-          <w:rFonts w:ascii="Times New Roman" w:hAnsi="Times New Roman" w:eastAsia="Times New Roman" w:cs="Times New Roman"/>
-          <w:sz w:val="28"/>
-          <w:szCs w:val="28"/>
-        </w:rPr>
-        <w:t xml:space="preserve">реализация API-эндпоинта /api/register_pass/ для приёма данных от считывателя</w:t>
-      </w:r>
-      <w:r>
-        <w:rPr>
-          <w:rFonts w:ascii="Times New Roman" w:hAnsi="Times New Roman" w:eastAsia="Times New Roman" w:cs="Times New Roman"/>
-          <w:sz w:val="28"/>
-          <w:szCs w:val="28"/>
-        </w:rPr>
-        <w:t xml:space="preserve">;</w:t>
-      </w:r>
-      <w:r>
-        <w:rPr>
-          <w:rFonts w:ascii="Times New Roman" w:hAnsi="Times New Roman" w:eastAsia="Times New Roman" w:cs="Times New Roman"/>
-          <w:sz w:val="28"/>
-          <w:szCs w:val="28"/>
-        </w:rPr>
-      </w:r>
-      <w:r>
-        <w:rPr>
-          <w:rFonts w:ascii="Times New Roman" w:hAnsi="Times New Roman" w:eastAsia="Times New Roman" w:cs="Times New Roman"/>
-          <w:sz w:val="28"/>
-          <w:szCs w:val="28"/>
-        </w:rPr>
-      </w:r>
-    </w:p>
-    <w:p>
-      <w:pPr>
-        <w:pStyle w:val="1030"/>
-        <w:numPr>
-          <w:ilvl w:val="0"/>
-          <w:numId w:val="62"/>
-        </w:numPr>
-        <w:ind w:left="0" w:firstLine="709"/>
-        <w:jc w:val="both"/>
-        <w:spacing w:after="0" w:afterAutospacing="0" w:line="360" w:lineRule="auto"/>
-        <w:rPr>
-          <w:rFonts w:ascii="Times New Roman" w:hAnsi="Times New Roman" w:eastAsia="Times New Roman" w:cs="Times New Roman"/>
-          <w:sz w:val="28"/>
-          <w:szCs w:val="28"/>
-        </w:rPr>
-        <w:suppressLineNumbers w:val="0"/>
-      </w:pPr>
-      <w:r>
-        <w:rPr>
-          <w:rFonts w:ascii="Times New Roman" w:hAnsi="Times New Roman" w:eastAsia="Times New Roman" w:cs="Times New Roman"/>
-          <w:sz w:val="28"/>
-          <w:szCs w:val="28"/>
-        </w:rPr>
-        <w:t xml:space="preserve">разработка админ-панели для управления поездами и метками</w:t>
-      </w:r>
-      <w:r>
-        <w:rPr>
-          <w:rFonts w:ascii="Times New Roman" w:hAnsi="Times New Roman" w:eastAsia="Times New Roman" w:cs="Times New Roman"/>
-          <w:sz w:val="28"/>
-          <w:szCs w:val="28"/>
-        </w:rPr>
-        <w:t xml:space="preserve">;</w:t>
-      </w:r>
-      <w:r>
-        <w:rPr>
-          <w:rFonts w:ascii="Times New Roman" w:hAnsi="Times New Roman" w:eastAsia="Times New Roman" w:cs="Times New Roman"/>
-          <w:sz w:val="28"/>
-          <w:szCs w:val="28"/>
-        </w:rPr>
-      </w:r>
-      <w:r>
-        <w:rPr>
-          <w:rFonts w:ascii="Times New Roman" w:hAnsi="Times New Roman" w:eastAsia="Times New Roman" w:cs="Times New Roman"/>
-          <w:sz w:val="28"/>
-          <w:szCs w:val="28"/>
-        </w:rPr>
-      </w:r>
-    </w:p>
-    <w:p>
-      <w:pPr>
-        <w:pStyle w:val="1030"/>
-        <w:numPr>
-          <w:ilvl w:val="0"/>
-          <w:numId w:val="62"/>
-        </w:numPr>
-        <w:ind w:left="0" w:firstLine="709"/>
-        <w:jc w:val="both"/>
-        <w:spacing w:after="0" w:afterAutospacing="0" w:line="360" w:lineRule="auto"/>
-        <w:rPr>
-          <w:rFonts w:ascii="Times New Roman" w:hAnsi="Times New Roman" w:eastAsia="Times New Roman" w:cs="Times New Roman"/>
-          <w:sz w:val="28"/>
-          <w:szCs w:val="28"/>
-        </w:rPr>
-        <w:suppressLineNumbers w:val="0"/>
-      </w:pPr>
-      <w:r>
-        <w:rPr>
-          <w:rFonts w:ascii="Times New Roman" w:hAnsi="Times New Roman" w:eastAsia="Times New Roman" w:cs="Times New Roman"/>
-          <w:sz w:val="28"/>
-          <w:szCs w:val="28"/>
-        </w:rPr>
-        <w:t xml:space="preserve">создание веб-интерфейса диспетчера (таблица событий, автообновление)</w:t>
-      </w:r>
-      <w:r>
-        <w:rPr>
-          <w:rFonts w:ascii="Times New Roman" w:hAnsi="Times New Roman" w:eastAsia="Times New Roman" w:cs="Times New Roman"/>
-          <w:sz w:val="28"/>
-          <w:szCs w:val="28"/>
-        </w:rPr>
-        <w:t xml:space="preserve">;</w:t>
-      </w:r>
-      <w:r>
-        <w:rPr>
-          <w:rFonts w:ascii="Times New Roman" w:hAnsi="Times New Roman" w:eastAsia="Times New Roman" w:cs="Times New Roman"/>
-          <w:sz w:val="28"/>
-          <w:szCs w:val="28"/>
-        </w:rPr>
-      </w:r>
-      <w:r>
-        <w:rPr>
-          <w:rFonts w:ascii="Times New Roman" w:hAnsi="Times New Roman" w:eastAsia="Times New Roman" w:cs="Times New Roman"/>
-          <w:sz w:val="28"/>
-          <w:szCs w:val="28"/>
-        </w:rPr>
-      </w:r>
-    </w:p>
-    <w:p>
-      <w:pPr>
-        <w:pStyle w:val="1030"/>
-        <w:numPr>
-          <w:ilvl w:val="0"/>
-          <w:numId w:val="62"/>
-        </w:numPr>
-        <w:ind w:left="0" w:firstLine="709"/>
-        <w:jc w:val="both"/>
-        <w:spacing w:after="0" w:afterAutospacing="0" w:line="360" w:lineRule="auto"/>
-        <w:rPr>
-          <w:rFonts w:ascii="Times New Roman" w:hAnsi="Times New Roman" w:eastAsia="Times New Roman" w:cs="Times New Roman"/>
-          <w:sz w:val="28"/>
-          <w:szCs w:val="28"/>
-        </w:rPr>
-        <w:suppressLineNumbers w:val="0"/>
-      </w:pPr>
-      <w:r>
-        <w:rPr>
-          <w:rFonts w:ascii="Times New Roman" w:hAnsi="Times New Roman" w:eastAsia="Times New Roman" w:cs="Times New Roman"/>
-          <w:sz w:val="28"/>
-          <w:szCs w:val="28"/>
-        </w:rPr>
-        <w:t xml:space="preserve">написание эмулятора считывателя (скрипт на Python)</w:t>
-      </w:r>
-      <w:r>
-        <w:rPr>
-          <w:rFonts w:ascii="Times New Roman" w:hAnsi="Times New Roman" w:eastAsia="Times New Roman" w:cs="Times New Roman"/>
-          <w:sz w:val="28"/>
-          <w:szCs w:val="28"/>
-        </w:rPr>
-        <w:t xml:space="preserve">;</w:t>
-      </w:r>
-      <w:r>
-        <w:rPr>
-          <w:rFonts w:ascii="Times New Roman" w:hAnsi="Times New Roman" w:eastAsia="Times New Roman" w:cs="Times New Roman"/>
-          <w:sz w:val="28"/>
-          <w:szCs w:val="28"/>
-        </w:rPr>
-      </w:r>
-      <w:r>
-        <w:rPr>
-          <w:rFonts w:ascii="Times New Roman" w:hAnsi="Times New Roman" w:eastAsia="Times New Roman" w:cs="Times New Roman"/>
-          <w:sz w:val="28"/>
-          <w:szCs w:val="28"/>
-        </w:rPr>
-      </w:r>
-    </w:p>
-    <w:p>
-      <w:pPr>
-        <w:pStyle w:val="1030"/>
-        <w:numPr>
-          <w:ilvl w:val="0"/>
-          <w:numId w:val="62"/>
-        </w:numPr>
-        <w:ind w:left="0" w:firstLine="709"/>
-        <w:jc w:val="both"/>
-        <w:spacing w:after="0" w:afterAutospacing="0" w:line="360" w:lineRule="auto"/>
-        <w:rPr>
-          <w:rFonts w:ascii="Times New Roman" w:hAnsi="Times New Roman" w:eastAsia="Times New Roman" w:cs="Times New Roman"/>
-          <w:sz w:val="28"/>
-          <w:szCs w:val="28"/>
-        </w:rPr>
-        <w:suppressLineNumbers w:val="0"/>
-      </w:pPr>
-      <w:r>
-        <w:rPr>
-          <w:rFonts w:ascii="Times New Roman" w:hAnsi="Times New Roman" w:eastAsia="Times New Roman" w:cs="Times New Roman"/>
-          <w:sz w:val="28"/>
-          <w:szCs w:val="28"/>
-        </w:rPr>
-        <w:t xml:space="preserve">отладка и тестирование всех сценариев.</w:t>
-      </w:r>
-      <w:r>
-        <w:rPr>
-          <w:rFonts w:ascii="Times New Roman" w:hAnsi="Times New Roman" w:eastAsia="Times New Roman" w:cs="Times New Roman"/>
-          <w:sz w:val="28"/>
-          <w:szCs w:val="28"/>
-        </w:rPr>
-      </w:r>
-      <w:r>
-        <w:rPr>
-          <w:rFonts w:ascii="Times New Roman" w:hAnsi="Times New Roman" w:eastAsia="Times New Roman" w:cs="Times New Roman"/>
-          <w:sz w:val="28"/>
-          <w:szCs w:val="28"/>
-        </w:rPr>
-      </w:r>
-    </w:p>
-    <w:p>
-      <w:pPr>
-        <w:ind w:firstLine="709"/>
-        <w:jc w:val="both"/>
-        <w:spacing w:after="0" w:afterAutospacing="0" w:line="360" w:lineRule="auto"/>
-        <w:rPr>
-          <w:rFonts w:ascii="Times New Roman" w:hAnsi="Times New Roman" w:eastAsia="Times New Roman" w:cs="Times New Roman"/>
-          <w:sz w:val="28"/>
-          <w:szCs w:val="28"/>
-        </w:rPr>
-        <w:suppressLineNumbers w:val="0"/>
-      </w:pPr>
-      <w:r>
-        <w:rPr>
-          <w:rFonts w:ascii="Times New Roman" w:hAnsi="Times New Roman" w:eastAsia="Times New Roman" w:cs="Times New Roman"/>
-          <w:sz w:val="28"/>
-          <w:szCs w:val="28"/>
-        </w:rPr>
-        <w:t xml:space="preserve"> Результат: рабочий код и документация, размещённая в репозитории, демонстрация на локальном сервере.</w:t>
-      </w:r>
-      <w:r>
-        <w:rPr>
-          <w:rFonts w:ascii="Times New Roman" w:hAnsi="Times New Roman" w:eastAsia="Times New Roman" w:cs="Times New Roman"/>
-          <w:sz w:val="28"/>
-          <w:szCs w:val="28"/>
-        </w:rPr>
-      </w:r>
-      <w:r>
-        <w:rPr>
-          <w:rFonts w:ascii="Times New Roman" w:hAnsi="Times New Roman" w:eastAsia="Times New Roman" w:cs="Times New Roman"/>
-          <w:sz w:val="28"/>
-          <w:szCs w:val="28"/>
-        </w:rPr>
-      </w:r>
-    </w:p>
-    <w:p>
-      <w:pPr>
-        <w:ind w:firstLine="709"/>
-        <w:jc w:val="both"/>
-        <w:spacing w:after="0" w:afterAutospacing="0" w:line="360" w:lineRule="auto"/>
-        <w:rPr>
-          <w:rFonts w:ascii="Times New Roman" w:hAnsi="Times New Roman" w:eastAsia="Times New Roman" w:cs="Times New Roman"/>
-          <w:sz w:val="28"/>
-          <w:szCs w:val="28"/>
-        </w:rPr>
-        <w:suppressLineNumbers w:val="0"/>
-      </w:pPr>
-      <w:r>
-        <w:rPr>
-          <w:rFonts w:ascii="Times New Roman" w:hAnsi="Times New Roman" w:eastAsia="Times New Roman" w:cs="Times New Roman"/>
-          <w:sz w:val="28"/>
-          <w:szCs w:val="28"/>
-          <w:highlight w:val="none"/>
-        </w:rPr>
-      </w:r>
-      <w:r>
-        <w:rPr>
-          <w:rFonts w:ascii="Times New Roman" w:hAnsi="Times New Roman" w:eastAsia="Times New Roman" w:cs="Times New Roman"/>
-          <w:sz w:val="28"/>
-          <w:szCs w:val="28"/>
-        </w:rPr>
-      </w:r>
-      <w:r>
-        <w:rPr>
-          <w:rFonts w:ascii="Times New Roman" w:hAnsi="Times New Roman" w:eastAsia="Times New Roman" w:cs="Times New Roman"/>
-          <w:sz w:val="28"/>
-          <w:szCs w:val="28"/>
-        </w:rPr>
-      </w:r>
-    </w:p>
-    <w:p>
-      <w:pPr>
-        <w:ind w:firstLine="709"/>
-        <w:jc w:val="both"/>
-        <w:spacing w:after="0" w:afterAutospacing="0" w:line="360" w:lineRule="auto"/>
-        <w:rPr>
-          <w:rFonts w:ascii="Times New Roman" w:hAnsi="Times New Roman" w:eastAsia="Times New Roman" w:cs="Times New Roman"/>
-          <w:sz w:val="28"/>
-          <w:szCs w:val="28"/>
-          <w:highlight w:val="none"/>
-        </w:rPr>
-        <w:suppressLineNumbers w:val="0"/>
-      </w:pPr>
-      <w:r>
-        <w:rPr>
-          <w:rFonts w:ascii="Times New Roman" w:hAnsi="Times New Roman" w:eastAsia="Times New Roman" w:cs="Times New Roman"/>
-          <w:sz w:val="28"/>
-          <w:szCs w:val="28"/>
-        </w:rPr>
-      </w:r>
-      <w:r>
-        <w:rPr>
-          <w:rFonts w:ascii="Times New Roman" w:hAnsi="Times New Roman" w:eastAsia="Times New Roman" w:cs="Times New Roman"/>
-          <w:sz w:val="28"/>
-          <w:szCs w:val="28"/>
-        </w:rPr>
-        <w:t xml:space="preserve">3) Ввод в эксплуатацию и поддержка ПО (до выхода из эксплуатации)</w:t>
-      </w:r>
-      <w:r>
-        <w:rPr>
-          <w:rFonts w:ascii="Times New Roman" w:hAnsi="Times New Roman" w:eastAsia="Times New Roman" w:cs="Times New Roman"/>
-          <w:sz w:val="28"/>
-          <w:szCs w:val="28"/>
-        </w:rPr>
-        <w:t xml:space="preserve">:</w:t>
-      </w:r>
-      <w:r>
-        <w:rPr>
-          <w:rFonts w:ascii="Times New Roman" w:hAnsi="Times New Roman" w:eastAsia="Times New Roman" w:cs="Times New Roman"/>
-          <w:sz w:val="28"/>
-          <w:szCs w:val="28"/>
-          <w:highlight w:val="none"/>
-        </w:rPr>
-      </w:r>
-      <w:r>
-        <w:rPr>
-          <w:rFonts w:ascii="Times New Roman" w:hAnsi="Times New Roman" w:eastAsia="Times New Roman" w:cs="Times New Roman"/>
-          <w:sz w:val="28"/>
-          <w:szCs w:val="28"/>
-          <w:highlight w:val="none"/>
-        </w:rPr>
-      </w:r>
-    </w:p>
-    <w:p>
-      <w:pPr>
-        <w:pStyle w:val="1030"/>
-        <w:numPr>
-          <w:ilvl w:val="0"/>
-          <w:numId w:val="63"/>
+          <w:numId w:val="88"/>
         </w:numPr>
         <w:ind w:left="0" w:firstLine="709"/>
         <w:jc w:val="both"/>
@@ -14050,25 +13285,200 @@
           <w:szCs w:val="28"/>
           <w:highlight w:val="none"/>
         </w:rPr>
-        <w:t xml:space="preserve">развертывание системы на заданной инфраструктуре заказчика, миграция начальных данных, обучение пользователей и работа системы в ограниченном режиме</w:t>
-      </w:r>
-      <w:r>
-        <w:rPr>
-          <w:rFonts w:ascii="Times New Roman" w:hAnsi="Times New Roman" w:eastAsia="Times New Roman" w:cs="Times New Roman"/>
-          <w:sz w:val="28"/>
-          <w:szCs w:val="28"/>
-          <w:highlight w:val="none"/>
-        </w:rPr>
-        <w:t xml:space="preserve">;</w:t>
-      </w:r>
+        <w:t xml:space="preserve">операционная система: любая, поддерживающая Python (Windows, Linux, macOS). В учебных целях — локальный сервер на ноутбуке.</w:t>
+      </w:r>
+      <w:r/>
       <w:r/>
     </w:p>
     <w:p>
       <w:pPr>
+        <w:ind w:firstLine="709"/>
+        <w:jc w:val="both"/>
+        <w:spacing w:after="0" w:afterAutospacing="0" w:line="360" w:lineRule="auto"/>
+        <w:suppressLineNumbers w:val="0"/>
+      </w:pPr>
+      <w:r>
+        <w:rPr>
+          <w:rFonts w:ascii="Times New Roman" w:hAnsi="Times New Roman" w:eastAsia="Times New Roman" w:cs="Times New Roman"/>
+          <w:sz w:val="28"/>
+          <w:szCs w:val="28"/>
+          <w:highlight w:val="none"/>
+        </w:rPr>
+      </w:r>
+      <w:r/>
+      <w:r/>
+    </w:p>
+    <w:p>
+      <w:pPr>
+        <w:ind w:firstLine="709"/>
+        <w:jc w:val="both"/>
+        <w:spacing w:after="0" w:afterAutospacing="0" w:line="360" w:lineRule="auto"/>
+        <w:suppressLineNumbers w:val="0"/>
+      </w:pPr>
+      <w:r>
+        <w:rPr>
+          <w:rFonts w:ascii="Times New Roman" w:hAnsi="Times New Roman" w:eastAsia="Times New Roman" w:cs="Times New Roman"/>
+          <w:sz w:val="28"/>
+          <w:szCs w:val="28"/>
+          <w:highlight w:val="none"/>
+        </w:rPr>
+        <w:t xml:space="preserve">Организационное обеспечение:</w:t>
+      </w:r>
+      <w:r/>
+      <w:r/>
+    </w:p>
+    <w:p>
+      <w:pPr>
+        <w:ind w:firstLine="709"/>
+        <w:jc w:val="both"/>
+        <w:spacing w:after="0" w:afterAutospacing="0" w:line="360" w:lineRule="auto"/>
+        <w:suppressLineNumbers w:val="0"/>
+      </w:pPr>
+      <w:r>
+        <w:rPr>
+          <w:rFonts w:ascii="Times New Roman" w:hAnsi="Times New Roman" w:eastAsia="Times New Roman" w:cs="Times New Roman"/>
+          <w:sz w:val="28"/>
+          <w:szCs w:val="28"/>
+          <w:highlight w:val="none"/>
+        </w:rPr>
+        <w:t xml:space="preserve">Для успешной демонстрации системы руководителю практики студентка обязуется:</w:t>
+      </w:r>
+      <w:r/>
+      <w:r/>
+    </w:p>
+    <w:p>
+      <w:pPr>
+        <w:ind w:firstLine="709"/>
+        <w:jc w:val="both"/>
+        <w:spacing w:after="0" w:afterAutospacing="0" w:line="360" w:lineRule="auto"/>
+        <w:suppressLineNumbers w:val="0"/>
+      </w:pPr>
+      <w:r>
+        <w:rPr>
+          <w:rFonts w:ascii="Times New Roman" w:hAnsi="Times New Roman" w:eastAsia="Times New Roman" w:cs="Times New Roman"/>
+          <w:sz w:val="28"/>
+          <w:szCs w:val="28"/>
+          <w:highlight w:val="none"/>
+        </w:rPr>
+        <w:t xml:space="preserve">1. Предоставить работающий прототип с предзаполненной базой поездов и RFID-меток.</w:t>
+      </w:r>
+      <w:r/>
+      <w:r/>
+    </w:p>
+    <w:p>
+      <w:pPr>
+        <w:ind w:firstLine="709"/>
+        <w:jc w:val="both"/>
+        <w:spacing w:after="0" w:afterAutospacing="0" w:line="360" w:lineRule="auto"/>
+        <w:suppressLineNumbers w:val="0"/>
+      </w:pPr>
+      <w:r>
+        <w:rPr>
+          <w:rFonts w:ascii="Times New Roman" w:hAnsi="Times New Roman" w:eastAsia="Times New Roman" w:cs="Times New Roman"/>
+          <w:sz w:val="28"/>
+          <w:szCs w:val="28"/>
+          <w:highlight w:val="none"/>
+        </w:rPr>
+        <w:t xml:space="preserve">2. Продемонстрировать сценарии: прибытие известного поезда (отображается номер), прибытие неизвестной метки (сообщение об ошибке), просмотр журнала.</w:t>
+      </w:r>
+      <w:r/>
+      <w:r/>
+    </w:p>
+    <w:p>
+      <w:pPr>
+        <w:ind w:firstLine="709"/>
+        <w:jc w:val="both"/>
+        <w:spacing w:after="0" w:afterAutospacing="0" w:line="360" w:lineRule="auto"/>
+        <w:rPr>
+          <w:rFonts w:ascii="Times New Roman" w:hAnsi="Times New Roman" w:eastAsia="Times New Roman" w:cs="Times New Roman"/>
+          <w:sz w:val="28"/>
+          <w:szCs w:val="28"/>
+          <w:highlight w:val="none"/>
+        </w:rPr>
+        <w:suppressLineNumbers w:val="0"/>
+      </w:pPr>
+      <w:r>
+        <w:rPr>
+          <w:rFonts w:ascii="Times New Roman" w:hAnsi="Times New Roman" w:eastAsia="Times New Roman" w:cs="Times New Roman"/>
+          <w:sz w:val="28"/>
+          <w:szCs w:val="28"/>
+          <w:highlight w:val="none"/>
+        </w:rPr>
+        <w:t xml:space="preserve">3. Описать в отчёте инструкцию по развёртыванию системы на любом компьютере (копирование кода, установка зависимостей, запуск сервера).</w:t>
+      </w:r>
+      <w:r>
+        <w:rPr>
+          <w:rFonts w:ascii="Times New Roman" w:hAnsi="Times New Roman" w:eastAsia="Times New Roman" w:cs="Times New Roman"/>
+          <w:sz w:val="28"/>
+          <w:szCs w:val="28"/>
+          <w:highlight w:val="none"/>
+        </w:rPr>
+      </w:r>
+      <w:r>
+        <w:rPr>
+          <w:rFonts w:ascii="Times New Roman" w:hAnsi="Times New Roman" w:eastAsia="Times New Roman" w:cs="Times New Roman"/>
+          <w:sz w:val="28"/>
+          <w:szCs w:val="28"/>
+          <w:highlight w:val="none"/>
+        </w:rPr>
+      </w:r>
+    </w:p>
+    <w:p>
+      <w:pPr>
+        <w:ind w:firstLine="709"/>
+        <w:jc w:val="both"/>
+        <w:spacing w:after="0" w:afterAutospacing="0" w:line="360" w:lineRule="auto"/>
+        <w:suppressLineNumbers w:val="0"/>
+      </w:pPr>
+      <w:r/>
+      <w:r/>
+      <w:r/>
+    </w:p>
+    <w:p>
+      <w:pPr>
+        <w:ind w:firstLine="709"/>
+        <w:jc w:val="both"/>
+        <w:spacing w:after="0" w:afterAutospacing="0" w:line="360" w:lineRule="auto"/>
+        <w:rPr>
+          <w:rFonts w:ascii="Times New Roman" w:hAnsi="Times New Roman" w:eastAsia="Times New Roman" w:cs="Times New Roman"/>
+          <w:sz w:val="28"/>
+          <w:szCs w:val="28"/>
+          <w:highlight w:val="none"/>
+        </w:rPr>
+        <w:suppressLineNumbers w:val="0"/>
+      </w:pPr>
+      <w:r>
+        <w:rPr>
+          <w:rFonts w:ascii="Times New Roman" w:hAnsi="Times New Roman" w:eastAsia="Times New Roman" w:cs="Times New Roman"/>
+          <w:sz w:val="28"/>
+          <w:szCs w:val="28"/>
+          <w:highlight w:val="none"/>
+        </w:rPr>
+        <w:t xml:space="preserve">Требования к сетевому обеспечению:</w:t>
+      </w:r>
+      <w:r>
+        <w:rPr>
+          <w:rFonts w:ascii="Times New Roman" w:hAnsi="Times New Roman" w:eastAsia="Times New Roman" w:cs="Times New Roman"/>
+          <w:sz w:val="28"/>
+          <w:szCs w:val="28"/>
+          <w:highlight w:val="none"/>
+        </w:rPr>
+      </w:r>
+      <w:r>
+        <w:rPr>
+          <w:rFonts w:ascii="Times New Roman" w:hAnsi="Times New Roman" w:eastAsia="Times New Roman" w:cs="Times New Roman"/>
+          <w:sz w:val="28"/>
+          <w:szCs w:val="28"/>
+          <w:highlight w:val="none"/>
+        </w:rPr>
+      </w:r>
+    </w:p>
+    <w:p>
+      <w:pPr>
         <w:pStyle w:val="1030"/>
         <w:numPr>
           <w:ilvl w:val="0"/>
-          <w:numId w:val="63"/>
+          <w:numId w:val="96"/>
         </w:numPr>
         <w:ind w:left="0" w:firstLine="709"/>
         <w:jc w:val="both"/>
@@ -14088,151 +13498,163 @@
           <w:szCs w:val="28"/>
           <w:highlight w:val="none"/>
         </w:rPr>
-        <w:t xml:space="preserve">устранение замечаний по результатам опытной эксплуатации, подписание акта о завершении работ и передача системы в промышленную эксплуатацию.</w:t>
-      </w:r>
-      <w:r>
-        <w:rPr>
-          <w:rFonts w:ascii="Times New Roman" w:hAnsi="Times New Roman" w:eastAsia="Times New Roman" w:cs="Times New Roman"/>
-          <w:sz w:val="28"/>
-          <w:szCs w:val="28"/>
-          <w:highlight w:val="none"/>
-        </w:rPr>
-      </w:r>
-      <w:r>
-        <w:rPr>
-          <w:rFonts w:ascii="Times New Roman" w:hAnsi="Times New Roman" w:eastAsia="Times New Roman" w:cs="Times New Roman"/>
-          <w:sz w:val="28"/>
-          <w:szCs w:val="28"/>
-          <w:highlight w:val="none"/>
-        </w:rPr>
-      </w:r>
-    </w:p>
-    <w:p>
-      <w:pPr>
-        <w:ind w:left="0" w:firstLine="0"/>
-        <w:jc w:val="both"/>
-        <w:spacing w:after="0" w:afterAutospacing="0" w:line="360" w:lineRule="auto"/>
-        <w:suppressLineNumbers w:val="0"/>
-      </w:pPr>
-      <w:r>
-        <w:rPr>
-          <w:rFonts w:ascii="Times New Roman" w:hAnsi="Times New Roman" w:eastAsia="Times New Roman" w:cs="Times New Roman"/>
-          <w:sz w:val="28"/>
-          <w:szCs w:val="28"/>
-          <w:highlight w:val="none"/>
-        </w:rPr>
-      </w:r>
-      <w:r>
-        <w:rPr>
-          <w:rFonts w:ascii="Times New Roman" w:hAnsi="Times New Roman" w:eastAsia="Times New Roman" w:cs="Times New Roman"/>
-          <w:sz w:val="28"/>
-          <w:szCs w:val="28"/>
-          <w:highlight w:val="none"/>
-        </w:rPr>
-        <w:br/>
-        <w:tab/>
-        <w:t xml:space="preserve">Конкретные сроки выполнения стадий и этапов разработки и создания с</w:t>
-      </w:r>
-      <w:r>
-        <w:rPr>
-          <w:rFonts w:ascii="Times New Roman" w:hAnsi="Times New Roman" w:eastAsia="Times New Roman" w:cs="Times New Roman"/>
-          <w:sz w:val="28"/>
-          <w:szCs w:val="28"/>
-          <w:highlight w:val="none"/>
-        </w:rPr>
-        <w:t xml:space="preserve">истемы определяются Планом выполнения работ, являющимся неотъемлемой частью Договора на выполнение работ по настоящему Частному техническому заданию. </w:t>
-      </w:r>
-      <w:r/>
-    </w:p>
-    <w:p>
-      <w:pPr>
-        <w:ind w:firstLine="709"/>
-        <w:jc w:val="both"/>
-        <w:spacing w:after="0" w:afterAutospacing="0" w:line="360" w:lineRule="auto"/>
-        <w:suppressLineNumbers w:val="0"/>
-      </w:pPr>
-      <w:r>
-        <w:rPr>
-          <w:rFonts w:ascii="Times New Roman" w:hAnsi="Times New Roman" w:eastAsia="Times New Roman" w:cs="Times New Roman"/>
-          <w:sz w:val="28"/>
-          <w:szCs w:val="28"/>
-        </w:rPr>
-      </w:r>
-      <w:r/>
-    </w:p>
-    <w:p>
-      <w:pPr>
-        <w:ind w:firstLine="709"/>
-        <w:jc w:val="both"/>
-        <w:spacing w:after="0" w:afterAutospacing="0" w:line="300" w:lineRule="auto"/>
-        <w:rPr>
-          <w:b/>
-          <w:bCs/>
-        </w:rPr>
-        <w:suppressLineNumbers w:val="0"/>
-      </w:pPr>
-      <w:r>
-        <w:rPr>
-          <w:rFonts w:ascii="Times New Roman" w:hAnsi="Times New Roman" w:eastAsia="Times New Roman" w:cs="Times New Roman"/>
-          <w:b/>
-          <w:bCs/>
-          <w:sz w:val="28"/>
-          <w:szCs w:val="28"/>
-        </w:rPr>
-        <w:t xml:space="preserve">6. Порядок контроля и приёмки системы</w:t>
-      </w:r>
-      <w:r>
-        <w:rPr>
-          <w:b/>
-          <w:bCs/>
-        </w:rPr>
-      </w:r>
-      <w:r>
-        <w:rPr>
-          <w:b/>
-          <w:bCs/>
-        </w:rPr>
-      </w:r>
-    </w:p>
-    <w:p>
-      <w:pPr>
-        <w:ind w:firstLine="709"/>
-        <w:jc w:val="both"/>
-        <w:spacing w:after="0" w:afterAutospacing="0" w:line="300" w:lineRule="auto"/>
-        <w:suppressLineNumbers w:val="0"/>
-      </w:pPr>
-      <w:r>
-        <w:rPr>
-          <w:rFonts w:ascii="Times New Roman" w:hAnsi="Times New Roman" w:eastAsia="Times New Roman" w:cs="Times New Roman"/>
-          <w:sz w:val="28"/>
-          <w:szCs w:val="28"/>
-        </w:rPr>
-        <w:t xml:space="preserve">Система «Метроскан»</w:t>
-      </w:r>
-      <w:r>
-        <w:rPr>
-          <w:rFonts w:ascii="Times New Roman" w:hAnsi="Times New Roman" w:eastAsia="Times New Roman" w:cs="Times New Roman"/>
-          <w:sz w:val="28"/>
-          <w:szCs w:val="28"/>
-        </w:rPr>
-        <w:t xml:space="preserve"> </w:t>
-      </w:r>
-      <w:r>
-        <w:rPr>
-          <w:rFonts w:ascii="Times New Roman" w:hAnsi="Times New Roman" w:eastAsia="Times New Roman" w:cs="Times New Roman"/>
-          <w:sz w:val="28"/>
-          <w:szCs w:val="28"/>
-        </w:rPr>
-        <w:t xml:space="preserve">проходит следующие обязательные виды испытаний, направленные на всестороннюю проверку её соответствия требованиям настоящего Технического задания:</w:t>
-      </w:r>
-      <w:r/>
+        <w:t xml:space="preserve"> RFID-антенна в тоннеле и MQTT-брокер должны быть подключены к локальной вычислительной сети метрополитена с гарантированной пропускной способностью не менее 100 Мбит/с.</w:t>
+      </w:r>
+      <w:r>
+        <w:rPr>
+          <w:rFonts w:ascii="Times New Roman" w:hAnsi="Times New Roman" w:eastAsia="Times New Roman" w:cs="Times New Roman"/>
+          <w:sz w:val="28"/>
+          <w:szCs w:val="28"/>
+          <w:highlight w:val="none"/>
+        </w:rPr>
+      </w:r>
+      <w:r>
+        <w:rPr>
+          <w:rFonts w:ascii="Times New Roman" w:hAnsi="Times New Roman" w:eastAsia="Times New Roman" w:cs="Times New Roman"/>
+          <w:sz w:val="28"/>
+          <w:szCs w:val="28"/>
+          <w:highlight w:val="none"/>
+        </w:rPr>
+      </w:r>
     </w:p>
     <w:p>
       <w:pPr>
         <w:pStyle w:val="1030"/>
         <w:numPr>
           <w:ilvl w:val="0"/>
-          <w:numId w:val="64"/>
+          <w:numId w:val="96"/>
+        </w:numPr>
+        <w:ind w:left="0" w:firstLine="709"/>
+        <w:jc w:val="both"/>
+        <w:spacing w:after="0" w:afterAutospacing="0" w:line="360" w:lineRule="auto"/>
+        <w:rPr>
+          <w:rFonts w:ascii="Times New Roman" w:hAnsi="Times New Roman" w:eastAsia="Times New Roman" w:cs="Times New Roman"/>
+          <w:sz w:val="28"/>
+          <w:szCs w:val="28"/>
+          <w:highlight w:val="none"/>
+        </w:rPr>
+        <w:suppressLineNumbers w:val="0"/>
+      </w:pPr>
+      <w:r>
+        <w:rPr>
+          <w:rFonts w:ascii="Times New Roman" w:hAnsi="Times New Roman" w:eastAsia="Times New Roman" w:cs="Times New Roman"/>
+          <w:sz w:val="28"/>
+          <w:szCs w:val="28"/>
+          <w:highlight w:val="none"/>
+        </w:rPr>
+        <w:t xml:space="preserve">Время передачи сообщения от антенны до MQTT-брокера не должно превышать 500 мс.</w:t>
+      </w:r>
+      <w:r>
+        <w:rPr>
+          <w:rFonts w:ascii="Times New Roman" w:hAnsi="Times New Roman" w:eastAsia="Times New Roman" w:cs="Times New Roman"/>
+          <w:sz w:val="28"/>
+          <w:szCs w:val="28"/>
+          <w:highlight w:val="none"/>
+        </w:rPr>
+      </w:r>
+      <w:r>
+        <w:rPr>
+          <w:rFonts w:ascii="Times New Roman" w:hAnsi="Times New Roman" w:eastAsia="Times New Roman" w:cs="Times New Roman"/>
+          <w:sz w:val="28"/>
+          <w:szCs w:val="28"/>
+          <w:highlight w:val="none"/>
+        </w:rPr>
+      </w:r>
+    </w:p>
+    <w:p>
+      <w:pPr>
+        <w:pStyle w:val="1030"/>
+        <w:numPr>
+          <w:ilvl w:val="0"/>
+          <w:numId w:val="96"/>
+        </w:numPr>
+        <w:ind w:left="0" w:firstLine="709"/>
+        <w:jc w:val="both"/>
+        <w:spacing w:after="0" w:afterAutospacing="0" w:line="360" w:lineRule="auto"/>
+        <w:rPr>
+          <w:rFonts w:ascii="Times New Roman" w:hAnsi="Times New Roman" w:eastAsia="Times New Roman" w:cs="Times New Roman"/>
+          <w:sz w:val="28"/>
+          <w:szCs w:val="28"/>
+          <w:highlight w:val="none"/>
+        </w:rPr>
+        <w:suppressLineNumbers w:val="0"/>
+      </w:pPr>
+      <w:r>
+        <w:rPr>
+          <w:rFonts w:ascii="Times New Roman" w:hAnsi="Times New Roman" w:eastAsia="Times New Roman" w:cs="Times New Roman"/>
+          <w:sz w:val="28"/>
+          <w:szCs w:val="28"/>
+          <w:highlight w:val="none"/>
+        </w:rPr>
+        <w:t xml:space="preserve">Серверное приложение должно быть развёрнуто на выделенном сервере в защищённом сегменте сети, доступном для АРМ диспетчера по HTTPS.</w:t>
+      </w:r>
+      <w:r>
+        <w:rPr>
+          <w:rFonts w:ascii="Times New Roman" w:hAnsi="Times New Roman" w:eastAsia="Times New Roman" w:cs="Times New Roman"/>
+          <w:sz w:val="28"/>
+          <w:szCs w:val="28"/>
+          <w:highlight w:val="none"/>
+        </w:rPr>
+      </w:r>
+      <w:r>
+        <w:rPr>
+          <w:rFonts w:ascii="Times New Roman" w:hAnsi="Times New Roman" w:eastAsia="Times New Roman" w:cs="Times New Roman"/>
+          <w:sz w:val="28"/>
+          <w:szCs w:val="28"/>
+          <w:highlight w:val="none"/>
+        </w:rPr>
+      </w:r>
+    </w:p>
+    <w:p>
+      <w:pPr>
+        <w:pStyle w:val="1030"/>
+        <w:numPr>
+          <w:ilvl w:val="0"/>
+          <w:numId w:val="96"/>
+        </w:numPr>
+        <w:ind w:left="0" w:firstLine="709"/>
+        <w:jc w:val="both"/>
+        <w:spacing w:after="0" w:afterAutospacing="0" w:line="360" w:lineRule="auto"/>
+        <w:rPr>
+          <w:rFonts w:ascii="Times New Roman" w:hAnsi="Times New Roman" w:eastAsia="Times New Roman" w:cs="Times New Roman"/>
+          <w:sz w:val="28"/>
+          <w:szCs w:val="28"/>
+          <w:highlight w:val="none"/>
+        </w:rPr>
+        <w:suppressLineNumbers w:val="0"/>
+      </w:pPr>
+      <w:r>
+        <w:rPr>
+          <w:rFonts w:ascii="Times New Roman" w:hAnsi="Times New Roman" w:eastAsia="Times New Roman" w:cs="Times New Roman"/>
+          <w:sz w:val="28"/>
+          <w:szCs w:val="28"/>
+          <w:highlight w:val="none"/>
+        </w:rPr>
+        <w:t xml:space="preserve">АРМ диспетчера подключается к серверу через стандартный веб-браузер по защищённому протоколу HTTPS.</w:t>
+      </w:r>
+      <w:r>
+        <w:rPr>
+          <w:rFonts w:ascii="Times New Roman" w:hAnsi="Times New Roman" w:eastAsia="Times New Roman" w:cs="Times New Roman"/>
+          <w:sz w:val="28"/>
+          <w:szCs w:val="28"/>
+          <w:highlight w:val="none"/>
+        </w:rPr>
+      </w:r>
+      <w:r>
+        <w:rPr>
+          <w:rFonts w:ascii="Times New Roman" w:hAnsi="Times New Roman" w:eastAsia="Times New Roman" w:cs="Times New Roman"/>
+          <w:sz w:val="28"/>
+          <w:szCs w:val="28"/>
+          <w:highlight w:val="none"/>
+        </w:rPr>
+      </w:r>
+    </w:p>
+    <w:p>
+      <w:pPr>
+        <w:pStyle w:val="1030"/>
+        <w:numPr>
+          <w:ilvl w:val="0"/>
+          <w:numId w:val="96"/>
         </w:numPr>
         <w:ind w:left="0" w:firstLine="709"/>
         <w:jc w:val="both"/>
@@ -14244,17 +13666,1046 @@
           <w:rFonts w:ascii="Times New Roman" w:hAnsi="Times New Roman" w:eastAsia="Times New Roman" w:cs="Times New Roman"/>
           <w:sz w:val="28"/>
           <w:szCs w:val="28"/>
-        </w:rPr>
-        <w:t xml:space="preserve">Предварительные (заводские) испытания. Проводятся на стенде Разработчика для проверки работоспособности системы в целом и её компонентов, соответствия проектным решениям и начальным требованиям.</w:t>
-      </w:r>
+          <w:highlight w:val="none"/>
+        </w:rPr>
+        <w:t xml:space="preserve">Для обмена данными между компонентами системы используются два протокола: MQTT (между антенной и сервером) и HTTPS (между сервером и АРМ).</w:t>
+      </w:r>
+      <w:r/>
       <w:r/>
     </w:p>
     <w:p>
       <w:pPr>
+        <w:ind w:firstLine="709"/>
+        <w:jc w:val="both"/>
+        <w:spacing w:after="0" w:afterAutospacing="0" w:line="360" w:lineRule="auto"/>
+        <w:suppressLineNumbers w:val="0"/>
+      </w:pPr>
+      <w:r>
+        <w:rPr>
+          <w:rFonts w:ascii="Times New Roman" w:hAnsi="Times New Roman" w:eastAsia="Times New Roman" w:cs="Times New Roman"/>
+          <w:sz w:val="28"/>
+          <w:szCs w:val="28"/>
+          <w:highlight w:val="none"/>
+        </w:rPr>
+      </w:r>
+      <w:r/>
+      <w:r/>
+    </w:p>
+    <w:p>
+      <w:pPr>
+        <w:ind w:firstLine="709"/>
+        <w:jc w:val="both"/>
+        <w:spacing w:after="0" w:afterAutospacing="0" w:line="360" w:lineRule="auto"/>
+        <w:rPr>
+          <w:rFonts w:ascii="Times New Roman" w:hAnsi="Times New Roman" w:eastAsia="Times New Roman" w:cs="Times New Roman"/>
+          <w:b/>
+          <w:bCs/>
+          <w:sz w:val="28"/>
+          <w:szCs w:val="28"/>
+          <w:highlight w:val="none"/>
+        </w:rPr>
+        <w:suppressLineNumbers w:val="0"/>
+      </w:pPr>
+      <w:r>
+        <w:rPr>
+          <w:rFonts w:ascii="Times New Roman" w:hAnsi="Times New Roman" w:eastAsia="Times New Roman" w:cs="Times New Roman"/>
+          <w:b/>
+          <w:bCs/>
+          <w:sz w:val="28"/>
+          <w:szCs w:val="28"/>
+        </w:rPr>
+        <w:t xml:space="preserve">5. Состав и содержание работ по созданию системы</w:t>
+      </w:r>
+      <w:r>
+        <w:rPr>
+          <w:rFonts w:ascii="Times New Roman" w:hAnsi="Times New Roman" w:eastAsia="Times New Roman" w:cs="Times New Roman"/>
+          <w:b/>
+          <w:bCs/>
+          <w:sz w:val="28"/>
+          <w:szCs w:val="28"/>
+          <w:highlight w:val="none"/>
+        </w:rPr>
+      </w:r>
+      <w:r>
+        <w:rPr>
+          <w:rFonts w:ascii="Times New Roman" w:hAnsi="Times New Roman" w:eastAsia="Times New Roman" w:cs="Times New Roman"/>
+          <w:b/>
+          <w:bCs/>
+          <w:sz w:val="28"/>
+          <w:szCs w:val="28"/>
+          <w:highlight w:val="none"/>
+        </w:rPr>
+      </w:r>
+    </w:p>
+    <w:p>
+      <w:pPr>
+        <w:ind w:firstLine="709"/>
+        <w:jc w:val="both"/>
+        <w:spacing w:after="0" w:afterAutospacing="0" w:line="360" w:lineRule="auto"/>
+        <w:rPr>
+          <w:rFonts w:ascii="Times New Roman" w:hAnsi="Times New Roman" w:eastAsia="Times New Roman" w:cs="Times New Roman"/>
+          <w:sz w:val="28"/>
+          <w:szCs w:val="28"/>
+        </w:rPr>
+        <w:suppressLineNumbers w:val="0"/>
+      </w:pPr>
+      <w:r>
+        <w:rPr>
+          <w:rFonts w:ascii="Times New Roman" w:hAnsi="Times New Roman" w:eastAsia="Times New Roman" w:cs="Times New Roman"/>
+          <w:sz w:val="28"/>
+          <w:szCs w:val="28"/>
+        </w:rPr>
+        <w:t xml:space="preserve">Создание ССНП</w:t>
+      </w:r>
+      <w:r>
+        <w:rPr>
+          <w:rFonts w:ascii="Times New Roman" w:hAnsi="Times New Roman" w:eastAsia="Times New Roman" w:cs="Times New Roman"/>
+          <w:sz w:val="28"/>
+          <w:szCs w:val="28"/>
+        </w:rPr>
+        <w:t xml:space="preserve"> </w:t>
+      </w:r>
+      <w:r>
+        <w:rPr>
+          <w:rFonts w:ascii="Times New Roman" w:hAnsi="Times New Roman" w:eastAsia="Times New Roman" w:cs="Times New Roman"/>
+          <w:sz w:val="28"/>
+          <w:szCs w:val="28"/>
+        </w:rPr>
+        <w:t xml:space="preserve">осуществляется в соответствии с ГОСТ 34.601-90 «Автоматизированные системы</w:t>
+      </w:r>
+      <w:r>
+        <w:rPr>
+          <w:rFonts w:ascii="Times New Roman" w:hAnsi="Times New Roman" w:eastAsia="Times New Roman" w:cs="Times New Roman"/>
+          <w:sz w:val="28"/>
+          <w:szCs w:val="28"/>
+        </w:rPr>
+        <w:t xml:space="preserve">. Стадии создания» и включает следующие последовательные стадии и этапы работ:</w:t>
+      </w:r>
+      <w:r>
+        <w:rPr>
+          <w:rFonts w:ascii="Times New Roman" w:hAnsi="Times New Roman" w:eastAsia="Times New Roman" w:cs="Times New Roman"/>
+          <w:sz w:val="28"/>
+          <w:szCs w:val="28"/>
+        </w:rPr>
+      </w:r>
+      <w:r>
+        <w:rPr>
+          <w:rFonts w:ascii="Times New Roman" w:hAnsi="Times New Roman" w:eastAsia="Times New Roman" w:cs="Times New Roman"/>
+          <w:sz w:val="28"/>
+          <w:szCs w:val="28"/>
+        </w:rPr>
+      </w:r>
+    </w:p>
+    <w:p>
+      <w:pPr>
+        <w:ind w:firstLine="709"/>
+        <w:jc w:val="both"/>
+        <w:spacing w:after="0" w:afterAutospacing="0" w:line="360" w:lineRule="auto"/>
+        <w:rPr>
+          <w:rFonts w:ascii="Times New Roman" w:hAnsi="Times New Roman" w:eastAsia="Times New Roman" w:cs="Times New Roman"/>
+          <w:sz w:val="28"/>
+          <w:szCs w:val="28"/>
+        </w:rPr>
+        <w:suppressLineNumbers w:val="0"/>
+      </w:pPr>
+      <w:r>
+        <w:rPr>
+          <w:rFonts w:ascii="Times New Roman" w:hAnsi="Times New Roman" w:eastAsia="Times New Roman" w:cs="Times New Roman"/>
+          <w:sz w:val="28"/>
+          <w:szCs w:val="28"/>
+        </w:rPr>
+      </w:r>
+      <w:r>
+        <w:rPr>
+          <w:rFonts w:ascii="Times New Roman" w:hAnsi="Times New Roman" w:eastAsia="Times New Roman" w:cs="Times New Roman"/>
+          <w:sz w:val="28"/>
+          <w:szCs w:val="28"/>
+        </w:rPr>
+      </w:r>
+      <w:r>
+        <w:rPr>
+          <w:rFonts w:ascii="Times New Roman" w:hAnsi="Times New Roman" w:eastAsia="Times New Roman" w:cs="Times New Roman"/>
+          <w:sz w:val="28"/>
+          <w:szCs w:val="28"/>
+        </w:rPr>
+      </w:r>
+    </w:p>
+    <w:p>
+      <w:pPr>
+        <w:ind w:left="0" w:firstLine="708"/>
+        <w:jc w:val="both"/>
+        <w:spacing w:after="0" w:afterAutospacing="0" w:line="360" w:lineRule="auto"/>
+        <w:rPr>
+          <w:rFonts w:ascii="Times New Roman" w:hAnsi="Times New Roman" w:eastAsia="Times New Roman" w:cs="Times New Roman"/>
+          <w:sz w:val="28"/>
+          <w:szCs w:val="28"/>
+        </w:rPr>
+        <w:suppressLineNumbers w:val="0"/>
+      </w:pPr>
+      <w:r>
+        <w:rPr>
+          <w:rFonts w:ascii="Times New Roman" w:hAnsi="Times New Roman" w:eastAsia="Times New Roman" w:cs="Times New Roman"/>
+          <w:sz w:val="28"/>
+          <w:szCs w:val="28"/>
+        </w:rPr>
+        <w:t xml:space="preserve">1) </w:t>
+      </w:r>
+      <w:r>
+        <w:rPr>
+          <w:rFonts w:ascii="Times New Roman" w:hAnsi="Times New Roman" w:eastAsia="Times New Roman" w:cs="Times New Roman"/>
+          <w:sz w:val="28"/>
+          <w:szCs w:val="28"/>
+        </w:rPr>
+        <w:t xml:space="preserve">Проектирование (2 недели)</w:t>
+      </w:r>
+      <w:r>
+        <w:rPr>
+          <w:rFonts w:ascii="Times New Roman" w:hAnsi="Times New Roman" w:eastAsia="Times New Roman" w:cs="Times New Roman"/>
+          <w:sz w:val="28"/>
+          <w:szCs w:val="28"/>
+        </w:rPr>
+        <w:t xml:space="preserve"> </w:t>
+      </w:r>
+      <w:r>
+        <w:rPr>
+          <w:rFonts w:eastAsia="Aptos" w:cs="Times New Roman"/>
+          <w:szCs w:val="24"/>
+          <w14:ligatures w14:val="standardContextual"/>
+        </w:rPr>
+        <w:t xml:space="preserve">—</w:t>
+      </w:r>
+      <w:r>
+        <w:rPr>
+          <w:rFonts w:eastAsia="Aptos" w:cs="Times New Roman"/>
+          <w:szCs w:val="24"/>
+          <w14:ligatures w14:val="standardContextual"/>
+        </w:rPr>
+        <w:t xml:space="preserve"> </w:t>
+      </w:r>
+      <w:r>
+        <w:rPr>
+          <w:rFonts w:ascii="Times New Roman" w:hAnsi="Times New Roman" w:eastAsia="Times New Roman" w:cs="Times New Roman"/>
+          <w:sz w:val="28"/>
+          <w:szCs w:val="28"/>
+          <w14:ligatures w14:val="standardContextual"/>
+        </w:rPr>
+        <w:t xml:space="preserve">ф</w:t>
+      </w:r>
+      <w:r>
+        <w:rPr>
+          <w:rFonts w:ascii="Times New Roman" w:hAnsi="Times New Roman" w:eastAsia="Times New Roman" w:cs="Times New Roman"/>
+          <w:sz w:val="28"/>
+          <w:szCs w:val="28"/>
+        </w:rPr>
+        <w:t xml:space="preserve">ормирование концепции, архитектурных решений, интерфейсов пользователей. Результатом является комплект документов эскизного проекта.</w:t>
+      </w:r>
+      <w:r>
+        <w:rPr>
+          <w:rFonts w:ascii="Times New Roman" w:hAnsi="Times New Roman" w:eastAsia="Times New Roman" w:cs="Times New Roman"/>
+          <w:sz w:val="28"/>
+          <w:szCs w:val="28"/>
+        </w:rPr>
+      </w:r>
+      <w:r>
+        <w:rPr>
+          <w:rFonts w:ascii="Times New Roman" w:hAnsi="Times New Roman" w:eastAsia="Times New Roman" w:cs="Times New Roman"/>
+          <w:sz w:val="28"/>
+          <w:szCs w:val="28"/>
+        </w:rPr>
+      </w:r>
+    </w:p>
+    <w:p>
+      <w:pPr>
         <w:pStyle w:val="1030"/>
         <w:numPr>
           <w:ilvl w:val="0"/>
-          <w:numId w:val="64"/>
+          <w:numId w:val="89"/>
+        </w:numPr>
+        <w:ind w:left="0" w:firstLine="709"/>
+        <w:jc w:val="both"/>
+        <w:spacing w:after="0" w:afterAutospacing="0" w:line="360" w:lineRule="auto"/>
+        <w:rPr>
+          <w:rFonts w:ascii="Times New Roman" w:hAnsi="Times New Roman" w:eastAsia="Times New Roman" w:cs="Times New Roman"/>
+          <w:sz w:val="28"/>
+          <w:szCs w:val="28"/>
+        </w:rPr>
+        <w:suppressLineNumbers w:val="0"/>
+      </w:pPr>
+      <w:r>
+        <w:rPr>
+          <w:rFonts w:ascii="Times New Roman" w:hAnsi="Times New Roman" w:eastAsia="Times New Roman" w:cs="Times New Roman"/>
+          <w:sz w:val="28"/>
+          <w:szCs w:val="28"/>
+        </w:rPr>
+        <w:t xml:space="preserve">анализ требований, определение функциональных модулей</w:t>
+      </w:r>
+      <w:r>
+        <w:rPr>
+          <w:rFonts w:ascii="Times New Roman" w:hAnsi="Times New Roman" w:eastAsia="Times New Roman" w:cs="Times New Roman"/>
+          <w:sz w:val="28"/>
+          <w:szCs w:val="28"/>
+        </w:rPr>
+        <w:t xml:space="preserve">;</w:t>
+      </w:r>
+      <w:r>
+        <w:rPr>
+          <w:rFonts w:ascii="Times New Roman" w:hAnsi="Times New Roman" w:eastAsia="Times New Roman" w:cs="Times New Roman"/>
+          <w:sz w:val="28"/>
+          <w:szCs w:val="28"/>
+        </w:rPr>
+      </w:r>
+      <w:r>
+        <w:rPr>
+          <w:rFonts w:ascii="Times New Roman" w:hAnsi="Times New Roman" w:eastAsia="Times New Roman" w:cs="Times New Roman"/>
+          <w:sz w:val="28"/>
+          <w:szCs w:val="28"/>
+        </w:rPr>
+      </w:r>
+    </w:p>
+    <w:p>
+      <w:pPr>
+        <w:pStyle w:val="1030"/>
+        <w:numPr>
+          <w:ilvl w:val="0"/>
+          <w:numId w:val="89"/>
+        </w:numPr>
+        <w:ind w:left="0" w:firstLine="709"/>
+        <w:jc w:val="both"/>
+        <w:spacing w:after="0" w:afterAutospacing="0" w:line="360" w:lineRule="auto"/>
+        <w:rPr>
+          <w:rFonts w:ascii="Times New Roman" w:hAnsi="Times New Roman" w:eastAsia="Times New Roman" w:cs="Times New Roman"/>
+          <w:sz w:val="28"/>
+          <w:szCs w:val="28"/>
+        </w:rPr>
+        <w:suppressLineNumbers w:val="0"/>
+      </w:pPr>
+      <w:r>
+        <w:rPr>
+          <w:rFonts w:ascii="Times New Roman" w:hAnsi="Times New Roman" w:eastAsia="Times New Roman" w:cs="Times New Roman"/>
+          <w:sz w:val="28"/>
+          <w:szCs w:val="28"/>
+        </w:rPr>
+        <w:t xml:space="preserve">проектирование структуры базы данных (ER-диаграмма)</w:t>
+      </w:r>
+      <w:r>
+        <w:rPr>
+          <w:rFonts w:ascii="Times New Roman" w:hAnsi="Times New Roman" w:eastAsia="Times New Roman" w:cs="Times New Roman"/>
+          <w:sz w:val="28"/>
+          <w:szCs w:val="28"/>
+        </w:rPr>
+        <w:t xml:space="preserve">;</w:t>
+      </w:r>
+      <w:r>
+        <w:rPr>
+          <w:rFonts w:ascii="Times New Roman" w:hAnsi="Times New Roman" w:eastAsia="Times New Roman" w:cs="Times New Roman"/>
+          <w:sz w:val="28"/>
+          <w:szCs w:val="28"/>
+        </w:rPr>
+      </w:r>
+      <w:r>
+        <w:rPr>
+          <w:rFonts w:ascii="Times New Roman" w:hAnsi="Times New Roman" w:eastAsia="Times New Roman" w:cs="Times New Roman"/>
+          <w:sz w:val="28"/>
+          <w:szCs w:val="28"/>
+        </w:rPr>
+      </w:r>
+    </w:p>
+    <w:p>
+      <w:pPr>
+        <w:pStyle w:val="1030"/>
+        <w:numPr>
+          <w:ilvl w:val="0"/>
+          <w:numId w:val="89"/>
+        </w:numPr>
+        <w:ind w:left="0" w:firstLine="709"/>
+        <w:jc w:val="both"/>
+        <w:spacing w:after="0" w:afterAutospacing="0" w:line="360" w:lineRule="auto"/>
+        <w:rPr>
+          <w:rFonts w:ascii="Times New Roman" w:hAnsi="Times New Roman" w:eastAsia="Times New Roman" w:cs="Times New Roman"/>
+          <w:sz w:val="28"/>
+          <w:szCs w:val="28"/>
+        </w:rPr>
+        <w:suppressLineNumbers w:val="0"/>
+      </w:pPr>
+      <w:r>
+        <w:rPr>
+          <w:rFonts w:ascii="Times New Roman" w:hAnsi="Times New Roman" w:eastAsia="Times New Roman" w:cs="Times New Roman"/>
+          <w:sz w:val="28"/>
+          <w:szCs w:val="28"/>
+        </w:rPr>
+        <w:t xml:space="preserve">разработка эскиза интерфейса диспетчера</w:t>
+      </w:r>
+      <w:r>
+        <w:rPr>
+          <w:rFonts w:ascii="Times New Roman" w:hAnsi="Times New Roman" w:eastAsia="Times New Roman" w:cs="Times New Roman"/>
+          <w:sz w:val="28"/>
+          <w:szCs w:val="28"/>
+        </w:rPr>
+        <w:t xml:space="preserve">;</w:t>
+      </w:r>
+      <w:r>
+        <w:rPr>
+          <w:rFonts w:ascii="Times New Roman" w:hAnsi="Times New Roman" w:eastAsia="Times New Roman" w:cs="Times New Roman"/>
+          <w:sz w:val="28"/>
+          <w:szCs w:val="28"/>
+        </w:rPr>
+      </w:r>
+      <w:r>
+        <w:rPr>
+          <w:rFonts w:ascii="Times New Roman" w:hAnsi="Times New Roman" w:eastAsia="Times New Roman" w:cs="Times New Roman"/>
+          <w:sz w:val="28"/>
+          <w:szCs w:val="28"/>
+        </w:rPr>
+      </w:r>
+    </w:p>
+    <w:p>
+      <w:pPr>
+        <w:pStyle w:val="1030"/>
+        <w:numPr>
+          <w:ilvl w:val="0"/>
+          <w:numId w:val="89"/>
+        </w:numPr>
+        <w:ind w:left="0" w:firstLine="709"/>
+        <w:jc w:val="both"/>
+        <w:spacing w:after="0" w:afterAutospacing="0" w:line="360" w:lineRule="auto"/>
+        <w:rPr>
+          <w:rFonts w:ascii="Times New Roman" w:hAnsi="Times New Roman" w:eastAsia="Times New Roman" w:cs="Times New Roman"/>
+          <w:sz w:val="28"/>
+          <w:szCs w:val="28"/>
+        </w:rPr>
+        <w:suppressLineNumbers w:val="0"/>
+      </w:pPr>
+      <w:r>
+        <w:rPr>
+          <w:rFonts w:ascii="Times New Roman" w:hAnsi="Times New Roman" w:eastAsia="Times New Roman" w:cs="Times New Roman"/>
+          <w:sz w:val="28"/>
+          <w:szCs w:val="28"/>
+        </w:rPr>
+        <w:t xml:space="preserve">выбор технологического стека (Django + SQLite + HTML/JS)</w:t>
+      </w:r>
+      <w:r>
+        <w:rPr>
+          <w:rFonts w:ascii="Times New Roman" w:hAnsi="Times New Roman" w:eastAsia="Times New Roman" w:cs="Times New Roman"/>
+          <w:sz w:val="28"/>
+          <w:szCs w:val="28"/>
+        </w:rPr>
+        <w:t xml:space="preserve">;</w:t>
+      </w:r>
+      <w:r>
+        <w:rPr>
+          <w:rFonts w:ascii="Times New Roman" w:hAnsi="Times New Roman" w:eastAsia="Times New Roman" w:cs="Times New Roman"/>
+          <w:sz w:val="28"/>
+          <w:szCs w:val="28"/>
+        </w:rPr>
+      </w:r>
+      <w:r>
+        <w:rPr>
+          <w:rFonts w:ascii="Times New Roman" w:hAnsi="Times New Roman" w:eastAsia="Times New Roman" w:cs="Times New Roman"/>
+          <w:sz w:val="28"/>
+          <w:szCs w:val="28"/>
+        </w:rPr>
+      </w:r>
+    </w:p>
+    <w:p>
+      <w:pPr>
+        <w:ind w:firstLine="709"/>
+        <w:jc w:val="both"/>
+        <w:spacing w:after="0" w:afterAutospacing="0" w:line="360" w:lineRule="auto"/>
+        <w:rPr>
+          <w:rFonts w:ascii="Times New Roman" w:hAnsi="Times New Roman" w:eastAsia="Times New Roman" w:cs="Times New Roman"/>
+          <w:sz w:val="28"/>
+          <w:szCs w:val="28"/>
+        </w:rPr>
+        <w:suppressLineNumbers w:val="0"/>
+      </w:pPr>
+      <w:r>
+        <w:rPr>
+          <w:rFonts w:ascii="Times New Roman" w:hAnsi="Times New Roman" w:eastAsia="Times New Roman" w:cs="Times New Roman"/>
+          <w:sz w:val="28"/>
+          <w:szCs w:val="28"/>
+          <w:highlight w:val="none"/>
+        </w:rPr>
+      </w:r>
+      <w:r>
+        <w:rPr>
+          <w:rFonts w:ascii="Times New Roman" w:hAnsi="Times New Roman" w:eastAsia="Times New Roman" w:cs="Times New Roman"/>
+          <w:sz w:val="28"/>
+          <w:szCs w:val="28"/>
+        </w:rPr>
+      </w:r>
+      <w:r>
+        <w:rPr>
+          <w:rFonts w:ascii="Times New Roman" w:hAnsi="Times New Roman" w:eastAsia="Times New Roman" w:cs="Times New Roman"/>
+          <w:sz w:val="28"/>
+          <w:szCs w:val="28"/>
+        </w:rPr>
+      </w:r>
+    </w:p>
+    <w:p>
+      <w:pPr>
+        <w:ind w:firstLine="709"/>
+        <w:jc w:val="both"/>
+        <w:spacing w:after="0" w:afterAutospacing="0" w:line="360" w:lineRule="auto"/>
+        <w:rPr>
+          <w:rFonts w:ascii="Times New Roman" w:hAnsi="Times New Roman" w:eastAsia="Times New Roman" w:cs="Times New Roman"/>
+          <w:sz w:val="28"/>
+          <w:szCs w:val="28"/>
+          <w:highlight w:val="none"/>
+        </w:rPr>
+        <w:suppressLineNumbers w:val="0"/>
+      </w:pPr>
+      <w:r>
+        <w:rPr>
+          <w:rFonts w:ascii="Times New Roman" w:hAnsi="Times New Roman" w:eastAsia="Times New Roman" w:cs="Times New Roman"/>
+          <w:sz w:val="28"/>
+          <w:szCs w:val="28"/>
+        </w:rPr>
+        <w:t xml:space="preserve">Результат: пояснительная записка с диаграммами, макет экрана.</w:t>
+      </w:r>
+      <w:r>
+        <w:rPr>
+          <w:rFonts w:ascii="Times New Roman" w:hAnsi="Times New Roman" w:eastAsia="Times New Roman" w:cs="Times New Roman"/>
+          <w:sz w:val="28"/>
+          <w:szCs w:val="28"/>
+          <w:highlight w:val="none"/>
+        </w:rPr>
+      </w:r>
+      <w:r>
+        <w:rPr>
+          <w:rFonts w:ascii="Times New Roman" w:hAnsi="Times New Roman" w:eastAsia="Times New Roman" w:cs="Times New Roman"/>
+          <w:sz w:val="28"/>
+          <w:szCs w:val="28"/>
+          <w:highlight w:val="none"/>
+        </w:rPr>
+      </w:r>
+    </w:p>
+    <w:p>
+      <w:pPr>
+        <w:ind w:firstLine="0"/>
+        <w:jc w:val="both"/>
+        <w:spacing w:after="0" w:afterAutospacing="0" w:line="360" w:lineRule="auto"/>
+        <w:rPr>
+          <w:rFonts w:ascii="Times New Roman" w:hAnsi="Times New Roman" w:eastAsia="Times New Roman" w:cs="Times New Roman"/>
+          <w:sz w:val="28"/>
+          <w:szCs w:val="28"/>
+        </w:rPr>
+        <w:suppressLineNumbers w:val="0"/>
+      </w:pPr>
+      <w:r>
+        <w:rPr>
+          <w:rFonts w:ascii="Times New Roman" w:hAnsi="Times New Roman" w:eastAsia="Times New Roman" w:cs="Times New Roman"/>
+          <w:sz w:val="28"/>
+          <w:szCs w:val="28"/>
+          <w:highlight w:val="none"/>
+        </w:rPr>
+      </w:r>
+      <w:r>
+        <w:rPr>
+          <w:rFonts w:ascii="Times New Roman" w:hAnsi="Times New Roman" w:eastAsia="Times New Roman" w:cs="Times New Roman"/>
+          <w:sz w:val="28"/>
+          <w:szCs w:val="28"/>
+        </w:rPr>
+      </w:r>
+      <w:r>
+        <w:rPr>
+          <w:rFonts w:ascii="Times New Roman" w:hAnsi="Times New Roman" w:eastAsia="Times New Roman" w:cs="Times New Roman"/>
+          <w:sz w:val="28"/>
+          <w:szCs w:val="28"/>
+        </w:rPr>
+      </w:r>
+    </w:p>
+    <w:p>
+      <w:pPr>
+        <w:ind w:firstLine="709"/>
+        <w:jc w:val="both"/>
+        <w:spacing w:after="0" w:afterAutospacing="0" w:line="360" w:lineRule="auto"/>
+        <w:rPr>
+          <w:rFonts w:ascii="Times New Roman" w:hAnsi="Times New Roman" w:eastAsia="Times New Roman" w:cs="Times New Roman"/>
+          <w:sz w:val="28"/>
+          <w:szCs w:val="28"/>
+        </w:rPr>
+        <w:suppressLineNumbers w:val="0"/>
+      </w:pPr>
+      <w:r>
+        <w:rPr>
+          <w:rFonts w:ascii="Times New Roman" w:hAnsi="Times New Roman" w:eastAsia="Times New Roman" w:cs="Times New Roman"/>
+          <w:sz w:val="28"/>
+          <w:szCs w:val="28"/>
+        </w:rPr>
+        <w:t xml:space="preserve">2) Разработка (2 недели)</w:t>
+      </w:r>
+      <w:r>
+        <w:rPr>
+          <w:rFonts w:ascii="Times New Roman" w:hAnsi="Times New Roman" w:eastAsia="Times New Roman" w:cs="Times New Roman"/>
+          <w:sz w:val="28"/>
+          <w:szCs w:val="28"/>
+        </w:rPr>
+        <w:t xml:space="preserve"> </w:t>
+      </w:r>
+      <w:r>
+        <w:rPr>
+          <w:rFonts w:eastAsia="Aptos" w:cs="Times New Roman"/>
+          <w:szCs w:val="24"/>
+          <w14:ligatures w14:val="standardContextual"/>
+        </w:rPr>
+        <w:t xml:space="preserve">—</w:t>
+      </w:r>
+      <w:r>
+        <w:rPr>
+          <w:rFonts w:eastAsia="Aptos" w:cs="Times New Roman"/>
+          <w:szCs w:val="24"/>
+          <w14:ligatures w14:val="standardContextual"/>
+        </w:rPr>
+        <w:t xml:space="preserve"> </w:t>
+      </w:r>
+      <w:r>
+        <w:rPr>
+          <w:rFonts w:eastAsia="Aptos" w:cs="Times New Roman"/>
+          <w:szCs w:val="24"/>
+          <w14:ligatures w14:val="standardContextual"/>
+        </w:rPr>
+        <w:t xml:space="preserve">c</w:t>
+      </w:r>
+      <w:r>
+        <w:rPr>
+          <w:rFonts w:ascii="Times New Roman" w:hAnsi="Times New Roman" w:eastAsia="Times New Roman" w:cs="Times New Roman"/>
+          <w:sz w:val="28"/>
+          <w:szCs w:val="28"/>
+        </w:rPr>
+        <w:t xml:space="preserve">оздание полного комплекта рабочей документации в соответствии с ГОСТ 34.201-89, а также разработка, программирование и адаптация всех модулей системы (бэкенд-сервисы, веб-интерфейс)</w:t>
+      </w:r>
+      <w:r>
+        <w:rPr>
+          <w:rFonts w:ascii="Times New Roman" w:hAnsi="Times New Roman" w:eastAsia="Times New Roman" w:cs="Times New Roman"/>
+          <w:sz w:val="28"/>
+          <w:szCs w:val="28"/>
+        </w:rPr>
+        <w:t xml:space="preserve">:</w:t>
+      </w:r>
+      <w:r>
+        <w:rPr>
+          <w:rFonts w:ascii="Times New Roman" w:hAnsi="Times New Roman" w:eastAsia="Times New Roman" w:cs="Times New Roman"/>
+          <w:sz w:val="28"/>
+          <w:szCs w:val="28"/>
+        </w:rPr>
+      </w:r>
+      <w:r>
+        <w:rPr>
+          <w:rFonts w:ascii="Times New Roman" w:hAnsi="Times New Roman" w:eastAsia="Times New Roman" w:cs="Times New Roman"/>
+          <w:sz w:val="28"/>
+          <w:szCs w:val="28"/>
+        </w:rPr>
+      </w:r>
+    </w:p>
+    <w:p>
+      <w:pPr>
+        <w:pStyle w:val="1030"/>
+        <w:numPr>
+          <w:ilvl w:val="0"/>
+          <w:numId w:val="90"/>
+        </w:numPr>
+        <w:ind w:left="0" w:firstLine="709"/>
+        <w:jc w:val="both"/>
+        <w:spacing w:after="0" w:afterAutospacing="0" w:line="360" w:lineRule="auto"/>
+        <w:rPr>
+          <w:rFonts w:ascii="Times New Roman" w:hAnsi="Times New Roman" w:eastAsia="Times New Roman" w:cs="Times New Roman"/>
+          <w:sz w:val="28"/>
+          <w:szCs w:val="28"/>
+        </w:rPr>
+        <w:suppressLineNumbers w:val="0"/>
+      </w:pPr>
+      <w:r>
+        <w:rPr>
+          <w:rFonts w:ascii="Times New Roman" w:hAnsi="Times New Roman" w:eastAsia="Times New Roman" w:cs="Times New Roman"/>
+          <w:sz w:val="28"/>
+          <w:szCs w:val="28"/>
+        </w:rPr>
+        <w:t xml:space="preserve">создание Django-проекта, настройка моделей, миграции</w:t>
+      </w:r>
+      <w:r>
+        <w:rPr>
+          <w:rFonts w:ascii="Times New Roman" w:hAnsi="Times New Roman" w:eastAsia="Times New Roman" w:cs="Times New Roman"/>
+          <w:sz w:val="28"/>
+          <w:szCs w:val="28"/>
+        </w:rPr>
+        <w:t xml:space="preserve">;</w:t>
+      </w:r>
+      <w:r>
+        <w:rPr>
+          <w:rFonts w:ascii="Times New Roman" w:hAnsi="Times New Roman" w:eastAsia="Times New Roman" w:cs="Times New Roman"/>
+          <w:sz w:val="28"/>
+          <w:szCs w:val="28"/>
+        </w:rPr>
+      </w:r>
+      <w:r>
+        <w:rPr>
+          <w:rFonts w:ascii="Times New Roman" w:hAnsi="Times New Roman" w:eastAsia="Times New Roman" w:cs="Times New Roman"/>
+          <w:sz w:val="28"/>
+          <w:szCs w:val="28"/>
+        </w:rPr>
+      </w:r>
+    </w:p>
+    <w:p>
+      <w:pPr>
+        <w:pStyle w:val="1030"/>
+        <w:numPr>
+          <w:ilvl w:val="0"/>
+          <w:numId w:val="90"/>
+        </w:numPr>
+        <w:ind w:left="0" w:firstLine="709"/>
+        <w:jc w:val="both"/>
+        <w:spacing w:after="0" w:afterAutospacing="0" w:line="360" w:lineRule="auto"/>
+        <w:rPr>
+          <w:rFonts w:ascii="Times New Roman" w:hAnsi="Times New Roman" w:eastAsia="Times New Roman" w:cs="Times New Roman"/>
+          <w:sz w:val="28"/>
+          <w:szCs w:val="28"/>
+        </w:rPr>
+        <w:suppressLineNumbers w:val="0"/>
+      </w:pPr>
+      <w:r>
+        <w:rPr>
+          <w:rFonts w:ascii="Times New Roman" w:hAnsi="Times New Roman" w:eastAsia="Times New Roman" w:cs="Times New Roman"/>
+          <w:sz w:val="28"/>
+          <w:szCs w:val="28"/>
+        </w:rPr>
+        <w:t xml:space="preserve">реализация API-эндпоинта /api/register_pass/ для приёма данных от считывателя</w:t>
+      </w:r>
+      <w:r>
+        <w:rPr>
+          <w:rFonts w:ascii="Times New Roman" w:hAnsi="Times New Roman" w:eastAsia="Times New Roman" w:cs="Times New Roman"/>
+          <w:sz w:val="28"/>
+          <w:szCs w:val="28"/>
+        </w:rPr>
+        <w:t xml:space="preserve">;</w:t>
+      </w:r>
+      <w:r>
+        <w:rPr>
+          <w:rFonts w:ascii="Times New Roman" w:hAnsi="Times New Roman" w:eastAsia="Times New Roman" w:cs="Times New Roman"/>
+          <w:sz w:val="28"/>
+          <w:szCs w:val="28"/>
+        </w:rPr>
+      </w:r>
+      <w:r>
+        <w:rPr>
+          <w:rFonts w:ascii="Times New Roman" w:hAnsi="Times New Roman" w:eastAsia="Times New Roman" w:cs="Times New Roman"/>
+          <w:sz w:val="28"/>
+          <w:szCs w:val="28"/>
+        </w:rPr>
+      </w:r>
+    </w:p>
+    <w:p>
+      <w:pPr>
+        <w:pStyle w:val="1030"/>
+        <w:numPr>
+          <w:ilvl w:val="0"/>
+          <w:numId w:val="90"/>
+        </w:numPr>
+        <w:ind w:left="0" w:firstLine="709"/>
+        <w:jc w:val="both"/>
+        <w:spacing w:after="0" w:afterAutospacing="0" w:line="360" w:lineRule="auto"/>
+        <w:rPr>
+          <w:rFonts w:ascii="Times New Roman" w:hAnsi="Times New Roman" w:eastAsia="Times New Roman" w:cs="Times New Roman"/>
+          <w:sz w:val="28"/>
+          <w:szCs w:val="28"/>
+        </w:rPr>
+        <w:suppressLineNumbers w:val="0"/>
+      </w:pPr>
+      <w:r>
+        <w:rPr>
+          <w:rFonts w:ascii="Times New Roman" w:hAnsi="Times New Roman" w:eastAsia="Times New Roman" w:cs="Times New Roman"/>
+          <w:sz w:val="28"/>
+          <w:szCs w:val="28"/>
+        </w:rPr>
+        <w:t xml:space="preserve">разработка админ-панели для управления поездами и метками</w:t>
+      </w:r>
+      <w:r>
+        <w:rPr>
+          <w:rFonts w:ascii="Times New Roman" w:hAnsi="Times New Roman" w:eastAsia="Times New Roman" w:cs="Times New Roman"/>
+          <w:sz w:val="28"/>
+          <w:szCs w:val="28"/>
+        </w:rPr>
+        <w:t xml:space="preserve">;</w:t>
+      </w:r>
+      <w:r>
+        <w:rPr>
+          <w:rFonts w:ascii="Times New Roman" w:hAnsi="Times New Roman" w:eastAsia="Times New Roman" w:cs="Times New Roman"/>
+          <w:sz w:val="28"/>
+          <w:szCs w:val="28"/>
+        </w:rPr>
+      </w:r>
+      <w:r>
+        <w:rPr>
+          <w:rFonts w:ascii="Times New Roman" w:hAnsi="Times New Roman" w:eastAsia="Times New Roman" w:cs="Times New Roman"/>
+          <w:sz w:val="28"/>
+          <w:szCs w:val="28"/>
+        </w:rPr>
+      </w:r>
+    </w:p>
+    <w:p>
+      <w:pPr>
+        <w:pStyle w:val="1030"/>
+        <w:numPr>
+          <w:ilvl w:val="0"/>
+          <w:numId w:val="90"/>
+        </w:numPr>
+        <w:ind w:left="0" w:firstLine="709"/>
+        <w:jc w:val="both"/>
+        <w:spacing w:after="0" w:afterAutospacing="0" w:line="360" w:lineRule="auto"/>
+        <w:rPr>
+          <w:rFonts w:ascii="Times New Roman" w:hAnsi="Times New Roman" w:eastAsia="Times New Roman" w:cs="Times New Roman"/>
+          <w:sz w:val="28"/>
+          <w:szCs w:val="28"/>
+        </w:rPr>
+        <w:suppressLineNumbers w:val="0"/>
+      </w:pPr>
+      <w:r>
+        <w:rPr>
+          <w:rFonts w:ascii="Times New Roman" w:hAnsi="Times New Roman" w:eastAsia="Times New Roman" w:cs="Times New Roman"/>
+          <w:sz w:val="28"/>
+          <w:szCs w:val="28"/>
+        </w:rPr>
+        <w:t xml:space="preserve">создание веб-интерфейса диспетчера (таблица событий, автообновление)</w:t>
+      </w:r>
+      <w:r>
+        <w:rPr>
+          <w:rFonts w:ascii="Times New Roman" w:hAnsi="Times New Roman" w:eastAsia="Times New Roman" w:cs="Times New Roman"/>
+          <w:sz w:val="28"/>
+          <w:szCs w:val="28"/>
+        </w:rPr>
+        <w:t xml:space="preserve">;</w:t>
+      </w:r>
+      <w:r>
+        <w:rPr>
+          <w:rFonts w:ascii="Times New Roman" w:hAnsi="Times New Roman" w:eastAsia="Times New Roman" w:cs="Times New Roman"/>
+          <w:sz w:val="28"/>
+          <w:szCs w:val="28"/>
+        </w:rPr>
+      </w:r>
+      <w:r>
+        <w:rPr>
+          <w:rFonts w:ascii="Times New Roman" w:hAnsi="Times New Roman" w:eastAsia="Times New Roman" w:cs="Times New Roman"/>
+          <w:sz w:val="28"/>
+          <w:szCs w:val="28"/>
+        </w:rPr>
+      </w:r>
+    </w:p>
+    <w:p>
+      <w:pPr>
+        <w:pStyle w:val="1030"/>
+        <w:numPr>
+          <w:ilvl w:val="0"/>
+          <w:numId w:val="90"/>
+        </w:numPr>
+        <w:ind w:left="0" w:firstLine="709"/>
+        <w:jc w:val="both"/>
+        <w:spacing w:after="0" w:afterAutospacing="0" w:line="360" w:lineRule="auto"/>
+        <w:rPr>
+          <w:rFonts w:ascii="Times New Roman" w:hAnsi="Times New Roman" w:eastAsia="Times New Roman" w:cs="Times New Roman"/>
+          <w:sz w:val="28"/>
+          <w:szCs w:val="28"/>
+        </w:rPr>
+        <w:suppressLineNumbers w:val="0"/>
+      </w:pPr>
+      <w:r>
+        <w:rPr>
+          <w:rFonts w:ascii="Times New Roman" w:hAnsi="Times New Roman" w:eastAsia="Times New Roman" w:cs="Times New Roman"/>
+          <w:sz w:val="28"/>
+          <w:szCs w:val="28"/>
+        </w:rPr>
+        <w:t xml:space="preserve">написание эмулятора считывателя (скрипт на Python)</w:t>
+      </w:r>
+      <w:r>
+        <w:rPr>
+          <w:rFonts w:ascii="Times New Roman" w:hAnsi="Times New Roman" w:eastAsia="Times New Roman" w:cs="Times New Roman"/>
+          <w:sz w:val="28"/>
+          <w:szCs w:val="28"/>
+        </w:rPr>
+        <w:t xml:space="preserve">;</w:t>
+      </w:r>
+      <w:r>
+        <w:rPr>
+          <w:rFonts w:ascii="Times New Roman" w:hAnsi="Times New Roman" w:eastAsia="Times New Roman" w:cs="Times New Roman"/>
+          <w:sz w:val="28"/>
+          <w:szCs w:val="28"/>
+        </w:rPr>
+      </w:r>
+      <w:r>
+        <w:rPr>
+          <w:rFonts w:ascii="Times New Roman" w:hAnsi="Times New Roman" w:eastAsia="Times New Roman" w:cs="Times New Roman"/>
+          <w:sz w:val="28"/>
+          <w:szCs w:val="28"/>
+        </w:rPr>
+      </w:r>
+    </w:p>
+    <w:p>
+      <w:pPr>
+        <w:pStyle w:val="1030"/>
+        <w:numPr>
+          <w:ilvl w:val="0"/>
+          <w:numId w:val="90"/>
+        </w:numPr>
+        <w:ind w:left="0" w:firstLine="709"/>
+        <w:jc w:val="both"/>
+        <w:spacing w:after="0" w:afterAutospacing="0" w:line="360" w:lineRule="auto"/>
+        <w:rPr>
+          <w:rFonts w:ascii="Times New Roman" w:hAnsi="Times New Roman" w:eastAsia="Times New Roman" w:cs="Times New Roman"/>
+          <w:sz w:val="28"/>
+          <w:szCs w:val="28"/>
+        </w:rPr>
+        <w:suppressLineNumbers w:val="0"/>
+      </w:pPr>
+      <w:r>
+        <w:rPr>
+          <w:rFonts w:ascii="Times New Roman" w:hAnsi="Times New Roman" w:eastAsia="Times New Roman" w:cs="Times New Roman"/>
+          <w:sz w:val="28"/>
+          <w:szCs w:val="28"/>
+        </w:rPr>
+        <w:t xml:space="preserve">отладка и тестирование всех сценариев.</w:t>
+      </w:r>
+      <w:r>
+        <w:rPr>
+          <w:rFonts w:ascii="Times New Roman" w:hAnsi="Times New Roman" w:eastAsia="Times New Roman" w:cs="Times New Roman"/>
+          <w:sz w:val="28"/>
+          <w:szCs w:val="28"/>
+        </w:rPr>
+      </w:r>
+      <w:r>
+        <w:rPr>
+          <w:rFonts w:ascii="Times New Roman" w:hAnsi="Times New Roman" w:eastAsia="Times New Roman" w:cs="Times New Roman"/>
+          <w:sz w:val="28"/>
+          <w:szCs w:val="28"/>
+        </w:rPr>
+      </w:r>
+    </w:p>
+    <w:p>
+      <w:pPr>
+        <w:ind w:firstLine="709"/>
+        <w:jc w:val="both"/>
+        <w:spacing w:after="0" w:afterAutospacing="0" w:line="360" w:lineRule="auto"/>
+        <w:rPr>
+          <w:rFonts w:ascii="Times New Roman" w:hAnsi="Times New Roman" w:eastAsia="Times New Roman" w:cs="Times New Roman"/>
+          <w:sz w:val="28"/>
+          <w:szCs w:val="28"/>
+        </w:rPr>
+        <w:suppressLineNumbers w:val="0"/>
+      </w:pPr>
+      <w:r>
+        <w:rPr>
+          <w:rFonts w:ascii="Times New Roman" w:hAnsi="Times New Roman" w:eastAsia="Times New Roman" w:cs="Times New Roman"/>
+          <w:sz w:val="28"/>
+          <w:szCs w:val="28"/>
+        </w:rPr>
+        <w:t xml:space="preserve"> Результат: рабочий код и документация, размещённая в репозитории, демонстрация на локальном сервере.</w:t>
+      </w:r>
+      <w:r>
+        <w:rPr>
+          <w:rFonts w:ascii="Times New Roman" w:hAnsi="Times New Roman" w:eastAsia="Times New Roman" w:cs="Times New Roman"/>
+          <w:sz w:val="28"/>
+          <w:szCs w:val="28"/>
+        </w:rPr>
+      </w:r>
+      <w:r>
+        <w:rPr>
+          <w:rFonts w:ascii="Times New Roman" w:hAnsi="Times New Roman" w:eastAsia="Times New Roman" w:cs="Times New Roman"/>
+          <w:sz w:val="28"/>
+          <w:szCs w:val="28"/>
+        </w:rPr>
+      </w:r>
+    </w:p>
+    <w:p>
+      <w:pPr>
+        <w:ind w:firstLine="709"/>
+        <w:jc w:val="both"/>
+        <w:spacing w:after="0" w:afterAutospacing="0" w:line="360" w:lineRule="auto"/>
+        <w:rPr>
+          <w:rFonts w:ascii="Times New Roman" w:hAnsi="Times New Roman" w:eastAsia="Times New Roman" w:cs="Times New Roman"/>
+          <w:sz w:val="28"/>
+          <w:szCs w:val="28"/>
+        </w:rPr>
+        <w:suppressLineNumbers w:val="0"/>
+      </w:pPr>
+      <w:r>
+        <w:rPr>
+          <w:rFonts w:ascii="Times New Roman" w:hAnsi="Times New Roman" w:eastAsia="Times New Roman" w:cs="Times New Roman"/>
+          <w:sz w:val="28"/>
+          <w:szCs w:val="28"/>
+          <w:highlight w:val="none"/>
+        </w:rPr>
+      </w:r>
+      <w:r>
+        <w:rPr>
+          <w:rFonts w:ascii="Times New Roman" w:hAnsi="Times New Roman" w:eastAsia="Times New Roman" w:cs="Times New Roman"/>
+          <w:sz w:val="28"/>
+          <w:szCs w:val="28"/>
+        </w:rPr>
+      </w:r>
+      <w:r>
+        <w:rPr>
+          <w:rFonts w:ascii="Times New Roman" w:hAnsi="Times New Roman" w:eastAsia="Times New Roman" w:cs="Times New Roman"/>
+          <w:sz w:val="28"/>
+          <w:szCs w:val="28"/>
+        </w:rPr>
+      </w:r>
+    </w:p>
+    <w:p>
+      <w:pPr>
+        <w:ind w:firstLine="709"/>
+        <w:jc w:val="both"/>
+        <w:spacing w:after="0" w:afterAutospacing="0" w:line="360" w:lineRule="auto"/>
+        <w:rPr>
+          <w:rFonts w:ascii="Times New Roman" w:hAnsi="Times New Roman" w:eastAsia="Times New Roman" w:cs="Times New Roman"/>
+          <w:sz w:val="28"/>
+          <w:szCs w:val="28"/>
+          <w:highlight w:val="none"/>
+        </w:rPr>
+        <w:suppressLineNumbers w:val="0"/>
+      </w:pPr>
+      <w:r>
+        <w:rPr>
+          <w:rFonts w:ascii="Times New Roman" w:hAnsi="Times New Roman" w:eastAsia="Times New Roman" w:cs="Times New Roman"/>
+          <w:sz w:val="28"/>
+          <w:szCs w:val="28"/>
+        </w:rPr>
+      </w:r>
+      <w:r>
+        <w:rPr>
+          <w:rFonts w:ascii="Times New Roman" w:hAnsi="Times New Roman" w:eastAsia="Times New Roman" w:cs="Times New Roman"/>
+          <w:sz w:val="28"/>
+          <w:szCs w:val="28"/>
+        </w:rPr>
+        <w:t xml:space="preserve">3) Ввод в эксплуатацию и поддержка ПО (до выхода из эксплуатации)</w:t>
+      </w:r>
+      <w:r>
+        <w:rPr>
+          <w:rFonts w:ascii="Times New Roman" w:hAnsi="Times New Roman" w:eastAsia="Times New Roman" w:cs="Times New Roman"/>
+          <w:sz w:val="28"/>
+          <w:szCs w:val="28"/>
+        </w:rPr>
+        <w:t xml:space="preserve">:</w:t>
+      </w:r>
+      <w:r>
+        <w:rPr>
+          <w:rFonts w:ascii="Times New Roman" w:hAnsi="Times New Roman" w:eastAsia="Times New Roman" w:cs="Times New Roman"/>
+          <w:sz w:val="28"/>
+          <w:szCs w:val="28"/>
+          <w:highlight w:val="none"/>
+        </w:rPr>
+      </w:r>
+      <w:r>
+        <w:rPr>
+          <w:rFonts w:ascii="Times New Roman" w:hAnsi="Times New Roman" w:eastAsia="Times New Roman" w:cs="Times New Roman"/>
+          <w:sz w:val="28"/>
+          <w:szCs w:val="28"/>
+          <w:highlight w:val="none"/>
+        </w:rPr>
+      </w:r>
+    </w:p>
+    <w:p>
+      <w:pPr>
+        <w:pStyle w:val="1030"/>
+        <w:numPr>
+          <w:ilvl w:val="0"/>
+          <w:numId w:val="91"/>
         </w:numPr>
         <w:ind w:left="0" w:firstLine="709"/>
         <w:jc w:val="both"/>
@@ -14266,9 +14717,20 @@
           <w:rFonts w:ascii="Times New Roman" w:hAnsi="Times New Roman" w:eastAsia="Times New Roman" w:cs="Times New Roman"/>
           <w:sz w:val="28"/>
           <w:szCs w:val="28"/>
-        </w:rPr>
-        <w:t xml:space="preserve">Опытная эксплуатация. Проводится в реальных рабочих условиях у Заказчика для проверки функционирования системы в штатном режиме, её устойчивости к нагрузкам, а также для обучения и адаптации персонала.</w:t>
-      </w:r>
+          <w:highlight w:val="none"/>
+        </w:rPr>
+        <w:t xml:space="preserve">развертывание системы на заданной инфраструктуре заказчика, миграция начальных данных, обучение пользователей и работа системы в ограниченном режиме</w:t>
+      </w:r>
+      <w:r>
+        <w:rPr>
+          <w:rFonts w:ascii="Times New Roman" w:hAnsi="Times New Roman" w:eastAsia="Times New Roman" w:cs="Times New Roman"/>
+          <w:sz w:val="28"/>
+          <w:szCs w:val="28"/>
+          <w:highlight w:val="none"/>
+        </w:rPr>
+        <w:t xml:space="preserve">;</w:t>
+      </w:r>
+      <w:r/>
       <w:r/>
     </w:p>
     <w:p>
@@ -14276,7 +14738,174 @@
         <w:pStyle w:val="1030"/>
         <w:numPr>
           <w:ilvl w:val="0"/>
-          <w:numId w:val="64"/>
+          <w:numId w:val="91"/>
+        </w:numPr>
+        <w:ind w:left="0" w:firstLine="709"/>
+        <w:jc w:val="both"/>
+        <w:spacing w:after="0" w:afterAutospacing="0" w:line="360" w:lineRule="auto"/>
+        <w:rPr>
+          <w:rFonts w:ascii="Times New Roman" w:hAnsi="Times New Roman" w:eastAsia="Times New Roman" w:cs="Times New Roman"/>
+          <w:sz w:val="28"/>
+          <w:szCs w:val="28"/>
+          <w:highlight w:val="none"/>
+        </w:rPr>
+        <w:suppressLineNumbers w:val="0"/>
+      </w:pPr>
+      <w:r>
+        <w:rPr>
+          <w:rFonts w:ascii="Times New Roman" w:hAnsi="Times New Roman" w:eastAsia="Times New Roman" w:cs="Times New Roman"/>
+          <w:sz w:val="28"/>
+          <w:szCs w:val="28"/>
+          <w:highlight w:val="none"/>
+        </w:rPr>
+        <w:t xml:space="preserve">устранение замечаний по результатам опытной эксплуатации, подписание акта о завершении работ и передача системы в промышленную эксплуатацию.</w:t>
+      </w:r>
+      <w:r>
+        <w:rPr>
+          <w:rFonts w:ascii="Times New Roman" w:hAnsi="Times New Roman" w:eastAsia="Times New Roman" w:cs="Times New Roman"/>
+          <w:sz w:val="28"/>
+          <w:szCs w:val="28"/>
+          <w:highlight w:val="none"/>
+        </w:rPr>
+      </w:r>
+      <w:r>
+        <w:rPr>
+          <w:rFonts w:ascii="Times New Roman" w:hAnsi="Times New Roman" w:eastAsia="Times New Roman" w:cs="Times New Roman"/>
+          <w:sz w:val="28"/>
+          <w:szCs w:val="28"/>
+          <w:highlight w:val="none"/>
+        </w:rPr>
+      </w:r>
+    </w:p>
+    <w:p>
+      <w:pPr>
+        <w:ind w:left="0" w:firstLine="0"/>
+        <w:jc w:val="both"/>
+        <w:spacing w:after="0" w:afterAutospacing="0" w:line="360" w:lineRule="auto"/>
+        <w:suppressLineNumbers w:val="0"/>
+      </w:pPr>
+      <w:r>
+        <w:rPr>
+          <w:rFonts w:ascii="Times New Roman" w:hAnsi="Times New Roman" w:eastAsia="Times New Roman" w:cs="Times New Roman"/>
+          <w:sz w:val="28"/>
+          <w:szCs w:val="28"/>
+          <w:highlight w:val="none"/>
+        </w:rPr>
+      </w:r>
+      <w:r>
+        <w:rPr>
+          <w:rFonts w:ascii="Times New Roman" w:hAnsi="Times New Roman" w:eastAsia="Times New Roman" w:cs="Times New Roman"/>
+          <w:sz w:val="28"/>
+          <w:szCs w:val="28"/>
+          <w:highlight w:val="none"/>
+        </w:rPr>
+        <w:br/>
+        <w:tab/>
+        <w:t xml:space="preserve">Конкретные сроки выполнения стадий и этапов разработки и создания с</w:t>
+      </w:r>
+      <w:r>
+        <w:rPr>
+          <w:rFonts w:ascii="Times New Roman" w:hAnsi="Times New Roman" w:eastAsia="Times New Roman" w:cs="Times New Roman"/>
+          <w:sz w:val="28"/>
+          <w:szCs w:val="28"/>
+          <w:highlight w:val="none"/>
+        </w:rPr>
+        <w:t xml:space="preserve">истемы определяются Планом выполнения работ, являющимся неотъемлемой частью Договора на выполнение работ по настоящему Частному техническому заданию. </w:t>
+      </w:r>
+      <w:r/>
+      <w:r/>
+    </w:p>
+    <w:p>
+      <w:pPr>
+        <w:ind w:firstLine="709"/>
+        <w:jc w:val="both"/>
+        <w:spacing w:after="0" w:afterAutospacing="0" w:line="360" w:lineRule="auto"/>
+        <w:suppressLineNumbers w:val="0"/>
+      </w:pPr>
+      <w:r>
+        <w:rPr>
+          <w:rFonts w:ascii="Times New Roman" w:hAnsi="Times New Roman" w:eastAsia="Times New Roman" w:cs="Times New Roman"/>
+          <w:sz w:val="28"/>
+          <w:szCs w:val="28"/>
+        </w:rPr>
+      </w:r>
+      <w:r/>
+      <w:r/>
+    </w:p>
+    <w:p>
+      <w:pPr>
+        <w:ind w:firstLine="709"/>
+        <w:jc w:val="both"/>
+        <w:spacing w:after="0" w:afterAutospacing="0" w:line="300" w:lineRule="auto"/>
+        <w:rPr>
+          <w:b/>
+          <w:bCs/>
+        </w:rPr>
+        <w:suppressLineNumbers w:val="0"/>
+      </w:pPr>
+      <w:r>
+        <w:rPr>
+          <w:rFonts w:ascii="Times New Roman" w:hAnsi="Times New Roman" w:eastAsia="Times New Roman" w:cs="Times New Roman"/>
+          <w:b/>
+          <w:bCs/>
+          <w:sz w:val="28"/>
+          <w:szCs w:val="28"/>
+        </w:rPr>
+        <w:t xml:space="preserve">6. Порядок контроля и приёмки системы</w:t>
+      </w:r>
+      <w:r>
+        <w:rPr>
+          <w:b/>
+          <w:bCs/>
+        </w:rPr>
+      </w:r>
+      <w:r>
+        <w:rPr>
+          <w:b/>
+          <w:bCs/>
+        </w:rPr>
+      </w:r>
+    </w:p>
+    <w:p>
+      <w:pPr>
+        <w:ind w:firstLine="709"/>
+        <w:jc w:val="both"/>
+        <w:spacing w:after="0" w:afterAutospacing="0" w:line="300" w:lineRule="auto"/>
+        <w:suppressLineNumbers w:val="0"/>
+      </w:pPr>
+      <w:r>
+        <w:rPr>
+          <w:rFonts w:ascii="Times New Roman" w:hAnsi="Times New Roman" w:eastAsia="Times New Roman" w:cs="Times New Roman"/>
+          <w:sz w:val="28"/>
+          <w:szCs w:val="28"/>
+        </w:rPr>
+        <w:t xml:space="preserve">Система ССНП</w:t>
+      </w:r>
+      <w:r>
+        <w:rPr>
+          <w:rFonts w:ascii="Times New Roman" w:hAnsi="Times New Roman" w:eastAsia="Times New Roman" w:cs="Times New Roman"/>
+          <w:sz w:val="28"/>
+          <w:szCs w:val="28"/>
+        </w:rPr>
+        <w:t xml:space="preserve"> </w:t>
+      </w:r>
+      <w:r>
+        <w:rPr>
+          <w:rFonts w:ascii="Times New Roman" w:hAnsi="Times New Roman" w:eastAsia="Times New Roman" w:cs="Times New Roman"/>
+          <w:sz w:val="28"/>
+          <w:szCs w:val="28"/>
+        </w:rPr>
+        <w:t xml:space="preserve">проходит следующие обязательные виды испытаний, направленные на всестороннюю проверку её соответствия требованиям настоящего Технического задания:</w:t>
+      </w:r>
+      <w:r/>
+      <w:r/>
+    </w:p>
+    <w:p>
+      <w:pPr>
+        <w:pStyle w:val="1030"/>
+        <w:numPr>
+          <w:ilvl w:val="0"/>
+          <w:numId w:val="92"/>
         </w:numPr>
         <w:ind w:left="0" w:firstLine="709"/>
         <w:jc w:val="both"/>
@@ -14289,8 +14918,55 @@
           <w:sz w:val="28"/>
           <w:szCs w:val="28"/>
         </w:rPr>
+        <w:t xml:space="preserve">Предварительные (заводские) испытания. Проводятся на стенде Разработчика для проверки работоспособности системы в целом и её компонентов, соответствия проектным решениям и начальным требованиям.</w:t>
+      </w:r>
+      <w:r/>
+      <w:r/>
+    </w:p>
+    <w:p>
+      <w:pPr>
+        <w:pStyle w:val="1030"/>
+        <w:numPr>
+          <w:ilvl w:val="0"/>
+          <w:numId w:val="92"/>
+        </w:numPr>
+        <w:ind w:left="0" w:firstLine="709"/>
+        <w:jc w:val="both"/>
+        <w:spacing w:after="0" w:afterAutospacing="0" w:line="360" w:lineRule="auto"/>
+        <w:suppressLineNumbers w:val="0"/>
+      </w:pPr>
+      <w:r>
+        <w:rPr>
+          <w:rFonts w:ascii="Times New Roman" w:hAnsi="Times New Roman" w:eastAsia="Times New Roman" w:cs="Times New Roman"/>
+          <w:sz w:val="28"/>
+          <w:szCs w:val="28"/>
+        </w:rPr>
+        <w:t xml:space="preserve">Опытная эксплуатация. Проводится в реальных рабочих условиях у Заказчика для проверки функционирования системы в штатном режиме, её устойчивости к нагрузкам, а также для обучения и адаптации персонала.</w:t>
+      </w:r>
+      <w:r/>
+      <w:r/>
+    </w:p>
+    <w:p>
+      <w:pPr>
+        <w:pStyle w:val="1030"/>
+        <w:numPr>
+          <w:ilvl w:val="0"/>
+          <w:numId w:val="92"/>
+        </w:numPr>
+        <w:ind w:left="0" w:firstLine="709"/>
+        <w:jc w:val="both"/>
+        <w:spacing w:after="0" w:afterAutospacing="0" w:line="360" w:lineRule="auto"/>
+        <w:suppressLineNumbers w:val="0"/>
+      </w:pPr>
+      <w:r>
+        <w:rPr>
+          <w:rFonts w:ascii="Times New Roman" w:hAnsi="Times New Roman" w:eastAsia="Times New Roman" w:cs="Times New Roman"/>
+          <w:sz w:val="28"/>
+          <w:szCs w:val="28"/>
+        </w:rPr>
         <w:t xml:space="preserve">Приёмочные испытания. Являются финальной проверкой готовности системы к промышленной эксплуатации. Проводятся по результатам успешного завершения опытной эксплуатации.</w:t>
       </w:r>
+      <w:r/>
       <w:r/>
     </w:p>
     <w:p>
@@ -14308,6 +14984,7 @@
           <w:highlight w:val="none"/>
         </w:rPr>
       </w:r>
+      <w:r/>
       <w:r/>
     </w:p>
     <w:p>
@@ -14407,7 +15084,6 @@
           <w:szCs w:val="28"/>
           <w:highlight w:val="none"/>
         </w:rPr>
-        <w:suppressLineNumbers w:val="0"/>
       </w:pPr>
       <w:r>
         <w:rPr>
@@ -14575,7 +15251,7 @@
           <w:p>
             <w:pPr>
               <w:ind w:firstLine="0"/>
-              <w:jc w:val="left"/>
+              <w:jc w:val="center"/>
               <w:spacing w:after="100" w:afterAutospacing="1" w:line="240" w:lineRule="auto"/>
               <w:rPr>
                 <w:rFonts w:ascii="Times New Roman" w:hAnsi="Times New Roman" w:cs="Times New Roman"/>
@@ -14613,7 +15289,7 @@
           <w:p>
             <w:pPr>
               <w:ind w:firstLine="0"/>
-              <w:jc w:val="left"/>
+              <w:jc w:val="center"/>
               <w:spacing w:after="100" w:afterAutospacing="1" w:line="240" w:lineRule="auto"/>
               <w:rPr>
                 <w:rFonts w:ascii="Times New Roman" w:hAnsi="Times New Roman" w:cs="Times New Roman"/>
@@ -14651,7 +15327,7 @@
           <w:p>
             <w:pPr>
               <w:ind w:firstLine="0"/>
-              <w:jc w:val="left"/>
+              <w:jc w:val="center"/>
               <w:spacing w:after="100" w:afterAutospacing="1" w:line="240" w:lineRule="auto"/>
               <w:rPr>
                 <w:rFonts w:ascii="Times New Roman" w:hAnsi="Times New Roman" w:cs="Times New Roman"/>
@@ -14689,7 +15365,7 @@
           <w:p>
             <w:pPr>
               <w:ind w:firstLine="0"/>
-              <w:jc w:val="left"/>
+              <w:jc w:val="center"/>
               <w:spacing w:after="100" w:afterAutospacing="1" w:line="240" w:lineRule="auto"/>
               <w:rPr>
                 <w:rFonts w:ascii="Times New Roman" w:hAnsi="Times New Roman" w:cs="Times New Roman"/>
@@ -14727,7 +15403,7 @@
           <w:p>
             <w:pPr>
               <w:ind w:firstLine="0"/>
-              <w:jc w:val="left"/>
+              <w:jc w:val="center"/>
               <w:spacing w:after="100" w:afterAutospacing="1" w:line="240" w:lineRule="auto"/>
               <w:rPr>
                 <w:rFonts w:ascii="Times New Roman" w:hAnsi="Times New Roman" w:cs="Times New Roman"/>
@@ -14769,7 +15445,6 @@
           <w:p>
             <w:pPr>
               <w:ind w:firstLine="0"/>
-              <w:jc w:val="left"/>
               <w:spacing w:after="100" w:afterAutospacing="1" w:line="240" w:lineRule="auto"/>
               <w:rPr>
                 <w:rFonts w:ascii="Times New Roman" w:hAnsi="Times New Roman" w:cs="Times New Roman"/>
@@ -14807,7 +15482,6 @@
           <w:p>
             <w:pPr>
               <w:ind w:firstLine="0"/>
-              <w:jc w:val="left"/>
               <w:spacing w:after="100" w:afterAutospacing="1" w:line="240" w:lineRule="auto"/>
               <w:rPr>
                 <w:rFonts w:ascii="Times New Roman" w:hAnsi="Times New Roman" w:cs="Times New Roman"/>
@@ -14845,7 +15519,6 @@
           <w:p>
             <w:pPr>
               <w:ind w:firstLine="0"/>
-              <w:jc w:val="left"/>
               <w:spacing w:after="100" w:afterAutospacing="1" w:line="240" w:lineRule="auto"/>
               <w:rPr>
                 <w:rFonts w:ascii="Times New Roman" w:hAnsi="Times New Roman" w:cs="Times New Roman"/>
@@ -14890,7 +15563,6 @@
           <w:p>
             <w:pPr>
               <w:ind w:firstLine="0"/>
-              <w:jc w:val="left"/>
               <w:spacing w:after="100" w:afterAutospacing="1" w:line="240" w:lineRule="auto"/>
               <w:rPr>
                 <w:rFonts w:ascii="Times New Roman" w:hAnsi="Times New Roman" w:cs="Times New Roman"/>
@@ -15012,7 +15684,6 @@
           <w:p>
             <w:pPr>
               <w:ind w:firstLine="0"/>
-              <w:jc w:val="left"/>
               <w:spacing w:after="100" w:afterAutospacing="1" w:line="240" w:lineRule="auto"/>
               <w:rPr>
                 <w:rFonts w:ascii="Times New Roman" w:hAnsi="Times New Roman" w:cs="Times New Roman"/>
@@ -15054,7 +15725,6 @@
           <w:p>
             <w:pPr>
               <w:ind w:firstLine="0"/>
-              <w:jc w:val="left"/>
               <w:spacing w:after="100" w:afterAutospacing="1" w:line="240" w:lineRule="auto"/>
               <w:rPr>
                 <w:rFonts w:ascii="Times New Roman" w:hAnsi="Times New Roman" w:cs="Times New Roman"/>
@@ -15092,7 +15762,6 @@
           <w:p>
             <w:pPr>
               <w:ind w:firstLine="0"/>
-              <w:jc w:val="left"/>
               <w:spacing w:after="100" w:afterAutospacing="1" w:line="240" w:lineRule="auto"/>
               <w:rPr>
                 <w:rFonts w:ascii="Times New Roman" w:hAnsi="Times New Roman" w:cs="Times New Roman"/>
@@ -15130,7 +15799,6 @@
           <w:p>
             <w:pPr>
               <w:ind w:firstLine="0"/>
-              <w:jc w:val="left"/>
               <w:spacing w:after="100" w:afterAutospacing="1" w:line="240" w:lineRule="auto"/>
               <w:rPr>
                 <w:rFonts w:ascii="Times New Roman" w:hAnsi="Times New Roman" w:cs="Times New Roman"/>
@@ -15238,7 +15906,6 @@
           <w:p>
             <w:pPr>
               <w:ind w:firstLine="0"/>
-              <w:jc w:val="left"/>
               <w:spacing w:after="100" w:afterAutospacing="1" w:line="240" w:lineRule="auto"/>
               <w:rPr>
                 <w:rFonts w:ascii="Times New Roman" w:hAnsi="Times New Roman" w:cs="Times New Roman"/>
@@ -15346,7 +16013,6 @@
           <w:p>
             <w:pPr>
               <w:ind w:firstLine="0"/>
-              <w:jc w:val="left"/>
               <w:spacing w:after="100" w:afterAutospacing="1" w:line="240" w:lineRule="auto"/>
               <w:rPr>
                 <w:rFonts w:ascii="Times New Roman" w:hAnsi="Times New Roman" w:cs="Times New Roman"/>
@@ -15388,7 +16054,6 @@
           <w:p>
             <w:pPr>
               <w:ind w:firstLine="0"/>
-              <w:jc w:val="left"/>
               <w:spacing w:after="100" w:afterAutospacing="1" w:line="240" w:lineRule="auto"/>
               <w:rPr>
                 <w:rFonts w:ascii="Times New Roman" w:hAnsi="Times New Roman" w:cs="Times New Roman"/>
@@ -15426,7 +16091,6 @@
           <w:p>
             <w:pPr>
               <w:ind w:firstLine="0"/>
-              <w:jc w:val="left"/>
               <w:spacing w:after="100" w:afterAutospacing="1" w:line="240" w:lineRule="auto"/>
               <w:rPr>
                 <w:rFonts w:ascii="Times New Roman" w:hAnsi="Times New Roman" w:cs="Times New Roman"/>
@@ -15464,7 +16128,6 @@
           <w:p>
             <w:pPr>
               <w:ind w:firstLine="0"/>
-              <w:jc w:val="left"/>
               <w:spacing w:after="100" w:afterAutospacing="1" w:line="240" w:lineRule="auto"/>
               <w:rPr>
                 <w:rFonts w:ascii="Times New Roman" w:hAnsi="Times New Roman" w:cs="Times New Roman"/>
@@ -15572,7 +16235,6 @@
           <w:p>
             <w:pPr>
               <w:ind w:firstLine="0"/>
-              <w:jc w:val="left"/>
               <w:spacing w:after="100" w:afterAutospacing="1" w:line="240" w:lineRule="auto"/>
               <w:rPr>
                 <w:rFonts w:ascii="Times New Roman" w:hAnsi="Times New Roman" w:cs="Times New Roman"/>
@@ -15620,7 +16282,7 @@
                 <w:rFonts w:ascii="Times New Roman" w:hAnsi="Times New Roman" w:eastAsia="Times New Roman" w:cs="Times New Roman"/>
                 <w:sz w:val="24"/>
               </w:rPr>
-              <w:t xml:space="preserve">о приёмосдаточных испытаниях и Акта о вводе АСДК «МетроСкан» в промышленную эксплуатацию.</w:t>
+              <w:t xml:space="preserve">о приёмосдаточных испытаниях и Акта о вводе ССНП в промышленную эксплуатацию.</w:t>
             </w:r>
             <w:r>
               <w:rPr>
@@ -15659,7 +16321,6 @@
           <w:p>
             <w:pPr>
               <w:ind w:firstLine="0"/>
-              <w:jc w:val="left"/>
               <w:spacing w:after="100" w:afterAutospacing="1" w:line="240" w:lineRule="auto"/>
               <w:rPr>
                 <w:rFonts w:ascii="Times New Roman" w:hAnsi="Times New Roman" w:cs="Times New Roman"/>
@@ -15741,100 +16402,62 @@
         </w:rPr>
       </w:r>
       <w:r/>
-    </w:p>
-    <w:p>
-      <w:pPr>
-        <w:ind w:firstLine="709"/>
-        <w:jc w:val="both"/>
-        <w:spacing w:after="0" w:afterAutospacing="0" w:line="360" w:lineRule="auto"/>
-        <w:rPr>
-          <w:rFonts w:ascii="Times New Roman" w:hAnsi="Times New Roman" w:eastAsia="Times New Roman" w:cs="Times New Roman"/>
-          <w:b/>
-          <w:bCs/>
-          <w:sz w:val="28"/>
-          <w:szCs w:val="28"/>
-          <w:highlight w:val="none"/>
-        </w:rPr>
-        <w:suppressLineNumbers w:val="0"/>
-      </w:pPr>
-      <w:r>
-        <w:rPr>
-          <w:rFonts w:ascii="Times New Roman" w:hAnsi="Times New Roman" w:eastAsia="Times New Roman" w:cs="Times New Roman"/>
-          <w:b/>
-          <w:bCs/>
-          <w:sz w:val="28"/>
-          <w:szCs w:val="28"/>
-        </w:rPr>
-        <w:t xml:space="preserve">7. Требования к составу и содержанию работ по подготовке объекта автоматизации к вводу системы в действие</w:t>
-      </w:r>
-      <w:r>
-        <w:rPr>
-          <w:rFonts w:ascii="Times New Roman" w:hAnsi="Times New Roman" w:eastAsia="Times New Roman" w:cs="Times New Roman"/>
-          <w:b/>
-          <w:bCs/>
-          <w:sz w:val="28"/>
-          <w:szCs w:val="28"/>
-          <w:highlight w:val="none"/>
-        </w:rPr>
-      </w:r>
-      <w:r>
-        <w:rPr>
-          <w:rFonts w:ascii="Times New Roman" w:hAnsi="Times New Roman" w:eastAsia="Times New Roman" w:cs="Times New Roman"/>
-          <w:b/>
-          <w:bCs/>
-          <w:sz w:val="28"/>
-          <w:szCs w:val="28"/>
-          <w:highlight w:val="none"/>
-        </w:rPr>
-      </w:r>
-    </w:p>
-    <w:p>
-      <w:pPr>
-        <w:ind w:firstLine="709"/>
-        <w:jc w:val="both"/>
-        <w:spacing w:after="0" w:afterAutospacing="0" w:line="360" w:lineRule="auto"/>
-        <w:suppressLineNumbers w:val="0"/>
-      </w:pPr>
-      <w:r>
-        <w:rPr>
-          <w:rFonts w:ascii="Times New Roman" w:hAnsi="Times New Roman" w:eastAsia="Times New Roman" w:cs="Times New Roman"/>
-          <w:b w:val="0"/>
-          <w:bCs w:val="0"/>
-          <w:sz w:val="28"/>
-          <w:szCs w:val="28"/>
-          <w:highlight w:val="none"/>
-        </w:rPr>
-        <w:t xml:space="preserve">Для у</w:t>
-      </w:r>
-      <w:r>
-        <w:rPr>
-          <w:rFonts w:ascii="Times New Roman" w:hAnsi="Times New Roman" w:eastAsia="Times New Roman" w:cs="Times New Roman"/>
-          <w:b w:val="0"/>
-          <w:bCs w:val="0"/>
-          <w:sz w:val="28"/>
-          <w:szCs w:val="28"/>
-          <w:highlight w:val="none"/>
-        </w:rPr>
-        <w:t xml:space="preserve">спешного ввода информационной системы «МетроСкан» в промышленную эксплуатацию заказчик обязуется выполнить комплекс технических и организационных мероприятий. Основной задачей является создание условий, при которых функционирование системы будет полностью </w:t>
-      </w:r>
-      <w:r>
-        <w:rPr>
-          <w:rFonts w:ascii="Times New Roman" w:hAnsi="Times New Roman" w:eastAsia="Times New Roman" w:cs="Times New Roman"/>
-          <w:b w:val="0"/>
-          <w:bCs w:val="0"/>
-          <w:sz w:val="28"/>
-          <w:szCs w:val="28"/>
-          <w:highlight w:val="none"/>
-        </w:rPr>
-        <w:t xml:space="preserve">соответствовать требованиям настоящего технического задания.</w:t>
-      </w:r>
       <w:r/>
     </w:p>
     <w:p>
       <w:pPr>
         <w:ind w:firstLine="709"/>
         <w:jc w:val="both"/>
-        <w:spacing w:after="0" w:afterAutospacing="0" w:line="360" w:lineRule="auto"/>
+        <w:spacing w:after="0" w:afterAutospacing="0" w:line="300" w:lineRule="auto"/>
+        <w:rPr>
+          <w:rFonts w:ascii="Times New Roman" w:hAnsi="Times New Roman" w:eastAsia="Times New Roman" w:cs="Times New Roman"/>
+          <w:b/>
+          <w:bCs/>
+          <w:sz w:val="28"/>
+          <w:szCs w:val="28"/>
+          <w:highlight w:val="none"/>
+        </w:rPr>
+        <w:suppressLineNumbers w:val="0"/>
+      </w:pPr>
+      <w:r>
+        <w:rPr>
+          <w:rFonts w:ascii="Times New Roman" w:hAnsi="Times New Roman" w:eastAsia="Times New Roman" w:cs="Times New Roman"/>
+          <w:b/>
+          <w:bCs/>
+          <w:sz w:val="28"/>
+          <w:szCs w:val="28"/>
+        </w:rPr>
+        <w:t xml:space="preserve">7. Требования к составу и содержанию работ по подготовке объекта автоматизации к вводу системы в действие</w:t>
+      </w:r>
+      <w:r>
+        <w:rPr>
+          <w:rFonts w:ascii="Times New Roman" w:hAnsi="Times New Roman" w:eastAsia="Times New Roman" w:cs="Times New Roman"/>
+          <w:b/>
+          <w:bCs/>
+          <w:sz w:val="28"/>
+          <w:szCs w:val="28"/>
+          <w:highlight w:val="none"/>
+        </w:rPr>
+      </w:r>
+      <w:r>
+        <w:rPr>
+          <w:rFonts w:ascii="Times New Roman" w:hAnsi="Times New Roman" w:eastAsia="Times New Roman" w:cs="Times New Roman"/>
+          <w:b/>
+          <w:bCs/>
+          <w:sz w:val="28"/>
+          <w:szCs w:val="28"/>
+          <w:highlight w:val="none"/>
+        </w:rPr>
+      </w:r>
+    </w:p>
+    <w:p>
+      <w:pPr>
+        <w:ind w:firstLine="709"/>
+        <w:jc w:val="both"/>
+        <w:spacing w:after="0" w:afterAutospacing="0" w:line="300" w:lineRule="auto"/>
+        <w:suppressLineNumbers w:val="0"/>
+      </w:pPr>
+      <w:r>
         <w:rPr>
           <w:rFonts w:ascii="Times New Roman" w:hAnsi="Times New Roman" w:eastAsia="Times New Roman" w:cs="Times New Roman"/>
           <w:b w:val="0"/>
@@ -15843,8 +16466,8 @@
           <w:szCs w:val="28"/>
           <w:highlight w:val="none"/>
         </w:rPr>
-        <w:suppressLineNumbers w:val="0"/>
-      </w:pPr>
+        <w:t xml:space="preserve">Для у</w:t>
+      </w:r>
       <w:r>
         <w:rPr>
           <w:rFonts w:ascii="Times New Roman" w:hAnsi="Times New Roman" w:eastAsia="Times New Roman" w:cs="Times New Roman"/>
@@ -15854,7 +16477,47 @@
           <w:szCs w:val="28"/>
           <w:highlight w:val="none"/>
         </w:rPr>
-        <w:t xml:space="preserve">Для обеспечения корректной интеграции АСДК «МетроСкан» с внешними сервисами, Заказчик обязуется до начала этапа «Разработка рабочей документации. Адаптация программ» решить следующие организационные вопросы:</w:t>
+        <w:t xml:space="preserve">спешного ввода информационной системы ССНП в промышленную эксплуатацию заказчик обязуется выполнить комплекс технических и организационных мероприятий. Основной задачей является создание условий, при которых функционирование системы будет полностью </w:t>
+      </w:r>
+      <w:r>
+        <w:rPr>
+          <w:rFonts w:ascii="Times New Roman" w:hAnsi="Times New Roman" w:eastAsia="Times New Roman" w:cs="Times New Roman"/>
+          <w:b w:val="0"/>
+          <w:bCs w:val="0"/>
+          <w:sz w:val="28"/>
+          <w:szCs w:val="28"/>
+          <w:highlight w:val="none"/>
+        </w:rPr>
+        <w:t xml:space="preserve">соответствовать требованиям настоящего технического задания.</w:t>
+      </w:r>
+      <w:r/>
+      <w:r/>
+    </w:p>
+    <w:p>
+      <w:pPr>
+        <w:ind w:firstLine="709"/>
+        <w:jc w:val="both"/>
+        <w:spacing w:after="0" w:afterAutospacing="0" w:line="300" w:lineRule="auto"/>
+        <w:rPr>
+          <w:rFonts w:ascii="Times New Roman" w:hAnsi="Times New Roman" w:eastAsia="Times New Roman" w:cs="Times New Roman"/>
+          <w:b w:val="0"/>
+          <w:bCs w:val="0"/>
+          <w:sz w:val="28"/>
+          <w:szCs w:val="28"/>
+          <w:highlight w:val="none"/>
+        </w:rPr>
+        <w:suppressLineNumbers w:val="0"/>
+      </w:pPr>
+      <w:r>
+        <w:rPr>
+          <w:rFonts w:ascii="Times New Roman" w:hAnsi="Times New Roman" w:eastAsia="Times New Roman" w:cs="Times New Roman"/>
+          <w:b w:val="0"/>
+          <w:bCs w:val="0"/>
+          <w:sz w:val="28"/>
+          <w:szCs w:val="28"/>
+          <w:highlight w:val="none"/>
+        </w:rPr>
+        <w:t xml:space="preserve">Для обеспечения корректной интеграции ССНП с внешними сервисами, Заказчик обязуется до начала этапа «Разработка рабочей документации. Адаптация программ» решить следующие организационные вопросы:</w:t>
       </w:r>
       <w:r>
         <w:rPr>
@@ -15882,11 +16545,11 @@
         <w:pStyle w:val="1030"/>
         <w:numPr>
           <w:ilvl w:val="0"/>
-          <w:numId w:val="65"/>
+          <w:numId w:val="93"/>
         </w:numPr>
         <w:ind w:left="0" w:firstLine="709"/>
         <w:jc w:val="both"/>
-        <w:spacing w:after="0" w:afterAutospacing="0" w:line="360" w:lineRule="auto"/>
+        <w:spacing w:after="0" w:afterAutospacing="0" w:line="300" w:lineRule="auto"/>
         <w:rPr>
           <w:rFonts w:ascii="Times New Roman" w:hAnsi="Times New Roman" w:eastAsia="Times New Roman" w:cs="Times New Roman"/>
           <w:b w:val="0"/>
@@ -15966,7 +16629,7 @@
         <w:pStyle w:val="1030"/>
         <w:numPr>
           <w:ilvl w:val="0"/>
-          <w:numId w:val="65"/>
+          <w:numId w:val="93"/>
         </w:numPr>
         <w:ind w:left="0" w:firstLine="709"/>
         <w:jc w:val="both"/>
@@ -15985,12 +16648,13 @@
         <w:t xml:space="preserve">Назначение ответственных лиц. Выделить со своей стороны ответственного специалиста для оперативного согласования технических вопросов, предоставления необходимых данных и подтверждения этапов интеграции с внешними системами.</w:t>
       </w:r>
       <w:r/>
+      <w:r/>
     </w:p>
     <w:p>
       <w:pPr>
         <w:ind w:firstLine="709"/>
         <w:jc w:val="both"/>
-        <w:spacing w:after="0" w:afterAutospacing="0" w:line="360" w:lineRule="auto"/>
+        <w:spacing w:after="0" w:afterAutospacing="0" w:line="300" w:lineRule="auto"/>
         <w:rPr>
           <w:rFonts w:ascii="Times New Roman" w:hAnsi="Times New Roman" w:eastAsia="Times New Roman" w:cs="Times New Roman"/>
           <w:b w:val="0"/>
@@ -16037,7 +16701,7 @@
       <w:pPr>
         <w:ind w:firstLine="709"/>
         <w:jc w:val="both"/>
-        <w:spacing w:after="0" w:afterAutospacing="0" w:line="360" w:lineRule="auto"/>
+        <w:spacing w:after="0" w:afterAutospacing="0" w:line="300" w:lineRule="auto"/>
         <w:rPr>
           <w:rFonts w:ascii="Times New Roman" w:hAnsi="Times New Roman" w:eastAsia="Times New Roman" w:cs="Times New Roman"/>
           <w:b w:val="0"/>
@@ -16084,7 +16748,7 @@
       <w:pPr>
         <w:ind w:firstLine="709"/>
         <w:jc w:val="both"/>
-        <w:spacing w:after="0" w:afterAutospacing="0" w:line="360" w:lineRule="auto"/>
+        <w:spacing w:after="0" w:afterAutospacing="0" w:line="300" w:lineRule="auto"/>
         <w:rPr>
           <w:rFonts w:ascii="Times New Roman" w:hAnsi="Times New Roman" w:eastAsia="Times New Roman" w:cs="Times New Roman"/>
           <w:b w:val="0"/>
@@ -16142,7 +16806,7 @@
       <w:pPr>
         <w:ind w:firstLine="709"/>
         <w:jc w:val="both"/>
-        <w:spacing w:after="0" w:afterAutospacing="0" w:line="360" w:lineRule="auto"/>
+        <w:spacing w:after="0" w:afterAutospacing="0" w:line="300" w:lineRule="auto"/>
         <w:rPr>
           <w:rFonts w:ascii="Times New Roman" w:hAnsi="Times New Roman" w:eastAsia="Times New Roman" w:cs="Times New Roman"/>
           <w:b w:val="0"/>
@@ -16162,6 +16826,7 @@
           <w:szCs w:val="28"/>
           <w:highlight w:val="none"/>
         </w:rPr>
+        <w:t xml:space="preserve">Для развёртывания системы в реальных условиях требуется:</w:t>
       </w:r>
       <w:r>
         <w:rPr>
@@ -16186,9 +16851,367 @@
     </w:p>
     <w:p>
       <w:pPr>
+        <w:pStyle w:val="1030"/>
+        <w:numPr>
+          <w:ilvl w:val="0"/>
+          <w:numId w:val="97"/>
+        </w:numPr>
+        <w:ind w:left="0" w:firstLine="709"/>
+        <w:jc w:val="both"/>
+        <w:spacing w:after="0" w:afterAutospacing="0" w:line="300" w:lineRule="auto"/>
+        <w:rPr>
+          <w:rFonts w:ascii="Times New Roman" w:hAnsi="Times New Roman" w:eastAsia="Times New Roman" w:cs="Times New Roman"/>
+          <w:b w:val="0"/>
+          <w:bCs w:val="0"/>
+          <w:sz w:val="28"/>
+          <w:szCs w:val="28"/>
+          <w:highlight w:val="none"/>
+        </w:rPr>
+        <w:suppressLineNumbers w:val="0"/>
+      </w:pPr>
+      <w:r>
+        <w:rPr>
+          <w:rFonts w:ascii="Times New Roman" w:hAnsi="Times New Roman" w:eastAsia="Times New Roman" w:cs="Times New Roman"/>
+          <w:b w:val="0"/>
+          <w:bCs w:val="0"/>
+          <w:sz w:val="28"/>
+          <w:szCs w:val="28"/>
+          <w:highlight w:val="none"/>
+        </w:rPr>
+        <w:t xml:space="preserve">установка RFID-антенны в тоннеле перед станцией с подключением к ЛВС;</w:t>
+      </w:r>
+      <w:r>
+        <w:rPr>
+          <w:rFonts w:ascii="Times New Roman" w:hAnsi="Times New Roman" w:eastAsia="Times New Roman" w:cs="Times New Roman"/>
+          <w:b w:val="0"/>
+          <w:bCs w:val="0"/>
+          <w:sz w:val="28"/>
+          <w:szCs w:val="28"/>
+          <w:highlight w:val="none"/>
+        </w:rPr>
+      </w:r>
+      <w:r>
+        <w:rPr>
+          <w:rFonts w:ascii="Times New Roman" w:hAnsi="Times New Roman" w:eastAsia="Times New Roman" w:cs="Times New Roman"/>
+          <w:b w:val="0"/>
+          <w:bCs w:val="0"/>
+          <w:sz w:val="28"/>
+          <w:szCs w:val="28"/>
+          <w:highlight w:val="none"/>
+        </w:rPr>
+      </w:r>
+    </w:p>
+    <w:p>
+      <w:pPr>
+        <w:pStyle w:val="1030"/>
+        <w:numPr>
+          <w:ilvl w:val="0"/>
+          <w:numId w:val="97"/>
+        </w:numPr>
+        <w:ind w:left="0" w:firstLine="709"/>
+        <w:jc w:val="both"/>
+        <w:spacing w:after="0" w:afterAutospacing="0" w:line="300" w:lineRule="auto"/>
+        <w:rPr>
+          <w:rFonts w:ascii="Times New Roman" w:hAnsi="Times New Roman" w:eastAsia="Times New Roman" w:cs="Times New Roman"/>
+          <w:b w:val="0"/>
+          <w:bCs w:val="0"/>
+          <w:sz w:val="28"/>
+          <w:szCs w:val="28"/>
+          <w:highlight w:val="none"/>
+        </w:rPr>
+        <w:suppressLineNumbers w:val="0"/>
+      </w:pPr>
+      <w:r>
+        <w:rPr>
+          <w:rFonts w:ascii="Times New Roman" w:hAnsi="Times New Roman" w:eastAsia="Times New Roman" w:cs="Times New Roman"/>
+          <w:b w:val="0"/>
+          <w:bCs w:val="0"/>
+          <w:sz w:val="28"/>
+          <w:szCs w:val="28"/>
+          <w:highlight w:val="none"/>
+        </w:rPr>
+        <w:t xml:space="preserve">развёртывание MQTT-брокера (например, Mosquitto) на выделенном сервере;</w:t>
+      </w:r>
+      <w:r>
+        <w:rPr>
+          <w:rFonts w:ascii="Times New Roman" w:hAnsi="Times New Roman" w:eastAsia="Times New Roman" w:cs="Times New Roman"/>
+          <w:b w:val="0"/>
+          <w:bCs w:val="0"/>
+          <w:sz w:val="28"/>
+          <w:szCs w:val="28"/>
+          <w:highlight w:val="none"/>
+        </w:rPr>
+      </w:r>
+      <w:r>
+        <w:rPr>
+          <w:rFonts w:ascii="Times New Roman" w:hAnsi="Times New Roman" w:eastAsia="Times New Roman" w:cs="Times New Roman"/>
+          <w:b w:val="0"/>
+          <w:bCs w:val="0"/>
+          <w:sz w:val="28"/>
+          <w:szCs w:val="28"/>
+          <w:highlight w:val="none"/>
+        </w:rPr>
+      </w:r>
+    </w:p>
+    <w:p>
+      <w:pPr>
+        <w:pStyle w:val="1030"/>
+        <w:numPr>
+          <w:ilvl w:val="0"/>
+          <w:numId w:val="97"/>
+        </w:numPr>
+        <w:ind w:left="0" w:firstLine="709"/>
+        <w:jc w:val="both"/>
+        <w:spacing w:after="0" w:afterAutospacing="0" w:line="300" w:lineRule="auto"/>
+        <w:rPr>
+          <w:rFonts w:ascii="Times New Roman" w:hAnsi="Times New Roman" w:eastAsia="Times New Roman" w:cs="Times New Roman"/>
+          <w:b w:val="0"/>
+          <w:bCs w:val="0"/>
+          <w:sz w:val="28"/>
+          <w:szCs w:val="28"/>
+          <w:highlight w:val="none"/>
+        </w:rPr>
+        <w:suppressLineNumbers w:val="0"/>
+      </w:pPr>
+      <w:r>
+        <w:rPr>
+          <w:rFonts w:ascii="Times New Roman" w:hAnsi="Times New Roman" w:eastAsia="Times New Roman" w:cs="Times New Roman"/>
+          <w:b w:val="0"/>
+          <w:bCs w:val="0"/>
+          <w:sz w:val="28"/>
+          <w:szCs w:val="28"/>
+          <w:highlight w:val="none"/>
+        </w:rPr>
+        <w:t xml:space="preserve">настройка топиков MQTT для каждой станции (например, /metro/stations/стрелка);</w:t>
+      </w:r>
+      <w:r>
+        <w:rPr>
+          <w:rFonts w:ascii="Times New Roman" w:hAnsi="Times New Roman" w:eastAsia="Times New Roman" w:cs="Times New Roman"/>
+          <w:b w:val="0"/>
+          <w:bCs w:val="0"/>
+          <w:sz w:val="28"/>
+          <w:szCs w:val="28"/>
+          <w:highlight w:val="none"/>
+        </w:rPr>
+      </w:r>
+      <w:r>
+        <w:rPr>
+          <w:rFonts w:ascii="Times New Roman" w:hAnsi="Times New Roman" w:eastAsia="Times New Roman" w:cs="Times New Roman"/>
+          <w:b w:val="0"/>
+          <w:bCs w:val="0"/>
+          <w:sz w:val="28"/>
+          <w:szCs w:val="28"/>
+          <w:highlight w:val="none"/>
+        </w:rPr>
+      </w:r>
+    </w:p>
+    <w:p>
+      <w:pPr>
+        <w:pStyle w:val="1030"/>
+        <w:numPr>
+          <w:ilvl w:val="0"/>
+          <w:numId w:val="97"/>
+        </w:numPr>
+        <w:ind w:left="0" w:firstLine="709"/>
+        <w:jc w:val="both"/>
+        <w:spacing w:after="0" w:afterAutospacing="0" w:line="300" w:lineRule="auto"/>
+        <w:rPr>
+          <w:rFonts w:ascii="Times New Roman" w:hAnsi="Times New Roman" w:eastAsia="Times New Roman" w:cs="Times New Roman"/>
+          <w:b w:val="0"/>
+          <w:bCs w:val="0"/>
+          <w:sz w:val="28"/>
+          <w:szCs w:val="28"/>
+          <w:highlight w:val="none"/>
+        </w:rPr>
+        <w:suppressLineNumbers w:val="0"/>
+      </w:pPr>
+      <w:r>
+        <w:rPr>
+          <w:rFonts w:ascii="Times New Roman" w:hAnsi="Times New Roman" w:eastAsia="Times New Roman" w:cs="Times New Roman"/>
+          <w:b w:val="0"/>
+          <w:bCs w:val="0"/>
+          <w:sz w:val="28"/>
+          <w:szCs w:val="28"/>
+          <w:highlight w:val="none"/>
+        </w:rPr>
+        <w:t xml:space="preserve">выделение IP-адреса для серверного приложения в сети метрополитена;</w:t>
+      </w:r>
+      <w:r>
+        <w:rPr>
+          <w:rFonts w:ascii="Times New Roman" w:hAnsi="Times New Roman" w:eastAsia="Times New Roman" w:cs="Times New Roman"/>
+          <w:b w:val="0"/>
+          <w:bCs w:val="0"/>
+          <w:sz w:val="28"/>
+          <w:szCs w:val="28"/>
+          <w:highlight w:val="none"/>
+        </w:rPr>
+      </w:r>
+      <w:r>
+        <w:rPr>
+          <w:rFonts w:ascii="Times New Roman" w:hAnsi="Times New Roman" w:eastAsia="Times New Roman" w:cs="Times New Roman"/>
+          <w:b w:val="0"/>
+          <w:bCs w:val="0"/>
+          <w:sz w:val="28"/>
+          <w:szCs w:val="28"/>
+          <w:highlight w:val="none"/>
+        </w:rPr>
+      </w:r>
+    </w:p>
+    <w:p>
+      <w:pPr>
+        <w:pStyle w:val="1030"/>
+        <w:numPr>
+          <w:ilvl w:val="0"/>
+          <w:numId w:val="97"/>
+        </w:numPr>
+        <w:ind w:left="0" w:firstLine="709"/>
+        <w:jc w:val="both"/>
+        <w:spacing w:after="0" w:afterAutospacing="0" w:line="300" w:lineRule="auto"/>
+        <w:rPr>
+          <w:rFonts w:ascii="Times New Roman" w:hAnsi="Times New Roman" w:eastAsia="Times New Roman" w:cs="Times New Roman"/>
+          <w:b w:val="0"/>
+          <w:bCs w:val="0"/>
+          <w:sz w:val="28"/>
+          <w:szCs w:val="28"/>
+          <w:highlight w:val="none"/>
+        </w:rPr>
+        <w:suppressLineNumbers w:val="0"/>
+      </w:pPr>
+      <w:r>
+        <w:rPr>
+          <w:rFonts w:ascii="Times New Roman" w:hAnsi="Times New Roman" w:eastAsia="Times New Roman" w:cs="Times New Roman"/>
+          <w:b w:val="0"/>
+          <w:bCs w:val="0"/>
+          <w:sz w:val="28"/>
+          <w:szCs w:val="28"/>
+          <w:highlight w:val="none"/>
+        </w:rPr>
+        <w:t xml:space="preserve">настройка HTTPS-сертификата для защищённого доступа диспетчеров;</w:t>
+      </w:r>
+      <w:r>
+        <w:rPr>
+          <w:rFonts w:ascii="Times New Roman" w:hAnsi="Times New Roman" w:eastAsia="Times New Roman" w:cs="Times New Roman"/>
+          <w:b w:val="0"/>
+          <w:bCs w:val="0"/>
+          <w:sz w:val="28"/>
+          <w:szCs w:val="28"/>
+          <w:highlight w:val="none"/>
+        </w:rPr>
+      </w:r>
+      <w:r>
+        <w:rPr>
+          <w:rFonts w:ascii="Times New Roman" w:hAnsi="Times New Roman" w:eastAsia="Times New Roman" w:cs="Times New Roman"/>
+          <w:b w:val="0"/>
+          <w:bCs w:val="0"/>
+          <w:sz w:val="28"/>
+          <w:szCs w:val="28"/>
+          <w:highlight w:val="none"/>
+        </w:rPr>
+      </w:r>
+    </w:p>
+    <w:p>
+      <w:pPr>
+        <w:pStyle w:val="1030"/>
+        <w:numPr>
+          <w:ilvl w:val="0"/>
+          <w:numId w:val="97"/>
+        </w:numPr>
+        <w:ind w:left="0" w:firstLine="709"/>
+        <w:jc w:val="both"/>
+        <w:spacing w:after="0" w:afterAutospacing="0" w:line="300" w:lineRule="auto"/>
+        <w:rPr>
+          <w:rFonts w:ascii="Times New Roman" w:hAnsi="Times New Roman" w:eastAsia="Times New Roman" w:cs="Times New Roman"/>
+          <w:b w:val="0"/>
+          <w:bCs w:val="0"/>
+          <w:sz w:val="28"/>
+          <w:szCs w:val="28"/>
+          <w:highlight w:val="none"/>
+        </w:rPr>
+        <w:suppressLineNumbers w:val="0"/>
+      </w:pPr>
+      <w:r>
+        <w:rPr>
+          <w:rFonts w:ascii="Times New Roman" w:hAnsi="Times New Roman" w:eastAsia="Times New Roman" w:cs="Times New Roman"/>
+          <w:b w:val="0"/>
+          <w:bCs w:val="0"/>
+          <w:sz w:val="28"/>
+          <w:szCs w:val="28"/>
+          <w:highlight w:val="none"/>
+        </w:rPr>
+        <w:t xml:space="preserve">установка на АРМ диспетчера современного веб-браузера (Chrome, Firefox или Яндекс Браузер).</w:t>
+      </w:r>
+      <w:r>
+        <w:rPr>
+          <w:rFonts w:ascii="Times New Roman" w:hAnsi="Times New Roman" w:eastAsia="Times New Roman" w:cs="Times New Roman"/>
+          <w:b w:val="0"/>
+          <w:bCs w:val="0"/>
+          <w:sz w:val="28"/>
+          <w:szCs w:val="28"/>
+          <w:highlight w:val="none"/>
+        </w:rPr>
+      </w:r>
+      <w:r>
+        <w:rPr>
+          <w:rFonts w:ascii="Times New Roman" w:hAnsi="Times New Roman" w:eastAsia="Times New Roman" w:cs="Times New Roman"/>
+          <w:b w:val="0"/>
+          <w:bCs w:val="0"/>
+          <w:sz w:val="28"/>
+          <w:szCs w:val="28"/>
+          <w:highlight w:val="none"/>
+        </w:rPr>
+      </w:r>
+    </w:p>
+    <w:p>
+      <w:pPr>
         <w:ind w:firstLine="709"/>
         <w:jc w:val="both"/>
-        <w:spacing w:after="0" w:afterAutospacing="0" w:line="360" w:lineRule="auto"/>
+        <w:spacing w:after="0" w:afterAutospacing="0" w:line="300" w:lineRule="auto"/>
+        <w:rPr>
+          <w:rFonts w:ascii="Times New Roman" w:hAnsi="Times New Roman" w:eastAsia="Times New Roman" w:cs="Times New Roman"/>
+          <w:b w:val="0"/>
+          <w:bCs w:val="0"/>
+          <w:sz w:val="28"/>
+          <w:szCs w:val="28"/>
+          <w:highlight w:val="none"/>
+        </w:rPr>
+        <w:suppressLineNumbers w:val="0"/>
+      </w:pPr>
+      <w:r>
+        <w:rPr>
+          <w:rFonts w:ascii="Times New Roman" w:hAnsi="Times New Roman" w:eastAsia="Times New Roman" w:cs="Times New Roman"/>
+          <w:b w:val="0"/>
+          <w:bCs w:val="0"/>
+          <w:sz w:val="28"/>
+          <w:szCs w:val="28"/>
+          <w:highlight w:val="none"/>
+        </w:rPr>
+      </w:r>
+      <w:r>
+        <w:rPr>
+          <w:rFonts w:ascii="Times New Roman" w:hAnsi="Times New Roman" w:eastAsia="Times New Roman" w:cs="Times New Roman"/>
+          <w:b w:val="0"/>
+          <w:bCs w:val="0"/>
+          <w:sz w:val="28"/>
+          <w:szCs w:val="28"/>
+          <w:highlight w:val="none"/>
+        </w:rPr>
+      </w:r>
+      <w:r>
+        <w:rPr>
+          <w:rFonts w:ascii="Times New Roman" w:hAnsi="Times New Roman" w:eastAsia="Times New Roman" w:cs="Times New Roman"/>
+          <w:b w:val="0"/>
+          <w:bCs w:val="0"/>
+          <w:sz w:val="28"/>
+          <w:szCs w:val="28"/>
+          <w:highlight w:val="none"/>
+        </w:rPr>
+      </w:r>
+    </w:p>
+    <w:p>
+      <w:pPr>
+        <w:ind w:firstLine="709"/>
+        <w:jc w:val="both"/>
+        <w:spacing w:after="0" w:afterAutospacing="0" w:line="300" w:lineRule="auto"/>
         <w:rPr>
           <w:b/>
           <w:bCs/>
@@ -16263,7 +17286,6 @@
       <w:pPr>
         <w:pStyle w:val="889"/>
         <w:ind w:firstLine="0"/>
-        <w:jc w:val="left"/>
         <w:keepNext/>
         <w:spacing w:after="0" w:afterAutospacing="0" w:line="360" w:lineRule="auto"/>
         <w:rPr>
@@ -16274,7 +17296,6 @@
           <w:sz w:val="28"/>
           <w:szCs w:val="28"/>
         </w:rPr>
-        <w:suppressLineNumbers w:val="0"/>
       </w:pPr>
       <w:r>
         <w:rPr>
@@ -17619,7 +18640,7 @@
       <w:pPr>
         <w:ind w:firstLine="709"/>
         <w:jc w:val="both"/>
-        <w:spacing w:after="0" w:afterAutospacing="0" w:line="360" w:lineRule="auto"/>
+        <w:spacing w:after="0" w:afterAutospacing="0" w:line="300" w:lineRule="auto"/>
         <w:rPr>
           <w:rFonts w:ascii="Times New Roman" w:hAnsi="Times New Roman" w:eastAsia="Times New Roman" w:cs="Times New Roman"/>
           <w:sz w:val="28"/>
@@ -17657,7 +18678,7 @@
       <w:pPr>
         <w:ind w:firstLine="709"/>
         <w:jc w:val="both"/>
-        <w:spacing w:after="0" w:afterAutospacing="0" w:line="360" w:lineRule="auto"/>
+        <w:spacing w:after="0" w:afterAutospacing="0" w:line="300" w:lineRule="auto"/>
         <w:suppressLineNumbers w:val="0"/>
       </w:pPr>
       <w:r>
@@ -17668,13 +18689,14 @@
         </w:rPr>
         <w:t xml:space="preserve">1. Пояснительная записка к проекту (в составе отчёта по практике) — содержит актуальность, цели, концепцию, архитектуру.</w:t>
       </w:r>
+      <w:r/>
       <w:r/>
     </w:p>
     <w:p>
       <w:pPr>
         <w:ind w:firstLine="709"/>
         <w:jc w:val="both"/>
-        <w:spacing w:after="0" w:afterAutospacing="0" w:line="360" w:lineRule="auto"/>
+        <w:spacing w:after="0" w:afterAutospacing="0" w:line="300" w:lineRule="auto"/>
         <w:suppressLineNumbers w:val="0"/>
       </w:pPr>
       <w:r>
@@ -17685,13 +18707,14 @@
         </w:rPr>
         <w:t xml:space="preserve">2. Руководство пользователя — как открыть интерфейс, что означает ошибка.</w:t>
       </w:r>
+      <w:r/>
       <w:r/>
     </w:p>
     <w:p>
       <w:pPr>
         <w:ind w:firstLine="709"/>
         <w:jc w:val="both"/>
-        <w:spacing w:after="0" w:afterAutospacing="0" w:line="360" w:lineRule="auto"/>
+        <w:spacing w:after="0" w:afterAutospacing="0" w:line="300" w:lineRule="auto"/>
         <w:suppressLineNumbers w:val="0"/>
       </w:pPr>
       <w:r>
@@ -17702,13 +18725,14 @@
         </w:rPr>
         <w:t xml:space="preserve">3. Руководство администратора — как через админ-панель добавлять поезда и привязывать RFID-метки.</w:t>
       </w:r>
+      <w:r/>
       <w:r/>
     </w:p>
     <w:p>
       <w:pPr>
         <w:ind w:firstLine="709"/>
         <w:jc w:val="both"/>
-        <w:spacing w:after="0" w:afterAutospacing="0" w:line="360" w:lineRule="auto"/>
+        <w:spacing w:after="0" w:afterAutospacing="0" w:line="300" w:lineRule="auto"/>
         <w:suppressLineNumbers w:val="0"/>
       </w:pPr>
       <w:r>
@@ -17719,13 +18743,103 @@
         </w:rPr>
         <w:t xml:space="preserve">4. Инструкция по развёртыванию — как установить Python, зависимости, запустить сервер.</w:t>
       </w:r>
+      <w:r/>
       <w:r/>
     </w:p>
     <w:p>
       <w:pPr>
+        <w:ind w:firstLine="708"/>
+        <w:jc w:val="both"/>
+        <w:spacing w:after="0" w:afterAutospacing="0" w:line="300" w:lineRule="auto"/>
+        <w:rPr>
+          <w:rFonts w:ascii="Times New Roman" w:hAnsi="Times New Roman" w:eastAsia="Times New Roman" w:cs="Times New Roman"/>
+          <w:sz w:val="28"/>
+          <w:szCs w:val="28"/>
+          <w:highlight w:val="none"/>
+          <w:lang w:val="en-US"/>
+        </w:rPr>
+        <w:suppressLineNumbers w:val="0"/>
+      </w:pPr>
+      <w:r>
+        <w:rPr>
+          <w:rFonts w:ascii="Times New Roman" w:hAnsi="Times New Roman" w:eastAsia="Times New Roman" w:cs="Times New Roman"/>
+          <w:sz w:val="28"/>
+          <w:szCs w:val="28"/>
+          <w:highlight w:val="none"/>
+          <w:lang w:val="en-US"/>
+        </w:rPr>
+        <w:t xml:space="preserve">5</w:t>
+      </w:r>
+      <w:r>
+        <w:rPr>
+          <w:rFonts w:ascii="Times New Roman" w:hAnsi="Times New Roman" w:eastAsia="Times New Roman" w:cs="Times New Roman"/>
+          <w:sz w:val="28"/>
+          <w:szCs w:val="28"/>
+          <w:highlight w:val="none"/>
+          <w:lang w:val="en-US"/>
+        </w:rPr>
+        <w:t xml:space="preserve">.</w:t>
+      </w:r>
+      <w:r>
+        <w:rPr>
+          <w:rFonts w:ascii="Times New Roman" w:hAnsi="Times New Roman" w:eastAsia="Times New Roman" w:cs="Times New Roman"/>
+          <w:sz w:val="28"/>
+          <w:szCs w:val="28"/>
+          <w:highlight w:val="none"/>
+          <w:lang w:val="en-US"/>
+        </w:rPr>
+        <w:t xml:space="preserve"> </w:t>
+      </w:r>
+      <w:r>
+        <w:rPr>
+          <w:rFonts w:ascii="Times New Roman" w:hAnsi="Times New Roman" w:eastAsia="Times New Roman" w:cs="Times New Roman"/>
+          <w:sz w:val="28"/>
+          <w:szCs w:val="28"/>
+          <w:highlight w:val="none"/>
+          <w:lang w:val="en-US"/>
+        </w:rPr>
+        <w:t xml:space="preserve">Руководство по настройке MQTT — описание конфигурации брокера, топиков, подключения к нему Django-приложения</w:t>
+      </w:r>
+      <w:r>
+        <w:rPr>
+          <w:rFonts w:ascii="Times New Roman" w:hAnsi="Times New Roman" w:eastAsia="Times New Roman" w:cs="Times New Roman"/>
+          <w:sz w:val="28"/>
+          <w:szCs w:val="28"/>
+          <w:highlight w:val="none"/>
+          <w:lang w:val="en-US"/>
+        </w:rPr>
+        <w:t xml:space="preserve">.</w:t>
+      </w:r>
+      <w:r>
+        <w:rPr>
+          <w:rFonts w:ascii="Times New Roman" w:hAnsi="Times New Roman" w:eastAsia="Times New Roman" w:cs="Times New Roman"/>
+          <w:sz w:val="28"/>
+          <w:szCs w:val="28"/>
+          <w:highlight w:val="none"/>
+          <w:lang w:val="en-US"/>
+        </w:rPr>
+      </w:r>
+      <w:r>
+        <w:rPr>
+          <w:rFonts w:ascii="Times New Roman" w:hAnsi="Times New Roman" w:eastAsia="Times New Roman" w:cs="Times New Roman"/>
+          <w:sz w:val="28"/>
+          <w:szCs w:val="28"/>
+          <w:highlight w:val="none"/>
+          <w:lang w:val="en-US"/>
+        </w:rPr>
+      </w:r>
+    </w:p>
+    <w:p>
+      <w:pPr>
         <w:ind w:firstLine="709"/>
         <w:jc w:val="both"/>
-        <w:spacing w:after="0" w:afterAutospacing="0" w:line="360" w:lineRule="auto"/>
+        <w:spacing w:after="0" w:afterAutospacing="0" w:line="300" w:lineRule="auto"/>
+        <w:rPr>
+          <w:rFonts w:ascii="Times New Roman" w:hAnsi="Times New Roman" w:eastAsia="Times New Roman" w:cs="Times New Roman"/>
+          <w:sz w:val="28"/>
+          <w:szCs w:val="28"/>
+          <w:highlight w:val="none"/>
+        </w:rPr>
         <w:suppressLineNumbers w:val="0"/>
       </w:pPr>
       <w:r>
@@ -17734,57 +18848,111 @@
           <w:sz w:val="28"/>
           <w:szCs w:val="28"/>
         </w:rPr>
-        <w:t xml:space="preserve">5. Исходный код — ссылка на репозиторий (GitHub) с комментариями.</w:t>
-      </w:r>
+        <w:t xml:space="preserve">6. Исходный код — ссылка на репозиторий (GitHub) с комментариями.</w:t>
+      </w:r>
+      <w:r>
+        <w:rPr>
+          <w:rFonts w:ascii="Times New Roman" w:hAnsi="Times New Roman" w:eastAsia="Times New Roman" w:cs="Times New Roman"/>
+          <w:sz w:val="28"/>
+          <w:szCs w:val="28"/>
+          <w:highlight w:val="none"/>
+        </w:rPr>
+      </w:r>
+      <w:r>
+        <w:rPr>
+          <w:rFonts w:ascii="Times New Roman" w:hAnsi="Times New Roman" w:eastAsia="Times New Roman" w:cs="Times New Roman"/>
+          <w:sz w:val="28"/>
+          <w:szCs w:val="28"/>
+          <w:highlight w:val="none"/>
+        </w:rPr>
+      </w:r>
+    </w:p>
+    <w:p>
+      <w:pPr>
+        <w:ind w:firstLine="0"/>
+        <w:jc w:val="both"/>
+        <w:spacing w:after="0" w:afterAutospacing="0" w:line="300" w:lineRule="auto"/>
+        <w:suppressLineNumbers w:val="0"/>
+      </w:pPr>
+      <w:r>
+        <w:rPr>
+          <w:rFonts w:ascii="Times New Roman" w:hAnsi="Times New Roman" w:eastAsia="Times New Roman" w:cs="Times New Roman"/>
+          <w:sz w:val="28"/>
+          <w:szCs w:val="28"/>
+        </w:rPr>
+      </w:r>
+      <w:r/>
       <w:r/>
     </w:p>
     <w:p>
       <w:pPr>
-        <w:ind w:firstLine="0"/>
+        <w:ind w:firstLine="709"/>
         <w:jc w:val="both"/>
-        <w:spacing w:after="0" w:afterAutospacing="0" w:line="360" w:lineRule="auto"/>
+        <w:spacing w:after="0" w:afterAutospacing="0" w:line="300" w:lineRule="auto"/>
+        <w:rPr>
+          <w:b/>
+          <w:bCs/>
+        </w:rPr>
         <w:suppressLineNumbers w:val="0"/>
       </w:pPr>
       <w:r>
         <w:rPr>
           <w:rFonts w:ascii="Times New Roman" w:hAnsi="Times New Roman" w:eastAsia="Times New Roman" w:cs="Times New Roman"/>
-          <w:sz w:val="28"/>
-          <w:szCs w:val="28"/>
-        </w:rPr>
-      </w:r>
-      <w:r/>
+          <w:b/>
+          <w:bCs/>
+          <w:sz w:val="28"/>
+          <w:szCs w:val="28"/>
+        </w:rPr>
+        <w:t xml:space="preserve">9. Источники разработки</w:t>
+      </w:r>
+      <w:r>
+        <w:rPr>
+          <w:b/>
+          <w:bCs/>
+        </w:rPr>
+      </w:r>
+      <w:r>
+        <w:rPr>
+          <w:b/>
+          <w:bCs/>
+        </w:rPr>
+      </w:r>
     </w:p>
     <w:p>
       <w:pPr>
         <w:ind w:firstLine="709"/>
         <w:jc w:val="both"/>
-        <w:spacing w:after="0" w:afterAutospacing="0" w:line="360" w:lineRule="auto"/>
-        <w:rPr>
-          <w:b/>
-          <w:bCs/>
+        <w:spacing w:after="0" w:afterAutospacing="0" w:line="300" w:lineRule="auto"/>
+        <w:rPr>
+          <w:rFonts w:ascii="Times New Roman" w:hAnsi="Times New Roman" w:eastAsia="Times New Roman" w:cs="Times New Roman"/>
+          <w:sz w:val="28"/>
+          <w:szCs w:val="28"/>
+          <w:highlight w:val="none"/>
         </w:rPr>
         <w:suppressLineNumbers w:val="0"/>
       </w:pPr>
       <w:r>
         <w:rPr>
           <w:rFonts w:ascii="Times New Roman" w:hAnsi="Times New Roman" w:eastAsia="Times New Roman" w:cs="Times New Roman"/>
-          <w:b/>
-          <w:bCs/>
-          <w:sz w:val="28"/>
-          <w:szCs w:val="28"/>
-        </w:rPr>
-        <w:t xml:space="preserve">9. Источники разработки</w:t>
-      </w:r>
-      <w:r>
-        <w:rPr>
-          <w:b/>
-          <w:bCs/>
-        </w:rPr>
-      </w:r>
-      <w:r>
-        <w:rPr>
-          <w:b/>
-          <w:bCs/>
+          <w:sz w:val="28"/>
+          <w:szCs w:val="28"/>
+        </w:rPr>
+        <w:t xml:space="preserve">Настоящее техническое задание разработано на основе следующих документов и информационных материалов:</w:t>
+      </w:r>
+      <w:r>
+        <w:rPr>
+          <w:rFonts w:ascii="Times New Roman" w:hAnsi="Times New Roman" w:eastAsia="Times New Roman" w:cs="Times New Roman"/>
+          <w:sz w:val="28"/>
+          <w:szCs w:val="28"/>
+          <w:highlight w:val="none"/>
+        </w:rPr>
+      </w:r>
+      <w:r>
+        <w:rPr>
+          <w:rFonts w:ascii="Times New Roman" w:hAnsi="Times New Roman" w:eastAsia="Times New Roman" w:cs="Times New Roman"/>
+          <w:sz w:val="28"/>
+          <w:szCs w:val="28"/>
+          <w:highlight w:val="none"/>
         </w:rPr>
       </w:r>
     </w:p>
@@ -17792,45 +18960,7 @@
       <w:pPr>
         <w:ind w:firstLine="709"/>
         <w:jc w:val="both"/>
-        <w:spacing w:after="0" w:afterAutospacing="0" w:line="360" w:lineRule="auto"/>
-        <w:rPr>
-          <w:rFonts w:ascii="Times New Roman" w:hAnsi="Times New Roman" w:eastAsia="Times New Roman" w:cs="Times New Roman"/>
-          <w:sz w:val="28"/>
-          <w:szCs w:val="28"/>
-          <w:highlight w:val="none"/>
-        </w:rPr>
-        <w:suppressLineNumbers w:val="0"/>
-      </w:pPr>
-      <w:r>
-        <w:rPr>
-          <w:rFonts w:ascii="Times New Roman" w:hAnsi="Times New Roman" w:eastAsia="Times New Roman" w:cs="Times New Roman"/>
-          <w:sz w:val="28"/>
-          <w:szCs w:val="28"/>
-        </w:rPr>
-        <w:t xml:space="preserve">Настоящее техническое задание разработано на основе следующих документов и информационных материалов:</w:t>
-      </w:r>
-      <w:r>
-        <w:rPr>
-          <w:rFonts w:ascii="Times New Roman" w:hAnsi="Times New Roman" w:eastAsia="Times New Roman" w:cs="Times New Roman"/>
-          <w:sz w:val="28"/>
-          <w:szCs w:val="28"/>
-          <w:highlight w:val="none"/>
-        </w:rPr>
-      </w:r>
-      <w:r>
-        <w:rPr>
-          <w:rFonts w:ascii="Times New Roman" w:hAnsi="Times New Roman" w:eastAsia="Times New Roman" w:cs="Times New Roman"/>
-          <w:sz w:val="28"/>
-          <w:szCs w:val="28"/>
-          <w:highlight w:val="none"/>
-        </w:rPr>
-      </w:r>
-    </w:p>
-    <w:p>
-      <w:pPr>
-        <w:ind w:firstLine="709"/>
-        <w:jc w:val="both"/>
-        <w:spacing w:after="0" w:afterAutospacing="0" w:line="360" w:lineRule="auto"/>
+        <w:spacing w:after="0" w:afterAutospacing="0" w:line="300" w:lineRule="auto"/>
         <w:rPr>
           <w:rFonts w:ascii="Times New Roman" w:hAnsi="Times New Roman" w:eastAsia="Times New Roman" w:cs="Times New Roman"/>
           <w:sz w:val="28"/>
@@ -17878,7 +19008,7 @@
         <w:pStyle w:val="1030"/>
         <w:numPr>
           <w:ilvl w:val="0"/>
-          <w:numId w:val="66"/>
+          <w:numId w:val="94"/>
         </w:numPr>
         <w:ind w:left="0" w:firstLine="709"/>
         <w:jc w:val="both"/>
@@ -17895,13 +19025,14 @@
         <w:t xml:space="preserve">ГОСТ 34.601-90 «Автоматизированные системы. Стадии создания».</w:t>
       </w:r>
       <w:r/>
+      <w:r/>
     </w:p>
     <w:p>
       <w:pPr>
         <w:pStyle w:val="1030"/>
         <w:numPr>
           <w:ilvl w:val="0"/>
-          <w:numId w:val="66"/>
+          <w:numId w:val="94"/>
         </w:numPr>
         <w:ind w:left="0" w:firstLine="709"/>
         <w:jc w:val="both"/>
@@ -17918,13 +19049,14 @@
         <w:t xml:space="preserve">ГОСТ 34.602-89 «Техническое задание на создание (развитие или модернизацию) системы».</w:t>
       </w:r>
       <w:r/>
+      <w:r/>
     </w:p>
     <w:p>
       <w:pPr>
         <w:pStyle w:val="1030"/>
         <w:numPr>
           <w:ilvl w:val="0"/>
-          <w:numId w:val="66"/>
+          <w:numId w:val="94"/>
         </w:numPr>
         <w:ind w:left="0" w:firstLine="709"/>
         <w:jc w:val="both"/>
@@ -17941,13 +19073,14 @@
         <w:t xml:space="preserve">ГОСТ Р ИСО/МЭК 12207-2010 «Информационная технология. Процессы жизненного цикла программных средств».</w:t>
       </w:r>
       <w:r/>
+      <w:r/>
     </w:p>
     <w:p>
       <w:pPr>
         <w:pStyle w:val="1030"/>
         <w:numPr>
           <w:ilvl w:val="0"/>
-          <w:numId w:val="66"/>
+          <w:numId w:val="94"/>
         </w:numPr>
         <w:ind w:left="0" w:firstLine="709"/>
         <w:jc w:val="both"/>
@@ -17991,7 +19124,7 @@
         <w:pStyle w:val="1030"/>
         <w:numPr>
           <w:ilvl w:val="0"/>
-          <w:numId w:val="66"/>
+          <w:numId w:val="94"/>
         </w:numPr>
         <w:ind w:left="0" w:firstLine="709"/>
         <w:jc w:val="both"/>
@@ -18008,13 +19141,14 @@
         <w:t xml:space="preserve">Материалы производственной практики (задание от учебного заведения).</w:t>
       </w:r>
       <w:r/>
+      <w:r/>
     </w:p>
     <w:p>
       <w:pPr>
         <w:pStyle w:val="1030"/>
         <w:numPr>
           <w:ilvl w:val="0"/>
-          <w:numId w:val="66"/>
+          <w:numId w:val="94"/>
         </w:numPr>
         <w:ind w:left="0" w:firstLine="709"/>
         <w:jc w:val="both"/>
@@ -18058,7 +19192,7 @@
         <w:pStyle w:val="1030"/>
         <w:numPr>
           <w:ilvl w:val="0"/>
-          <w:numId w:val="66"/>
+          <w:numId w:val="94"/>
         </w:numPr>
         <w:ind w:left="0" w:firstLine="709"/>
         <w:jc w:val="both"/>
@@ -18075,13 +19209,14 @@
         <w:t xml:space="preserve">Информация о работе RFID-систем в метрополитенах (общие принципы, открытые источники).</w:t>
       </w:r>
       <w:r/>
+      <w:r/>
     </w:p>
     <w:p>
       <w:pPr>
         <w:pStyle w:val="1030"/>
         <w:numPr>
           <w:ilvl w:val="0"/>
-          <w:numId w:val="66"/>
+          <w:numId w:val="94"/>
         </w:numPr>
         <w:ind w:left="0" w:firstLine="709"/>
         <w:jc w:val="both"/>
@@ -18095,8 +19230,50 @@
           <w:szCs w:val="28"/>
           <w:highlight w:val="none"/>
         </w:rPr>
+      </w:r>
+      <w:r>
+        <w:rPr>
+          <w:rFonts w:ascii="Times New Roman" w:hAnsi="Times New Roman" w:eastAsia="Times New Roman" w:cs="Times New Roman"/>
+          <w:sz w:val="28"/>
+          <w:szCs w:val="28"/>
+          <w:highlight w:val="none"/>
+        </w:rPr>
+        <w:t xml:space="preserve">Документация по MQTT</w:t>
+      </w:r>
+      <w:r>
+        <w:rPr>
+          <w:rFonts w:ascii="Times New Roman" w:hAnsi="Times New Roman" w:eastAsia="Times New Roman" w:cs="Times New Roman"/>
+          <w:sz w:val="28"/>
+          <w:szCs w:val="28"/>
+          <w:highlight w:val="none"/>
+        </w:rPr>
+        <w:t xml:space="preserve">.</w:t>
+      </w:r>
+      <w:r/>
+      <w:r/>
+    </w:p>
+    <w:p>
+      <w:pPr>
+        <w:pStyle w:val="1030"/>
+        <w:numPr>
+          <w:ilvl w:val="0"/>
+          <w:numId w:val="94"/>
+        </w:numPr>
+        <w:ind w:left="0" w:firstLine="709"/>
+        <w:jc w:val="both"/>
+        <w:spacing w:after="0" w:afterAutospacing="0" w:line="360" w:lineRule="auto"/>
+        <w:suppressLineNumbers w:val="0"/>
+      </w:pPr>
+      <w:r>
+        <w:rPr>
+          <w:rFonts w:ascii="Times New Roman" w:hAnsi="Times New Roman" w:eastAsia="Times New Roman" w:cs="Times New Roman"/>
+          <w:sz w:val="28"/>
+          <w:szCs w:val="28"/>
+          <w:highlight w:val="none"/>
+        </w:rPr>
         <w:t xml:space="preserve">Схема линий Нижегородского метрополитена (для указания новых станций).</w:t>
       </w:r>
+      <w:r/>
       <w:r/>
     </w:p>
     <w:p>
@@ -18115,80 +19292,83 @@
         </w:rPr>
       </w:r>
       <w:r/>
-    </w:p>
-    <w:p>
-      <w:pPr>
-        <w:ind w:firstLine="709"/>
-        <w:jc w:val="both"/>
-        <w:spacing w:after="0" w:afterAutospacing="0" w:line="360" w:lineRule="auto"/>
-        <w:rPr>
-          <w:b/>
-          <w:bCs/>
-        </w:rPr>
-        <w:suppressLineNumbers w:val="0"/>
-      </w:pPr>
-      <w:r>
-        <w:rPr>
-          <w:rFonts w:ascii="Times New Roman" w:hAnsi="Times New Roman" w:eastAsia="Times New Roman" w:cs="Times New Roman"/>
-          <w:b/>
-          <w:bCs/>
-          <w:sz w:val="28"/>
-          <w:szCs w:val="28"/>
-        </w:rPr>
-        <w:t xml:space="preserve">10. Роли и зоны ответственности</w:t>
-      </w:r>
-      <w:r>
-        <w:rPr>
-          <w:b/>
-          <w:bCs/>
-        </w:rPr>
-      </w:r>
-      <w:r>
-        <w:rPr>
-          <w:b/>
-          <w:bCs/>
-        </w:rPr>
-      </w:r>
-    </w:p>
-    <w:p>
-      <w:pPr>
-        <w:ind w:firstLine="709"/>
-        <w:jc w:val="both"/>
-        <w:spacing w:after="0" w:afterAutospacing="0" w:line="360" w:lineRule="auto"/>
-        <w:suppressLineNumbers w:val="0"/>
-      </w:pPr>
-      <w:r>
-        <w:rPr>
-          <w:rFonts w:ascii="Times New Roman" w:hAnsi="Times New Roman" w:eastAsia="Times New Roman" w:cs="Times New Roman"/>
-          <w:sz w:val="28"/>
-          <w:szCs w:val="28"/>
-        </w:rPr>
-        <w:t xml:space="preserve">Студентка (исполнитель): Александрова Арина Алексеевна</w:t>
-      </w:r>
       <w:r/>
     </w:p>
     <w:p>
       <w:pPr>
         <w:ind w:firstLine="709"/>
         <w:jc w:val="both"/>
-        <w:spacing w:after="0" w:afterAutospacing="0" w:line="360" w:lineRule="auto"/>
+        <w:spacing w:after="0" w:afterAutospacing="0" w:line="300" w:lineRule="auto"/>
+        <w:rPr>
+          <w:b/>
+          <w:bCs/>
+        </w:rPr>
         <w:suppressLineNumbers w:val="0"/>
       </w:pPr>
       <w:r>
         <w:rPr>
           <w:rFonts w:ascii="Times New Roman" w:hAnsi="Times New Roman" w:eastAsia="Times New Roman" w:cs="Times New Roman"/>
-          <w:sz w:val="28"/>
-          <w:szCs w:val="28"/>
-        </w:rPr>
-        <w:t xml:space="preserve">Роль: разработчик (Fullstack).</w:t>
-      </w:r>
+          <w:b/>
+          <w:bCs/>
+          <w:sz w:val="28"/>
+          <w:szCs w:val="28"/>
+        </w:rPr>
+        <w:t xml:space="preserve">10. Роли и зоны ответственности</w:t>
+      </w:r>
+      <w:r>
+        <w:rPr>
+          <w:b/>
+          <w:bCs/>
+        </w:rPr>
+      </w:r>
+      <w:r>
+        <w:rPr>
+          <w:b/>
+          <w:bCs/>
+        </w:rPr>
+      </w:r>
+    </w:p>
+    <w:p>
+      <w:pPr>
+        <w:ind w:firstLine="709"/>
+        <w:jc w:val="both"/>
+        <w:spacing w:after="0" w:afterAutospacing="0" w:line="300" w:lineRule="auto"/>
+        <w:suppressLineNumbers w:val="0"/>
+      </w:pPr>
+      <w:r>
+        <w:rPr>
+          <w:rFonts w:ascii="Times New Roman" w:hAnsi="Times New Roman" w:eastAsia="Times New Roman" w:cs="Times New Roman"/>
+          <w:sz w:val="28"/>
+          <w:szCs w:val="28"/>
+        </w:rPr>
+        <w:t xml:space="preserve">Студентка (исполнитель): Александрова Арина Алексеевна</w:t>
+      </w:r>
+      <w:r/>
       <w:r/>
     </w:p>
     <w:p>
       <w:pPr>
         <w:ind w:firstLine="709"/>
         <w:jc w:val="both"/>
-        <w:spacing w:after="0" w:afterAutospacing="0" w:line="360" w:lineRule="auto"/>
+        <w:spacing w:after="0" w:afterAutospacing="0" w:line="300" w:lineRule="auto"/>
+        <w:suppressLineNumbers w:val="0"/>
+      </w:pPr>
+      <w:r>
+        <w:rPr>
+          <w:rFonts w:ascii="Times New Roman" w:hAnsi="Times New Roman" w:eastAsia="Times New Roman" w:cs="Times New Roman"/>
+          <w:sz w:val="28"/>
+          <w:szCs w:val="28"/>
+        </w:rPr>
+        <w:t xml:space="preserve">Роль: разработчик (Fullstack).</w:t>
+      </w:r>
+      <w:r/>
+      <w:r/>
+    </w:p>
+    <w:p>
+      <w:pPr>
+        <w:ind w:firstLine="709"/>
+        <w:jc w:val="both"/>
+        <w:spacing w:after="0" w:afterAutospacing="0" w:line="300" w:lineRule="auto"/>
         <w:rPr>
           <w:highlight w:val="none"/>
         </w:rPr>
@@ -18218,7 +19398,7 @@
         <w:pStyle w:val="1030"/>
         <w:numPr>
           <w:ilvl w:val="0"/>
-          <w:numId w:val="67"/>
+          <w:numId w:val="95"/>
         </w:numPr>
         <w:ind w:left="0" w:firstLine="709"/>
         <w:jc w:val="both"/>
@@ -18270,7 +19450,7 @@
         <w:pStyle w:val="1030"/>
         <w:numPr>
           <w:ilvl w:val="0"/>
-          <w:numId w:val="67"/>
+          <w:numId w:val="95"/>
         </w:numPr>
         <w:contextualSpacing/>
         <w:ind w:left="0" w:firstLine="709"/>
@@ -18311,7 +19491,7 @@
         <w:pStyle w:val="1030"/>
         <w:numPr>
           <w:ilvl w:val="0"/>
-          <w:numId w:val="67"/>
+          <w:numId w:val="95"/>
         </w:numPr>
         <w:contextualSpacing/>
         <w:ind w:left="0" w:firstLine="709"/>
@@ -18355,7 +19535,7 @@
         <w:pStyle w:val="1030"/>
         <w:numPr>
           <w:ilvl w:val="0"/>
-          <w:numId w:val="67"/>
+          <w:numId w:val="95"/>
         </w:numPr>
         <w:contextualSpacing/>
         <w:ind w:left="0" w:firstLine="709"/>
@@ -18414,7 +19594,7 @@
         <w:pStyle w:val="1030"/>
         <w:numPr>
           <w:ilvl w:val="0"/>
-          <w:numId w:val="67"/>
+          <w:numId w:val="95"/>
         </w:numPr>
         <w:ind w:left="0" w:firstLine="709"/>
         <w:jc w:val="both"/>
@@ -18459,7 +19639,7 @@
         <w:pStyle w:val="1030"/>
         <w:numPr>
           <w:ilvl w:val="0"/>
-          <w:numId w:val="67"/>
+          <w:numId w:val="95"/>
         </w:numPr>
         <w:ind w:left="0" w:firstLine="709"/>
         <w:jc w:val="left"/>
@@ -18493,9 +19673,54 @@
     </w:p>
     <w:p>
       <w:pPr>
-        <w:spacing w:line="360" w:lineRule="auto"/>
-      </w:pPr>
+        <w:ind w:firstLine="709"/>
+        <w:jc w:val="both"/>
+        <w:spacing w:after="0" w:afterAutospacing="0" w:line="300" w:lineRule="auto"/>
+        <w:suppressLineNumbers w:val="0"/>
+      </w:pPr>
+      <w:r>
+        <w:rPr>
+          <w:rFonts w:ascii="Times New Roman" w:hAnsi="Times New Roman" w:eastAsia="Times New Roman" w:cs="Times New Roman"/>
+          <w:sz w:val="28"/>
+          <w:szCs w:val="28"/>
+        </w:rPr>
+      </w:r>
       <w:r/>
+      <w:r/>
+    </w:p>
+    <w:p>
+      <w:pPr>
+        <w:ind w:firstLine="709"/>
+        <w:jc w:val="both"/>
+        <w:spacing w:after="0" w:afterAutospacing="0" w:line="360" w:lineRule="auto"/>
+        <w:rPr>
+          <w:rFonts w:ascii="Times New Roman" w:hAnsi="Times New Roman" w:eastAsia="Times New Roman" w:cs="Times New Roman"/>
+          <w:sz w:val="28"/>
+          <w:szCs w:val="28"/>
+        </w:rPr>
+        <w:suppressLineNumbers w:val="0"/>
+      </w:pPr>
+      <w:r>
+        <w:rPr>
+          <w:rFonts w:ascii="Times New Roman" w:hAnsi="Times New Roman" w:eastAsia="Times New Roman" w:cs="Times New Roman"/>
+          <w:sz w:val="28"/>
+          <w:szCs w:val="28"/>
+        </w:rPr>
+      </w:r>
+      <w:r>
+        <w:rPr>
+          <w:rFonts w:ascii="Times New Roman" w:hAnsi="Times New Roman" w:eastAsia="Times New Roman" w:cs="Times New Roman"/>
+          <w:sz w:val="28"/>
+          <w:szCs w:val="28"/>
+        </w:rPr>
+      </w:r>
+      <w:r>
+        <w:rPr>
+          <w:rFonts w:ascii="Times New Roman" w:hAnsi="Times New Roman" w:eastAsia="Times New Roman" w:cs="Times New Roman"/>
+          <w:sz w:val="28"/>
+          <w:szCs w:val="28"/>
+        </w:rPr>
+      </w:r>
       <w:r/>
     </w:p>
     <w:sectPr>
@@ -28331,6 +29556,2274 @@
     </w:lvl>
   </w:abstractNum>
   <w:abstractNum w:abstractNumId="78">
+    <w:multiLevelType w:val="hybridMultilevel"/>
+    <w:lvl w:ilvl="0">
+      <w:start w:val="1"/>
+      <w:numFmt w:val="bullet"/>
+      <w:isLgl w:val="false"/>
+      <w:suff w:val="tab"/>
+      <w:lvlText w:val="–"/>
+      <w:lvlJc w:val="left"/>
+      <w:pPr>
+        <w:ind w:left="720" w:hanging="360"/>
+      </w:pPr>
+      <w:rPr>
+        <w:rFonts w:ascii="Arial" w:hAnsi="Arial" w:eastAsia="Arial" w:cs="Arial"/>
+      </w:rPr>
+    </w:lvl>
+    <w:lvl w:ilvl="1">
+      <w:start w:val="1"/>
+      <w:numFmt w:val="bullet"/>
+      <w:isLgl w:val="false"/>
+      <w:suff w:val="tab"/>
+      <w:lvlText w:val="o"/>
+      <w:lvlJc w:val="left"/>
+      <w:pPr>
+        <w:ind w:left="1440" w:hanging="360"/>
+      </w:pPr>
+      <w:rPr>
+        <w:rFonts w:hint="default" w:ascii="Courier New" w:hAnsi="Courier New" w:eastAsia="Courier New" w:cs="Courier New"/>
+      </w:rPr>
+    </w:lvl>
+    <w:lvl w:ilvl="2">
+      <w:start w:val="1"/>
+      <w:numFmt w:val="bullet"/>
+      <w:isLgl w:val="false"/>
+      <w:suff w:val="tab"/>
+      <w:lvlText w:val="§"/>
+      <w:lvlJc w:val="left"/>
+      <w:pPr>
+        <w:ind w:left="2160" w:hanging="360"/>
+      </w:pPr>
+      <w:rPr>
+        <w:rFonts w:hint="default" w:ascii="Wingdings" w:hAnsi="Wingdings" w:eastAsia="Wingdings" w:cs="Wingdings"/>
+      </w:rPr>
+    </w:lvl>
+    <w:lvl w:ilvl="3">
+      <w:start w:val="1"/>
+      <w:numFmt w:val="bullet"/>
+      <w:isLgl w:val="false"/>
+      <w:suff w:val="tab"/>
+      <w:lvlText w:val="·"/>
+      <w:lvlJc w:val="left"/>
+      <w:pPr>
+        <w:ind w:left="2880" w:hanging="360"/>
+      </w:pPr>
+      <w:rPr>
+        <w:rFonts w:hint="default" w:ascii="Symbol" w:hAnsi="Symbol" w:eastAsia="Symbol" w:cs="Symbol"/>
+      </w:rPr>
+    </w:lvl>
+    <w:lvl w:ilvl="4">
+      <w:start w:val="1"/>
+      <w:numFmt w:val="bullet"/>
+      <w:isLgl w:val="false"/>
+      <w:suff w:val="tab"/>
+      <w:lvlText w:val="o"/>
+      <w:lvlJc w:val="left"/>
+      <w:pPr>
+        <w:ind w:left="3600" w:hanging="360"/>
+      </w:pPr>
+      <w:rPr>
+        <w:rFonts w:hint="default" w:ascii="Courier New" w:hAnsi="Courier New" w:eastAsia="Courier New" w:cs="Courier New"/>
+      </w:rPr>
+    </w:lvl>
+    <w:lvl w:ilvl="5">
+      <w:start w:val="1"/>
+      <w:numFmt w:val="bullet"/>
+      <w:isLgl w:val="false"/>
+      <w:suff w:val="tab"/>
+      <w:lvlText w:val="§"/>
+      <w:lvlJc w:val="left"/>
+      <w:pPr>
+        <w:ind w:left="4320" w:hanging="360"/>
+      </w:pPr>
+      <w:rPr>
+        <w:rFonts w:hint="default" w:ascii="Wingdings" w:hAnsi="Wingdings" w:eastAsia="Wingdings" w:cs="Wingdings"/>
+      </w:rPr>
+    </w:lvl>
+    <w:lvl w:ilvl="6">
+      <w:start w:val="1"/>
+      <w:numFmt w:val="bullet"/>
+      <w:isLgl w:val="false"/>
+      <w:suff w:val="tab"/>
+      <w:lvlText w:val="·"/>
+      <w:lvlJc w:val="left"/>
+      <w:pPr>
+        <w:ind w:left="5040" w:hanging="360"/>
+      </w:pPr>
+      <w:rPr>
+        <w:rFonts w:hint="default" w:ascii="Symbol" w:hAnsi="Symbol" w:eastAsia="Symbol" w:cs="Symbol"/>
+      </w:rPr>
+    </w:lvl>
+    <w:lvl w:ilvl="7">
+      <w:start w:val="1"/>
+      <w:numFmt w:val="bullet"/>
+      <w:isLgl w:val="false"/>
+      <w:suff w:val="tab"/>
+      <w:lvlText w:val="o"/>
+      <w:lvlJc w:val="left"/>
+      <w:pPr>
+        <w:ind w:left="5760" w:hanging="360"/>
+      </w:pPr>
+      <w:rPr>
+        <w:rFonts w:hint="default" w:ascii="Courier New" w:hAnsi="Courier New" w:eastAsia="Courier New" w:cs="Courier New"/>
+      </w:rPr>
+    </w:lvl>
+    <w:lvl w:ilvl="8">
+      <w:start w:val="1"/>
+      <w:numFmt w:val="bullet"/>
+      <w:isLgl w:val="false"/>
+      <w:suff w:val="tab"/>
+      <w:lvlText w:val="§"/>
+      <w:lvlJc w:val="left"/>
+      <w:pPr>
+        <w:ind w:left="6480" w:hanging="360"/>
+      </w:pPr>
+      <w:rPr>
+        <w:rFonts w:hint="default" w:ascii="Wingdings" w:hAnsi="Wingdings" w:eastAsia="Wingdings" w:cs="Wingdings"/>
+      </w:rPr>
+    </w:lvl>
+  </w:abstractNum>
+  <w:abstractNum w:abstractNumId="79">
+    <w:multiLevelType w:val="hybridMultilevel"/>
+    <w:lvl w:ilvl="0">
+      <w:start w:val="1"/>
+      <w:numFmt w:val="decimal"/>
+      <w:isLgl w:val="false"/>
+      <w:suff w:val="tab"/>
+      <w:lvlText w:val="%1."/>
+      <w:lvlJc w:val="left"/>
+      <w:pPr>
+        <w:ind w:left="720" w:hanging="360"/>
+      </w:pPr>
+    </w:lvl>
+    <w:lvl w:ilvl="1">
+      <w:start w:val="1"/>
+      <w:numFmt w:val="lowerLetter"/>
+      <w:isLgl w:val="false"/>
+      <w:suff w:val="tab"/>
+      <w:lvlText w:val="%2."/>
+      <w:lvlJc w:val="left"/>
+      <w:pPr>
+        <w:ind w:left="1440" w:hanging="360"/>
+      </w:pPr>
+    </w:lvl>
+    <w:lvl w:ilvl="2">
+      <w:start w:val="1"/>
+      <w:numFmt w:val="lowerRoman"/>
+      <w:isLgl w:val="false"/>
+      <w:suff w:val="tab"/>
+      <w:lvlText w:val="%3."/>
+      <w:lvlJc w:val="right"/>
+      <w:pPr>
+        <w:ind w:left="2160" w:hanging="180"/>
+      </w:pPr>
+    </w:lvl>
+    <w:lvl w:ilvl="3">
+      <w:start w:val="1"/>
+      <w:numFmt w:val="decimal"/>
+      <w:isLgl w:val="false"/>
+      <w:suff w:val="tab"/>
+      <w:lvlText w:val="%4."/>
+      <w:lvlJc w:val="left"/>
+      <w:pPr>
+        <w:ind w:left="2880" w:hanging="360"/>
+      </w:pPr>
+    </w:lvl>
+    <w:lvl w:ilvl="4">
+      <w:start w:val="1"/>
+      <w:numFmt w:val="lowerLetter"/>
+      <w:isLgl w:val="false"/>
+      <w:suff w:val="tab"/>
+      <w:lvlText w:val="%5."/>
+      <w:lvlJc w:val="left"/>
+      <w:pPr>
+        <w:ind w:left="3600" w:hanging="360"/>
+      </w:pPr>
+    </w:lvl>
+    <w:lvl w:ilvl="5">
+      <w:start w:val="1"/>
+      <w:numFmt w:val="lowerRoman"/>
+      <w:isLgl w:val="false"/>
+      <w:suff w:val="tab"/>
+      <w:lvlText w:val="%6."/>
+      <w:lvlJc w:val="right"/>
+      <w:pPr>
+        <w:ind w:left="4320" w:hanging="180"/>
+      </w:pPr>
+    </w:lvl>
+    <w:lvl w:ilvl="6">
+      <w:start w:val="1"/>
+      <w:numFmt w:val="decimal"/>
+      <w:isLgl w:val="false"/>
+      <w:suff w:val="tab"/>
+      <w:lvlText w:val="%7."/>
+      <w:lvlJc w:val="left"/>
+      <w:pPr>
+        <w:ind w:left="5040" w:hanging="360"/>
+      </w:pPr>
+    </w:lvl>
+    <w:lvl w:ilvl="7">
+      <w:start w:val="1"/>
+      <w:numFmt w:val="lowerLetter"/>
+      <w:isLgl w:val="false"/>
+      <w:suff w:val="tab"/>
+      <w:lvlText w:val="%8."/>
+      <w:lvlJc w:val="left"/>
+      <w:pPr>
+        <w:ind w:left="5760" w:hanging="360"/>
+      </w:pPr>
+    </w:lvl>
+    <w:lvl w:ilvl="8">
+      <w:start w:val="1"/>
+      <w:numFmt w:val="lowerRoman"/>
+      <w:isLgl w:val="false"/>
+      <w:suff w:val="tab"/>
+      <w:lvlText w:val="%9."/>
+      <w:lvlJc w:val="right"/>
+      <w:pPr>
+        <w:ind w:left="6480" w:hanging="180"/>
+      </w:pPr>
+    </w:lvl>
+  </w:abstractNum>
+  <w:abstractNum w:abstractNumId="80">
+    <w:multiLevelType w:val="hybridMultilevel"/>
+    <w:lvl w:ilvl="0">
+      <w:start w:val="1"/>
+      <w:numFmt w:val="bullet"/>
+      <w:isLgl w:val="false"/>
+      <w:suff w:val="tab"/>
+      <w:lvlText w:val="–"/>
+      <w:lvlJc w:val="left"/>
+      <w:pPr>
+        <w:ind w:left="720" w:hanging="360"/>
+      </w:pPr>
+      <w:rPr>
+        <w:rFonts w:ascii="Arial" w:hAnsi="Arial" w:eastAsia="Arial" w:cs="Arial"/>
+      </w:rPr>
+    </w:lvl>
+    <w:lvl w:ilvl="1">
+      <w:start w:val="1"/>
+      <w:numFmt w:val="bullet"/>
+      <w:isLgl w:val="false"/>
+      <w:suff w:val="tab"/>
+      <w:lvlText w:val="o"/>
+      <w:lvlJc w:val="left"/>
+      <w:pPr>
+        <w:ind w:left="1440" w:hanging="360"/>
+      </w:pPr>
+      <w:rPr>
+        <w:rFonts w:hint="default" w:ascii="Courier New" w:hAnsi="Courier New" w:eastAsia="Courier New" w:cs="Courier New"/>
+      </w:rPr>
+    </w:lvl>
+    <w:lvl w:ilvl="2">
+      <w:start w:val="1"/>
+      <w:numFmt w:val="bullet"/>
+      <w:isLgl w:val="false"/>
+      <w:suff w:val="tab"/>
+      <w:lvlText w:val="§"/>
+      <w:lvlJc w:val="left"/>
+      <w:pPr>
+        <w:ind w:left="2160" w:hanging="360"/>
+      </w:pPr>
+      <w:rPr>
+        <w:rFonts w:hint="default" w:ascii="Wingdings" w:hAnsi="Wingdings" w:eastAsia="Wingdings" w:cs="Wingdings"/>
+      </w:rPr>
+    </w:lvl>
+    <w:lvl w:ilvl="3">
+      <w:start w:val="1"/>
+      <w:numFmt w:val="bullet"/>
+      <w:isLgl w:val="false"/>
+      <w:suff w:val="tab"/>
+      <w:lvlText w:val="·"/>
+      <w:lvlJc w:val="left"/>
+      <w:pPr>
+        <w:ind w:left="2880" w:hanging="360"/>
+      </w:pPr>
+      <w:rPr>
+        <w:rFonts w:hint="default" w:ascii="Symbol" w:hAnsi="Symbol" w:eastAsia="Symbol" w:cs="Symbol"/>
+      </w:rPr>
+    </w:lvl>
+    <w:lvl w:ilvl="4">
+      <w:start w:val="1"/>
+      <w:numFmt w:val="bullet"/>
+      <w:isLgl w:val="false"/>
+      <w:suff w:val="tab"/>
+      <w:lvlText w:val="o"/>
+      <w:lvlJc w:val="left"/>
+      <w:pPr>
+        <w:ind w:left="3600" w:hanging="360"/>
+      </w:pPr>
+      <w:rPr>
+        <w:rFonts w:hint="default" w:ascii="Courier New" w:hAnsi="Courier New" w:eastAsia="Courier New" w:cs="Courier New"/>
+      </w:rPr>
+    </w:lvl>
+    <w:lvl w:ilvl="5">
+      <w:start w:val="1"/>
+      <w:numFmt w:val="bullet"/>
+      <w:isLgl w:val="false"/>
+      <w:suff w:val="tab"/>
+      <w:lvlText w:val="§"/>
+      <w:lvlJc w:val="left"/>
+      <w:pPr>
+        <w:ind w:left="4320" w:hanging="360"/>
+      </w:pPr>
+      <w:rPr>
+        <w:rFonts w:hint="default" w:ascii="Wingdings" w:hAnsi="Wingdings" w:eastAsia="Wingdings" w:cs="Wingdings"/>
+      </w:rPr>
+    </w:lvl>
+    <w:lvl w:ilvl="6">
+      <w:start w:val="1"/>
+      <w:numFmt w:val="bullet"/>
+      <w:isLgl w:val="false"/>
+      <w:suff w:val="tab"/>
+      <w:lvlText w:val="·"/>
+      <w:lvlJc w:val="left"/>
+      <w:pPr>
+        <w:ind w:left="5040" w:hanging="360"/>
+      </w:pPr>
+      <w:rPr>
+        <w:rFonts w:hint="default" w:ascii="Symbol" w:hAnsi="Symbol" w:eastAsia="Symbol" w:cs="Symbol"/>
+      </w:rPr>
+    </w:lvl>
+    <w:lvl w:ilvl="7">
+      <w:start w:val="1"/>
+      <w:numFmt w:val="bullet"/>
+      <w:isLgl w:val="false"/>
+      <w:suff w:val="tab"/>
+      <w:lvlText w:val="o"/>
+      <w:lvlJc w:val="left"/>
+      <w:pPr>
+        <w:ind w:left="5760" w:hanging="360"/>
+      </w:pPr>
+      <w:rPr>
+        <w:rFonts w:hint="default" w:ascii="Courier New" w:hAnsi="Courier New" w:eastAsia="Courier New" w:cs="Courier New"/>
+      </w:rPr>
+    </w:lvl>
+    <w:lvl w:ilvl="8">
+      <w:start w:val="1"/>
+      <w:numFmt w:val="bullet"/>
+      <w:isLgl w:val="false"/>
+      <w:suff w:val="tab"/>
+      <w:lvlText w:val="§"/>
+      <w:lvlJc w:val="left"/>
+      <w:pPr>
+        <w:ind w:left="6480" w:hanging="360"/>
+      </w:pPr>
+      <w:rPr>
+        <w:rFonts w:hint="default" w:ascii="Wingdings" w:hAnsi="Wingdings" w:eastAsia="Wingdings" w:cs="Wingdings"/>
+      </w:rPr>
+    </w:lvl>
+  </w:abstractNum>
+  <w:abstractNum w:abstractNumId="81">
+    <w:multiLevelType w:val="hybridMultilevel"/>
+    <w:lvl w:ilvl="0">
+      <w:start w:val="1"/>
+      <w:numFmt w:val="bullet"/>
+      <w:isLgl w:val="false"/>
+      <w:suff w:val="tab"/>
+      <w:lvlText w:val="–"/>
+      <w:lvlJc w:val="left"/>
+      <w:pPr>
+        <w:ind w:left="720" w:hanging="360"/>
+      </w:pPr>
+      <w:rPr>
+        <w:rFonts w:ascii="Arial" w:hAnsi="Arial" w:eastAsia="Arial" w:cs="Arial"/>
+      </w:rPr>
+    </w:lvl>
+    <w:lvl w:ilvl="1">
+      <w:start w:val="1"/>
+      <w:numFmt w:val="bullet"/>
+      <w:isLgl w:val="false"/>
+      <w:suff w:val="tab"/>
+      <w:lvlText w:val="o"/>
+      <w:lvlJc w:val="left"/>
+      <w:pPr>
+        <w:ind w:left="1440" w:hanging="360"/>
+      </w:pPr>
+      <w:rPr>
+        <w:rFonts w:hint="default" w:ascii="Courier New" w:hAnsi="Courier New" w:eastAsia="Courier New" w:cs="Courier New"/>
+      </w:rPr>
+    </w:lvl>
+    <w:lvl w:ilvl="2">
+      <w:start w:val="1"/>
+      <w:numFmt w:val="bullet"/>
+      <w:isLgl w:val="false"/>
+      <w:suff w:val="tab"/>
+      <w:lvlText w:val="§"/>
+      <w:lvlJc w:val="left"/>
+      <w:pPr>
+        <w:ind w:left="2160" w:hanging="360"/>
+      </w:pPr>
+      <w:rPr>
+        <w:rFonts w:hint="default" w:ascii="Wingdings" w:hAnsi="Wingdings" w:eastAsia="Wingdings" w:cs="Wingdings"/>
+      </w:rPr>
+    </w:lvl>
+    <w:lvl w:ilvl="3">
+      <w:start w:val="1"/>
+      <w:numFmt w:val="bullet"/>
+      <w:isLgl w:val="false"/>
+      <w:suff w:val="tab"/>
+      <w:lvlText w:val="·"/>
+      <w:lvlJc w:val="left"/>
+      <w:pPr>
+        <w:ind w:left="2880" w:hanging="360"/>
+      </w:pPr>
+      <w:rPr>
+        <w:rFonts w:hint="default" w:ascii="Symbol" w:hAnsi="Symbol" w:eastAsia="Symbol" w:cs="Symbol"/>
+      </w:rPr>
+    </w:lvl>
+    <w:lvl w:ilvl="4">
+      <w:start w:val="1"/>
+      <w:numFmt w:val="bullet"/>
+      <w:isLgl w:val="false"/>
+      <w:suff w:val="tab"/>
+      <w:lvlText w:val="o"/>
+      <w:lvlJc w:val="left"/>
+      <w:pPr>
+        <w:ind w:left="3600" w:hanging="360"/>
+      </w:pPr>
+      <w:rPr>
+        <w:rFonts w:hint="default" w:ascii="Courier New" w:hAnsi="Courier New" w:eastAsia="Courier New" w:cs="Courier New"/>
+      </w:rPr>
+    </w:lvl>
+    <w:lvl w:ilvl="5">
+      <w:start w:val="1"/>
+      <w:numFmt w:val="bullet"/>
+      <w:isLgl w:val="false"/>
+      <w:suff w:val="tab"/>
+      <w:lvlText w:val="§"/>
+      <w:lvlJc w:val="left"/>
+      <w:pPr>
+        <w:ind w:left="4320" w:hanging="360"/>
+      </w:pPr>
+      <w:rPr>
+        <w:rFonts w:hint="default" w:ascii="Wingdings" w:hAnsi="Wingdings" w:eastAsia="Wingdings" w:cs="Wingdings"/>
+      </w:rPr>
+    </w:lvl>
+    <w:lvl w:ilvl="6">
+      <w:start w:val="1"/>
+      <w:numFmt w:val="bullet"/>
+      <w:isLgl w:val="false"/>
+      <w:suff w:val="tab"/>
+      <w:lvlText w:val="·"/>
+      <w:lvlJc w:val="left"/>
+      <w:pPr>
+        <w:ind w:left="5040" w:hanging="360"/>
+      </w:pPr>
+      <w:rPr>
+        <w:rFonts w:hint="default" w:ascii="Symbol" w:hAnsi="Symbol" w:eastAsia="Symbol" w:cs="Symbol"/>
+      </w:rPr>
+    </w:lvl>
+    <w:lvl w:ilvl="7">
+      <w:start w:val="1"/>
+      <w:numFmt w:val="bullet"/>
+      <w:isLgl w:val="false"/>
+      <w:suff w:val="tab"/>
+      <w:lvlText w:val="o"/>
+      <w:lvlJc w:val="left"/>
+      <w:pPr>
+        <w:ind w:left="5760" w:hanging="360"/>
+      </w:pPr>
+      <w:rPr>
+        <w:rFonts w:hint="default" w:ascii="Courier New" w:hAnsi="Courier New" w:eastAsia="Courier New" w:cs="Courier New"/>
+      </w:rPr>
+    </w:lvl>
+    <w:lvl w:ilvl="8">
+      <w:start w:val="1"/>
+      <w:numFmt w:val="bullet"/>
+      <w:isLgl w:val="false"/>
+      <w:suff w:val="tab"/>
+      <w:lvlText w:val="§"/>
+      <w:lvlJc w:val="left"/>
+      <w:pPr>
+        <w:ind w:left="6480" w:hanging="360"/>
+      </w:pPr>
+      <w:rPr>
+        <w:rFonts w:hint="default" w:ascii="Wingdings" w:hAnsi="Wingdings" w:eastAsia="Wingdings" w:cs="Wingdings"/>
+      </w:rPr>
+    </w:lvl>
+  </w:abstractNum>
+  <w:abstractNum w:abstractNumId="82">
+    <w:multiLevelType w:val="hybridMultilevel"/>
+    <w:lvl w:ilvl="0">
+      <w:start w:val="1"/>
+      <w:numFmt w:val="bullet"/>
+      <w:isLgl w:val="false"/>
+      <w:suff w:val="tab"/>
+      <w:lvlText w:val="–"/>
+      <w:lvlJc w:val="left"/>
+      <w:pPr>
+        <w:ind w:left="720" w:hanging="360"/>
+      </w:pPr>
+      <w:rPr>
+        <w:rFonts w:ascii="Arial" w:hAnsi="Arial" w:eastAsia="Arial" w:cs="Arial"/>
+      </w:rPr>
+    </w:lvl>
+    <w:lvl w:ilvl="1">
+      <w:start w:val="1"/>
+      <w:numFmt w:val="bullet"/>
+      <w:isLgl w:val="false"/>
+      <w:suff w:val="tab"/>
+      <w:lvlText w:val="o"/>
+      <w:lvlJc w:val="left"/>
+      <w:pPr>
+        <w:ind w:left="1440" w:hanging="360"/>
+      </w:pPr>
+      <w:rPr>
+        <w:rFonts w:hint="default" w:ascii="Courier New" w:hAnsi="Courier New" w:eastAsia="Courier New" w:cs="Courier New"/>
+      </w:rPr>
+    </w:lvl>
+    <w:lvl w:ilvl="2">
+      <w:start w:val="1"/>
+      <w:numFmt w:val="bullet"/>
+      <w:isLgl w:val="false"/>
+      <w:suff w:val="tab"/>
+      <w:lvlText w:val="§"/>
+      <w:lvlJc w:val="left"/>
+      <w:pPr>
+        <w:ind w:left="2160" w:hanging="360"/>
+      </w:pPr>
+      <w:rPr>
+        <w:rFonts w:hint="default" w:ascii="Wingdings" w:hAnsi="Wingdings" w:eastAsia="Wingdings" w:cs="Wingdings"/>
+      </w:rPr>
+    </w:lvl>
+    <w:lvl w:ilvl="3">
+      <w:start w:val="1"/>
+      <w:numFmt w:val="bullet"/>
+      <w:isLgl w:val="false"/>
+      <w:suff w:val="tab"/>
+      <w:lvlText w:val="·"/>
+      <w:lvlJc w:val="left"/>
+      <w:pPr>
+        <w:ind w:left="2880" w:hanging="360"/>
+      </w:pPr>
+      <w:rPr>
+        <w:rFonts w:hint="default" w:ascii="Symbol" w:hAnsi="Symbol" w:eastAsia="Symbol" w:cs="Symbol"/>
+      </w:rPr>
+    </w:lvl>
+    <w:lvl w:ilvl="4">
+      <w:start w:val="1"/>
+      <w:numFmt w:val="bullet"/>
+      <w:isLgl w:val="false"/>
+      <w:suff w:val="tab"/>
+      <w:lvlText w:val="o"/>
+      <w:lvlJc w:val="left"/>
+      <w:pPr>
+        <w:ind w:left="3600" w:hanging="360"/>
+      </w:pPr>
+      <w:rPr>
+        <w:rFonts w:hint="default" w:ascii="Courier New" w:hAnsi="Courier New" w:eastAsia="Courier New" w:cs="Courier New"/>
+      </w:rPr>
+    </w:lvl>
+    <w:lvl w:ilvl="5">
+      <w:start w:val="1"/>
+      <w:numFmt w:val="bullet"/>
+      <w:isLgl w:val="false"/>
+      <w:suff w:val="tab"/>
+      <w:lvlText w:val="§"/>
+      <w:lvlJc w:val="left"/>
+      <w:pPr>
+        <w:ind w:left="4320" w:hanging="360"/>
+      </w:pPr>
+      <w:rPr>
+        <w:rFonts w:hint="default" w:ascii="Wingdings" w:hAnsi="Wingdings" w:eastAsia="Wingdings" w:cs="Wingdings"/>
+      </w:rPr>
+    </w:lvl>
+    <w:lvl w:ilvl="6">
+      <w:start w:val="1"/>
+      <w:numFmt w:val="bullet"/>
+      <w:isLgl w:val="false"/>
+      <w:suff w:val="tab"/>
+      <w:lvlText w:val="·"/>
+      <w:lvlJc w:val="left"/>
+      <w:pPr>
+        <w:ind w:left="5040" w:hanging="360"/>
+      </w:pPr>
+      <w:rPr>
+        <w:rFonts w:hint="default" w:ascii="Symbol" w:hAnsi="Symbol" w:eastAsia="Symbol" w:cs="Symbol"/>
+      </w:rPr>
+    </w:lvl>
+    <w:lvl w:ilvl="7">
+      <w:start w:val="1"/>
+      <w:numFmt w:val="bullet"/>
+      <w:isLgl w:val="false"/>
+      <w:suff w:val="tab"/>
+      <w:lvlText w:val="o"/>
+      <w:lvlJc w:val="left"/>
+      <w:pPr>
+        <w:ind w:left="5760" w:hanging="360"/>
+      </w:pPr>
+      <w:rPr>
+        <w:rFonts w:hint="default" w:ascii="Courier New" w:hAnsi="Courier New" w:eastAsia="Courier New" w:cs="Courier New"/>
+      </w:rPr>
+    </w:lvl>
+    <w:lvl w:ilvl="8">
+      <w:start w:val="1"/>
+      <w:numFmt w:val="bullet"/>
+      <w:isLgl w:val="false"/>
+      <w:suff w:val="tab"/>
+      <w:lvlText w:val="§"/>
+      <w:lvlJc w:val="left"/>
+      <w:pPr>
+        <w:ind w:left="6480" w:hanging="360"/>
+      </w:pPr>
+      <w:rPr>
+        <w:rFonts w:hint="default" w:ascii="Wingdings" w:hAnsi="Wingdings" w:eastAsia="Wingdings" w:cs="Wingdings"/>
+      </w:rPr>
+    </w:lvl>
+  </w:abstractNum>
+  <w:abstractNum w:abstractNumId="83">
+    <w:multiLevelType w:val="hybridMultilevel"/>
+    <w:lvl w:ilvl="0">
+      <w:start w:val="1"/>
+      <w:numFmt w:val="bullet"/>
+      <w:isLgl w:val="false"/>
+      <w:suff w:val="tab"/>
+      <w:lvlText w:val="–"/>
+      <w:lvlJc w:val="left"/>
+      <w:pPr>
+        <w:ind w:left="720" w:hanging="360"/>
+      </w:pPr>
+      <w:rPr>
+        <w:rFonts w:ascii="Arial" w:hAnsi="Arial" w:eastAsia="Arial" w:cs="Arial"/>
+      </w:rPr>
+    </w:lvl>
+    <w:lvl w:ilvl="1">
+      <w:start w:val="1"/>
+      <w:numFmt w:val="bullet"/>
+      <w:isLgl w:val="false"/>
+      <w:suff w:val="tab"/>
+      <w:lvlText w:val="o"/>
+      <w:lvlJc w:val="left"/>
+      <w:pPr>
+        <w:ind w:left="1440" w:hanging="360"/>
+      </w:pPr>
+      <w:rPr>
+        <w:rFonts w:hint="default" w:ascii="Courier New" w:hAnsi="Courier New" w:eastAsia="Courier New" w:cs="Courier New"/>
+      </w:rPr>
+    </w:lvl>
+    <w:lvl w:ilvl="2">
+      <w:start w:val="1"/>
+      <w:numFmt w:val="bullet"/>
+      <w:isLgl w:val="false"/>
+      <w:suff w:val="tab"/>
+      <w:lvlText w:val="§"/>
+      <w:lvlJc w:val="left"/>
+      <w:pPr>
+        <w:ind w:left="2160" w:hanging="360"/>
+      </w:pPr>
+      <w:rPr>
+        <w:rFonts w:hint="default" w:ascii="Wingdings" w:hAnsi="Wingdings" w:eastAsia="Wingdings" w:cs="Wingdings"/>
+      </w:rPr>
+    </w:lvl>
+    <w:lvl w:ilvl="3">
+      <w:start w:val="1"/>
+      <w:numFmt w:val="bullet"/>
+      <w:isLgl w:val="false"/>
+      <w:suff w:val="tab"/>
+      <w:lvlText w:val="·"/>
+      <w:lvlJc w:val="left"/>
+      <w:pPr>
+        <w:ind w:left="2880" w:hanging="360"/>
+      </w:pPr>
+      <w:rPr>
+        <w:rFonts w:hint="default" w:ascii="Symbol" w:hAnsi="Symbol" w:eastAsia="Symbol" w:cs="Symbol"/>
+      </w:rPr>
+    </w:lvl>
+    <w:lvl w:ilvl="4">
+      <w:start w:val="1"/>
+      <w:numFmt w:val="bullet"/>
+      <w:isLgl w:val="false"/>
+      <w:suff w:val="tab"/>
+      <w:lvlText w:val="o"/>
+      <w:lvlJc w:val="left"/>
+      <w:pPr>
+        <w:ind w:left="3600" w:hanging="360"/>
+      </w:pPr>
+      <w:rPr>
+        <w:rFonts w:hint="default" w:ascii="Courier New" w:hAnsi="Courier New" w:eastAsia="Courier New" w:cs="Courier New"/>
+      </w:rPr>
+    </w:lvl>
+    <w:lvl w:ilvl="5">
+      <w:start w:val="1"/>
+      <w:numFmt w:val="bullet"/>
+      <w:isLgl w:val="false"/>
+      <w:suff w:val="tab"/>
+      <w:lvlText w:val="§"/>
+      <w:lvlJc w:val="left"/>
+      <w:pPr>
+        <w:ind w:left="4320" w:hanging="360"/>
+      </w:pPr>
+      <w:rPr>
+        <w:rFonts w:hint="default" w:ascii="Wingdings" w:hAnsi="Wingdings" w:eastAsia="Wingdings" w:cs="Wingdings"/>
+      </w:rPr>
+    </w:lvl>
+    <w:lvl w:ilvl="6">
+      <w:start w:val="1"/>
+      <w:numFmt w:val="bullet"/>
+      <w:isLgl w:val="false"/>
+      <w:suff w:val="tab"/>
+      <w:lvlText w:val="·"/>
+      <w:lvlJc w:val="left"/>
+      <w:pPr>
+        <w:ind w:left="5040" w:hanging="360"/>
+      </w:pPr>
+      <w:rPr>
+        <w:rFonts w:hint="default" w:ascii="Symbol" w:hAnsi="Symbol" w:eastAsia="Symbol" w:cs="Symbol"/>
+      </w:rPr>
+    </w:lvl>
+    <w:lvl w:ilvl="7">
+      <w:start w:val="1"/>
+      <w:numFmt w:val="bullet"/>
+      <w:isLgl w:val="false"/>
+      <w:suff w:val="tab"/>
+      <w:lvlText w:val="o"/>
+      <w:lvlJc w:val="left"/>
+      <w:pPr>
+        <w:ind w:left="5760" w:hanging="360"/>
+      </w:pPr>
+      <w:rPr>
+        <w:rFonts w:hint="default" w:ascii="Courier New" w:hAnsi="Courier New" w:eastAsia="Courier New" w:cs="Courier New"/>
+      </w:rPr>
+    </w:lvl>
+    <w:lvl w:ilvl="8">
+      <w:start w:val="1"/>
+      <w:numFmt w:val="bullet"/>
+      <w:isLgl w:val="false"/>
+      <w:suff w:val="tab"/>
+      <w:lvlText w:val="§"/>
+      <w:lvlJc w:val="left"/>
+      <w:pPr>
+        <w:ind w:left="6480" w:hanging="360"/>
+      </w:pPr>
+      <w:rPr>
+        <w:rFonts w:hint="default" w:ascii="Wingdings" w:hAnsi="Wingdings" w:eastAsia="Wingdings" w:cs="Wingdings"/>
+      </w:rPr>
+    </w:lvl>
+  </w:abstractNum>
+  <w:abstractNum w:abstractNumId="84">
+    <w:multiLevelType w:val="hybridMultilevel"/>
+    <w:lvl w:ilvl="0">
+      <w:start w:val="1"/>
+      <w:numFmt w:val="bullet"/>
+      <w:isLgl w:val="false"/>
+      <w:suff w:val="tab"/>
+      <w:lvlText w:val="–"/>
+      <w:lvlJc w:val="left"/>
+      <w:pPr>
+        <w:ind w:left="720" w:hanging="360"/>
+      </w:pPr>
+      <w:rPr>
+        <w:rFonts w:ascii="Arial" w:hAnsi="Arial" w:eastAsia="Arial" w:cs="Arial"/>
+      </w:rPr>
+    </w:lvl>
+    <w:lvl w:ilvl="1">
+      <w:start w:val="1"/>
+      <w:numFmt w:val="bullet"/>
+      <w:isLgl w:val="false"/>
+      <w:suff w:val="tab"/>
+      <w:lvlText w:val="o"/>
+      <w:lvlJc w:val="left"/>
+      <w:pPr>
+        <w:ind w:left="1440" w:hanging="360"/>
+      </w:pPr>
+      <w:rPr>
+        <w:rFonts w:hint="default" w:ascii="Courier New" w:hAnsi="Courier New" w:eastAsia="Courier New" w:cs="Courier New"/>
+      </w:rPr>
+    </w:lvl>
+    <w:lvl w:ilvl="2">
+      <w:start w:val="1"/>
+      <w:numFmt w:val="bullet"/>
+      <w:isLgl w:val="false"/>
+      <w:suff w:val="tab"/>
+      <w:lvlText w:val="§"/>
+      <w:lvlJc w:val="left"/>
+      <w:pPr>
+        <w:ind w:left="2160" w:hanging="360"/>
+      </w:pPr>
+      <w:rPr>
+        <w:rFonts w:hint="default" w:ascii="Wingdings" w:hAnsi="Wingdings" w:eastAsia="Wingdings" w:cs="Wingdings"/>
+      </w:rPr>
+    </w:lvl>
+    <w:lvl w:ilvl="3">
+      <w:start w:val="1"/>
+      <w:numFmt w:val="bullet"/>
+      <w:isLgl w:val="false"/>
+      <w:suff w:val="tab"/>
+      <w:lvlText w:val="·"/>
+      <w:lvlJc w:val="left"/>
+      <w:pPr>
+        <w:ind w:left="2880" w:hanging="360"/>
+      </w:pPr>
+      <w:rPr>
+        <w:rFonts w:hint="default" w:ascii="Symbol" w:hAnsi="Symbol" w:eastAsia="Symbol" w:cs="Symbol"/>
+      </w:rPr>
+    </w:lvl>
+    <w:lvl w:ilvl="4">
+      <w:start w:val="1"/>
+      <w:numFmt w:val="bullet"/>
+      <w:isLgl w:val="false"/>
+      <w:suff w:val="tab"/>
+      <w:lvlText w:val="o"/>
+      <w:lvlJc w:val="left"/>
+      <w:pPr>
+        <w:ind w:left="3600" w:hanging="360"/>
+      </w:pPr>
+      <w:rPr>
+        <w:rFonts w:hint="default" w:ascii="Courier New" w:hAnsi="Courier New" w:eastAsia="Courier New" w:cs="Courier New"/>
+      </w:rPr>
+    </w:lvl>
+    <w:lvl w:ilvl="5">
+      <w:start w:val="1"/>
+      <w:numFmt w:val="bullet"/>
+      <w:isLgl w:val="false"/>
+      <w:suff w:val="tab"/>
+      <w:lvlText w:val="§"/>
+      <w:lvlJc w:val="left"/>
+      <w:pPr>
+        <w:ind w:left="4320" w:hanging="360"/>
+      </w:pPr>
+      <w:rPr>
+        <w:rFonts w:hint="default" w:ascii="Wingdings" w:hAnsi="Wingdings" w:eastAsia="Wingdings" w:cs="Wingdings"/>
+      </w:rPr>
+    </w:lvl>
+    <w:lvl w:ilvl="6">
+      <w:start w:val="1"/>
+      <w:numFmt w:val="bullet"/>
+      <w:isLgl w:val="false"/>
+      <w:suff w:val="tab"/>
+      <w:lvlText w:val="·"/>
+      <w:lvlJc w:val="left"/>
+      <w:pPr>
+        <w:ind w:left="5040" w:hanging="360"/>
+      </w:pPr>
+      <w:rPr>
+        <w:rFonts w:hint="default" w:ascii="Symbol" w:hAnsi="Symbol" w:eastAsia="Symbol" w:cs="Symbol"/>
+      </w:rPr>
+    </w:lvl>
+    <w:lvl w:ilvl="7">
+      <w:start w:val="1"/>
+      <w:numFmt w:val="bullet"/>
+      <w:isLgl w:val="false"/>
+      <w:suff w:val="tab"/>
+      <w:lvlText w:val="o"/>
+      <w:lvlJc w:val="left"/>
+      <w:pPr>
+        <w:ind w:left="5760" w:hanging="360"/>
+      </w:pPr>
+      <w:rPr>
+        <w:rFonts w:hint="default" w:ascii="Courier New" w:hAnsi="Courier New" w:eastAsia="Courier New" w:cs="Courier New"/>
+      </w:rPr>
+    </w:lvl>
+    <w:lvl w:ilvl="8">
+      <w:start w:val="1"/>
+      <w:numFmt w:val="bullet"/>
+      <w:isLgl w:val="false"/>
+      <w:suff w:val="tab"/>
+      <w:lvlText w:val="§"/>
+      <w:lvlJc w:val="left"/>
+      <w:pPr>
+        <w:ind w:left="6480" w:hanging="360"/>
+      </w:pPr>
+      <w:rPr>
+        <w:rFonts w:hint="default" w:ascii="Wingdings" w:hAnsi="Wingdings" w:eastAsia="Wingdings" w:cs="Wingdings"/>
+      </w:rPr>
+    </w:lvl>
+  </w:abstractNum>
+  <w:abstractNum w:abstractNumId="85">
+    <w:multiLevelType w:val="hybridMultilevel"/>
+    <w:lvl w:ilvl="0">
+      <w:start w:val="1"/>
+      <w:numFmt w:val="bullet"/>
+      <w:isLgl w:val="false"/>
+      <w:suff w:val="tab"/>
+      <w:lvlText w:val="–"/>
+      <w:lvlJc w:val="left"/>
+      <w:pPr>
+        <w:ind w:left="720" w:hanging="360"/>
+      </w:pPr>
+      <w:rPr>
+        <w:rFonts w:ascii="Arial" w:hAnsi="Arial" w:eastAsia="Arial" w:cs="Arial"/>
+      </w:rPr>
+    </w:lvl>
+    <w:lvl w:ilvl="1">
+      <w:start w:val="1"/>
+      <w:numFmt w:val="bullet"/>
+      <w:isLgl w:val="false"/>
+      <w:suff w:val="tab"/>
+      <w:lvlText w:val="o"/>
+      <w:lvlJc w:val="left"/>
+      <w:pPr>
+        <w:ind w:left="1440" w:hanging="360"/>
+      </w:pPr>
+      <w:rPr>
+        <w:rFonts w:hint="default" w:ascii="Courier New" w:hAnsi="Courier New" w:eastAsia="Courier New" w:cs="Courier New"/>
+      </w:rPr>
+    </w:lvl>
+    <w:lvl w:ilvl="2">
+      <w:start w:val="1"/>
+      <w:numFmt w:val="bullet"/>
+      <w:isLgl w:val="false"/>
+      <w:suff w:val="tab"/>
+      <w:lvlText w:val="§"/>
+      <w:lvlJc w:val="left"/>
+      <w:pPr>
+        <w:ind w:left="2160" w:hanging="360"/>
+      </w:pPr>
+      <w:rPr>
+        <w:rFonts w:hint="default" w:ascii="Wingdings" w:hAnsi="Wingdings" w:eastAsia="Wingdings" w:cs="Wingdings"/>
+      </w:rPr>
+    </w:lvl>
+    <w:lvl w:ilvl="3">
+      <w:start w:val="1"/>
+      <w:numFmt w:val="bullet"/>
+      <w:isLgl w:val="false"/>
+      <w:suff w:val="tab"/>
+      <w:lvlText w:val="·"/>
+      <w:lvlJc w:val="left"/>
+      <w:pPr>
+        <w:ind w:left="2880" w:hanging="360"/>
+      </w:pPr>
+      <w:rPr>
+        <w:rFonts w:hint="default" w:ascii="Symbol" w:hAnsi="Symbol" w:eastAsia="Symbol" w:cs="Symbol"/>
+      </w:rPr>
+    </w:lvl>
+    <w:lvl w:ilvl="4">
+      <w:start w:val="1"/>
+      <w:numFmt w:val="bullet"/>
+      <w:isLgl w:val="false"/>
+      <w:suff w:val="tab"/>
+      <w:lvlText w:val="o"/>
+      <w:lvlJc w:val="left"/>
+      <w:pPr>
+        <w:ind w:left="3600" w:hanging="360"/>
+      </w:pPr>
+      <w:rPr>
+        <w:rFonts w:hint="default" w:ascii="Courier New" w:hAnsi="Courier New" w:eastAsia="Courier New" w:cs="Courier New"/>
+      </w:rPr>
+    </w:lvl>
+    <w:lvl w:ilvl="5">
+      <w:start w:val="1"/>
+      <w:numFmt w:val="bullet"/>
+      <w:isLgl w:val="false"/>
+      <w:suff w:val="tab"/>
+      <w:lvlText w:val="§"/>
+      <w:lvlJc w:val="left"/>
+      <w:pPr>
+        <w:ind w:left="4320" w:hanging="360"/>
+      </w:pPr>
+      <w:rPr>
+        <w:rFonts w:hint="default" w:ascii="Wingdings" w:hAnsi="Wingdings" w:eastAsia="Wingdings" w:cs="Wingdings"/>
+      </w:rPr>
+    </w:lvl>
+    <w:lvl w:ilvl="6">
+      <w:start w:val="1"/>
+      <w:numFmt w:val="bullet"/>
+      <w:isLgl w:val="false"/>
+      <w:suff w:val="tab"/>
+      <w:lvlText w:val="·"/>
+      <w:lvlJc w:val="left"/>
+      <w:pPr>
+        <w:ind w:left="5040" w:hanging="360"/>
+      </w:pPr>
+      <w:rPr>
+        <w:rFonts w:hint="default" w:ascii="Symbol" w:hAnsi="Symbol" w:eastAsia="Symbol" w:cs="Symbol"/>
+      </w:rPr>
+    </w:lvl>
+    <w:lvl w:ilvl="7">
+      <w:start w:val="1"/>
+      <w:numFmt w:val="bullet"/>
+      <w:isLgl w:val="false"/>
+      <w:suff w:val="tab"/>
+      <w:lvlText w:val="o"/>
+      <w:lvlJc w:val="left"/>
+      <w:pPr>
+        <w:ind w:left="5760" w:hanging="360"/>
+      </w:pPr>
+      <w:rPr>
+        <w:rFonts w:hint="default" w:ascii="Courier New" w:hAnsi="Courier New" w:eastAsia="Courier New" w:cs="Courier New"/>
+      </w:rPr>
+    </w:lvl>
+    <w:lvl w:ilvl="8">
+      <w:start w:val="1"/>
+      <w:numFmt w:val="bullet"/>
+      <w:isLgl w:val="false"/>
+      <w:suff w:val="tab"/>
+      <w:lvlText w:val="§"/>
+      <w:lvlJc w:val="left"/>
+      <w:pPr>
+        <w:ind w:left="6480" w:hanging="360"/>
+      </w:pPr>
+      <w:rPr>
+        <w:rFonts w:hint="default" w:ascii="Wingdings" w:hAnsi="Wingdings" w:eastAsia="Wingdings" w:cs="Wingdings"/>
+      </w:rPr>
+    </w:lvl>
+  </w:abstractNum>
+  <w:abstractNum w:abstractNumId="86">
+    <w:multiLevelType w:val="hybridMultilevel"/>
+    <w:lvl w:ilvl="0">
+      <w:start w:val="1"/>
+      <w:numFmt w:val="bullet"/>
+      <w:isLgl w:val="false"/>
+      <w:suff w:val="tab"/>
+      <w:lvlText w:val="–"/>
+      <w:lvlJc w:val="left"/>
+      <w:pPr>
+        <w:ind w:left="720" w:hanging="360"/>
+      </w:pPr>
+      <w:rPr>
+        <w:rFonts w:ascii="Arial" w:hAnsi="Arial" w:eastAsia="Arial" w:cs="Arial"/>
+      </w:rPr>
+    </w:lvl>
+    <w:lvl w:ilvl="1">
+      <w:start w:val="1"/>
+      <w:numFmt w:val="bullet"/>
+      <w:isLgl w:val="false"/>
+      <w:suff w:val="tab"/>
+      <w:lvlText w:val="o"/>
+      <w:lvlJc w:val="left"/>
+      <w:pPr>
+        <w:ind w:left="1440" w:hanging="360"/>
+      </w:pPr>
+      <w:rPr>
+        <w:rFonts w:hint="default" w:ascii="Courier New" w:hAnsi="Courier New" w:eastAsia="Courier New" w:cs="Courier New"/>
+      </w:rPr>
+    </w:lvl>
+    <w:lvl w:ilvl="2">
+      <w:start w:val="1"/>
+      <w:numFmt w:val="bullet"/>
+      <w:isLgl w:val="false"/>
+      <w:suff w:val="tab"/>
+      <w:lvlText w:val="§"/>
+      <w:lvlJc w:val="left"/>
+      <w:pPr>
+        <w:ind w:left="2160" w:hanging="360"/>
+      </w:pPr>
+      <w:rPr>
+        <w:rFonts w:hint="default" w:ascii="Wingdings" w:hAnsi="Wingdings" w:eastAsia="Wingdings" w:cs="Wingdings"/>
+      </w:rPr>
+    </w:lvl>
+    <w:lvl w:ilvl="3">
+      <w:start w:val="1"/>
+      <w:numFmt w:val="bullet"/>
+      <w:isLgl w:val="false"/>
+      <w:suff w:val="tab"/>
+      <w:lvlText w:val="·"/>
+      <w:lvlJc w:val="left"/>
+      <w:pPr>
+        <w:ind w:left="2880" w:hanging="360"/>
+      </w:pPr>
+      <w:rPr>
+        <w:rFonts w:hint="default" w:ascii="Symbol" w:hAnsi="Symbol" w:eastAsia="Symbol" w:cs="Symbol"/>
+      </w:rPr>
+    </w:lvl>
+    <w:lvl w:ilvl="4">
+      <w:start w:val="1"/>
+      <w:numFmt w:val="bullet"/>
+      <w:isLgl w:val="false"/>
+      <w:suff w:val="tab"/>
+      <w:lvlText w:val="o"/>
+      <w:lvlJc w:val="left"/>
+      <w:pPr>
+        <w:ind w:left="3600" w:hanging="360"/>
+      </w:pPr>
+      <w:rPr>
+        <w:rFonts w:hint="default" w:ascii="Courier New" w:hAnsi="Courier New" w:eastAsia="Courier New" w:cs="Courier New"/>
+      </w:rPr>
+    </w:lvl>
+    <w:lvl w:ilvl="5">
+      <w:start w:val="1"/>
+      <w:numFmt w:val="bullet"/>
+      <w:isLgl w:val="false"/>
+      <w:suff w:val="tab"/>
+      <w:lvlText w:val="§"/>
+      <w:lvlJc w:val="left"/>
+      <w:pPr>
+        <w:ind w:left="4320" w:hanging="360"/>
+      </w:pPr>
+      <w:rPr>
+        <w:rFonts w:hint="default" w:ascii="Wingdings" w:hAnsi="Wingdings" w:eastAsia="Wingdings" w:cs="Wingdings"/>
+      </w:rPr>
+    </w:lvl>
+    <w:lvl w:ilvl="6">
+      <w:start w:val="1"/>
+      <w:numFmt w:val="bullet"/>
+      <w:isLgl w:val="false"/>
+      <w:suff w:val="tab"/>
+      <w:lvlText w:val="·"/>
+      <w:lvlJc w:val="left"/>
+      <w:pPr>
+        <w:ind w:left="5040" w:hanging="360"/>
+      </w:pPr>
+      <w:rPr>
+        <w:rFonts w:hint="default" w:ascii="Symbol" w:hAnsi="Symbol" w:eastAsia="Symbol" w:cs="Symbol"/>
+      </w:rPr>
+    </w:lvl>
+    <w:lvl w:ilvl="7">
+      <w:start w:val="1"/>
+      <w:numFmt w:val="bullet"/>
+      <w:isLgl w:val="false"/>
+      <w:suff w:val="tab"/>
+      <w:lvlText w:val="o"/>
+      <w:lvlJc w:val="left"/>
+      <w:pPr>
+        <w:ind w:left="5760" w:hanging="360"/>
+      </w:pPr>
+      <w:rPr>
+        <w:rFonts w:hint="default" w:ascii="Courier New" w:hAnsi="Courier New" w:eastAsia="Courier New" w:cs="Courier New"/>
+      </w:rPr>
+    </w:lvl>
+    <w:lvl w:ilvl="8">
+      <w:start w:val="1"/>
+      <w:numFmt w:val="bullet"/>
+      <w:isLgl w:val="false"/>
+      <w:suff w:val="tab"/>
+      <w:lvlText w:val="§"/>
+      <w:lvlJc w:val="left"/>
+      <w:pPr>
+        <w:ind w:left="6480" w:hanging="360"/>
+      </w:pPr>
+      <w:rPr>
+        <w:rFonts w:hint="default" w:ascii="Wingdings" w:hAnsi="Wingdings" w:eastAsia="Wingdings" w:cs="Wingdings"/>
+      </w:rPr>
+    </w:lvl>
+  </w:abstractNum>
+  <w:abstractNum w:abstractNumId="87">
+    <w:multiLevelType w:val="hybridMultilevel"/>
+    <w:lvl w:ilvl="0">
+      <w:start w:val="1"/>
+      <w:numFmt w:val="bullet"/>
+      <w:isLgl w:val="false"/>
+      <w:suff w:val="tab"/>
+      <w:lvlText w:val="–"/>
+      <w:lvlJc w:val="left"/>
+      <w:pPr>
+        <w:ind w:left="720" w:hanging="360"/>
+      </w:pPr>
+      <w:rPr>
+        <w:rFonts w:ascii="Arial" w:hAnsi="Arial" w:eastAsia="Arial" w:cs="Arial"/>
+      </w:rPr>
+    </w:lvl>
+    <w:lvl w:ilvl="1">
+      <w:start w:val="1"/>
+      <w:numFmt w:val="bullet"/>
+      <w:isLgl w:val="false"/>
+      <w:suff w:val="tab"/>
+      <w:lvlText w:val="o"/>
+      <w:lvlJc w:val="left"/>
+      <w:pPr>
+        <w:ind w:left="1440" w:hanging="360"/>
+      </w:pPr>
+      <w:rPr>
+        <w:rFonts w:hint="default" w:ascii="Courier New" w:hAnsi="Courier New" w:eastAsia="Courier New" w:cs="Courier New"/>
+      </w:rPr>
+    </w:lvl>
+    <w:lvl w:ilvl="2">
+      <w:start w:val="1"/>
+      <w:numFmt w:val="bullet"/>
+      <w:isLgl w:val="false"/>
+      <w:suff w:val="tab"/>
+      <w:lvlText w:val="§"/>
+      <w:lvlJc w:val="left"/>
+      <w:pPr>
+        <w:ind w:left="2160" w:hanging="360"/>
+      </w:pPr>
+      <w:rPr>
+        <w:rFonts w:hint="default" w:ascii="Wingdings" w:hAnsi="Wingdings" w:eastAsia="Wingdings" w:cs="Wingdings"/>
+      </w:rPr>
+    </w:lvl>
+    <w:lvl w:ilvl="3">
+      <w:start w:val="1"/>
+      <w:numFmt w:val="bullet"/>
+      <w:isLgl w:val="false"/>
+      <w:suff w:val="tab"/>
+      <w:lvlText w:val="·"/>
+      <w:lvlJc w:val="left"/>
+      <w:pPr>
+        <w:ind w:left="2880" w:hanging="360"/>
+      </w:pPr>
+      <w:rPr>
+        <w:rFonts w:hint="default" w:ascii="Symbol" w:hAnsi="Symbol" w:eastAsia="Symbol" w:cs="Symbol"/>
+      </w:rPr>
+    </w:lvl>
+    <w:lvl w:ilvl="4">
+      <w:start w:val="1"/>
+      <w:numFmt w:val="bullet"/>
+      <w:isLgl w:val="false"/>
+      <w:suff w:val="tab"/>
+      <w:lvlText w:val="o"/>
+      <w:lvlJc w:val="left"/>
+      <w:pPr>
+        <w:ind w:left="3600" w:hanging="360"/>
+      </w:pPr>
+      <w:rPr>
+        <w:rFonts w:hint="default" w:ascii="Courier New" w:hAnsi="Courier New" w:eastAsia="Courier New" w:cs="Courier New"/>
+      </w:rPr>
+    </w:lvl>
+    <w:lvl w:ilvl="5">
+      <w:start w:val="1"/>
+      <w:numFmt w:val="bullet"/>
+      <w:isLgl w:val="false"/>
+      <w:suff w:val="tab"/>
+      <w:lvlText w:val="§"/>
+      <w:lvlJc w:val="left"/>
+      <w:pPr>
+        <w:ind w:left="4320" w:hanging="360"/>
+      </w:pPr>
+      <w:rPr>
+        <w:rFonts w:hint="default" w:ascii="Wingdings" w:hAnsi="Wingdings" w:eastAsia="Wingdings" w:cs="Wingdings"/>
+      </w:rPr>
+    </w:lvl>
+    <w:lvl w:ilvl="6">
+      <w:start w:val="1"/>
+      <w:numFmt w:val="bullet"/>
+      <w:isLgl w:val="false"/>
+      <w:suff w:val="tab"/>
+      <w:lvlText w:val="·"/>
+      <w:lvlJc w:val="left"/>
+      <w:pPr>
+        <w:ind w:left="5040" w:hanging="360"/>
+      </w:pPr>
+      <w:rPr>
+        <w:rFonts w:hint="default" w:ascii="Symbol" w:hAnsi="Symbol" w:eastAsia="Symbol" w:cs="Symbol"/>
+      </w:rPr>
+    </w:lvl>
+    <w:lvl w:ilvl="7">
+      <w:start w:val="1"/>
+      <w:numFmt w:val="bullet"/>
+      <w:isLgl w:val="false"/>
+      <w:suff w:val="tab"/>
+      <w:lvlText w:val="o"/>
+      <w:lvlJc w:val="left"/>
+      <w:pPr>
+        <w:ind w:left="5760" w:hanging="360"/>
+      </w:pPr>
+      <w:rPr>
+        <w:rFonts w:hint="default" w:ascii="Courier New" w:hAnsi="Courier New" w:eastAsia="Courier New" w:cs="Courier New"/>
+      </w:rPr>
+    </w:lvl>
+    <w:lvl w:ilvl="8">
+      <w:start w:val="1"/>
+      <w:numFmt w:val="bullet"/>
+      <w:isLgl w:val="false"/>
+      <w:suff w:val="tab"/>
+      <w:lvlText w:val="§"/>
+      <w:lvlJc w:val="left"/>
+      <w:pPr>
+        <w:ind w:left="6480" w:hanging="360"/>
+      </w:pPr>
+      <w:rPr>
+        <w:rFonts w:hint="default" w:ascii="Wingdings" w:hAnsi="Wingdings" w:eastAsia="Wingdings" w:cs="Wingdings"/>
+      </w:rPr>
+    </w:lvl>
+  </w:abstractNum>
+  <w:abstractNum w:abstractNumId="88">
+    <w:multiLevelType w:val="hybridMultilevel"/>
+    <w:lvl w:ilvl="0">
+      <w:start w:val="1"/>
+      <w:numFmt w:val="bullet"/>
+      <w:isLgl w:val="false"/>
+      <w:suff w:val="tab"/>
+      <w:lvlText w:val="–"/>
+      <w:lvlJc w:val="left"/>
+      <w:pPr>
+        <w:ind w:left="720" w:hanging="360"/>
+      </w:pPr>
+      <w:rPr>
+        <w:rFonts w:ascii="Arial" w:hAnsi="Arial" w:eastAsia="Arial" w:cs="Arial"/>
+      </w:rPr>
+    </w:lvl>
+    <w:lvl w:ilvl="1">
+      <w:start w:val="1"/>
+      <w:numFmt w:val="bullet"/>
+      <w:isLgl w:val="false"/>
+      <w:suff w:val="tab"/>
+      <w:lvlText w:val="o"/>
+      <w:lvlJc w:val="left"/>
+      <w:pPr>
+        <w:ind w:left="1440" w:hanging="360"/>
+      </w:pPr>
+      <w:rPr>
+        <w:rFonts w:hint="default" w:ascii="Courier New" w:hAnsi="Courier New" w:eastAsia="Courier New" w:cs="Courier New"/>
+      </w:rPr>
+    </w:lvl>
+    <w:lvl w:ilvl="2">
+      <w:start w:val="1"/>
+      <w:numFmt w:val="bullet"/>
+      <w:isLgl w:val="false"/>
+      <w:suff w:val="tab"/>
+      <w:lvlText w:val="§"/>
+      <w:lvlJc w:val="left"/>
+      <w:pPr>
+        <w:ind w:left="2160" w:hanging="360"/>
+      </w:pPr>
+      <w:rPr>
+        <w:rFonts w:hint="default" w:ascii="Wingdings" w:hAnsi="Wingdings" w:eastAsia="Wingdings" w:cs="Wingdings"/>
+      </w:rPr>
+    </w:lvl>
+    <w:lvl w:ilvl="3">
+      <w:start w:val="1"/>
+      <w:numFmt w:val="bullet"/>
+      <w:isLgl w:val="false"/>
+      <w:suff w:val="tab"/>
+      <w:lvlText w:val="·"/>
+      <w:lvlJc w:val="left"/>
+      <w:pPr>
+        <w:ind w:left="2880" w:hanging="360"/>
+      </w:pPr>
+      <w:rPr>
+        <w:rFonts w:hint="default" w:ascii="Symbol" w:hAnsi="Symbol" w:eastAsia="Symbol" w:cs="Symbol"/>
+      </w:rPr>
+    </w:lvl>
+    <w:lvl w:ilvl="4">
+      <w:start w:val="1"/>
+      <w:numFmt w:val="bullet"/>
+      <w:isLgl w:val="false"/>
+      <w:suff w:val="tab"/>
+      <w:lvlText w:val="o"/>
+      <w:lvlJc w:val="left"/>
+      <w:pPr>
+        <w:ind w:left="3600" w:hanging="360"/>
+      </w:pPr>
+      <w:rPr>
+        <w:rFonts w:hint="default" w:ascii="Courier New" w:hAnsi="Courier New" w:eastAsia="Courier New" w:cs="Courier New"/>
+      </w:rPr>
+    </w:lvl>
+    <w:lvl w:ilvl="5">
+      <w:start w:val="1"/>
+      <w:numFmt w:val="bullet"/>
+      <w:isLgl w:val="false"/>
+      <w:suff w:val="tab"/>
+      <w:lvlText w:val="§"/>
+      <w:lvlJc w:val="left"/>
+      <w:pPr>
+        <w:ind w:left="4320" w:hanging="360"/>
+      </w:pPr>
+      <w:rPr>
+        <w:rFonts w:hint="default" w:ascii="Wingdings" w:hAnsi="Wingdings" w:eastAsia="Wingdings" w:cs="Wingdings"/>
+      </w:rPr>
+    </w:lvl>
+    <w:lvl w:ilvl="6">
+      <w:start w:val="1"/>
+      <w:numFmt w:val="bullet"/>
+      <w:isLgl w:val="false"/>
+      <w:suff w:val="tab"/>
+      <w:lvlText w:val="·"/>
+      <w:lvlJc w:val="left"/>
+      <w:pPr>
+        <w:ind w:left="5040" w:hanging="360"/>
+      </w:pPr>
+      <w:rPr>
+        <w:rFonts w:hint="default" w:ascii="Symbol" w:hAnsi="Symbol" w:eastAsia="Symbol" w:cs="Symbol"/>
+      </w:rPr>
+    </w:lvl>
+    <w:lvl w:ilvl="7">
+      <w:start w:val="1"/>
+      <w:numFmt w:val="bullet"/>
+      <w:isLgl w:val="false"/>
+      <w:suff w:val="tab"/>
+      <w:lvlText w:val="o"/>
+      <w:lvlJc w:val="left"/>
+      <w:pPr>
+        <w:ind w:left="5760" w:hanging="360"/>
+      </w:pPr>
+      <w:rPr>
+        <w:rFonts w:hint="default" w:ascii="Courier New" w:hAnsi="Courier New" w:eastAsia="Courier New" w:cs="Courier New"/>
+      </w:rPr>
+    </w:lvl>
+    <w:lvl w:ilvl="8">
+      <w:start w:val="1"/>
+      <w:numFmt w:val="bullet"/>
+      <w:isLgl w:val="false"/>
+      <w:suff w:val="tab"/>
+      <w:lvlText w:val="§"/>
+      <w:lvlJc w:val="left"/>
+      <w:pPr>
+        <w:ind w:left="6480" w:hanging="360"/>
+      </w:pPr>
+      <w:rPr>
+        <w:rFonts w:hint="default" w:ascii="Wingdings" w:hAnsi="Wingdings" w:eastAsia="Wingdings" w:cs="Wingdings"/>
+      </w:rPr>
+    </w:lvl>
+  </w:abstractNum>
+  <w:abstractNum w:abstractNumId="89">
+    <w:multiLevelType w:val="hybridMultilevel"/>
+    <w:lvl w:ilvl="0">
+      <w:start w:val="1"/>
+      <w:numFmt w:val="bullet"/>
+      <w:isLgl w:val="false"/>
+      <w:suff w:val="tab"/>
+      <w:lvlText w:val="–"/>
+      <w:lvlJc w:val="left"/>
+      <w:pPr>
+        <w:ind w:left="720" w:hanging="360"/>
+      </w:pPr>
+      <w:rPr>
+        <w:rFonts w:ascii="Arial" w:hAnsi="Arial" w:eastAsia="Arial" w:cs="Arial"/>
+      </w:rPr>
+    </w:lvl>
+    <w:lvl w:ilvl="1">
+      <w:start w:val="1"/>
+      <w:numFmt w:val="bullet"/>
+      <w:isLgl w:val="false"/>
+      <w:suff w:val="tab"/>
+      <w:lvlText w:val="o"/>
+      <w:lvlJc w:val="left"/>
+      <w:pPr>
+        <w:ind w:left="1440" w:hanging="360"/>
+      </w:pPr>
+      <w:rPr>
+        <w:rFonts w:hint="default" w:ascii="Courier New" w:hAnsi="Courier New" w:eastAsia="Courier New" w:cs="Courier New"/>
+      </w:rPr>
+    </w:lvl>
+    <w:lvl w:ilvl="2">
+      <w:start w:val="1"/>
+      <w:numFmt w:val="bullet"/>
+      <w:isLgl w:val="false"/>
+      <w:suff w:val="tab"/>
+      <w:lvlText w:val="§"/>
+      <w:lvlJc w:val="left"/>
+      <w:pPr>
+        <w:ind w:left="2160" w:hanging="360"/>
+      </w:pPr>
+      <w:rPr>
+        <w:rFonts w:hint="default" w:ascii="Wingdings" w:hAnsi="Wingdings" w:eastAsia="Wingdings" w:cs="Wingdings"/>
+      </w:rPr>
+    </w:lvl>
+    <w:lvl w:ilvl="3">
+      <w:start w:val="1"/>
+      <w:numFmt w:val="bullet"/>
+      <w:isLgl w:val="false"/>
+      <w:suff w:val="tab"/>
+      <w:lvlText w:val="·"/>
+      <w:lvlJc w:val="left"/>
+      <w:pPr>
+        <w:ind w:left="2880" w:hanging="360"/>
+      </w:pPr>
+      <w:rPr>
+        <w:rFonts w:hint="default" w:ascii="Symbol" w:hAnsi="Symbol" w:eastAsia="Symbol" w:cs="Symbol"/>
+      </w:rPr>
+    </w:lvl>
+    <w:lvl w:ilvl="4">
+      <w:start w:val="1"/>
+      <w:numFmt w:val="bullet"/>
+      <w:isLgl w:val="false"/>
+      <w:suff w:val="tab"/>
+      <w:lvlText w:val="o"/>
+      <w:lvlJc w:val="left"/>
+      <w:pPr>
+        <w:ind w:left="3600" w:hanging="360"/>
+      </w:pPr>
+      <w:rPr>
+        <w:rFonts w:hint="default" w:ascii="Courier New" w:hAnsi="Courier New" w:eastAsia="Courier New" w:cs="Courier New"/>
+      </w:rPr>
+    </w:lvl>
+    <w:lvl w:ilvl="5">
+      <w:start w:val="1"/>
+      <w:numFmt w:val="bullet"/>
+      <w:isLgl w:val="false"/>
+      <w:suff w:val="tab"/>
+      <w:lvlText w:val="§"/>
+      <w:lvlJc w:val="left"/>
+      <w:pPr>
+        <w:ind w:left="4320" w:hanging="360"/>
+      </w:pPr>
+      <w:rPr>
+        <w:rFonts w:hint="default" w:ascii="Wingdings" w:hAnsi="Wingdings" w:eastAsia="Wingdings" w:cs="Wingdings"/>
+      </w:rPr>
+    </w:lvl>
+    <w:lvl w:ilvl="6">
+      <w:start w:val="1"/>
+      <w:numFmt w:val="bullet"/>
+      <w:isLgl w:val="false"/>
+      <w:suff w:val="tab"/>
+      <w:lvlText w:val="·"/>
+      <w:lvlJc w:val="left"/>
+      <w:pPr>
+        <w:ind w:left="5040" w:hanging="360"/>
+      </w:pPr>
+      <w:rPr>
+        <w:rFonts w:hint="default" w:ascii="Symbol" w:hAnsi="Symbol" w:eastAsia="Symbol" w:cs="Symbol"/>
+      </w:rPr>
+    </w:lvl>
+    <w:lvl w:ilvl="7">
+      <w:start w:val="1"/>
+      <w:numFmt w:val="bullet"/>
+      <w:isLgl w:val="false"/>
+      <w:suff w:val="tab"/>
+      <w:lvlText w:val="o"/>
+      <w:lvlJc w:val="left"/>
+      <w:pPr>
+        <w:ind w:left="5760" w:hanging="360"/>
+      </w:pPr>
+      <w:rPr>
+        <w:rFonts w:hint="default" w:ascii="Courier New" w:hAnsi="Courier New" w:eastAsia="Courier New" w:cs="Courier New"/>
+      </w:rPr>
+    </w:lvl>
+    <w:lvl w:ilvl="8">
+      <w:start w:val="1"/>
+      <w:numFmt w:val="bullet"/>
+      <w:isLgl w:val="false"/>
+      <w:suff w:val="tab"/>
+      <w:lvlText w:val="§"/>
+      <w:lvlJc w:val="left"/>
+      <w:pPr>
+        <w:ind w:left="6480" w:hanging="360"/>
+      </w:pPr>
+      <w:rPr>
+        <w:rFonts w:hint="default" w:ascii="Wingdings" w:hAnsi="Wingdings" w:eastAsia="Wingdings" w:cs="Wingdings"/>
+      </w:rPr>
+    </w:lvl>
+  </w:abstractNum>
+  <w:abstractNum w:abstractNumId="90">
+    <w:multiLevelType w:val="hybridMultilevel"/>
+    <w:lvl w:ilvl="0">
+      <w:start w:val="1"/>
+      <w:numFmt w:val="bullet"/>
+      <w:isLgl w:val="false"/>
+      <w:suff w:val="tab"/>
+      <w:lvlText w:val="–"/>
+      <w:lvlJc w:val="left"/>
+      <w:pPr>
+        <w:ind w:left="720" w:hanging="360"/>
+      </w:pPr>
+      <w:rPr>
+        <w:rFonts w:ascii="Arial" w:hAnsi="Arial" w:eastAsia="Arial" w:cs="Arial"/>
+      </w:rPr>
+    </w:lvl>
+    <w:lvl w:ilvl="1">
+      <w:start w:val="1"/>
+      <w:numFmt w:val="bullet"/>
+      <w:isLgl w:val="false"/>
+      <w:suff w:val="tab"/>
+      <w:lvlText w:val="o"/>
+      <w:lvlJc w:val="left"/>
+      <w:pPr>
+        <w:ind w:left="1440" w:hanging="360"/>
+      </w:pPr>
+      <w:rPr>
+        <w:rFonts w:hint="default" w:ascii="Courier New" w:hAnsi="Courier New" w:eastAsia="Courier New" w:cs="Courier New"/>
+      </w:rPr>
+    </w:lvl>
+    <w:lvl w:ilvl="2">
+      <w:start w:val="1"/>
+      <w:numFmt w:val="bullet"/>
+      <w:isLgl w:val="false"/>
+      <w:suff w:val="tab"/>
+      <w:lvlText w:val="§"/>
+      <w:lvlJc w:val="left"/>
+      <w:pPr>
+        <w:ind w:left="2160" w:hanging="360"/>
+      </w:pPr>
+      <w:rPr>
+        <w:rFonts w:hint="default" w:ascii="Wingdings" w:hAnsi="Wingdings" w:eastAsia="Wingdings" w:cs="Wingdings"/>
+      </w:rPr>
+    </w:lvl>
+    <w:lvl w:ilvl="3">
+      <w:start w:val="1"/>
+      <w:numFmt w:val="bullet"/>
+      <w:isLgl w:val="false"/>
+      <w:suff w:val="tab"/>
+      <w:lvlText w:val="·"/>
+      <w:lvlJc w:val="left"/>
+      <w:pPr>
+        <w:ind w:left="2880" w:hanging="360"/>
+      </w:pPr>
+      <w:rPr>
+        <w:rFonts w:hint="default" w:ascii="Symbol" w:hAnsi="Symbol" w:eastAsia="Symbol" w:cs="Symbol"/>
+      </w:rPr>
+    </w:lvl>
+    <w:lvl w:ilvl="4">
+      <w:start w:val="1"/>
+      <w:numFmt w:val="bullet"/>
+      <w:isLgl w:val="false"/>
+      <w:suff w:val="tab"/>
+      <w:lvlText w:val="o"/>
+      <w:lvlJc w:val="left"/>
+      <w:pPr>
+        <w:ind w:left="3600" w:hanging="360"/>
+      </w:pPr>
+      <w:rPr>
+        <w:rFonts w:hint="default" w:ascii="Courier New" w:hAnsi="Courier New" w:eastAsia="Courier New" w:cs="Courier New"/>
+      </w:rPr>
+    </w:lvl>
+    <w:lvl w:ilvl="5">
+      <w:start w:val="1"/>
+      <w:numFmt w:val="bullet"/>
+      <w:isLgl w:val="false"/>
+      <w:suff w:val="tab"/>
+      <w:lvlText w:val="§"/>
+      <w:lvlJc w:val="left"/>
+      <w:pPr>
+        <w:ind w:left="4320" w:hanging="360"/>
+      </w:pPr>
+      <w:rPr>
+        <w:rFonts w:hint="default" w:ascii="Wingdings" w:hAnsi="Wingdings" w:eastAsia="Wingdings" w:cs="Wingdings"/>
+      </w:rPr>
+    </w:lvl>
+    <w:lvl w:ilvl="6">
+      <w:start w:val="1"/>
+      <w:numFmt w:val="bullet"/>
+      <w:isLgl w:val="false"/>
+      <w:suff w:val="tab"/>
+      <w:lvlText w:val="·"/>
+      <w:lvlJc w:val="left"/>
+      <w:pPr>
+        <w:ind w:left="5040" w:hanging="360"/>
+      </w:pPr>
+      <w:rPr>
+        <w:rFonts w:hint="default" w:ascii="Symbol" w:hAnsi="Symbol" w:eastAsia="Symbol" w:cs="Symbol"/>
+      </w:rPr>
+    </w:lvl>
+    <w:lvl w:ilvl="7">
+      <w:start w:val="1"/>
+      <w:numFmt w:val="bullet"/>
+      <w:isLgl w:val="false"/>
+      <w:suff w:val="tab"/>
+      <w:lvlText w:val="o"/>
+      <w:lvlJc w:val="left"/>
+      <w:pPr>
+        <w:ind w:left="5760" w:hanging="360"/>
+      </w:pPr>
+      <w:rPr>
+        <w:rFonts w:hint="default" w:ascii="Courier New" w:hAnsi="Courier New" w:eastAsia="Courier New" w:cs="Courier New"/>
+      </w:rPr>
+    </w:lvl>
+    <w:lvl w:ilvl="8">
+      <w:start w:val="1"/>
+      <w:numFmt w:val="bullet"/>
+      <w:isLgl w:val="false"/>
+      <w:suff w:val="tab"/>
+      <w:lvlText w:val="§"/>
+      <w:lvlJc w:val="left"/>
+      <w:pPr>
+        <w:ind w:left="6480" w:hanging="360"/>
+      </w:pPr>
+      <w:rPr>
+        <w:rFonts w:hint="default" w:ascii="Wingdings" w:hAnsi="Wingdings" w:eastAsia="Wingdings" w:cs="Wingdings"/>
+      </w:rPr>
+    </w:lvl>
+  </w:abstractNum>
+  <w:abstractNum w:abstractNumId="91">
+    <w:multiLevelType w:val="hybridMultilevel"/>
+    <w:lvl w:ilvl="0">
+      <w:start w:val="1"/>
+      <w:numFmt w:val="bullet"/>
+      <w:isLgl w:val="false"/>
+      <w:suff w:val="tab"/>
+      <w:lvlText w:val="–"/>
+      <w:lvlJc w:val="left"/>
+      <w:pPr>
+        <w:ind w:left="720" w:hanging="360"/>
+      </w:pPr>
+      <w:rPr>
+        <w:rFonts w:ascii="Arial" w:hAnsi="Arial" w:eastAsia="Arial" w:cs="Arial"/>
+      </w:rPr>
+    </w:lvl>
+    <w:lvl w:ilvl="1">
+      <w:start w:val="1"/>
+      <w:numFmt w:val="bullet"/>
+      <w:isLgl w:val="false"/>
+      <w:suff w:val="tab"/>
+      <w:lvlText w:val="o"/>
+      <w:lvlJc w:val="left"/>
+      <w:pPr>
+        <w:ind w:left="1440" w:hanging="360"/>
+      </w:pPr>
+      <w:rPr>
+        <w:rFonts w:hint="default" w:ascii="Courier New" w:hAnsi="Courier New" w:eastAsia="Courier New" w:cs="Courier New"/>
+      </w:rPr>
+    </w:lvl>
+    <w:lvl w:ilvl="2">
+      <w:start w:val="1"/>
+      <w:numFmt w:val="bullet"/>
+      <w:isLgl w:val="false"/>
+      <w:suff w:val="tab"/>
+      <w:lvlText w:val="§"/>
+      <w:lvlJc w:val="left"/>
+      <w:pPr>
+        <w:ind w:left="2160" w:hanging="360"/>
+      </w:pPr>
+      <w:rPr>
+        <w:rFonts w:hint="default" w:ascii="Wingdings" w:hAnsi="Wingdings" w:eastAsia="Wingdings" w:cs="Wingdings"/>
+      </w:rPr>
+    </w:lvl>
+    <w:lvl w:ilvl="3">
+      <w:start w:val="1"/>
+      <w:numFmt w:val="bullet"/>
+      <w:isLgl w:val="false"/>
+      <w:suff w:val="tab"/>
+      <w:lvlText w:val="·"/>
+      <w:lvlJc w:val="left"/>
+      <w:pPr>
+        <w:ind w:left="2880" w:hanging="360"/>
+      </w:pPr>
+      <w:rPr>
+        <w:rFonts w:hint="default" w:ascii="Symbol" w:hAnsi="Symbol" w:eastAsia="Symbol" w:cs="Symbol"/>
+      </w:rPr>
+    </w:lvl>
+    <w:lvl w:ilvl="4">
+      <w:start w:val="1"/>
+      <w:numFmt w:val="bullet"/>
+      <w:isLgl w:val="false"/>
+      <w:suff w:val="tab"/>
+      <w:lvlText w:val="o"/>
+      <w:lvlJc w:val="left"/>
+      <w:pPr>
+        <w:ind w:left="3600" w:hanging="360"/>
+      </w:pPr>
+      <w:rPr>
+        <w:rFonts w:hint="default" w:ascii="Courier New" w:hAnsi="Courier New" w:eastAsia="Courier New" w:cs="Courier New"/>
+      </w:rPr>
+    </w:lvl>
+    <w:lvl w:ilvl="5">
+      <w:start w:val="1"/>
+      <w:numFmt w:val="bullet"/>
+      <w:isLgl w:val="false"/>
+      <w:suff w:val="tab"/>
+      <w:lvlText w:val="§"/>
+      <w:lvlJc w:val="left"/>
+      <w:pPr>
+        <w:ind w:left="4320" w:hanging="360"/>
+      </w:pPr>
+      <w:rPr>
+        <w:rFonts w:hint="default" w:ascii="Wingdings" w:hAnsi="Wingdings" w:eastAsia="Wingdings" w:cs="Wingdings"/>
+      </w:rPr>
+    </w:lvl>
+    <w:lvl w:ilvl="6">
+      <w:start w:val="1"/>
+      <w:numFmt w:val="bullet"/>
+      <w:isLgl w:val="false"/>
+      <w:suff w:val="tab"/>
+      <w:lvlText w:val="·"/>
+      <w:lvlJc w:val="left"/>
+      <w:pPr>
+        <w:ind w:left="5040" w:hanging="360"/>
+      </w:pPr>
+      <w:rPr>
+        <w:rFonts w:hint="default" w:ascii="Symbol" w:hAnsi="Symbol" w:eastAsia="Symbol" w:cs="Symbol"/>
+      </w:rPr>
+    </w:lvl>
+    <w:lvl w:ilvl="7">
+      <w:start w:val="1"/>
+      <w:numFmt w:val="bullet"/>
+      <w:isLgl w:val="false"/>
+      <w:suff w:val="tab"/>
+      <w:lvlText w:val="o"/>
+      <w:lvlJc w:val="left"/>
+      <w:pPr>
+        <w:ind w:left="5760" w:hanging="360"/>
+      </w:pPr>
+      <w:rPr>
+        <w:rFonts w:hint="default" w:ascii="Courier New" w:hAnsi="Courier New" w:eastAsia="Courier New" w:cs="Courier New"/>
+      </w:rPr>
+    </w:lvl>
+    <w:lvl w:ilvl="8">
+      <w:start w:val="1"/>
+      <w:numFmt w:val="bullet"/>
+      <w:isLgl w:val="false"/>
+      <w:suff w:val="tab"/>
+      <w:lvlText w:val="§"/>
+      <w:lvlJc w:val="left"/>
+      <w:pPr>
+        <w:ind w:left="6480" w:hanging="360"/>
+      </w:pPr>
+      <w:rPr>
+        <w:rFonts w:hint="default" w:ascii="Wingdings" w:hAnsi="Wingdings" w:eastAsia="Wingdings" w:cs="Wingdings"/>
+      </w:rPr>
+    </w:lvl>
+  </w:abstractNum>
+  <w:abstractNum w:abstractNumId="92">
+    <w:multiLevelType w:val="hybridMultilevel"/>
+    <w:lvl w:ilvl="0">
+      <w:start w:val="1"/>
+      <w:numFmt w:val="decimal"/>
+      <w:isLgl w:val="false"/>
+      <w:suff w:val="tab"/>
+      <w:lvlText w:val="%1."/>
+      <w:lvlJc w:val="left"/>
+      <w:pPr>
+        <w:ind w:left="720" w:hanging="360"/>
+      </w:pPr>
+    </w:lvl>
+    <w:lvl w:ilvl="1">
+      <w:start w:val="1"/>
+      <w:numFmt w:val="lowerLetter"/>
+      <w:isLgl w:val="false"/>
+      <w:suff w:val="tab"/>
+      <w:lvlText w:val="%2."/>
+      <w:lvlJc w:val="left"/>
+      <w:pPr>
+        <w:ind w:left="1440" w:hanging="360"/>
+      </w:pPr>
+    </w:lvl>
+    <w:lvl w:ilvl="2">
+      <w:start w:val="1"/>
+      <w:numFmt w:val="lowerRoman"/>
+      <w:isLgl w:val="false"/>
+      <w:suff w:val="tab"/>
+      <w:lvlText w:val="%3."/>
+      <w:lvlJc w:val="right"/>
+      <w:pPr>
+        <w:ind w:left="2160" w:hanging="180"/>
+      </w:pPr>
+    </w:lvl>
+    <w:lvl w:ilvl="3">
+      <w:start w:val="1"/>
+      <w:numFmt w:val="decimal"/>
+      <w:isLgl w:val="false"/>
+      <w:suff w:val="tab"/>
+      <w:lvlText w:val="%4."/>
+      <w:lvlJc w:val="left"/>
+      <w:pPr>
+        <w:ind w:left="2880" w:hanging="360"/>
+      </w:pPr>
+    </w:lvl>
+    <w:lvl w:ilvl="4">
+      <w:start w:val="1"/>
+      <w:numFmt w:val="lowerLetter"/>
+      <w:isLgl w:val="false"/>
+      <w:suff w:val="tab"/>
+      <w:lvlText w:val="%5."/>
+      <w:lvlJc w:val="left"/>
+      <w:pPr>
+        <w:ind w:left="3600" w:hanging="360"/>
+      </w:pPr>
+    </w:lvl>
+    <w:lvl w:ilvl="5">
+      <w:start w:val="1"/>
+      <w:numFmt w:val="lowerRoman"/>
+      <w:isLgl w:val="false"/>
+      <w:suff w:val="tab"/>
+      <w:lvlText w:val="%6."/>
+      <w:lvlJc w:val="right"/>
+      <w:pPr>
+        <w:ind w:left="4320" w:hanging="180"/>
+      </w:pPr>
+    </w:lvl>
+    <w:lvl w:ilvl="6">
+      <w:start w:val="1"/>
+      <w:numFmt w:val="decimal"/>
+      <w:isLgl w:val="false"/>
+      <w:suff w:val="tab"/>
+      <w:lvlText w:val="%7."/>
+      <w:lvlJc w:val="left"/>
+      <w:pPr>
+        <w:ind w:left="5040" w:hanging="360"/>
+      </w:pPr>
+    </w:lvl>
+    <w:lvl w:ilvl="7">
+      <w:start w:val="1"/>
+      <w:numFmt w:val="lowerLetter"/>
+      <w:isLgl w:val="false"/>
+      <w:suff w:val="tab"/>
+      <w:lvlText w:val="%8."/>
+      <w:lvlJc w:val="left"/>
+      <w:pPr>
+        <w:ind w:left="5760" w:hanging="360"/>
+      </w:pPr>
+    </w:lvl>
+    <w:lvl w:ilvl="8">
+      <w:start w:val="1"/>
+      <w:numFmt w:val="lowerRoman"/>
+      <w:isLgl w:val="false"/>
+      <w:suff w:val="tab"/>
+      <w:lvlText w:val="%9."/>
+      <w:lvlJc w:val="right"/>
+      <w:pPr>
+        <w:ind w:left="6480" w:hanging="180"/>
+      </w:pPr>
+    </w:lvl>
+  </w:abstractNum>
+  <w:abstractNum w:abstractNumId="93">
+    <w:multiLevelType w:val="hybridMultilevel"/>
+    <w:lvl w:ilvl="0">
+      <w:start w:val="1"/>
+      <w:numFmt w:val="bullet"/>
+      <w:isLgl w:val="false"/>
+      <w:suff w:val="tab"/>
+      <w:lvlText w:val="–"/>
+      <w:lvlJc w:val="left"/>
+      <w:pPr>
+        <w:ind w:left="720" w:hanging="360"/>
+      </w:pPr>
+      <w:rPr>
+        <w:rFonts w:ascii="Arial" w:hAnsi="Arial" w:eastAsia="Arial" w:cs="Arial"/>
+      </w:rPr>
+    </w:lvl>
+    <w:lvl w:ilvl="1">
+      <w:start w:val="1"/>
+      <w:numFmt w:val="bullet"/>
+      <w:isLgl w:val="false"/>
+      <w:suff w:val="tab"/>
+      <w:lvlText w:val="o"/>
+      <w:lvlJc w:val="left"/>
+      <w:pPr>
+        <w:ind w:left="1440" w:hanging="360"/>
+      </w:pPr>
+      <w:rPr>
+        <w:rFonts w:hint="default" w:ascii="Courier New" w:hAnsi="Courier New" w:eastAsia="Courier New" w:cs="Courier New"/>
+      </w:rPr>
+    </w:lvl>
+    <w:lvl w:ilvl="2">
+      <w:start w:val="1"/>
+      <w:numFmt w:val="bullet"/>
+      <w:isLgl w:val="false"/>
+      <w:suff w:val="tab"/>
+      <w:lvlText w:val="§"/>
+      <w:lvlJc w:val="left"/>
+      <w:pPr>
+        <w:ind w:left="2160" w:hanging="360"/>
+      </w:pPr>
+      <w:rPr>
+        <w:rFonts w:hint="default" w:ascii="Wingdings" w:hAnsi="Wingdings" w:eastAsia="Wingdings" w:cs="Wingdings"/>
+      </w:rPr>
+    </w:lvl>
+    <w:lvl w:ilvl="3">
+      <w:start w:val="1"/>
+      <w:numFmt w:val="bullet"/>
+      <w:isLgl w:val="false"/>
+      <w:suff w:val="tab"/>
+      <w:lvlText w:val="·"/>
+      <w:lvlJc w:val="left"/>
+      <w:pPr>
+        <w:ind w:left="2880" w:hanging="360"/>
+      </w:pPr>
+      <w:rPr>
+        <w:rFonts w:hint="default" w:ascii="Symbol" w:hAnsi="Symbol" w:eastAsia="Symbol" w:cs="Symbol"/>
+      </w:rPr>
+    </w:lvl>
+    <w:lvl w:ilvl="4">
+      <w:start w:val="1"/>
+      <w:numFmt w:val="bullet"/>
+      <w:isLgl w:val="false"/>
+      <w:suff w:val="tab"/>
+      <w:lvlText w:val="o"/>
+      <w:lvlJc w:val="left"/>
+      <w:pPr>
+        <w:ind w:left="3600" w:hanging="360"/>
+      </w:pPr>
+      <w:rPr>
+        <w:rFonts w:hint="default" w:ascii="Courier New" w:hAnsi="Courier New" w:eastAsia="Courier New" w:cs="Courier New"/>
+      </w:rPr>
+    </w:lvl>
+    <w:lvl w:ilvl="5">
+      <w:start w:val="1"/>
+      <w:numFmt w:val="bullet"/>
+      <w:isLgl w:val="false"/>
+      <w:suff w:val="tab"/>
+      <w:lvlText w:val="§"/>
+      <w:lvlJc w:val="left"/>
+      <w:pPr>
+        <w:ind w:left="4320" w:hanging="360"/>
+      </w:pPr>
+      <w:rPr>
+        <w:rFonts w:hint="default" w:ascii="Wingdings" w:hAnsi="Wingdings" w:eastAsia="Wingdings" w:cs="Wingdings"/>
+      </w:rPr>
+    </w:lvl>
+    <w:lvl w:ilvl="6">
+      <w:start w:val="1"/>
+      <w:numFmt w:val="bullet"/>
+      <w:isLgl w:val="false"/>
+      <w:suff w:val="tab"/>
+      <w:lvlText w:val="·"/>
+      <w:lvlJc w:val="left"/>
+      <w:pPr>
+        <w:ind w:left="5040" w:hanging="360"/>
+      </w:pPr>
+      <w:rPr>
+        <w:rFonts w:hint="default" w:ascii="Symbol" w:hAnsi="Symbol" w:eastAsia="Symbol" w:cs="Symbol"/>
+      </w:rPr>
+    </w:lvl>
+    <w:lvl w:ilvl="7">
+      <w:start w:val="1"/>
+      <w:numFmt w:val="bullet"/>
+      <w:isLgl w:val="false"/>
+      <w:suff w:val="tab"/>
+      <w:lvlText w:val="o"/>
+      <w:lvlJc w:val="left"/>
+      <w:pPr>
+        <w:ind w:left="5760" w:hanging="360"/>
+      </w:pPr>
+      <w:rPr>
+        <w:rFonts w:hint="default" w:ascii="Courier New" w:hAnsi="Courier New" w:eastAsia="Courier New" w:cs="Courier New"/>
+      </w:rPr>
+    </w:lvl>
+    <w:lvl w:ilvl="8">
+      <w:start w:val="1"/>
+      <w:numFmt w:val="bullet"/>
+      <w:isLgl w:val="false"/>
+      <w:suff w:val="tab"/>
+      <w:lvlText w:val="§"/>
+      <w:lvlJc w:val="left"/>
+      <w:pPr>
+        <w:ind w:left="6480" w:hanging="360"/>
+      </w:pPr>
+      <w:rPr>
+        <w:rFonts w:hint="default" w:ascii="Wingdings" w:hAnsi="Wingdings" w:eastAsia="Wingdings" w:cs="Wingdings"/>
+      </w:rPr>
+    </w:lvl>
+  </w:abstractNum>
+  <w:abstractNum w:abstractNumId="94">
+    <w:multiLevelType w:val="hybridMultilevel"/>
+    <w:lvl w:ilvl="0">
+      <w:start w:val="1"/>
+      <w:numFmt w:val="bullet"/>
+      <w:isLgl w:val="false"/>
+      <w:suff w:val="tab"/>
+      <w:lvlText w:val="–"/>
+      <w:lvlJc w:val="left"/>
+      <w:pPr>
+        <w:ind w:left="720" w:hanging="360"/>
+      </w:pPr>
+      <w:rPr>
+        <w:rFonts w:ascii="Arial" w:hAnsi="Arial" w:eastAsia="Arial" w:cs="Arial"/>
+      </w:rPr>
+    </w:lvl>
+    <w:lvl w:ilvl="1">
+      <w:start w:val="1"/>
+      <w:numFmt w:val="bullet"/>
+      <w:isLgl w:val="false"/>
+      <w:suff w:val="tab"/>
+      <w:lvlText w:val="o"/>
+      <w:lvlJc w:val="left"/>
+      <w:pPr>
+        <w:ind w:left="1440" w:hanging="360"/>
+      </w:pPr>
+      <w:rPr>
+        <w:rFonts w:hint="default" w:ascii="Courier New" w:hAnsi="Courier New" w:eastAsia="Courier New" w:cs="Courier New"/>
+      </w:rPr>
+    </w:lvl>
+    <w:lvl w:ilvl="2">
+      <w:start w:val="1"/>
+      <w:numFmt w:val="bullet"/>
+      <w:isLgl w:val="false"/>
+      <w:suff w:val="tab"/>
+      <w:lvlText w:val="§"/>
+      <w:lvlJc w:val="left"/>
+      <w:pPr>
+        <w:ind w:left="2160" w:hanging="360"/>
+      </w:pPr>
+      <w:rPr>
+        <w:rFonts w:hint="default" w:ascii="Wingdings" w:hAnsi="Wingdings" w:eastAsia="Wingdings" w:cs="Wingdings"/>
+      </w:rPr>
+    </w:lvl>
+    <w:lvl w:ilvl="3">
+      <w:start w:val="1"/>
+      <w:numFmt w:val="bullet"/>
+      <w:isLgl w:val="false"/>
+      <w:suff w:val="tab"/>
+      <w:lvlText w:val="·"/>
+      <w:lvlJc w:val="left"/>
+      <w:pPr>
+        <w:ind w:left="2880" w:hanging="360"/>
+      </w:pPr>
+      <w:rPr>
+        <w:rFonts w:hint="default" w:ascii="Symbol" w:hAnsi="Symbol" w:eastAsia="Symbol" w:cs="Symbol"/>
+      </w:rPr>
+    </w:lvl>
+    <w:lvl w:ilvl="4">
+      <w:start w:val="1"/>
+      <w:numFmt w:val="bullet"/>
+      <w:isLgl w:val="false"/>
+      <w:suff w:val="tab"/>
+      <w:lvlText w:val="o"/>
+      <w:lvlJc w:val="left"/>
+      <w:pPr>
+        <w:ind w:left="3600" w:hanging="360"/>
+      </w:pPr>
+      <w:rPr>
+        <w:rFonts w:hint="default" w:ascii="Courier New" w:hAnsi="Courier New" w:eastAsia="Courier New" w:cs="Courier New"/>
+      </w:rPr>
+    </w:lvl>
+    <w:lvl w:ilvl="5">
+      <w:start w:val="1"/>
+      <w:numFmt w:val="bullet"/>
+      <w:isLgl w:val="false"/>
+      <w:suff w:val="tab"/>
+      <w:lvlText w:val="§"/>
+      <w:lvlJc w:val="left"/>
+      <w:pPr>
+        <w:ind w:left="4320" w:hanging="360"/>
+      </w:pPr>
+      <w:rPr>
+        <w:rFonts w:hint="default" w:ascii="Wingdings" w:hAnsi="Wingdings" w:eastAsia="Wingdings" w:cs="Wingdings"/>
+      </w:rPr>
+    </w:lvl>
+    <w:lvl w:ilvl="6">
+      <w:start w:val="1"/>
+      <w:numFmt w:val="bullet"/>
+      <w:isLgl w:val="false"/>
+      <w:suff w:val="tab"/>
+      <w:lvlText w:val="·"/>
+      <w:lvlJc w:val="left"/>
+      <w:pPr>
+        <w:ind w:left="5040" w:hanging="360"/>
+      </w:pPr>
+      <w:rPr>
+        <w:rFonts w:hint="default" w:ascii="Symbol" w:hAnsi="Symbol" w:eastAsia="Symbol" w:cs="Symbol"/>
+      </w:rPr>
+    </w:lvl>
+    <w:lvl w:ilvl="7">
+      <w:start w:val="1"/>
+      <w:numFmt w:val="bullet"/>
+      <w:isLgl w:val="false"/>
+      <w:suff w:val="tab"/>
+      <w:lvlText w:val="o"/>
+      <w:lvlJc w:val="left"/>
+      <w:pPr>
+        <w:ind w:left="5760" w:hanging="360"/>
+      </w:pPr>
+      <w:rPr>
+        <w:rFonts w:hint="default" w:ascii="Courier New" w:hAnsi="Courier New" w:eastAsia="Courier New" w:cs="Courier New"/>
+      </w:rPr>
+    </w:lvl>
+    <w:lvl w:ilvl="8">
+      <w:start w:val="1"/>
+      <w:numFmt w:val="bullet"/>
+      <w:isLgl w:val="false"/>
+      <w:suff w:val="tab"/>
+      <w:lvlText w:val="§"/>
+      <w:lvlJc w:val="left"/>
+      <w:pPr>
+        <w:ind w:left="6480" w:hanging="360"/>
+      </w:pPr>
+      <w:rPr>
+        <w:rFonts w:hint="default" w:ascii="Wingdings" w:hAnsi="Wingdings" w:eastAsia="Wingdings" w:cs="Wingdings"/>
+      </w:rPr>
+    </w:lvl>
+  </w:abstractNum>
+  <w:abstractNum w:abstractNumId="95">
+    <w:multiLevelType w:val="hybridMultilevel"/>
+    <w:lvl w:ilvl="0">
+      <w:start w:val="1"/>
+      <w:numFmt w:val="bullet"/>
+      <w:isLgl w:val="false"/>
+      <w:suff w:val="tab"/>
+      <w:lvlText w:val="–"/>
+      <w:lvlJc w:val="left"/>
+      <w:pPr>
+        <w:ind w:left="720" w:hanging="360"/>
+      </w:pPr>
+      <w:rPr>
+        <w:rFonts w:ascii="Arial" w:hAnsi="Arial" w:eastAsia="Arial" w:cs="Arial"/>
+      </w:rPr>
+    </w:lvl>
+    <w:lvl w:ilvl="1">
+      <w:start w:val="1"/>
+      <w:numFmt w:val="bullet"/>
+      <w:isLgl w:val="false"/>
+      <w:suff w:val="tab"/>
+      <w:lvlText w:val="o"/>
+      <w:lvlJc w:val="left"/>
+      <w:pPr>
+        <w:ind w:left="1440" w:hanging="360"/>
+      </w:pPr>
+      <w:rPr>
+        <w:rFonts w:hint="default" w:ascii="Courier New" w:hAnsi="Courier New" w:eastAsia="Courier New" w:cs="Courier New"/>
+      </w:rPr>
+    </w:lvl>
+    <w:lvl w:ilvl="2">
+      <w:start w:val="1"/>
+      <w:numFmt w:val="bullet"/>
+      <w:isLgl w:val="false"/>
+      <w:suff w:val="tab"/>
+      <w:lvlText w:val="§"/>
+      <w:lvlJc w:val="left"/>
+      <w:pPr>
+        <w:ind w:left="2160" w:hanging="360"/>
+      </w:pPr>
+      <w:rPr>
+        <w:rFonts w:hint="default" w:ascii="Wingdings" w:hAnsi="Wingdings" w:eastAsia="Wingdings" w:cs="Wingdings"/>
+      </w:rPr>
+    </w:lvl>
+    <w:lvl w:ilvl="3">
+      <w:start w:val="1"/>
+      <w:numFmt w:val="bullet"/>
+      <w:isLgl w:val="false"/>
+      <w:suff w:val="tab"/>
+      <w:lvlText w:val="·"/>
+      <w:lvlJc w:val="left"/>
+      <w:pPr>
+        <w:ind w:left="2880" w:hanging="360"/>
+      </w:pPr>
+      <w:rPr>
+        <w:rFonts w:hint="default" w:ascii="Symbol" w:hAnsi="Symbol" w:eastAsia="Symbol" w:cs="Symbol"/>
+      </w:rPr>
+    </w:lvl>
+    <w:lvl w:ilvl="4">
+      <w:start w:val="1"/>
+      <w:numFmt w:val="bullet"/>
+      <w:isLgl w:val="false"/>
+      <w:suff w:val="tab"/>
+      <w:lvlText w:val="o"/>
+      <w:lvlJc w:val="left"/>
+      <w:pPr>
+        <w:ind w:left="3600" w:hanging="360"/>
+      </w:pPr>
+      <w:rPr>
+        <w:rFonts w:hint="default" w:ascii="Courier New" w:hAnsi="Courier New" w:eastAsia="Courier New" w:cs="Courier New"/>
+      </w:rPr>
+    </w:lvl>
+    <w:lvl w:ilvl="5">
+      <w:start w:val="1"/>
+      <w:numFmt w:val="bullet"/>
+      <w:isLgl w:val="false"/>
+      <w:suff w:val="tab"/>
+      <w:lvlText w:val="§"/>
+      <w:lvlJc w:val="left"/>
+      <w:pPr>
+        <w:ind w:left="4320" w:hanging="360"/>
+      </w:pPr>
+      <w:rPr>
+        <w:rFonts w:hint="default" w:ascii="Wingdings" w:hAnsi="Wingdings" w:eastAsia="Wingdings" w:cs="Wingdings"/>
+      </w:rPr>
+    </w:lvl>
+    <w:lvl w:ilvl="6">
+      <w:start w:val="1"/>
+      <w:numFmt w:val="bullet"/>
+      <w:isLgl w:val="false"/>
+      <w:suff w:val="tab"/>
+      <w:lvlText w:val="·"/>
+      <w:lvlJc w:val="left"/>
+      <w:pPr>
+        <w:ind w:left="5040" w:hanging="360"/>
+      </w:pPr>
+      <w:rPr>
+        <w:rFonts w:hint="default" w:ascii="Symbol" w:hAnsi="Symbol" w:eastAsia="Symbol" w:cs="Symbol"/>
+      </w:rPr>
+    </w:lvl>
+    <w:lvl w:ilvl="7">
+      <w:start w:val="1"/>
+      <w:numFmt w:val="bullet"/>
+      <w:isLgl w:val="false"/>
+      <w:suff w:val="tab"/>
+      <w:lvlText w:val="o"/>
+      <w:lvlJc w:val="left"/>
+      <w:pPr>
+        <w:ind w:left="5760" w:hanging="360"/>
+      </w:pPr>
+      <w:rPr>
+        <w:rFonts w:hint="default" w:ascii="Courier New" w:hAnsi="Courier New" w:eastAsia="Courier New" w:cs="Courier New"/>
+      </w:rPr>
+    </w:lvl>
+    <w:lvl w:ilvl="8">
+      <w:start w:val="1"/>
+      <w:numFmt w:val="bullet"/>
+      <w:isLgl w:val="false"/>
+      <w:suff w:val="tab"/>
+      <w:lvlText w:val="§"/>
+      <w:lvlJc w:val="left"/>
+      <w:pPr>
+        <w:ind w:left="6480" w:hanging="360"/>
+      </w:pPr>
+      <w:rPr>
+        <w:rFonts w:hint="default" w:ascii="Wingdings" w:hAnsi="Wingdings" w:eastAsia="Wingdings" w:cs="Wingdings"/>
+      </w:rPr>
+    </w:lvl>
+  </w:abstractNum>
+  <w:abstractNum w:abstractNumId="96">
     <w:multiLevelType w:val="hybridMultilevel"/>
     <w:lvl w:ilvl="0">
       <w:start w:val="1"/>
@@ -28695,6 +32188,60 @@
   </w:num>
   <w:num w:numId="79">
     <w:abstractNumId w:val="78"/>
+  </w:num>
+  <w:num w:numId="80">
+    <w:abstractNumId w:val="79"/>
+  </w:num>
+  <w:num w:numId="81">
+    <w:abstractNumId w:val="80"/>
+  </w:num>
+  <w:num w:numId="82">
+    <w:abstractNumId w:val="81"/>
+  </w:num>
+  <w:num w:numId="83">
+    <w:abstractNumId w:val="82"/>
+  </w:num>
+  <w:num w:numId="84">
+    <w:abstractNumId w:val="83"/>
+  </w:num>
+  <w:num w:numId="85">
+    <w:abstractNumId w:val="84"/>
+  </w:num>
+  <w:num w:numId="86">
+    <w:abstractNumId w:val="85"/>
+  </w:num>
+  <w:num w:numId="87">
+    <w:abstractNumId w:val="86"/>
+  </w:num>
+  <w:num w:numId="88">
+    <w:abstractNumId w:val="87"/>
+  </w:num>
+  <w:num w:numId="89">
+    <w:abstractNumId w:val="88"/>
+  </w:num>
+  <w:num w:numId="90">
+    <w:abstractNumId w:val="89"/>
+  </w:num>
+  <w:num w:numId="91">
+    <w:abstractNumId w:val="90"/>
+  </w:num>
+  <w:num w:numId="92">
+    <w:abstractNumId w:val="91"/>
+  </w:num>
+  <w:num w:numId="93">
+    <w:abstractNumId w:val="92"/>
+  </w:num>
+  <w:num w:numId="94">
+    <w:abstractNumId w:val="93"/>
+  </w:num>
+  <w:num w:numId="95">
+    <w:abstractNumId w:val="94"/>
+  </w:num>
+  <w:num w:numId="96">
+    <w:abstractNumId w:val="95"/>
+  </w:num>
+  <w:num w:numId="97">
+    <w:abstractNumId w:val="96"/>
   </w:num>
 </w:numbering>
 </file>

--- a/пп.docx
+++ b/пп.docx
@@ -1947,7 +1947,7 @@
       <w:sdtContent>
         <w:p>
           <w:pPr>
-            <w:pStyle w:val="1039"/>
+            <w:pStyle w:val="1075"/>
             <w:rPr>
               <w:rFonts w:ascii="Times New Roman" w:hAnsi="Times New Roman" w:cs="Times New Roman"/>
               <w:color w:val="auto"/>
@@ -1975,7 +1975,7 @@
         </w:p>
         <w:p>
           <w:pPr>
-            <w:pStyle w:val="1040"/>
+            <w:pStyle w:val="1076"/>
             <w:tabs>
               <w:tab w:val="right" w:pos="10206" w:leader="dot"/>
             </w:tabs>
@@ -1992,24 +1992,24 @@
           <w:hyperlink w:tooltip="#_Toc1" w:anchor="_Toc1" w:history="1">
             <w:r>
               <w:rPr>
-                <w:rStyle w:val="1041"/>
+                <w:rStyle w:val="1077"/>
               </w:rPr>
             </w:r>
             <w:r>
               <w:rPr>
-                <w:rStyle w:val="1041"/>
+                <w:rStyle w:val="1077"/>
               </w:rPr>
               <w:t xml:space="preserve">В</w:t>
             </w:r>
             <w:r>
               <w:rPr>
-                <w:rStyle w:val="1041"/>
+                <w:rStyle w:val="1077"/>
               </w:rPr>
               <w:t xml:space="preserve">ВЕДЕНИЕ</w:t>
             </w:r>
             <w:r>
               <w:rPr>
-                <w:rStyle w:val="1041"/>
+                <w:rStyle w:val="1077"/>
               </w:rPr>
             </w:r>
             <w:r>
@@ -2028,7 +2028,7 @@
         </w:p>
         <w:p>
           <w:pPr>
-            <w:pStyle w:val="1040"/>
+            <w:pStyle w:val="1076"/>
             <w:tabs>
               <w:tab w:val="right" w:pos="10206" w:leader="dot"/>
             </w:tabs>
@@ -2037,18 +2037,18 @@
           <w:hyperlink w:tooltip="#_Toc2" w:anchor="_Toc2" w:history="1">
             <w:r>
               <w:rPr>
-                <w:rStyle w:val="1041"/>
+                <w:rStyle w:val="1077"/>
               </w:rPr>
             </w:r>
             <w:r>
               <w:rPr>
-                <w:rStyle w:val="1041"/>
+                <w:rStyle w:val="1077"/>
               </w:rPr>
               <w:t xml:space="preserve">1. АНАЛИЗ ПРЕДМЕТНОЙ ОБЛАСТИ</w:t>
             </w:r>
             <w:r>
               <w:rPr>
-                <w:rStyle w:val="1041"/>
+                <w:rStyle w:val="1077"/>
               </w:rPr>
             </w:r>
             <w:r>
@@ -2067,7 +2067,7 @@
         </w:p>
         <w:p>
           <w:pPr>
-            <w:pStyle w:val="1043"/>
+            <w:pStyle w:val="1079"/>
             <w:tabs>
               <w:tab w:val="right" w:pos="10206" w:leader="dot"/>
             </w:tabs>
@@ -2076,18 +2076,18 @@
           <w:hyperlink w:tooltip="#_Toc3" w:anchor="_Toc3" w:history="1">
             <w:r>
               <w:rPr>
-                <w:rStyle w:val="1041"/>
+                <w:rStyle w:val="1077"/>
               </w:rPr>
             </w:r>
             <w:r>
               <w:rPr>
-                <w:rStyle w:val="1041"/>
+                <w:rStyle w:val="1077"/>
               </w:rPr>
               <w:t xml:space="preserve">1.1 Анализ структуры и деятельности предприятия</w:t>
             </w:r>
             <w:r>
               <w:rPr>
-                <w:rStyle w:val="1041"/>
+                <w:rStyle w:val="1077"/>
               </w:rPr>
             </w:r>
             <w:r>
@@ -2106,7 +2106,7 @@
         </w:p>
         <w:p>
           <w:pPr>
-            <w:pStyle w:val="1043"/>
+            <w:pStyle w:val="1079"/>
             <w:tabs>
               <w:tab w:val="right" w:pos="10206" w:leader="dot"/>
             </w:tabs>
@@ -2115,18 +2115,18 @@
           <w:hyperlink w:tooltip="#_Toc4" w:anchor="_Toc4" w:history="1">
             <w:r>
               <w:rPr>
-                <w:rStyle w:val="1041"/>
+                <w:rStyle w:val="1077"/>
               </w:rPr>
             </w:r>
             <w:r>
               <w:rPr>
-                <w:rStyle w:val="1041"/>
+                <w:rStyle w:val="1077"/>
               </w:rPr>
               <w:t xml:space="preserve">1.2 Анализ программного обеспечения и технического оснащения предприятия</w:t>
             </w:r>
             <w:r>
               <w:rPr>
-                <w:rStyle w:val="1041"/>
+                <w:rStyle w:val="1077"/>
               </w:rPr>
             </w:r>
             <w:r>
@@ -2145,7 +2145,7 @@
         </w:p>
         <w:p>
           <w:pPr>
-            <w:pStyle w:val="1043"/>
+            <w:pStyle w:val="1079"/>
             <w:tabs>
               <w:tab w:val="right" w:pos="10206" w:leader="dot"/>
             </w:tabs>
@@ -2154,18 +2154,18 @@
           <w:hyperlink w:tooltip="#_Toc5" w:anchor="_Toc5" w:history="1">
             <w:r>
               <w:rPr>
-                <w:rStyle w:val="1041"/>
+                <w:rStyle w:val="1077"/>
               </w:rPr>
             </w:r>
             <w:r>
               <w:rPr>
-                <w:rStyle w:val="1041"/>
+                <w:rStyle w:val="1077"/>
               </w:rPr>
               <w:t xml:space="preserve">1.3 Анализ выбранных технологий</w:t>
             </w:r>
             <w:r>
               <w:rPr>
-                <w:rStyle w:val="1041"/>
+                <w:rStyle w:val="1077"/>
               </w:rPr>
             </w:r>
             <w:r>
@@ -2184,7 +2184,7 @@
         </w:p>
         <w:p>
           <w:pPr>
-            <w:pStyle w:val="1043"/>
+            <w:pStyle w:val="1079"/>
             <w:tabs>
               <w:tab w:val="right" w:pos="10206" w:leader="dot"/>
             </w:tabs>
@@ -2196,18 +2196,18 @@
           <w:hyperlink w:tooltip="#_Toc6" w:anchor="_Toc6" w:history="1">
             <w:r>
               <w:rPr>
-                <w:rStyle w:val="1041"/>
+                <w:rStyle w:val="1077"/>
               </w:rPr>
             </w:r>
             <w:r>
               <w:rPr>
-                <w:rStyle w:val="1041"/>
+                <w:rStyle w:val="1077"/>
               </w:rPr>
               <w:t xml:space="preserve">1.4 Анализ цепей питания и структуры систем АСУ ТП</w:t>
             </w:r>
             <w:r>
               <w:rPr>
-                <w:rStyle w:val="1041"/>
+                <w:rStyle w:val="1077"/>
                 <w:highlight w:val="none"/>
               </w:rPr>
             </w:r>
@@ -2235,7 +2235,7 @@
         </w:p>
         <w:p>
           <w:pPr>
-            <w:pStyle w:val="1040"/>
+            <w:pStyle w:val="1076"/>
             <w:tabs>
               <w:tab w:val="right" w:pos="10206" w:leader="dot"/>
             </w:tabs>
@@ -2244,12 +2244,12 @@
           <w:hyperlink w:tooltip="#_Toc7" w:anchor="_Toc7" w:history="1">
             <w:r>
               <w:rPr>
-                <w:rStyle w:val="1041"/>
+                <w:rStyle w:val="1077"/>
               </w:rPr>
             </w:r>
             <w:r>
               <w:rPr>
-                <w:rStyle w:val="1041"/>
+                <w:rStyle w:val="1077"/>
               </w:rPr>
             </w:r>
             <w:r>
@@ -2268,7 +2268,7 @@
         </w:p>
         <w:p>
           <w:pPr>
-            <w:pStyle w:val="1040"/>
+            <w:pStyle w:val="1076"/>
             <w:tabs>
               <w:tab w:val="right" w:pos="10206" w:leader="dot"/>
             </w:tabs>
@@ -2280,18 +2280,18 @@
           <w:hyperlink w:tooltip="#_Toc8" w:anchor="_Toc8" w:history="1">
             <w:r>
               <w:rPr>
-                <w:rStyle w:val="1041"/>
+                <w:rStyle w:val="1077"/>
               </w:rPr>
             </w:r>
             <w:r>
               <w:rPr>
-                <w:rStyle w:val="1041"/>
+                <w:rStyle w:val="1077"/>
               </w:rPr>
               <w:t xml:space="preserve">2. ПРОЕКТИРОВАНИЕ ИНФОРМАЦИОННОЙ СИСТЕМЫ</w:t>
             </w:r>
             <w:r>
               <w:rPr>
-                <w:rStyle w:val="1041"/>
+                <w:rStyle w:val="1077"/>
                 <w:highlight w:val="none"/>
               </w:rPr>
             </w:r>
@@ -2319,7 +2319,7 @@
         </w:p>
         <w:p>
           <w:pPr>
-            <w:pStyle w:val="1043"/>
+            <w:pStyle w:val="1079"/>
             <w:tabs>
               <w:tab w:val="right" w:pos="10206" w:leader="dot"/>
             </w:tabs>
@@ -2331,36 +2331,36 @@
           <w:hyperlink w:tooltip="#_Toc9" w:anchor="_Toc9" w:history="1">
             <w:r>
               <w:rPr>
-                <w:rStyle w:val="1041"/>
+                <w:rStyle w:val="1077"/>
               </w:rPr>
             </w:r>
             <w:r>
               <w:rPr>
-                <w:rStyle w:val="1041"/>
+                <w:rStyle w:val="1077"/>
               </w:rPr>
               <w:t xml:space="preserve">1.</w:t>
             </w:r>
             <w:r>
               <w:rPr>
-                <w:rStyle w:val="1041"/>
+                <w:rStyle w:val="1077"/>
               </w:rPr>
               <w:t xml:space="preserve">1</w:t>
             </w:r>
             <w:r>
               <w:rPr>
-                <w:rStyle w:val="1041"/>
+                <w:rStyle w:val="1077"/>
               </w:rPr>
               <w:t xml:space="preserve"> </w:t>
             </w:r>
             <w:r>
               <w:rPr>
-                <w:rStyle w:val="1041"/>
+                <w:rStyle w:val="1077"/>
               </w:rPr>
               <w:t xml:space="preserve">Концепция информационной системы</w:t>
             </w:r>
             <w:r>
               <w:rPr>
-                <w:rStyle w:val="1041"/>
+                <w:rStyle w:val="1077"/>
                 <w:highlight w:val="none"/>
               </w:rPr>
             </w:r>
@@ -2388,7 +2388,7 @@
         </w:p>
         <w:p>
           <w:pPr>
-            <w:pStyle w:val="1040"/>
+            <w:pStyle w:val="1076"/>
             <w:tabs>
               <w:tab w:val="right" w:pos="10206" w:leader="dot"/>
             </w:tabs>
@@ -2397,24 +2397,24 @@
           <w:hyperlink w:tooltip="#_Toc10" w:anchor="_Toc10" w:history="1">
             <w:r>
               <w:rPr>
-                <w:rStyle w:val="1041"/>
+                <w:rStyle w:val="1077"/>
               </w:rPr>
             </w:r>
             <w:r>
               <w:rPr>
-                <w:rStyle w:val="1041"/>
+                <w:rStyle w:val="1077"/>
               </w:rPr>
               <w:t xml:space="preserve">З</w:t>
             </w:r>
             <w:r>
               <w:rPr>
-                <w:rStyle w:val="1041"/>
+                <w:rStyle w:val="1077"/>
               </w:rPr>
               <w:t xml:space="preserve">АКЛЮЧЕНИЕ</w:t>
             </w:r>
             <w:r>
               <w:rPr>
-                <w:rStyle w:val="1041"/>
+                <w:rStyle w:val="1077"/>
               </w:rPr>
             </w:r>
             <w:r>
@@ -2433,7 +2433,7 @@
         </w:p>
         <w:p>
           <w:pPr>
-            <w:pStyle w:val="1040"/>
+            <w:pStyle w:val="1076"/>
             <w:tabs>
               <w:tab w:val="right" w:pos="10206" w:leader="dot"/>
             </w:tabs>
@@ -2442,18 +2442,18 @@
           <w:hyperlink w:tooltip="#_Toc11" w:anchor="_Toc11" w:history="1">
             <w:r>
               <w:rPr>
-                <w:rStyle w:val="1041"/>
+                <w:rStyle w:val="1077"/>
               </w:rPr>
             </w:r>
             <w:r>
               <w:rPr>
-                <w:rStyle w:val="1041"/>
+                <w:rStyle w:val="1077"/>
               </w:rPr>
               <w:t xml:space="preserve">ПРИЛОЖЕНИЕ А</w:t>
             </w:r>
             <w:r>
               <w:rPr>
-                <w:rStyle w:val="1041"/>
+                <w:rStyle w:val="1077"/>
               </w:rPr>
             </w:r>
             <w:r>
@@ -2525,7 +2525,7 @@
     </w:p>
     <w:p>
       <w:pPr>
-        <w:pStyle w:val="838"/>
+        <w:pStyle w:val="874"/>
       </w:pPr>
       <w:r/>
       <w:bookmarkStart w:id="1" w:name="_Toc1"/>
@@ -2783,7 +2783,7 @@
     </w:p>
     <w:p>
       <w:pPr>
-        <w:pStyle w:val="838"/>
+        <w:pStyle w:val="874"/>
       </w:pPr>
       <w:r/>
       <w:bookmarkStart w:id="2" w:name="_Toc2"/>
@@ -2796,7 +2796,7 @@
     </w:p>
     <w:p>
       <w:pPr>
-        <w:pStyle w:val="839"/>
+        <w:pStyle w:val="875"/>
       </w:pPr>
       <w:r/>
       <w:bookmarkStart w:id="3" w:name="_Toc3"/>
@@ -2857,7 +2857,7 @@
     </w:p>
     <w:p>
       <w:pPr>
-        <w:pStyle w:val="1030"/>
+        <w:pStyle w:val="1066"/>
         <w:numPr>
           <w:ilvl w:val="0"/>
           <w:numId w:val="49"/>
@@ -2878,7 +2878,7 @@
     </w:p>
     <w:p>
       <w:pPr>
-        <w:pStyle w:val="1030"/>
+        <w:pStyle w:val="1066"/>
         <w:numPr>
           <w:ilvl w:val="0"/>
           <w:numId w:val="49"/>
@@ -2893,7 +2893,7 @@
     </w:p>
     <w:p>
       <w:pPr>
-        <w:pStyle w:val="1030"/>
+        <w:pStyle w:val="1066"/>
         <w:numPr>
           <w:ilvl w:val="0"/>
           <w:numId w:val="49"/>
@@ -2918,7 +2918,7 @@
     </w:p>
     <w:p>
       <w:pPr>
-        <w:pStyle w:val="1030"/>
+        <w:pStyle w:val="1066"/>
         <w:numPr>
           <w:ilvl w:val="0"/>
           <w:numId w:val="49"/>
@@ -2933,7 +2933,7 @@
     </w:p>
     <w:p>
       <w:pPr>
-        <w:pStyle w:val="1030"/>
+        <w:pStyle w:val="1066"/>
         <w:numPr>
           <w:ilvl w:val="0"/>
           <w:numId w:val="49"/>
@@ -2948,7 +2948,7 @@
     </w:p>
     <w:p>
       <w:pPr>
-        <w:pStyle w:val="1030"/>
+        <w:pStyle w:val="1066"/>
         <w:numPr>
           <w:ilvl w:val="0"/>
           <w:numId w:val="49"/>
@@ -2973,7 +2973,7 @@
     </w:p>
     <w:p>
       <w:pPr>
-        <w:pStyle w:val="1030"/>
+        <w:pStyle w:val="1066"/>
         <w:numPr>
           <w:ilvl w:val="0"/>
           <w:numId w:val="49"/>
@@ -2997,7 +2997,7 @@
     </w:p>
     <w:p>
       <w:pPr>
-        <w:pStyle w:val="1030"/>
+        <w:pStyle w:val="1066"/>
         <w:numPr>
           <w:ilvl w:val="0"/>
           <w:numId w:val="49"/>
@@ -3012,7 +3012,7 @@
     </w:p>
     <w:p>
       <w:pPr>
-        <w:pStyle w:val="1030"/>
+        <w:pStyle w:val="1066"/>
         <w:ind w:left="0" w:firstLine="709"/>
         <w:suppressLineNumbers w:val="0"/>
       </w:pPr>
@@ -3181,7 +3181,7 @@
     </w:p>
     <w:p>
       <w:pPr>
-        <w:pStyle w:val="839"/>
+        <w:pStyle w:val="875"/>
       </w:pPr>
       <w:r/>
       <w:bookmarkStart w:id="4" w:name="_Toc4"/>
@@ -3206,7 +3206,7 @@
     </w:p>
     <w:p>
       <w:pPr>
-        <w:pStyle w:val="1030"/>
+        <w:pStyle w:val="1066"/>
         <w:numPr>
           <w:ilvl w:val="0"/>
           <w:numId w:val="50"/>
@@ -3242,7 +3242,7 @@
     </w:p>
     <w:p>
       <w:pPr>
-        <w:pStyle w:val="1030"/>
+        <w:pStyle w:val="1066"/>
         <w:numPr>
           <w:ilvl w:val="0"/>
           <w:numId w:val="50"/>
@@ -3277,7 +3277,7 @@
     </w:p>
     <w:p>
       <w:pPr>
-        <w:pStyle w:val="1030"/>
+        <w:pStyle w:val="1066"/>
         <w:numPr>
           <w:ilvl w:val="0"/>
           <w:numId w:val="50"/>
@@ -3302,7 +3302,7 @@
     </w:p>
     <w:p>
       <w:pPr>
-        <w:pStyle w:val="1030"/>
+        <w:pStyle w:val="1066"/>
         <w:numPr>
           <w:ilvl w:val="0"/>
           <w:numId w:val="50"/>
@@ -3323,7 +3323,7 @@
     </w:p>
     <w:p>
       <w:pPr>
-        <w:pStyle w:val="1030"/>
+        <w:pStyle w:val="1066"/>
         <w:numPr>
           <w:ilvl w:val="0"/>
           <w:numId w:val="50"/>
@@ -3344,7 +3344,7 @@
     </w:p>
     <w:p>
       <w:pPr>
-        <w:pStyle w:val="1030"/>
+        <w:pStyle w:val="1066"/>
         <w:numPr>
           <w:ilvl w:val="0"/>
           <w:numId w:val="50"/>
@@ -3362,7 +3362,7 @@
     </w:p>
     <w:p>
       <w:pPr>
-        <w:pStyle w:val="1030"/>
+        <w:pStyle w:val="1066"/>
         <w:numPr>
           <w:ilvl w:val="0"/>
           <w:numId w:val="50"/>
@@ -3377,7 +3377,7 @@
     </w:p>
     <w:p>
       <w:pPr>
-        <w:pStyle w:val="1030"/>
+        <w:pStyle w:val="1066"/>
         <w:numPr>
           <w:ilvl w:val="0"/>
           <w:numId w:val="50"/>
@@ -3392,7 +3392,7 @@
     </w:p>
     <w:p>
       <w:pPr>
-        <w:pStyle w:val="1030"/>
+        <w:pStyle w:val="1066"/>
         <w:numPr>
           <w:ilvl w:val="0"/>
           <w:numId w:val="50"/>
@@ -3407,7 +3407,7 @@
     </w:p>
     <w:p>
       <w:pPr>
-        <w:pStyle w:val="1030"/>
+        <w:pStyle w:val="1066"/>
         <w:numPr>
           <w:ilvl w:val="0"/>
           <w:numId w:val="50"/>
@@ -3458,7 +3458,7 @@
     </w:p>
     <w:p>
       <w:pPr>
-        <w:pStyle w:val="1030"/>
+        <w:pStyle w:val="1066"/>
         <w:numPr>
           <w:ilvl w:val="0"/>
           <w:numId w:val="50"/>
@@ -3473,7 +3473,7 @@
     </w:p>
     <w:p>
       <w:pPr>
-        <w:pStyle w:val="1030"/>
+        <w:pStyle w:val="1066"/>
         <w:numPr>
           <w:ilvl w:val="0"/>
           <w:numId w:val="50"/>
@@ -3494,7 +3494,7 @@
     </w:p>
     <w:p>
       <w:pPr>
-        <w:pStyle w:val="1030"/>
+        <w:pStyle w:val="1066"/>
         <w:numPr>
           <w:ilvl w:val="0"/>
           <w:numId w:val="50"/>
@@ -3509,7 +3509,7 @@
     </w:p>
     <w:p>
       <w:pPr>
-        <w:pStyle w:val="1030"/>
+        <w:pStyle w:val="1066"/>
         <w:numPr>
           <w:ilvl w:val="0"/>
           <w:numId w:val="50"/>
@@ -3530,7 +3530,7 @@
     </w:p>
     <w:p>
       <w:pPr>
-        <w:pStyle w:val="1030"/>
+        <w:pStyle w:val="1066"/>
         <w:numPr>
           <w:ilvl w:val="0"/>
           <w:numId w:val="50"/>
@@ -3680,7 +3680,7 @@
     </w:p>
     <w:p>
       <w:pPr>
-        <w:pStyle w:val="1030"/>
+        <w:pStyle w:val="1066"/>
         <w:numPr>
           <w:ilvl w:val="0"/>
           <w:numId w:val="51"/>
@@ -3695,7 +3695,7 @@
     </w:p>
     <w:p>
       <w:pPr>
-        <w:pStyle w:val="1030"/>
+        <w:pStyle w:val="1066"/>
         <w:numPr>
           <w:ilvl w:val="0"/>
           <w:numId w:val="51"/>
@@ -3710,7 +3710,7 @@
     </w:p>
     <w:p>
       <w:pPr>
-        <w:pStyle w:val="1030"/>
+        <w:pStyle w:val="1066"/>
         <w:numPr>
           <w:ilvl w:val="0"/>
           <w:numId w:val="51"/>
@@ -3725,7 +3725,7 @@
     </w:p>
     <w:p>
       <w:pPr>
-        <w:pStyle w:val="1030"/>
+        <w:pStyle w:val="1066"/>
         <w:numPr>
           <w:ilvl w:val="0"/>
           <w:numId w:val="51"/>
@@ -3756,7 +3756,7 @@
     </w:p>
     <w:p>
       <w:pPr>
-        <w:pStyle w:val="839"/>
+        <w:pStyle w:val="875"/>
       </w:pPr>
       <w:r/>
       <w:bookmarkStart w:id="5" w:name="_Toc5"/>
@@ -4150,7 +4150,7 @@
     </w:p>
     <w:p>
       <w:pPr>
-        <w:pStyle w:val="839"/>
+        <w:pStyle w:val="875"/>
       </w:pPr>
       <w:r>
         <w:rPr>
@@ -4166,7 +4166,7 @@
     </w:p>
     <w:p>
       <w:pPr>
-        <w:pStyle w:val="839"/>
+        <w:pStyle w:val="875"/>
         <w:rPr>
           <w:highlight w:val="none"/>
         </w:rPr>
@@ -4375,7 +4375,7 @@
                         <w:txbxContent>
                           <w:p>
                             <w:pPr>
-                              <w:pStyle w:val="889"/>
+                              <w:pStyle w:val="925"/>
                               <w:ind w:firstLine="0"/>
                               <w:spacing w:line="240" w:lineRule="auto"/>
                               <w:rPr>
@@ -4520,7 +4520,7 @@
                   <w:txbxContent>
                     <w:p>
                       <w:pPr>
-                        <w:pStyle w:val="889"/>
+                        <w:pStyle w:val="925"/>
                         <w:ind w:firstLine="0"/>
                         <w:spacing w:line="240" w:lineRule="auto"/>
                         <w:rPr>
@@ -4661,7 +4661,7 @@
     </w:p>
     <w:p>
       <w:pPr>
-        <w:pStyle w:val="838"/>
+        <w:pStyle w:val="874"/>
       </w:pPr>
       <w:r/>
       <w:bookmarkStart w:id="7" w:name="_Toc7"/>
@@ -4782,7 +4782,7 @@
                         <w:txbxContent>
                           <w:p>
                             <w:pPr>
-                              <w:pStyle w:val="889"/>
+                              <w:pStyle w:val="925"/>
                               <w:ind w:firstLine="0"/>
                               <w:spacing w:line="240" w:lineRule="auto"/>
                               <w:rPr>
@@ -4891,7 +4891,7 @@
                   <w:txbxContent>
                     <w:p>
                       <w:pPr>
-                        <w:pStyle w:val="889"/>
+                        <w:pStyle w:val="925"/>
                         <w:ind w:firstLine="0"/>
                         <w:spacing w:line="240" w:lineRule="auto"/>
                         <w:rPr>
@@ -4998,7 +4998,7 @@
     </w:p>
     <w:p>
       <w:pPr>
-        <w:pStyle w:val="838"/>
+        <w:pStyle w:val="874"/>
         <w:rPr>
           <w:highlight w:val="none"/>
         </w:rPr>
@@ -5021,7 +5021,7 @@
     </w:p>
     <w:p>
       <w:pPr>
-        <w:pStyle w:val="838"/>
+        <w:pStyle w:val="874"/>
         <w:rPr>
           <w:highlight w:val="none"/>
         </w:rPr>
@@ -5250,7 +5250,7 @@
                         <w:txbxContent>
                           <w:p>
                             <w:pPr>
-                              <w:pStyle w:val="889"/>
+                              <w:pStyle w:val="925"/>
                               <w:ind w:firstLine="0"/>
                               <w:spacing w:line="240" w:lineRule="auto"/>
                               <w:rPr>
@@ -5409,7 +5409,7 @@
                   <w:txbxContent>
                     <w:p>
                       <w:pPr>
-                        <w:pStyle w:val="889"/>
+                        <w:pStyle w:val="925"/>
                         <w:ind w:firstLine="0"/>
                         <w:spacing w:line="240" w:lineRule="auto"/>
                         <w:rPr>
@@ -5698,7 +5698,7 @@
                         <w:txbxContent>
                           <w:p>
                             <w:pPr>
-                              <w:pStyle w:val="889"/>
+                              <w:pStyle w:val="925"/>
                               <w:ind w:firstLine="0"/>
                               <w:spacing w:line="240" w:lineRule="auto"/>
                               <w:rPr>
@@ -5797,7 +5797,7 @@
                   <w:txbxContent>
                     <w:p>
                       <w:pPr>
-                        <w:pStyle w:val="889"/>
+                        <w:pStyle w:val="925"/>
                         <w:ind w:firstLine="0"/>
                         <w:spacing w:line="240" w:lineRule="auto"/>
                         <w:rPr>
@@ -5902,7 +5902,7 @@
     </w:p>
     <w:p>
       <w:pPr>
-        <w:pStyle w:val="838"/>
+        <w:pStyle w:val="874"/>
         <w:jc w:val="left"/>
         <w:rPr>
           <w:highlight w:val="none"/>
@@ -5932,7 +5932,7 @@
     </w:p>
     <w:p>
       <w:pPr>
-        <w:pStyle w:val="839"/>
+        <w:pStyle w:val="875"/>
         <w:rPr>
           <w:highlight w:val="none"/>
         </w:rPr>
@@ -6184,7 +6184,7 @@
                         <w:txbxContent>
                           <w:p>
                             <w:pPr>
-                              <w:pStyle w:val="889"/>
+                              <w:pStyle w:val="925"/>
                               <w:ind w:firstLine="0"/>
                               <w:spacing w:line="240" w:lineRule="auto"/>
                               <w:rPr>
@@ -6293,7 +6293,7 @@
                   <w:txbxContent>
                     <w:p>
                       <w:pPr>
-                        <w:pStyle w:val="889"/>
+                        <w:pStyle w:val="925"/>
                         <w:ind w:firstLine="0"/>
                         <w:spacing w:line="240" w:lineRule="auto"/>
                         <w:rPr>
@@ -6415,7 +6415,7 @@
     </w:p>
     <w:p>
       <w:pPr>
-        <w:pStyle w:val="1030"/>
+        <w:pStyle w:val="1066"/>
         <w:numPr>
           <w:ilvl w:val="0"/>
           <w:numId w:val="48"/>
@@ -6432,7 +6432,7 @@
     </w:p>
     <w:p>
       <w:pPr>
-        <w:pStyle w:val="1030"/>
+        <w:pStyle w:val="1066"/>
         <w:numPr>
           <w:ilvl w:val="0"/>
           <w:numId w:val="48"/>
@@ -6464,7 +6464,7 @@
     </w:p>
     <w:p>
       <w:pPr>
-        <w:pStyle w:val="1030"/>
+        <w:pStyle w:val="1066"/>
         <w:numPr>
           <w:ilvl w:val="0"/>
           <w:numId w:val="48"/>
@@ -6496,7 +6496,7 @@
     </w:p>
     <w:p>
       <w:pPr>
-        <w:pStyle w:val="1030"/>
+        <w:pStyle w:val="1066"/>
         <w:numPr>
           <w:ilvl w:val="0"/>
           <w:numId w:val="48"/>
@@ -6513,7 +6513,7 @@
     </w:p>
     <w:p>
       <w:pPr>
-        <w:pStyle w:val="1030"/>
+        <w:pStyle w:val="1066"/>
         <w:numPr>
           <w:ilvl w:val="0"/>
           <w:numId w:val="48"/>
@@ -6527,7 +6527,7 @@
     </w:p>
     <w:p>
       <w:pPr>
-        <w:pStyle w:val="1030"/>
+        <w:pStyle w:val="1066"/>
         <w:ind w:left="0"/>
       </w:pPr>
       <w:r>
@@ -6544,7 +6544,7 @@
     </w:p>
     <w:p>
       <w:pPr>
-        <w:pStyle w:val="1030"/>
+        <w:pStyle w:val="1066"/>
         <w:ind w:left="0"/>
         <w:rPr>
           <w:highlight w:val="none"/>
@@ -6566,7 +6566,7 @@
     </w:p>
     <w:p>
       <w:pPr>
-        <w:pStyle w:val="1030"/>
+        <w:pStyle w:val="1066"/>
         <w:ind w:left="0"/>
         <w:rPr>
           <w:highlight w:val="none"/>
@@ -6590,7 +6590,7 @@
     </w:p>
     <w:p>
       <w:pPr>
-        <w:pStyle w:val="839"/>
+        <w:pStyle w:val="875"/>
       </w:pPr>
       <w:r>
         <w:rPr>
@@ -6649,7 +6649,7 @@
     </w:p>
     <w:p>
       <w:pPr>
-        <w:pStyle w:val="1030"/>
+        <w:pStyle w:val="1066"/>
         <w:ind w:left="0"/>
         <w:rPr>
           <w:highlight w:val="none"/>
@@ -6673,7 +6673,7 @@
     </w:p>
     <w:p>
       <w:pPr>
-        <w:pStyle w:val="838"/>
+        <w:pStyle w:val="874"/>
         <w:rPr>
           <w:highlight w:val="none"/>
         </w:rPr>
@@ -6799,7 +6799,7 @@
                         <w:txbxContent>
                           <w:p>
                             <w:pPr>
-                              <w:pStyle w:val="889"/>
+                              <w:pStyle w:val="925"/>
                               <w:ind w:firstLine="0"/>
                               <w:spacing w:line="240" w:lineRule="auto"/>
                               <w:rPr>
@@ -6898,7 +6898,7 @@
                   <w:txbxContent>
                     <w:p>
                       <w:pPr>
-                        <w:pStyle w:val="889"/>
+                        <w:pStyle w:val="925"/>
                         <w:ind w:firstLine="0"/>
                         <w:spacing w:line="240" w:lineRule="auto"/>
                         <w:rPr>
@@ -7117,7 +7117,7 @@
                         <w:txbxContent>
                           <w:p>
                             <w:pPr>
-                              <w:pStyle w:val="889"/>
+                              <w:pStyle w:val="925"/>
                               <w:ind w:firstLine="0"/>
                               <w:spacing w:line="240" w:lineRule="auto"/>
                               <w:rPr>
@@ -7216,7 +7216,7 @@
                   <w:txbxContent>
                     <w:p>
                       <w:pPr>
-                        <w:pStyle w:val="889"/>
+                        <w:pStyle w:val="925"/>
                         <w:ind w:firstLine="0"/>
                         <w:spacing w:line="240" w:lineRule="auto"/>
                         <w:rPr>
@@ -7315,7 +7315,7 @@
     </w:p>
     <w:p>
       <w:pPr>
-        <w:pStyle w:val="839"/>
+        <w:pStyle w:val="875"/>
         <w:rPr>
           <w:highlight w:val="none"/>
         </w:rPr>
@@ -7363,7 +7363,7 @@
     </w:p>
     <w:p>
       <w:pPr>
-        <w:pStyle w:val="1030"/>
+        <w:pStyle w:val="1066"/>
         <w:numPr>
           <w:ilvl w:val="0"/>
           <w:numId w:val="73"/>
@@ -7673,7 +7673,7 @@
     </w:p>
     <w:p>
       <w:pPr>
-        <w:pStyle w:val="1030"/>
+        <w:pStyle w:val="1066"/>
         <w:numPr>
           <w:ilvl w:val="0"/>
           <w:numId w:val="77"/>
@@ -7703,7 +7703,7 @@
     </w:p>
     <w:p>
       <w:pPr>
-        <w:pStyle w:val="1030"/>
+        <w:pStyle w:val="1066"/>
         <w:numPr>
           <w:ilvl w:val="0"/>
           <w:numId w:val="77"/>
@@ -7733,7 +7733,7 @@
     </w:p>
     <w:p>
       <w:pPr>
-        <w:pStyle w:val="1030"/>
+        <w:pStyle w:val="1066"/>
         <w:numPr>
           <w:ilvl w:val="0"/>
           <w:numId w:val="77"/>
@@ -7763,7 +7763,7 @@
     </w:p>
     <w:p>
       <w:pPr>
-        <w:pStyle w:val="1030"/>
+        <w:pStyle w:val="1066"/>
         <w:numPr>
           <w:ilvl w:val="0"/>
           <w:numId w:val="77"/>
@@ -7793,7 +7793,7 @@
     </w:p>
     <w:p>
       <w:pPr>
-        <w:pStyle w:val="1030"/>
+        <w:pStyle w:val="1066"/>
         <w:numPr>
           <w:ilvl w:val="0"/>
           <w:numId w:val="77"/>
@@ -7869,7 +7869,7 @@
     </w:p>
     <w:p>
       <w:pPr>
-        <w:pStyle w:val="1030"/>
+        <w:pStyle w:val="1066"/>
         <w:numPr>
           <w:ilvl w:val="0"/>
           <w:numId w:val="78"/>
@@ -7899,7 +7899,7 @@
     </w:p>
     <w:p>
       <w:pPr>
-        <w:pStyle w:val="1030"/>
+        <w:pStyle w:val="1066"/>
         <w:numPr>
           <w:ilvl w:val="0"/>
           <w:numId w:val="78"/>
@@ -7929,7 +7929,7 @@
     </w:p>
     <w:p>
       <w:pPr>
-        <w:pStyle w:val="1030"/>
+        <w:pStyle w:val="1066"/>
         <w:numPr>
           <w:ilvl w:val="0"/>
           <w:numId w:val="78"/>
@@ -8039,7 +8039,7 @@
     </w:p>
     <w:p>
       <w:pPr>
-        <w:pStyle w:val="1030"/>
+        <w:pStyle w:val="1066"/>
         <w:numPr>
           <w:ilvl w:val="0"/>
           <w:numId w:val="79"/>
@@ -8075,7 +8075,7 @@
     </w:p>
     <w:p>
       <w:pPr>
-        <w:pStyle w:val="1030"/>
+        <w:pStyle w:val="1066"/>
         <w:numPr>
           <w:ilvl w:val="0"/>
           <w:numId w:val="79"/>
@@ -8111,7 +8111,7 @@
     </w:p>
     <w:p>
       <w:pPr>
-        <w:pStyle w:val="1030"/>
+        <w:pStyle w:val="1066"/>
         <w:numPr>
           <w:ilvl w:val="0"/>
           <w:numId w:val="79"/>
@@ -8147,7 +8147,7 @@
     </w:p>
     <w:p>
       <w:pPr>
-        <w:pStyle w:val="1030"/>
+        <w:pStyle w:val="1066"/>
         <w:numPr>
           <w:ilvl w:val="0"/>
           <w:numId w:val="79"/>
@@ -8246,7 +8246,7 @@
     </w:p>
     <w:p>
       <w:pPr>
-        <w:pStyle w:val="1030"/>
+        <w:pStyle w:val="1066"/>
         <w:numPr>
           <w:ilvl w:val="0"/>
           <w:numId w:val="73"/>
@@ -8281,20 +8281,187 @@
     </w:p>
     <w:p>
       <w:pPr>
-        <w:pStyle w:val="838"/>
-        <w:rPr>
-          <w:highlight w:val="none"/>
-        </w:rPr>
-      </w:pPr>
-      <w:r>
-        <w:rPr>
-          <w:highlight w:val="none"/>
-        </w:rPr>
-      </w:r>
-      <w:r>
-        <w:rPr>
-          <w:highlight w:val="none"/>
-        </w:rPr>
+        <w:ind w:left="0" w:firstLine="709"/>
+        <w:rPr>
+          <w:highlight w:val="none"/>
+          <w:lang w:val="en-US"/>
+        </w:rPr>
+        <w:suppressLineNumbers w:val="0"/>
+      </w:pPr>
+      <w:r>
+        <w:rPr>
+          <w:highlight w:val="none"/>
+          <w:lang w:val="en-US"/>
+        </w:rPr>
+        <w:t xml:space="preserve">1) </w:t>
+      </w:r>
+      <w:r>
+        <w:rPr>
+          <w:highlight w:val="none"/>
+          <w:lang w:val="en-US"/>
+        </w:rPr>
+        <w:t xml:space="preserve">Д</w:t>
+      </w:r>
+      <w:r>
+        <w:rPr>
+          <w:highlight w:val="none"/>
+          <w:lang w:val="en-US"/>
+        </w:rPr>
+        <w:t xml:space="preserve">и</w:t>
+      </w:r>
+      <w:r>
+        <w:rPr>
+          <w:highlight w:val="none"/>
+          <w:lang w:val="en-US"/>
+        </w:rPr>
+        <w:t xml:space="preserve">а</w:t>
+      </w:r>
+      <w:r>
+        <w:rPr>
+          <w:highlight w:val="none"/>
+          <w:lang w:val="en-US"/>
+        </w:rPr>
+        <w:t xml:space="preserve">г</w:t>
+      </w:r>
+      <w:r>
+        <w:rPr>
+          <w:highlight w:val="none"/>
+          <w:lang w:val="en-US"/>
+        </w:rPr>
+        <w:t xml:space="preserve">р</w:t>
+      </w:r>
+      <w:r>
+        <w:rPr>
+          <w:highlight w:val="none"/>
+          <w:lang w:val="en-US"/>
+        </w:rPr>
+        <w:t xml:space="preserve">а</w:t>
+      </w:r>
+      <w:r>
+        <w:rPr>
+          <w:highlight w:val="none"/>
+          <w:lang w:val="en-US"/>
+        </w:rPr>
+        <w:t xml:space="preserve">м</w:t>
+      </w:r>
+      <w:r>
+        <w:rPr>
+          <w:highlight w:val="none"/>
+          <w:lang w:val="en-US"/>
+        </w:rPr>
+        <w:t xml:space="preserve">м</w:t>
+      </w:r>
+      <w:r>
+        <w:rPr>
+          <w:highlight w:val="none"/>
+          <w:lang w:val="en-US"/>
+        </w:rPr>
+        <w:t xml:space="preserve">а</w:t>
+      </w:r>
+      <w:r>
+        <w:rPr>
+          <w:highlight w:val="none"/>
+          <w:lang w:val="en-US"/>
+        </w:rPr>
+        <w:t xml:space="preserve"> </w:t>
+      </w:r>
+      <w:r>
+        <w:rPr>
+          <w:highlight w:val="none"/>
+          <w:lang w:val="en-US"/>
+        </w:rPr>
+        <w:t xml:space="preserve">и</w:t>
+      </w:r>
+      <w:r>
+        <w:rPr>
+          <w:highlight w:val="none"/>
+          <w:lang w:val="en-US"/>
+        </w:rPr>
+        <w:t xml:space="preserve">с</w:t>
+      </w:r>
+      <w:r>
+        <w:rPr>
+          <w:highlight w:val="none"/>
+          <w:lang w:val="en-US"/>
+        </w:rPr>
+        <w:t xml:space="preserve">п</w:t>
+      </w:r>
+      <w:r>
+        <w:rPr>
+          <w:highlight w:val="none"/>
+          <w:lang w:val="en-US"/>
+        </w:rPr>
+        <w:t xml:space="preserve">о</w:t>
+      </w:r>
+      <w:r>
+        <w:rPr>
+          <w:highlight w:val="none"/>
+          <w:lang w:val="en-US"/>
+        </w:rPr>
+        <w:t xml:space="preserve">л</w:t>
+      </w:r>
+      <w:r>
+        <w:rPr>
+          <w:highlight w:val="none"/>
+          <w:lang w:val="en-US"/>
+        </w:rPr>
+        <w:t xml:space="preserve">ь</w:t>
+      </w:r>
+      <w:r>
+        <w:rPr>
+          <w:highlight w:val="none"/>
+          <w:lang w:val="en-US"/>
+        </w:rPr>
+        <w:t xml:space="preserve">з</w:t>
+      </w:r>
+      <w:r>
+        <w:rPr>
+          <w:highlight w:val="none"/>
+          <w:lang w:val="en-US"/>
+        </w:rPr>
+        <w:t xml:space="preserve">о</w:t>
+      </w:r>
+      <w:r>
+        <w:rPr>
+          <w:highlight w:val="none"/>
+          <w:lang w:val="en-US"/>
+        </w:rPr>
+        <w:t xml:space="preserve">в</w:t>
+      </w:r>
+      <w:r>
+        <w:rPr>
+          <w:highlight w:val="none"/>
+          <w:lang w:val="en-US"/>
+        </w:rPr>
+        <w:t xml:space="preserve">а</w:t>
+      </w:r>
+      <w:r>
+        <w:rPr>
+          <w:highlight w:val="none"/>
+          <w:lang w:val="en-US"/>
+        </w:rPr>
+        <w:t xml:space="preserve">н</w:t>
+      </w:r>
+      <w:r>
+        <w:rPr>
+          <w:highlight w:val="none"/>
+          <w:lang w:val="en-US"/>
+        </w:rPr>
+        <w:t xml:space="preserve">и</w:t>
+      </w:r>
+      <w:r>
+        <w:rPr>
+          <w:highlight w:val="none"/>
+          <w:lang w:val="en-US"/>
+        </w:rPr>
+        <w:t xml:space="preserve">я</w:t>
+      </w:r>
+      <w:r>
+        <w:rPr>
+          <w:highlight w:val="none"/>
+          <w:lang w:val="en-US"/>
+        </w:rPr>
+        <w:t xml:space="preserve">.</w:t>
       </w:r>
       <w:r>
         <w:rPr>
@@ -8304,65 +8471,219 @@
     </w:p>
     <w:p>
       <w:pPr>
-        <w:pStyle w:val="838"/>
-        <w:rPr>
-          <w:highlight w:val="none"/>
-        </w:rPr>
-      </w:pPr>
-      <w:r>
-        <w:rPr>
-          <w:highlight w:val="none"/>
-        </w:rPr>
-      </w:r>
-      <w:r>
-        <w:rPr>
-          <w:highlight w:val="none"/>
-        </w:rPr>
-      </w:r>
-      <w:r>
-        <w:rPr>
-          <w:highlight w:val="none"/>
+        <w:ind w:left="0" w:firstLine="709"/>
+        <w:suppressLineNumbers w:val="0"/>
+      </w:pPr>
+      <w:r>
+        <w:rPr>
+          <w:highlight w:val="none"/>
+          <w:lang w:val="en-US"/>
+        </w:rPr>
+        <w:t xml:space="preserve">В системе выделены два основных актера (пользователя), взаимодействующих с ней:</w:t>
+      </w:r>
+      <w:r>
+        <w:rPr>
+          <w:highlight w:val="none"/>
+          <w:lang w:val="en-US"/>
+        </w:rPr>
+      </w:r>
+      <w:r>
+        <w:rPr>
+          <w:highlight w:val="none"/>
+          <w:lang w:val="en-US"/>
+        </w:rPr>
+      </w:r>
+      <w:r>
+        <w:rPr>
+          <w:highlight w:val="none"/>
+          <w:lang w:val="en-US"/>
+        </w:rPr>
+      </w:r>
+      <w:r>
+        <w:rPr>
+          <w:highlight w:val="none"/>
+          <w:lang w:val="en-US"/>
         </w:rPr>
       </w:r>
     </w:p>
     <w:p>
       <w:pPr>
-        <w:pStyle w:val="838"/>
-        <w:rPr>
-          <w:highlight w:val="none"/>
-        </w:rPr>
-      </w:pPr>
-      <w:r>
-        <w:rPr>
-          <w:highlight w:val="none"/>
-        </w:rPr>
-      </w:r>
-      <w:r>
-        <w:rPr>
-          <w:highlight w:val="none"/>
-        </w:rPr>
-      </w:r>
-      <w:r>
-        <w:rPr>
-          <w:highlight w:val="none"/>
+        <w:pStyle w:val="1066"/>
+        <w:numPr>
+          <w:ilvl w:val="0"/>
+          <w:numId w:val="98"/>
+        </w:numPr>
+        <w:ind w:left="0" w:firstLine="709"/>
+        <w:suppressLineNumbers w:val="0"/>
+      </w:pPr>
+      <w:r>
+        <w:rPr>
+          <w:highlight w:val="none"/>
+          <w:lang w:val="en-US"/>
+        </w:rPr>
+        <w:t xml:space="preserve">Диспетчер — </w:t>
+      </w:r>
+      <w:r>
+        <w:rPr>
+          <w:highlight w:val="none"/>
+          <w:lang w:val="en-US"/>
+        </w:rPr>
+        <w:t xml:space="preserve">м</w:t>
+      </w:r>
+      <w:r>
+        <w:rPr>
+          <w:highlight w:val="none"/>
+          <w:lang w:val="en-US"/>
+        </w:rPr>
+        <w:t xml:space="preserve">о</w:t>
+      </w:r>
+      <w:r>
+        <w:rPr>
+          <w:highlight w:val="none"/>
+          <w:lang w:val="en-US"/>
+        </w:rPr>
+        <w:t xml:space="preserve">ж</w:t>
+      </w:r>
+      <w:r>
+        <w:rPr>
+          <w:highlight w:val="none"/>
+          <w:lang w:val="en-US"/>
+        </w:rPr>
+        <w:t xml:space="preserve">е</w:t>
+      </w:r>
+      <w:r>
+        <w:rPr>
+          <w:highlight w:val="none"/>
+          <w:lang w:val="en-US"/>
+        </w:rPr>
+        <w:t xml:space="preserve">т</w:t>
+      </w:r>
+      <w:r>
+        <w:rPr>
+          <w:highlight w:val="none"/>
+          <w:lang w:val="en-US"/>
+        </w:rPr>
+        <w:t xml:space="preserve"> </w:t>
+      </w:r>
+      <w:r>
+        <w:rPr>
+          <w:highlight w:val="none"/>
+          <w:lang w:val="en-US"/>
+        </w:rPr>
+        <w:t xml:space="preserve">б</w:t>
+      </w:r>
+      <w:r>
+        <w:rPr>
+          <w:highlight w:val="none"/>
+          <w:lang w:val="en-US"/>
+        </w:rPr>
+        <w:t xml:space="preserve">ы</w:t>
+      </w:r>
+      <w:r>
+        <w:rPr>
+          <w:highlight w:val="none"/>
+          <w:lang w:val="en-US"/>
+        </w:rPr>
+        <w:t xml:space="preserve">т</w:t>
+      </w:r>
+      <w:r>
+        <w:rPr>
+          <w:highlight w:val="none"/>
+          <w:lang w:val="en-US"/>
+        </w:rPr>
+        <w:t xml:space="preserve">ь</w:t>
+      </w:r>
+      <w:r>
+        <w:rPr>
+          <w:highlight w:val="none"/>
+          <w:lang w:val="en-US"/>
+        </w:rPr>
+        <w:t xml:space="preserve"> </w:t>
+      </w:r>
+      <w:r>
+        <w:rPr>
+          <w:highlight w:val="none"/>
+          <w:lang w:val="en-US"/>
+        </w:rPr>
+        <w:t xml:space="preserve">и</w:t>
+      </w:r>
+      <w:r>
+        <w:rPr>
+          <w:highlight w:val="none"/>
+          <w:lang w:val="en-US"/>
+        </w:rPr>
+        <w:t xml:space="preserve"> </w:t>
+      </w:r>
+      <w:r>
+        <w:rPr>
+          <w:highlight w:val="none"/>
+          <w:lang w:val="en-US"/>
+        </w:rPr>
+        <w:t xml:space="preserve">дежурный по станции, который через автоматизированное рабочее место (АРМ) получает информацию о прибытии поездов, контролирует события и при необходимости просматривает историю.</w:t>
+      </w:r>
+      <w:r>
+        <w:rPr>
+          <w:highlight w:val="none"/>
+          <w:lang w:val="en-US"/>
+        </w:rPr>
+      </w:r>
+      <w:r>
+        <w:rPr>
+          <w:highlight w:val="none"/>
+          <w:lang w:val="en-US"/>
         </w:rPr>
       </w:r>
     </w:p>
     <w:p>
       <w:pPr>
-        <w:pStyle w:val="838"/>
-        <w:rPr>
-          <w:highlight w:val="none"/>
-        </w:rPr>
-      </w:pPr>
-      <w:r>
-        <w:rPr>
-          <w:highlight w:val="none"/>
-        </w:rPr>
-      </w:r>
-      <w:r>
-        <w:rPr>
-          <w:highlight w:val="none"/>
+        <w:pStyle w:val="1066"/>
+        <w:numPr>
+          <w:ilvl w:val="0"/>
+          <w:numId w:val="98"/>
+        </w:numPr>
+        <w:ind w:left="0" w:firstLine="709"/>
+        <w:suppressLineNumbers w:val="0"/>
+      </w:pPr>
+      <w:r>
+        <w:rPr>
+          <w:highlight w:val="none"/>
+          <w:lang w:val="en-US"/>
+        </w:rPr>
+        <w:t xml:space="preserve">Администратор — инженер службы подвижного состава или системный администратор, который управляет справочной информацией (поезда, RFID-метки, станции) и настраивает системные параметры (MQTT-подключение).</w:t>
+      </w:r>
+      <w:r>
+        <w:rPr>
+          <w:highlight w:val="none"/>
+          <w:lang w:val="en-US"/>
+        </w:rPr>
+      </w:r>
+      <w:r>
+        <w:rPr>
+          <w:highlight w:val="none"/>
+          <w:lang w:val="en-US"/>
+        </w:rPr>
+      </w:r>
+      <w:r>
+        <w:rPr>
+          <w:highlight w:val="none"/>
+          <w:lang w:val="en-US"/>
+        </w:rPr>
+      </w:r>
+      <w:r>
+        <w:rPr>
+          <w:highlight w:val="none"/>
+        </w:rPr>
+      </w:r>
+      <w:r>
+        <w:rPr>
+          <w:highlight w:val="none"/>
+          <w:lang w:val="en-US"/>
+        </w:rPr>
+      </w:r>
+      <w:r>
+        <w:rPr>
+          <w:highlight w:val="none"/>
+          <w:lang w:val="en-US"/>
         </w:rPr>
       </w:r>
       <w:r>
@@ -8373,398 +8694,2288 @@
     </w:p>
     <w:p>
       <w:pPr>
-        <w:pStyle w:val="838"/>
-        <w:rPr>
-          <w:highlight w:val="none"/>
-        </w:rPr>
-      </w:pPr>
-      <w:r>
-        <w:rPr>
-          <w:highlight w:val="none"/>
-        </w:rPr>
-      </w:r>
-      <w:r>
-        <w:rPr>
-          <w:highlight w:val="none"/>
-        </w:rPr>
-      </w:r>
-      <w:r>
-        <w:rPr>
-          <w:highlight w:val="none"/>
+        <w:ind w:left="0" w:firstLine="0"/>
+        <w:rPr>
+          <w:highlight w:val="none"/>
+        </w:rPr>
+        <w:suppressLineNumbers w:val="0"/>
+      </w:pPr>
+      <w:r>
+        <w:rPr>
+          <w:highlight w:val="none"/>
+          <w:lang w:val="en-US"/>
+        </w:rPr>
+      </w:r>
+      <w:r>
+        <w:rPr>
+          <w:highlight w:val="none"/>
+          <w:lang w:val="en-US"/>
         </w:rPr>
       </w:r>
     </w:p>
     <w:p>
       <w:pPr>
-        <w:pStyle w:val="838"/>
-        <w:rPr>
-          <w:highlight w:val="none"/>
-        </w:rPr>
-      </w:pPr>
-      <w:r>
-        <w:rPr>
-          <w:highlight w:val="none"/>
-        </w:rPr>
-      </w:r>
-      <w:r>
-        <w:rPr>
-          <w:highlight w:val="none"/>
-        </w:rPr>
-      </w:r>
-      <w:r>
-        <w:rPr>
-          <w:highlight w:val="none"/>
+        <w:ind w:left="0" w:firstLine="709"/>
+        <w:suppressLineNumbers w:val="0"/>
+      </w:pPr>
+      <w:r>
+        <w:rPr>
+          <w:highlight w:val="none"/>
+          <w:lang w:val="en-US"/>
+        </w:rPr>
+        <w:t xml:space="preserve">В системе реализованы следующие варианты использования:</w:t>
+      </w:r>
+      <w:r>
+        <w:rPr>
+          <w:highlight w:val="none"/>
+          <w:lang w:val="en-US"/>
+        </w:rPr>
+      </w:r>
+      <w:r>
+        <w:rPr>
+          <w:highlight w:val="none"/>
+          <w:lang w:val="en-US"/>
+        </w:rPr>
+      </w:r>
+      <w:r>
+        <w:rPr>
+          <w:highlight w:val="none"/>
+          <w:lang w:val="en-US"/>
+        </w:rPr>
+      </w:r>
+      <w:r>
+        <w:rPr>
+          <w:highlight w:val="none"/>
+          <w:lang w:val="en-US"/>
         </w:rPr>
       </w:r>
     </w:p>
     <w:p>
       <w:pPr>
-        <w:pStyle w:val="838"/>
-        <w:rPr>
-          <w:highlight w:val="none"/>
-        </w:rPr>
-      </w:pPr>
-      <w:r>
-        <w:rPr>
-          <w:highlight w:val="none"/>
-        </w:rPr>
-      </w:r>
-      <w:r>
-        <w:rPr>
-          <w:highlight w:val="none"/>
-        </w:rPr>
-      </w:r>
-      <w:r>
-        <w:rPr>
-          <w:highlight w:val="none"/>
+        <w:pStyle w:val="1066"/>
+        <w:numPr>
+          <w:ilvl w:val="0"/>
+          <w:numId w:val="100"/>
+        </w:numPr>
+        <w:ind w:left="0" w:firstLine="709"/>
+        <w:suppressLineNumbers w:val="0"/>
+      </w:pPr>
+      <w:r>
+        <w:rPr>
+          <w:highlight w:val="none"/>
+          <w:lang w:val="en-US"/>
+        </w:rPr>
+        <w:t xml:space="preserve">Зафиксировать прибытие поезда. Система автоматически получает данные о поезде через MQTT от RFID-антенны, определяет его номер, фиксирует время и станцию, отображает информацию на экране диспетчера со звуковым и визуальным оповещением. Диспетчер наблюдает з</w:t>
+      </w:r>
+      <w:r>
+        <w:rPr>
+          <w:highlight w:val="none"/>
+          <w:lang w:val="en-US"/>
+        </w:rPr>
+        <w:t xml:space="preserve">а этим процессом.</w:t>
+      </w:r>
+      <w:r>
+        <w:rPr>
+          <w:highlight w:val="none"/>
+          <w:lang w:val="en-US"/>
+        </w:rPr>
+      </w:r>
+      <w:r>
+        <w:rPr>
+          <w:highlight w:val="none"/>
+          <w:lang w:val="en-US"/>
         </w:rPr>
       </w:r>
     </w:p>
     <w:p>
       <w:pPr>
-        <w:pStyle w:val="838"/>
-        <w:rPr>
-          <w:highlight w:val="none"/>
-        </w:rPr>
-      </w:pPr>
-      <w:r>
-        <w:rPr>
-          <w:highlight w:val="none"/>
-        </w:rPr>
-      </w:r>
-      <w:r>
-        <w:rPr>
-          <w:highlight w:val="none"/>
-        </w:rPr>
-      </w:r>
-      <w:r>
-        <w:rPr>
-          <w:highlight w:val="none"/>
+        <w:pStyle w:val="1066"/>
+        <w:numPr>
+          <w:ilvl w:val="0"/>
+          <w:numId w:val="100"/>
+        </w:numPr>
+        <w:ind w:left="0" w:firstLine="709"/>
+        <w:suppressLineNumbers w:val="0"/>
+      </w:pPr>
+      <w:r>
+        <w:rPr>
+          <w:highlight w:val="none"/>
+          <w:lang w:val="en-US"/>
+        </w:rPr>
+        <w:t xml:space="preserve">Зафиксировать ошибку идентификации. При получении неизвестного идентификатора RFID-метки система создаёт запись об ошибке, отображает красную строку на экране диспетчера и подаёт двухтональный звуковой сигнал. Диспетчер наблюдает за этим процессом.</w:t>
+      </w:r>
+      <w:r>
+        <w:rPr>
+          <w:highlight w:val="none"/>
+          <w:lang w:val="en-US"/>
+        </w:rPr>
+      </w:r>
+      <w:r>
+        <w:rPr>
+          <w:highlight w:val="none"/>
+          <w:lang w:val="en-US"/>
         </w:rPr>
       </w:r>
     </w:p>
     <w:p>
       <w:pPr>
-        <w:pStyle w:val="838"/>
-        <w:rPr>
-          <w:highlight w:val="none"/>
-        </w:rPr>
-      </w:pPr>
-      <w:r>
-        <w:rPr>
-          <w:highlight w:val="none"/>
-        </w:rPr>
-      </w:r>
-      <w:r>
-        <w:rPr>
-          <w:highlight w:val="none"/>
-        </w:rPr>
-      </w:r>
-      <w:r>
-        <w:rPr>
-          <w:highlight w:val="none"/>
+        <w:pStyle w:val="1066"/>
+        <w:numPr>
+          <w:ilvl w:val="0"/>
+          <w:numId w:val="100"/>
+        </w:numPr>
+        <w:ind w:left="0" w:firstLine="709"/>
+        <w:suppressLineNumbers w:val="0"/>
+      </w:pPr>
+      <w:r>
+        <w:rPr>
+          <w:highlight w:val="none"/>
+          <w:lang w:val="en-US"/>
+        </w:rPr>
+        <w:t xml:space="preserve">Просмотреть журнал событий. Пользователь может просматривать список всех зафиксированных событий (прибытий и ошибок) за смену или любой период, фильтровать по станции, дате или номеру поезда. Этот вариант доступен как диспетчеру, так и администратору.</w:t>
+      </w:r>
+      <w:r>
+        <w:rPr>
+          <w:highlight w:val="none"/>
+          <w:lang w:val="en-US"/>
+        </w:rPr>
+      </w:r>
+      <w:r>
+        <w:rPr>
+          <w:highlight w:val="none"/>
+          <w:lang w:val="en-US"/>
         </w:rPr>
       </w:r>
     </w:p>
     <w:p>
       <w:pPr>
-        <w:pStyle w:val="838"/>
-        <w:rPr>
-          <w:highlight w:val="none"/>
-        </w:rPr>
-      </w:pPr>
-      <w:r>
-        <w:rPr>
-          <w:highlight w:val="none"/>
-        </w:rPr>
-      </w:r>
-      <w:r>
-        <w:rPr>
-          <w:highlight w:val="none"/>
-        </w:rPr>
-      </w:r>
-      <w:r>
-        <w:rPr>
-          <w:highlight w:val="none"/>
+        <w:pStyle w:val="1066"/>
+        <w:numPr>
+          <w:ilvl w:val="0"/>
+          <w:numId w:val="100"/>
+        </w:numPr>
+        <w:ind w:left="0" w:firstLine="709"/>
+        <w:suppressLineNumbers w:val="0"/>
+      </w:pPr>
+      <w:r>
+        <w:rPr>
+          <w:highlight w:val="none"/>
+          <w:lang w:val="en-US"/>
+        </w:rPr>
+        <w:t xml:space="preserve">Экспортировать данные для анализа. Администратор может выгрузить журнал событий в формате CSV или Excel для построения отчётов, графиков и анализа соблюдения графика движения.</w:t>
+      </w:r>
+      <w:r>
+        <w:rPr>
+          <w:highlight w:val="none"/>
+          <w:lang w:val="en-US"/>
+        </w:rPr>
+      </w:r>
+      <w:r>
+        <w:rPr>
+          <w:highlight w:val="none"/>
+          <w:lang w:val="en-US"/>
         </w:rPr>
       </w:r>
     </w:p>
     <w:p>
       <w:pPr>
-        <w:pStyle w:val="838"/>
-        <w:rPr>
-          <w:highlight w:val="none"/>
-        </w:rPr>
-      </w:pPr>
-      <w:r>
-        <w:rPr>
-          <w:highlight w:val="none"/>
-        </w:rPr>
-      </w:r>
-      <w:r>
-        <w:rPr>
-          <w:highlight w:val="none"/>
-        </w:rPr>
-      </w:r>
-      <w:r>
-        <w:rPr>
-          <w:highlight w:val="none"/>
+        <w:pStyle w:val="1066"/>
+        <w:numPr>
+          <w:ilvl w:val="0"/>
+          <w:numId w:val="100"/>
+        </w:numPr>
+        <w:ind w:left="0" w:firstLine="709"/>
+        <w:suppressLineNumbers w:val="0"/>
+      </w:pPr>
+      <w:r>
+        <w:rPr>
+          <w:highlight w:val="none"/>
+          <w:lang w:val="en-US"/>
+        </w:rPr>
+        <w:t xml:space="preserve">Управление справочником поездов. Администратор может добавлять, редактировать и удалять записи о поездах: номер, модель, депо приписки, а также привязывать к ним RFID-метки.</w:t>
+      </w:r>
+      <w:r>
+        <w:rPr>
+          <w:highlight w:val="none"/>
+          <w:lang w:val="en-US"/>
+        </w:rPr>
+      </w:r>
+      <w:r>
+        <w:rPr>
+          <w:highlight w:val="none"/>
+          <w:lang w:val="en-US"/>
         </w:rPr>
       </w:r>
     </w:p>
     <w:p>
       <w:pPr>
-        <w:pStyle w:val="838"/>
-        <w:rPr>
-          <w:highlight w:val="none"/>
-        </w:rPr>
-      </w:pPr>
-      <w:r>
-        <w:rPr>
-          <w:highlight w:val="none"/>
-        </w:rPr>
-      </w:r>
-      <w:r>
-        <w:rPr>
-          <w:highlight w:val="none"/>
-        </w:rPr>
-      </w:r>
-      <w:r>
-        <w:rPr>
-          <w:highlight w:val="none"/>
+        <w:pStyle w:val="1066"/>
+        <w:numPr>
+          <w:ilvl w:val="0"/>
+          <w:numId w:val="100"/>
+        </w:numPr>
+        <w:ind w:left="0" w:firstLine="709"/>
+        <w:suppressLineNumbers w:val="0"/>
+      </w:pPr>
+      <w:r>
+        <w:rPr>
+          <w:highlight w:val="none"/>
+          <w:lang w:val="en-US"/>
+        </w:rPr>
+        <w:t xml:space="preserve">Управление станциями. Администратор может добавлять, редактировать и удалять названия станций, на которых установлены считывающие устройства.</w:t>
+      </w:r>
+      <w:r>
+        <w:rPr>
+          <w:highlight w:val="none"/>
+          <w:lang w:val="en-US"/>
+        </w:rPr>
+      </w:r>
+      <w:r>
+        <w:rPr>
+          <w:highlight w:val="none"/>
+          <w:lang w:val="en-US"/>
         </w:rPr>
       </w:r>
     </w:p>
     <w:p>
       <w:pPr>
-        <w:pStyle w:val="838"/>
-        <w:rPr>
-          <w:highlight w:val="none"/>
-        </w:rPr>
-      </w:pPr>
-      <w:r>
-        <w:rPr>
-          <w:highlight w:val="none"/>
-        </w:rPr>
-      </w:r>
-      <w:r>
-        <w:rPr>
-          <w:highlight w:val="none"/>
-        </w:rPr>
-      </w:r>
-      <w:r>
-        <w:rPr>
-          <w:highlight w:val="none"/>
+        <w:pStyle w:val="1066"/>
+        <w:numPr>
+          <w:ilvl w:val="0"/>
+          <w:numId w:val="100"/>
+        </w:numPr>
+        <w:ind w:left="0" w:firstLine="709"/>
+        <w:suppressLineNumbers w:val="0"/>
+      </w:pPr>
+      <w:r>
+        <w:rPr>
+          <w:highlight w:val="none"/>
+          <w:lang w:val="en-US"/>
+        </w:rPr>
+        <w:t xml:space="preserve">Настройка MQTT-подключения. Администратор настраивает параметры подключения к MQTT-брокеру: адрес сервера, порт, топики, уровень качества обслуживания (QoS), учётные данные.</w:t>
+      </w:r>
+      <w:r>
+        <w:rPr>
+          <w:highlight w:val="none"/>
+          <w:lang w:val="en-US"/>
         </w:rPr>
       </w:r>
     </w:p>
     <w:p>
       <w:pPr>
-        <w:pStyle w:val="838"/>
-        <w:rPr>
-          <w:highlight w:val="none"/>
-        </w:rPr>
-      </w:pPr>
-      <w:r>
-        <w:rPr>
-          <w:highlight w:val="none"/>
-        </w:rPr>
-      </w:r>
-      <w:r>
-        <w:rPr>
-          <w:highlight w:val="none"/>
-        </w:rPr>
-      </w:r>
-      <w:r>
-        <w:rPr>
-          <w:highlight w:val="none"/>
+        <w:ind w:left="0" w:firstLine="0"/>
+        <w:suppressLineNumbers w:val="0"/>
+      </w:pPr>
+      <w:r>
+        <w:rPr>
+          <w:highlight w:val="none"/>
+          <w:lang w:val="en-US"/>
+        </w:rPr>
+      </w:r>
+      <w:r>
+        <w:rPr>
+          <w:highlight w:val="none"/>
+          <w:lang w:val="en-US"/>
         </w:rPr>
       </w:r>
     </w:p>
     <w:p>
       <w:pPr>
-        <w:pStyle w:val="838"/>
-        <w:rPr>
-          <w:highlight w:val="none"/>
-        </w:rPr>
-      </w:pPr>
-      <w:r>
-        <w:rPr>
-          <w:highlight w:val="none"/>
-        </w:rPr>
-      </w:r>
-      <w:r>
-        <w:rPr>
-          <w:highlight w:val="none"/>
-        </w:rPr>
-      </w:r>
-      <w:r>
-        <w:rPr>
-          <w:highlight w:val="none"/>
+        <w:ind w:left="0" w:firstLine="709"/>
+        <w:suppressLineNumbers w:val="0"/>
+      </w:pPr>
+      <w:r>
+        <w:rPr>
+          <w:highlight w:val="none"/>
+          <w:lang w:val="en-US"/>
+        </w:rPr>
+        <w:t xml:space="preserve">На диаграмме присутствуют следующие отношения</w:t>
+      </w:r>
+      <w:r>
+        <w:rPr>
+          <w:highlight w:val="none"/>
+          <w:lang w:val="en-US"/>
+        </w:rPr>
+        <w:t xml:space="preserve">:</w:t>
+      </w:r>
+      <w:r>
+        <w:rPr>
+          <w:highlight w:val="none"/>
+          <w:lang w:val="en-US"/>
+        </w:rPr>
+      </w:r>
+      <w:r>
+        <w:rPr>
+          <w:highlight w:val="none"/>
+          <w:lang w:val="en-US"/>
+        </w:rPr>
+      </w:r>
+      <w:r>
+        <w:rPr>
+          <w:highlight w:val="none"/>
+          <w:lang w:val="en-US"/>
+        </w:rPr>
+      </w:r>
+      <w:r>
+        <w:rPr>
+          <w:highlight w:val="none"/>
+          <w:lang w:val="en-US"/>
         </w:rPr>
       </w:r>
     </w:p>
     <w:p>
       <w:pPr>
-        <w:pStyle w:val="838"/>
-        <w:rPr>
-          <w:highlight w:val="none"/>
-        </w:rPr>
-      </w:pPr>
-      <w:r>
-        <w:rPr>
-          <w:highlight w:val="none"/>
-        </w:rPr>
-      </w:r>
-      <w:r>
-        <w:rPr>
-          <w:highlight w:val="none"/>
-        </w:rPr>
-      </w:r>
-      <w:r>
-        <w:rPr>
-          <w:highlight w:val="none"/>
+        <w:ind w:left="0" w:firstLine="709"/>
+        <w:suppressLineNumbers w:val="0"/>
+      </w:pPr>
+      <w:r>
+        <w:rPr>
+          <w:highlight w:val="none"/>
+          <w:lang w:val="en-US"/>
+        </w:rPr>
+        <w:t xml:space="preserve">Отношение включения (include): «Управление станциями» включает «Настройка MQTT-подключения». Это означает, что при управлении станциями администратору может потребоваться настройка MQTT-параметров для корректного приёма данных с антенны на новой станции. На</w:t>
+      </w:r>
+      <w:r>
+        <w:rPr>
+          <w:highlight w:val="none"/>
+          <w:lang w:val="en-US"/>
+        </w:rPr>
+        <w:t xml:space="preserve">стройка MQTT является обязательной частью процесса подключения новой станции.</w:t>
+      </w:r>
+      <w:r>
+        <w:rPr>
+          <w:highlight w:val="none"/>
+          <w:lang w:val="en-US"/>
+        </w:rPr>
+      </w:r>
+      <w:r>
+        <w:rPr>
+          <w:highlight w:val="none"/>
+          <w:lang w:val="en-US"/>
+        </w:rPr>
+      </w:r>
+      <w:r>
+        <w:rPr>
+          <w:highlight w:val="none"/>
+          <w:lang w:val="en-US"/>
+        </w:rPr>
+      </w:r>
+      <w:r>
+        <w:rPr>
+          <w:highlight w:val="none"/>
+          <w:lang w:val="en-US"/>
         </w:rPr>
       </w:r>
     </w:p>
     <w:p>
       <w:pPr>
-        <w:pStyle w:val="838"/>
-        <w:rPr>
-          <w:highlight w:val="none"/>
-        </w:rPr>
-      </w:pPr>
-      <w:r>
-        <w:rPr>
-          <w:highlight w:val="none"/>
-        </w:rPr>
-      </w:r>
-      <w:r>
-        <w:rPr>
-          <w:highlight w:val="none"/>
-        </w:rPr>
-      </w:r>
-      <w:r>
-        <w:rPr>
-          <w:highlight w:val="none"/>
+        <w:ind w:left="0" w:firstLine="709"/>
+        <w:suppressLineNumbers w:val="0"/>
+      </w:pPr>
+      <w:r>
+        <w:rPr>
+          <w:highlight w:val="none"/>
+          <w:lang w:val="en-US"/>
+        </w:rPr>
+        <w:t xml:space="preserve">Отношение расширения (extend): «Зафиксировать ошибку идентификации» расширяет «Зафиксировать прибытие поезда». Ошибка идентификации является особым случаем процесса фиксации прибытия. Если в базе данных не найден поезд с полученным идентификатором RFID-метк</w:t>
+      </w:r>
+      <w:r>
+        <w:rPr>
+          <w:highlight w:val="none"/>
+          <w:lang w:val="en-US"/>
+        </w:rPr>
+        <w:t xml:space="preserve">и, система переходит в сценарий ошибки. Этот сценарий выполняется только при условии, что идентификация не удалась.</w:t>
+      </w:r>
+      <w:r>
+        <w:rPr>
+          <w:highlight w:val="none"/>
+          <w:lang w:val="en-US"/>
+        </w:rPr>
+      </w:r>
+      <w:r>
+        <w:rPr>
+          <w:highlight w:val="none"/>
+          <w:lang w:val="en-US"/>
+        </w:rPr>
+      </w:r>
+      <w:r>
+        <w:rPr>
+          <w:highlight w:val="none"/>
+          <w:lang w:val="en-US"/>
+        </w:rPr>
+      </w:r>
+      <w:r>
+        <w:rPr>
+          <w:highlight w:val="none"/>
+          <w:lang w:val="en-US"/>
         </w:rPr>
       </w:r>
     </w:p>
     <w:p>
       <w:pPr>
-        <w:pStyle w:val="838"/>
-        <w:rPr>
-          <w:highlight w:val="none"/>
-        </w:rPr>
-      </w:pPr>
-      <w:r>
-        <w:rPr>
-          <w:highlight w:val="none"/>
-        </w:rPr>
-      </w:r>
-      <w:r>
-        <w:rPr>
-          <w:highlight w:val="none"/>
-        </w:rPr>
-      </w:r>
-      <w:r>
-        <w:rPr>
-          <w:highlight w:val="none"/>
+        <w:ind w:left="0" w:firstLine="709"/>
+        <w:suppressLineNumbers w:val="0"/>
+      </w:pPr>
+      <w:r>
+        <w:rPr>
+          <w:highlight w:val="none"/>
+          <w:lang w:val="en-US"/>
+        </w:rPr>
+        <w:t xml:space="preserve">Отношение расширения (extend): «</w:t>
+      </w:r>
+      <w:r>
+        <w:rPr>
+          <w:highlight w:val="none"/>
+          <w:lang w:val="en-US"/>
+        </w:rPr>
+        <w:t xml:space="preserve">П</w:t>
+      </w:r>
+      <w:r>
+        <w:rPr>
+          <w:highlight w:val="none"/>
+          <w:lang w:val="en-US"/>
+        </w:rPr>
+        <w:t xml:space="preserve">р</w:t>
+      </w:r>
+      <w:r>
+        <w:rPr>
+          <w:highlight w:val="none"/>
+          <w:lang w:val="en-US"/>
+        </w:rPr>
+        <w:t xml:space="preserve">и</w:t>
+      </w:r>
+      <w:r>
+        <w:rPr>
+          <w:highlight w:val="none"/>
+          <w:lang w:val="en-US"/>
+        </w:rPr>
+        <w:t xml:space="preserve">в</w:t>
+      </w:r>
+      <w:r>
+        <w:rPr>
+          <w:highlight w:val="none"/>
+          <w:lang w:val="en-US"/>
+        </w:rPr>
+        <w:t xml:space="preserve">я</w:t>
+      </w:r>
+      <w:r>
+        <w:rPr>
+          <w:highlight w:val="none"/>
+          <w:lang w:val="en-US"/>
+        </w:rPr>
+        <w:t xml:space="preserve">з</w:t>
+      </w:r>
+      <w:r>
+        <w:rPr>
+          <w:highlight w:val="none"/>
+          <w:lang w:val="en-US"/>
+        </w:rPr>
+        <w:t xml:space="preserve">а</w:t>
+      </w:r>
+      <w:r>
+        <w:rPr>
+          <w:highlight w:val="none"/>
+          <w:lang w:val="en-US"/>
+        </w:rPr>
+        <w:t xml:space="preserve">т</w:t>
+      </w:r>
+      <w:r>
+        <w:rPr>
+          <w:highlight w:val="none"/>
+          <w:lang w:val="en-US"/>
+        </w:rPr>
+        <w:t xml:space="preserve">ь</w:t>
+      </w:r>
+      <w:r>
+        <w:rPr>
+          <w:highlight w:val="none"/>
+          <w:lang w:val="en-US"/>
+        </w:rPr>
+        <w:t xml:space="preserve"> RFID</w:t>
+      </w:r>
+      <w:r>
+        <w:rPr>
+          <w:highlight w:val="none"/>
+          <w:lang w:val="en-US"/>
+        </w:rPr>
+        <w:t xml:space="preserve">-</w:t>
+      </w:r>
+      <w:r>
+        <w:rPr>
+          <w:highlight w:val="none"/>
+          <w:lang w:val="en-US"/>
+        </w:rPr>
+        <w:t xml:space="preserve">м</w:t>
+      </w:r>
+      <w:r>
+        <w:rPr>
+          <w:highlight w:val="none"/>
+          <w:lang w:val="en-US"/>
+        </w:rPr>
+        <w:t xml:space="preserve">е</w:t>
+      </w:r>
+      <w:r>
+        <w:rPr>
+          <w:highlight w:val="none"/>
+          <w:lang w:val="en-US"/>
+        </w:rPr>
+        <w:t xml:space="preserve">т</w:t>
+      </w:r>
+      <w:r>
+        <w:rPr>
+          <w:highlight w:val="none"/>
+          <w:lang w:val="en-US"/>
+        </w:rPr>
+        <w:t xml:space="preserve">к</w:t>
+      </w:r>
+      <w:r>
+        <w:rPr>
+          <w:highlight w:val="none"/>
+          <w:lang w:val="en-US"/>
+        </w:rPr>
+        <w:t xml:space="preserve">у</w:t>
+      </w:r>
+      <w:r>
+        <w:rPr>
+          <w:highlight w:val="none"/>
+          <w:lang w:val="en-US"/>
+        </w:rPr>
+        <w:t xml:space="preserve">» расширяет «</w:t>
+      </w:r>
+      <w:r>
+        <w:rPr>
+          <w:highlight w:val="none"/>
+          <w:lang w:val="en-US"/>
+        </w:rPr>
+        <w:t xml:space="preserve">Н</w:t>
+      </w:r>
+      <w:r>
+        <w:rPr>
+          <w:highlight w:val="none"/>
+          <w:lang w:val="en-US"/>
+        </w:rPr>
+        <w:t xml:space="preserve">а</w:t>
+      </w:r>
+      <w:r>
+        <w:rPr>
+          <w:highlight w:val="none"/>
+          <w:lang w:val="en-US"/>
+        </w:rPr>
+        <w:t xml:space="preserve">с</w:t>
+      </w:r>
+      <w:r>
+        <w:rPr>
+          <w:highlight w:val="none"/>
+          <w:lang w:val="en-US"/>
+        </w:rPr>
+        <w:t xml:space="preserve">т</w:t>
+      </w:r>
+      <w:r>
+        <w:rPr>
+          <w:highlight w:val="none"/>
+          <w:lang w:val="en-US"/>
+        </w:rPr>
+        <w:t xml:space="preserve">р</w:t>
+      </w:r>
+      <w:r>
+        <w:rPr>
+          <w:highlight w:val="none"/>
+          <w:lang w:val="en-US"/>
+        </w:rPr>
+        <w:t xml:space="preserve">о</w:t>
+      </w:r>
+      <w:r>
+        <w:rPr>
+          <w:highlight w:val="none"/>
+          <w:lang w:val="en-US"/>
+        </w:rPr>
+        <w:t xml:space="preserve">й</w:t>
+      </w:r>
+      <w:r>
+        <w:rPr>
+          <w:highlight w:val="none"/>
+          <w:lang w:val="en-US"/>
+        </w:rPr>
+        <w:t xml:space="preserve">к</w:t>
+      </w:r>
+      <w:r>
+        <w:rPr>
+          <w:highlight w:val="none"/>
+          <w:lang w:val="en-US"/>
+        </w:rPr>
+        <w:t xml:space="preserve">у</w:t>
+      </w:r>
+      <w:r>
+        <w:rPr>
+          <w:highlight w:val="none"/>
+          <w:lang w:val="en-US"/>
+        </w:rPr>
+        <w:t xml:space="preserve"> MQTT</w:t>
+      </w:r>
+      <w:r>
+        <w:rPr>
+          <w:highlight w:val="none"/>
+          <w:lang w:val="en-US"/>
+        </w:rPr>
+        <w:t xml:space="preserve"> </w:t>
+      </w:r>
+      <w:r>
+        <w:rPr>
+          <w:highlight w:val="none"/>
+          <w:lang w:val="en-US"/>
+        </w:rPr>
+        <w:t xml:space="preserve">п</w:t>
+      </w:r>
+      <w:r>
+        <w:rPr>
+          <w:highlight w:val="none"/>
+          <w:lang w:val="en-US"/>
+        </w:rPr>
+        <w:t xml:space="preserve">о</w:t>
+      </w:r>
+      <w:r>
+        <w:rPr>
+          <w:highlight w:val="none"/>
+          <w:lang w:val="en-US"/>
+        </w:rPr>
+        <w:t xml:space="preserve">д</w:t>
+      </w:r>
+      <w:r>
+        <w:rPr>
+          <w:highlight w:val="none"/>
+          <w:lang w:val="en-US"/>
+        </w:rPr>
+        <w:t xml:space="preserve">к</w:t>
+      </w:r>
+      <w:r>
+        <w:rPr>
+          <w:highlight w:val="none"/>
+          <w:lang w:val="en-US"/>
+        </w:rPr>
+        <w:t xml:space="preserve">л</w:t>
+      </w:r>
+      <w:r>
+        <w:rPr>
+          <w:highlight w:val="none"/>
+          <w:lang w:val="en-US"/>
+        </w:rPr>
+        <w:t xml:space="preserve">ю</w:t>
+      </w:r>
+      <w:r>
+        <w:rPr>
+          <w:highlight w:val="none"/>
+          <w:lang w:val="en-US"/>
+        </w:rPr>
+        <w:t xml:space="preserve">ч</w:t>
+      </w:r>
+      <w:r>
+        <w:rPr>
+          <w:highlight w:val="none"/>
+          <w:lang w:val="en-US"/>
+        </w:rPr>
+        <w:t xml:space="preserve">е</w:t>
+      </w:r>
+      <w:r>
+        <w:rPr>
+          <w:highlight w:val="none"/>
+          <w:lang w:val="en-US"/>
+        </w:rPr>
+        <w:t xml:space="preserve">н</w:t>
+      </w:r>
+      <w:r>
+        <w:rPr>
+          <w:highlight w:val="none"/>
+          <w:lang w:val="en-US"/>
+        </w:rPr>
+        <w:t xml:space="preserve">и</w:t>
+      </w:r>
+      <w:r>
+        <w:rPr>
+          <w:highlight w:val="none"/>
+          <w:lang w:val="en-US"/>
+        </w:rPr>
+        <w:t xml:space="preserve">я</w:t>
+      </w:r>
+      <w:r>
+        <w:rPr>
+          <w:highlight w:val="none"/>
+          <w:lang w:val="en-US"/>
+        </w:rPr>
+        <w:t xml:space="preserve">». </w:t>
+      </w:r>
+      <w:r>
+        <w:rPr>
+          <w:highlight w:val="none"/>
+          <w:lang w:val="en-US"/>
+        </w:rPr>
+        <w:t xml:space="preserve">П</w:t>
+      </w:r>
+      <w:r>
+        <w:rPr>
+          <w:highlight w:val="none"/>
+          <w:lang w:val="en-US"/>
+        </w:rPr>
+        <w:t xml:space="preserve">р</w:t>
+      </w:r>
+      <w:r>
+        <w:rPr>
+          <w:highlight w:val="none"/>
+          <w:lang w:val="en-US"/>
+        </w:rPr>
+        <w:t xml:space="preserve">и</w:t>
+      </w:r>
+      <w:r>
+        <w:rPr>
+          <w:highlight w:val="none"/>
+          <w:lang w:val="en-US"/>
+        </w:rPr>
+        <w:t xml:space="preserve">в</w:t>
+      </w:r>
+      <w:r>
+        <w:rPr>
+          <w:highlight w:val="none"/>
+          <w:lang w:val="en-US"/>
+        </w:rPr>
+        <w:t xml:space="preserve">я</w:t>
+      </w:r>
+      <w:r>
+        <w:rPr>
+          <w:highlight w:val="none"/>
+          <w:lang w:val="en-US"/>
+        </w:rPr>
+        <w:t xml:space="preserve">з</w:t>
+      </w:r>
+      <w:r>
+        <w:rPr>
+          <w:highlight w:val="none"/>
+          <w:lang w:val="en-US"/>
+        </w:rPr>
+        <w:t xml:space="preserve">к</w:t>
+      </w:r>
+      <w:r>
+        <w:rPr>
+          <w:highlight w:val="none"/>
+          <w:lang w:val="en-US"/>
+        </w:rPr>
+        <w:t xml:space="preserve">а</w:t>
+      </w:r>
+      <w:r>
+        <w:rPr>
+          <w:highlight w:val="none"/>
+          <w:lang w:val="en-US"/>
+        </w:rPr>
+        <w:t xml:space="preserve"> </w:t>
+      </w:r>
+      <w:r>
+        <w:rPr>
+          <w:highlight w:val="none"/>
+          <w:lang w:val="en-US"/>
+        </w:rPr>
+        <w:t xml:space="preserve">в</w:t>
+      </w:r>
+      <w:r>
+        <w:rPr>
+          <w:highlight w:val="none"/>
+          <w:lang w:val="en-US"/>
+        </w:rPr>
+        <w:t xml:space="preserve">ы</w:t>
+      </w:r>
+      <w:r>
+        <w:rPr>
+          <w:highlight w:val="none"/>
+          <w:lang w:val="en-US"/>
+        </w:rPr>
+        <w:t xml:space="preserve">п</w:t>
+      </w:r>
+      <w:r>
+        <w:rPr>
+          <w:highlight w:val="none"/>
+          <w:lang w:val="en-US"/>
+        </w:rPr>
+        <w:t xml:space="preserve">о</w:t>
+      </w:r>
+      <w:r>
+        <w:rPr>
+          <w:highlight w:val="none"/>
+          <w:lang w:val="en-US"/>
+        </w:rPr>
+        <w:t xml:space="preserve">л</w:t>
+      </w:r>
+      <w:r>
+        <w:rPr>
+          <w:highlight w:val="none"/>
+          <w:lang w:val="en-US"/>
+        </w:rPr>
+        <w:t xml:space="preserve">н</w:t>
+      </w:r>
+      <w:r>
+        <w:rPr>
+          <w:highlight w:val="none"/>
+          <w:lang w:val="en-US"/>
+        </w:rPr>
+        <w:t xml:space="preserve">я</w:t>
+      </w:r>
+      <w:r>
+        <w:rPr>
+          <w:highlight w:val="none"/>
+          <w:lang w:val="en-US"/>
+        </w:rPr>
+        <w:t xml:space="preserve">е</w:t>
+      </w:r>
+      <w:r>
+        <w:rPr>
+          <w:highlight w:val="none"/>
+          <w:lang w:val="en-US"/>
+        </w:rPr>
+        <w:t xml:space="preserve">т</w:t>
+      </w:r>
+      <w:r>
+        <w:rPr>
+          <w:highlight w:val="none"/>
+          <w:lang w:val="en-US"/>
+        </w:rPr>
+        <w:t xml:space="preserve">с</w:t>
+      </w:r>
+      <w:r>
+        <w:rPr>
+          <w:highlight w:val="none"/>
+          <w:lang w:val="en-US"/>
+        </w:rPr>
+        <w:t xml:space="preserve">я</w:t>
+      </w:r>
+      <w:r>
+        <w:rPr>
+          <w:highlight w:val="none"/>
+          <w:lang w:val="en-US"/>
+        </w:rPr>
+        <w:t xml:space="preserve"> </w:t>
+      </w:r>
+      <w:r>
+        <w:rPr>
+          <w:highlight w:val="none"/>
+          <w:lang w:val="en-US"/>
+        </w:rPr>
+        <w:t xml:space="preserve">т</w:t>
+      </w:r>
+      <w:r>
+        <w:rPr>
+          <w:highlight w:val="none"/>
+          <w:lang w:val="en-US"/>
+        </w:rPr>
+        <w:t xml:space="preserve">о</w:t>
+      </w:r>
+      <w:r>
+        <w:rPr>
+          <w:highlight w:val="none"/>
+          <w:lang w:val="en-US"/>
+        </w:rPr>
+        <w:t xml:space="preserve">л</w:t>
+      </w:r>
+      <w:r>
+        <w:rPr>
+          <w:highlight w:val="none"/>
+          <w:lang w:val="en-US"/>
+        </w:rPr>
+        <w:t xml:space="preserve">ь</w:t>
+      </w:r>
+      <w:r>
+        <w:rPr>
+          <w:highlight w:val="none"/>
+          <w:lang w:val="en-US"/>
+        </w:rPr>
+        <w:t xml:space="preserve">к</w:t>
+      </w:r>
+      <w:r>
+        <w:rPr>
+          <w:highlight w:val="none"/>
+          <w:lang w:val="en-US"/>
+        </w:rPr>
+        <w:t xml:space="preserve">о</w:t>
+      </w:r>
+      <w:r>
+        <w:rPr>
+          <w:highlight w:val="none"/>
+          <w:lang w:val="en-US"/>
+        </w:rPr>
+        <w:t xml:space="preserve"> </w:t>
+      </w:r>
+      <w:r>
+        <w:rPr>
+          <w:highlight w:val="none"/>
+          <w:lang w:val="en-US"/>
+        </w:rPr>
+        <w:t xml:space="preserve">п</w:t>
+      </w:r>
+      <w:r>
+        <w:rPr>
+          <w:highlight w:val="none"/>
+          <w:lang w:val="en-US"/>
+        </w:rPr>
+        <w:t xml:space="preserve">р</w:t>
+      </w:r>
+      <w:r>
+        <w:rPr>
+          <w:highlight w:val="none"/>
+          <w:lang w:val="en-US"/>
+        </w:rPr>
+        <w:t xml:space="preserve">и</w:t>
+      </w:r>
+      <w:r>
+        <w:rPr>
+          <w:highlight w:val="none"/>
+          <w:lang w:val="en-US"/>
+        </w:rPr>
+        <w:t xml:space="preserve"> </w:t>
+      </w:r>
+      <w:r>
+        <w:rPr>
+          <w:highlight w:val="none"/>
+          <w:lang w:val="en-US"/>
+        </w:rPr>
+        <w:t xml:space="preserve">у</w:t>
+      </w:r>
+      <w:r>
+        <w:rPr>
+          <w:highlight w:val="none"/>
+          <w:lang w:val="en-US"/>
+        </w:rPr>
+        <w:t xml:space="preserve">с</w:t>
+      </w:r>
+      <w:r>
+        <w:rPr>
+          <w:highlight w:val="none"/>
+          <w:lang w:val="en-US"/>
+        </w:rPr>
+        <w:t xml:space="preserve">л</w:t>
+      </w:r>
+      <w:r>
+        <w:rPr>
+          <w:highlight w:val="none"/>
+          <w:lang w:val="en-US"/>
+        </w:rPr>
+        <w:t xml:space="preserve">о</w:t>
+      </w:r>
+      <w:r>
+        <w:rPr>
+          <w:highlight w:val="none"/>
+          <w:lang w:val="en-US"/>
+        </w:rPr>
+        <w:t xml:space="preserve">в</w:t>
+      </w:r>
+      <w:r>
+        <w:rPr>
+          <w:highlight w:val="none"/>
+          <w:lang w:val="en-US"/>
+        </w:rPr>
+        <w:t xml:space="preserve">и</w:t>
+      </w:r>
+      <w:r>
+        <w:rPr>
+          <w:highlight w:val="none"/>
+          <w:lang w:val="en-US"/>
+        </w:rPr>
+        <w:t xml:space="preserve">и</w:t>
+      </w:r>
+      <w:r>
+        <w:rPr>
+          <w:highlight w:val="none"/>
+          <w:lang w:val="en-US"/>
+        </w:rPr>
+        <w:t xml:space="preserve"> </w:t>
+      </w:r>
+      <w:r>
+        <w:rPr>
+          <w:highlight w:val="none"/>
+          <w:lang w:val="en-US"/>
+        </w:rPr>
+        <w:t xml:space="preserve">н</w:t>
+      </w:r>
+      <w:r>
+        <w:rPr>
+          <w:highlight w:val="none"/>
+          <w:lang w:val="en-US"/>
+        </w:rPr>
+        <w:t xml:space="preserve">а</w:t>
+      </w:r>
+      <w:r>
+        <w:rPr>
+          <w:highlight w:val="none"/>
+          <w:lang w:val="en-US"/>
+        </w:rPr>
+        <w:t xml:space="preserve">с</w:t>
+      </w:r>
+      <w:r>
+        <w:rPr>
+          <w:highlight w:val="none"/>
+          <w:lang w:val="en-US"/>
+        </w:rPr>
+        <w:t xml:space="preserve">т</w:t>
+      </w:r>
+      <w:r>
+        <w:rPr>
+          <w:highlight w:val="none"/>
+          <w:lang w:val="en-US"/>
+        </w:rPr>
+        <w:t xml:space="preserve">р</w:t>
+      </w:r>
+      <w:r>
+        <w:rPr>
+          <w:highlight w:val="none"/>
+          <w:lang w:val="en-US"/>
+        </w:rPr>
+        <w:t xml:space="preserve">о</w:t>
+      </w:r>
+      <w:r>
+        <w:rPr>
+          <w:highlight w:val="none"/>
+          <w:lang w:val="en-US"/>
+        </w:rPr>
+        <w:t xml:space="preserve">е</w:t>
+      </w:r>
+      <w:r>
+        <w:rPr>
+          <w:highlight w:val="none"/>
+          <w:lang w:val="en-US"/>
+        </w:rPr>
+        <w:t xml:space="preserve">н</w:t>
+      </w:r>
+      <w:r>
+        <w:rPr>
+          <w:highlight w:val="none"/>
+          <w:lang w:val="en-US"/>
+        </w:rPr>
+        <w:t xml:space="preserve">н</w:t>
+      </w:r>
+      <w:r>
+        <w:rPr>
+          <w:highlight w:val="none"/>
+          <w:lang w:val="en-US"/>
+        </w:rPr>
+        <w:t xml:space="preserve">о</w:t>
+      </w:r>
+      <w:r>
+        <w:rPr>
+          <w:highlight w:val="none"/>
+          <w:lang w:val="en-US"/>
+        </w:rPr>
+        <w:t xml:space="preserve">г</w:t>
+      </w:r>
+      <w:r>
+        <w:rPr>
+          <w:highlight w:val="none"/>
+          <w:lang w:val="en-US"/>
+        </w:rPr>
+        <w:t xml:space="preserve">о</w:t>
+      </w:r>
+      <w:r>
+        <w:rPr>
+          <w:highlight w:val="none"/>
+          <w:lang w:val="en-US"/>
+        </w:rPr>
+        <w:t xml:space="preserve"> </w:t>
+      </w:r>
+      <w:r>
+        <w:rPr>
+          <w:highlight w:val="none"/>
+          <w:lang w:val="en-US"/>
+        </w:rPr>
+        <w:t xml:space="preserve">п</w:t>
+      </w:r>
+      <w:r>
+        <w:rPr>
+          <w:highlight w:val="none"/>
+          <w:lang w:val="en-US"/>
+        </w:rPr>
+        <w:t xml:space="preserve">о</w:t>
+      </w:r>
+      <w:r>
+        <w:rPr>
+          <w:highlight w:val="none"/>
+          <w:lang w:val="en-US"/>
+        </w:rPr>
+        <w:t xml:space="preserve">д</w:t>
+      </w:r>
+      <w:r>
+        <w:rPr>
+          <w:highlight w:val="none"/>
+          <w:lang w:val="en-US"/>
+        </w:rPr>
+        <w:t xml:space="preserve">к</w:t>
+      </w:r>
+      <w:r>
+        <w:rPr>
+          <w:highlight w:val="none"/>
+          <w:lang w:val="en-US"/>
+        </w:rPr>
+        <w:t xml:space="preserve">л</w:t>
+      </w:r>
+      <w:r>
+        <w:rPr>
+          <w:highlight w:val="none"/>
+          <w:lang w:val="en-US"/>
+        </w:rPr>
+        <w:t xml:space="preserve">ю</w:t>
+      </w:r>
+      <w:r>
+        <w:rPr>
+          <w:highlight w:val="none"/>
+          <w:lang w:val="en-US"/>
+        </w:rPr>
+        <w:t xml:space="preserve">ч</w:t>
+      </w:r>
+      <w:r>
+        <w:rPr>
+          <w:highlight w:val="none"/>
+          <w:lang w:val="en-US"/>
+        </w:rPr>
+        <w:t xml:space="preserve">е</w:t>
+      </w:r>
+      <w:r>
+        <w:rPr>
+          <w:highlight w:val="none"/>
+          <w:lang w:val="en-US"/>
+        </w:rPr>
+        <w:t xml:space="preserve">н</w:t>
+      </w:r>
+      <w:r>
+        <w:rPr>
+          <w:highlight w:val="none"/>
+          <w:lang w:val="en-US"/>
+        </w:rPr>
+        <w:t xml:space="preserve">и</w:t>
+      </w:r>
+      <w:r>
+        <w:rPr>
+          <w:highlight w:val="none"/>
+          <w:lang w:val="en-US"/>
+        </w:rPr>
+        <w:t xml:space="preserve">я</w:t>
+      </w:r>
+      <w:r>
+        <w:rPr>
+          <w:highlight w:val="none"/>
+          <w:lang w:val="en-US"/>
+        </w:rPr>
+        <w:t xml:space="preserve"> </w:t>
+      </w:r>
+      <w:r>
+        <w:rPr>
+          <w:highlight w:val="none"/>
+          <w:lang w:val="en-US"/>
+        </w:rPr>
+        <w:t xml:space="preserve">п</w:t>
+      </w:r>
+      <w:r>
+        <w:rPr>
+          <w:highlight w:val="none"/>
+          <w:lang w:val="en-US"/>
+        </w:rPr>
+        <w:t xml:space="preserve">р</w:t>
+      </w:r>
+      <w:r>
+        <w:rPr>
+          <w:highlight w:val="none"/>
+          <w:lang w:val="en-US"/>
+        </w:rPr>
+        <w:t xml:space="preserve">о</w:t>
+      </w:r>
+      <w:r>
+        <w:rPr>
+          <w:highlight w:val="none"/>
+          <w:lang w:val="en-US"/>
+        </w:rPr>
+        <w:t xml:space="preserve">т</w:t>
+      </w:r>
+      <w:r>
+        <w:rPr>
+          <w:highlight w:val="none"/>
+          <w:lang w:val="en-US"/>
+        </w:rPr>
+        <w:t xml:space="preserve">о</w:t>
+      </w:r>
+      <w:r>
+        <w:rPr>
+          <w:highlight w:val="none"/>
+          <w:lang w:val="en-US"/>
+        </w:rPr>
+        <w:t xml:space="preserve">к</w:t>
+      </w:r>
+      <w:r>
+        <w:rPr>
+          <w:highlight w:val="none"/>
+          <w:lang w:val="en-US"/>
+        </w:rPr>
+        <w:t xml:space="preserve">о</w:t>
+      </w:r>
+      <w:r>
+        <w:rPr>
+          <w:highlight w:val="none"/>
+          <w:lang w:val="en-US"/>
+        </w:rPr>
+        <w:t xml:space="preserve">л</w:t>
+      </w:r>
+      <w:r>
+        <w:rPr>
+          <w:highlight w:val="none"/>
+          <w:lang w:val="en-US"/>
+        </w:rPr>
+        <w:t xml:space="preserve">а</w:t>
+      </w:r>
+      <w:r>
+        <w:rPr>
+          <w:highlight w:val="none"/>
+          <w:lang w:val="en-US"/>
+        </w:rPr>
+        <w:t xml:space="preserve">.</w:t>
+      </w:r>
+      <w:r>
+        <w:rPr>
+          <w:highlight w:val="none"/>
+          <w:lang w:val="en-US"/>
+        </w:rPr>
+        <w:t xml:space="preserve"> </w:t>
+      </w:r>
+      <w:r>
+        <w:rPr>
+          <w:highlight w:val="none"/>
+          <w:lang w:val="en-US"/>
+        </w:rPr>
+        <w:t xml:space="preserve">П</w:t>
+      </w:r>
+      <w:r>
+        <w:rPr>
+          <w:highlight w:val="none"/>
+          <w:lang w:val="en-US"/>
+        </w:rPr>
+        <w:t xml:space="preserve">р</w:t>
+      </w:r>
+      <w:r>
+        <w:rPr>
+          <w:highlight w:val="none"/>
+          <w:lang w:val="en-US"/>
+        </w:rPr>
+        <w:t xml:space="preserve">и</w:t>
+      </w:r>
+      <w:r>
+        <w:rPr>
+          <w:highlight w:val="none"/>
+          <w:lang w:val="en-US"/>
+        </w:rPr>
+        <w:t xml:space="preserve">в</w:t>
+      </w:r>
+      <w:r>
+        <w:rPr>
+          <w:highlight w:val="none"/>
+          <w:lang w:val="en-US"/>
+        </w:rPr>
+        <w:t xml:space="preserve">я</w:t>
+      </w:r>
+      <w:r>
+        <w:rPr>
+          <w:highlight w:val="none"/>
+          <w:lang w:val="en-US"/>
+        </w:rPr>
+        <w:t xml:space="preserve">з</w:t>
+      </w:r>
+      <w:r>
+        <w:rPr>
+          <w:highlight w:val="none"/>
+          <w:lang w:val="en-US"/>
+        </w:rPr>
+        <w:t xml:space="preserve">к</w:t>
+      </w:r>
+      <w:r>
+        <w:rPr>
+          <w:highlight w:val="none"/>
+          <w:lang w:val="en-US"/>
+        </w:rPr>
+        <w:t xml:space="preserve">а</w:t>
+      </w:r>
+      <w:r>
+        <w:rPr>
+          <w:highlight w:val="none"/>
+          <w:lang w:val="en-US"/>
+        </w:rPr>
+        <w:t xml:space="preserve"> </w:t>
+      </w:r>
+      <w:r>
+        <w:rPr>
+          <w:highlight w:val="none"/>
+          <w:lang w:val="en-US"/>
+        </w:rPr>
+        <w:t xml:space="preserve">м</w:t>
+      </w:r>
+      <w:r>
+        <w:rPr>
+          <w:highlight w:val="none"/>
+          <w:lang w:val="en-US"/>
+        </w:rPr>
+        <w:t xml:space="preserve">е</w:t>
+      </w:r>
+      <w:r>
+        <w:rPr>
+          <w:highlight w:val="none"/>
+          <w:lang w:val="en-US"/>
+        </w:rPr>
+        <w:t xml:space="preserve">т</w:t>
+      </w:r>
+      <w:r>
+        <w:rPr>
+          <w:highlight w:val="none"/>
+          <w:lang w:val="en-US"/>
+        </w:rPr>
+        <w:t xml:space="preserve">и</w:t>
+      </w:r>
+      <w:r>
+        <w:rPr>
+          <w:highlight w:val="none"/>
+          <w:lang w:val="en-US"/>
+        </w:rPr>
+        <w:t xml:space="preserve">к</w:t>
+      </w:r>
+      <w:r>
+        <w:rPr>
+          <w:highlight w:val="none"/>
+          <w:lang w:val="en-US"/>
+        </w:rPr>
+        <w:t xml:space="preserve">и</w:t>
+      </w:r>
+      <w:r>
+        <w:rPr>
+          <w:highlight w:val="none"/>
+          <w:lang w:val="en-US"/>
+        </w:rPr>
+        <w:t xml:space="preserve"> </w:t>
+      </w:r>
+      <w:r>
+        <w:rPr>
+          <w:highlight w:val="none"/>
+          <w:lang w:val="en-US"/>
+        </w:rPr>
+        <w:t xml:space="preserve">я</w:t>
+      </w:r>
+      <w:r>
+        <w:rPr>
+          <w:highlight w:val="none"/>
+          <w:lang w:val="en-US"/>
+        </w:rPr>
+        <w:t xml:space="preserve">в</w:t>
+      </w:r>
+      <w:r>
+        <w:rPr>
+          <w:highlight w:val="none"/>
+          <w:lang w:val="en-US"/>
+        </w:rPr>
+        <w:t xml:space="preserve">л</w:t>
+      </w:r>
+      <w:r>
+        <w:rPr>
+          <w:highlight w:val="none"/>
+          <w:lang w:val="en-US"/>
+        </w:rPr>
+        <w:t xml:space="preserve">я</w:t>
+      </w:r>
+      <w:r>
+        <w:rPr>
+          <w:highlight w:val="none"/>
+          <w:lang w:val="en-US"/>
+        </w:rPr>
+        <w:t xml:space="preserve">е</w:t>
+      </w:r>
+      <w:r>
+        <w:rPr>
+          <w:highlight w:val="none"/>
+          <w:lang w:val="en-US"/>
+        </w:rPr>
+        <w:t xml:space="preserve">т</w:t>
+      </w:r>
+      <w:r>
+        <w:rPr>
+          <w:highlight w:val="none"/>
+          <w:lang w:val="en-US"/>
+        </w:rPr>
+        <w:t xml:space="preserve">с</w:t>
+      </w:r>
+      <w:r>
+        <w:rPr>
+          <w:highlight w:val="none"/>
+          <w:lang w:val="en-US"/>
+        </w:rPr>
+        <w:t xml:space="preserve">я</w:t>
+      </w:r>
+      <w:r>
+        <w:rPr>
+          <w:highlight w:val="none"/>
+          <w:lang w:val="en-US"/>
+        </w:rPr>
+        <w:t xml:space="preserve"> </w:t>
+      </w:r>
+      <w:r>
+        <w:rPr>
+          <w:highlight w:val="none"/>
+          <w:lang w:val="en-US"/>
+        </w:rPr>
+        <w:t xml:space="preserve">о</w:t>
+      </w:r>
+      <w:r>
+        <w:rPr>
+          <w:highlight w:val="none"/>
+          <w:lang w:val="en-US"/>
+        </w:rPr>
+        <w:t xml:space="preserve">с</w:t>
+      </w:r>
+      <w:r>
+        <w:rPr>
+          <w:highlight w:val="none"/>
+          <w:lang w:val="en-US"/>
+        </w:rPr>
+        <w:t xml:space="preserve">о</w:t>
+      </w:r>
+      <w:r>
+        <w:rPr>
+          <w:highlight w:val="none"/>
+          <w:lang w:val="en-US"/>
+        </w:rPr>
+        <w:t xml:space="preserve">б</w:t>
+      </w:r>
+      <w:r>
+        <w:rPr>
+          <w:highlight w:val="none"/>
+          <w:lang w:val="en-US"/>
+        </w:rPr>
+        <w:t xml:space="preserve">ы</w:t>
+      </w:r>
+      <w:r>
+        <w:rPr>
+          <w:highlight w:val="none"/>
+          <w:lang w:val="en-US"/>
+        </w:rPr>
+        <w:t xml:space="preserve">м</w:t>
+      </w:r>
+      <w:r>
+        <w:rPr>
+          <w:highlight w:val="none"/>
+          <w:lang w:val="en-US"/>
+        </w:rPr>
+        <w:t xml:space="preserve"> </w:t>
+      </w:r>
+      <w:r>
+        <w:rPr>
+          <w:highlight w:val="none"/>
+          <w:lang w:val="en-US"/>
+        </w:rPr>
+        <w:t xml:space="preserve">с</w:t>
+      </w:r>
+      <w:r>
+        <w:rPr>
+          <w:highlight w:val="none"/>
+          <w:lang w:val="en-US"/>
+        </w:rPr>
+        <w:t xml:space="preserve">л</w:t>
+      </w:r>
+      <w:r>
+        <w:rPr>
+          <w:highlight w:val="none"/>
+          <w:lang w:val="en-US"/>
+        </w:rPr>
+        <w:t xml:space="preserve">у</w:t>
+      </w:r>
+      <w:r>
+        <w:rPr>
+          <w:highlight w:val="none"/>
+          <w:lang w:val="en-US"/>
+        </w:rPr>
+        <w:t xml:space="preserve">ч</w:t>
+      </w:r>
+      <w:r>
+        <w:rPr>
+          <w:highlight w:val="none"/>
+          <w:lang w:val="en-US"/>
+        </w:rPr>
+        <w:t xml:space="preserve">а</w:t>
+      </w:r>
+      <w:r>
+        <w:rPr>
+          <w:highlight w:val="none"/>
+          <w:lang w:val="en-US"/>
+        </w:rPr>
+        <w:t xml:space="preserve">е</w:t>
+      </w:r>
+      <w:r>
+        <w:rPr>
+          <w:highlight w:val="none"/>
+          <w:lang w:val="en-US"/>
+        </w:rPr>
+        <w:t xml:space="preserve">м</w:t>
+      </w:r>
+      <w:r>
+        <w:rPr>
+          <w:highlight w:val="none"/>
+          <w:lang w:val="en-US"/>
+        </w:rPr>
+        <w:t xml:space="preserve"> </w:t>
+      </w:r>
+      <w:r>
+        <w:rPr>
+          <w:highlight w:val="none"/>
+          <w:lang w:val="en-US"/>
+        </w:rPr>
+        <w:t xml:space="preserve">н</w:t>
+      </w:r>
+      <w:r>
+        <w:rPr>
+          <w:highlight w:val="none"/>
+          <w:lang w:val="en-US"/>
+        </w:rPr>
+        <w:t xml:space="preserve">а</w:t>
+      </w:r>
+      <w:r>
+        <w:rPr>
+          <w:highlight w:val="none"/>
+          <w:lang w:val="en-US"/>
+        </w:rPr>
+        <w:t xml:space="preserve">с</w:t>
+      </w:r>
+      <w:r>
+        <w:rPr>
+          <w:highlight w:val="none"/>
+          <w:lang w:val="en-US"/>
+        </w:rPr>
+        <w:t xml:space="preserve">т</w:t>
+      </w:r>
+      <w:r>
+        <w:rPr>
+          <w:highlight w:val="none"/>
+          <w:lang w:val="en-US"/>
+        </w:rPr>
+        <w:t xml:space="preserve">р</w:t>
+      </w:r>
+      <w:r>
+        <w:rPr>
+          <w:highlight w:val="none"/>
+          <w:lang w:val="en-US"/>
+        </w:rPr>
+        <w:t xml:space="preserve">о</w:t>
+      </w:r>
+      <w:r>
+        <w:rPr>
+          <w:highlight w:val="none"/>
+          <w:lang w:val="en-US"/>
+        </w:rPr>
+        <w:t xml:space="preserve">й</w:t>
+      </w:r>
+      <w:r>
+        <w:rPr>
+          <w:highlight w:val="none"/>
+          <w:lang w:val="en-US"/>
+        </w:rPr>
+        <w:t xml:space="preserve">к</w:t>
+      </w:r>
+      <w:r>
+        <w:rPr>
+          <w:highlight w:val="none"/>
+          <w:lang w:val="en-US"/>
+        </w:rPr>
+        <w:t xml:space="preserve">и</w:t>
+      </w:r>
+      <w:r>
+        <w:rPr>
+          <w:highlight w:val="none"/>
+          <w:lang w:val="en-US"/>
+        </w:rPr>
+        <w:t xml:space="preserve"> </w:t>
+      </w:r>
+      <w:r>
+        <w:rPr>
+          <w:highlight w:val="none"/>
+          <w:lang w:val="en-US"/>
+        </w:rPr>
+        <w:t xml:space="preserve"> MQTT</w:t>
+      </w:r>
+      <w:r>
+        <w:rPr>
+          <w:highlight w:val="none"/>
+          <w:lang w:val="en-US"/>
+        </w:rPr>
+        <w:t xml:space="preserve"> </w:t>
+      </w:r>
+      <w:r>
+        <w:rPr>
+          <w:highlight w:val="none"/>
+          <w:lang w:val="en-US"/>
+        </w:rPr>
+        <w:t xml:space="preserve">п</w:t>
+      </w:r>
+      <w:r>
+        <w:rPr>
+          <w:highlight w:val="none"/>
+          <w:lang w:val="en-US"/>
+        </w:rPr>
+        <w:t xml:space="preserve">о</w:t>
+      </w:r>
+      <w:r>
+        <w:rPr>
+          <w:highlight w:val="none"/>
+          <w:lang w:val="en-US"/>
+        </w:rPr>
+        <w:t xml:space="preserve">д</w:t>
+      </w:r>
+      <w:r>
+        <w:rPr>
+          <w:highlight w:val="none"/>
+          <w:lang w:val="en-US"/>
+        </w:rPr>
+        <w:t xml:space="preserve">к</w:t>
+      </w:r>
+      <w:r>
+        <w:rPr>
+          <w:highlight w:val="none"/>
+          <w:lang w:val="en-US"/>
+        </w:rPr>
+        <w:t xml:space="preserve">л</w:t>
+      </w:r>
+      <w:r>
+        <w:rPr>
+          <w:highlight w:val="none"/>
+          <w:lang w:val="en-US"/>
+        </w:rPr>
+        <w:t xml:space="preserve">ю</w:t>
+      </w:r>
+      <w:r>
+        <w:rPr>
+          <w:highlight w:val="none"/>
+          <w:lang w:val="en-US"/>
+        </w:rPr>
+        <w:t xml:space="preserve">ч</w:t>
+      </w:r>
+      <w:r>
+        <w:rPr>
+          <w:highlight w:val="none"/>
+          <w:lang w:val="en-US"/>
+        </w:rPr>
+        <w:t xml:space="preserve">е</w:t>
+      </w:r>
+      <w:r>
+        <w:rPr>
+          <w:highlight w:val="none"/>
+          <w:lang w:val="en-US"/>
+        </w:rPr>
+        <w:t xml:space="preserve">н</w:t>
+      </w:r>
+      <w:r>
+        <w:rPr>
+          <w:highlight w:val="none"/>
+          <w:lang w:val="en-US"/>
+        </w:rPr>
+        <w:t xml:space="preserve">и</w:t>
+      </w:r>
+      <w:r>
+        <w:rPr>
+          <w:highlight w:val="none"/>
+          <w:lang w:val="en-US"/>
+        </w:rPr>
+        <w:t xml:space="preserve">я</w:t>
+      </w:r>
+      <w:r>
+        <w:rPr>
+          <w:highlight w:val="none"/>
+          <w:lang w:val="en-US"/>
+        </w:rPr>
+        <w:t xml:space="preserve">.</w:t>
+      </w:r>
+      <w:r>
+        <w:rPr>
+          <w:highlight w:val="none"/>
+          <w:lang w:val="en-US"/>
         </w:rPr>
       </w:r>
     </w:p>
     <w:p>
       <w:pPr>
-        <w:pStyle w:val="838"/>
-        <w:rPr>
-          <w:highlight w:val="none"/>
-        </w:rPr>
-      </w:pPr>
-      <w:r>
-        <w:rPr>
-          <w:highlight w:val="none"/>
-        </w:rPr>
-      </w:r>
-      <w:r>
-        <w:rPr>
-          <w:highlight w:val="none"/>
-        </w:rPr>
-      </w:r>
-      <w:r>
-        <w:rPr>
-          <w:highlight w:val="none"/>
+        <w:ind w:left="0" w:firstLine="0"/>
+        <w:suppressLineNumbers w:val="0"/>
+      </w:pPr>
+      <w:r>
+        <w:rPr>
+          <w:highlight w:val="none"/>
+          <w:lang w:val="en-US"/>
+        </w:rPr>
+      </w:r>
+      <w:r>
+        <w:rPr>
+          <w:highlight w:val="none"/>
+          <w:lang w:val="en-US"/>
         </w:rPr>
       </w:r>
     </w:p>
     <w:p>
       <w:pPr>
-        <w:pStyle w:val="838"/>
-        <w:rPr>
-          <w:highlight w:val="none"/>
-        </w:rPr>
-      </w:pPr>
-      <w:r>
-        <w:rPr>
-          <w:highlight w:val="none"/>
-        </w:rPr>
-      </w:r>
-      <w:r>
-        <w:rPr>
-          <w:highlight w:val="none"/>
-        </w:rPr>
-      </w:r>
-      <w:r>
-        <w:rPr>
-          <w:highlight w:val="none"/>
+        <w:ind w:left="0" w:firstLine="709"/>
+        <w:suppressLineNumbers w:val="0"/>
+      </w:pPr>
+      <w:r>
+        <w:rPr>
+          <w:highlight w:val="none"/>
+          <w:lang w:val="en-US"/>
+        </w:rPr>
+        <w:t xml:space="preserve">Диаграмма вариантов использования отражает функциональные границы системы и взаимодействие с пользователями. </w:t>
+      </w:r>
+      <w:r>
+        <w:rPr>
+          <w:highlight w:val="none"/>
+          <w:lang w:val="en-US"/>
         </w:rPr>
       </w:r>
     </w:p>
     <w:p>
       <w:pPr>
-        <w:pStyle w:val="838"/>
-        <w:rPr>
-          <w:highlight w:val="none"/>
-        </w:rPr>
-      </w:pPr>
-      <w:r>
-        <w:rPr>
-          <w:highlight w:val="none"/>
-        </w:rPr>
-      </w:r>
-      <w:r>
-        <w:rPr>
-          <w:highlight w:val="none"/>
-        </w:rPr>
-      </w:r>
-      <w:r>
-        <w:rPr>
-          <w:highlight w:val="none"/>
+        <w:ind w:left="0" w:firstLine="0"/>
+        <w:rPr>
+          <w:highlight w:val="none"/>
+        </w:rPr>
+        <w:suppressLineNumbers w:val="0"/>
+      </w:pPr>
+      <w:r>
+        <w:rPr>
+          <w:highlight w:val="none"/>
+          <w:lang w:val="en-US"/>
+        </w:rPr>
+      </w:r>
+      <w:r>
+        <w:rPr>
+          <w:highlight w:val="none"/>
+          <w:lang w:val="en-US"/>
         </w:rPr>
       </w:r>
     </w:p>
     <w:p>
       <w:pPr>
-        <w:pStyle w:val="838"/>
+        <w:ind w:left="0" w:firstLine="708"/>
+        <w:rPr>
+          <w:highlight w:val="none"/>
+          <w:lang w:val="en-US"/>
+        </w:rPr>
+        <w:suppressLineNumbers w:val="0"/>
+      </w:pPr>
+      <w:r>
+        <w:rPr>
+          <w:highlight w:val="none"/>
+          <w:lang w:val="en-US"/>
+        </w:rPr>
+        <w:t xml:space="preserve">Все варианты использования, инициируемые человеком, предполагают предварительную авторизацию в системе, что на диаграмме не показано для упрощения, но подразумевается архитектурой системы. Взаимодействие между компонентами системы осуществляется по двум про</w:t>
+      </w:r>
+      <w:r>
+        <w:rPr>
+          <w:highlight w:val="none"/>
+          <w:lang w:val="en-US"/>
+        </w:rPr>
+        <w:t xml:space="preserve">токолам: MQTT (между RFID-антенной и сервером) и HTTPS (между сервером и АРМ диспетчера), что обеспечивает надёжность и безопасность передачи данных.</w:t>
+      </w:r>
+      <w:r>
+        <w:rPr>
+          <w:highlight w:val="none"/>
+          <w:lang w:val="en-US"/>
+        </w:rPr>
+      </w:r>
+      <w:r>
+        <w:rPr>
+          <w:highlight w:val="none"/>
+          <w:lang w:val="en-US"/>
+        </w:rPr>
+      </w:r>
+      <w:r>
+        <w:rPr>
+          <w:highlight w:val="none"/>
+          <w:lang w:val="en-US"/>
+        </w:rPr>
+      </w:r>
+    </w:p>
+    <w:p>
+      <w:pPr>
+        <w:pStyle w:val="874"/>
+        <w:rPr>
+          <w:highlight w:val="none"/>
+        </w:rPr>
+      </w:pPr>
+      <w:r>
+        <w:rPr>
+          <w:highlight w:val="none"/>
+        </w:rPr>
+      </w:r>
+      <w:r>
+        <w:rPr>
+          <w:highlight w:val="none"/>
+        </w:rPr>
+      </w:r>
+      <w:r>
+        <w:rPr>
+          <w:highlight w:val="none"/>
+        </w:rPr>
+      </w:r>
+    </w:p>
+    <w:p>
+      <w:pPr>
+        <w:pStyle w:val="874"/>
+        <w:rPr>
+          <w:highlight w:val="none"/>
+        </w:rPr>
+      </w:pPr>
+      <w:r>
+        <w:rPr>
+          <w:highlight w:val="none"/>
+        </w:rPr>
+      </w:r>
+      <w:r>
+        <w:rPr>
+          <w:highlight w:val="none"/>
+        </w:rPr>
+      </w:r>
+      <w:r>
+        <w:rPr>
+          <w:highlight w:val="none"/>
+        </w:rPr>
+      </w:r>
+    </w:p>
+    <w:p>
+      <w:pPr>
+        <w:pStyle w:val="874"/>
+        <w:rPr>
+          <w:highlight w:val="none"/>
+        </w:rPr>
+      </w:pPr>
+      <w:r>
+        <w:rPr>
+          <w:highlight w:val="none"/>
+        </w:rPr>
+      </w:r>
+      <w:r>
+        <w:rPr>
+          <w:highlight w:val="none"/>
+        </w:rPr>
+      </w:r>
+      <w:r>
+        <w:rPr>
+          <w:highlight w:val="none"/>
+        </w:rPr>
+      </w:r>
+    </w:p>
+    <w:p>
+      <w:pPr>
+        <w:pStyle w:val="874"/>
+        <w:rPr>
+          <w:highlight w:val="none"/>
+        </w:rPr>
+      </w:pPr>
+      <w:r>
+        <w:rPr>
+          <w:highlight w:val="none"/>
+        </w:rPr>
+      </w:r>
+      <w:r>
+        <w:rPr>
+          <w:highlight w:val="none"/>
+        </w:rPr>
+      </w:r>
+      <w:r>
+        <w:rPr>
+          <w:highlight w:val="none"/>
+        </w:rPr>
+      </w:r>
+    </w:p>
+    <w:p>
+      <w:pPr>
+        <w:pStyle w:val="874"/>
+        <w:rPr>
+          <w:highlight w:val="none"/>
+        </w:rPr>
+      </w:pPr>
+      <w:r>
+        <w:rPr>
+          <w:highlight w:val="none"/>
+        </w:rPr>
+      </w:r>
+      <w:r>
+        <w:rPr>
+          <w:highlight w:val="none"/>
+        </w:rPr>
+      </w:r>
+      <w:r>
+        <w:rPr>
+          <w:highlight w:val="none"/>
+        </w:rPr>
+      </w:r>
+    </w:p>
+    <w:p>
+      <w:pPr>
+        <w:pStyle w:val="874"/>
+        <w:rPr>
+          <w:highlight w:val="none"/>
+        </w:rPr>
+      </w:pPr>
+      <w:r>
+        <w:rPr>
+          <w:highlight w:val="none"/>
+        </w:rPr>
+      </w:r>
+      <w:r>
+        <w:rPr>
+          <w:highlight w:val="none"/>
+        </w:rPr>
+      </w:r>
+      <w:r>
+        <w:rPr>
+          <w:highlight w:val="none"/>
+        </w:rPr>
+      </w:r>
+    </w:p>
+    <w:p>
+      <w:pPr>
+        <w:pStyle w:val="874"/>
+        <w:rPr>
+          <w:highlight w:val="none"/>
+        </w:rPr>
+      </w:pPr>
+      <w:r>
+        <w:rPr>
+          <w:highlight w:val="none"/>
+        </w:rPr>
+      </w:r>
+      <w:r>
+        <w:rPr>
+          <w:highlight w:val="none"/>
+        </w:rPr>
+      </w:r>
+      <w:r>
+        <w:rPr>
+          <w:highlight w:val="none"/>
+        </w:rPr>
+      </w:r>
+    </w:p>
+    <w:p>
+      <w:pPr>
+        <w:pStyle w:val="874"/>
+        <w:rPr>
+          <w:highlight w:val="none"/>
+        </w:rPr>
+      </w:pPr>
+      <w:r>
+        <w:rPr>
+          <w:highlight w:val="none"/>
+        </w:rPr>
+      </w:r>
+      <w:r>
+        <w:rPr>
+          <w:highlight w:val="none"/>
+        </w:rPr>
+      </w:r>
+      <w:r>
+        <w:rPr>
+          <w:highlight w:val="none"/>
+        </w:rPr>
+      </w:r>
+    </w:p>
+    <w:p>
+      <w:pPr>
+        <w:pStyle w:val="874"/>
+        <w:rPr>
+          <w:highlight w:val="none"/>
+        </w:rPr>
+      </w:pPr>
+      <w:r>
+        <w:rPr>
+          <w:highlight w:val="none"/>
+        </w:rPr>
+      </w:r>
+      <w:r>
+        <w:rPr>
+          <w:highlight w:val="none"/>
+        </w:rPr>
+      </w:r>
+      <w:r>
+        <w:rPr>
+          <w:highlight w:val="none"/>
+        </w:rPr>
+      </w:r>
+    </w:p>
+    <w:p>
+      <w:pPr>
+        <w:pStyle w:val="874"/>
+        <w:rPr>
+          <w:highlight w:val="none"/>
+        </w:rPr>
+      </w:pPr>
+      <w:r>
+        <w:rPr>
+          <w:highlight w:val="none"/>
+        </w:rPr>
+      </w:r>
+      <w:r>
+        <w:rPr>
+          <w:highlight w:val="none"/>
+        </w:rPr>
+      </w:r>
+      <w:r>
+        <w:rPr>
+          <w:highlight w:val="none"/>
+        </w:rPr>
+      </w:r>
+    </w:p>
+    <w:p>
+      <w:pPr>
+        <w:pStyle w:val="874"/>
+        <w:rPr>
+          <w:highlight w:val="none"/>
+        </w:rPr>
+      </w:pPr>
+      <w:r>
+        <w:rPr>
+          <w:highlight w:val="none"/>
+        </w:rPr>
+      </w:r>
+      <w:r>
+        <w:rPr>
+          <w:highlight w:val="none"/>
+        </w:rPr>
+      </w:r>
+      <w:r>
+        <w:rPr>
+          <w:highlight w:val="none"/>
+        </w:rPr>
+      </w:r>
+    </w:p>
+    <w:p>
+      <w:pPr>
+        <w:pStyle w:val="874"/>
+        <w:rPr>
+          <w:highlight w:val="none"/>
+        </w:rPr>
+      </w:pPr>
+      <w:r>
+        <w:rPr>
+          <w:highlight w:val="none"/>
+        </w:rPr>
+      </w:r>
+      <w:r>
+        <w:rPr>
+          <w:highlight w:val="none"/>
+        </w:rPr>
+      </w:r>
+      <w:r>
+        <w:rPr>
+          <w:highlight w:val="none"/>
+        </w:rPr>
+      </w:r>
+    </w:p>
+    <w:p>
+      <w:pPr>
+        <w:pStyle w:val="874"/>
+        <w:rPr>
+          <w:highlight w:val="none"/>
+        </w:rPr>
+      </w:pPr>
+      <w:r>
+        <w:rPr>
+          <w:highlight w:val="none"/>
+        </w:rPr>
+      </w:r>
+      <w:r>
+        <w:rPr>
+          <w:highlight w:val="none"/>
+        </w:rPr>
+      </w:r>
+      <w:r>
+        <w:rPr>
+          <w:highlight w:val="none"/>
+        </w:rPr>
+      </w:r>
+    </w:p>
+    <w:p>
+      <w:pPr>
+        <w:pStyle w:val="874"/>
+        <w:rPr>
+          <w:highlight w:val="none"/>
+        </w:rPr>
+      </w:pPr>
+      <w:r>
+        <w:rPr>
+          <w:highlight w:val="none"/>
+        </w:rPr>
+      </w:r>
+      <w:r>
+        <w:rPr>
+          <w:highlight w:val="none"/>
+        </w:rPr>
+      </w:r>
+      <w:r>
+        <w:rPr>
+          <w:highlight w:val="none"/>
+        </w:rPr>
+      </w:r>
+    </w:p>
+    <w:p>
+      <w:pPr>
+        <w:pStyle w:val="874"/>
+        <w:rPr>
+          <w:highlight w:val="none"/>
+        </w:rPr>
+      </w:pPr>
+      <w:r>
+        <w:rPr>
+          <w:highlight w:val="none"/>
+        </w:rPr>
+      </w:r>
+      <w:r>
+        <w:rPr>
+          <w:highlight w:val="none"/>
+        </w:rPr>
+      </w:r>
+      <w:r>
+        <w:rPr>
+          <w:highlight w:val="none"/>
+        </w:rPr>
+      </w:r>
+    </w:p>
+    <w:p>
+      <w:pPr>
+        <w:pStyle w:val="874"/>
+        <w:rPr>
+          <w:highlight w:val="none"/>
+        </w:rPr>
+      </w:pPr>
+      <w:r>
+        <w:rPr>
+          <w:highlight w:val="none"/>
+        </w:rPr>
+      </w:r>
+      <w:r>
+        <w:rPr>
+          <w:highlight w:val="none"/>
+        </w:rPr>
+      </w:r>
+      <w:r>
+        <w:rPr>
+          <w:highlight w:val="none"/>
+        </w:rPr>
+      </w:r>
+    </w:p>
+    <w:p>
+      <w:pPr>
+        <w:pStyle w:val="874"/>
+        <w:rPr>
+          <w:highlight w:val="none"/>
+        </w:rPr>
+      </w:pPr>
+      <w:r>
+        <w:rPr>
+          <w:highlight w:val="none"/>
+        </w:rPr>
+      </w:r>
+      <w:r>
+        <w:rPr>
+          <w:highlight w:val="none"/>
+        </w:rPr>
+      </w:r>
+      <w:r>
+        <w:rPr>
+          <w:highlight w:val="none"/>
+        </w:rPr>
+      </w:r>
+    </w:p>
+    <w:p>
+      <w:pPr>
+        <w:pStyle w:val="874"/>
+        <w:rPr>
+          <w:highlight w:val="none"/>
+        </w:rPr>
+      </w:pPr>
+      <w:r>
+        <w:rPr>
+          <w:highlight w:val="none"/>
+        </w:rPr>
+      </w:r>
+      <w:r>
+        <w:rPr>
+          <w:highlight w:val="none"/>
+        </w:rPr>
+      </w:r>
+      <w:r>
+        <w:rPr>
+          <w:highlight w:val="none"/>
+        </w:rPr>
+      </w:r>
+    </w:p>
+    <w:p>
+      <w:pPr>
+        <w:pStyle w:val="874"/>
+        <w:rPr>
+          <w:highlight w:val="none"/>
+        </w:rPr>
+      </w:pPr>
+      <w:r>
+        <w:rPr>
+          <w:highlight w:val="none"/>
+        </w:rPr>
+      </w:r>
+      <w:r>
+        <w:rPr>
+          <w:highlight w:val="none"/>
+        </w:rPr>
+      </w:r>
+      <w:r>
+        <w:rPr>
+          <w:highlight w:val="none"/>
+        </w:rPr>
+      </w:r>
+    </w:p>
+    <w:p>
+      <w:pPr>
+        <w:pStyle w:val="874"/>
+        <w:rPr>
+          <w:highlight w:val="none"/>
+        </w:rPr>
+      </w:pPr>
+      <w:r>
+        <w:rPr>
+          <w:highlight w:val="none"/>
+        </w:rPr>
+      </w:r>
+      <w:r>
+        <w:rPr>
+          <w:highlight w:val="none"/>
+        </w:rPr>
+      </w:r>
+      <w:r>
+        <w:rPr>
+          <w:highlight w:val="none"/>
+        </w:rPr>
+      </w:r>
+    </w:p>
+    <w:p>
+      <w:pPr>
+        <w:pStyle w:val="874"/>
+        <w:rPr>
+          <w:highlight w:val="none"/>
+        </w:rPr>
+      </w:pPr>
+      <w:r>
+        <w:rPr>
+          <w:highlight w:val="none"/>
+        </w:rPr>
+      </w:r>
+      <w:r>
+        <w:rPr>
+          <w:highlight w:val="none"/>
+        </w:rPr>
+      </w:r>
+      <w:r>
+        <w:rPr>
+          <w:highlight w:val="none"/>
+        </w:rPr>
+      </w:r>
+    </w:p>
+    <w:p>
+      <w:pPr>
+        <w:pStyle w:val="874"/>
       </w:pPr>
       <w:r/>
       <w:bookmarkStart w:id="10" w:name="_Toc10"/>
@@ -8786,7 +10997,7 @@
     </w:p>
     <w:p>
       <w:pPr>
-        <w:pStyle w:val="838"/>
+        <w:pStyle w:val="874"/>
       </w:pPr>
       <w:r/>
       <w:bookmarkStart w:id="11" w:name="_Toc11"/>
@@ -8914,7 +11125,7 @@
                         <w:txbxContent>
                           <w:p>
                             <w:pPr>
-                              <w:pStyle w:val="889"/>
+                              <w:pStyle w:val="925"/>
                               <w:ind w:firstLine="0"/>
                               <w:spacing w:line="240" w:lineRule="auto"/>
                               <w:rPr>
@@ -9013,7 +11224,7 @@
                   <w:txbxContent>
                     <w:p>
                       <w:pPr>
-                        <w:pStyle w:val="889"/>
+                        <w:pStyle w:val="925"/>
                         <w:ind w:firstLine="0"/>
                         <w:spacing w:line="240" w:lineRule="auto"/>
                         <w:rPr>
@@ -9116,7 +11327,7 @@
     </w:p>
     <w:p>
       <w:pPr>
-        <w:pStyle w:val="838"/>
+        <w:pStyle w:val="874"/>
         <w:rPr>
           <w14:ligatures w14:val="none"/>
         </w:rPr>
@@ -9223,13 +11434,6 @@
           <w:sz w:val="28"/>
           <w:szCs w:val="28"/>
         </w:rPr>
-      </w:r>
-      <w:r>
-        <w:rPr>
-          <w:rFonts w:ascii="Times New Roman" w:hAnsi="Times New Roman" w:eastAsia="Times New Roman" w:cs="Times New Roman"/>
-          <w:sz w:val="28"/>
-          <w:szCs w:val="28"/>
-        </w:rPr>
         <w:t xml:space="preserve">—  </w:t>
       </w:r>
       <w:r>
@@ -9247,6 +11451,13 @@
           <w:szCs w:val="28"/>
         </w:rPr>
         <w:t xml:space="preserve"> </w:t>
+      </w:r>
+      <w:r>
+        <w:rPr>
+          <w:rFonts w:ascii="Times New Roman" w:hAnsi="Times New Roman" w:eastAsia="Times New Roman" w:cs="Times New Roman"/>
+          <w:sz w:val="28"/>
+          <w:szCs w:val="28"/>
+        </w:rPr>
       </w:r>
       <w:r>
         <w:rPr>
@@ -9292,20 +11503,6 @@
           <w:szCs w:val="28"/>
         </w:rPr>
         <w:t xml:space="preserve">рамках производственной практики студенткой Нижегородского Губернского колледжа Александровой Ариной на основании задания от учебного заведения. Роль заказчика условно выполняет МП «Нижегородское метро» (адрес: г. Нижний Новгород, Площадь Революции, д. 7).</w:t>
-      </w:r>
-      <w:r>
-        <w:rPr>
-          <w:rFonts w:ascii="Times New Roman" w:hAnsi="Times New Roman" w:eastAsia="Times New Roman" w:cs="Times New Roman"/>
-          <w:sz w:val="28"/>
-          <w:szCs w:val="28"/>
-        </w:rPr>
-      </w:r>
-      <w:r>
-        <w:rPr>
-          <w:rFonts w:ascii="Times New Roman" w:hAnsi="Times New Roman" w:eastAsia="Times New Roman" w:cs="Times New Roman"/>
-          <w:sz w:val="28"/>
-          <w:szCs w:val="28"/>
-        </w:rPr>
       </w:r>
       <w:r>
         <w:rPr>
@@ -9707,7 +11904,6 @@
         <w:t xml:space="preserve">2.2 Цели создания системы</w:t>
       </w:r>
       <w:r/>
-      <w:r/>
     </w:p>
     <w:p>
       <w:pPr>
@@ -9746,7 +11942,7 @@
     </w:p>
     <w:p>
       <w:pPr>
-        <w:pStyle w:val="1030"/>
+        <w:pStyle w:val="1066"/>
         <w:numPr>
           <w:ilvl w:val="0"/>
           <w:numId w:val="81"/>
@@ -9794,7 +11990,7 @@
     </w:p>
     <w:p>
       <w:pPr>
-        <w:pStyle w:val="1030"/>
+        <w:pStyle w:val="1066"/>
         <w:numPr>
           <w:ilvl w:val="0"/>
           <w:numId w:val="81"/>
@@ -9842,7 +12038,7 @@
     </w:p>
     <w:p>
       <w:pPr>
-        <w:pStyle w:val="1030"/>
+        <w:pStyle w:val="1066"/>
         <w:numPr>
           <w:ilvl w:val="0"/>
           <w:numId w:val="81"/>
@@ -9890,7 +12086,7 @@
     </w:p>
     <w:p>
       <w:pPr>
-        <w:pStyle w:val="1030"/>
+        <w:pStyle w:val="1066"/>
         <w:numPr>
           <w:ilvl w:val="0"/>
           <w:numId w:val="81"/>
@@ -9999,7 +12195,7 @@
     </w:p>
     <w:p>
       <w:pPr>
-        <w:pStyle w:val="1030"/>
+        <w:pStyle w:val="1066"/>
         <w:numPr>
           <w:ilvl w:val="0"/>
           <w:numId w:val="82"/>
@@ -10047,7 +12243,7 @@
     </w:p>
     <w:p>
       <w:pPr>
-        <w:pStyle w:val="1030"/>
+        <w:pStyle w:val="1066"/>
         <w:numPr>
           <w:ilvl w:val="0"/>
           <w:numId w:val="82"/>
@@ -10095,7 +12291,7 @@
     </w:p>
     <w:p>
       <w:pPr>
-        <w:pStyle w:val="1030"/>
+        <w:pStyle w:val="1066"/>
         <w:numPr>
           <w:ilvl w:val="0"/>
           <w:numId w:val="82"/>
@@ -10385,7 +12581,7 @@
     </w:p>
     <w:tbl>
       <w:tblPr>
-        <w:tblStyle w:val="1032"/>
+        <w:tblStyle w:val="1068"/>
         <w:tblW w:w="0" w:type="auto"/>
         <w:tblLayout w:type="fixed"/>
         <w:tblLook w:val="04A0" w:firstRow="1" w:lastRow="0" w:firstColumn="1" w:lastColumn="0" w:noHBand="0" w:noVBand="1"/>
@@ -11546,7 +13742,6 @@
         </w:rPr>
       </w:r>
       <w:r/>
-      <w:r/>
     </w:p>
     <w:p>
       <w:pPr>
@@ -11610,7 +13805,6 @@
         <w:t xml:space="preserve">4.1 Требование к системе в целом</w:t>
       </w:r>
       <w:r/>
-      <w:r/>
     </w:p>
     <w:p>
       <w:pPr>
@@ -11652,7 +13846,7 @@
     </w:p>
     <w:p>
       <w:pPr>
-        <w:pStyle w:val="1030"/>
+        <w:pStyle w:val="1066"/>
         <w:numPr>
           <w:ilvl w:val="0"/>
           <w:numId w:val="80"/>
@@ -11770,11 +13964,10 @@
         <w:t xml:space="preserve">нтенн.</w:t>
       </w:r>
       <w:r/>
-      <w:r/>
     </w:p>
     <w:p>
       <w:pPr>
-        <w:pStyle w:val="1030"/>
+        <w:pStyle w:val="1066"/>
         <w:numPr>
           <w:ilvl w:val="0"/>
           <w:numId w:val="80"/>
@@ -11848,11 +14041,10 @@
         <w:t xml:space="preserve">интерфейс диспетчера.</w:t>
       </w:r>
       <w:r/>
-      <w:r/>
     </w:p>
     <w:p>
       <w:pPr>
-        <w:pStyle w:val="1030"/>
+        <w:pStyle w:val="1066"/>
         <w:numPr>
           <w:ilvl w:val="0"/>
           <w:numId w:val="80"/>
@@ -11920,7 +14112,6 @@
         <w:t xml:space="preserve">Требования к функционированию: система должна работать круглосуточно в тестовом режиме (в рамках демонстрации допускается запуск на локальной машине). Диагностика — через логи Django. Обновления — по мере готовности функционала.</w:t>
       </w:r>
       <w:r/>
-      <w:r/>
     </w:p>
     <w:p>
       <w:pPr>
@@ -12024,7 +14215,6 @@
         </w:rPr>
       </w:r>
       <w:r/>
-      <w:r/>
     </w:p>
     <w:p>
       <w:pPr>
@@ -12081,11 +14271,10 @@
         <w:t xml:space="preserve">Для поездного диспетчера и дежурного по станции:</w:t>
       </w:r>
       <w:r/>
-      <w:r/>
     </w:p>
     <w:p>
       <w:pPr>
-        <w:pStyle w:val="1030"/>
+        <w:pStyle w:val="1066"/>
         <w:numPr>
           <w:ilvl w:val="0"/>
           <w:numId w:val="83"/>
@@ -12114,11 +14303,10 @@
         <w:t xml:space="preserve">;</w:t>
       </w:r>
       <w:r/>
-      <w:r/>
     </w:p>
     <w:p>
       <w:pPr>
-        <w:pStyle w:val="1030"/>
+        <w:pStyle w:val="1066"/>
         <w:numPr>
           <w:ilvl w:val="0"/>
           <w:numId w:val="83"/>
@@ -12147,11 +14335,10 @@
         <w:t xml:space="preserve">;</w:t>
       </w:r>
       <w:r/>
-      <w:r/>
     </w:p>
     <w:p>
       <w:pPr>
-        <w:pStyle w:val="1030"/>
+        <w:pStyle w:val="1066"/>
         <w:numPr>
           <w:ilvl w:val="0"/>
           <w:numId w:val="83"/>
@@ -12180,11 +14367,10 @@
         <w:t xml:space="preserve">;</w:t>
       </w:r>
       <w:r/>
-      <w:r/>
     </w:p>
     <w:p>
       <w:pPr>
-        <w:pStyle w:val="1030"/>
+        <w:pStyle w:val="1066"/>
         <w:numPr>
           <w:ilvl w:val="0"/>
           <w:numId w:val="83"/>
@@ -12289,11 +14475,10 @@
         <w:t xml:space="preserve">Для администратора системы:</w:t>
       </w:r>
       <w:r/>
-      <w:r/>
     </w:p>
     <w:p>
       <w:pPr>
-        <w:pStyle w:val="1030"/>
+        <w:pStyle w:val="1066"/>
         <w:numPr>
           <w:ilvl w:val="0"/>
           <w:numId w:val="84"/>
@@ -12331,11 +14516,10 @@
         <w:t xml:space="preserve">;</w:t>
       </w:r>
       <w:r/>
-      <w:r/>
     </w:p>
     <w:p>
       <w:pPr>
-        <w:pStyle w:val="1030"/>
+        <w:pStyle w:val="1066"/>
         <w:numPr>
           <w:ilvl w:val="0"/>
           <w:numId w:val="84"/>
@@ -12364,11 +14548,10 @@
         <w:t xml:space="preserve">;</w:t>
       </w:r>
       <w:r/>
-      <w:r/>
     </w:p>
     <w:p>
       <w:pPr>
-        <w:pStyle w:val="1030"/>
+        <w:pStyle w:val="1066"/>
         <w:numPr>
           <w:ilvl w:val="0"/>
           <w:numId w:val="84"/>
@@ -12397,11 +14580,10 @@
         <w:t xml:space="preserve">;</w:t>
       </w:r>
       <w:r/>
-      <w:r/>
     </w:p>
     <w:p>
       <w:pPr>
-        <w:pStyle w:val="1030"/>
+        <w:pStyle w:val="1066"/>
         <w:numPr>
           <w:ilvl w:val="0"/>
           <w:numId w:val="84"/>
@@ -12421,7 +14603,6 @@
         <w:t xml:space="preserve">настройка названий станций, на которых работает систем.</w:t>
       </w:r>
       <w:r/>
-      <w:r/>
     </w:p>
     <w:p>
       <w:pPr>
@@ -12439,7 +14620,6 @@
         </w:rPr>
       </w:r>
       <w:r/>
-      <w:r/>
     </w:p>
     <w:p>
       <w:pPr>
@@ -12458,11 +14638,10 @@
         <w:t xml:space="preserve">Серверная часть (автоматически):</w:t>
       </w:r>
       <w:r/>
-      <w:r/>
     </w:p>
     <w:p>
       <w:pPr>
-        <w:pStyle w:val="1030"/>
+        <w:pStyle w:val="1066"/>
         <w:numPr>
           <w:ilvl w:val="0"/>
           <w:numId w:val="85"/>
@@ -12509,11 +14688,10 @@
         <w:t xml:space="preserve">;</w:t>
       </w:r>
       <w:r/>
-      <w:r/>
     </w:p>
     <w:p>
       <w:pPr>
-        <w:pStyle w:val="1030"/>
+        <w:pStyle w:val="1066"/>
         <w:numPr>
           <w:ilvl w:val="0"/>
           <w:numId w:val="85"/>
@@ -12551,11 +14729,10 @@
         <w:t xml:space="preserve">;</w:t>
       </w:r>
       <w:r/>
-      <w:r/>
     </w:p>
     <w:p>
       <w:pPr>
-        <w:pStyle w:val="1030"/>
+        <w:pStyle w:val="1066"/>
         <w:numPr>
           <w:ilvl w:val="0"/>
           <w:numId w:val="85"/>
@@ -12611,11 +14788,10 @@
         <w:t xml:space="preserve">.</w:t>
       </w:r>
       <w:r/>
-      <w:r/>
     </w:p>
     <w:p>
       <w:pPr>
-        <w:pStyle w:val="1030"/>
+        <w:pStyle w:val="1066"/>
         <w:numPr>
           <w:ilvl w:val="0"/>
           <w:numId w:val="85"/>
@@ -12644,11 +14820,10 @@
         <w:t xml:space="preserve">;</w:t>
       </w:r>
       <w:r/>
-      <w:r/>
     </w:p>
     <w:p>
       <w:pPr>
-        <w:pStyle w:val="1030"/>
+        <w:pStyle w:val="1066"/>
         <w:numPr>
           <w:ilvl w:val="0"/>
           <w:numId w:val="85"/>
@@ -12676,11 +14851,10 @@
         <w:t xml:space="preserve">отправка номера поезда на АРМ диспетчера по протоколу HTTPS с использованием технологии автоматического обновления (AJAX/WebSockets);</w:t>
       </w:r>
       <w:r/>
-      <w:r/>
     </w:p>
     <w:p>
       <w:pPr>
-        <w:pStyle w:val="1030"/>
+        <w:pStyle w:val="1066"/>
         <w:numPr>
           <w:ilvl w:val="0"/>
           <w:numId w:val="85"/>
@@ -12829,11 +15003,10 @@
         <w:t xml:space="preserve">Алгоритмы и математические модели:</w:t>
       </w:r>
       <w:r/>
-      <w:r/>
     </w:p>
     <w:p>
       <w:pPr>
-        <w:pStyle w:val="1030"/>
+        <w:pStyle w:val="1066"/>
         <w:numPr>
           <w:ilvl w:val="0"/>
           <w:numId w:val="86"/>
@@ -12889,11 +15062,10 @@
         <w:t xml:space="preserve">;</w:t>
       </w:r>
       <w:r/>
-      <w:r/>
     </w:p>
     <w:p>
       <w:pPr>
-        <w:pStyle w:val="1030"/>
+        <w:pStyle w:val="1066"/>
         <w:numPr>
           <w:ilvl w:val="0"/>
           <w:numId w:val="86"/>
@@ -12922,11 +15094,10 @@
         <w:t xml:space="preserve">;</w:t>
       </w:r>
       <w:r/>
-      <w:r/>
     </w:p>
     <w:p>
       <w:pPr>
-        <w:pStyle w:val="1030"/>
+        <w:pStyle w:val="1066"/>
         <w:numPr>
           <w:ilvl w:val="0"/>
           <w:numId w:val="86"/>
@@ -12964,7 +15135,6 @@
         <w:t xml:space="preserve">.</w:t>
       </w:r>
       <w:r/>
-      <w:r/>
     </w:p>
     <w:p>
       <w:pPr>
@@ -13007,7 +15177,7 @@
     </w:p>
     <w:p>
       <w:pPr>
-        <w:pStyle w:val="1030"/>
+        <w:pStyle w:val="1066"/>
         <w:numPr>
           <w:ilvl w:val="0"/>
           <w:numId w:val="87"/>
@@ -13044,11 +15214,10 @@
         <w:t xml:space="preserve">;</w:t>
       </w:r>
       <w:r/>
-      <w:r/>
     </w:p>
     <w:p>
       <w:pPr>
-        <w:pStyle w:val="1030"/>
+        <w:pStyle w:val="1066"/>
         <w:numPr>
           <w:ilvl w:val="0"/>
           <w:numId w:val="87"/>
@@ -13077,11 +15246,10 @@
         <w:t xml:space="preserve">;</w:t>
       </w:r>
       <w:r/>
-      <w:r/>
     </w:p>
     <w:p>
       <w:pPr>
-        <w:pStyle w:val="1030"/>
+        <w:pStyle w:val="1066"/>
         <w:numPr>
           <w:ilvl w:val="0"/>
           <w:numId w:val="87"/>
@@ -13110,7 +15278,6 @@
         <w:t xml:space="preserve">.</w:t>
       </w:r>
       <w:r/>
-      <w:r/>
     </w:p>
     <w:p>
       <w:pPr>
@@ -13128,7 +15295,6 @@
         </w:rPr>
       </w:r>
       <w:r/>
-      <w:r/>
     </w:p>
     <w:p>
       <w:pPr>
@@ -13147,11 +15313,10 @@
         <w:t xml:space="preserve">Программное обеспечение:</w:t>
       </w:r>
       <w:r/>
-      <w:r/>
     </w:p>
     <w:p>
       <w:pPr>
-        <w:pStyle w:val="1030"/>
+        <w:pStyle w:val="1066"/>
         <w:numPr>
           <w:ilvl w:val="0"/>
           <w:numId w:val="88"/>
@@ -13189,11 +15354,10 @@
         <w:t xml:space="preserve">;</w:t>
       </w:r>
       <w:r/>
-      <w:r/>
     </w:p>
     <w:p>
       <w:pPr>
-        <w:pStyle w:val="1030"/>
+        <w:pStyle w:val="1066"/>
         <w:numPr>
           <w:ilvl w:val="0"/>
           <w:numId w:val="88"/>
@@ -13231,11 +15395,10 @@
         <w:t xml:space="preserve">;</w:t>
       </w:r>
       <w:r/>
-      <w:r/>
     </w:p>
     <w:p>
       <w:pPr>
-        <w:pStyle w:val="1030"/>
+        <w:pStyle w:val="1066"/>
         <w:numPr>
           <w:ilvl w:val="0"/>
           <w:numId w:val="88"/>
@@ -13264,11 +15427,10 @@
         <w:t xml:space="preserve">;</w:t>
       </w:r>
       <w:r/>
-      <w:r/>
     </w:p>
     <w:p>
       <w:pPr>
-        <w:pStyle w:val="1030"/>
+        <w:pStyle w:val="1066"/>
         <w:numPr>
           <w:ilvl w:val="0"/>
           <w:numId w:val="88"/>
@@ -13288,7 +15450,6 @@
         <w:t xml:space="preserve">операционная система: любая, поддерживающая Python (Windows, Linux, macOS). В учебных целях — локальный сервер на ноутбуке.</w:t>
       </w:r>
       <w:r/>
-      <w:r/>
     </w:p>
     <w:p>
       <w:pPr>
@@ -13306,7 +15467,6 @@
         </w:rPr>
       </w:r>
       <w:r/>
-      <w:r/>
     </w:p>
     <w:p>
       <w:pPr>
@@ -13325,7 +15485,6 @@
         <w:t xml:space="preserve">Организационное обеспечение:</w:t>
       </w:r>
       <w:r/>
-      <w:r/>
     </w:p>
     <w:p>
       <w:pPr>
@@ -13344,7 +15503,6 @@
         <w:t xml:space="preserve">Для успешной демонстрации системы руководителю практики студентка обязуется:</w:t>
       </w:r>
       <w:r/>
-      <w:r/>
     </w:p>
     <w:p>
       <w:pPr>
@@ -13363,7 +15521,6 @@
         <w:t xml:space="preserve">1. Предоставить работающий прототип с предзаполненной базой поездов и RFID-меток.</w:t>
       </w:r>
       <w:r/>
-      <w:r/>
     </w:p>
     <w:p>
       <w:pPr>
@@ -13382,7 +15539,6 @@
         <w:t xml:space="preserve">2. Продемонстрировать сценарии: прибытие известного поезда (отображается номер), прибытие неизвестной метки (сообщение об ошибке), просмотр журнала.</w:t>
       </w:r>
       <w:r/>
-      <w:r/>
     </w:p>
     <w:p>
       <w:pPr>
@@ -13432,7 +15588,6 @@
       </w:pPr>
       <w:r/>
       <w:r/>
-      <w:r/>
     </w:p>
     <w:p>
       <w:pPr>
@@ -13475,7 +15630,7 @@
     </w:p>
     <w:p>
       <w:pPr>
-        <w:pStyle w:val="1030"/>
+        <w:pStyle w:val="1066"/>
         <w:numPr>
           <w:ilvl w:val="0"/>
           <w:numId w:val="96"/>
@@ -13519,7 +15674,7 @@
     </w:p>
     <w:p>
       <w:pPr>
-        <w:pStyle w:val="1030"/>
+        <w:pStyle w:val="1066"/>
         <w:numPr>
           <w:ilvl w:val="0"/>
           <w:numId w:val="96"/>
@@ -13563,7 +15718,7 @@
     </w:p>
     <w:p>
       <w:pPr>
-        <w:pStyle w:val="1030"/>
+        <w:pStyle w:val="1066"/>
         <w:numPr>
           <w:ilvl w:val="0"/>
           <w:numId w:val="96"/>
@@ -13607,7 +15762,7 @@
     </w:p>
     <w:p>
       <w:pPr>
-        <w:pStyle w:val="1030"/>
+        <w:pStyle w:val="1066"/>
         <w:numPr>
           <w:ilvl w:val="0"/>
           <w:numId w:val="96"/>
@@ -13651,7 +15806,7 @@
     </w:p>
     <w:p>
       <w:pPr>
-        <w:pStyle w:val="1030"/>
+        <w:pStyle w:val="1066"/>
         <w:numPr>
           <w:ilvl w:val="0"/>
           <w:numId w:val="96"/>
@@ -13671,7 +15826,6 @@
         <w:t xml:space="preserve">Для обмена данными между компонентами системы используются два протокола: MQTT (между антенной и сервером) и HTTPS (между сервером и АРМ).</w:t>
       </w:r>
       <w:r/>
-      <w:r/>
     </w:p>
     <w:p>
       <w:pPr>
@@ -13689,7 +15843,6 @@
         </w:rPr>
       </w:r>
       <w:r/>
-      <w:r/>
     </w:p>
     <w:p>
       <w:pPr>
@@ -13916,7 +16069,7 @@
     </w:p>
     <w:p>
       <w:pPr>
-        <w:pStyle w:val="1030"/>
+        <w:pStyle w:val="1066"/>
         <w:numPr>
           <w:ilvl w:val="0"/>
           <w:numId w:val="89"/>
@@ -13964,7 +16117,7 @@
     </w:p>
     <w:p>
       <w:pPr>
-        <w:pStyle w:val="1030"/>
+        <w:pStyle w:val="1066"/>
         <w:numPr>
           <w:ilvl w:val="0"/>
           <w:numId w:val="89"/>
@@ -14012,7 +16165,7 @@
     </w:p>
     <w:p>
       <w:pPr>
-        <w:pStyle w:val="1030"/>
+        <w:pStyle w:val="1066"/>
         <w:numPr>
           <w:ilvl w:val="0"/>
           <w:numId w:val="89"/>
@@ -14060,7 +16213,7 @@
     </w:p>
     <w:p>
       <w:pPr>
-        <w:pStyle w:val="1030"/>
+        <w:pStyle w:val="1066"/>
         <w:numPr>
           <w:ilvl w:val="0"/>
           <w:numId w:val="89"/>
@@ -14299,7 +16452,7 @@
     </w:p>
     <w:p>
       <w:pPr>
-        <w:pStyle w:val="1030"/>
+        <w:pStyle w:val="1066"/>
         <w:numPr>
           <w:ilvl w:val="0"/>
           <w:numId w:val="90"/>
@@ -14347,7 +16500,7 @@
     </w:p>
     <w:p>
       <w:pPr>
-        <w:pStyle w:val="1030"/>
+        <w:pStyle w:val="1066"/>
         <w:numPr>
           <w:ilvl w:val="0"/>
           <w:numId w:val="90"/>
@@ -14395,7 +16548,7 @@
     </w:p>
     <w:p>
       <w:pPr>
-        <w:pStyle w:val="1030"/>
+        <w:pStyle w:val="1066"/>
         <w:numPr>
           <w:ilvl w:val="0"/>
           <w:numId w:val="90"/>
@@ -14443,7 +16596,7 @@
     </w:p>
     <w:p>
       <w:pPr>
-        <w:pStyle w:val="1030"/>
+        <w:pStyle w:val="1066"/>
         <w:numPr>
           <w:ilvl w:val="0"/>
           <w:numId w:val="90"/>
@@ -14491,7 +16644,7 @@
     </w:p>
     <w:p>
       <w:pPr>
-        <w:pStyle w:val="1030"/>
+        <w:pStyle w:val="1066"/>
         <w:numPr>
           <w:ilvl w:val="0"/>
           <w:numId w:val="90"/>
@@ -14539,7 +16692,7 @@
     </w:p>
     <w:p>
       <w:pPr>
-        <w:pStyle w:val="1030"/>
+        <w:pStyle w:val="1066"/>
         <w:numPr>
           <w:ilvl w:val="0"/>
           <w:numId w:val="90"/>
@@ -14702,7 +16855,7 @@
     </w:p>
     <w:p>
       <w:pPr>
-        <w:pStyle w:val="1030"/>
+        <w:pStyle w:val="1066"/>
         <w:numPr>
           <w:ilvl w:val="0"/>
           <w:numId w:val="91"/>
@@ -14731,11 +16884,10 @@
         <w:t xml:space="preserve">;</w:t>
       </w:r>
       <w:r/>
-      <w:r/>
     </w:p>
     <w:p>
       <w:pPr>
-        <w:pStyle w:val="1030"/>
+        <w:pStyle w:val="1066"/>
         <w:numPr>
           <w:ilvl w:val="0"/>
           <w:numId w:val="91"/>
@@ -14813,7 +16965,6 @@
         <w:t xml:space="preserve">истемы определяются Планом выполнения работ, являющимся неотъемлемой частью Договора на выполнение работ по настоящему Частному техническому заданию. </w:t>
       </w:r>
       <w:r/>
-      <w:r/>
     </w:p>
     <w:p>
       <w:pPr>
@@ -14830,7 +16981,6 @@
         </w:rPr>
       </w:r>
       <w:r/>
-      <w:r/>
     </w:p>
     <w:p>
       <w:pPr>
@@ -14898,11 +17048,10 @@
         <w:t xml:space="preserve">проходит следующие обязательные виды испытаний, направленные на всестороннюю проверку её соответствия требованиям настоящего Технического задания:</w:t>
       </w:r>
       <w:r/>
-      <w:r/>
     </w:p>
     <w:p>
       <w:pPr>
-        <w:pStyle w:val="1030"/>
+        <w:pStyle w:val="1066"/>
         <w:numPr>
           <w:ilvl w:val="0"/>
           <w:numId w:val="92"/>
@@ -14921,11 +17070,10 @@
         <w:t xml:space="preserve">Предварительные (заводские) испытания. Проводятся на стенде Разработчика для проверки работоспособности системы в целом и её компонентов, соответствия проектным решениям и начальным требованиям.</w:t>
       </w:r>
       <w:r/>
-      <w:r/>
     </w:p>
     <w:p>
       <w:pPr>
-        <w:pStyle w:val="1030"/>
+        <w:pStyle w:val="1066"/>
         <w:numPr>
           <w:ilvl w:val="0"/>
           <w:numId w:val="92"/>
@@ -14944,11 +17092,10 @@
         <w:t xml:space="preserve">Опытная эксплуатация. Проводится в реальных рабочих условиях у Заказчика для проверки функционирования системы в штатном режиме, её устойчивости к нагрузкам, а также для обучения и адаптации персонала.</w:t>
       </w:r>
       <w:r/>
-      <w:r/>
     </w:p>
     <w:p>
       <w:pPr>
-        <w:pStyle w:val="1030"/>
+        <w:pStyle w:val="1066"/>
         <w:numPr>
           <w:ilvl w:val="0"/>
           <w:numId w:val="92"/>
@@ -14967,7 +17114,6 @@
         <w:t xml:space="preserve">Приёмочные испытания. Являются финальной проверкой готовности системы к промышленной эксплуатации. Проводятся по результатам успешного завершения опытной эксплуатации.</w:t>
       </w:r>
       <w:r/>
-      <w:r/>
     </w:p>
     <w:p>
       <w:pPr>
@@ -14985,7 +17131,6 @@
         </w:rPr>
       </w:r>
       <w:r/>
-      <w:r/>
     </w:p>
     <w:p>
       <w:pPr>
@@ -15018,7 +17163,7 @@
     </w:p>
     <w:p>
       <w:pPr>
-        <w:pStyle w:val="889"/>
+        <w:pStyle w:val="925"/>
         <w:keepNext/>
         <w:spacing w:after="0" w:afterAutospacing="0"/>
         <w:rPr>
@@ -15069,7 +17214,7 @@
     </w:p>
     <w:p>
       <w:pPr>
-        <w:pStyle w:val="889"/>
+        <w:pStyle w:val="925"/>
         <w:ind w:firstLine="0"/>
         <w:keepNext/>
         <w:spacing w:after="0" w:afterAutospacing="0"/>
@@ -15228,7 +17373,7 @@
     </w:p>
     <w:tbl>
       <w:tblPr>
-        <w:tblStyle w:val="1032"/>
+        <w:tblStyle w:val="1068"/>
         <w:tblW w:w="0" w:type="auto"/>
         <w:tblLook w:val="04A0" w:firstRow="1" w:lastRow="0" w:firstColumn="1" w:lastColumn="0" w:noHBand="0" w:noVBand="1"/>
       </w:tblPr>
@@ -16402,7 +18547,6 @@
         </w:rPr>
       </w:r>
       <w:r/>
-      <w:r/>
     </w:p>
     <w:p>
       <w:pPr>
@@ -16491,7 +18635,6 @@
         <w:t xml:space="preserve">соответствовать требованиям настоящего технического задания.</w:t>
       </w:r>
       <w:r/>
-      <w:r/>
     </w:p>
     <w:p>
       <w:pPr>
@@ -16542,7 +18685,7 @@
     </w:p>
     <w:p>
       <w:pPr>
-        <w:pStyle w:val="1030"/>
+        <w:pStyle w:val="1066"/>
         <w:numPr>
           <w:ilvl w:val="0"/>
           <w:numId w:val="93"/>
@@ -16626,7 +18769,7 @@
     </w:p>
     <w:p>
       <w:pPr>
-        <w:pStyle w:val="1030"/>
+        <w:pStyle w:val="1066"/>
         <w:numPr>
           <w:ilvl w:val="0"/>
           <w:numId w:val="93"/>
@@ -16648,7 +18791,6 @@
         <w:t xml:space="preserve">Назначение ответственных лиц. Выделить со своей стороны ответственного специалиста для оперативного согласования технических вопросов, предоставления необходимых данных и подтверждения этапов интеграции с внешними системами.</w:t>
       </w:r>
       <w:r/>
-      <w:r/>
     </w:p>
     <w:p>
       <w:pPr>
@@ -16851,7 +18993,7 @@
     </w:p>
     <w:p>
       <w:pPr>
-        <w:pStyle w:val="1030"/>
+        <w:pStyle w:val="1066"/>
         <w:numPr>
           <w:ilvl w:val="0"/>
           <w:numId w:val="97"/>
@@ -16903,7 +19045,7 @@
     </w:p>
     <w:p>
       <w:pPr>
-        <w:pStyle w:val="1030"/>
+        <w:pStyle w:val="1066"/>
         <w:numPr>
           <w:ilvl w:val="0"/>
           <w:numId w:val="97"/>
@@ -16955,7 +19097,7 @@
     </w:p>
     <w:p>
       <w:pPr>
-        <w:pStyle w:val="1030"/>
+        <w:pStyle w:val="1066"/>
         <w:numPr>
           <w:ilvl w:val="0"/>
           <w:numId w:val="97"/>
@@ -17007,7 +19149,7 @@
     </w:p>
     <w:p>
       <w:pPr>
-        <w:pStyle w:val="1030"/>
+        <w:pStyle w:val="1066"/>
         <w:numPr>
           <w:ilvl w:val="0"/>
           <w:numId w:val="97"/>
@@ -17059,7 +19201,7 @@
     </w:p>
     <w:p>
       <w:pPr>
-        <w:pStyle w:val="1030"/>
+        <w:pStyle w:val="1066"/>
         <w:numPr>
           <w:ilvl w:val="0"/>
           <w:numId w:val="97"/>
@@ -17111,7 +19253,7 @@
     </w:p>
     <w:p>
       <w:pPr>
-        <w:pStyle w:val="1030"/>
+        <w:pStyle w:val="1066"/>
         <w:numPr>
           <w:ilvl w:val="0"/>
           <w:numId w:val="97"/>
@@ -17284,7 +19426,7 @@
     </w:p>
     <w:p>
       <w:pPr>
-        <w:pStyle w:val="889"/>
+        <w:pStyle w:val="925"/>
         <w:ind w:firstLine="0"/>
         <w:keepNext/>
         <w:spacing w:after="0" w:afterAutospacing="0" w:line="360" w:lineRule="auto"/>
@@ -17434,7 +19576,7 @@
     </w:p>
     <w:tbl>
       <w:tblPr>
-        <w:tblStyle w:val="1032"/>
+        <w:tblStyle w:val="1068"/>
         <w:tblW w:w="0" w:type="auto"/>
         <w:tblLook w:val="04A0" w:firstRow="1" w:lastRow="0" w:firstColumn="1" w:lastColumn="0" w:noHBand="0" w:noVBand="1"/>
       </w:tblPr>
@@ -18690,7 +20832,6 @@
         <w:t xml:space="preserve">1. Пояснительная записка к проекту (в составе отчёта по практике) — содержит актуальность, цели, концепцию, архитектуру.</w:t>
       </w:r>
       <w:r/>
-      <w:r/>
     </w:p>
     <w:p>
       <w:pPr>
@@ -18708,7 +20849,6 @@
         <w:t xml:space="preserve">2. Руководство пользователя — как открыть интерфейс, что означает ошибка.</w:t>
       </w:r>
       <w:r/>
-      <w:r/>
     </w:p>
     <w:p>
       <w:pPr>
@@ -18726,7 +20866,6 @@
         <w:t xml:space="preserve">3. Руководство администратора — как через админ-панель добавлять поезда и привязывать RFID-метки.</w:t>
       </w:r>
       <w:r/>
-      <w:r/>
     </w:p>
     <w:p>
       <w:pPr>
@@ -18744,7 +20883,6 @@
         <w:t xml:space="preserve">4. Инструкция по развёртыванию — как установить Python, зависимости, запустить сервер.</w:t>
       </w:r>
       <w:r/>
-      <w:r/>
     </w:p>
     <w:p>
       <w:pPr>
@@ -18882,7 +21020,6 @@
         </w:rPr>
       </w:r>
       <w:r/>
-      <w:r/>
     </w:p>
     <w:p>
       <w:pPr>
@@ -19005,7 +21142,7 @@
     </w:p>
     <w:p>
       <w:pPr>
-        <w:pStyle w:val="1030"/>
+        <w:pStyle w:val="1066"/>
         <w:numPr>
           <w:ilvl w:val="0"/>
           <w:numId w:val="94"/>
@@ -19025,11 +21162,10 @@
         <w:t xml:space="preserve">ГОСТ 34.601-90 «Автоматизированные системы. Стадии создания».</w:t>
       </w:r>
       <w:r/>
-      <w:r/>
     </w:p>
     <w:p>
       <w:pPr>
-        <w:pStyle w:val="1030"/>
+        <w:pStyle w:val="1066"/>
         <w:numPr>
           <w:ilvl w:val="0"/>
           <w:numId w:val="94"/>
@@ -19049,11 +21185,10 @@
         <w:t xml:space="preserve">ГОСТ 34.602-89 «Техническое задание на создание (развитие или модернизацию) системы».</w:t>
       </w:r>
       <w:r/>
-      <w:r/>
     </w:p>
     <w:p>
       <w:pPr>
-        <w:pStyle w:val="1030"/>
+        <w:pStyle w:val="1066"/>
         <w:numPr>
           <w:ilvl w:val="0"/>
           <w:numId w:val="94"/>
@@ -19073,11 +21208,10 @@
         <w:t xml:space="preserve">ГОСТ Р ИСО/МЭК 12207-2010 «Информационная технология. Процессы жизненного цикла программных средств».</w:t>
       </w:r>
       <w:r/>
-      <w:r/>
     </w:p>
     <w:p>
       <w:pPr>
-        <w:pStyle w:val="1030"/>
+        <w:pStyle w:val="1066"/>
         <w:numPr>
           <w:ilvl w:val="0"/>
           <w:numId w:val="94"/>
@@ -19121,7 +21255,7 @@
     </w:p>
     <w:p>
       <w:pPr>
-        <w:pStyle w:val="1030"/>
+        <w:pStyle w:val="1066"/>
         <w:numPr>
           <w:ilvl w:val="0"/>
           <w:numId w:val="94"/>
@@ -19141,11 +21275,10 @@
         <w:t xml:space="preserve">Материалы производственной практики (задание от учебного заведения).</w:t>
       </w:r>
       <w:r/>
-      <w:r/>
     </w:p>
     <w:p>
       <w:pPr>
-        <w:pStyle w:val="1030"/>
+        <w:pStyle w:val="1066"/>
         <w:numPr>
           <w:ilvl w:val="0"/>
           <w:numId w:val="94"/>
@@ -19189,7 +21322,7 @@
     </w:p>
     <w:p>
       <w:pPr>
-        <w:pStyle w:val="1030"/>
+        <w:pStyle w:val="1066"/>
         <w:numPr>
           <w:ilvl w:val="0"/>
           <w:numId w:val="94"/>
@@ -19209,11 +21342,10 @@
         <w:t xml:space="preserve">Информация о работе RFID-систем в метрополитенах (общие принципы, открытые источники).</w:t>
       </w:r>
       <w:r/>
-      <w:r/>
     </w:p>
     <w:p>
       <w:pPr>
-        <w:pStyle w:val="1030"/>
+        <w:pStyle w:val="1066"/>
         <w:numPr>
           <w:ilvl w:val="0"/>
           <w:numId w:val="94"/>
@@ -19250,11 +21382,10 @@
         <w:t xml:space="preserve">.</w:t>
       </w:r>
       <w:r/>
-      <w:r/>
     </w:p>
     <w:p>
       <w:pPr>
-        <w:pStyle w:val="1030"/>
+        <w:pStyle w:val="1066"/>
         <w:numPr>
           <w:ilvl w:val="0"/>
           <w:numId w:val="94"/>
@@ -19274,7 +21405,6 @@
         <w:t xml:space="preserve">Схема линий Нижегородского метрополитена (для указания новых станций).</w:t>
       </w:r>
       <w:r/>
-      <w:r/>
     </w:p>
     <w:p>
       <w:pPr>
@@ -19292,7 +21422,6 @@
         </w:rPr>
       </w:r>
       <w:r/>
-      <w:r/>
     </w:p>
     <w:p>
       <w:pPr>
@@ -19344,7 +21473,6 @@
         <w:t xml:space="preserve">Студентка (исполнитель): Александрова Арина Алексеевна</w:t>
       </w:r>
       <w:r/>
-      <w:r/>
     </w:p>
     <w:p>
       <w:pPr>
@@ -19362,7 +21490,6 @@
         <w:t xml:space="preserve">Роль: разработчик (Fullstack).</w:t>
       </w:r>
       <w:r/>
-      <w:r/>
     </w:p>
     <w:p>
       <w:pPr>
@@ -19395,7 +21522,7 @@
     </w:p>
     <w:p>
       <w:pPr>
-        <w:pStyle w:val="1030"/>
+        <w:pStyle w:val="1066"/>
         <w:numPr>
           <w:ilvl w:val="0"/>
           <w:numId w:val="95"/>
@@ -19447,7 +21574,7 @@
     </w:p>
     <w:p>
       <w:pPr>
-        <w:pStyle w:val="1030"/>
+        <w:pStyle w:val="1066"/>
         <w:numPr>
           <w:ilvl w:val="0"/>
           <w:numId w:val="95"/>
@@ -19488,7 +21615,7 @@
     </w:p>
     <w:p>
       <w:pPr>
-        <w:pStyle w:val="1030"/>
+        <w:pStyle w:val="1066"/>
         <w:numPr>
           <w:ilvl w:val="0"/>
           <w:numId w:val="95"/>
@@ -19532,7 +21659,7 @@
     </w:p>
     <w:p>
       <w:pPr>
-        <w:pStyle w:val="1030"/>
+        <w:pStyle w:val="1066"/>
         <w:numPr>
           <w:ilvl w:val="0"/>
           <w:numId w:val="95"/>
@@ -19591,7 +21718,7 @@
     </w:p>
     <w:p>
       <w:pPr>
-        <w:pStyle w:val="1030"/>
+        <w:pStyle w:val="1066"/>
         <w:numPr>
           <w:ilvl w:val="0"/>
           <w:numId w:val="95"/>
@@ -19636,7 +21763,7 @@
     </w:p>
     <w:p>
       <w:pPr>
-        <w:pStyle w:val="1030"/>
+        <w:pStyle w:val="1066"/>
         <w:numPr>
           <w:ilvl w:val="0"/>
           <w:numId w:val="95"/>
@@ -19686,7 +21813,6 @@
         </w:rPr>
       </w:r>
       <w:r/>
-      <w:r/>
     </w:p>
     <w:p>
       <w:pPr>
@@ -19721,7 +21847,6 @@
           <w:szCs w:val="28"/>
         </w:rPr>
       </w:r>
-      <w:r/>
     </w:p>
     <w:sectPr>
       <w:footerReference w:type="default" r:id="rId9"/>
@@ -19780,7 +21905,7 @@
     <w:sdtContent>
       <w:p>
         <w:pPr>
-          <w:pStyle w:val="1036"/>
+          <w:pStyle w:val="1072"/>
           <w:jc w:val="center"/>
         </w:pPr>
         <w:r>
@@ -19804,7 +21929,7 @@
   </w:sdt>
   <w:p>
     <w:pPr>
-      <w:pStyle w:val="1036"/>
+      <w:pStyle w:val="1072"/>
     </w:pPr>
     <w:r/>
     <w:r/>
@@ -31824,6 +33949,393 @@
     </w:lvl>
   </w:abstractNum>
   <w:abstractNum w:abstractNumId="96">
+    <w:multiLevelType w:val="hybridMultilevel"/>
+    <w:lvl w:ilvl="0">
+      <w:start w:val="1"/>
+      <w:numFmt w:val="bullet"/>
+      <w:isLgl w:val="false"/>
+      <w:suff w:val="tab"/>
+      <w:lvlText w:val="–"/>
+      <w:lvlJc w:val="left"/>
+      <w:pPr>
+        <w:ind w:left="720" w:hanging="360"/>
+      </w:pPr>
+      <w:rPr>
+        <w:rFonts w:ascii="Arial" w:hAnsi="Arial" w:eastAsia="Arial" w:cs="Arial"/>
+      </w:rPr>
+    </w:lvl>
+    <w:lvl w:ilvl="1">
+      <w:start w:val="1"/>
+      <w:numFmt w:val="bullet"/>
+      <w:isLgl w:val="false"/>
+      <w:suff w:val="tab"/>
+      <w:lvlText w:val="o"/>
+      <w:lvlJc w:val="left"/>
+      <w:pPr>
+        <w:ind w:left="1440" w:hanging="360"/>
+      </w:pPr>
+      <w:rPr>
+        <w:rFonts w:hint="default" w:ascii="Courier New" w:hAnsi="Courier New" w:eastAsia="Courier New" w:cs="Courier New"/>
+      </w:rPr>
+    </w:lvl>
+    <w:lvl w:ilvl="2">
+      <w:start w:val="1"/>
+      <w:numFmt w:val="bullet"/>
+      <w:isLgl w:val="false"/>
+      <w:suff w:val="tab"/>
+      <w:lvlText w:val="§"/>
+      <w:lvlJc w:val="left"/>
+      <w:pPr>
+        <w:ind w:left="2160" w:hanging="360"/>
+      </w:pPr>
+      <w:rPr>
+        <w:rFonts w:hint="default" w:ascii="Wingdings" w:hAnsi="Wingdings" w:eastAsia="Wingdings" w:cs="Wingdings"/>
+      </w:rPr>
+    </w:lvl>
+    <w:lvl w:ilvl="3">
+      <w:start w:val="1"/>
+      <w:numFmt w:val="bullet"/>
+      <w:isLgl w:val="false"/>
+      <w:suff w:val="tab"/>
+      <w:lvlText w:val="·"/>
+      <w:lvlJc w:val="left"/>
+      <w:pPr>
+        <w:ind w:left="2880" w:hanging="360"/>
+      </w:pPr>
+      <w:rPr>
+        <w:rFonts w:hint="default" w:ascii="Symbol" w:hAnsi="Symbol" w:eastAsia="Symbol" w:cs="Symbol"/>
+      </w:rPr>
+    </w:lvl>
+    <w:lvl w:ilvl="4">
+      <w:start w:val="1"/>
+      <w:numFmt w:val="bullet"/>
+      <w:isLgl w:val="false"/>
+      <w:suff w:val="tab"/>
+      <w:lvlText w:val="o"/>
+      <w:lvlJc w:val="left"/>
+      <w:pPr>
+        <w:ind w:left="3600" w:hanging="360"/>
+      </w:pPr>
+      <w:rPr>
+        <w:rFonts w:hint="default" w:ascii="Courier New" w:hAnsi="Courier New" w:eastAsia="Courier New" w:cs="Courier New"/>
+      </w:rPr>
+    </w:lvl>
+    <w:lvl w:ilvl="5">
+      <w:start w:val="1"/>
+      <w:numFmt w:val="bullet"/>
+      <w:isLgl w:val="false"/>
+      <w:suff w:val="tab"/>
+      <w:lvlText w:val="§"/>
+      <w:lvlJc w:val="left"/>
+      <w:pPr>
+        <w:ind w:left="4320" w:hanging="360"/>
+      </w:pPr>
+      <w:rPr>
+        <w:rFonts w:hint="default" w:ascii="Wingdings" w:hAnsi="Wingdings" w:eastAsia="Wingdings" w:cs="Wingdings"/>
+      </w:rPr>
+    </w:lvl>
+    <w:lvl w:ilvl="6">
+      <w:start w:val="1"/>
+      <w:numFmt w:val="bullet"/>
+      <w:isLgl w:val="false"/>
+      <w:suff w:val="tab"/>
+      <w:lvlText w:val="·"/>
+      <w:lvlJc w:val="left"/>
+      <w:pPr>
+        <w:ind w:left="5040" w:hanging="360"/>
+      </w:pPr>
+      <w:rPr>
+        <w:rFonts w:hint="default" w:ascii="Symbol" w:hAnsi="Symbol" w:eastAsia="Symbol" w:cs="Symbol"/>
+      </w:rPr>
+    </w:lvl>
+    <w:lvl w:ilvl="7">
+      <w:start w:val="1"/>
+      <w:numFmt w:val="bullet"/>
+      <w:isLgl w:val="false"/>
+      <w:suff w:val="tab"/>
+      <w:lvlText w:val="o"/>
+      <w:lvlJc w:val="left"/>
+      <w:pPr>
+        <w:ind w:left="5760" w:hanging="360"/>
+      </w:pPr>
+      <w:rPr>
+        <w:rFonts w:hint="default" w:ascii="Courier New" w:hAnsi="Courier New" w:eastAsia="Courier New" w:cs="Courier New"/>
+      </w:rPr>
+    </w:lvl>
+    <w:lvl w:ilvl="8">
+      <w:start w:val="1"/>
+      <w:numFmt w:val="bullet"/>
+      <w:isLgl w:val="false"/>
+      <w:suff w:val="tab"/>
+      <w:lvlText w:val="§"/>
+      <w:lvlJc w:val="left"/>
+      <w:pPr>
+        <w:ind w:left="6480" w:hanging="360"/>
+      </w:pPr>
+      <w:rPr>
+        <w:rFonts w:hint="default" w:ascii="Wingdings" w:hAnsi="Wingdings" w:eastAsia="Wingdings" w:cs="Wingdings"/>
+      </w:rPr>
+    </w:lvl>
+  </w:abstractNum>
+  <w:abstractNum w:abstractNumId="97">
+    <w:multiLevelType w:val="hybridMultilevel"/>
+    <w:lvl w:ilvl="0">
+      <w:start w:val="1"/>
+      <w:numFmt w:val="bullet"/>
+      <w:isLgl w:val="false"/>
+      <w:suff w:val="tab"/>
+      <w:lvlText w:val="–"/>
+      <w:lvlJc w:val="left"/>
+      <w:pPr>
+        <w:ind w:left="720" w:hanging="360"/>
+      </w:pPr>
+      <w:rPr>
+        <w:rFonts w:ascii="Arial" w:hAnsi="Arial" w:eastAsia="Arial" w:cs="Arial"/>
+      </w:rPr>
+    </w:lvl>
+    <w:lvl w:ilvl="1">
+      <w:start w:val="1"/>
+      <w:numFmt w:val="bullet"/>
+      <w:isLgl w:val="false"/>
+      <w:suff w:val="tab"/>
+      <w:lvlText w:val="o"/>
+      <w:lvlJc w:val="left"/>
+      <w:pPr>
+        <w:ind w:left="1440" w:hanging="360"/>
+      </w:pPr>
+      <w:rPr>
+        <w:rFonts w:hint="default" w:ascii="Courier New" w:hAnsi="Courier New" w:eastAsia="Courier New" w:cs="Courier New"/>
+      </w:rPr>
+    </w:lvl>
+    <w:lvl w:ilvl="2">
+      <w:start w:val="1"/>
+      <w:numFmt w:val="bullet"/>
+      <w:isLgl w:val="false"/>
+      <w:suff w:val="tab"/>
+      <w:lvlText w:val="§"/>
+      <w:lvlJc w:val="left"/>
+      <w:pPr>
+        <w:ind w:left="2160" w:hanging="360"/>
+      </w:pPr>
+      <w:rPr>
+        <w:rFonts w:hint="default" w:ascii="Wingdings" w:hAnsi="Wingdings" w:eastAsia="Wingdings" w:cs="Wingdings"/>
+      </w:rPr>
+    </w:lvl>
+    <w:lvl w:ilvl="3">
+      <w:start w:val="1"/>
+      <w:numFmt w:val="bullet"/>
+      <w:isLgl w:val="false"/>
+      <w:suff w:val="tab"/>
+      <w:lvlText w:val="·"/>
+      <w:lvlJc w:val="left"/>
+      <w:pPr>
+        <w:ind w:left="2880" w:hanging="360"/>
+      </w:pPr>
+      <w:rPr>
+        <w:rFonts w:hint="default" w:ascii="Symbol" w:hAnsi="Symbol" w:eastAsia="Symbol" w:cs="Symbol"/>
+      </w:rPr>
+    </w:lvl>
+    <w:lvl w:ilvl="4">
+      <w:start w:val="1"/>
+      <w:numFmt w:val="bullet"/>
+      <w:isLgl w:val="false"/>
+      <w:suff w:val="tab"/>
+      <w:lvlText w:val="o"/>
+      <w:lvlJc w:val="left"/>
+      <w:pPr>
+        <w:ind w:left="3600" w:hanging="360"/>
+      </w:pPr>
+      <w:rPr>
+        <w:rFonts w:hint="default" w:ascii="Courier New" w:hAnsi="Courier New" w:eastAsia="Courier New" w:cs="Courier New"/>
+      </w:rPr>
+    </w:lvl>
+    <w:lvl w:ilvl="5">
+      <w:start w:val="1"/>
+      <w:numFmt w:val="bullet"/>
+      <w:isLgl w:val="false"/>
+      <w:suff w:val="tab"/>
+      <w:lvlText w:val="§"/>
+      <w:lvlJc w:val="left"/>
+      <w:pPr>
+        <w:ind w:left="4320" w:hanging="360"/>
+      </w:pPr>
+      <w:rPr>
+        <w:rFonts w:hint="default" w:ascii="Wingdings" w:hAnsi="Wingdings" w:eastAsia="Wingdings" w:cs="Wingdings"/>
+      </w:rPr>
+    </w:lvl>
+    <w:lvl w:ilvl="6">
+      <w:start w:val="1"/>
+      <w:numFmt w:val="bullet"/>
+      <w:isLgl w:val="false"/>
+      <w:suff w:val="tab"/>
+      <w:lvlText w:val="·"/>
+      <w:lvlJc w:val="left"/>
+      <w:pPr>
+        <w:ind w:left="5040" w:hanging="360"/>
+      </w:pPr>
+      <w:rPr>
+        <w:rFonts w:hint="default" w:ascii="Symbol" w:hAnsi="Symbol" w:eastAsia="Symbol" w:cs="Symbol"/>
+      </w:rPr>
+    </w:lvl>
+    <w:lvl w:ilvl="7">
+      <w:start w:val="1"/>
+      <w:numFmt w:val="bullet"/>
+      <w:isLgl w:val="false"/>
+      <w:suff w:val="tab"/>
+      <w:lvlText w:val="o"/>
+      <w:lvlJc w:val="left"/>
+      <w:pPr>
+        <w:ind w:left="5760" w:hanging="360"/>
+      </w:pPr>
+      <w:rPr>
+        <w:rFonts w:hint="default" w:ascii="Courier New" w:hAnsi="Courier New" w:eastAsia="Courier New" w:cs="Courier New"/>
+      </w:rPr>
+    </w:lvl>
+    <w:lvl w:ilvl="8">
+      <w:start w:val="1"/>
+      <w:numFmt w:val="bullet"/>
+      <w:isLgl w:val="false"/>
+      <w:suff w:val="tab"/>
+      <w:lvlText w:val="§"/>
+      <w:lvlJc w:val="left"/>
+      <w:pPr>
+        <w:ind w:left="6480" w:hanging="360"/>
+      </w:pPr>
+      <w:rPr>
+        <w:rFonts w:hint="default" w:ascii="Wingdings" w:hAnsi="Wingdings" w:eastAsia="Wingdings" w:cs="Wingdings"/>
+      </w:rPr>
+    </w:lvl>
+  </w:abstractNum>
+  <w:abstractNum w:abstractNumId="98">
+    <w:multiLevelType w:val="hybridMultilevel"/>
+    <w:lvl w:ilvl="0">
+      <w:start w:val="1"/>
+      <w:numFmt w:val="bullet"/>
+      <w:isLgl w:val="false"/>
+      <w:suff w:val="tab"/>
+      <w:lvlText w:val="·"/>
+      <w:lvlJc w:val="left"/>
+      <w:pPr>
+        <w:ind w:left="720" w:hanging="360"/>
+      </w:pPr>
+      <w:rPr>
+        <w:rFonts w:hint="default" w:ascii="Symbol" w:hAnsi="Symbol" w:eastAsia="Symbol" w:cs="Symbol"/>
+      </w:rPr>
+    </w:lvl>
+    <w:lvl w:ilvl="1">
+      <w:start w:val="1"/>
+      <w:numFmt w:val="bullet"/>
+      <w:isLgl w:val="false"/>
+      <w:suff w:val="tab"/>
+      <w:lvlText w:val="o"/>
+      <w:lvlJc w:val="left"/>
+      <w:pPr>
+        <w:ind w:left="1440" w:hanging="360"/>
+      </w:pPr>
+      <w:rPr>
+        <w:rFonts w:hint="default" w:ascii="Courier New" w:hAnsi="Courier New" w:eastAsia="Courier New" w:cs="Courier New"/>
+      </w:rPr>
+    </w:lvl>
+    <w:lvl w:ilvl="2">
+      <w:start w:val="1"/>
+      <w:numFmt w:val="bullet"/>
+      <w:isLgl w:val="false"/>
+      <w:suff w:val="tab"/>
+      <w:lvlText w:val="§"/>
+      <w:lvlJc w:val="left"/>
+      <w:pPr>
+        <w:ind w:left="2160" w:hanging="360"/>
+      </w:pPr>
+      <w:rPr>
+        <w:rFonts w:hint="default" w:ascii="Wingdings" w:hAnsi="Wingdings" w:eastAsia="Wingdings" w:cs="Wingdings"/>
+      </w:rPr>
+    </w:lvl>
+    <w:lvl w:ilvl="3">
+      <w:start w:val="1"/>
+      <w:numFmt w:val="bullet"/>
+      <w:isLgl w:val="false"/>
+      <w:suff w:val="tab"/>
+      <w:lvlText w:val="·"/>
+      <w:lvlJc w:val="left"/>
+      <w:pPr>
+        <w:ind w:left="2880" w:hanging="360"/>
+      </w:pPr>
+      <w:rPr>
+        <w:rFonts w:hint="default" w:ascii="Symbol" w:hAnsi="Symbol" w:eastAsia="Symbol" w:cs="Symbol"/>
+      </w:rPr>
+    </w:lvl>
+    <w:lvl w:ilvl="4">
+      <w:start w:val="1"/>
+      <w:numFmt w:val="bullet"/>
+      <w:isLgl w:val="false"/>
+      <w:suff w:val="tab"/>
+      <w:lvlText w:val="o"/>
+      <w:lvlJc w:val="left"/>
+      <w:pPr>
+        <w:ind w:left="3600" w:hanging="360"/>
+      </w:pPr>
+      <w:rPr>
+        <w:rFonts w:hint="default" w:ascii="Courier New" w:hAnsi="Courier New" w:eastAsia="Courier New" w:cs="Courier New"/>
+      </w:rPr>
+    </w:lvl>
+    <w:lvl w:ilvl="5">
+      <w:start w:val="1"/>
+      <w:numFmt w:val="bullet"/>
+      <w:isLgl w:val="false"/>
+      <w:suff w:val="tab"/>
+      <w:lvlText w:val="§"/>
+      <w:lvlJc w:val="left"/>
+      <w:pPr>
+        <w:ind w:left="4320" w:hanging="360"/>
+      </w:pPr>
+      <w:rPr>
+        <w:rFonts w:hint="default" w:ascii="Wingdings" w:hAnsi="Wingdings" w:eastAsia="Wingdings" w:cs="Wingdings"/>
+      </w:rPr>
+    </w:lvl>
+    <w:lvl w:ilvl="6">
+      <w:start w:val="1"/>
+      <w:numFmt w:val="bullet"/>
+      <w:isLgl w:val="false"/>
+      <w:suff w:val="tab"/>
+      <w:lvlText w:val="·"/>
+      <w:lvlJc w:val="left"/>
+      <w:pPr>
+        <w:ind w:left="5040" w:hanging="360"/>
+      </w:pPr>
+      <w:rPr>
+        <w:rFonts w:hint="default" w:ascii="Symbol" w:hAnsi="Symbol" w:eastAsia="Symbol" w:cs="Symbol"/>
+      </w:rPr>
+    </w:lvl>
+    <w:lvl w:ilvl="7">
+      <w:start w:val="1"/>
+      <w:numFmt w:val="bullet"/>
+      <w:isLgl w:val="false"/>
+      <w:suff w:val="tab"/>
+      <w:lvlText w:val="o"/>
+      <w:lvlJc w:val="left"/>
+      <w:pPr>
+        <w:ind w:left="5760" w:hanging="360"/>
+      </w:pPr>
+      <w:rPr>
+        <w:rFonts w:hint="default" w:ascii="Courier New" w:hAnsi="Courier New" w:eastAsia="Courier New" w:cs="Courier New"/>
+      </w:rPr>
+    </w:lvl>
+    <w:lvl w:ilvl="8">
+      <w:start w:val="1"/>
+      <w:numFmt w:val="bullet"/>
+      <w:isLgl w:val="false"/>
+      <w:suff w:val="tab"/>
+      <w:lvlText w:val="§"/>
+      <w:lvlJc w:val="left"/>
+      <w:pPr>
+        <w:ind w:left="6480" w:hanging="360"/>
+      </w:pPr>
+      <w:rPr>
+        <w:rFonts w:hint="default" w:ascii="Wingdings" w:hAnsi="Wingdings" w:eastAsia="Wingdings" w:cs="Wingdings"/>
+      </w:rPr>
+    </w:lvl>
+  </w:abstractNum>
+  <w:abstractNum w:abstractNumId="99">
     <w:multiLevelType w:val="hybridMultilevel"/>
     <w:lvl w:ilvl="0">
       <w:start w:val="1"/>
@@ -32243,6 +34755,15 @@
   <w:num w:numId="97">
     <w:abstractNumId w:val="96"/>
   </w:num>
+  <w:num w:numId="98">
+    <w:abstractNumId w:val="97"/>
+  </w:num>
+  <w:num w:numId="99">
+    <w:abstractNumId w:val="98"/>
+  </w:num>
+  <w:num w:numId="100">
+    <w:abstractNumId w:val="99"/>
+  </w:num>
 </w:numbering>
 </file>
 
@@ -32402,7 +34923,7 @@
     <w:lsdException w:name="Bibliography" w:uiPriority="37"/>
     <w:lsdException w:name="TOC Heading" w:uiPriority="39" w:qFormat="1"/>
   </w:latentStyles>
-  <w:style w:type="paragraph" w:styleId="837" w:default="1">
+  <w:style w:type="paragraph" w:styleId="873" w:default="1">
     <w:name w:val="Normal"/>
     <w:qFormat/>
     <w:pPr>
@@ -32415,11 +34936,11 @@
       <w:sz w:val="28"/>
     </w:rPr>
   </w:style>
-  <w:style w:type="paragraph" w:styleId="838">
+  <w:style w:type="paragraph" w:styleId="874">
     <w:name w:val="Heading 1"/>
-    <w:basedOn w:val="837"/>
-    <w:next w:val="837"/>
-    <w:link w:val="1033"/>
+    <w:basedOn w:val="873"/>
+    <w:next w:val="873"/>
+    <w:link w:val="1069"/>
     <w:uiPriority w:val="9"/>
     <w:qFormat/>
     <w:pPr>
@@ -32437,11 +34958,11 @@
       <w:szCs w:val="32"/>
     </w:rPr>
   </w:style>
-  <w:style w:type="paragraph" w:styleId="839">
+  <w:style w:type="paragraph" w:styleId="875">
     <w:name w:val="Heading 2"/>
-    <w:basedOn w:val="837"/>
-    <w:next w:val="837"/>
-    <w:link w:val="1042"/>
+    <w:basedOn w:val="873"/>
+    <w:next w:val="873"/>
+    <w:link w:val="1078"/>
     <w:uiPriority w:val="9"/>
     <w:unhideWhenUsed/>
     <w:qFormat/>
@@ -32456,11 +34977,11 @@
       <w:szCs w:val="26"/>
     </w:rPr>
   </w:style>
-  <w:style w:type="paragraph" w:styleId="840">
+  <w:style w:type="paragraph" w:styleId="876">
     <w:name w:val="Heading 3"/>
-    <w:basedOn w:val="837"/>
-    <w:next w:val="837"/>
-    <w:link w:val="872"/>
+    <w:basedOn w:val="873"/>
+    <w:next w:val="873"/>
+    <w:link w:val="908"/>
     <w:uiPriority w:val="9"/>
     <w:unhideWhenUsed/>
     <w:qFormat/>
@@ -32476,11 +34997,11 @@
       <w:szCs w:val="30"/>
     </w:rPr>
   </w:style>
-  <w:style w:type="paragraph" w:styleId="841">
+  <w:style w:type="paragraph" w:styleId="877">
     <w:name w:val="Heading 4"/>
-    <w:basedOn w:val="837"/>
-    <w:next w:val="837"/>
-    <w:link w:val="1047"/>
+    <w:basedOn w:val="873"/>
+    <w:next w:val="873"/>
+    <w:link w:val="1083"/>
     <w:uiPriority w:val="9"/>
     <w:unhideWhenUsed/>
     <w:qFormat/>
@@ -32497,11 +35018,11 @@
       <w:color w:val="2e74b5" w:themeColor="accent1" w:themeShade="BF"/>
     </w:rPr>
   </w:style>
-  <w:style w:type="paragraph" w:styleId="842">
+  <w:style w:type="paragraph" w:styleId="878">
     <w:name w:val="Heading 5"/>
-    <w:basedOn w:val="837"/>
-    <w:next w:val="837"/>
-    <w:link w:val="874"/>
+    <w:basedOn w:val="873"/>
+    <w:next w:val="873"/>
+    <w:link w:val="910"/>
     <w:uiPriority w:val="9"/>
     <w:unhideWhenUsed/>
     <w:qFormat/>
@@ -32519,11 +35040,11 @@
       <w:szCs w:val="24"/>
     </w:rPr>
   </w:style>
-  <w:style w:type="paragraph" w:styleId="843">
+  <w:style w:type="paragraph" w:styleId="879">
     <w:name w:val="Heading 6"/>
-    <w:basedOn w:val="837"/>
-    <w:next w:val="837"/>
-    <w:link w:val="875"/>
+    <w:basedOn w:val="873"/>
+    <w:next w:val="873"/>
+    <w:link w:val="911"/>
     <w:uiPriority w:val="9"/>
     <w:unhideWhenUsed/>
     <w:qFormat/>
@@ -32540,11 +35061,11 @@
       <w:sz w:val="22"/>
     </w:rPr>
   </w:style>
-  <w:style w:type="paragraph" w:styleId="844">
+  <w:style w:type="paragraph" w:styleId="880">
     <w:name w:val="Heading 7"/>
-    <w:basedOn w:val="837"/>
-    <w:next w:val="837"/>
-    <w:link w:val="876"/>
+    <w:basedOn w:val="873"/>
+    <w:next w:val="873"/>
+    <w:link w:val="912"/>
     <w:uiPriority w:val="9"/>
     <w:unhideWhenUsed/>
     <w:qFormat/>
@@ -32563,11 +35084,11 @@
       <w:sz w:val="22"/>
     </w:rPr>
   </w:style>
-  <w:style w:type="paragraph" w:styleId="845">
+  <w:style w:type="paragraph" w:styleId="881">
     <w:name w:val="Heading 8"/>
-    <w:basedOn w:val="837"/>
-    <w:next w:val="837"/>
-    <w:link w:val="877"/>
+    <w:basedOn w:val="873"/>
+    <w:next w:val="873"/>
+    <w:link w:val="913"/>
     <w:uiPriority w:val="9"/>
     <w:unhideWhenUsed/>
     <w:qFormat/>
@@ -32584,11 +35105,11 @@
       <w:sz w:val="22"/>
     </w:rPr>
   </w:style>
-  <w:style w:type="paragraph" w:styleId="846">
+  <w:style w:type="paragraph" w:styleId="882">
     <w:name w:val="Heading 9"/>
-    <w:basedOn w:val="837"/>
-    <w:next w:val="837"/>
-    <w:link w:val="878"/>
+    <w:basedOn w:val="873"/>
+    <w:next w:val="873"/>
+    <w:link w:val="914"/>
     <w:uiPriority w:val="9"/>
     <w:unhideWhenUsed/>
     <w:qFormat/>
@@ -32606,12 +35127,12 @@
       <w:szCs w:val="21"/>
     </w:rPr>
   </w:style>
-  <w:style w:type="character" w:styleId="847" w:default="1">
+  <w:style w:type="character" w:styleId="883" w:default="1">
     <w:name w:val="Default Paragraph Font"/>
     <w:uiPriority w:val="1"/>
     <w:unhideWhenUsed/>
   </w:style>
-  <w:style w:type="table" w:styleId="848" w:default="1">
+  <w:style w:type="table" w:styleId="884" w:default="1">
     <w:name w:val="Normal Table"/>
     <w:uiPriority w:val="99"/>
     <w:semiHidden/>
@@ -32626,15 +35147,15 @@
       </w:tblCellMar>
     </w:tblPr>
   </w:style>
-  <w:style w:type="numbering" w:styleId="849" w:default="1">
+  <w:style w:type="numbering" w:styleId="885" w:default="1">
     <w:name w:val="No List"/>
     <w:uiPriority w:val="99"/>
     <w:semiHidden/>
     <w:unhideWhenUsed/>
   </w:style>
-  <w:style w:type="character" w:styleId="850" w:customStyle="1">
+  <w:style w:type="character" w:styleId="886" w:customStyle="1">
     <w:name w:val="Heading 3 Char"/>
-    <w:basedOn w:val="847"/>
+    <w:basedOn w:val="883"/>
     <w:uiPriority w:val="9"/>
     <w:rPr>
       <w:rFonts w:ascii="Arial" w:hAnsi="Arial" w:eastAsia="Arial" w:cs="Arial"/>
@@ -32643,18 +35164,18 @@
       <w:szCs w:val="28"/>
     </w:rPr>
   </w:style>
-  <w:style w:type="character" w:styleId="851" w:customStyle="1">
+  <w:style w:type="character" w:styleId="887" w:customStyle="1">
     <w:name w:val="Heading 5 Char"/>
-    <w:basedOn w:val="847"/>
+    <w:basedOn w:val="883"/>
     <w:uiPriority w:val="9"/>
     <w:rPr>
       <w:rFonts w:ascii="Arial" w:hAnsi="Arial" w:eastAsia="Arial" w:cs="Arial"/>
       <w:color w:val="2e74b5" w:themeColor="accent1" w:themeShade="BF"/>
     </w:rPr>
   </w:style>
-  <w:style w:type="character" w:styleId="852" w:customStyle="1">
+  <w:style w:type="character" w:styleId="888" w:customStyle="1">
     <w:name w:val="Heading 6 Char"/>
-    <w:basedOn w:val="847"/>
+    <w:basedOn w:val="883"/>
     <w:uiPriority w:val="9"/>
     <w:rPr>
       <w:rFonts w:ascii="Arial" w:hAnsi="Arial" w:eastAsia="Arial" w:cs="Arial"/>
@@ -32663,18 +35184,18 @@
       <w:color w:val="595959" w:themeColor="text1" w:themeTint="A6"/>
     </w:rPr>
   </w:style>
-  <w:style w:type="character" w:styleId="853" w:customStyle="1">
+  <w:style w:type="character" w:styleId="889" w:customStyle="1">
     <w:name w:val="Heading 7 Char"/>
-    <w:basedOn w:val="847"/>
+    <w:basedOn w:val="883"/>
     <w:uiPriority w:val="9"/>
     <w:rPr>
       <w:rFonts w:ascii="Arial" w:hAnsi="Arial" w:eastAsia="Arial" w:cs="Arial"/>
       <w:color w:val="595959" w:themeColor="text1" w:themeTint="A6"/>
     </w:rPr>
   </w:style>
-  <w:style w:type="character" w:styleId="854" w:customStyle="1">
+  <w:style w:type="character" w:styleId="890" w:customStyle="1">
     <w:name w:val="Heading 8 Char"/>
-    <w:basedOn w:val="847"/>
+    <w:basedOn w:val="883"/>
     <w:uiPriority w:val="9"/>
     <w:rPr>
       <w:rFonts w:ascii="Arial" w:hAnsi="Arial" w:eastAsia="Arial" w:cs="Arial"/>
@@ -32683,9 +35204,9 @@
       <w:color w:val="272727" w:themeColor="text1" w:themeTint="D8"/>
     </w:rPr>
   </w:style>
-  <w:style w:type="character" w:styleId="855" w:customStyle="1">
+  <w:style w:type="character" w:styleId="891" w:customStyle="1">
     <w:name w:val="Heading 9 Char"/>
-    <w:basedOn w:val="847"/>
+    <w:basedOn w:val="883"/>
     <w:uiPriority w:val="9"/>
     <w:rPr>
       <w:rFonts w:ascii="Arial" w:hAnsi="Arial" w:eastAsia="Arial" w:cs="Arial"/>
@@ -32694,9 +35215,9 @@
       <w:color w:val="272727" w:themeColor="text1" w:themeTint="D8"/>
     </w:rPr>
   </w:style>
-  <w:style w:type="character" w:styleId="856" w:customStyle="1">
+  <w:style w:type="character" w:styleId="892" w:customStyle="1">
     <w:name w:val="Title Char"/>
-    <w:basedOn w:val="847"/>
+    <w:basedOn w:val="883"/>
     <w:uiPriority w:val="10"/>
     <w:rPr>
       <w:rFonts w:ascii="Arial" w:hAnsi="Arial" w:eastAsia="Arial" w:cs="Arial"/>
@@ -32705,9 +35226,9 @@
       <w:szCs w:val="56"/>
     </w:rPr>
   </w:style>
-  <w:style w:type="character" w:styleId="857" w:customStyle="1">
+  <w:style w:type="character" w:styleId="893" w:customStyle="1">
     <w:name w:val="Subtitle Char"/>
-    <w:basedOn w:val="847"/>
+    <w:basedOn w:val="883"/>
     <w:uiPriority w:val="11"/>
     <w:rPr>
       <w:color w:val="595959" w:themeColor="text1" w:themeTint="A6"/>
@@ -32716,9 +35237,9 @@
       <w:szCs w:val="28"/>
     </w:rPr>
   </w:style>
-  <w:style w:type="character" w:styleId="858" w:customStyle="1">
+  <w:style w:type="character" w:styleId="894" w:customStyle="1">
     <w:name w:val="Quote Char"/>
-    <w:basedOn w:val="847"/>
+    <w:basedOn w:val="883"/>
     <w:uiPriority w:val="29"/>
     <w:rPr>
       <w:i/>
@@ -32726,9 +35247,9 @@
       <w:color w:val="404040" w:themeColor="text1" w:themeTint="BF"/>
     </w:rPr>
   </w:style>
-  <w:style w:type="character" w:styleId="859">
+  <w:style w:type="character" w:styleId="895">
     <w:name w:val="Intense Emphasis"/>
-    <w:basedOn w:val="847"/>
+    <w:basedOn w:val="883"/>
     <w:uiPriority w:val="21"/>
     <w:qFormat/>
     <w:rPr>
@@ -32737,9 +35258,9 @@
       <w:color w:val="2e74b5" w:themeColor="accent1" w:themeShade="BF"/>
     </w:rPr>
   </w:style>
-  <w:style w:type="character" w:styleId="860" w:customStyle="1">
+  <w:style w:type="character" w:styleId="896" w:customStyle="1">
     <w:name w:val="Intense Quote Char"/>
-    <w:basedOn w:val="847"/>
+    <w:basedOn w:val="883"/>
     <w:uiPriority w:val="30"/>
     <w:rPr>
       <w:i/>
@@ -32747,9 +35268,9 @@
       <w:color w:val="2e74b5" w:themeColor="accent1" w:themeShade="BF"/>
     </w:rPr>
   </w:style>
-  <w:style w:type="character" w:styleId="861">
+  <w:style w:type="character" w:styleId="897">
     <w:name w:val="Intense Reference"/>
-    <w:basedOn w:val="847"/>
+    <w:basedOn w:val="883"/>
     <w:uiPriority w:val="32"/>
     <w:qFormat/>
     <w:rPr>
@@ -32760,9 +35281,9 @@
       <w:spacing w:val="5"/>
     </w:rPr>
   </w:style>
-  <w:style w:type="character" w:styleId="862">
+  <w:style w:type="character" w:styleId="898">
     <w:name w:val="Subtle Emphasis"/>
-    <w:basedOn w:val="847"/>
+    <w:basedOn w:val="883"/>
     <w:uiPriority w:val="19"/>
     <w:qFormat/>
     <w:rPr>
@@ -32771,9 +35292,9 @@
       <w:color w:val="404040" w:themeColor="text1" w:themeTint="BF"/>
     </w:rPr>
   </w:style>
-  <w:style w:type="character" w:styleId="863">
+  <w:style w:type="character" w:styleId="899">
     <w:name w:val="Emphasis"/>
-    <w:basedOn w:val="847"/>
+    <w:basedOn w:val="883"/>
     <w:uiPriority w:val="20"/>
     <w:qFormat/>
     <w:rPr>
@@ -32781,9 +35302,9 @@
       <w:iCs/>
     </w:rPr>
   </w:style>
-  <w:style w:type="character" w:styleId="864">
+  <w:style w:type="character" w:styleId="900">
     <w:name w:val="Strong"/>
-    <w:basedOn w:val="847"/>
+    <w:basedOn w:val="883"/>
     <w:uiPriority w:val="22"/>
     <w:qFormat/>
     <w:rPr>
@@ -32791,9 +35312,9 @@
       <w:bCs/>
     </w:rPr>
   </w:style>
-  <w:style w:type="character" w:styleId="865">
+  <w:style w:type="character" w:styleId="901">
     <w:name w:val="Subtle Reference"/>
-    <w:basedOn w:val="847"/>
+    <w:basedOn w:val="883"/>
     <w:uiPriority w:val="31"/>
     <w:qFormat/>
     <w:rPr>
@@ -32801,9 +35322,9 @@
       <w:color w:val="5a5a5a" w:themeColor="text1" w:themeTint="A5"/>
     </w:rPr>
   </w:style>
-  <w:style w:type="character" w:styleId="866">
+  <w:style w:type="character" w:styleId="902">
     <w:name w:val="Book Title"/>
-    <w:basedOn w:val="847"/>
+    <w:basedOn w:val="883"/>
     <w:uiPriority w:val="33"/>
     <w:qFormat/>
     <w:rPr>
@@ -32814,9 +35335,9 @@
       <w:spacing w:val="5"/>
     </w:rPr>
   </w:style>
-  <w:style w:type="character" w:styleId="867" w:customStyle="1">
+  <w:style w:type="character" w:styleId="903" w:customStyle="1">
     <w:name w:val="Footnote Text Char"/>
-    <w:basedOn w:val="847"/>
+    <w:basedOn w:val="883"/>
     <w:uiPriority w:val="99"/>
     <w:semiHidden/>
     <w:rPr>
@@ -32824,9 +35345,9 @@
       <w:szCs w:val="20"/>
     </w:rPr>
   </w:style>
-  <w:style w:type="character" w:styleId="868" w:customStyle="1">
+  <w:style w:type="character" w:styleId="904" w:customStyle="1">
     <w:name w:val="Endnote Text Char"/>
-    <w:basedOn w:val="847"/>
+    <w:basedOn w:val="883"/>
     <w:uiPriority w:val="99"/>
     <w:semiHidden/>
     <w:rPr>
@@ -32834,9 +35355,9 @@
       <w:szCs w:val="20"/>
     </w:rPr>
   </w:style>
-  <w:style w:type="character" w:styleId="869">
+  <w:style w:type="character" w:styleId="905">
     <w:name w:val="FollowedHyperlink"/>
-    <w:basedOn w:val="847"/>
+    <w:basedOn w:val="883"/>
     <w:uiPriority w:val="99"/>
     <w:semiHidden/>
     <w:unhideWhenUsed/>
@@ -32845,9 +35366,9 @@
       <w:u w:val="single"/>
     </w:rPr>
   </w:style>
-  <w:style w:type="character" w:styleId="870" w:customStyle="1">
+  <w:style w:type="character" w:styleId="906" w:customStyle="1">
     <w:name w:val="Heading 1 Char"/>
-    <w:basedOn w:val="847"/>
+    <w:basedOn w:val="883"/>
     <w:uiPriority w:val="9"/>
     <w:rPr>
       <w:rFonts w:ascii="Arial" w:hAnsi="Arial" w:eastAsia="Arial" w:cs="Arial"/>
@@ -32855,19 +35376,19 @@
       <w:szCs w:val="40"/>
     </w:rPr>
   </w:style>
-  <w:style w:type="character" w:styleId="871" w:customStyle="1">
+  <w:style w:type="character" w:styleId="907" w:customStyle="1">
     <w:name w:val="Heading 2 Char"/>
-    <w:basedOn w:val="847"/>
+    <w:basedOn w:val="883"/>
     <w:uiPriority w:val="9"/>
     <w:rPr>
       <w:rFonts w:ascii="Arial" w:hAnsi="Arial" w:eastAsia="Arial" w:cs="Arial"/>
       <w:sz w:val="34"/>
     </w:rPr>
   </w:style>
-  <w:style w:type="character" w:styleId="872" w:customStyle="1">
+  <w:style w:type="character" w:styleId="908" w:customStyle="1">
     <w:name w:val="Заголовок 3 Знак"/>
-    <w:basedOn w:val="847"/>
-    <w:link w:val="840"/>
+    <w:basedOn w:val="883"/>
+    <w:link w:val="876"/>
     <w:uiPriority w:val="9"/>
     <w:rPr>
       <w:rFonts w:ascii="Arial" w:hAnsi="Arial" w:eastAsia="Arial" w:cs="Arial"/>
@@ -32875,9 +35396,9 @@
       <w:szCs w:val="30"/>
     </w:rPr>
   </w:style>
-  <w:style w:type="character" w:styleId="873" w:customStyle="1">
+  <w:style w:type="character" w:styleId="909" w:customStyle="1">
     <w:name w:val="Heading 4 Char"/>
-    <w:basedOn w:val="847"/>
+    <w:basedOn w:val="883"/>
     <w:uiPriority w:val="9"/>
     <w:rPr>
       <w:rFonts w:ascii="Arial" w:hAnsi="Arial" w:eastAsia="Arial" w:cs="Arial"/>
@@ -32887,10 +35408,10 @@
       <w:szCs w:val="26"/>
     </w:rPr>
   </w:style>
-  <w:style w:type="character" w:styleId="874" w:customStyle="1">
+  <w:style w:type="character" w:styleId="910" w:customStyle="1">
     <w:name w:val="Заголовок 5 Знак"/>
-    <w:basedOn w:val="847"/>
-    <w:link w:val="842"/>
+    <w:basedOn w:val="883"/>
+    <w:link w:val="878"/>
     <w:uiPriority w:val="9"/>
     <w:rPr>
       <w:rFonts w:ascii="Arial" w:hAnsi="Arial" w:eastAsia="Arial" w:cs="Arial"/>
@@ -32900,10 +35421,10 @@
       <w:szCs w:val="24"/>
     </w:rPr>
   </w:style>
-  <w:style w:type="character" w:styleId="875" w:customStyle="1">
+  <w:style w:type="character" w:styleId="911" w:customStyle="1">
     <w:name w:val="Заголовок 6 Знак"/>
-    <w:basedOn w:val="847"/>
-    <w:link w:val="843"/>
+    <w:basedOn w:val="883"/>
+    <w:link w:val="879"/>
     <w:uiPriority w:val="9"/>
     <w:rPr>
       <w:rFonts w:ascii="Arial" w:hAnsi="Arial" w:eastAsia="Arial" w:cs="Arial"/>
@@ -32913,10 +35434,10 @@
       <w:szCs w:val="22"/>
     </w:rPr>
   </w:style>
-  <w:style w:type="character" w:styleId="876" w:customStyle="1">
+  <w:style w:type="character" w:styleId="912" w:customStyle="1">
     <w:name w:val="Заголовок 7 Знак"/>
-    <w:basedOn w:val="847"/>
-    <w:link w:val="844"/>
+    <w:basedOn w:val="883"/>
+    <w:link w:val="880"/>
     <w:uiPriority w:val="9"/>
     <w:rPr>
       <w:rFonts w:ascii="Arial" w:hAnsi="Arial" w:eastAsia="Arial" w:cs="Arial"/>
@@ -32928,10 +35449,10 @@
       <w:szCs w:val="22"/>
     </w:rPr>
   </w:style>
-  <w:style w:type="character" w:styleId="877" w:customStyle="1">
+  <w:style w:type="character" w:styleId="913" w:customStyle="1">
     <w:name w:val="Заголовок 8 Знак"/>
-    <w:basedOn w:val="847"/>
-    <w:link w:val="845"/>
+    <w:basedOn w:val="883"/>
+    <w:link w:val="881"/>
     <w:uiPriority w:val="9"/>
     <w:rPr>
       <w:rFonts w:ascii="Arial" w:hAnsi="Arial" w:eastAsia="Arial" w:cs="Arial"/>
@@ -32941,10 +35462,10 @@
       <w:szCs w:val="22"/>
     </w:rPr>
   </w:style>
-  <w:style w:type="character" w:styleId="878" w:customStyle="1">
+  <w:style w:type="character" w:styleId="914" w:customStyle="1">
     <w:name w:val="Заголовок 9 Знак"/>
-    <w:basedOn w:val="847"/>
-    <w:link w:val="846"/>
+    <w:basedOn w:val="883"/>
+    <w:link w:val="882"/>
     <w:uiPriority w:val="9"/>
     <w:rPr>
       <w:rFonts w:ascii="Arial" w:hAnsi="Arial" w:eastAsia="Arial" w:cs="Arial"/>
@@ -32954,11 +35475,11 @@
       <w:szCs w:val="21"/>
     </w:rPr>
   </w:style>
-  <w:style w:type="paragraph" w:styleId="879">
+  <w:style w:type="paragraph" w:styleId="915">
     <w:name w:val="Title"/>
-    <w:basedOn w:val="837"/>
-    <w:next w:val="837"/>
-    <w:link w:val="880"/>
+    <w:basedOn w:val="873"/>
+    <w:next w:val="873"/>
+    <w:link w:val="916"/>
     <w:uiPriority w:val="10"/>
     <w:qFormat/>
     <w:pPr>
@@ -32970,21 +35491,21 @@
       <w:szCs w:val="48"/>
     </w:rPr>
   </w:style>
-  <w:style w:type="character" w:styleId="880" w:customStyle="1">
+  <w:style w:type="character" w:styleId="916" w:customStyle="1">
     <w:name w:val="Заголовок Знак"/>
-    <w:basedOn w:val="847"/>
-    <w:link w:val="879"/>
+    <w:basedOn w:val="883"/>
+    <w:link w:val="915"/>
     <w:uiPriority w:val="10"/>
     <w:rPr>
       <w:sz w:val="48"/>
       <w:szCs w:val="48"/>
     </w:rPr>
   </w:style>
-  <w:style w:type="paragraph" w:styleId="881">
+  <w:style w:type="paragraph" w:styleId="917">
     <w:name w:val="Subtitle"/>
-    <w:basedOn w:val="837"/>
-    <w:next w:val="837"/>
-    <w:link w:val="882"/>
+    <w:basedOn w:val="873"/>
+    <w:next w:val="873"/>
+    <w:link w:val="918"/>
     <w:uiPriority w:val="11"/>
     <w:qFormat/>
     <w:pPr>
@@ -32995,21 +35516,21 @@
       <w:szCs w:val="24"/>
     </w:rPr>
   </w:style>
-  <w:style w:type="character" w:styleId="882" w:customStyle="1">
+  <w:style w:type="character" w:styleId="918" w:customStyle="1">
     <w:name w:val="Подзаголовок Знак"/>
-    <w:basedOn w:val="847"/>
-    <w:link w:val="881"/>
+    <w:basedOn w:val="883"/>
+    <w:link w:val="917"/>
     <w:uiPriority w:val="11"/>
     <w:rPr>
       <w:sz w:val="24"/>
       <w:szCs w:val="24"/>
     </w:rPr>
   </w:style>
-  <w:style w:type="paragraph" w:styleId="883">
+  <w:style w:type="paragraph" w:styleId="919">
     <w:name w:val="Quote"/>
-    <w:basedOn w:val="837"/>
-    <w:next w:val="837"/>
-    <w:link w:val="884"/>
+    <w:basedOn w:val="873"/>
+    <w:next w:val="873"/>
+    <w:link w:val="920"/>
     <w:uiPriority w:val="29"/>
     <w:qFormat/>
     <w:pPr>
@@ -33019,19 +35540,19 @@
       <w:i/>
     </w:rPr>
   </w:style>
-  <w:style w:type="character" w:styleId="884" w:customStyle="1">
+  <w:style w:type="character" w:styleId="920" w:customStyle="1">
     <w:name w:val="Цитата 2 Знак"/>
-    <w:link w:val="883"/>
+    <w:link w:val="919"/>
     <w:uiPriority w:val="29"/>
     <w:rPr>
       <w:i/>
     </w:rPr>
   </w:style>
-  <w:style w:type="paragraph" w:styleId="885">
+  <w:style w:type="paragraph" w:styleId="921">
     <w:name w:val="Intense Quote"/>
-    <w:basedOn w:val="837"/>
-    <w:next w:val="837"/>
-    <w:link w:val="886"/>
+    <w:basedOn w:val="873"/>
+    <w:next w:val="873"/>
+    <w:link w:val="922"/>
     <w:uiPriority w:val="30"/>
     <w:qFormat/>
     <w:pPr>
@@ -33048,29 +35569,29 @@
       <w:i/>
     </w:rPr>
   </w:style>
-  <w:style w:type="character" w:styleId="886" w:customStyle="1">
+  <w:style w:type="character" w:styleId="922" w:customStyle="1">
     <w:name w:val="Выделенная цитата Знак"/>
-    <w:link w:val="885"/>
+    <w:link w:val="921"/>
     <w:uiPriority w:val="30"/>
     <w:rPr>
       <w:i/>
     </w:rPr>
   </w:style>
-  <w:style w:type="character" w:styleId="887" w:customStyle="1">
+  <w:style w:type="character" w:styleId="923" w:customStyle="1">
     <w:name w:val="Header Char"/>
-    <w:basedOn w:val="847"/>
+    <w:basedOn w:val="883"/>
     <w:uiPriority w:val="99"/>
   </w:style>
-  <w:style w:type="character" w:styleId="888" w:customStyle="1">
+  <w:style w:type="character" w:styleId="924" w:customStyle="1">
     <w:name w:val="Footer Char"/>
-    <w:basedOn w:val="847"/>
+    <w:basedOn w:val="883"/>
     <w:uiPriority w:val="99"/>
   </w:style>
-  <w:style w:type="paragraph" w:styleId="889">
+  <w:style w:type="paragraph" w:styleId="925">
     <w:name w:val="Caption"/>
-    <w:basedOn w:val="837"/>
-    <w:next w:val="837"/>
-    <w:link w:val="890"/>
+    <w:basedOn w:val="873"/>
+    <w:next w:val="873"/>
+    <w:link w:val="926"/>
     <w:uiPriority w:val="35"/>
     <w:unhideWhenUsed/>
     <w:qFormat/>
@@ -33085,13 +35606,13 @@
       <w:szCs w:val="18"/>
     </w:rPr>
   </w:style>
-  <w:style w:type="character" w:styleId="890" w:customStyle="1">
+  <w:style w:type="character" w:styleId="926" w:customStyle="1">
     <w:name w:val="Caption Char"/>
     <w:uiPriority w:val="99"/>
   </w:style>
-  <w:style w:type="table" w:styleId="891" w:customStyle="1">
+  <w:style w:type="table" w:styleId="927" w:customStyle="1">
     <w:name w:val="Table Grid Light"/>
-    <w:basedOn w:val="848"/>
+    <w:basedOn w:val="884"/>
     <w:uiPriority w:val="59"/>
     <w:pPr>
       <w:spacing w:after="0" w:line="240" w:lineRule="auto"/>
@@ -33107,9 +35628,9 @@
       </w:tblBorders>
     </w:tblPr>
   </w:style>
-  <w:style w:type="table" w:styleId="892">
+  <w:style w:type="table" w:styleId="928">
     <w:name w:val="Plain Table 1"/>
-    <w:basedOn w:val="848"/>
+    <w:basedOn w:val="884"/>
     <w:uiPriority w:val="59"/>
     <w:pPr>
       <w:spacing w:after="0" w:line="240" w:lineRule="auto"/>
@@ -33167,9 +35688,9 @@
       </w:rPr>
     </w:tblStylePr>
   </w:style>
-  <w:style w:type="table" w:styleId="893">
+  <w:style w:type="table" w:styleId="929">
     <w:name w:val="Plain Table 2"/>
-    <w:basedOn w:val="848"/>
+    <w:basedOn w:val="884"/>
     <w:uiPriority w:val="59"/>
     <w:pPr>
       <w:spacing w:after="0" w:line="240" w:lineRule="auto"/>
@@ -33245,9 +35766,9 @@
       </w:rPr>
     </w:tblStylePr>
   </w:style>
-  <w:style w:type="table" w:styleId="894">
+  <w:style w:type="table" w:styleId="930">
     <w:name w:val="Plain Table 3"/>
-    <w:basedOn w:val="848"/>
+    <w:basedOn w:val="884"/>
     <w:uiPriority w:val="99"/>
     <w:pPr>
       <w:spacing w:after="0" w:line="240" w:lineRule="auto"/>
@@ -33321,9 +35842,9 @@
       </w:rPr>
     </w:tblStylePr>
   </w:style>
-  <w:style w:type="table" w:styleId="895">
+  <w:style w:type="table" w:styleId="931">
     <w:name w:val="Plain Table 4"/>
-    <w:basedOn w:val="848"/>
+    <w:basedOn w:val="884"/>
     <w:uiPriority w:val="99"/>
     <w:pPr>
       <w:spacing w:after="0" w:line="240" w:lineRule="auto"/>
@@ -33377,9 +35898,9 @@
       </w:rPr>
     </w:tblStylePr>
   </w:style>
-  <w:style w:type="table" w:styleId="896">
+  <w:style w:type="table" w:styleId="932">
     <w:name w:val="Plain Table 5"/>
-    <w:basedOn w:val="848"/>
+    <w:basedOn w:val="884"/>
     <w:uiPriority w:val="99"/>
     <w:pPr>
       <w:spacing w:after="0" w:line="240" w:lineRule="auto"/>
@@ -33464,9 +35985,9 @@
       </w:tcPr>
     </w:tblStylePr>
   </w:style>
-  <w:style w:type="table" w:styleId="897">
+  <w:style w:type="table" w:styleId="933">
     <w:name w:val="Grid Table 1 Light"/>
-    <w:basedOn w:val="848"/>
+    <w:basedOn w:val="884"/>
     <w:uiPriority w:val="99"/>
     <w:pPr>
       <w:spacing w:after="0" w:line="240" w:lineRule="auto"/>
@@ -33528,9 +36049,9 @@
       </w:rPr>
     </w:tblStylePr>
   </w:style>
-  <w:style w:type="table" w:styleId="898" w:customStyle="1">
+  <w:style w:type="table" w:styleId="934" w:customStyle="1">
     <w:name w:val="Grid Table 1 Light - Accent 1"/>
-    <w:basedOn w:val="848"/>
+    <w:basedOn w:val="884"/>
     <w:uiPriority w:val="99"/>
     <w:pPr>
       <w:spacing w:after="0" w:line="240" w:lineRule="auto"/>
@@ -33592,9 +36113,9 @@
       </w:rPr>
     </w:tblStylePr>
   </w:style>
-  <w:style w:type="table" w:styleId="899" w:customStyle="1">
+  <w:style w:type="table" w:styleId="935" w:customStyle="1">
     <w:name w:val="Grid Table 1 Light - Accent 2"/>
-    <w:basedOn w:val="848"/>
+    <w:basedOn w:val="884"/>
     <w:uiPriority w:val="99"/>
     <w:pPr>
       <w:spacing w:after="0" w:line="240" w:lineRule="auto"/>
@@ -33656,9 +36177,9 @@
       </w:rPr>
     </w:tblStylePr>
   </w:style>
-  <w:style w:type="table" w:styleId="900" w:customStyle="1">
+  <w:style w:type="table" w:styleId="936" w:customStyle="1">
     <w:name w:val="Grid Table 1 Light - Accent 3"/>
-    <w:basedOn w:val="848"/>
+    <w:basedOn w:val="884"/>
     <w:uiPriority w:val="99"/>
     <w:pPr>
       <w:spacing w:after="0" w:line="240" w:lineRule="auto"/>
@@ -33720,9 +36241,9 @@
       </w:rPr>
     </w:tblStylePr>
   </w:style>
-  <w:style w:type="table" w:styleId="901" w:customStyle="1">
+  <w:style w:type="table" w:styleId="937" w:customStyle="1">
     <w:name w:val="Grid Table 1 Light - Accent 4"/>
-    <w:basedOn w:val="848"/>
+    <w:basedOn w:val="884"/>
     <w:uiPriority w:val="99"/>
     <w:pPr>
       <w:spacing w:after="0" w:line="240" w:lineRule="auto"/>
@@ -33784,9 +36305,9 @@
       </w:rPr>
     </w:tblStylePr>
   </w:style>
-  <w:style w:type="table" w:styleId="902" w:customStyle="1">
+  <w:style w:type="table" w:styleId="938" w:customStyle="1">
     <w:name w:val="Grid Table 1 Light - Accent 5"/>
-    <w:basedOn w:val="848"/>
+    <w:basedOn w:val="884"/>
     <w:uiPriority w:val="99"/>
     <w:pPr>
       <w:spacing w:after="0" w:line="240" w:lineRule="auto"/>
@@ -33848,9 +36369,9 @@
       </w:rPr>
     </w:tblStylePr>
   </w:style>
-  <w:style w:type="table" w:styleId="903" w:customStyle="1">
+  <w:style w:type="table" w:styleId="939" w:customStyle="1">
     <w:name w:val="Grid Table 1 Light - Accent 6"/>
-    <w:basedOn w:val="848"/>
+    <w:basedOn w:val="884"/>
     <w:uiPriority w:val="99"/>
     <w:pPr>
       <w:spacing w:after="0" w:line="240" w:lineRule="auto"/>
@@ -33912,9 +36433,9 @@
       </w:rPr>
     </w:tblStylePr>
   </w:style>
-  <w:style w:type="table" w:styleId="904">
+  <w:style w:type="table" w:styleId="940">
     <w:name w:val="Grid Table 2"/>
-    <w:basedOn w:val="848"/>
+    <w:basedOn w:val="884"/>
     <w:uiPriority w:val="99"/>
     <w:pPr>
       <w:spacing w:after="0" w:line="240" w:lineRule="auto"/>
@@ -33991,9 +36512,9 @@
       </w:tcPr>
     </w:tblStylePr>
   </w:style>
-  <w:style w:type="table" w:styleId="905" w:customStyle="1">
+  <w:style w:type="table" w:styleId="941" w:customStyle="1">
     <w:name w:val="Grid Table 2 - Accent 1"/>
-    <w:basedOn w:val="848"/>
+    <w:basedOn w:val="884"/>
     <w:uiPriority w:val="99"/>
     <w:pPr>
       <w:spacing w:after="0" w:line="240" w:lineRule="auto"/>
@@ -34070,9 +36591,9 @@
       </w:tcPr>
     </w:tblStylePr>
   </w:style>
-  <w:style w:type="table" w:styleId="906" w:customStyle="1">
+  <w:style w:type="table" w:styleId="942" w:customStyle="1">
     <w:name w:val="Grid Table 2 - Accent 2"/>
-    <w:basedOn w:val="848"/>
+    <w:basedOn w:val="884"/>
     <w:uiPriority w:val="99"/>
     <w:pPr>
       <w:spacing w:after="0" w:line="240" w:lineRule="auto"/>
@@ -34149,9 +36670,9 @@
       </w:tcPr>
     </w:tblStylePr>
   </w:style>
-  <w:style w:type="table" w:styleId="907" w:customStyle="1">
+  <w:style w:type="table" w:styleId="943" w:customStyle="1">
     <w:name w:val="Grid Table 2 - Accent 3"/>
-    <w:basedOn w:val="848"/>
+    <w:basedOn w:val="884"/>
     <w:uiPriority w:val="99"/>
     <w:pPr>
       <w:spacing w:after="0" w:line="240" w:lineRule="auto"/>
@@ -34228,9 +36749,9 @@
       </w:tcPr>
     </w:tblStylePr>
   </w:style>
-  <w:style w:type="table" w:styleId="908" w:customStyle="1">
+  <w:style w:type="table" w:styleId="944" w:customStyle="1">
     <w:name w:val="Grid Table 2 - Accent 4"/>
-    <w:basedOn w:val="848"/>
+    <w:basedOn w:val="884"/>
     <w:uiPriority w:val="99"/>
     <w:pPr>
       <w:spacing w:after="0" w:line="240" w:lineRule="auto"/>
@@ -34307,9 +36828,9 @@
       </w:tcPr>
     </w:tblStylePr>
   </w:style>
-  <w:style w:type="table" w:styleId="909" w:customStyle="1">
+  <w:style w:type="table" w:styleId="945" w:customStyle="1">
     <w:name w:val="Grid Table 2 - Accent 5"/>
-    <w:basedOn w:val="848"/>
+    <w:basedOn w:val="884"/>
     <w:uiPriority w:val="99"/>
     <w:pPr>
       <w:spacing w:after="0" w:line="240" w:lineRule="auto"/>
@@ -34386,9 +36907,9 @@
       </w:tcPr>
     </w:tblStylePr>
   </w:style>
-  <w:style w:type="table" w:styleId="910" w:customStyle="1">
+  <w:style w:type="table" w:styleId="946" w:customStyle="1">
     <w:name w:val="Grid Table 2 - Accent 6"/>
-    <w:basedOn w:val="848"/>
+    <w:basedOn w:val="884"/>
     <w:uiPriority w:val="99"/>
     <w:pPr>
       <w:spacing w:after="0" w:line="240" w:lineRule="auto"/>
@@ -34465,9 +36986,9 @@
       </w:tcPr>
     </w:tblStylePr>
   </w:style>
-  <w:style w:type="table" w:styleId="911">
+  <w:style w:type="table" w:styleId="947">
     <w:name w:val="Grid Table 3"/>
-    <w:basedOn w:val="848"/>
+    <w:basedOn w:val="884"/>
     <w:uiPriority w:val="99"/>
     <w:pPr>
       <w:spacing w:after="0" w:line="240" w:lineRule="auto"/>
@@ -34565,9 +37086,9 @@
       </w:tcPr>
     </w:tblStylePr>
   </w:style>
-  <w:style w:type="table" w:styleId="912" w:customStyle="1">
+  <w:style w:type="table" w:styleId="948" w:customStyle="1">
     <w:name w:val="Grid Table 3 - Accent 1"/>
-    <w:basedOn w:val="848"/>
+    <w:basedOn w:val="884"/>
     <w:uiPriority w:val="99"/>
     <w:pPr>
       <w:spacing w:after="0" w:line="240" w:lineRule="auto"/>
@@ -34665,9 +37186,9 @@
       </w:tcPr>
     </w:tblStylePr>
   </w:style>
-  <w:style w:type="table" w:styleId="913" w:customStyle="1">
+  <w:style w:type="table" w:styleId="949" w:customStyle="1">
     <w:name w:val="Grid Table 3 - Accent 2"/>
-    <w:basedOn w:val="848"/>
+    <w:basedOn w:val="884"/>
     <w:uiPriority w:val="99"/>
     <w:pPr>
       <w:spacing w:after="0" w:line="240" w:lineRule="auto"/>
@@ -34765,9 +37286,9 @@
       </w:tcPr>
     </w:tblStylePr>
   </w:style>
-  <w:style w:type="table" w:styleId="914" w:customStyle="1">
+  <w:style w:type="table" w:styleId="950" w:customStyle="1">
     <w:name w:val="Grid Table 3 - Accent 3"/>
-    <w:basedOn w:val="848"/>
+    <w:basedOn w:val="884"/>
     <w:uiPriority w:val="99"/>
     <w:pPr>
       <w:spacing w:after="0" w:line="240" w:lineRule="auto"/>
@@ -34865,9 +37386,9 @@
       </w:tcPr>
     </w:tblStylePr>
   </w:style>
-  <w:style w:type="table" w:styleId="915" w:customStyle="1">
+  <w:style w:type="table" w:styleId="951" w:customStyle="1">
     <w:name w:val="Grid Table 3 - Accent 4"/>
-    <w:basedOn w:val="848"/>
+    <w:basedOn w:val="884"/>
     <w:uiPriority w:val="99"/>
     <w:pPr>
       <w:spacing w:after="0" w:line="240" w:lineRule="auto"/>
@@ -34965,9 +37486,9 @@
       </w:tcPr>
     </w:tblStylePr>
   </w:style>
-  <w:style w:type="table" w:styleId="916" w:customStyle="1">
+  <w:style w:type="table" w:styleId="952" w:customStyle="1">
     <w:name w:val="Grid Table 3 - Accent 5"/>
-    <w:basedOn w:val="848"/>
+    <w:basedOn w:val="884"/>
     <w:uiPriority w:val="99"/>
     <w:pPr>
       <w:spacing w:after="0" w:line="240" w:lineRule="auto"/>
@@ -35065,9 +37586,9 @@
       </w:tcPr>
     </w:tblStylePr>
   </w:style>
-  <w:style w:type="table" w:styleId="917" w:customStyle="1">
+  <w:style w:type="table" w:styleId="953" w:customStyle="1">
     <w:name w:val="Grid Table 3 - Accent 6"/>
-    <w:basedOn w:val="848"/>
+    <w:basedOn w:val="884"/>
     <w:uiPriority w:val="99"/>
     <w:pPr>
       <w:spacing w:after="0" w:line="240" w:lineRule="auto"/>
@@ -35165,9 +37686,9 @@
       </w:tcPr>
     </w:tblStylePr>
   </w:style>
-  <w:style w:type="table" w:styleId="918">
+  <w:style w:type="table" w:styleId="954">
     <w:name w:val="Grid Table 4"/>
-    <w:basedOn w:val="848"/>
+    <w:basedOn w:val="884"/>
     <w:uiPriority w:val="59"/>
     <w:pPr>
       <w:spacing w:after="0" w:line="240" w:lineRule="auto"/>
@@ -35245,9 +37766,9 @@
       </w:tcPr>
     </w:tblStylePr>
   </w:style>
-  <w:style w:type="table" w:styleId="919" w:customStyle="1">
+  <w:style w:type="table" w:styleId="955" w:customStyle="1">
     <w:name w:val="Grid Table 4 - Accent 1"/>
-    <w:basedOn w:val="848"/>
+    <w:basedOn w:val="884"/>
     <w:uiPriority w:val="59"/>
     <w:pPr>
       <w:spacing w:after="0" w:line="240" w:lineRule="auto"/>
@@ -35325,9 +37846,9 @@
       </w:tcPr>
     </w:tblStylePr>
   </w:style>
-  <w:style w:type="table" w:styleId="920" w:customStyle="1">
+  <w:style w:type="table" w:styleId="956" w:customStyle="1">
     <w:name w:val="Grid Table 4 - Accent 2"/>
-    <w:basedOn w:val="848"/>
+    <w:basedOn w:val="884"/>
     <w:uiPriority w:val="59"/>
     <w:pPr>
       <w:spacing w:after="0" w:line="240" w:lineRule="auto"/>
@@ -35405,9 +37926,9 @@
       </w:tcPr>
     </w:tblStylePr>
   </w:style>
-  <w:style w:type="table" w:styleId="921" w:customStyle="1">
+  <w:style w:type="table" w:styleId="957" w:customStyle="1">
     <w:name w:val="Grid Table 4 - Accent 3"/>
-    <w:basedOn w:val="848"/>
+    <w:basedOn w:val="884"/>
     <w:uiPriority w:val="59"/>
     <w:pPr>
       <w:spacing w:after="0" w:line="240" w:lineRule="auto"/>
@@ -35485,9 +38006,9 @@
       </w:tcPr>
     </w:tblStylePr>
   </w:style>
-  <w:style w:type="table" w:styleId="922" w:customStyle="1">
+  <w:style w:type="table" w:styleId="958" w:customStyle="1">
     <w:name w:val="Grid Table 4 - Accent 4"/>
-    <w:basedOn w:val="848"/>
+    <w:basedOn w:val="884"/>
     <w:uiPriority w:val="59"/>
     <w:pPr>
       <w:spacing w:after="0" w:line="240" w:lineRule="auto"/>
@@ -35565,9 +38086,9 @@
       </w:tcPr>
     </w:tblStylePr>
   </w:style>
-  <w:style w:type="table" w:styleId="923" w:customStyle="1">
+  <w:style w:type="table" w:styleId="959" w:customStyle="1">
     <w:name w:val="Grid Table 4 - Accent 5"/>
-    <w:basedOn w:val="848"/>
+    <w:basedOn w:val="884"/>
     <w:uiPriority w:val="59"/>
     <w:pPr>
       <w:spacing w:after="0" w:line="240" w:lineRule="auto"/>
@@ -35645,9 +38166,9 @@
       </w:tcPr>
     </w:tblStylePr>
   </w:style>
-  <w:style w:type="table" w:styleId="924" w:customStyle="1">
+  <w:style w:type="table" w:styleId="960" w:customStyle="1">
     <w:name w:val="Grid Table 4 - Accent 6"/>
-    <w:basedOn w:val="848"/>
+    <w:basedOn w:val="884"/>
     <w:uiPriority w:val="59"/>
     <w:pPr>
       <w:spacing w:after="0" w:line="240" w:lineRule="auto"/>
@@ -35725,9 +38246,9 @@
       </w:tcPr>
     </w:tblStylePr>
   </w:style>
-  <w:style w:type="table" w:styleId="925">
+  <w:style w:type="table" w:styleId="961">
     <w:name w:val="Grid Table 5 Dark"/>
-    <w:basedOn w:val="848"/>
+    <w:basedOn w:val="884"/>
     <w:uiPriority w:val="99"/>
     <w:pPr>
       <w:spacing w:after="0" w:line="240" w:lineRule="auto"/>
@@ -35803,9 +38324,9 @@
       </w:tcPr>
     </w:tblStylePr>
   </w:style>
-  <w:style w:type="table" w:styleId="926" w:customStyle="1">
+  <w:style w:type="table" w:styleId="962" w:customStyle="1">
     <w:name w:val="Grid Table 5 Dark- Accent 1"/>
-    <w:basedOn w:val="848"/>
+    <w:basedOn w:val="884"/>
     <w:uiPriority w:val="99"/>
     <w:pPr>
       <w:spacing w:after="0" w:line="240" w:lineRule="auto"/>
@@ -35881,9 +38402,9 @@
       </w:tcPr>
     </w:tblStylePr>
   </w:style>
-  <w:style w:type="table" w:styleId="927" w:customStyle="1">
+  <w:style w:type="table" w:styleId="963" w:customStyle="1">
     <w:name w:val="Grid Table 5 Dark - Accent 2"/>
-    <w:basedOn w:val="848"/>
+    <w:basedOn w:val="884"/>
     <w:uiPriority w:val="99"/>
     <w:pPr>
       <w:spacing w:after="0" w:line="240" w:lineRule="auto"/>
@@ -35959,9 +38480,9 @@
       </w:tcPr>
     </w:tblStylePr>
   </w:style>
-  <w:style w:type="table" w:styleId="928" w:customStyle="1">
+  <w:style w:type="table" w:styleId="964" w:customStyle="1">
     <w:name w:val="Grid Table 5 Dark - Accent 3"/>
-    <w:basedOn w:val="848"/>
+    <w:basedOn w:val="884"/>
     <w:uiPriority w:val="99"/>
     <w:pPr>
       <w:spacing w:after="0" w:line="240" w:lineRule="auto"/>
@@ -36037,9 +38558,9 @@
       </w:tcPr>
     </w:tblStylePr>
   </w:style>
-  <w:style w:type="table" w:styleId="929" w:customStyle="1">
+  <w:style w:type="table" w:styleId="965" w:customStyle="1">
     <w:name w:val="Grid Table 5 Dark- Accent 4"/>
-    <w:basedOn w:val="848"/>
+    <w:basedOn w:val="884"/>
     <w:uiPriority w:val="99"/>
     <w:pPr>
       <w:spacing w:after="0" w:line="240" w:lineRule="auto"/>
@@ -36115,9 +38636,9 @@
       </w:tcPr>
     </w:tblStylePr>
   </w:style>
-  <w:style w:type="table" w:styleId="930" w:customStyle="1">
+  <w:style w:type="table" w:styleId="966" w:customStyle="1">
     <w:name w:val="Grid Table 5 Dark - Accent 5"/>
-    <w:basedOn w:val="848"/>
+    <w:basedOn w:val="884"/>
     <w:uiPriority w:val="99"/>
     <w:pPr>
       <w:spacing w:after="0" w:line="240" w:lineRule="auto"/>
@@ -36193,9 +38714,9 @@
       </w:tcPr>
     </w:tblStylePr>
   </w:style>
-  <w:style w:type="table" w:styleId="931" w:customStyle="1">
+  <w:style w:type="table" w:styleId="967" w:customStyle="1">
     <w:name w:val="Grid Table 5 Dark - Accent 6"/>
-    <w:basedOn w:val="848"/>
+    <w:basedOn w:val="884"/>
     <w:uiPriority w:val="99"/>
     <w:pPr>
       <w:spacing w:after="0" w:line="240" w:lineRule="auto"/>
@@ -36271,9 +38792,9 @@
       </w:tcPr>
     </w:tblStylePr>
   </w:style>
-  <w:style w:type="table" w:styleId="932">
+  <w:style w:type="table" w:styleId="968">
     <w:name w:val="Grid Table 6 Colorful"/>
-    <w:basedOn w:val="848"/>
+    <w:basedOn w:val="884"/>
     <w:uiPriority w:val="99"/>
     <w:pPr>
       <w:spacing w:after="0" w:line="240" w:lineRule="auto"/>
@@ -36342,9 +38863,9 @@
       </w:rPr>
     </w:tblStylePr>
   </w:style>
-  <w:style w:type="table" w:styleId="933" w:customStyle="1">
+  <w:style w:type="table" w:styleId="969" w:customStyle="1">
     <w:name w:val="Grid Table 6 Colorful - Accent 1"/>
-    <w:basedOn w:val="848"/>
+    <w:basedOn w:val="884"/>
     <w:uiPriority w:val="99"/>
     <w:pPr>
       <w:spacing w:after="0" w:line="240" w:lineRule="auto"/>
@@ -36413,9 +38934,9 @@
       </w:rPr>
     </w:tblStylePr>
   </w:style>
-  <w:style w:type="table" w:styleId="934" w:customStyle="1">
+  <w:style w:type="table" w:styleId="970" w:customStyle="1">
     <w:name w:val="Grid Table 6 Colorful - Accent 2"/>
-    <w:basedOn w:val="848"/>
+    <w:basedOn w:val="884"/>
     <w:uiPriority w:val="99"/>
     <w:pPr>
       <w:spacing w:after="0" w:line="240" w:lineRule="auto"/>
@@ -36484,9 +39005,9 @@
       </w:rPr>
     </w:tblStylePr>
   </w:style>
-  <w:style w:type="table" w:styleId="935" w:customStyle="1">
+  <w:style w:type="table" w:styleId="971" w:customStyle="1">
     <w:name w:val="Grid Table 6 Colorful - Accent 3"/>
-    <w:basedOn w:val="848"/>
+    <w:basedOn w:val="884"/>
     <w:uiPriority w:val="99"/>
     <w:pPr>
       <w:spacing w:after="0" w:line="240" w:lineRule="auto"/>
@@ -36555,9 +39076,9 @@
       </w:rPr>
     </w:tblStylePr>
   </w:style>
-  <w:style w:type="table" w:styleId="936" w:customStyle="1">
+  <w:style w:type="table" w:styleId="972" w:customStyle="1">
     <w:name w:val="Grid Table 6 Colorful - Accent 4"/>
-    <w:basedOn w:val="848"/>
+    <w:basedOn w:val="884"/>
     <w:uiPriority w:val="99"/>
     <w:pPr>
       <w:spacing w:after="0" w:line="240" w:lineRule="auto"/>
@@ -36626,9 +39147,9 @@
       </w:rPr>
     </w:tblStylePr>
   </w:style>
-  <w:style w:type="table" w:styleId="937" w:customStyle="1">
+  <w:style w:type="table" w:styleId="973" w:customStyle="1">
     <w:name w:val="Grid Table 6 Colorful - Accent 5"/>
-    <w:basedOn w:val="848"/>
+    <w:basedOn w:val="884"/>
     <w:uiPriority w:val="99"/>
     <w:pPr>
       <w:spacing w:after="0" w:line="240" w:lineRule="auto"/>
@@ -36697,9 +39218,9 @@
       </w:rPr>
     </w:tblStylePr>
   </w:style>
-  <w:style w:type="table" w:styleId="938" w:customStyle="1">
+  <w:style w:type="table" w:styleId="974" w:customStyle="1">
     <w:name w:val="Grid Table 6 Colorful - Accent 6"/>
-    <w:basedOn w:val="848"/>
+    <w:basedOn w:val="884"/>
     <w:uiPriority w:val="99"/>
     <w:pPr>
       <w:spacing w:after="0" w:line="240" w:lineRule="auto"/>
@@ -36768,9 +39289,9 @@
       </w:rPr>
     </w:tblStylePr>
   </w:style>
-  <w:style w:type="table" w:styleId="939">
+  <w:style w:type="table" w:styleId="975">
     <w:name w:val="Grid Table 7 Colorful"/>
-    <w:basedOn w:val="848"/>
+    <w:basedOn w:val="884"/>
     <w:uiPriority w:val="99"/>
     <w:pPr>
       <w:spacing w:after="0" w:line="240" w:lineRule="auto"/>
@@ -36879,9 +39400,9 @@
       </w:tcPr>
     </w:tblStylePr>
   </w:style>
-  <w:style w:type="table" w:styleId="940" w:customStyle="1">
+  <w:style w:type="table" w:styleId="976" w:customStyle="1">
     <w:name w:val="Grid Table 7 Colorful - Accent 1"/>
-    <w:basedOn w:val="848"/>
+    <w:basedOn w:val="884"/>
     <w:uiPriority w:val="99"/>
     <w:pPr>
       <w:spacing w:after="0" w:line="240" w:lineRule="auto"/>
@@ -36990,9 +39511,9 @@
       </w:tcPr>
     </w:tblStylePr>
   </w:style>
-  <w:style w:type="table" w:styleId="941" w:customStyle="1">
+  <w:style w:type="table" w:styleId="977" w:customStyle="1">
     <w:name w:val="Grid Table 7 Colorful - Accent 2"/>
-    <w:basedOn w:val="848"/>
+    <w:basedOn w:val="884"/>
     <w:uiPriority w:val="99"/>
     <w:pPr>
       <w:spacing w:after="0" w:line="240" w:lineRule="auto"/>
@@ -37101,9 +39622,9 @@
       </w:tcPr>
     </w:tblStylePr>
   </w:style>
-  <w:style w:type="table" w:styleId="942" w:customStyle="1">
+  <w:style w:type="table" w:styleId="978" w:customStyle="1">
     <w:name w:val="Grid Table 7 Colorful - Accent 3"/>
-    <w:basedOn w:val="848"/>
+    <w:basedOn w:val="884"/>
     <w:uiPriority w:val="99"/>
     <w:pPr>
       <w:spacing w:after="0" w:line="240" w:lineRule="auto"/>
@@ -37212,9 +39733,9 @@
       </w:tcPr>
     </w:tblStylePr>
   </w:style>
-  <w:style w:type="table" w:styleId="943" w:customStyle="1">
+  <w:style w:type="table" w:styleId="979" w:customStyle="1">
     <w:name w:val="Grid Table 7 Colorful - Accent 4"/>
-    <w:basedOn w:val="848"/>
+    <w:basedOn w:val="884"/>
     <w:uiPriority w:val="99"/>
     <w:pPr>
       <w:spacing w:after="0" w:line="240" w:lineRule="auto"/>
@@ -37323,9 +39844,9 @@
       </w:tcPr>
     </w:tblStylePr>
   </w:style>
-  <w:style w:type="table" w:styleId="944" w:customStyle="1">
+  <w:style w:type="table" w:styleId="980" w:customStyle="1">
     <w:name w:val="Grid Table 7 Colorful - Accent 5"/>
-    <w:basedOn w:val="848"/>
+    <w:basedOn w:val="884"/>
     <w:uiPriority w:val="99"/>
     <w:pPr>
       <w:spacing w:after="0" w:line="240" w:lineRule="auto"/>
@@ -37434,9 +39955,9 @@
       </w:tcPr>
     </w:tblStylePr>
   </w:style>
-  <w:style w:type="table" w:styleId="945" w:customStyle="1">
+  <w:style w:type="table" w:styleId="981" w:customStyle="1">
     <w:name w:val="Grid Table 7 Colorful - Accent 6"/>
-    <w:basedOn w:val="848"/>
+    <w:basedOn w:val="884"/>
     <w:uiPriority w:val="99"/>
     <w:pPr>
       <w:spacing w:after="0" w:line="240" w:lineRule="auto"/>
@@ -37545,9 +40066,9 @@
       </w:tcPr>
     </w:tblStylePr>
   </w:style>
-  <w:style w:type="table" w:styleId="946">
+  <w:style w:type="table" w:styleId="982">
     <w:name w:val="List Table 1 Light"/>
-    <w:basedOn w:val="848"/>
+    <w:basedOn w:val="884"/>
     <w:uiPriority w:val="99"/>
     <w:pPr>
       <w:spacing w:after="0" w:line="240" w:lineRule="auto"/>
@@ -37607,9 +40128,9 @@
       </w:tcPr>
     </w:tblStylePr>
   </w:style>
-  <w:style w:type="table" w:styleId="947" w:customStyle="1">
+  <w:style w:type="table" w:styleId="983" w:customStyle="1">
     <w:name w:val="List Table 1 Light - Accent 1"/>
-    <w:basedOn w:val="848"/>
+    <w:basedOn w:val="884"/>
     <w:uiPriority w:val="99"/>
     <w:pPr>
       <w:spacing w:after="0" w:line="240" w:lineRule="auto"/>
@@ -37669,9 +40190,9 @@
       </w:tcPr>
     </w:tblStylePr>
   </w:style>
-  <w:style w:type="table" w:styleId="948" w:customStyle="1">
+  <w:style w:type="table" w:styleId="984" w:customStyle="1">
     <w:name w:val="List Table 1 Light - Accent 2"/>
-    <w:basedOn w:val="848"/>
+    <w:basedOn w:val="884"/>
     <w:uiPriority w:val="99"/>
     <w:pPr>
       <w:spacing w:after="0" w:line="240" w:lineRule="auto"/>
@@ -37731,9 +40252,9 @@
       </w:tcPr>
     </w:tblStylePr>
   </w:style>
-  <w:style w:type="table" w:styleId="949" w:customStyle="1">
+  <w:style w:type="table" w:styleId="985" w:customStyle="1">
     <w:name w:val="List Table 1 Light - Accent 3"/>
-    <w:basedOn w:val="848"/>
+    <w:basedOn w:val="884"/>
     <w:uiPriority w:val="99"/>
     <w:pPr>
       <w:spacing w:after="0" w:line="240" w:lineRule="auto"/>
@@ -37793,9 +40314,9 @@
       </w:tcPr>
     </w:tblStylePr>
   </w:style>
-  <w:style w:type="table" w:styleId="950" w:customStyle="1">
+  <w:style w:type="table" w:styleId="986" w:customStyle="1">
     <w:name w:val="List Table 1 Light - Accent 4"/>
-    <w:basedOn w:val="848"/>
+    <w:basedOn w:val="884"/>
     <w:uiPriority w:val="99"/>
     <w:pPr>
       <w:spacing w:after="0" w:line="240" w:lineRule="auto"/>
@@ -37855,9 +40376,9 @@
       </w:tcPr>
     </w:tblStylePr>
   </w:style>
-  <w:style w:type="table" w:styleId="951" w:customStyle="1">
+  <w:style w:type="table" w:styleId="987" w:customStyle="1">
     <w:name w:val="List Table 1 Light - Accent 5"/>
-    <w:basedOn w:val="848"/>
+    <w:basedOn w:val="884"/>
     <w:uiPriority w:val="99"/>
     <w:pPr>
       <w:spacing w:after="0" w:line="240" w:lineRule="auto"/>
@@ -37917,9 +40438,9 @@
       </w:tcPr>
     </w:tblStylePr>
   </w:style>
-  <w:style w:type="table" w:styleId="952" w:customStyle="1">
+  <w:style w:type="table" w:styleId="988" w:customStyle="1">
     <w:name w:val="List Table 1 Light - Accent 6"/>
-    <w:basedOn w:val="848"/>
+    <w:basedOn w:val="884"/>
     <w:uiPriority w:val="99"/>
     <w:pPr>
       <w:spacing w:after="0" w:line="240" w:lineRule="auto"/>
@@ -37979,9 +40500,9 @@
       </w:tcPr>
     </w:tblStylePr>
   </w:style>
-  <w:style w:type="table" w:styleId="953">
+  <w:style w:type="table" w:styleId="989">
     <w:name w:val="List Table 2"/>
-    <w:basedOn w:val="848"/>
+    <w:basedOn w:val="884"/>
     <w:uiPriority w:val="99"/>
     <w:pPr>
       <w:spacing w:after="0" w:line="240" w:lineRule="auto"/>
@@ -38064,9 +40585,9 @@
       </w:tcPr>
     </w:tblStylePr>
   </w:style>
-  <w:style w:type="table" w:styleId="954" w:customStyle="1">
+  <w:style w:type="table" w:styleId="990" w:customStyle="1">
     <w:name w:val="List Table 2 - Accent 1"/>
-    <w:basedOn w:val="848"/>
+    <w:basedOn w:val="884"/>
     <w:uiPriority w:val="99"/>
     <w:pPr>
       <w:spacing w:after="0" w:line="240" w:lineRule="auto"/>
@@ -38149,9 +40670,9 @@
       </w:tcPr>
     </w:tblStylePr>
   </w:style>
-  <w:style w:type="table" w:styleId="955" w:customStyle="1">
+  <w:style w:type="table" w:styleId="991" w:customStyle="1">
     <w:name w:val="List Table 2 - Accent 2"/>
-    <w:basedOn w:val="848"/>
+    <w:basedOn w:val="884"/>
     <w:uiPriority w:val="99"/>
     <w:pPr>
       <w:spacing w:after="0" w:line="240" w:lineRule="auto"/>
@@ -38234,9 +40755,9 @@
       </w:tcPr>
     </w:tblStylePr>
   </w:style>
-  <w:style w:type="table" w:styleId="956" w:customStyle="1">
+  <w:style w:type="table" w:styleId="992" w:customStyle="1">
     <w:name w:val="List Table 2 - Accent 3"/>
-    <w:basedOn w:val="848"/>
+    <w:basedOn w:val="884"/>
     <w:uiPriority w:val="99"/>
     <w:pPr>
       <w:spacing w:after="0" w:line="240" w:lineRule="auto"/>
@@ -38319,9 +40840,9 @@
       </w:tcPr>
     </w:tblStylePr>
   </w:style>
-  <w:style w:type="table" w:styleId="957" w:customStyle="1">
+  <w:style w:type="table" w:styleId="993" w:customStyle="1">
     <w:name w:val="List Table 2 - Accent 4"/>
-    <w:basedOn w:val="848"/>
+    <w:basedOn w:val="884"/>
     <w:uiPriority w:val="99"/>
     <w:pPr>
       <w:spacing w:after="0" w:line="240" w:lineRule="auto"/>
@@ -38404,9 +40925,9 @@
       </w:tcPr>
     </w:tblStylePr>
   </w:style>
-  <w:style w:type="table" w:styleId="958" w:customStyle="1">
+  <w:style w:type="table" w:styleId="994" w:customStyle="1">
     <w:name w:val="List Table 2 - Accent 5"/>
-    <w:basedOn w:val="848"/>
+    <w:basedOn w:val="884"/>
     <w:uiPriority w:val="99"/>
     <w:pPr>
       <w:spacing w:after="0" w:line="240" w:lineRule="auto"/>
@@ -38489,9 +41010,9 @@
       </w:tcPr>
     </w:tblStylePr>
   </w:style>
-  <w:style w:type="table" w:styleId="959" w:customStyle="1">
+  <w:style w:type="table" w:styleId="995" w:customStyle="1">
     <w:name w:val="List Table 2 - Accent 6"/>
-    <w:basedOn w:val="848"/>
+    <w:basedOn w:val="884"/>
     <w:uiPriority w:val="99"/>
     <w:pPr>
       <w:spacing w:after="0" w:line="240" w:lineRule="auto"/>
@@ -38574,9 +41095,9 @@
       </w:tcPr>
     </w:tblStylePr>
   </w:style>
-  <w:style w:type="table" w:styleId="960">
+  <w:style w:type="table" w:styleId="996">
     <w:name w:val="List Table 3"/>
-    <w:basedOn w:val="848"/>
+    <w:basedOn w:val="884"/>
     <w:uiPriority w:val="99"/>
     <w:pPr>
       <w:spacing w:after="0" w:line="240" w:lineRule="auto"/>
@@ -38647,9 +41168,9 @@
       </w:rPr>
     </w:tblStylePr>
   </w:style>
-  <w:style w:type="table" w:styleId="961" w:customStyle="1">
+  <w:style w:type="table" w:styleId="997" w:customStyle="1">
     <w:name w:val="List Table 3 - Accent 1"/>
-    <w:basedOn w:val="848"/>
+    <w:basedOn w:val="884"/>
     <w:uiPriority w:val="99"/>
     <w:pPr>
       <w:spacing w:after="0" w:line="240" w:lineRule="auto"/>
@@ -38720,9 +41241,9 @@
       </w:rPr>
     </w:tblStylePr>
   </w:style>
-  <w:style w:type="table" w:styleId="962" w:customStyle="1">
+  <w:style w:type="table" w:styleId="998" w:customStyle="1">
     <w:name w:val="List Table 3 - Accent 2"/>
-    <w:basedOn w:val="848"/>
+    <w:basedOn w:val="884"/>
     <w:uiPriority w:val="99"/>
     <w:pPr>
       <w:spacing w:after="0" w:line="240" w:lineRule="auto"/>
@@ -38793,9 +41314,9 @@
       </w:rPr>
     </w:tblStylePr>
   </w:style>
-  <w:style w:type="table" w:styleId="963" w:customStyle="1">
+  <w:style w:type="table" w:styleId="999" w:customStyle="1">
     <w:name w:val="List Table 3 - Accent 3"/>
-    <w:basedOn w:val="848"/>
+    <w:basedOn w:val="884"/>
     <w:uiPriority w:val="99"/>
     <w:pPr>
       <w:spacing w:after="0" w:line="240" w:lineRule="auto"/>
@@ -38866,9 +41387,9 @@
       </w:rPr>
     </w:tblStylePr>
   </w:style>
-  <w:style w:type="table" w:styleId="964" w:customStyle="1">
+  <w:style w:type="table" w:styleId="1000" w:customStyle="1">
     <w:name w:val="List Table 3 - Accent 4"/>
-    <w:basedOn w:val="848"/>
+    <w:basedOn w:val="884"/>
     <w:uiPriority w:val="99"/>
     <w:pPr>
       <w:spacing w:after="0" w:line="240" w:lineRule="auto"/>
@@ -38939,9 +41460,9 @@
       </w:rPr>
     </w:tblStylePr>
   </w:style>
-  <w:style w:type="table" w:styleId="965" w:customStyle="1">
+  <w:style w:type="table" w:styleId="1001" w:customStyle="1">
     <w:name w:val="List Table 3 - Accent 5"/>
-    <w:basedOn w:val="848"/>
+    <w:basedOn w:val="884"/>
     <w:uiPriority w:val="99"/>
     <w:pPr>
       <w:spacing w:after="0" w:line="240" w:lineRule="auto"/>
@@ -39012,9 +41533,9 @@
       </w:rPr>
     </w:tblStylePr>
   </w:style>
-  <w:style w:type="table" w:styleId="966" w:customStyle="1">
+  <w:style w:type="table" w:styleId="1002" w:customStyle="1">
     <w:name w:val="List Table 3 - Accent 6"/>
-    <w:basedOn w:val="848"/>
+    <w:basedOn w:val="884"/>
     <w:uiPriority w:val="99"/>
     <w:pPr>
       <w:spacing w:after="0" w:line="240" w:lineRule="auto"/>
@@ -39085,9 +41606,9 @@
       </w:rPr>
     </w:tblStylePr>
   </w:style>
-  <w:style w:type="table" w:styleId="967">
+  <w:style w:type="table" w:styleId="1003">
     <w:name w:val="List Table 4"/>
-    <w:basedOn w:val="848"/>
+    <w:basedOn w:val="884"/>
     <w:uiPriority w:val="99"/>
     <w:pPr>
       <w:spacing w:after="0" w:line="240" w:lineRule="auto"/>
@@ -39153,9 +41674,9 @@
       </w:rPr>
     </w:tblStylePr>
   </w:style>
-  <w:style w:type="table" w:styleId="968" w:customStyle="1">
+  <w:style w:type="table" w:styleId="1004" w:customStyle="1">
     <w:name w:val="List Table 4 - Accent 1"/>
-    <w:basedOn w:val="848"/>
+    <w:basedOn w:val="884"/>
     <w:uiPriority w:val="99"/>
     <w:pPr>
       <w:spacing w:after="0" w:line="240" w:lineRule="auto"/>
@@ -39221,9 +41742,9 @@
       </w:rPr>
     </w:tblStylePr>
   </w:style>
-  <w:style w:type="table" w:styleId="969" w:customStyle="1">
+  <w:style w:type="table" w:styleId="1005" w:customStyle="1">
     <w:name w:val="List Table 4 - Accent 2"/>
-    <w:basedOn w:val="848"/>
+    <w:basedOn w:val="884"/>
     <w:uiPriority w:val="99"/>
     <w:pPr>
       <w:spacing w:after="0" w:line="240" w:lineRule="auto"/>
@@ -39289,9 +41810,9 @@
       </w:rPr>
     </w:tblStylePr>
   </w:style>
-  <w:style w:type="table" w:styleId="970" w:customStyle="1">
+  <w:style w:type="table" w:styleId="1006" w:customStyle="1">
     <w:name w:val="List Table 4 - Accent 3"/>
-    <w:basedOn w:val="848"/>
+    <w:basedOn w:val="884"/>
     <w:uiPriority w:val="99"/>
     <w:pPr>
       <w:spacing w:after="0" w:line="240" w:lineRule="auto"/>
@@ -39357,9 +41878,9 @@
       </w:rPr>
     </w:tblStylePr>
   </w:style>
-  <w:style w:type="table" w:styleId="971" w:customStyle="1">
+  <w:style w:type="table" w:styleId="1007" w:customStyle="1">
     <w:name w:val="List Table 4 - Accent 4"/>
-    <w:basedOn w:val="848"/>
+    <w:basedOn w:val="884"/>
     <w:uiPriority w:val="99"/>
     <w:pPr>
       <w:spacing w:after="0" w:line="240" w:lineRule="auto"/>
@@ -39425,9 +41946,9 @@
       </w:rPr>
     </w:tblStylePr>
   </w:style>
-  <w:style w:type="table" w:styleId="972" w:customStyle="1">
+  <w:style w:type="table" w:styleId="1008" w:customStyle="1">
     <w:name w:val="List Table 4 - Accent 5"/>
-    <w:basedOn w:val="848"/>
+    <w:basedOn w:val="884"/>
     <w:uiPriority w:val="99"/>
     <w:pPr>
       <w:spacing w:after="0" w:line="240" w:lineRule="auto"/>
@@ -39493,9 +42014,9 @@
       </w:rPr>
     </w:tblStylePr>
   </w:style>
-  <w:style w:type="table" w:styleId="973" w:customStyle="1">
+  <w:style w:type="table" w:styleId="1009" w:customStyle="1">
     <w:name w:val="List Table 4 - Accent 6"/>
-    <w:basedOn w:val="848"/>
+    <w:basedOn w:val="884"/>
     <w:uiPriority w:val="99"/>
     <w:pPr>
       <w:spacing w:after="0" w:line="240" w:lineRule="auto"/>
@@ -39561,9 +42082,9 @@
       </w:rPr>
     </w:tblStylePr>
   </w:style>
-  <w:style w:type="table" w:styleId="974">
+  <w:style w:type="table" w:styleId="1010">
     <w:name w:val="List Table 5 Dark"/>
-    <w:basedOn w:val="848"/>
+    <w:basedOn w:val="884"/>
     <w:uiPriority w:val="99"/>
     <w:pPr>
       <w:spacing w:after="0" w:line="240" w:lineRule="auto"/>
@@ -39660,9 +42181,9 @@
       </w:rPr>
     </w:tblStylePr>
   </w:style>
-  <w:style w:type="table" w:styleId="975" w:customStyle="1">
+  <w:style w:type="table" w:styleId="1011" w:customStyle="1">
     <w:name w:val="List Table 5 Dark - Accent 1"/>
-    <w:basedOn w:val="848"/>
+    <w:basedOn w:val="884"/>
     <w:uiPriority w:val="99"/>
     <w:pPr>
       <w:spacing w:after="0" w:line="240" w:lineRule="auto"/>
@@ -39759,9 +42280,9 @@
       </w:rPr>
     </w:tblStylePr>
   </w:style>
-  <w:style w:type="table" w:styleId="976" w:customStyle="1">
+  <w:style w:type="table" w:styleId="1012" w:customStyle="1">
     <w:name w:val="List Table 5 Dark - Accent 2"/>
-    <w:basedOn w:val="848"/>
+    <w:basedOn w:val="884"/>
     <w:uiPriority w:val="99"/>
     <w:pPr>
       <w:spacing w:after="0" w:line="240" w:lineRule="auto"/>
@@ -39858,9 +42379,9 @@
       </w:rPr>
     </w:tblStylePr>
   </w:style>
-  <w:style w:type="table" w:styleId="977" w:customStyle="1">
+  <w:style w:type="table" w:styleId="1013" w:customStyle="1">
     <w:name w:val="List Table 5 Dark - Accent 3"/>
-    <w:basedOn w:val="848"/>
+    <w:basedOn w:val="884"/>
     <w:uiPriority w:val="99"/>
     <w:pPr>
       <w:spacing w:after="0" w:line="240" w:lineRule="auto"/>
@@ -39957,9 +42478,9 @@
       </w:rPr>
     </w:tblStylePr>
   </w:style>
-  <w:style w:type="table" w:styleId="978" w:customStyle="1">
+  <w:style w:type="table" w:styleId="1014" w:customStyle="1">
     <w:name w:val="List Table 5 Dark - Accent 4"/>
-    <w:basedOn w:val="848"/>
+    <w:basedOn w:val="884"/>
     <w:uiPriority w:val="99"/>
     <w:pPr>
       <w:spacing w:after="0" w:line="240" w:lineRule="auto"/>
@@ -40056,9 +42577,9 @@
       </w:rPr>
     </w:tblStylePr>
   </w:style>
-  <w:style w:type="table" w:styleId="979" w:customStyle="1">
+  <w:style w:type="table" w:styleId="1015" w:customStyle="1">
     <w:name w:val="List Table 5 Dark - Accent 5"/>
-    <w:basedOn w:val="848"/>
+    <w:basedOn w:val="884"/>
     <w:uiPriority w:val="99"/>
     <w:pPr>
       <w:spacing w:after="0" w:line="240" w:lineRule="auto"/>
@@ -40155,9 +42676,9 @@
       </w:rPr>
     </w:tblStylePr>
   </w:style>
-  <w:style w:type="table" w:styleId="980" w:customStyle="1">
+  <w:style w:type="table" w:styleId="1016" w:customStyle="1">
     <w:name w:val="List Table 5 Dark - Accent 6"/>
-    <w:basedOn w:val="848"/>
+    <w:basedOn w:val="884"/>
     <w:uiPriority w:val="99"/>
     <w:pPr>
       <w:spacing w:after="0" w:line="240" w:lineRule="auto"/>
@@ -40254,9 +42775,9 @@
       </w:rPr>
     </w:tblStylePr>
   </w:style>
-  <w:style w:type="table" w:styleId="981">
+  <w:style w:type="table" w:styleId="1017">
     <w:name w:val="List Table 6 Colorful"/>
-    <w:basedOn w:val="848"/>
+    <w:basedOn w:val="884"/>
     <w:uiPriority w:val="99"/>
     <w:pPr>
       <w:spacing w:after="0" w:line="240" w:lineRule="auto"/>
@@ -40326,9 +42847,9 @@
       </w:tcPr>
     </w:tblStylePr>
   </w:style>
-  <w:style w:type="table" w:styleId="982" w:customStyle="1">
+  <w:style w:type="table" w:styleId="1018" w:customStyle="1">
     <w:name w:val="List Table 6 Colorful - Accent 1"/>
-    <w:basedOn w:val="848"/>
+    <w:basedOn w:val="884"/>
     <w:uiPriority w:val="99"/>
     <w:pPr>
       <w:spacing w:after="0" w:line="240" w:lineRule="auto"/>
@@ -40398,9 +42919,9 @@
       </w:tcPr>
     </w:tblStylePr>
   </w:style>
-  <w:style w:type="table" w:styleId="983" w:customStyle="1">
+  <w:style w:type="table" w:styleId="1019" w:customStyle="1">
     <w:name w:val="List Table 6 Colorful - Accent 2"/>
-    <w:basedOn w:val="848"/>
+    <w:basedOn w:val="884"/>
     <w:uiPriority w:val="99"/>
     <w:pPr>
       <w:spacing w:after="0" w:line="240" w:lineRule="auto"/>
@@ -40470,9 +42991,9 @@
       </w:tcPr>
     </w:tblStylePr>
   </w:style>
-  <w:style w:type="table" w:styleId="984" w:customStyle="1">
+  <w:style w:type="table" w:styleId="1020" w:customStyle="1">
     <w:name w:val="List Table 6 Colorful - Accent 3"/>
-    <w:basedOn w:val="848"/>
+    <w:basedOn w:val="884"/>
     <w:uiPriority w:val="99"/>
     <w:pPr>
       <w:spacing w:after="0" w:line="240" w:lineRule="auto"/>
@@ -40542,9 +43063,9 @@
       </w:tcPr>
     </w:tblStylePr>
   </w:style>
-  <w:style w:type="table" w:styleId="985" w:customStyle="1">
+  <w:style w:type="table" w:styleId="1021" w:customStyle="1">
     <w:name w:val="List Table 6 Colorful - Accent 4"/>
-    <w:basedOn w:val="848"/>
+    <w:basedOn w:val="884"/>
     <w:uiPriority w:val="99"/>
     <w:pPr>
       <w:spacing w:after="0" w:line="240" w:lineRule="auto"/>
@@ -40614,9 +43135,9 @@
       </w:tcPr>
     </w:tblStylePr>
   </w:style>
-  <w:style w:type="table" w:styleId="986" w:customStyle="1">
+  <w:style w:type="table" w:styleId="1022" w:customStyle="1">
     <w:name w:val="List Table 6 Colorful - Accent 5"/>
-    <w:basedOn w:val="848"/>
+    <w:basedOn w:val="884"/>
     <w:uiPriority w:val="99"/>
     <w:pPr>
       <w:spacing w:after="0" w:line="240" w:lineRule="auto"/>
@@ -40686,9 +43207,9 @@
       </w:tcPr>
     </w:tblStylePr>
   </w:style>
-  <w:style w:type="table" w:styleId="987" w:customStyle="1">
+  <w:style w:type="table" w:styleId="1023" w:customStyle="1">
     <w:name w:val="List Table 6 Colorful - Accent 6"/>
-    <w:basedOn w:val="848"/>
+    <w:basedOn w:val="884"/>
     <w:uiPriority w:val="99"/>
     <w:pPr>
       <w:spacing w:after="0" w:line="240" w:lineRule="auto"/>
@@ -40758,9 +43279,9 @@
       </w:tcPr>
     </w:tblStylePr>
   </w:style>
-  <w:style w:type="table" w:styleId="988">
+  <w:style w:type="table" w:styleId="1024">
     <w:name w:val="List Table 7 Colorful"/>
-    <w:basedOn w:val="848"/>
+    <w:basedOn w:val="884"/>
     <w:uiPriority w:val="99"/>
     <w:pPr>
       <w:spacing w:after="0" w:line="240" w:lineRule="auto"/>
@@ -40866,9 +43387,9 @@
       </w:tcPr>
     </w:tblStylePr>
   </w:style>
-  <w:style w:type="table" w:styleId="989" w:customStyle="1">
+  <w:style w:type="table" w:styleId="1025" w:customStyle="1">
     <w:name w:val="List Table 7 Colorful - Accent 1"/>
-    <w:basedOn w:val="848"/>
+    <w:basedOn w:val="884"/>
     <w:uiPriority w:val="99"/>
     <w:pPr>
       <w:spacing w:after="0" w:line="240" w:lineRule="auto"/>
@@ -40974,9 +43495,9 @@
       </w:tcPr>
     </w:tblStylePr>
   </w:style>
-  <w:style w:type="table" w:styleId="990" w:customStyle="1">
+  <w:style w:type="table" w:styleId="1026" w:customStyle="1">
     <w:name w:val="List Table 7 Colorful - Accent 2"/>
-    <w:basedOn w:val="848"/>
+    <w:basedOn w:val="884"/>
     <w:uiPriority w:val="99"/>
     <w:pPr>
       <w:spacing w:after="0" w:line="240" w:lineRule="auto"/>
@@ -41082,9 +43603,9 @@
       </w:tcPr>
     </w:tblStylePr>
   </w:style>
-  <w:style w:type="table" w:styleId="991" w:customStyle="1">
+  <w:style w:type="table" w:styleId="1027" w:customStyle="1">
     <w:name w:val="List Table 7 Colorful - Accent 3"/>
-    <w:basedOn w:val="848"/>
+    <w:basedOn w:val="884"/>
     <w:uiPriority w:val="99"/>
     <w:pPr>
       <w:spacing w:after="0" w:line="240" w:lineRule="auto"/>
@@ -41190,9 +43711,9 @@
       </w:tcPr>
     </w:tblStylePr>
   </w:style>
-  <w:style w:type="table" w:styleId="992" w:customStyle="1">
+  <w:style w:type="table" w:styleId="1028" w:customStyle="1">
     <w:name w:val="List Table 7 Colorful - Accent 4"/>
-    <w:basedOn w:val="848"/>
+    <w:basedOn w:val="884"/>
     <w:uiPriority w:val="99"/>
     <w:pPr>
       <w:spacing w:after="0" w:line="240" w:lineRule="auto"/>
@@ -41298,9 +43819,9 @@
       </w:tcPr>
     </w:tblStylePr>
   </w:style>
-  <w:style w:type="table" w:styleId="993" w:customStyle="1">
+  <w:style w:type="table" w:styleId="1029" w:customStyle="1">
     <w:name w:val="List Table 7 Colorful - Accent 5"/>
-    <w:basedOn w:val="848"/>
+    <w:basedOn w:val="884"/>
     <w:uiPriority w:val="99"/>
     <w:pPr>
       <w:spacing w:after="0" w:line="240" w:lineRule="auto"/>
@@ -41406,9 +43927,9 @@
       </w:tcPr>
     </w:tblStylePr>
   </w:style>
-  <w:style w:type="table" w:styleId="994" w:customStyle="1">
+  <w:style w:type="table" w:styleId="1030" w:customStyle="1">
     <w:name w:val="List Table 7 Colorful - Accent 6"/>
-    <w:basedOn w:val="848"/>
+    <w:basedOn w:val="884"/>
     <w:uiPriority w:val="99"/>
     <w:pPr>
       <w:spacing w:after="0" w:line="240" w:lineRule="auto"/>
@@ -41514,9 +44035,9 @@
       </w:tcPr>
     </w:tblStylePr>
   </w:style>
-  <w:style w:type="table" w:styleId="995" w:customStyle="1">
+  <w:style w:type="table" w:styleId="1031" w:customStyle="1">
     <w:name w:val="Lined - Accent"/>
-    <w:basedOn w:val="848"/>
+    <w:basedOn w:val="884"/>
     <w:uiPriority w:val="99"/>
     <w:pPr>
       <w:spacing w:after="0" w:line="240" w:lineRule="auto"/>
@@ -41606,9 +44127,9 @@
       </w:tcPr>
     </w:tblStylePr>
   </w:style>
-  <w:style w:type="table" w:styleId="996" w:customStyle="1">
+  <w:style w:type="table" w:styleId="1032" w:customStyle="1">
     <w:name w:val="Lined - Accent 1"/>
-    <w:basedOn w:val="848"/>
+    <w:basedOn w:val="884"/>
     <w:uiPriority w:val="99"/>
     <w:pPr>
       <w:spacing w:after="0" w:line="240" w:lineRule="auto"/>
@@ -41698,9 +44219,9 @@
       </w:tcPr>
     </w:tblStylePr>
   </w:style>
-  <w:style w:type="table" w:styleId="997" w:customStyle="1">
+  <w:style w:type="table" w:styleId="1033" w:customStyle="1">
     <w:name w:val="Lined - Accent 2"/>
-    <w:basedOn w:val="848"/>
+    <w:basedOn w:val="884"/>
     <w:uiPriority w:val="99"/>
     <w:pPr>
       <w:spacing w:after="0" w:line="240" w:lineRule="auto"/>
@@ -41790,9 +44311,9 @@
       </w:tcPr>
     </w:tblStylePr>
   </w:style>
-  <w:style w:type="table" w:styleId="998" w:customStyle="1">
+  <w:style w:type="table" w:styleId="1034" w:customStyle="1">
     <w:name w:val="Lined - Accent 3"/>
-    <w:basedOn w:val="848"/>
+    <w:basedOn w:val="884"/>
     <w:uiPriority w:val="99"/>
     <w:pPr>
       <w:spacing w:after="0" w:line="240" w:lineRule="auto"/>
@@ -41882,9 +44403,9 @@
       </w:tcPr>
     </w:tblStylePr>
   </w:style>
-  <w:style w:type="table" w:styleId="999" w:customStyle="1">
+  <w:style w:type="table" w:styleId="1035" w:customStyle="1">
     <w:name w:val="Lined - Accent 4"/>
-    <w:basedOn w:val="848"/>
+    <w:basedOn w:val="884"/>
     <w:uiPriority w:val="99"/>
     <w:pPr>
       <w:spacing w:after="0" w:line="240" w:lineRule="auto"/>
@@ -41974,9 +44495,9 @@
       </w:tcPr>
     </w:tblStylePr>
   </w:style>
-  <w:style w:type="table" w:styleId="1000" w:customStyle="1">
+  <w:style w:type="table" w:styleId="1036" w:customStyle="1">
     <w:name w:val="Lined - Accent 5"/>
-    <w:basedOn w:val="848"/>
+    <w:basedOn w:val="884"/>
     <w:uiPriority w:val="99"/>
     <w:pPr>
       <w:spacing w:after="0" w:line="240" w:lineRule="auto"/>
@@ -42066,9 +44587,9 @@
       </w:tcPr>
     </w:tblStylePr>
   </w:style>
-  <w:style w:type="table" w:styleId="1001" w:customStyle="1">
+  <w:style w:type="table" w:styleId="1037" w:customStyle="1">
     <w:name w:val="Lined - Accent 6"/>
-    <w:basedOn w:val="848"/>
+    <w:basedOn w:val="884"/>
     <w:uiPriority w:val="99"/>
     <w:pPr>
       <w:spacing w:after="0" w:line="240" w:lineRule="auto"/>
@@ -42158,9 +44679,9 @@
       </w:tcPr>
     </w:tblStylePr>
   </w:style>
-  <w:style w:type="table" w:styleId="1002" w:customStyle="1">
+  <w:style w:type="table" w:styleId="1038" w:customStyle="1">
     <w:name w:val="Bordered &amp; Lined - Accent"/>
-    <w:basedOn w:val="848"/>
+    <w:basedOn w:val="884"/>
     <w:uiPriority w:val="99"/>
     <w:pPr>
       <w:spacing w:after="0" w:line="240" w:lineRule="auto"/>
@@ -42258,9 +44779,9 @@
       </w:tcPr>
     </w:tblStylePr>
   </w:style>
-  <w:style w:type="table" w:styleId="1003" w:customStyle="1">
+  <w:style w:type="table" w:styleId="1039" w:customStyle="1">
     <w:name w:val="Bordered &amp; Lined - Accent 1"/>
-    <w:basedOn w:val="848"/>
+    <w:basedOn w:val="884"/>
     <w:uiPriority w:val="99"/>
     <w:pPr>
       <w:spacing w:after="0" w:line="240" w:lineRule="auto"/>
@@ -42358,9 +44879,9 @@
       </w:tcPr>
     </w:tblStylePr>
   </w:style>
-  <w:style w:type="table" w:styleId="1004" w:customStyle="1">
+  <w:style w:type="table" w:styleId="1040" w:customStyle="1">
     <w:name w:val="Bordered &amp; Lined - Accent 2"/>
-    <w:basedOn w:val="848"/>
+    <w:basedOn w:val="884"/>
     <w:uiPriority w:val="99"/>
     <w:pPr>
       <w:spacing w:after="0" w:line="240" w:lineRule="auto"/>
@@ -42458,9 +44979,9 @@
       </w:tcPr>
     </w:tblStylePr>
   </w:style>
-  <w:style w:type="table" w:styleId="1005" w:customStyle="1">
+  <w:style w:type="table" w:styleId="1041" w:customStyle="1">
     <w:name w:val="Bordered &amp; Lined - Accent 3"/>
-    <w:basedOn w:val="848"/>
+    <w:basedOn w:val="884"/>
     <w:uiPriority w:val="99"/>
     <w:pPr>
       <w:spacing w:after="0" w:line="240" w:lineRule="auto"/>
@@ -42558,9 +45079,9 @@
       </w:tcPr>
     </w:tblStylePr>
   </w:style>
-  <w:style w:type="table" w:styleId="1006" w:customStyle="1">
+  <w:style w:type="table" w:styleId="1042" w:customStyle="1">
     <w:name w:val="Bordered &amp; Lined - Accent 4"/>
-    <w:basedOn w:val="848"/>
+    <w:basedOn w:val="884"/>
     <w:uiPriority w:val="99"/>
     <w:pPr>
       <w:spacing w:after="0" w:line="240" w:lineRule="auto"/>
@@ -42658,9 +45179,9 @@
       </w:tcPr>
     </w:tblStylePr>
   </w:style>
-  <w:style w:type="table" w:styleId="1007" w:customStyle="1">
+  <w:style w:type="table" w:styleId="1043" w:customStyle="1">
     <w:name w:val="Bordered &amp; Lined - Accent 5"/>
-    <w:basedOn w:val="848"/>
+    <w:basedOn w:val="884"/>
     <w:uiPriority w:val="99"/>
     <w:pPr>
       <w:spacing w:after="0" w:line="240" w:lineRule="auto"/>
@@ -42758,9 +45279,9 @@
       </w:tcPr>
     </w:tblStylePr>
   </w:style>
-  <w:style w:type="table" w:styleId="1008" w:customStyle="1">
+  <w:style w:type="table" w:styleId="1044" w:customStyle="1">
     <w:name w:val="Bordered &amp; Lined - Accent 6"/>
-    <w:basedOn w:val="848"/>
+    <w:basedOn w:val="884"/>
     <w:uiPriority w:val="99"/>
     <w:pPr>
       <w:spacing w:after="0" w:line="240" w:lineRule="auto"/>
@@ -42858,9 +45379,9 @@
       </w:tcPr>
     </w:tblStylePr>
   </w:style>
-  <w:style w:type="table" w:styleId="1009" w:customStyle="1">
+  <w:style w:type="table" w:styleId="1045" w:customStyle="1">
     <w:name w:val="Bordered"/>
-    <w:basedOn w:val="848"/>
+    <w:basedOn w:val="884"/>
     <w:uiPriority w:val="99"/>
     <w:pPr>
       <w:spacing w:after="0" w:line="240" w:lineRule="auto"/>
@@ -42936,9 +45457,9 @@
       </w:tcPr>
     </w:tblStylePr>
   </w:style>
-  <w:style w:type="table" w:styleId="1010" w:customStyle="1">
+  <w:style w:type="table" w:styleId="1046" w:customStyle="1">
     <w:name w:val="Bordered - Accent 1"/>
-    <w:basedOn w:val="848"/>
+    <w:basedOn w:val="884"/>
     <w:uiPriority w:val="99"/>
     <w:pPr>
       <w:spacing w:after="0" w:line="240" w:lineRule="auto"/>
@@ -43014,9 +45535,9 @@
       </w:tcPr>
     </w:tblStylePr>
   </w:style>
-  <w:style w:type="table" w:styleId="1011" w:customStyle="1">
+  <w:style w:type="table" w:styleId="1047" w:customStyle="1">
     <w:name w:val="Bordered - Accent 2"/>
-    <w:basedOn w:val="848"/>
+    <w:basedOn w:val="884"/>
     <w:uiPriority w:val="99"/>
     <w:pPr>
       <w:spacing w:after="0" w:line="240" w:lineRule="auto"/>
@@ -43092,9 +45613,9 @@
       </w:tcPr>
     </w:tblStylePr>
   </w:style>
-  <w:style w:type="table" w:styleId="1012" w:customStyle="1">
+  <w:style w:type="table" w:styleId="1048" w:customStyle="1">
     <w:name w:val="Bordered - Accent 3"/>
-    <w:basedOn w:val="848"/>
+    <w:basedOn w:val="884"/>
     <w:uiPriority w:val="99"/>
     <w:pPr>
       <w:spacing w:after="0" w:line="240" w:lineRule="auto"/>
@@ -43170,9 +45691,9 @@
       </w:tcPr>
     </w:tblStylePr>
   </w:style>
-  <w:style w:type="table" w:styleId="1013" w:customStyle="1">
+  <w:style w:type="table" w:styleId="1049" w:customStyle="1">
     <w:name w:val="Bordered - Accent 4"/>
-    <w:basedOn w:val="848"/>
+    <w:basedOn w:val="884"/>
     <w:uiPriority w:val="99"/>
     <w:pPr>
       <w:spacing w:after="0" w:line="240" w:lineRule="auto"/>
@@ -43248,9 +45769,9 @@
       </w:tcPr>
     </w:tblStylePr>
   </w:style>
-  <w:style w:type="table" w:styleId="1014" w:customStyle="1">
+  <w:style w:type="table" w:styleId="1050" w:customStyle="1">
     <w:name w:val="Bordered - Accent 5"/>
-    <w:basedOn w:val="848"/>
+    <w:basedOn w:val="884"/>
     <w:uiPriority w:val="99"/>
     <w:pPr>
       <w:spacing w:after="0" w:line="240" w:lineRule="auto"/>
@@ -43326,9 +45847,9 @@
       </w:tcPr>
     </w:tblStylePr>
   </w:style>
-  <w:style w:type="table" w:styleId="1015" w:customStyle="1">
+  <w:style w:type="table" w:styleId="1051" w:customStyle="1">
     <w:name w:val="Bordered - Accent 6"/>
-    <w:basedOn w:val="848"/>
+    <w:basedOn w:val="884"/>
     <w:uiPriority w:val="99"/>
     <w:pPr>
       <w:spacing w:after="0" w:line="240" w:lineRule="auto"/>
@@ -43404,10 +45925,10 @@
       </w:tcPr>
     </w:tblStylePr>
   </w:style>
-  <w:style w:type="paragraph" w:styleId="1016">
+  <w:style w:type="paragraph" w:styleId="1052">
     <w:name w:val="footnote text"/>
-    <w:basedOn w:val="837"/>
-    <w:link w:val="1017"/>
+    <w:basedOn w:val="873"/>
+    <w:link w:val="1053"/>
     <w:uiPriority w:val="99"/>
     <w:semiHidden/>
     <w:unhideWhenUsed/>
@@ -43418,27 +45939,27 @@
       <w:sz w:val="18"/>
     </w:rPr>
   </w:style>
-  <w:style w:type="character" w:styleId="1017" w:customStyle="1">
+  <w:style w:type="character" w:styleId="1053" w:customStyle="1">
     <w:name w:val="Текст сноски Знак"/>
-    <w:link w:val="1016"/>
+    <w:link w:val="1052"/>
     <w:uiPriority w:val="99"/>
     <w:rPr>
       <w:sz w:val="18"/>
     </w:rPr>
   </w:style>
-  <w:style w:type="character" w:styleId="1018">
+  <w:style w:type="character" w:styleId="1054">
     <w:name w:val="footnote reference"/>
-    <w:basedOn w:val="847"/>
+    <w:basedOn w:val="883"/>
     <w:uiPriority w:val="99"/>
     <w:unhideWhenUsed/>
     <w:rPr>
       <w:vertAlign w:val="superscript"/>
     </w:rPr>
   </w:style>
-  <w:style w:type="paragraph" w:styleId="1019">
+  <w:style w:type="paragraph" w:styleId="1055">
     <w:name w:val="endnote text"/>
-    <w:basedOn w:val="837"/>
-    <w:link w:val="1020"/>
+    <w:basedOn w:val="873"/>
+    <w:link w:val="1056"/>
     <w:uiPriority w:val="99"/>
     <w:semiHidden/>
     <w:unhideWhenUsed/>
@@ -43449,17 +45970,17 @@
       <w:sz w:val="20"/>
     </w:rPr>
   </w:style>
-  <w:style w:type="character" w:styleId="1020" w:customStyle="1">
+  <w:style w:type="character" w:styleId="1056" w:customStyle="1">
     <w:name w:val="Текст концевой сноски Знак"/>
-    <w:link w:val="1019"/>
+    <w:link w:val="1055"/>
     <w:uiPriority w:val="99"/>
     <w:rPr>
       <w:sz w:val="20"/>
     </w:rPr>
   </w:style>
-  <w:style w:type="character" w:styleId="1021">
+  <w:style w:type="character" w:styleId="1057">
     <w:name w:val="endnote reference"/>
-    <w:basedOn w:val="847"/>
+    <w:basedOn w:val="883"/>
     <w:uiPriority w:val="99"/>
     <w:semiHidden/>
     <w:unhideWhenUsed/>
@@ -43467,10 +45988,10 @@
       <w:vertAlign w:val="superscript"/>
     </w:rPr>
   </w:style>
-  <w:style w:type="paragraph" w:styleId="1022">
+  <w:style w:type="paragraph" w:styleId="1058">
     <w:name w:val="toc 3"/>
-    <w:basedOn w:val="837"/>
-    <w:next w:val="837"/>
+    <w:basedOn w:val="873"/>
+    <w:next w:val="873"/>
     <w:uiPriority w:val="39"/>
     <w:unhideWhenUsed/>
     <w:pPr>
@@ -43478,10 +45999,10 @@
       <w:spacing w:after="57"/>
     </w:pPr>
   </w:style>
-  <w:style w:type="paragraph" w:styleId="1023">
+  <w:style w:type="paragraph" w:styleId="1059">
     <w:name w:val="toc 4"/>
-    <w:basedOn w:val="837"/>
-    <w:next w:val="837"/>
+    <w:basedOn w:val="873"/>
+    <w:next w:val="873"/>
     <w:uiPriority w:val="39"/>
     <w:unhideWhenUsed/>
     <w:pPr>
@@ -43489,10 +46010,10 @@
       <w:spacing w:after="57"/>
     </w:pPr>
   </w:style>
-  <w:style w:type="paragraph" w:styleId="1024">
+  <w:style w:type="paragraph" w:styleId="1060">
     <w:name w:val="toc 5"/>
-    <w:basedOn w:val="837"/>
-    <w:next w:val="837"/>
+    <w:basedOn w:val="873"/>
+    <w:next w:val="873"/>
     <w:uiPriority w:val="39"/>
     <w:unhideWhenUsed/>
     <w:pPr>
@@ -43500,10 +46021,10 @@
       <w:spacing w:after="57"/>
     </w:pPr>
   </w:style>
-  <w:style w:type="paragraph" w:styleId="1025">
+  <w:style w:type="paragraph" w:styleId="1061">
     <w:name w:val="toc 6"/>
-    <w:basedOn w:val="837"/>
-    <w:next w:val="837"/>
+    <w:basedOn w:val="873"/>
+    <w:next w:val="873"/>
     <w:uiPriority w:val="39"/>
     <w:unhideWhenUsed/>
     <w:pPr>
@@ -43511,10 +46032,10 @@
       <w:spacing w:after="57"/>
     </w:pPr>
   </w:style>
-  <w:style w:type="paragraph" w:styleId="1026">
+  <w:style w:type="paragraph" w:styleId="1062">
     <w:name w:val="toc 7"/>
-    <w:basedOn w:val="837"/>
-    <w:next w:val="837"/>
+    <w:basedOn w:val="873"/>
+    <w:next w:val="873"/>
     <w:uiPriority w:val="39"/>
     <w:unhideWhenUsed/>
     <w:pPr>
@@ -43522,10 +46043,10 @@
       <w:spacing w:after="57"/>
     </w:pPr>
   </w:style>
-  <w:style w:type="paragraph" w:styleId="1027">
+  <w:style w:type="paragraph" w:styleId="1063">
     <w:name w:val="toc 8"/>
-    <w:basedOn w:val="837"/>
-    <w:next w:val="837"/>
+    <w:basedOn w:val="873"/>
+    <w:next w:val="873"/>
     <w:uiPriority w:val="39"/>
     <w:unhideWhenUsed/>
     <w:pPr>
@@ -43533,10 +46054,10 @@
       <w:spacing w:after="57"/>
     </w:pPr>
   </w:style>
-  <w:style w:type="paragraph" w:styleId="1028">
+  <w:style w:type="paragraph" w:styleId="1064">
     <w:name w:val="toc 9"/>
-    <w:basedOn w:val="837"/>
-    <w:next w:val="837"/>
+    <w:basedOn w:val="873"/>
+    <w:next w:val="873"/>
     <w:uiPriority w:val="39"/>
     <w:unhideWhenUsed/>
     <w:pPr>
@@ -43544,16 +46065,16 @@
       <w:spacing w:after="57"/>
     </w:pPr>
   </w:style>
-  <w:style w:type="paragraph" w:styleId="1029">
+  <w:style w:type="paragraph" w:styleId="1065">
     <w:name w:val="table of figures"/>
-    <w:basedOn w:val="837"/>
-    <w:next w:val="837"/>
+    <w:basedOn w:val="873"/>
+    <w:next w:val="873"/>
     <w:uiPriority w:val="99"/>
     <w:unhideWhenUsed/>
   </w:style>
-  <w:style w:type="paragraph" w:styleId="1030">
+  <w:style w:type="paragraph" w:styleId="1066">
     <w:name w:val="List Paragraph"/>
-    <w:basedOn w:val="837"/>
+    <w:basedOn w:val="873"/>
     <w:uiPriority w:val="34"/>
     <w:qFormat/>
     <w:pPr>
@@ -43561,10 +46082,10 @@
       <w:ind w:left="720"/>
     </w:pPr>
   </w:style>
-  <w:style w:type="table" w:styleId="1031" w:customStyle="1">
+  <w:style w:type="table" w:styleId="1067" w:customStyle="1">
     <w:name w:val="Сетка таблицы1"/>
-    <w:basedOn w:val="848"/>
-    <w:next w:val="1032"/>
+    <w:basedOn w:val="884"/>
+    <w:next w:val="1068"/>
     <w:uiPriority w:val="39"/>
     <w:pPr>
       <w:spacing w:after="0" w:line="240" w:lineRule="auto"/>
@@ -43580,9 +46101,9 @@
       </w:tblBorders>
     </w:tblPr>
   </w:style>
-  <w:style w:type="table" w:styleId="1032">
+  <w:style w:type="table" w:styleId="1068">
     <w:name w:val="Table Grid"/>
-    <w:basedOn w:val="848"/>
+    <w:basedOn w:val="884"/>
     <w:uiPriority w:val="39"/>
     <w:pPr>
       <w:spacing w:after="0" w:line="240" w:lineRule="auto"/>
@@ -43598,10 +46119,10 @@
       </w:tblBorders>
     </w:tblPr>
   </w:style>
-  <w:style w:type="character" w:styleId="1033" w:customStyle="1">
+  <w:style w:type="character" w:styleId="1069" w:customStyle="1">
     <w:name w:val="Заголовок 1 Знак"/>
-    <w:basedOn w:val="847"/>
-    <w:link w:val="838"/>
+    <w:basedOn w:val="883"/>
+    <w:link w:val="874"/>
     <w:uiPriority w:val="9"/>
     <w:rPr>
       <w:rFonts w:ascii="Times New Roman" w:hAnsi="Times New Roman" w:eastAsiaTheme="majorEastAsia" w:cstheme="majorBidi"/>
@@ -43610,10 +46131,10 @@
       <w:szCs w:val="32"/>
     </w:rPr>
   </w:style>
-  <w:style w:type="paragraph" w:styleId="1034">
+  <w:style w:type="paragraph" w:styleId="1070">
     <w:name w:val="Header"/>
-    <w:basedOn w:val="837"/>
-    <w:link w:val="1035"/>
+    <w:basedOn w:val="873"/>
+    <w:link w:val="1071"/>
     <w:uiPriority w:val="99"/>
     <w:unhideWhenUsed/>
     <w:pPr>
@@ -43624,16 +46145,16 @@
       </w:tabs>
     </w:pPr>
   </w:style>
-  <w:style w:type="character" w:styleId="1035" w:customStyle="1">
+  <w:style w:type="character" w:styleId="1071" w:customStyle="1">
     <w:name w:val="Верхний колонтитул Знак"/>
-    <w:basedOn w:val="847"/>
-    <w:link w:val="1034"/>
+    <w:basedOn w:val="883"/>
+    <w:link w:val="1070"/>
     <w:uiPriority w:val="99"/>
   </w:style>
-  <w:style w:type="paragraph" w:styleId="1036">
+  <w:style w:type="paragraph" w:styleId="1072">
     <w:name w:val="Footer"/>
-    <w:basedOn w:val="837"/>
-    <w:link w:val="1037"/>
+    <w:basedOn w:val="873"/>
+    <w:link w:val="1073"/>
     <w:uiPriority w:val="99"/>
     <w:unhideWhenUsed/>
     <w:pPr>
@@ -43644,13 +46165,13 @@
       </w:tabs>
     </w:pPr>
   </w:style>
-  <w:style w:type="character" w:styleId="1037" w:customStyle="1">
+  <w:style w:type="character" w:styleId="1073" w:customStyle="1">
     <w:name w:val="Нижний колонтитул Знак"/>
-    <w:basedOn w:val="847"/>
-    <w:link w:val="1036"/>
+    <w:basedOn w:val="883"/>
+    <w:link w:val="1072"/>
     <w:uiPriority w:val="99"/>
   </w:style>
-  <w:style w:type="paragraph" w:styleId="1038">
+  <w:style w:type="paragraph" w:styleId="1074">
     <w:name w:val="No Spacing"/>
     <w:uiPriority w:val="1"/>
     <w:qFormat/>
@@ -43658,10 +46179,10 @@
       <w:spacing w:after="0" w:line="240" w:lineRule="auto"/>
     </w:pPr>
   </w:style>
-  <w:style w:type="paragraph" w:styleId="1039">
+  <w:style w:type="paragraph" w:styleId="1075">
     <w:name w:val="TOC Heading"/>
-    <w:basedOn w:val="838"/>
-    <w:next w:val="837"/>
+    <w:basedOn w:val="874"/>
+    <w:next w:val="873"/>
     <w:uiPriority w:val="39"/>
     <w:unhideWhenUsed/>
     <w:qFormat/>
@@ -43676,10 +46197,10 @@
       <w:lang w:eastAsia="ru-RU"/>
     </w:rPr>
   </w:style>
-  <w:style w:type="paragraph" w:styleId="1040">
+  <w:style w:type="paragraph" w:styleId="1076">
     <w:name w:val="toc 1"/>
-    <w:basedOn w:val="837"/>
-    <w:next w:val="837"/>
+    <w:basedOn w:val="873"/>
+    <w:next w:val="873"/>
     <w:uiPriority w:val="39"/>
     <w:unhideWhenUsed/>
     <w:pPr>
@@ -43689,9 +46210,9 @@
       </w:tabs>
     </w:pPr>
   </w:style>
-  <w:style w:type="character" w:styleId="1041">
+  <w:style w:type="character" w:styleId="1077">
     <w:name w:val="Hyperlink"/>
-    <w:basedOn w:val="847"/>
+    <w:basedOn w:val="883"/>
     <w:uiPriority w:val="99"/>
     <w:unhideWhenUsed/>
     <w:rPr>
@@ -43699,10 +46220,10 @@
       <w:u w:val="single"/>
     </w:rPr>
   </w:style>
-  <w:style w:type="character" w:styleId="1042" w:customStyle="1">
+  <w:style w:type="character" w:styleId="1078" w:customStyle="1">
     <w:name w:val="Заголовок 2 Знак"/>
-    <w:basedOn w:val="847"/>
-    <w:link w:val="839"/>
+    <w:basedOn w:val="883"/>
+    <w:link w:val="875"/>
     <w:uiPriority w:val="9"/>
     <w:rPr>
       <w:rFonts w:ascii="Times New Roman" w:hAnsi="Times New Roman" w:eastAsiaTheme="majorEastAsia" w:cstheme="majorBidi"/>
@@ -43711,10 +46232,10 @@
       <w:szCs w:val="26"/>
     </w:rPr>
   </w:style>
-  <w:style w:type="paragraph" w:styleId="1043">
+  <w:style w:type="paragraph" w:styleId="1079">
     <w:name w:val="toc 2"/>
-    <w:basedOn w:val="837"/>
-    <w:next w:val="837"/>
+    <w:basedOn w:val="873"/>
+    <w:next w:val="873"/>
     <w:uiPriority w:val="39"/>
     <w:unhideWhenUsed/>
     <w:pPr>
@@ -43722,9 +46243,9 @@
       <w:spacing w:after="100"/>
     </w:pPr>
   </w:style>
-  <w:style w:type="paragraph" w:styleId="1044">
+  <w:style w:type="paragraph" w:styleId="1080">
     <w:name w:val="Normal (Web)"/>
-    <w:basedOn w:val="837"/>
+    <w:basedOn w:val="873"/>
     <w:uiPriority w:val="99"/>
     <w:semiHidden/>
     <w:unhideWhenUsed/>
@@ -43740,13 +46261,13 @@
       <w:lang w:eastAsia="ru-RU"/>
     </w:rPr>
   </w:style>
-  <w:style w:type="character" w:styleId="1045" w:customStyle="1">
+  <w:style w:type="character" w:styleId="1081" w:customStyle="1">
     <w:name w:val="apple-tab-span"/>
-    <w:basedOn w:val="847"/>
+    <w:basedOn w:val="883"/>
   </w:style>
-  <w:style w:type="paragraph" w:styleId="1046" w:customStyle="1">
+  <w:style w:type="paragraph" w:styleId="1082" w:customStyle="1">
     <w:name w:val="p_content"/>
-    <w:basedOn w:val="837"/>
+    <w:basedOn w:val="873"/>
     <w:pPr>
       <w:ind w:firstLine="0"/>
       <w:jc w:val="left"/>
@@ -43759,10 +46280,10 @@
       <w:lang w:eastAsia="ru-RU"/>
     </w:rPr>
   </w:style>
-  <w:style w:type="character" w:styleId="1047" w:customStyle="1">
+  <w:style w:type="character" w:styleId="1083" w:customStyle="1">
     <w:name w:val="Заголовок 4 Знак"/>
-    <w:basedOn w:val="847"/>
-    <w:link w:val="841"/>
+    <w:basedOn w:val="883"/>
+    <w:link w:val="877"/>
     <w:uiPriority w:val="9"/>
     <w:rPr>
       <w:rFonts w:asciiTheme="majorHAnsi" w:hAnsiTheme="majorHAnsi" w:eastAsiaTheme="majorEastAsia" w:cstheme="majorBidi"/>
@@ -43772,33 +46293,33 @@
       <w:sz w:val="28"/>
     </w:rPr>
   </w:style>
-  <w:style w:type="character" w:styleId="1048" w:customStyle="1">
+  <w:style w:type="character" w:styleId="1084" w:customStyle="1">
     <w:name w:val="extendedtext-full"/>
-    <w:basedOn w:val="847"/>
+    <w:basedOn w:val="883"/>
   </w:style>
-  <w:style w:type="paragraph" w:styleId="1049" w:customStyle="1">
+  <w:style w:type="paragraph" w:styleId="1085" w:customStyle="1">
     <w:name w:val="ДляОбычного"/>
-    <w:basedOn w:val="837"/>
-    <w:link w:val="1050"/>
+    <w:basedOn w:val="873"/>
+    <w:link w:val="1086"/>
     <w:qFormat/>
   </w:style>
-  <w:style w:type="character" w:styleId="1050" w:customStyle="1">
+  <w:style w:type="character" w:styleId="1086" w:customStyle="1">
     <w:name w:val="ДляОбычного Знак"/>
-    <w:basedOn w:val="847"/>
-    <w:link w:val="1049"/>
+    <w:basedOn w:val="883"/>
+    <w:link w:val="1085"/>
     <w:rPr>
       <w:rFonts w:ascii="Times New Roman" w:hAnsi="Times New Roman"/>
       <w:sz w:val="28"/>
     </w:rPr>
   </w:style>
-  <w:style w:type="character" w:styleId="1051" w:customStyle="1">
+  <w:style w:type="character" w:styleId="1087" w:customStyle="1">
     <w:name w:val="ypks7kbdpwfgdykd3qb9"/>
-    <w:basedOn w:val="847"/>
+    <w:basedOn w:val="883"/>
   </w:style>
-  <w:style w:type="table" w:styleId="1052" w:customStyle="1">
+  <w:style w:type="table" w:styleId="1088" w:customStyle="1">
     <w:name w:val="Сетка таблицы2"/>
-    <w:basedOn w:val="848"/>
-    <w:next w:val="1032"/>
+    <w:basedOn w:val="884"/>
+    <w:next w:val="1068"/>
     <w:uiPriority w:val="39"/>
     <w:pPr>
       <w:spacing w:after="0" w:line="240" w:lineRule="auto"/>

--- a/пп.docx
+++ b/пп.docx
@@ -1947,7 +1947,7 @@
       <w:sdtContent>
         <w:p>
           <w:pPr>
-            <w:pStyle w:val="1075"/>
+            <w:pStyle w:val="1081"/>
             <w:rPr>
               <w:rFonts w:ascii="Times New Roman" w:hAnsi="Times New Roman" w:cs="Times New Roman"/>
               <w:color w:val="auto"/>
@@ -1975,7 +1975,7 @@
         </w:p>
         <w:p>
           <w:pPr>
-            <w:pStyle w:val="1076"/>
+            <w:pStyle w:val="1082"/>
             <w:tabs>
               <w:tab w:val="right" w:pos="10206" w:leader="dot"/>
             </w:tabs>
@@ -1992,24 +1992,24 @@
           <w:hyperlink w:tooltip="#_Toc1" w:anchor="_Toc1" w:history="1">
             <w:r>
               <w:rPr>
-                <w:rStyle w:val="1077"/>
+                <w:rStyle w:val="1083"/>
               </w:rPr>
             </w:r>
             <w:r>
               <w:rPr>
-                <w:rStyle w:val="1077"/>
+                <w:rStyle w:val="1083"/>
               </w:rPr>
               <w:t xml:space="preserve">В</w:t>
             </w:r>
             <w:r>
               <w:rPr>
-                <w:rStyle w:val="1077"/>
+                <w:rStyle w:val="1083"/>
               </w:rPr>
               <w:t xml:space="preserve">ВЕДЕНИЕ</w:t>
             </w:r>
             <w:r>
               <w:rPr>
-                <w:rStyle w:val="1077"/>
+                <w:rStyle w:val="1083"/>
               </w:rPr>
             </w:r>
             <w:r>
@@ -2028,7 +2028,7 @@
         </w:p>
         <w:p>
           <w:pPr>
-            <w:pStyle w:val="1076"/>
+            <w:pStyle w:val="1082"/>
             <w:tabs>
               <w:tab w:val="right" w:pos="10206" w:leader="dot"/>
             </w:tabs>
@@ -2037,18 +2037,18 @@
           <w:hyperlink w:tooltip="#_Toc2" w:anchor="_Toc2" w:history="1">
             <w:r>
               <w:rPr>
-                <w:rStyle w:val="1077"/>
+                <w:rStyle w:val="1083"/>
               </w:rPr>
             </w:r>
             <w:r>
               <w:rPr>
-                <w:rStyle w:val="1077"/>
+                <w:rStyle w:val="1083"/>
               </w:rPr>
               <w:t xml:space="preserve">1. АНАЛИЗ ПРЕДМЕТНОЙ ОБЛАСТИ</w:t>
             </w:r>
             <w:r>
               <w:rPr>
-                <w:rStyle w:val="1077"/>
+                <w:rStyle w:val="1083"/>
               </w:rPr>
             </w:r>
             <w:r>
@@ -2067,7 +2067,7 @@
         </w:p>
         <w:p>
           <w:pPr>
-            <w:pStyle w:val="1079"/>
+            <w:pStyle w:val="1085"/>
             <w:tabs>
               <w:tab w:val="right" w:pos="10206" w:leader="dot"/>
             </w:tabs>
@@ -2076,18 +2076,18 @@
           <w:hyperlink w:tooltip="#_Toc3" w:anchor="_Toc3" w:history="1">
             <w:r>
               <w:rPr>
-                <w:rStyle w:val="1077"/>
+                <w:rStyle w:val="1083"/>
               </w:rPr>
             </w:r>
             <w:r>
               <w:rPr>
-                <w:rStyle w:val="1077"/>
+                <w:rStyle w:val="1083"/>
               </w:rPr>
               <w:t xml:space="preserve">1.1 Анализ структуры и деятельности предприятия</w:t>
             </w:r>
             <w:r>
               <w:rPr>
-                <w:rStyle w:val="1077"/>
+                <w:rStyle w:val="1083"/>
               </w:rPr>
             </w:r>
             <w:r>
@@ -2106,7 +2106,7 @@
         </w:p>
         <w:p>
           <w:pPr>
-            <w:pStyle w:val="1079"/>
+            <w:pStyle w:val="1085"/>
             <w:tabs>
               <w:tab w:val="right" w:pos="10206" w:leader="dot"/>
             </w:tabs>
@@ -2115,18 +2115,18 @@
           <w:hyperlink w:tooltip="#_Toc4" w:anchor="_Toc4" w:history="1">
             <w:r>
               <w:rPr>
-                <w:rStyle w:val="1077"/>
+                <w:rStyle w:val="1083"/>
               </w:rPr>
             </w:r>
             <w:r>
               <w:rPr>
-                <w:rStyle w:val="1077"/>
+                <w:rStyle w:val="1083"/>
               </w:rPr>
               <w:t xml:space="preserve">1.2 Анализ программного обеспечения и технического оснащения предприятия</w:t>
             </w:r>
             <w:r>
               <w:rPr>
-                <w:rStyle w:val="1077"/>
+                <w:rStyle w:val="1083"/>
               </w:rPr>
             </w:r>
             <w:r>
@@ -2145,7 +2145,7 @@
         </w:p>
         <w:p>
           <w:pPr>
-            <w:pStyle w:val="1079"/>
+            <w:pStyle w:val="1085"/>
             <w:tabs>
               <w:tab w:val="right" w:pos="10206" w:leader="dot"/>
             </w:tabs>
@@ -2154,18 +2154,18 @@
           <w:hyperlink w:tooltip="#_Toc5" w:anchor="_Toc5" w:history="1">
             <w:r>
               <w:rPr>
-                <w:rStyle w:val="1077"/>
+                <w:rStyle w:val="1083"/>
               </w:rPr>
             </w:r>
             <w:r>
               <w:rPr>
-                <w:rStyle w:val="1077"/>
+                <w:rStyle w:val="1083"/>
               </w:rPr>
               <w:t xml:space="preserve">1.3 Анализ выбранных технологий</w:t>
             </w:r>
             <w:r>
               <w:rPr>
-                <w:rStyle w:val="1077"/>
+                <w:rStyle w:val="1083"/>
               </w:rPr>
             </w:r>
             <w:r>
@@ -2184,7 +2184,7 @@
         </w:p>
         <w:p>
           <w:pPr>
-            <w:pStyle w:val="1079"/>
+            <w:pStyle w:val="1085"/>
             <w:tabs>
               <w:tab w:val="right" w:pos="10206" w:leader="dot"/>
             </w:tabs>
@@ -2196,18 +2196,18 @@
           <w:hyperlink w:tooltip="#_Toc6" w:anchor="_Toc6" w:history="1">
             <w:r>
               <w:rPr>
-                <w:rStyle w:val="1077"/>
+                <w:rStyle w:val="1083"/>
               </w:rPr>
             </w:r>
             <w:r>
               <w:rPr>
-                <w:rStyle w:val="1077"/>
+                <w:rStyle w:val="1083"/>
               </w:rPr>
               <w:t xml:space="preserve">1.4 Анализ цепей питания и структуры систем АСУ ТП</w:t>
             </w:r>
             <w:r>
               <w:rPr>
-                <w:rStyle w:val="1077"/>
+                <w:rStyle w:val="1083"/>
                 <w:highlight w:val="none"/>
               </w:rPr>
             </w:r>
@@ -2235,7 +2235,7 @@
         </w:p>
         <w:p>
           <w:pPr>
-            <w:pStyle w:val="1076"/>
+            <w:pStyle w:val="1082"/>
             <w:tabs>
               <w:tab w:val="right" w:pos="10206" w:leader="dot"/>
             </w:tabs>
@@ -2244,12 +2244,12 @@
           <w:hyperlink w:tooltip="#_Toc7" w:anchor="_Toc7" w:history="1">
             <w:r>
               <w:rPr>
-                <w:rStyle w:val="1077"/>
+                <w:rStyle w:val="1083"/>
               </w:rPr>
             </w:r>
             <w:r>
               <w:rPr>
-                <w:rStyle w:val="1077"/>
+                <w:rStyle w:val="1083"/>
               </w:rPr>
             </w:r>
             <w:r>
@@ -2268,7 +2268,7 @@
         </w:p>
         <w:p>
           <w:pPr>
-            <w:pStyle w:val="1076"/>
+            <w:pStyle w:val="1082"/>
             <w:tabs>
               <w:tab w:val="right" w:pos="10206" w:leader="dot"/>
             </w:tabs>
@@ -2280,18 +2280,18 @@
           <w:hyperlink w:tooltip="#_Toc8" w:anchor="_Toc8" w:history="1">
             <w:r>
               <w:rPr>
-                <w:rStyle w:val="1077"/>
+                <w:rStyle w:val="1083"/>
               </w:rPr>
             </w:r>
             <w:r>
               <w:rPr>
-                <w:rStyle w:val="1077"/>
+                <w:rStyle w:val="1083"/>
               </w:rPr>
               <w:t xml:space="preserve">2. ПРОЕКТИРОВАНИЕ ИНФОРМАЦИОННОЙ СИСТЕМЫ</w:t>
             </w:r>
             <w:r>
               <w:rPr>
-                <w:rStyle w:val="1077"/>
+                <w:rStyle w:val="1083"/>
                 <w:highlight w:val="none"/>
               </w:rPr>
             </w:r>
@@ -2319,7 +2319,7 @@
         </w:p>
         <w:p>
           <w:pPr>
-            <w:pStyle w:val="1079"/>
+            <w:pStyle w:val="1085"/>
             <w:tabs>
               <w:tab w:val="right" w:pos="10206" w:leader="dot"/>
             </w:tabs>
@@ -2331,36 +2331,36 @@
           <w:hyperlink w:tooltip="#_Toc9" w:anchor="_Toc9" w:history="1">
             <w:r>
               <w:rPr>
-                <w:rStyle w:val="1077"/>
+                <w:rStyle w:val="1083"/>
               </w:rPr>
             </w:r>
             <w:r>
               <w:rPr>
-                <w:rStyle w:val="1077"/>
+                <w:rStyle w:val="1083"/>
               </w:rPr>
               <w:t xml:space="preserve">1.</w:t>
             </w:r>
             <w:r>
               <w:rPr>
-                <w:rStyle w:val="1077"/>
+                <w:rStyle w:val="1083"/>
               </w:rPr>
               <w:t xml:space="preserve">1</w:t>
             </w:r>
             <w:r>
               <w:rPr>
-                <w:rStyle w:val="1077"/>
+                <w:rStyle w:val="1083"/>
               </w:rPr>
               <w:t xml:space="preserve"> </w:t>
             </w:r>
             <w:r>
               <w:rPr>
-                <w:rStyle w:val="1077"/>
+                <w:rStyle w:val="1083"/>
               </w:rPr>
               <w:t xml:space="preserve">Концепция информационной системы</w:t>
             </w:r>
             <w:r>
               <w:rPr>
-                <w:rStyle w:val="1077"/>
+                <w:rStyle w:val="1083"/>
                 <w:highlight w:val="none"/>
               </w:rPr>
             </w:r>
@@ -2388,7 +2388,7 @@
         </w:p>
         <w:p>
           <w:pPr>
-            <w:pStyle w:val="1076"/>
+            <w:pStyle w:val="1082"/>
             <w:tabs>
               <w:tab w:val="right" w:pos="10206" w:leader="dot"/>
             </w:tabs>
@@ -2397,24 +2397,24 @@
           <w:hyperlink w:tooltip="#_Toc10" w:anchor="_Toc10" w:history="1">
             <w:r>
               <w:rPr>
-                <w:rStyle w:val="1077"/>
+                <w:rStyle w:val="1083"/>
               </w:rPr>
             </w:r>
             <w:r>
               <w:rPr>
-                <w:rStyle w:val="1077"/>
+                <w:rStyle w:val="1083"/>
               </w:rPr>
               <w:t xml:space="preserve">З</w:t>
             </w:r>
             <w:r>
               <w:rPr>
-                <w:rStyle w:val="1077"/>
+                <w:rStyle w:val="1083"/>
               </w:rPr>
               <w:t xml:space="preserve">АКЛЮЧЕНИЕ</w:t>
             </w:r>
             <w:r>
               <w:rPr>
-                <w:rStyle w:val="1077"/>
+                <w:rStyle w:val="1083"/>
               </w:rPr>
             </w:r>
             <w:r>
@@ -2433,7 +2433,7 @@
         </w:p>
         <w:p>
           <w:pPr>
-            <w:pStyle w:val="1076"/>
+            <w:pStyle w:val="1082"/>
             <w:tabs>
               <w:tab w:val="right" w:pos="10206" w:leader="dot"/>
             </w:tabs>
@@ -2442,18 +2442,18 @@
           <w:hyperlink w:tooltip="#_Toc11" w:anchor="_Toc11" w:history="1">
             <w:r>
               <w:rPr>
-                <w:rStyle w:val="1077"/>
+                <w:rStyle w:val="1083"/>
               </w:rPr>
             </w:r>
             <w:r>
               <w:rPr>
-                <w:rStyle w:val="1077"/>
+                <w:rStyle w:val="1083"/>
               </w:rPr>
               <w:t xml:space="preserve">ПРИЛОЖЕНИЕ А</w:t>
             </w:r>
             <w:r>
               <w:rPr>
-                <w:rStyle w:val="1077"/>
+                <w:rStyle w:val="1083"/>
               </w:rPr>
             </w:r>
             <w:r>
@@ -2525,7 +2525,7 @@
     </w:p>
     <w:p>
       <w:pPr>
-        <w:pStyle w:val="874"/>
+        <w:pStyle w:val="880"/>
       </w:pPr>
       <w:r/>
       <w:bookmarkStart w:id="1" w:name="_Toc1"/>
@@ -2783,7 +2783,7 @@
     </w:p>
     <w:p>
       <w:pPr>
-        <w:pStyle w:val="874"/>
+        <w:pStyle w:val="880"/>
       </w:pPr>
       <w:r/>
       <w:bookmarkStart w:id="2" w:name="_Toc2"/>
@@ -2796,7 +2796,7 @@
     </w:p>
     <w:p>
       <w:pPr>
-        <w:pStyle w:val="875"/>
+        <w:pStyle w:val="881"/>
       </w:pPr>
       <w:r/>
       <w:bookmarkStart w:id="3" w:name="_Toc3"/>
@@ -2857,7 +2857,7 @@
     </w:p>
     <w:p>
       <w:pPr>
-        <w:pStyle w:val="1066"/>
+        <w:pStyle w:val="1072"/>
         <w:numPr>
           <w:ilvl w:val="0"/>
           <w:numId w:val="49"/>
@@ -2878,7 +2878,7 @@
     </w:p>
     <w:p>
       <w:pPr>
-        <w:pStyle w:val="1066"/>
+        <w:pStyle w:val="1072"/>
         <w:numPr>
           <w:ilvl w:val="0"/>
           <w:numId w:val="49"/>
@@ -2893,7 +2893,7 @@
     </w:p>
     <w:p>
       <w:pPr>
-        <w:pStyle w:val="1066"/>
+        <w:pStyle w:val="1072"/>
         <w:numPr>
           <w:ilvl w:val="0"/>
           <w:numId w:val="49"/>
@@ -2918,7 +2918,7 @@
     </w:p>
     <w:p>
       <w:pPr>
-        <w:pStyle w:val="1066"/>
+        <w:pStyle w:val="1072"/>
         <w:numPr>
           <w:ilvl w:val="0"/>
           <w:numId w:val="49"/>
@@ -2933,7 +2933,7 @@
     </w:p>
     <w:p>
       <w:pPr>
-        <w:pStyle w:val="1066"/>
+        <w:pStyle w:val="1072"/>
         <w:numPr>
           <w:ilvl w:val="0"/>
           <w:numId w:val="49"/>
@@ -2948,7 +2948,7 @@
     </w:p>
     <w:p>
       <w:pPr>
-        <w:pStyle w:val="1066"/>
+        <w:pStyle w:val="1072"/>
         <w:numPr>
           <w:ilvl w:val="0"/>
           <w:numId w:val="49"/>
@@ -2973,7 +2973,7 @@
     </w:p>
     <w:p>
       <w:pPr>
-        <w:pStyle w:val="1066"/>
+        <w:pStyle w:val="1072"/>
         <w:numPr>
           <w:ilvl w:val="0"/>
           <w:numId w:val="49"/>
@@ -2997,7 +2997,7 @@
     </w:p>
     <w:p>
       <w:pPr>
-        <w:pStyle w:val="1066"/>
+        <w:pStyle w:val="1072"/>
         <w:numPr>
           <w:ilvl w:val="0"/>
           <w:numId w:val="49"/>
@@ -3012,7 +3012,7 @@
     </w:p>
     <w:p>
       <w:pPr>
-        <w:pStyle w:val="1066"/>
+        <w:pStyle w:val="1072"/>
         <w:ind w:left="0" w:firstLine="709"/>
         <w:suppressLineNumbers w:val="0"/>
       </w:pPr>
@@ -3181,7 +3181,7 @@
     </w:p>
     <w:p>
       <w:pPr>
-        <w:pStyle w:val="875"/>
+        <w:pStyle w:val="881"/>
       </w:pPr>
       <w:r/>
       <w:bookmarkStart w:id="4" w:name="_Toc4"/>
@@ -3206,7 +3206,7 @@
     </w:p>
     <w:p>
       <w:pPr>
-        <w:pStyle w:val="1066"/>
+        <w:pStyle w:val="1072"/>
         <w:numPr>
           <w:ilvl w:val="0"/>
           <w:numId w:val="50"/>
@@ -3242,7 +3242,7 @@
     </w:p>
     <w:p>
       <w:pPr>
-        <w:pStyle w:val="1066"/>
+        <w:pStyle w:val="1072"/>
         <w:numPr>
           <w:ilvl w:val="0"/>
           <w:numId w:val="50"/>
@@ -3277,7 +3277,7 @@
     </w:p>
     <w:p>
       <w:pPr>
-        <w:pStyle w:val="1066"/>
+        <w:pStyle w:val="1072"/>
         <w:numPr>
           <w:ilvl w:val="0"/>
           <w:numId w:val="50"/>
@@ -3302,7 +3302,7 @@
     </w:p>
     <w:p>
       <w:pPr>
-        <w:pStyle w:val="1066"/>
+        <w:pStyle w:val="1072"/>
         <w:numPr>
           <w:ilvl w:val="0"/>
           <w:numId w:val="50"/>
@@ -3323,7 +3323,7 @@
     </w:p>
     <w:p>
       <w:pPr>
-        <w:pStyle w:val="1066"/>
+        <w:pStyle w:val="1072"/>
         <w:numPr>
           <w:ilvl w:val="0"/>
           <w:numId w:val="50"/>
@@ -3344,7 +3344,7 @@
     </w:p>
     <w:p>
       <w:pPr>
-        <w:pStyle w:val="1066"/>
+        <w:pStyle w:val="1072"/>
         <w:numPr>
           <w:ilvl w:val="0"/>
           <w:numId w:val="50"/>
@@ -3362,7 +3362,7 @@
     </w:p>
     <w:p>
       <w:pPr>
-        <w:pStyle w:val="1066"/>
+        <w:pStyle w:val="1072"/>
         <w:numPr>
           <w:ilvl w:val="0"/>
           <w:numId w:val="50"/>
@@ -3377,7 +3377,7 @@
     </w:p>
     <w:p>
       <w:pPr>
-        <w:pStyle w:val="1066"/>
+        <w:pStyle w:val="1072"/>
         <w:numPr>
           <w:ilvl w:val="0"/>
           <w:numId w:val="50"/>
@@ -3392,7 +3392,7 @@
     </w:p>
     <w:p>
       <w:pPr>
-        <w:pStyle w:val="1066"/>
+        <w:pStyle w:val="1072"/>
         <w:numPr>
           <w:ilvl w:val="0"/>
           <w:numId w:val="50"/>
@@ -3407,7 +3407,7 @@
     </w:p>
     <w:p>
       <w:pPr>
-        <w:pStyle w:val="1066"/>
+        <w:pStyle w:val="1072"/>
         <w:numPr>
           <w:ilvl w:val="0"/>
           <w:numId w:val="50"/>
@@ -3458,7 +3458,7 @@
     </w:p>
     <w:p>
       <w:pPr>
-        <w:pStyle w:val="1066"/>
+        <w:pStyle w:val="1072"/>
         <w:numPr>
           <w:ilvl w:val="0"/>
           <w:numId w:val="50"/>
@@ -3473,7 +3473,7 @@
     </w:p>
     <w:p>
       <w:pPr>
-        <w:pStyle w:val="1066"/>
+        <w:pStyle w:val="1072"/>
         <w:numPr>
           <w:ilvl w:val="0"/>
           <w:numId w:val="50"/>
@@ -3494,7 +3494,7 @@
     </w:p>
     <w:p>
       <w:pPr>
-        <w:pStyle w:val="1066"/>
+        <w:pStyle w:val="1072"/>
         <w:numPr>
           <w:ilvl w:val="0"/>
           <w:numId w:val="50"/>
@@ -3509,7 +3509,7 @@
     </w:p>
     <w:p>
       <w:pPr>
-        <w:pStyle w:val="1066"/>
+        <w:pStyle w:val="1072"/>
         <w:numPr>
           <w:ilvl w:val="0"/>
           <w:numId w:val="50"/>
@@ -3530,7 +3530,7 @@
     </w:p>
     <w:p>
       <w:pPr>
-        <w:pStyle w:val="1066"/>
+        <w:pStyle w:val="1072"/>
         <w:numPr>
           <w:ilvl w:val="0"/>
           <w:numId w:val="50"/>
@@ -3680,7 +3680,7 @@
     </w:p>
     <w:p>
       <w:pPr>
-        <w:pStyle w:val="1066"/>
+        <w:pStyle w:val="1072"/>
         <w:numPr>
           <w:ilvl w:val="0"/>
           <w:numId w:val="51"/>
@@ -3695,7 +3695,7 @@
     </w:p>
     <w:p>
       <w:pPr>
-        <w:pStyle w:val="1066"/>
+        <w:pStyle w:val="1072"/>
         <w:numPr>
           <w:ilvl w:val="0"/>
           <w:numId w:val="51"/>
@@ -3710,7 +3710,7 @@
     </w:p>
     <w:p>
       <w:pPr>
-        <w:pStyle w:val="1066"/>
+        <w:pStyle w:val="1072"/>
         <w:numPr>
           <w:ilvl w:val="0"/>
           <w:numId w:val="51"/>
@@ -3725,7 +3725,7 @@
     </w:p>
     <w:p>
       <w:pPr>
-        <w:pStyle w:val="1066"/>
+        <w:pStyle w:val="1072"/>
         <w:numPr>
           <w:ilvl w:val="0"/>
           <w:numId w:val="51"/>
@@ -3756,7 +3756,7 @@
     </w:p>
     <w:p>
       <w:pPr>
-        <w:pStyle w:val="875"/>
+        <w:pStyle w:val="881"/>
       </w:pPr>
       <w:r/>
       <w:bookmarkStart w:id="5" w:name="_Toc5"/>
@@ -4150,7 +4150,7 @@
     </w:p>
     <w:p>
       <w:pPr>
-        <w:pStyle w:val="875"/>
+        <w:pStyle w:val="881"/>
       </w:pPr>
       <w:r>
         <w:rPr>
@@ -4166,7 +4166,7 @@
     </w:p>
     <w:p>
       <w:pPr>
-        <w:pStyle w:val="875"/>
+        <w:pStyle w:val="881"/>
         <w:rPr>
           <w:highlight w:val="none"/>
         </w:rPr>
@@ -4375,7 +4375,7 @@
                         <w:txbxContent>
                           <w:p>
                             <w:pPr>
-                              <w:pStyle w:val="925"/>
+                              <w:pStyle w:val="931"/>
                               <w:ind w:firstLine="0"/>
                               <w:spacing w:line="240" w:lineRule="auto"/>
                               <w:rPr>
@@ -4520,7 +4520,7 @@
                   <w:txbxContent>
                     <w:p>
                       <w:pPr>
-                        <w:pStyle w:val="925"/>
+                        <w:pStyle w:val="931"/>
                         <w:ind w:firstLine="0"/>
                         <w:spacing w:line="240" w:lineRule="auto"/>
                         <w:rPr>
@@ -4661,7 +4661,7 @@
     </w:p>
     <w:p>
       <w:pPr>
-        <w:pStyle w:val="874"/>
+        <w:pStyle w:val="880"/>
       </w:pPr>
       <w:r/>
       <w:bookmarkStart w:id="7" w:name="_Toc7"/>
@@ -4782,7 +4782,7 @@
                         <w:txbxContent>
                           <w:p>
                             <w:pPr>
-                              <w:pStyle w:val="925"/>
+                              <w:pStyle w:val="931"/>
                               <w:ind w:firstLine="0"/>
                               <w:spacing w:line="240" w:lineRule="auto"/>
                               <w:rPr>
@@ -4891,7 +4891,7 @@
                   <w:txbxContent>
                     <w:p>
                       <w:pPr>
-                        <w:pStyle w:val="925"/>
+                        <w:pStyle w:val="931"/>
                         <w:ind w:firstLine="0"/>
                         <w:spacing w:line="240" w:lineRule="auto"/>
                         <w:rPr>
@@ -4998,7 +4998,7 @@
     </w:p>
     <w:p>
       <w:pPr>
-        <w:pStyle w:val="874"/>
+        <w:pStyle w:val="880"/>
         <w:rPr>
           <w:highlight w:val="none"/>
         </w:rPr>
@@ -5021,7 +5021,7 @@
     </w:p>
     <w:p>
       <w:pPr>
-        <w:pStyle w:val="874"/>
+        <w:pStyle w:val="880"/>
         <w:rPr>
           <w:highlight w:val="none"/>
         </w:rPr>
@@ -5250,7 +5250,7 @@
                         <w:txbxContent>
                           <w:p>
                             <w:pPr>
-                              <w:pStyle w:val="925"/>
+                              <w:pStyle w:val="931"/>
                               <w:ind w:firstLine="0"/>
                               <w:spacing w:line="240" w:lineRule="auto"/>
                               <w:rPr>
@@ -5409,7 +5409,7 @@
                   <w:txbxContent>
                     <w:p>
                       <w:pPr>
-                        <w:pStyle w:val="925"/>
+                        <w:pStyle w:val="931"/>
                         <w:ind w:firstLine="0"/>
                         <w:spacing w:line="240" w:lineRule="auto"/>
                         <w:rPr>
@@ -5698,7 +5698,7 @@
                         <w:txbxContent>
                           <w:p>
                             <w:pPr>
-                              <w:pStyle w:val="925"/>
+                              <w:pStyle w:val="931"/>
                               <w:ind w:firstLine="0"/>
                               <w:spacing w:line="240" w:lineRule="auto"/>
                               <w:rPr>
@@ -5797,7 +5797,7 @@
                   <w:txbxContent>
                     <w:p>
                       <w:pPr>
-                        <w:pStyle w:val="925"/>
+                        <w:pStyle w:val="931"/>
                         <w:ind w:firstLine="0"/>
                         <w:spacing w:line="240" w:lineRule="auto"/>
                         <w:rPr>
@@ -5902,7 +5902,7 @@
     </w:p>
     <w:p>
       <w:pPr>
-        <w:pStyle w:val="874"/>
+        <w:pStyle w:val="880"/>
         <w:jc w:val="left"/>
         <w:rPr>
           <w:highlight w:val="none"/>
@@ -5932,7 +5932,7 @@
     </w:p>
     <w:p>
       <w:pPr>
-        <w:pStyle w:val="875"/>
+        <w:pStyle w:val="881"/>
         <w:rPr>
           <w:highlight w:val="none"/>
         </w:rPr>
@@ -6184,7 +6184,7 @@
                         <w:txbxContent>
                           <w:p>
                             <w:pPr>
-                              <w:pStyle w:val="925"/>
+                              <w:pStyle w:val="931"/>
                               <w:ind w:firstLine="0"/>
                               <w:spacing w:line="240" w:lineRule="auto"/>
                               <w:rPr>
@@ -6293,7 +6293,7 @@
                   <w:txbxContent>
                     <w:p>
                       <w:pPr>
-                        <w:pStyle w:val="925"/>
+                        <w:pStyle w:val="931"/>
                         <w:ind w:firstLine="0"/>
                         <w:spacing w:line="240" w:lineRule="auto"/>
                         <w:rPr>
@@ -6415,7 +6415,7 @@
     </w:p>
     <w:p>
       <w:pPr>
-        <w:pStyle w:val="1066"/>
+        <w:pStyle w:val="1072"/>
         <w:numPr>
           <w:ilvl w:val="0"/>
           <w:numId w:val="48"/>
@@ -6432,7 +6432,7 @@
     </w:p>
     <w:p>
       <w:pPr>
-        <w:pStyle w:val="1066"/>
+        <w:pStyle w:val="1072"/>
         <w:numPr>
           <w:ilvl w:val="0"/>
           <w:numId w:val="48"/>
@@ -6464,7 +6464,7 @@
     </w:p>
     <w:p>
       <w:pPr>
-        <w:pStyle w:val="1066"/>
+        <w:pStyle w:val="1072"/>
         <w:numPr>
           <w:ilvl w:val="0"/>
           <w:numId w:val="48"/>
@@ -6496,7 +6496,7 @@
     </w:p>
     <w:p>
       <w:pPr>
-        <w:pStyle w:val="1066"/>
+        <w:pStyle w:val="1072"/>
         <w:numPr>
           <w:ilvl w:val="0"/>
           <w:numId w:val="48"/>
@@ -6513,7 +6513,7 @@
     </w:p>
     <w:p>
       <w:pPr>
-        <w:pStyle w:val="1066"/>
+        <w:pStyle w:val="1072"/>
         <w:numPr>
           <w:ilvl w:val="0"/>
           <w:numId w:val="48"/>
@@ -6527,7 +6527,7 @@
     </w:p>
     <w:p>
       <w:pPr>
-        <w:pStyle w:val="1066"/>
+        <w:pStyle w:val="1072"/>
         <w:ind w:left="0"/>
       </w:pPr>
       <w:r>
@@ -6544,7 +6544,7 @@
     </w:p>
     <w:p>
       <w:pPr>
-        <w:pStyle w:val="1066"/>
+        <w:pStyle w:val="1072"/>
         <w:ind w:left="0"/>
         <w:rPr>
           <w:highlight w:val="none"/>
@@ -6566,7 +6566,7 @@
     </w:p>
     <w:p>
       <w:pPr>
-        <w:pStyle w:val="1066"/>
+        <w:pStyle w:val="1072"/>
         <w:ind w:left="0"/>
         <w:rPr>
           <w:highlight w:val="none"/>
@@ -6590,7 +6590,7 @@
     </w:p>
     <w:p>
       <w:pPr>
-        <w:pStyle w:val="875"/>
+        <w:pStyle w:val="881"/>
       </w:pPr>
       <w:r>
         <w:rPr>
@@ -6649,7 +6649,7 @@
     </w:p>
     <w:p>
       <w:pPr>
-        <w:pStyle w:val="1066"/>
+        <w:pStyle w:val="1072"/>
         <w:ind w:left="0"/>
         <w:rPr>
           <w:highlight w:val="none"/>
@@ -6673,7 +6673,7 @@
     </w:p>
     <w:p>
       <w:pPr>
-        <w:pStyle w:val="874"/>
+        <w:pStyle w:val="880"/>
         <w:rPr>
           <w:highlight w:val="none"/>
         </w:rPr>
@@ -6799,7 +6799,7 @@
                         <w:txbxContent>
                           <w:p>
                             <w:pPr>
-                              <w:pStyle w:val="925"/>
+                              <w:pStyle w:val="931"/>
                               <w:ind w:firstLine="0"/>
                               <w:spacing w:line="240" w:lineRule="auto"/>
                               <w:rPr>
@@ -6898,7 +6898,7 @@
                   <w:txbxContent>
                     <w:p>
                       <w:pPr>
-                        <w:pStyle w:val="925"/>
+                        <w:pStyle w:val="931"/>
                         <w:ind w:firstLine="0"/>
                         <w:spacing w:line="240" w:lineRule="auto"/>
                         <w:rPr>
@@ -7117,7 +7117,7 @@
                         <w:txbxContent>
                           <w:p>
                             <w:pPr>
-                              <w:pStyle w:val="925"/>
+                              <w:pStyle w:val="931"/>
                               <w:ind w:firstLine="0"/>
                               <w:spacing w:line="240" w:lineRule="auto"/>
                               <w:rPr>
@@ -7216,7 +7216,7 @@
                   <w:txbxContent>
                     <w:p>
                       <w:pPr>
-                        <w:pStyle w:val="925"/>
+                        <w:pStyle w:val="931"/>
                         <w:ind w:firstLine="0"/>
                         <w:spacing w:line="240" w:lineRule="auto"/>
                         <w:rPr>
@@ -7315,7 +7315,7 @@
     </w:p>
     <w:p>
       <w:pPr>
-        <w:pStyle w:val="875"/>
+        <w:pStyle w:val="881"/>
         <w:rPr>
           <w:highlight w:val="none"/>
         </w:rPr>
@@ -7363,7 +7363,7 @@
     </w:p>
     <w:p>
       <w:pPr>
-        <w:pStyle w:val="1066"/>
+        <w:pStyle w:val="1072"/>
         <w:numPr>
           <w:ilvl w:val="0"/>
           <w:numId w:val="73"/>
@@ -7673,7 +7673,7 @@
     </w:p>
     <w:p>
       <w:pPr>
-        <w:pStyle w:val="1066"/>
+        <w:pStyle w:val="1072"/>
         <w:numPr>
           <w:ilvl w:val="0"/>
           <w:numId w:val="77"/>
@@ -7703,7 +7703,7 @@
     </w:p>
     <w:p>
       <w:pPr>
-        <w:pStyle w:val="1066"/>
+        <w:pStyle w:val="1072"/>
         <w:numPr>
           <w:ilvl w:val="0"/>
           <w:numId w:val="77"/>
@@ -7733,7 +7733,7 @@
     </w:p>
     <w:p>
       <w:pPr>
-        <w:pStyle w:val="1066"/>
+        <w:pStyle w:val="1072"/>
         <w:numPr>
           <w:ilvl w:val="0"/>
           <w:numId w:val="77"/>
@@ -7763,7 +7763,7 @@
     </w:p>
     <w:p>
       <w:pPr>
-        <w:pStyle w:val="1066"/>
+        <w:pStyle w:val="1072"/>
         <w:numPr>
           <w:ilvl w:val="0"/>
           <w:numId w:val="77"/>
@@ -7793,7 +7793,7 @@
     </w:p>
     <w:p>
       <w:pPr>
-        <w:pStyle w:val="1066"/>
+        <w:pStyle w:val="1072"/>
         <w:numPr>
           <w:ilvl w:val="0"/>
           <w:numId w:val="77"/>
@@ -7869,7 +7869,7 @@
     </w:p>
     <w:p>
       <w:pPr>
-        <w:pStyle w:val="1066"/>
+        <w:pStyle w:val="1072"/>
         <w:numPr>
           <w:ilvl w:val="0"/>
           <w:numId w:val="78"/>
@@ -7899,7 +7899,7 @@
     </w:p>
     <w:p>
       <w:pPr>
-        <w:pStyle w:val="1066"/>
+        <w:pStyle w:val="1072"/>
         <w:numPr>
           <w:ilvl w:val="0"/>
           <w:numId w:val="78"/>
@@ -7929,7 +7929,7 @@
     </w:p>
     <w:p>
       <w:pPr>
-        <w:pStyle w:val="1066"/>
+        <w:pStyle w:val="1072"/>
         <w:numPr>
           <w:ilvl w:val="0"/>
           <w:numId w:val="78"/>
@@ -7956,6 +7956,26 @@
           <w:highlight w:val="none"/>
         </w:rPr>
       </w:r>
+      <w:r>
+        <w:rPr>
+          <w:highlight w:val="none"/>
+        </w:rPr>
+      </w:r>
+      <w:r>
+        <w:rPr>
+          <w:highlight w:val="none"/>
+        </w:rPr>
+      </w:r>
+      <w:r>
+        <w:rPr>
+          <w:highlight w:val="none"/>
+        </w:rPr>
+      </w:r>
+      <w:r>
+        <w:rPr>
+          <w:highlight w:val="none"/>
+        </w:rPr>
+      </w:r>
     </w:p>
     <w:p>
       <w:pPr>
@@ -7967,6 +7987,7 @@
         <w:rPr>
           <w:highlight w:val="none"/>
         </w:rPr>
+        <w:t xml:space="preserve">5. Настройка и тестирование системы (при внедрении или диагностике).</w:t>
       </w:r>
       <w:r>
         <w:rPr>
@@ -7989,7 +8010,19 @@
         <w:rPr>
           <w:highlight w:val="none"/>
         </w:rPr>
-        <w:t xml:space="preserve">5. Настройка и тестирование системы (при внедрении или диагностике).</w:t>
+        <w:t xml:space="preserve">Технический специалист (или сам администратор) запускает эмулятор считывателя — отдельный Python-скрипт, который отправляет на сервер тестовые </w:t>
+      </w:r>
+      <w:r>
+        <w:rPr>
+          <w:highlight w:val="none"/>
+        </w:rPr>
+        <w:t xml:space="preserve">tag_id</w:t>
+      </w:r>
+      <w:r>
+        <w:rPr>
+          <w:highlight w:val="none"/>
+        </w:rPr>
+        <w:t xml:space="preserve"> с заданной станцией и периодичностью. Это позволяет проверить:</w:t>
       </w:r>
       <w:r>
         <w:rPr>
@@ -8004,42 +8037,7 @@
     </w:p>
     <w:p>
       <w:pPr>
-        <w:rPr>
-          <w:highlight w:val="none"/>
-        </w:rPr>
-      </w:pPr>
-      <w:r>
-        <w:rPr>
-          <w:highlight w:val="none"/>
-        </w:rPr>
-        <w:t xml:space="preserve">Технический специалист (или сам администратор) запускает эмулятор считывателя — отдельный Python-скрипт, который отправляет на сервер тестовые </w:t>
-      </w:r>
-      <w:r>
-        <w:rPr>
-          <w:highlight w:val="none"/>
-        </w:rPr>
-        <w:t xml:space="preserve">tag_id</w:t>
-      </w:r>
-      <w:r>
-        <w:rPr>
-          <w:highlight w:val="none"/>
-        </w:rPr>
-        <w:t xml:space="preserve"> с заданной станцией и периодичностью. Это позволяет проверить:</w:t>
-      </w:r>
-      <w:r>
-        <w:rPr>
-          <w:highlight w:val="none"/>
-        </w:rPr>
-      </w:r>
-      <w:r>
-        <w:rPr>
-          <w:highlight w:val="none"/>
-        </w:rPr>
-      </w:r>
-    </w:p>
-    <w:p>
-      <w:pPr>
-        <w:pStyle w:val="1066"/>
+        <w:pStyle w:val="1072"/>
         <w:numPr>
           <w:ilvl w:val="0"/>
           <w:numId w:val="79"/>
@@ -8075,7 +8073,7 @@
     </w:p>
     <w:p>
       <w:pPr>
-        <w:pStyle w:val="1066"/>
+        <w:pStyle w:val="1072"/>
         <w:numPr>
           <w:ilvl w:val="0"/>
           <w:numId w:val="79"/>
@@ -8111,7 +8109,7 @@
     </w:p>
     <w:p>
       <w:pPr>
-        <w:pStyle w:val="1066"/>
+        <w:pStyle w:val="1072"/>
         <w:numPr>
           <w:ilvl w:val="0"/>
           <w:numId w:val="79"/>
@@ -8147,7 +8145,7 @@
     </w:p>
     <w:p>
       <w:pPr>
-        <w:pStyle w:val="1066"/>
+        <w:pStyle w:val="1072"/>
         <w:numPr>
           <w:ilvl w:val="0"/>
           <w:numId w:val="79"/>
@@ -8246,7 +8244,7 @@
     </w:p>
     <w:p>
       <w:pPr>
-        <w:pStyle w:val="1066"/>
+        <w:pStyle w:val="1072"/>
         <w:numPr>
           <w:ilvl w:val="0"/>
           <w:numId w:val="73"/>
@@ -8468,6 +8466,12 @@
           <w:highlight w:val="none"/>
         </w:rPr>
       </w:r>
+      <w:r>
+        <w:rPr>
+          <w:highlight w:val="none"/>
+          <w:lang w:val="en-US"/>
+        </w:rPr>
+      </w:r>
     </w:p>
     <w:p>
       <w:pPr>
@@ -8487,28 +8491,11 @@
           <w:lang w:val="en-US"/>
         </w:rPr>
       </w:r>
-      <w:r>
-        <w:rPr>
-          <w:highlight w:val="none"/>
-          <w:lang w:val="en-US"/>
-        </w:rPr>
-      </w:r>
-      <w:r>
-        <w:rPr>
-          <w:highlight w:val="none"/>
-          <w:lang w:val="en-US"/>
-        </w:rPr>
-      </w:r>
-      <w:r>
-        <w:rPr>
-          <w:highlight w:val="none"/>
-          <w:lang w:val="en-US"/>
-        </w:rPr>
-      </w:r>
+      <w:r/>
     </w:p>
     <w:p>
       <w:pPr>
-        <w:pStyle w:val="1066"/>
+        <w:pStyle w:val="1072"/>
         <w:numPr>
           <w:ilvl w:val="0"/>
           <w:numId w:val="98"/>
@@ -8627,16 +8614,11 @@
           <w:lang w:val="en-US"/>
         </w:rPr>
       </w:r>
-      <w:r>
-        <w:rPr>
-          <w:highlight w:val="none"/>
-          <w:lang w:val="en-US"/>
-        </w:rPr>
-      </w:r>
+      <w:r/>
     </w:p>
     <w:p>
       <w:pPr>
-        <w:pStyle w:val="1066"/>
+        <w:pStyle w:val="1072"/>
         <w:numPr>
           <w:ilvl w:val="0"/>
           <w:numId w:val="98"/>
@@ -8654,43 +8636,9 @@
       <w:r>
         <w:rPr>
           <w:highlight w:val="none"/>
-          <w:lang w:val="en-US"/>
-        </w:rPr>
-      </w:r>
-      <w:r>
-        <w:rPr>
-          <w:highlight w:val="none"/>
-          <w:lang w:val="en-US"/>
-        </w:rPr>
-      </w:r>
-      <w:r>
-        <w:rPr>
-          <w:highlight w:val="none"/>
-          <w:lang w:val="en-US"/>
-        </w:rPr>
-      </w:r>
-      <w:r>
-        <w:rPr>
-          <w:highlight w:val="none"/>
-        </w:rPr>
-      </w:r>
-      <w:r>
-        <w:rPr>
-          <w:highlight w:val="none"/>
-          <w:lang w:val="en-US"/>
-        </w:rPr>
-      </w:r>
-      <w:r>
-        <w:rPr>
-          <w:highlight w:val="none"/>
-          <w:lang w:val="en-US"/>
-        </w:rPr>
-      </w:r>
-      <w:r>
-        <w:rPr>
-          <w:highlight w:val="none"/>
-        </w:rPr>
-      </w:r>
+        </w:rPr>
+      </w:r>
+      <w:r/>
     </w:p>
     <w:p>
       <w:pPr>
@@ -8712,6 +8660,11 @@
           <w:lang w:val="en-US"/>
         </w:rPr>
       </w:r>
+      <w:r>
+        <w:rPr>
+          <w:highlight w:val="none"/>
+        </w:rPr>
+      </w:r>
     </w:p>
     <w:p>
       <w:pPr>
@@ -8731,28 +8684,11 @@
           <w:lang w:val="en-US"/>
         </w:rPr>
       </w:r>
-      <w:r>
-        <w:rPr>
-          <w:highlight w:val="none"/>
-          <w:lang w:val="en-US"/>
-        </w:rPr>
-      </w:r>
-      <w:r>
-        <w:rPr>
-          <w:highlight w:val="none"/>
-          <w:lang w:val="en-US"/>
-        </w:rPr>
-      </w:r>
-      <w:r>
-        <w:rPr>
-          <w:highlight w:val="none"/>
-          <w:lang w:val="en-US"/>
-        </w:rPr>
-      </w:r>
+      <w:r/>
     </w:p>
     <w:p>
       <w:pPr>
-        <w:pStyle w:val="1066"/>
+        <w:pStyle w:val="1072"/>
         <w:numPr>
           <w:ilvl w:val="0"/>
           <w:numId w:val="100"/>
@@ -8765,7 +8701,14 @@
           <w:highlight w:val="none"/>
           <w:lang w:val="en-US"/>
         </w:rPr>
-        <w:t xml:space="preserve">Зафиксировать прибытие поезда. Система автоматически получает данные о поезде через MQTT от RFID-антенны, определяет его номер, фиксирует время и станцию, отображает информацию на экране диспетчера со звуковым и визуальным оповещением. Диспетчер наблюдает з</w:t>
+        <w:t xml:space="preserve">З</w:t>
+      </w:r>
+      <w:r>
+        <w:rPr>
+          <w:highlight w:val="none"/>
+          <w:lang w:val="en-US"/>
+        </w:rPr>
+        <w:t xml:space="preserve">афиксировать прибытие поезда. Система автоматически получает данные о поезде через MQTT от RFID-антенны, определяет его номер, фиксирует время и станцию, отображает информацию на экране диспетчера со звуковым и визуальным оповещением. Диспетчер наблюдает з</w:t>
       </w:r>
       <w:r>
         <w:rPr>
@@ -8780,16 +8723,11 @@
           <w:lang w:val="en-US"/>
         </w:rPr>
       </w:r>
-      <w:r>
-        <w:rPr>
-          <w:highlight w:val="none"/>
-          <w:lang w:val="en-US"/>
-        </w:rPr>
-      </w:r>
+      <w:r/>
     </w:p>
     <w:p>
       <w:pPr>
-        <w:pStyle w:val="1066"/>
+        <w:pStyle w:val="1072"/>
         <w:numPr>
           <w:ilvl w:val="0"/>
           <w:numId w:val="100"/>
@@ -8810,16 +8748,11 @@
           <w:lang w:val="en-US"/>
         </w:rPr>
       </w:r>
-      <w:r>
-        <w:rPr>
-          <w:highlight w:val="none"/>
-          <w:lang w:val="en-US"/>
-        </w:rPr>
-      </w:r>
+      <w:r/>
     </w:p>
     <w:p>
       <w:pPr>
-        <w:pStyle w:val="1066"/>
+        <w:pStyle w:val="1072"/>
         <w:numPr>
           <w:ilvl w:val="0"/>
           <w:numId w:val="100"/>
@@ -8840,16 +8773,11 @@
           <w:lang w:val="en-US"/>
         </w:rPr>
       </w:r>
-      <w:r>
-        <w:rPr>
-          <w:highlight w:val="none"/>
-          <w:lang w:val="en-US"/>
-        </w:rPr>
-      </w:r>
+      <w:r/>
     </w:p>
     <w:p>
       <w:pPr>
-        <w:pStyle w:val="1066"/>
+        <w:pStyle w:val="1072"/>
         <w:numPr>
           <w:ilvl w:val="0"/>
           <w:numId w:val="100"/>
@@ -8870,16 +8798,11 @@
           <w:lang w:val="en-US"/>
         </w:rPr>
       </w:r>
-      <w:r>
-        <w:rPr>
-          <w:highlight w:val="none"/>
-          <w:lang w:val="en-US"/>
-        </w:rPr>
-      </w:r>
+      <w:r/>
     </w:p>
     <w:p>
       <w:pPr>
-        <w:pStyle w:val="1066"/>
+        <w:pStyle w:val="1072"/>
         <w:numPr>
           <w:ilvl w:val="0"/>
           <w:numId w:val="100"/>
@@ -8900,16 +8823,11 @@
           <w:lang w:val="en-US"/>
         </w:rPr>
       </w:r>
-      <w:r>
-        <w:rPr>
-          <w:highlight w:val="none"/>
-          <w:lang w:val="en-US"/>
-        </w:rPr>
-      </w:r>
+      <w:r/>
     </w:p>
     <w:p>
       <w:pPr>
-        <w:pStyle w:val="1066"/>
+        <w:pStyle w:val="1072"/>
         <w:numPr>
           <w:ilvl w:val="0"/>
           <w:numId w:val="100"/>
@@ -8930,16 +8848,11 @@
           <w:lang w:val="en-US"/>
         </w:rPr>
       </w:r>
-      <w:r>
-        <w:rPr>
-          <w:highlight w:val="none"/>
-          <w:lang w:val="en-US"/>
-        </w:rPr>
-      </w:r>
+      <w:r/>
     </w:p>
     <w:p>
       <w:pPr>
-        <w:pStyle w:val="1066"/>
+        <w:pStyle w:val="1072"/>
         <w:numPr>
           <w:ilvl w:val="0"/>
           <w:numId w:val="100"/>
@@ -8960,6 +8873,7 @@
           <w:lang w:val="en-US"/>
         </w:rPr>
       </w:r>
+      <w:r/>
     </w:p>
     <w:p>
       <w:pPr>
@@ -8978,6 +8892,7 @@
           <w:lang w:val="en-US"/>
         </w:rPr>
       </w:r>
+      <w:r/>
     </w:p>
     <w:p>
       <w:pPr>
@@ -9004,24 +8919,7 @@
           <w:lang w:val="en-US"/>
         </w:rPr>
       </w:r>
-      <w:r>
-        <w:rPr>
-          <w:highlight w:val="none"/>
-          <w:lang w:val="en-US"/>
-        </w:rPr>
-      </w:r>
-      <w:r>
-        <w:rPr>
-          <w:highlight w:val="none"/>
-          <w:lang w:val="en-US"/>
-        </w:rPr>
-      </w:r>
-      <w:r>
-        <w:rPr>
-          <w:highlight w:val="none"/>
-          <w:lang w:val="en-US"/>
-        </w:rPr>
-      </w:r>
+      <w:r/>
     </w:p>
     <w:p>
       <w:pPr>
@@ -9033,7 +8931,14 @@
           <w:highlight w:val="none"/>
           <w:lang w:val="en-US"/>
         </w:rPr>
-        <w:t xml:space="preserve">Отношение включения (include): «Управление станциями» включает «Настройка MQTT-подключения». Это означает, что при управлении станциями администратору может потребоваться настройка MQTT-параметров для корректного приёма данных с антенны на новой станции. На</w:t>
+        <w:t xml:space="preserve">О</w:t>
+      </w:r>
+      <w:r>
+        <w:rPr>
+          <w:highlight w:val="none"/>
+          <w:lang w:val="en-US"/>
+        </w:rPr>
+        <w:t xml:space="preserve">тношение включения (include): «Управление станциями» включает «Настройка MQTT-подключения». Это означает, что при управлении станциями администратору может потребоваться настройка MQTT-параметров для корректного приёма данных с антенны на новой станции. На</w:t>
       </w:r>
       <w:r>
         <w:rPr>
@@ -9048,24 +8953,7 @@
           <w:lang w:val="en-US"/>
         </w:rPr>
       </w:r>
-      <w:r>
-        <w:rPr>
-          <w:highlight w:val="none"/>
-          <w:lang w:val="en-US"/>
-        </w:rPr>
-      </w:r>
-      <w:r>
-        <w:rPr>
-          <w:highlight w:val="none"/>
-          <w:lang w:val="en-US"/>
-        </w:rPr>
-      </w:r>
-      <w:r>
-        <w:rPr>
-          <w:highlight w:val="none"/>
-          <w:lang w:val="en-US"/>
-        </w:rPr>
-      </w:r>
+      <w:r/>
     </w:p>
     <w:p>
       <w:pPr>
@@ -9077,7 +8965,14 @@
           <w:highlight w:val="none"/>
           <w:lang w:val="en-US"/>
         </w:rPr>
-        <w:t xml:space="preserve">Отношение расширения (extend): «Зафиксировать ошибку идентификации» расширяет «Зафиксировать прибытие поезда». Ошибка идентификации является особым случаем процесса фиксации прибытия. Если в базе данных не найден поезд с полученным идентификатором RFID-метк</w:t>
+        <w:t xml:space="preserve">О</w:t>
+      </w:r>
+      <w:r>
+        <w:rPr>
+          <w:highlight w:val="none"/>
+          <w:lang w:val="en-US"/>
+        </w:rPr>
+        <w:t xml:space="preserve">тношение расширения (extend): «Зафиксировать ошибку идентификации» расширяет «Зафиксировать прибытие поезда». Ошибка идентификации является особым случаем процесса фиксации прибытия. Если в базе данных не найден поезд с полученным идентификатором RFID-метк</w:t>
       </w:r>
       <w:r>
         <w:rPr>
@@ -9092,24 +8987,7 @@
           <w:lang w:val="en-US"/>
         </w:rPr>
       </w:r>
-      <w:r>
-        <w:rPr>
-          <w:highlight w:val="none"/>
-          <w:lang w:val="en-US"/>
-        </w:rPr>
-      </w:r>
-      <w:r>
-        <w:rPr>
-          <w:highlight w:val="none"/>
-          <w:lang w:val="en-US"/>
-        </w:rPr>
-      </w:r>
-      <w:r>
-        <w:rPr>
-          <w:highlight w:val="none"/>
-          <w:lang w:val="en-US"/>
-        </w:rPr>
-      </w:r>
+      <w:r/>
     </w:p>
     <w:p>
       <w:pPr>
@@ -9121,6 +8999,20 @@
           <w:highlight w:val="none"/>
           <w:lang w:val="en-US"/>
         </w:rPr>
+      </w:r>
+      <w:r/>
+      <w:r>
+        <w:rPr>
+          <w:highlight w:val="none"/>
+          <w:lang w:val="en-US"/>
+        </w:rPr>
+      </w:r>
+      <w:r/>
+      <w:r>
+        <w:rPr>
+          <w:highlight w:val="none"/>
+          <w:lang w:val="en-US"/>
+        </w:rPr>
         <w:t xml:space="preserve">Отношение расширения (extend): «</w:t>
       </w:r>
       <w:r>
@@ -10389,10 +10281,25 @@
           <w:lang w:val="en-US"/>
         </w:rPr>
       </w:r>
+      <w:r/>
+      <w:r>
+        <w:rPr>
+          <w:highlight w:val="none"/>
+          <w:lang w:val="en-US"/>
+        </w:rPr>
+      </w:r>
+      <w:r>
+        <w:rPr>
+          <w:highlight w:val="none"/>
+          <w:lang w:val="en-US"/>
+        </w:rPr>
+      </w:r>
+      <w:r/>
+      <w:r/>
     </w:p>
     <w:p>
       <w:pPr>
-        <w:ind w:left="0" w:firstLine="0"/>
+        <w:ind w:left="0" w:firstLine="709"/>
         <w:suppressLineNumbers w:val="0"/>
       </w:pPr>
       <w:r>
@@ -10400,17 +10307,41 @@
           <w:highlight w:val="none"/>
           <w:lang w:val="en-US"/>
         </w:rPr>
-      </w:r>
-      <w:r>
-        <w:rPr>
-          <w:highlight w:val="none"/>
-          <w:lang w:val="en-US"/>
-        </w:rPr>
-      </w:r>
+        <w:t xml:space="preserve">Диаграмма вариантов использования отражает функциональные границы системы и взаимодействие с пользователями. </w:t>
+      </w:r>
+      <w:r>
+        <w:rPr>
+          <w:highlight w:val="none"/>
+          <w:lang w:val="en-US"/>
+        </w:rPr>
+      </w:r>
+      <w:r/>
+      <w:r>
+        <w:rPr>
+          <w:highlight w:val="none"/>
+          <w:lang w:val="en-US"/>
+        </w:rPr>
+      </w:r>
+      <w:r>
+        <w:rPr>
+          <w:highlight w:val="none"/>
+          <w:lang w:val="en-US"/>
+        </w:rPr>
+      </w:r>
+      <w:r>
+        <w:rPr>
+          <w:highlight w:val="none"/>
+        </w:rPr>
+      </w:r>
+      <w:r/>
     </w:p>
     <w:p>
       <w:pPr>
-        <w:ind w:left="0" w:firstLine="709"/>
+        <w:ind w:left="0" w:firstLine="708"/>
+        <w:rPr>
+          <w:highlight w:val="none"/>
+          <w:lang w:val="en-US"/>
+        </w:rPr>
         <w:suppressLineNumbers w:val="0"/>
       </w:pPr>
       <w:r>
@@ -10418,7 +10349,129 @@
           <w:highlight w:val="none"/>
           <w:lang w:val="en-US"/>
         </w:rPr>
-        <w:t xml:space="preserve">Диаграмма вариантов использования отражает функциональные границы системы и взаимодействие с пользователями. </w:t>
+      </w:r>
+      <w:r>
+        <mc:AlternateContent>
+          <mc:Choice Requires="wpg">
+            <w:drawing>
+              <wp:anchor xmlns:wp="http://schemas.openxmlformats.org/drawingml/2006/wordprocessingDrawing" xmlns:wp14="http://schemas.microsoft.com/office/word/2010/wordprocessingDrawing" distT="0" distB="0" distL="115200" distR="115200" simplePos="0" relativeHeight="251838464" behindDoc="0" locked="0" layoutInCell="1" allowOverlap="1">
+                <wp:simplePos x="0" y="0"/>
+                <wp:positionH relativeFrom="column">
+                  <wp:posOffset>-490368</wp:posOffset>
+                </wp:positionH>
+                <wp:positionV relativeFrom="paragraph">
+                  <wp:posOffset>1824656</wp:posOffset>
+                </wp:positionV>
+                <wp:extent cx="6557597" cy="4421455"/>
+                <wp:effectExtent l="0" t="0" r="0" b="0"/>
+                <wp:wrapTopAndBottom/>
+                <wp:docPr id="15" name=""/>
+                <wp:cNvGraphicFramePr>
+                  <a:graphicFrameLocks xmlns:a="http://schemas.openxmlformats.org/drawingml/2006/main" noChangeAspect="1"/>
+                </wp:cNvGraphicFramePr>
+                <a:graphic xmlns:a="http://schemas.openxmlformats.org/drawingml/2006/main">
+                  <a:graphicData uri="http://schemas.openxmlformats.org/drawingml/2006/picture">
+                    <pic:pic xmlns:pic="http://schemas.openxmlformats.org/drawingml/2006/picture">
+                      <pic:nvPicPr>
+                        <pic:cNvPr id="1973249885" name=""/>
+                        <pic:cNvPicPr>
+                          <a:picLocks noChangeAspect="1"/>
+                        </pic:cNvPicPr>
+                        <pic:nvPr/>
+                      </pic:nvPicPr>
+                      <pic:blipFill>
+                        <a:blip r:embed="rId18"/>
+                        <a:stretch/>
+                      </pic:blipFill>
+                      <pic:spPr bwMode="auto">
+                        <a:xfrm flipH="0" flipV="0">
+                          <a:off x="0" y="0"/>
+                          <a:ext cx="6557596" cy="4421455"/>
+                        </a:xfrm>
+                        <a:prstGeom prst="rect">
+                          <a:avLst/>
+                        </a:prstGeom>
+                      </pic:spPr>
+                    </pic:pic>
+                  </a:graphicData>
+                </a:graphic>
+              </wp:anchor>
+            </w:drawing>
+          </mc:Choice>
+          <mc:Fallback>
+            <w:pict>
+              <v:shapetype type="#_x0000_t75" o:spt="75" coordsize="21600,21600" o:preferrelative="t" path="m@4@5l@4@11@9@11@9@5xe">
+                <v:formulas>
+                  <v:f eqn="if lineDrawn pixelLineWidth 0"/>
+                  <v:f eqn="sum @0 1 0"/>
+                  <v:f eqn="sum 0 0 @1"/>
+                  <v:f eqn="prod @2 1 2"/>
+                  <v:f eqn="prod @3 21600 pixelWidth"/>
+                  <v:f eqn="prod @3 21600 pixelHeight"/>
+                  <v:f eqn="sum @0 0 1"/>
+                  <v:f eqn="prod @6 1 2"/>
+                  <v:f eqn="prod @7 21600 pixelWidth"/>
+                  <v:f eqn="sum @8 21600 0"/>
+                  <v:f eqn="prod @7 21600 pixelHeight"/>
+                  <v:f eqn="sum @10 21600 0"/>
+                </v:formulas>
+              </v:shapetype>
+              <v:shape id="_x0000_i14" o:spid="_x0000_s14" type="#_x0000_t75" style="position:absolute;z-index:251838464;o:allowoverlap:true;o:allowincell:true;mso-position-horizontal-relative:text;margin-left:-38.61pt;mso-position-horizontal:absolute;mso-position-vertical-relative:text;margin-top:143.67pt;mso-position-vertical:absolute;width:516.35pt;height:348.15pt;mso-wrap-distance-left:9.07pt;mso-wrap-distance-top:0.00pt;mso-wrap-distance-right:9.07pt;mso-wrap-distance-bottom:0.00pt;" stroked="false">
+                <v:path textboxrect="0,0,0,0"/>
+                <w10:wrap type="topAndBottom"/>
+                <v:imagedata r:id="rId18" o:title=""/>
+              </v:shape>
+            </w:pict>
+          </mc:Fallback>
+        </mc:AlternateContent>
+      </w:r>
+      <w:r>
+        <w:rPr>
+          <w:highlight w:val="none"/>
+          <w:lang w:val="en-US"/>
+        </w:rPr>
+      </w:r>
+      <w:r/>
+      <w:r>
+        <w:rPr>
+          <w:highlight w:val="none"/>
+          <w:lang w:val="en-US"/>
+        </w:rPr>
+      </w:r>
+      <w:r/>
+      <w:r>
+        <w:rPr>
+          <w:highlight w:val="none"/>
+          <w:lang w:val="en-US"/>
+        </w:rPr>
+      </w:r>
+      <w:r/>
+      <w:r>
+        <w:rPr>
+          <w:highlight w:val="none"/>
+          <w:lang w:val="en-US"/>
+        </w:rPr>
+        <w:t xml:space="preserve">В</w:t>
+      </w:r>
+      <w:r>
+        <w:rPr>
+          <w:highlight w:val="none"/>
+          <w:lang w:val="en-US"/>
+        </w:rPr>
+        <w:t xml:space="preserve">се варианты использования, инициируемые человеком, предполагают предварительную авторизацию в системе, что на диаграмме не показано для упрощения, но подразумевается архитектурой системы. Взаимодействие между компонентами системы осуществляется по двум про</w:t>
+      </w:r>
+      <w:r>
+        <w:rPr>
+          <w:highlight w:val="none"/>
+          <w:lang w:val="en-US"/>
+        </w:rPr>
+        <w:t xml:space="preserve">токолам: MQTT (между RFID-антенной и сервером) и HTTPS (между сервером и АРМ диспетчера), что обеспечивает надёжность и безопасность передачи данных.</w:t>
+      </w:r>
+      <w:r>
+        <w:rPr>
+          <w:highlight w:val="none"/>
+          <w:lang w:val="en-US"/>
+        </w:rPr>
       </w:r>
       <w:r>
         <w:rPr>
@@ -10429,12 +10482,266 @@
     </w:p>
     <w:p>
       <w:pPr>
-        <w:ind w:left="0" w:firstLine="0"/>
-        <w:rPr>
-          <w:highlight w:val="none"/>
+        <w:ind w:left="0" w:firstLine="708"/>
+        <w:rPr>
+          <w:highlight w:val="none"/>
+          <w:lang w:val="en-US"/>
         </w:rPr>
         <w:suppressLineNumbers w:val="0"/>
       </w:pPr>
+      <w:r>
+        <w:rPr>
+          <w:highlight w:val="none"/>
+          <w:lang w:val="en-US"/>
+        </w:rPr>
+      </w:r>
+      <w:r>
+        <mc:AlternateContent>
+          <mc:Choice Requires="wpg">
+            <w:drawing>
+              <wp:anchor xmlns:wp="http://schemas.openxmlformats.org/drawingml/2006/wordprocessingDrawing" xmlns:wp14="http://schemas.microsoft.com/office/word/2010/wordprocessingDrawing" distT="0" distB="0" distL="114300" distR="114300" simplePos="0" relativeHeight="251706368" behindDoc="0" locked="0" layoutInCell="1" allowOverlap="1">
+                <wp:simplePos x="0" y="0"/>
+                <wp:positionH relativeFrom="margin">
+                  <wp:posOffset>1387520</wp:posOffset>
+                </wp:positionH>
+                <wp:positionV relativeFrom="paragraph">
+                  <wp:posOffset>4627855</wp:posOffset>
+                </wp:positionV>
+                <wp:extent cx="3049471" cy="362574"/>
+                <wp:effectExtent l="0" t="0" r="0" b="0"/>
+                <wp:wrapTopAndBottom/>
+                <wp:docPr id="16" name="Надпись 32"/>
+                <wp:cNvGraphicFramePr/>
+                <a:graphic xmlns:a="http://schemas.openxmlformats.org/drawingml/2006/main">
+                  <a:graphicData uri="http://schemas.microsoft.com/office/word/2010/wordprocessingShape">
+                    <wps:wsp>
+                      <wps:cNvPr id="0" name=""/>
+                      <wps:cNvSpPr txBox="1"/>
+                      <wps:spPr bwMode="auto">
+                        <a:xfrm rot="0" flipH="0" flipV="0">
+                          <a:off x="0" y="0"/>
+                          <a:ext cx="3049470" cy="362574"/>
+                        </a:xfrm>
+                        <a:prstGeom prst="rect">
+                          <a:avLst/>
+                        </a:prstGeom>
+                        <a:solidFill>
+                          <a:prstClr val="white"/>
+                        </a:solidFill>
+                        <a:ln>
+                          <a:noFill/>
+                        </a:ln>
+                      </wps:spPr>
+                      <wps:txbx>
+                        <w:txbxContent>
+                          <w:p>
+                            <w:pPr>
+                              <w:pStyle w:val="931"/>
+                              <w:ind w:firstLine="0"/>
+                              <w:spacing w:line="240" w:lineRule="auto"/>
+                              <w:rPr>
+                                <w:rFonts w:cs="Times New Roman"/>
+                                <w:b w:val="0"/>
+                                <w:bCs w:val="0"/>
+                                <w:i/>
+                                <w:iCs/>
+                                <w:color w:val="auto"/>
+                                <w:sz w:val="28"/>
+                                <w:szCs w:val="28"/>
+                              </w:rPr>
+                            </w:pPr>
+                            <w:r>
+                              <w:rPr>
+                                <w:b w:val="0"/>
+                                <w:bCs w:val="0"/>
+                                <w:color w:val="auto"/>
+                                <w:sz w:val="28"/>
+                                <w:szCs w:val="28"/>
+                              </w:rPr>
+                              <w:t xml:space="preserve">Рисунок 8</w:t>
+                            </w:r>
+                            <w:r>
+                              <w:rPr>
+                                <w:b w:val="0"/>
+                                <w:bCs w:val="0"/>
+                                <w:color w:val="auto"/>
+                                <w:sz w:val="28"/>
+                                <w:szCs w:val="28"/>
+                              </w:rPr>
+                              <w:t xml:space="preserve"> –</w:t>
+                            </w:r>
+                            <w:r>
+                              <w:rPr>
+                                <w:b w:val="0"/>
+                                <w:bCs w:val="0"/>
+                                <w:color w:val="auto"/>
+                                <w:sz w:val="28"/>
+                                <w:szCs w:val="28"/>
+                              </w:rPr>
+                              <w:t xml:space="preserve"> </w:t>
+                            </w:r>
+                            <w:r>
+                              <w:rPr>
+                                <w:b w:val="0"/>
+                                <w:bCs w:val="0"/>
+                                <w:color w:val="auto"/>
+                                <w:sz w:val="28"/>
+                                <w:szCs w:val="28"/>
+                              </w:rPr>
+                              <w:t xml:space="preserve">диаграмма использования</w:t>
+                            </w:r>
+                            <w:r>
+                              <w:rPr>
+                                <w:rFonts w:cs="Times New Roman"/>
+                                <w:b w:val="0"/>
+                                <w:bCs w:val="0"/>
+                                <w:i/>
+                                <w:iCs/>
+                                <w:color w:val="auto"/>
+                                <w:sz w:val="28"/>
+                                <w:szCs w:val="28"/>
+                              </w:rPr>
+                            </w:r>
+                            <w:r>
+                              <w:rPr>
+                                <w:rFonts w:cs="Times New Roman"/>
+                                <w:b w:val="0"/>
+                                <w:bCs w:val="0"/>
+                                <w:i/>
+                                <w:iCs/>
+                                <w:color w:val="auto"/>
+                                <w:sz w:val="28"/>
+                                <w:szCs w:val="28"/>
+                              </w:rPr>
+                            </w:r>
+                          </w:p>
+                        </w:txbxContent>
+                      </wps:txbx>
+                      <wps:bodyPr rot="0" spcFirstLastPara="0" vertOverflow="overflow" horzOverflow="overflow" vert="horz" wrap="square" lIns="36000" tIns="36000" rIns="36000" bIns="36000" numCol="1" spcCol="0" rtlCol="0" fromWordArt="0" anchor="t" anchorCtr="0" forceAA="0" compatLnSpc="1">
+                        <a:prstTxWarp prst="textNoShape"/>
+                        <a:noAutofit/>
+                      </wps:bodyPr>
+                    </wps:wsp>
+                  </a:graphicData>
+                </a:graphic>
+              </wp:anchor>
+            </w:drawing>
+          </mc:Choice>
+          <mc:Fallback>
+            <w:pict>
+              <v:shape id="shape 15" o:spid="_x0000_s15" o:spt="202" type="#_x0000_t202" style="position:absolute;z-index:251706368;o:allowoverlap:true;o:allowincell:true;mso-position-horizontal-relative:margin;margin-left:109.25pt;mso-position-horizontal:absolute;mso-position-vertical-relative:text;margin-top:364.40pt;mso-position-vertical:absolute;width:240.12pt;height:28.55pt;mso-wrap-distance-left:9.00pt;mso-wrap-distance-top:0.00pt;mso-wrap-distance-right:9.00pt;mso-wrap-distance-bottom:0.00pt;rotation:0;v-text-anchor:top;visibility:visible;" fillcolor="#FFFFFF" stroked="f">
+                <w10:wrap type="topAndBottom"/>
+                <v:textbox inset="0,0,0,0">
+                  <w:txbxContent>
+                    <w:p>
+                      <w:pPr>
+                        <w:pStyle w:val="931"/>
+                        <w:ind w:firstLine="0"/>
+                        <w:spacing w:line="240" w:lineRule="auto"/>
+                        <w:rPr>
+                          <w:rFonts w:cs="Times New Roman"/>
+                          <w:b w:val="0"/>
+                          <w:bCs w:val="0"/>
+                          <w:i/>
+                          <w:iCs/>
+                          <w:color w:val="auto"/>
+                          <w:sz w:val="28"/>
+                          <w:szCs w:val="28"/>
+                        </w:rPr>
+                      </w:pPr>
+                      <w:r>
+                        <w:rPr>
+                          <w:b w:val="0"/>
+                          <w:bCs w:val="0"/>
+                          <w:color w:val="auto"/>
+                          <w:sz w:val="28"/>
+                          <w:szCs w:val="28"/>
+                        </w:rPr>
+                        <w:t xml:space="preserve">Рисунок 8</w:t>
+                      </w:r>
+                      <w:r>
+                        <w:rPr>
+                          <w:b w:val="0"/>
+                          <w:bCs w:val="0"/>
+                          <w:color w:val="auto"/>
+                          <w:sz w:val="28"/>
+                          <w:szCs w:val="28"/>
+                        </w:rPr>
+                        <w:t xml:space="preserve"> –</w:t>
+                      </w:r>
+                      <w:r>
+                        <w:rPr>
+                          <w:b w:val="0"/>
+                          <w:bCs w:val="0"/>
+                          <w:color w:val="auto"/>
+                          <w:sz w:val="28"/>
+                          <w:szCs w:val="28"/>
+                        </w:rPr>
+                        <w:t xml:space="preserve"> </w:t>
+                      </w:r>
+                      <w:r>
+                        <w:rPr>
+                          <w:b w:val="0"/>
+                          <w:bCs w:val="0"/>
+                          <w:color w:val="auto"/>
+                          <w:sz w:val="28"/>
+                          <w:szCs w:val="28"/>
+                        </w:rPr>
+                        <w:t xml:space="preserve">диаграмма использования</w:t>
+                      </w:r>
+                      <w:r>
+                        <w:rPr>
+                          <w:rFonts w:cs="Times New Roman"/>
+                          <w:b w:val="0"/>
+                          <w:bCs w:val="0"/>
+                          <w:i/>
+                          <w:iCs/>
+                          <w:color w:val="auto"/>
+                          <w:sz w:val="28"/>
+                          <w:szCs w:val="28"/>
+                        </w:rPr>
+                      </w:r>
+                      <w:r>
+                        <w:rPr>
+                          <w:rFonts w:cs="Times New Roman"/>
+                          <w:b w:val="0"/>
+                          <w:bCs w:val="0"/>
+                          <w:i/>
+                          <w:iCs/>
+                          <w:color w:val="auto"/>
+                          <w:sz w:val="28"/>
+                          <w:szCs w:val="28"/>
+                        </w:rPr>
+                      </w:r>
+                    </w:p>
+                  </w:txbxContent>
+                </v:textbox>
+              </v:shape>
+            </w:pict>
+          </mc:Fallback>
+        </mc:AlternateContent>
+      </w:r>
+      <w:r>
+        <w:rPr>
+          <w:highlight w:val="none"/>
+          <w:lang w:val="en-US"/>
+        </w:rPr>
+      </w:r>
+      <w:r/>
+      <w:r>
+        <w:rPr>
+          <w:highlight w:val="none"/>
+          <w:lang w:val="en-US"/>
+        </w:rPr>
+      </w:r>
+      <w:r/>
+      <w:r>
+        <w:rPr>
+          <w:highlight w:val="none"/>
+          <w:lang w:val="en-US"/>
+        </w:rPr>
+      </w:r>
+      <w:r/>
       <w:r>
         <w:rPr>
           <w:highlight w:val="none"/>
@@ -10450,7 +10757,7 @@
     </w:p>
     <w:p>
       <w:pPr>
-        <w:ind w:left="0" w:firstLine="708"/>
+        <w:ind w:left="0" w:firstLine="0"/>
         <w:rPr>
           <w:highlight w:val="none"/>
           <w:lang w:val="en-US"/>
@@ -10462,21 +10769,15 @@
           <w:highlight w:val="none"/>
           <w:lang w:val="en-US"/>
         </w:rPr>
-        <w:t xml:space="preserve">Все варианты использования, инициируемые человеком, предполагают предварительную авторизацию в системе, что на диаграмме не показано для упрощения, но подразумевается архитектурой системы. Взаимодействие между компонентами системы осуществляется по двум про</w:t>
-      </w:r>
-      <w:r>
-        <w:rPr>
-          <w:highlight w:val="none"/>
-          <w:lang w:val="en-US"/>
-        </w:rPr>
-        <w:t xml:space="preserve">токолам: MQTT (между RFID-антенной и сервером) и HTTPS (между сервером и АРМ диспетчера), что обеспечивает надёжность и безопасность передачи данных.</w:t>
-      </w:r>
-      <w:r>
-        <w:rPr>
-          <w:highlight w:val="none"/>
-          <w:lang w:val="en-US"/>
-        </w:rPr>
-      </w:r>
+      </w:r>
+      <w:r/>
+      <w:r>
+        <w:rPr>
+          <w:highlight w:val="none"/>
+          <w:lang w:val="en-US"/>
+        </w:rPr>
+      </w:r>
+      <w:r/>
       <w:r>
         <w:rPr>
           <w:highlight w:val="none"/>
@@ -10492,329 +10793,1551 @@
     </w:p>
     <w:p>
       <w:pPr>
-        <w:pStyle w:val="874"/>
-        <w:rPr>
-          <w:highlight w:val="none"/>
-        </w:rPr>
-      </w:pPr>
-      <w:r>
-        <w:rPr>
-          <w:highlight w:val="none"/>
-        </w:rPr>
-      </w:r>
-      <w:r>
-        <w:rPr>
-          <w:highlight w:val="none"/>
-        </w:rPr>
-      </w:r>
-      <w:r>
-        <w:rPr>
-          <w:highlight w:val="none"/>
+        <w:ind w:left="0" w:firstLine="708"/>
+        <w:rPr>
+          <w:highlight w:val="none"/>
+          <w:lang w:val="en-US"/>
+        </w:rPr>
+        <w:suppressLineNumbers w:val="0"/>
+      </w:pPr>
+      <w:r>
+        <w:rPr>
+          <w:highlight w:val="none"/>
+          <w:lang w:val="en-US"/>
+        </w:rPr>
+        <w:t xml:space="preserve">2) </w:t>
+      </w:r>
+      <w:r>
+        <w:rPr>
+          <w:highlight w:val="none"/>
+          <w:lang w:val="en-US"/>
+        </w:rPr>
+        <w:t xml:space="preserve">Д</w:t>
+      </w:r>
+      <w:r>
+        <w:rPr>
+          <w:highlight w:val="none"/>
+          <w:lang w:val="en-US"/>
+        </w:rPr>
+        <w:t xml:space="preserve">и</w:t>
+      </w:r>
+      <w:r>
+        <w:rPr>
+          <w:highlight w:val="none"/>
+          <w:lang w:val="en-US"/>
+        </w:rPr>
+        <w:t xml:space="preserve">а</w:t>
+      </w:r>
+      <w:r>
+        <w:rPr>
+          <w:highlight w:val="none"/>
+          <w:lang w:val="en-US"/>
+        </w:rPr>
+        <w:t xml:space="preserve">г</w:t>
+      </w:r>
+      <w:r>
+        <w:rPr>
+          <w:highlight w:val="none"/>
+          <w:lang w:val="en-US"/>
+        </w:rPr>
+        <w:t xml:space="preserve">р</w:t>
+      </w:r>
+      <w:r>
+        <w:rPr>
+          <w:highlight w:val="none"/>
+          <w:lang w:val="en-US"/>
+        </w:rPr>
+        <w:t xml:space="preserve">а</w:t>
+      </w:r>
+      <w:r>
+        <w:rPr>
+          <w:highlight w:val="none"/>
+          <w:lang w:val="en-US"/>
+        </w:rPr>
+        <w:t xml:space="preserve">м</w:t>
+      </w:r>
+      <w:r>
+        <w:rPr>
+          <w:highlight w:val="none"/>
+          <w:lang w:val="en-US"/>
+        </w:rPr>
+        <w:t xml:space="preserve">м</w:t>
+      </w:r>
+      <w:r>
+        <w:rPr>
+          <w:highlight w:val="none"/>
+          <w:lang w:val="en-US"/>
+        </w:rPr>
+        <w:t xml:space="preserve">а</w:t>
+      </w:r>
+      <w:r>
+        <w:rPr>
+          <w:highlight w:val="none"/>
+          <w:lang w:val="en-US"/>
+        </w:rPr>
+        <w:t xml:space="preserve"> </w:t>
+      </w:r>
+      <w:r>
+        <w:rPr>
+          <w:highlight w:val="none"/>
+          <w:lang w:val="en-US"/>
+        </w:rPr>
+        <w:t xml:space="preserve">к</w:t>
+      </w:r>
+      <w:r>
+        <w:rPr>
+          <w:highlight w:val="none"/>
+          <w:lang w:val="en-US"/>
+        </w:rPr>
+        <w:t xml:space="preserve">л</w:t>
+      </w:r>
+      <w:r>
+        <w:rPr>
+          <w:highlight w:val="none"/>
+          <w:lang w:val="en-US"/>
+        </w:rPr>
+        <w:t xml:space="preserve">а</w:t>
+      </w:r>
+      <w:r>
+        <w:rPr>
+          <w:highlight w:val="none"/>
+          <w:lang w:val="en-US"/>
+        </w:rPr>
+        <w:t xml:space="preserve">с</w:t>
+      </w:r>
+      <w:r>
+        <w:rPr>
+          <w:highlight w:val="none"/>
+          <w:lang w:val="en-US"/>
+        </w:rPr>
+        <w:t xml:space="preserve">с</w:t>
+      </w:r>
+      <w:r>
+        <w:rPr>
+          <w:highlight w:val="none"/>
+          <w:lang w:val="en-US"/>
+        </w:rPr>
+        <w:t xml:space="preserve">о</w:t>
+      </w:r>
+      <w:r>
+        <w:rPr>
+          <w:highlight w:val="none"/>
+          <w:lang w:val="en-US"/>
+        </w:rPr>
+        <w:t xml:space="preserve">в</w:t>
+      </w:r>
+      <w:r>
+        <w:rPr>
+          <w:highlight w:val="none"/>
+          <w:lang w:val="en-US"/>
+        </w:rPr>
+        <w:t xml:space="preserve">.</w:t>
+      </w:r>
+      <w:r>
+        <w:rPr>
+          <w:highlight w:val="none"/>
+          <w:lang w:val="en-US"/>
+        </w:rPr>
+      </w:r>
+      <w:r>
+        <w:rPr>
+          <w:highlight w:val="none"/>
+          <w:lang w:val="en-US"/>
+        </w:rPr>
+      </w:r>
+      <w:r>
+        <w:rPr>
+          <w:highlight w:val="none"/>
+          <w:lang w:val="en-US"/>
+        </w:rPr>
+      </w:r>
+      <w:r>
+        <w:rPr>
+          <w:highlight w:val="none"/>
+          <w:lang w:val="en-US"/>
         </w:rPr>
       </w:r>
     </w:p>
     <w:p>
       <w:pPr>
-        <w:pStyle w:val="874"/>
-        <w:rPr>
-          <w:highlight w:val="none"/>
-        </w:rPr>
-      </w:pPr>
-      <w:r>
-        <w:rPr>
-          <w:highlight w:val="none"/>
-        </w:rPr>
-      </w:r>
-      <w:r>
-        <w:rPr>
-          <w:highlight w:val="none"/>
-        </w:rPr>
-      </w:r>
-      <w:r>
-        <w:rPr>
-          <w:highlight w:val="none"/>
+        <w:ind w:left="0" w:firstLine="708"/>
+        <w:suppressLineNumbers w:val="0"/>
+      </w:pPr>
+      <w:r>
+        <w:rPr>
+          <w:highlight w:val="none"/>
+          <w:lang w:val="en-US"/>
+        </w:rPr>
+        <w:t xml:space="preserve">Диаграмма классов отражает статическую структуру системы  и является основой для проектирования базы данных и архитектуры приложения. В системе выделены основные классы, отражающие ключевые сущности предметной области, а также иерархия пользовате</w:t>
+      </w:r>
+      <w:r>
+        <w:rPr>
+          <w:highlight w:val="none"/>
+          <w:lang w:val="en-US"/>
+        </w:rPr>
+        <w:t xml:space="preserve">лей с использованием обобщения.</w:t>
+      </w:r>
+      <w:r>
+        <w:rPr>
+          <w:highlight w:val="none"/>
+          <w:lang w:val="en-US"/>
+        </w:rPr>
+      </w:r>
+      <w:r>
+        <w:rPr>
+          <w:highlight w:val="none"/>
+          <w:lang w:val="en-US"/>
+        </w:rPr>
+      </w:r>
+      <w:r>
+        <w:rPr>
+          <w:highlight w:val="none"/>
+          <w:lang w:val="en-US"/>
+        </w:rPr>
+      </w:r>
+      <w:r>
+        <w:rPr>
+          <w:highlight w:val="none"/>
+          <w:lang w:val="en-US"/>
         </w:rPr>
       </w:r>
     </w:p>
     <w:p>
       <w:pPr>
-        <w:pStyle w:val="874"/>
-        <w:rPr>
-          <w:highlight w:val="none"/>
-        </w:rPr>
-      </w:pPr>
-      <w:r>
-        <w:rPr>
-          <w:highlight w:val="none"/>
-        </w:rPr>
-      </w:r>
-      <w:r>
-        <w:rPr>
-          <w:highlight w:val="none"/>
-        </w:rPr>
-      </w:r>
-      <w:r>
-        <w:rPr>
-          <w:highlight w:val="none"/>
+        <w:ind w:left="0" w:firstLine="708"/>
+        <w:suppressLineNumbers w:val="0"/>
+      </w:pPr>
+      <w:r>
+        <w:rPr>
+          <w:highlight w:val="none"/>
+          <w:lang w:val="en-US"/>
+        </w:rPr>
+        <w:t xml:space="preserve">Класс «Поезд» хранит информацию о подвижном составе метрополитена и содержит следующие атрибуты: номер маршрута, количество вагонов в составе, пункт отправки и пункт конечного прибытия. Эти данные позволяю</w:t>
+      </w:r>
+      <w:r>
+        <w:rPr>
+          <w:highlight w:val="none"/>
+          <w:lang w:val="en-US"/>
+        </w:rPr>
+        <w:t xml:space="preserve">т идентифицировать каждый состав и отслеживать его маршрут.</w:t>
+      </w:r>
+      <w:r>
+        <w:rPr>
+          <w:highlight w:val="none"/>
+          <w:lang w:val="en-US"/>
+        </w:rPr>
+      </w:r>
+      <w:r>
+        <w:rPr>
+          <w:highlight w:val="none"/>
+          <w:lang w:val="en-US"/>
+        </w:rPr>
+      </w:r>
+      <w:r>
+        <w:rPr>
+          <w:highlight w:val="none"/>
+          <w:lang w:val="en-US"/>
+        </w:rPr>
+      </w:r>
+      <w:r>
+        <w:rPr>
+          <w:highlight w:val="none"/>
+          <w:lang w:val="en-US"/>
         </w:rPr>
       </w:r>
     </w:p>
     <w:p>
       <w:pPr>
-        <w:pStyle w:val="874"/>
-        <w:rPr>
-          <w:highlight w:val="none"/>
-        </w:rPr>
-      </w:pPr>
-      <w:r>
-        <w:rPr>
-          <w:highlight w:val="none"/>
-        </w:rPr>
-      </w:r>
-      <w:r>
-        <w:rPr>
-          <w:highlight w:val="none"/>
-        </w:rPr>
-      </w:r>
-      <w:r>
-        <w:rPr>
-          <w:highlight w:val="none"/>
+        <w:ind w:left="0" w:firstLine="708"/>
+        <w:suppressLineNumbers w:val="0"/>
+      </w:pPr>
+      <w:r>
+        <w:rPr>
+          <w:highlight w:val="none"/>
+          <w:lang w:val="en-US"/>
+        </w:rPr>
+        <w:t xml:space="preserve">Класс «Станция» содержит информацию о станциях метрополитена, на которых установлено считывающее оборудование. Его атрибутами являются название станции (уникальное наименование) и линия, к которой относится станция.</w:t>
+      </w:r>
+      <w:r>
+        <w:rPr>
+          <w:highlight w:val="none"/>
+          <w:lang w:val="en-US"/>
+        </w:rPr>
+      </w:r>
+      <w:r>
+        <w:rPr>
+          <w:highlight w:val="none"/>
+          <w:lang w:val="en-US"/>
+        </w:rPr>
+      </w:r>
+      <w:r>
+        <w:rPr>
+          <w:highlight w:val="none"/>
+          <w:lang w:val="en-US"/>
+        </w:rPr>
+      </w:r>
+      <w:r>
+        <w:rPr>
+          <w:highlight w:val="none"/>
+          <w:lang w:val="en-US"/>
         </w:rPr>
       </w:r>
     </w:p>
     <w:p>
       <w:pPr>
-        <w:pStyle w:val="874"/>
-        <w:rPr>
-          <w:highlight w:val="none"/>
-        </w:rPr>
-      </w:pPr>
-      <w:r>
-        <w:rPr>
-          <w:highlight w:val="none"/>
-        </w:rPr>
-      </w:r>
-      <w:r>
-        <w:rPr>
-          <w:highlight w:val="none"/>
-        </w:rPr>
-      </w:r>
-      <w:r>
-        <w:rPr>
-          <w:highlight w:val="none"/>
+        <w:ind w:left="0" w:firstLine="708"/>
+        <w:rPr>
+          <w:highlight w:val="none"/>
+          <w:lang w:val="en-US"/>
+        </w:rPr>
+        <w:suppressLineNumbers w:val="0"/>
+      </w:pPr>
+      <w:r>
+        <w:rPr>
+          <w:highlight w:val="none"/>
+          <w:lang w:val="en-US"/>
+        </w:rPr>
+        <w:t xml:space="preserve">Для хранения информации об RFID-метках, закреплённых на поездах, предназначен класс «RFID-метка». Он содержит уникальный код метки (tag_id), дату привязки к поезду и статус активности. Метка может находиться в состоянии «активна» или «неактивна», что опреде</w:t>
+      </w:r>
+      <w:r>
+        <w:rPr>
+          <w:highlight w:val="none"/>
+          <w:lang w:val="en-US"/>
+        </w:rPr>
+        <w:t xml:space="preserve">ляется с помощью перечисления «Доступность», содержащего значения «доступна» и «недоступна».</w:t>
+      </w:r>
+      <w:r>
+        <w:rPr>
+          <w:highlight w:val="none"/>
+          <w:lang w:val="en-US"/>
+        </w:rPr>
+      </w:r>
+      <w:r>
+        <w:rPr>
+          <w:highlight w:val="none"/>
+          <w:lang w:val="en-US"/>
+        </w:rPr>
+      </w:r>
+      <w:r>
+        <w:rPr>
+          <w:highlight w:val="none"/>
+          <w:lang w:val="en-US"/>
+        </w:rPr>
+      </w:r>
+      <w:r>
+        <w:rPr>
+          <w:highlight w:val="none"/>
+          <w:lang w:val="en-US"/>
         </w:rPr>
       </w:r>
     </w:p>
     <w:p>
       <w:pPr>
-        <w:pStyle w:val="874"/>
-        <w:rPr>
-          <w:highlight w:val="none"/>
-        </w:rPr>
-      </w:pPr>
-      <w:r>
-        <w:rPr>
-          <w:highlight w:val="none"/>
-        </w:rPr>
-      </w:r>
-      <w:r>
-        <w:rPr>
-          <w:highlight w:val="none"/>
-        </w:rPr>
-      </w:r>
-      <w:r>
-        <w:rPr>
-          <w:highlight w:val="none"/>
+        <w:ind w:left="0" w:firstLine="708"/>
+        <w:rPr>
+          <w:highlight w:val="none"/>
+          <w:lang w:val="en-US"/>
+        </w:rPr>
+        <w:suppressLineNumbers w:val="0"/>
+      </w:pPr>
+      <w:r>
+        <w:rPr>
+          <w:highlight w:val="none"/>
+          <w:lang w:val="en-US"/>
+        </w:rPr>
+      </w:r>
+      <w:r>
+        <w:rPr>
+          <w:highlight w:val="none"/>
+          <w:lang w:val="en-US"/>
         </w:rPr>
       </w:r>
     </w:p>
     <w:p>
       <w:pPr>
-        <w:pStyle w:val="874"/>
-        <w:rPr>
-          <w:highlight w:val="none"/>
-        </w:rPr>
-      </w:pPr>
-      <w:r>
-        <w:rPr>
-          <w:highlight w:val="none"/>
-        </w:rPr>
-      </w:r>
-      <w:r>
-        <w:rPr>
-          <w:highlight w:val="none"/>
-        </w:rPr>
-      </w:r>
-      <w:r>
-        <w:rPr>
-          <w:highlight w:val="none"/>
+        <w:ind w:left="0" w:firstLine="708"/>
+        <w:suppressLineNumbers w:val="0"/>
+      </w:pPr>
+      <w:r>
+        <w:rPr>
+          <w:highlight w:val="none"/>
+          <w:lang w:val="en-US"/>
+        </w:rPr>
+        <w:t xml:space="preserve">Иерархия пользователей построена с использованием отношения обобщения. Абстрактный класс «Пользователь» является базовым и содержит общие для всех пользователей атрибуты: логин и пароль (хранящийся в зашифрованном виде), а также общие операции: просмотр дан</w:t>
+      </w:r>
+      <w:r>
+        <w:rPr>
+          <w:highlight w:val="none"/>
+          <w:lang w:val="en-US"/>
+        </w:rPr>
+        <w:t xml:space="preserve">ных, экспорт данных и начало ручного управления системой. От него наследуются два специализированных класса: «Администратор» и «Диспетчер».</w:t>
+      </w:r>
+      <w:r>
+        <w:rPr>
+          <w:highlight w:val="none"/>
+          <w:lang w:val="en-US"/>
+        </w:rPr>
+      </w:r>
+      <w:r>
+        <w:rPr>
+          <w:highlight w:val="none"/>
+          <w:lang w:val="en-US"/>
+        </w:rPr>
+      </w:r>
+      <w:r>
+        <w:rPr>
+          <w:highlight w:val="none"/>
+          <w:lang w:val="en-US"/>
+        </w:rPr>
+      </w:r>
+      <w:r>
+        <w:rPr>
+          <w:highlight w:val="none"/>
+          <w:lang w:val="en-US"/>
         </w:rPr>
       </w:r>
     </w:p>
     <w:p>
       <w:pPr>
-        <w:pStyle w:val="874"/>
-        <w:rPr>
-          <w:highlight w:val="none"/>
-        </w:rPr>
-      </w:pPr>
-      <w:r>
-        <w:rPr>
-          <w:highlight w:val="none"/>
-        </w:rPr>
-      </w:r>
-      <w:r>
-        <w:rPr>
-          <w:highlight w:val="none"/>
-        </w:rPr>
-      </w:r>
-      <w:r>
-        <w:rPr>
-          <w:highlight w:val="none"/>
+        <w:ind w:left="0" w:firstLine="708"/>
+        <w:suppressLineNumbers w:val="0"/>
+      </w:pPr>
+      <w:r>
+        <w:rPr>
+          <w:highlight w:val="none"/>
+          <w:lang w:val="en-US"/>
+        </w:rPr>
+        <w:t xml:space="preserve">Администратор обладает расширенными полномочиями и может выполнять следующие операции: привязывать RFID-метку к поезду, снимать метку, настраивать MQTT-подключение, а также блокировать и разблокировать пользователей системы. Диспетчер, в свою очередь, может</w:t>
+      </w:r>
+      <w:r>
+        <w:rPr>
+          <w:highlight w:val="none"/>
+          <w:lang w:val="en-US"/>
+        </w:rPr>
+        <w:t xml:space="preserve"> подтверждать ошибки идентификации и начинать мониторинг прибытия поездов.</w:t>
+      </w:r>
+      <w:r>
+        <w:rPr>
+          <w:highlight w:val="none"/>
+          <w:lang w:val="en-US"/>
         </w:rPr>
       </w:r>
     </w:p>
     <w:p>
       <w:pPr>
-        <w:pStyle w:val="874"/>
-        <w:rPr>
-          <w:highlight w:val="none"/>
-        </w:rPr>
-      </w:pPr>
-      <w:r>
-        <w:rPr>
-          <w:highlight w:val="none"/>
-        </w:rPr>
-      </w:r>
-      <w:r>
-        <w:rPr>
-          <w:highlight w:val="none"/>
-        </w:rPr>
-      </w:r>
-      <w:r>
-        <w:rPr>
-          <w:highlight w:val="none"/>
+        <w:ind w:left="0" w:firstLine="708"/>
+        <w:suppressLineNumbers w:val="0"/>
+      </w:pPr>
+      <w:r>
+        <w:rPr>
+          <w:highlight w:val="none"/>
+          <w:lang w:val="en-US"/>
+        </w:rPr>
+      </w:r>
+      <w:r>
+        <w:rPr>
+          <w:highlight w:val="none"/>
+          <w:lang w:val="en-US"/>
         </w:rPr>
       </w:r>
     </w:p>
     <w:p>
       <w:pPr>
-        <w:pStyle w:val="874"/>
-        <w:rPr>
-          <w:highlight w:val="none"/>
-        </w:rPr>
-      </w:pPr>
-      <w:r>
-        <w:rPr>
-          <w:highlight w:val="none"/>
-        </w:rPr>
-      </w:r>
-      <w:r>
-        <w:rPr>
-          <w:highlight w:val="none"/>
-        </w:rPr>
-      </w:r>
-      <w:r>
-        <w:rPr>
-          <w:highlight w:val="none"/>
+        <w:ind w:left="0" w:firstLine="708"/>
+        <w:suppressLineNumbers w:val="0"/>
+      </w:pPr>
+      <w:r>
+        <w:rPr>
+          <w:highlight w:val="none"/>
+          <w:lang w:val="en-US"/>
+        </w:rPr>
+        <w:t xml:space="preserve">Между классами установле</w:t>
+      </w:r>
+      <w:r>
+        <w:rPr>
+          <w:highlight w:val="none"/>
+          <w:lang w:val="en-US"/>
+        </w:rPr>
+        <w:t xml:space="preserve">н</w:t>
+      </w:r>
+      <w:r>
+        <w:rPr>
+          <w:highlight w:val="none"/>
+          <w:lang w:val="en-US"/>
+        </w:rPr>
+        <w:t xml:space="preserve">ы</w:t>
+      </w:r>
+      <w:r>
+        <w:rPr>
+          <w:highlight w:val="none"/>
+          <w:lang w:val="en-US"/>
+        </w:rPr>
+        <w:t xml:space="preserve"> </w:t>
+      </w:r>
+      <w:r>
+        <w:rPr>
+          <w:highlight w:val="none"/>
+          <w:lang w:val="en-US"/>
+        </w:rPr>
+        <w:t xml:space="preserve">р</w:t>
+      </w:r>
+      <w:r>
+        <w:rPr>
+          <w:highlight w:val="none"/>
+          <w:lang w:val="en-US"/>
+        </w:rPr>
+        <w:t xml:space="preserve">а</w:t>
+      </w:r>
+      <w:r>
+        <w:rPr>
+          <w:highlight w:val="none"/>
+          <w:lang w:val="en-US"/>
+        </w:rPr>
+        <w:t xml:space="preserve">з</w:t>
+      </w:r>
+      <w:r>
+        <w:rPr>
+          <w:highlight w:val="none"/>
+          <w:lang w:val="en-US"/>
+        </w:rPr>
+        <w:t xml:space="preserve">л</w:t>
+      </w:r>
+      <w:r>
+        <w:rPr>
+          <w:highlight w:val="none"/>
+          <w:lang w:val="en-US"/>
+        </w:rPr>
+        <w:t xml:space="preserve">и</w:t>
+      </w:r>
+      <w:r>
+        <w:rPr>
+          <w:highlight w:val="none"/>
+          <w:lang w:val="en-US"/>
+        </w:rPr>
+        <w:t xml:space="preserve">ч</w:t>
+      </w:r>
+      <w:r>
+        <w:rPr>
+          <w:highlight w:val="none"/>
+          <w:lang w:val="en-US"/>
+        </w:rPr>
+        <w:t xml:space="preserve">н</w:t>
+      </w:r>
+      <w:r>
+        <w:rPr>
+          <w:highlight w:val="none"/>
+          <w:lang w:val="en-US"/>
+        </w:rPr>
+        <w:t xml:space="preserve">ы</w:t>
+      </w:r>
+      <w:r>
+        <w:rPr>
+          <w:highlight w:val="none"/>
+          <w:lang w:val="en-US"/>
+        </w:rPr>
+        <w:t xml:space="preserve">е</w:t>
+      </w:r>
+      <w:r>
+        <w:rPr>
+          <w:highlight w:val="none"/>
+          <w:lang w:val="en-US"/>
+        </w:rPr>
+        <w:t xml:space="preserve"> отношения. Между «Поездом» и «Станцией» существует ассоциация, отражающая тот факт, что поезда следуют по маршрутам между станциями. Между «Пользователем» и классами «Поезд» и «Станция» также установлена ассоциация, так </w:t>
+      </w:r>
+      <w:r>
+        <w:rPr>
+          <w:highlight w:val="none"/>
+          <w:lang w:val="en-US"/>
+        </w:rPr>
+        <w:t xml:space="preserve">как пользователи системы работают с этими сущностями. Между «RFID-меткой» и «Поездом» реализована агрегация, что означает, что метка принадлежит поезду</w:t>
+      </w:r>
+      <w:r>
+        <w:rPr>
+          <w:highlight w:val="none"/>
+          <w:lang w:val="en-US"/>
+        </w:rPr>
+        <w:t xml:space="preserve">,</w:t>
+      </w:r>
+      <w:r>
+        <w:rPr>
+          <w:highlight w:val="none"/>
+          <w:lang w:val="en-US"/>
+        </w:rPr>
+        <w:t xml:space="preserve"> </w:t>
+      </w:r>
+      <w:r>
+        <w:rPr>
+          <w:highlight w:val="none"/>
+          <w:lang w:val="en-US"/>
+        </w:rPr>
+        <w:t xml:space="preserve">н</w:t>
+      </w:r>
+      <w:r>
+        <w:rPr>
+          <w:highlight w:val="none"/>
+          <w:lang w:val="en-US"/>
+        </w:rPr>
+        <w:t xml:space="preserve">о</w:t>
+      </w:r>
+      <w:r>
+        <w:rPr>
+          <w:highlight w:val="none"/>
+          <w:lang w:val="en-US"/>
+        </w:rPr>
+        <w:t xml:space="preserve"> </w:t>
+      </w:r>
+      <w:r>
+        <w:rPr>
+          <w:highlight w:val="none"/>
+          <w:lang w:val="en-US"/>
+        </w:rPr>
+        <w:t xml:space="preserve">п</w:t>
+      </w:r>
+      <w:r>
+        <w:rPr>
+          <w:highlight w:val="none"/>
+          <w:lang w:val="en-US"/>
+        </w:rPr>
+        <w:t xml:space="preserve">р</w:t>
+      </w:r>
+      <w:r>
+        <w:rPr>
+          <w:highlight w:val="none"/>
+          <w:lang w:val="en-US"/>
+        </w:rPr>
+        <w:t xml:space="preserve">и</w:t>
+      </w:r>
+      <w:r>
+        <w:rPr>
+          <w:highlight w:val="none"/>
+          <w:lang w:val="en-US"/>
+        </w:rPr>
+        <w:t xml:space="preserve"> </w:t>
+      </w:r>
+      <w:r>
+        <w:rPr>
+          <w:highlight w:val="none"/>
+          <w:lang w:val="en-US"/>
+        </w:rPr>
+        <w:t xml:space="preserve">э</w:t>
+      </w:r>
+      <w:r>
+        <w:rPr>
+          <w:highlight w:val="none"/>
+          <w:lang w:val="en-US"/>
+        </w:rPr>
+        <w:t xml:space="preserve">т</w:t>
+      </w:r>
+      <w:r>
+        <w:rPr>
+          <w:highlight w:val="none"/>
+          <w:lang w:val="en-US"/>
+        </w:rPr>
+        <w:t xml:space="preserve">о</w:t>
+      </w:r>
+      <w:r>
+        <w:rPr>
+          <w:highlight w:val="none"/>
+          <w:lang w:val="en-US"/>
+        </w:rPr>
+        <w:t xml:space="preserve">м</w:t>
+      </w:r>
+      <w:r>
+        <w:rPr>
+          <w:highlight w:val="none"/>
+          <w:lang w:val="en-US"/>
+        </w:rPr>
+        <w:t xml:space="preserve"> </w:t>
+      </w:r>
+      <w:r>
+        <w:rPr>
+          <w:highlight w:val="none"/>
+          <w:lang w:val="en-US"/>
+        </w:rPr>
+        <w:t xml:space="preserve">м</w:t>
+      </w:r>
+      <w:r>
+        <w:rPr>
+          <w:highlight w:val="none"/>
+          <w:lang w:val="en-US"/>
+        </w:rPr>
+        <w:t xml:space="preserve">е</w:t>
+      </w:r>
+      <w:r>
+        <w:rPr>
+          <w:highlight w:val="none"/>
+          <w:lang w:val="en-US"/>
+        </w:rPr>
+        <w:t xml:space="preserve">т</w:t>
+      </w:r>
+      <w:r>
+        <w:rPr>
+          <w:highlight w:val="none"/>
+          <w:lang w:val="en-US"/>
+        </w:rPr>
+        <w:t xml:space="preserve">к</w:t>
+      </w:r>
+      <w:r>
+        <w:rPr>
+          <w:highlight w:val="none"/>
+          <w:lang w:val="en-US"/>
+        </w:rPr>
+        <w:t xml:space="preserve">а</w:t>
+      </w:r>
+      <w:r>
+        <w:rPr>
+          <w:highlight w:val="none"/>
+          <w:lang w:val="en-US"/>
+        </w:rPr>
+        <w:t xml:space="preserve"> </w:t>
+      </w:r>
+      <w:r>
+        <w:rPr>
+          <w:highlight w:val="none"/>
+          <w:lang w:val="en-US"/>
+        </w:rPr>
+        <w:t xml:space="preserve">б</w:t>
+      </w:r>
+      <w:r>
+        <w:rPr>
+          <w:highlight w:val="none"/>
+          <w:lang w:val="en-US"/>
+        </w:rPr>
+        <w:t xml:space="preserve">у</w:t>
+      </w:r>
+      <w:r>
+        <w:rPr>
+          <w:highlight w:val="none"/>
+          <w:lang w:val="en-US"/>
+        </w:rPr>
+        <w:t xml:space="preserve">д</w:t>
+      </w:r>
+      <w:r>
+        <w:rPr>
+          <w:highlight w:val="none"/>
+          <w:lang w:val="en-US"/>
+        </w:rPr>
+        <w:t xml:space="preserve">е</w:t>
+      </w:r>
+      <w:r>
+        <w:rPr>
+          <w:highlight w:val="none"/>
+          <w:lang w:val="en-US"/>
+        </w:rPr>
+        <w:t xml:space="preserve">т</w:t>
+      </w:r>
+      <w:r>
+        <w:rPr>
+          <w:highlight w:val="none"/>
+          <w:lang w:val="en-US"/>
+        </w:rPr>
+        <w:t xml:space="preserve"> </w:t>
+      </w:r>
+      <w:r>
+        <w:rPr>
+          <w:highlight w:val="none"/>
+          <w:lang w:val="en-US"/>
+        </w:rPr>
+        <w:t xml:space="preserve">с</w:t>
+      </w:r>
+      <w:r>
+        <w:rPr>
+          <w:highlight w:val="none"/>
+          <w:lang w:val="en-US"/>
+        </w:rPr>
+        <w:t xml:space="preserve">у</w:t>
+      </w:r>
+      <w:r>
+        <w:rPr>
+          <w:highlight w:val="none"/>
+          <w:lang w:val="en-US"/>
+        </w:rPr>
+        <w:t xml:space="preserve">щ</w:t>
+      </w:r>
+      <w:r>
+        <w:rPr>
+          <w:highlight w:val="none"/>
+          <w:lang w:val="en-US"/>
+        </w:rPr>
+        <w:t xml:space="preserve">е</w:t>
+      </w:r>
+      <w:r>
+        <w:rPr>
+          <w:highlight w:val="none"/>
+          <w:lang w:val="en-US"/>
+        </w:rPr>
+        <w:t xml:space="preserve">с</w:t>
+      </w:r>
+      <w:r>
+        <w:rPr>
+          <w:highlight w:val="none"/>
+          <w:lang w:val="en-US"/>
+        </w:rPr>
+        <w:t xml:space="preserve">т</w:t>
+      </w:r>
+      <w:r>
+        <w:rPr>
+          <w:highlight w:val="none"/>
+          <w:lang w:val="en-US"/>
+        </w:rPr>
+        <w:t xml:space="preserve">в</w:t>
+      </w:r>
+      <w:r>
+        <w:rPr>
+          <w:highlight w:val="none"/>
+          <w:lang w:val="en-US"/>
+        </w:rPr>
+        <w:t xml:space="preserve">о</w:t>
+      </w:r>
+      <w:r>
+        <w:rPr>
+          <w:highlight w:val="none"/>
+          <w:lang w:val="en-US"/>
+        </w:rPr>
+        <w:t xml:space="preserve">в</w:t>
+      </w:r>
+      <w:r>
+        <w:rPr>
+          <w:highlight w:val="none"/>
+          <w:lang w:val="en-US"/>
+        </w:rPr>
+        <w:t xml:space="preserve">а</w:t>
+      </w:r>
+      <w:r>
+        <w:rPr>
+          <w:highlight w:val="none"/>
+          <w:lang w:val="en-US"/>
+        </w:rPr>
+        <w:t xml:space="preserve">т</w:t>
+      </w:r>
+      <w:r>
+        <w:rPr>
+          <w:highlight w:val="none"/>
+          <w:lang w:val="en-US"/>
+        </w:rPr>
+        <w:t xml:space="preserve">ь</w:t>
+      </w:r>
+      <w:r>
+        <w:rPr>
+          <w:highlight w:val="none"/>
+          <w:lang w:val="en-US"/>
+        </w:rPr>
+        <w:t xml:space="preserve"> </w:t>
+      </w:r>
+      <w:r>
+        <w:rPr>
+          <w:highlight w:val="none"/>
+          <w:lang w:val="en-US"/>
+        </w:rPr>
+        <w:t xml:space="preserve">д</w:t>
+      </w:r>
+      <w:r>
+        <w:rPr>
+          <w:highlight w:val="none"/>
+          <w:lang w:val="en-US"/>
+        </w:rPr>
+        <w:t xml:space="preserve">а</w:t>
+      </w:r>
+      <w:r>
+        <w:rPr>
+          <w:highlight w:val="none"/>
+          <w:lang w:val="en-US"/>
+        </w:rPr>
+        <w:t xml:space="preserve">ж</w:t>
+      </w:r>
+      <w:r>
+        <w:rPr>
+          <w:highlight w:val="none"/>
+          <w:lang w:val="en-US"/>
+        </w:rPr>
+        <w:t xml:space="preserve">е</w:t>
+      </w:r>
+      <w:r>
+        <w:rPr>
+          <w:highlight w:val="none"/>
+          <w:lang w:val="en-US"/>
+        </w:rPr>
+        <w:t xml:space="preserve"> </w:t>
+      </w:r>
+      <w:r>
+        <w:rPr>
+          <w:highlight w:val="none"/>
+          <w:lang w:val="en-US"/>
+        </w:rPr>
+        <w:t xml:space="preserve">е</w:t>
+      </w:r>
+      <w:r>
+        <w:rPr>
+          <w:highlight w:val="none"/>
+          <w:lang w:val="en-US"/>
+        </w:rPr>
+        <w:t xml:space="preserve">с</w:t>
+      </w:r>
+      <w:r>
+        <w:rPr>
+          <w:highlight w:val="none"/>
+          <w:lang w:val="en-US"/>
+        </w:rPr>
+        <w:t xml:space="preserve">л</w:t>
+      </w:r>
+      <w:r>
+        <w:rPr>
+          <w:highlight w:val="none"/>
+          <w:lang w:val="en-US"/>
+        </w:rPr>
+        <w:t xml:space="preserve">и</w:t>
+      </w:r>
+      <w:r>
+        <w:rPr>
+          <w:highlight w:val="none"/>
+          <w:lang w:val="en-US"/>
+        </w:rPr>
+        <w:t xml:space="preserve"> </w:t>
+      </w:r>
+      <w:r>
+        <w:rPr>
+          <w:highlight w:val="none"/>
+          <w:lang w:val="en-US"/>
+        </w:rPr>
+        <w:t xml:space="preserve">с</w:t>
+      </w:r>
+      <w:r>
+        <w:rPr>
+          <w:highlight w:val="none"/>
+          <w:lang w:val="en-US"/>
+        </w:rPr>
+        <w:t xml:space="preserve">в</w:t>
+      </w:r>
+      <w:r>
+        <w:rPr>
+          <w:highlight w:val="none"/>
+          <w:lang w:val="en-US"/>
+        </w:rPr>
+        <w:t xml:space="preserve">я</w:t>
+      </w:r>
+      <w:r>
+        <w:rPr>
+          <w:highlight w:val="none"/>
+          <w:lang w:val="en-US"/>
+        </w:rPr>
+        <w:t xml:space="preserve">з</w:t>
+      </w:r>
+      <w:r>
+        <w:rPr>
+          <w:highlight w:val="none"/>
+          <w:lang w:val="en-US"/>
+        </w:rPr>
+        <w:t xml:space="preserve">а</w:t>
+      </w:r>
+      <w:r>
+        <w:rPr>
+          <w:highlight w:val="none"/>
+          <w:lang w:val="en-US"/>
+        </w:rPr>
+        <w:t xml:space="preserve">н</w:t>
+      </w:r>
+      <w:r>
+        <w:rPr>
+          <w:highlight w:val="none"/>
+          <w:lang w:val="en-US"/>
+        </w:rPr>
+        <w:t xml:space="preserve">н</w:t>
+      </w:r>
+      <w:r>
+        <w:rPr>
+          <w:highlight w:val="none"/>
+          <w:lang w:val="en-US"/>
+        </w:rPr>
+        <w:t xml:space="preserve">ы</w:t>
+      </w:r>
+      <w:r>
+        <w:rPr>
+          <w:highlight w:val="none"/>
+          <w:lang w:val="en-US"/>
+        </w:rPr>
+        <w:t xml:space="preserve">й</w:t>
+      </w:r>
+      <w:r>
+        <w:rPr>
+          <w:highlight w:val="none"/>
+          <w:lang w:val="en-US"/>
+        </w:rPr>
+        <w:t xml:space="preserve"> </w:t>
+      </w:r>
+      <w:r>
+        <w:rPr>
+          <w:highlight w:val="none"/>
+          <w:lang w:val="en-US"/>
+        </w:rPr>
+        <w:t xml:space="preserve">с</w:t>
+      </w:r>
+      <w:r>
+        <w:rPr>
+          <w:highlight w:val="none"/>
+          <w:lang w:val="en-US"/>
+        </w:rPr>
+        <w:t xml:space="preserve"> </w:t>
+      </w:r>
+      <w:r>
+        <w:rPr>
+          <w:highlight w:val="none"/>
+          <w:lang w:val="en-US"/>
+        </w:rPr>
+        <w:t xml:space="preserve">н</w:t>
+      </w:r>
+      <w:r>
+        <w:rPr>
+          <w:highlight w:val="none"/>
+          <w:lang w:val="en-US"/>
+        </w:rPr>
+        <w:t xml:space="preserve">е</w:t>
+      </w:r>
+      <w:r>
+        <w:rPr>
+          <w:highlight w:val="none"/>
+          <w:lang w:val="en-US"/>
+        </w:rPr>
+        <w:t xml:space="preserve">й</w:t>
+      </w:r>
+      <w:r>
+        <w:rPr>
+          <w:highlight w:val="none"/>
+          <w:lang w:val="en-US"/>
+        </w:rPr>
+        <w:t xml:space="preserve"> </w:t>
+      </w:r>
+      <w:r>
+        <w:rPr>
+          <w:highlight w:val="none"/>
+          <w:lang w:val="en-US"/>
+        </w:rPr>
+        <w:t xml:space="preserve">п</w:t>
+      </w:r>
+      <w:r>
+        <w:rPr>
+          <w:highlight w:val="none"/>
+          <w:lang w:val="en-US"/>
+        </w:rPr>
+        <w:t xml:space="preserve">о</w:t>
+      </w:r>
+      <w:r>
+        <w:rPr>
+          <w:highlight w:val="none"/>
+          <w:lang w:val="en-US"/>
+        </w:rPr>
+        <w:t xml:space="preserve">е</w:t>
+      </w:r>
+      <w:r>
+        <w:rPr>
+          <w:highlight w:val="none"/>
+          <w:lang w:val="en-US"/>
+        </w:rPr>
+        <w:t xml:space="preserve">з</w:t>
+      </w:r>
+      <w:r>
+        <w:rPr>
+          <w:highlight w:val="none"/>
+          <w:lang w:val="en-US"/>
+        </w:rPr>
+        <w:t xml:space="preserve">д</w:t>
+      </w:r>
+      <w:r>
+        <w:rPr>
+          <w:highlight w:val="none"/>
+          <w:lang w:val="en-US"/>
+        </w:rPr>
+        <w:t xml:space="preserve"> </w:t>
+      </w:r>
+      <w:r>
+        <w:rPr>
+          <w:highlight w:val="none"/>
+          <w:lang w:val="en-US"/>
+        </w:rPr>
+        <w:t xml:space="preserve">б</w:t>
+      </w:r>
+      <w:r>
+        <w:rPr>
+          <w:highlight w:val="none"/>
+          <w:lang w:val="en-US"/>
+        </w:rPr>
+        <w:t xml:space="preserve">у</w:t>
+      </w:r>
+      <w:r>
+        <w:rPr>
+          <w:highlight w:val="none"/>
+          <w:lang w:val="en-US"/>
+        </w:rPr>
+        <w:t xml:space="preserve">д</w:t>
+      </w:r>
+      <w:r>
+        <w:rPr>
+          <w:highlight w:val="none"/>
+          <w:lang w:val="en-US"/>
+        </w:rPr>
+        <w:t xml:space="preserve">е</w:t>
+      </w:r>
+      <w:r>
+        <w:rPr>
+          <w:highlight w:val="none"/>
+          <w:lang w:val="en-US"/>
+        </w:rPr>
+        <w:t xml:space="preserve">т</w:t>
+      </w:r>
+      <w:r>
+        <w:rPr>
+          <w:highlight w:val="none"/>
+          <w:lang w:val="en-US"/>
+        </w:rPr>
+        <w:t xml:space="preserve"> </w:t>
+      </w:r>
+      <w:r>
+        <w:rPr>
+          <w:highlight w:val="none"/>
+          <w:lang w:val="en-US"/>
+        </w:rPr>
+        <w:t xml:space="preserve">у</w:t>
+      </w:r>
+      <w:r>
+        <w:rPr>
+          <w:highlight w:val="none"/>
+          <w:lang w:val="en-US"/>
+        </w:rPr>
+        <w:t xml:space="preserve">б</w:t>
+      </w:r>
+      <w:r>
+        <w:rPr>
+          <w:highlight w:val="none"/>
+          <w:lang w:val="en-US"/>
+        </w:rPr>
+        <w:t xml:space="preserve">р</w:t>
+      </w:r>
+      <w:r>
+        <w:rPr>
+          <w:highlight w:val="none"/>
+          <w:lang w:val="en-US"/>
+        </w:rPr>
+        <w:t xml:space="preserve">а</w:t>
+      </w:r>
+      <w:r>
+        <w:rPr>
+          <w:highlight w:val="none"/>
+          <w:lang w:val="en-US"/>
+        </w:rPr>
+        <w:t xml:space="preserve">н</w:t>
+      </w:r>
+      <w:r>
+        <w:rPr>
+          <w:highlight w:val="none"/>
+          <w:lang w:val="en-US"/>
+        </w:rPr>
+        <w:t xml:space="preserve">.</w:t>
+      </w:r>
+      <w:r>
+        <w:rPr>
+          <w:highlight w:val="none"/>
+          <w:lang w:val="en-US"/>
+        </w:rPr>
+        <w:t xml:space="preserve"> Администратор и диспетчер являются обобщением класса «Пользователь», чт</w:t>
+      </w:r>
+      <w:r>
+        <w:rPr>
+          <w:highlight w:val="none"/>
+          <w:lang w:val="en-US"/>
+        </w:rPr>
+        <w:t xml:space="preserve">о подчёркивает иерархическую структуру ролей в системе.</w:t>
+      </w:r>
+      <w:r>
+        <w:rPr>
+          <w:highlight w:val="none"/>
+          <w:lang w:val="en-US"/>
         </w:rPr>
       </w:r>
     </w:p>
     <w:p>
       <w:pPr>
-        <w:pStyle w:val="874"/>
-        <w:rPr>
-          <w:highlight w:val="none"/>
-        </w:rPr>
-      </w:pPr>
-      <w:r>
-        <w:rPr>
-          <w:highlight w:val="none"/>
-        </w:rPr>
-      </w:r>
-      <w:r>
-        <w:rPr>
-          <w:highlight w:val="none"/>
-        </w:rPr>
-      </w:r>
-      <w:r>
-        <w:rPr>
-          <w:highlight w:val="none"/>
+        <w:ind w:left="0" w:firstLine="708"/>
+        <w:suppressLineNumbers w:val="0"/>
+      </w:pPr>
+      <w:r>
+        <w:rPr>
+          <w:highlight w:val="none"/>
+          <w:lang w:val="en-US"/>
+        </w:rPr>
+      </w:r>
+      <w:r>
+        <w:rPr>
+          <w:highlight w:val="none"/>
+          <w:lang w:val="en-US"/>
         </w:rPr>
       </w:r>
     </w:p>
     <w:p>
       <w:pPr>
-        <w:pStyle w:val="874"/>
-        <w:rPr>
-          <w:highlight w:val="none"/>
-        </w:rPr>
-      </w:pPr>
-      <w:r>
-        <w:rPr>
-          <w:highlight w:val="none"/>
-        </w:rPr>
-      </w:r>
-      <w:r>
-        <w:rPr>
-          <w:highlight w:val="none"/>
-        </w:rPr>
-      </w:r>
-      <w:r>
-        <w:rPr>
-          <w:highlight w:val="none"/>
+        <w:ind w:left="0" w:firstLine="708"/>
+        <w:rPr>
+          <w:highlight w:val="none"/>
+          <w:lang w:val="en-US"/>
+        </w:rPr>
+        <w:suppressLineNumbers w:val="0"/>
+      </w:pPr>
+      <w:r>
+        <w:rPr>
+          <w:highlight w:val="none"/>
+          <w:lang w:val="en-US"/>
+        </w:rPr>
+        <w:t xml:space="preserve">Таким образом, диаграмма классов полностью описывает структуру данных системы с учётом ролевого разделения пользователей и их функциональных возможностей, что соответствует требованиям технического задания.</w:t>
+      </w:r>
+      <w:r>
+        <w:rPr>
+          <w:highlight w:val="none"/>
+          <w:lang w:val="en-US"/>
+        </w:rPr>
+      </w:r>
+      <w:r>
+        <w:rPr>
+          <w:highlight w:val="none"/>
+          <w:lang w:val="en-US"/>
         </w:rPr>
       </w:r>
     </w:p>
     <w:p>
-      <w:pPr>
-        <w:pStyle w:val="874"/>
-        <w:rPr>
-          <w:highlight w:val="none"/>
-        </w:rPr>
-      </w:pPr>
-      <w:r>
-        <w:rPr>
-          <w:highlight w:val="none"/>
-        </w:rPr>
-      </w:r>
-      <w:r>
-        <w:rPr>
-          <w:highlight w:val="none"/>
-        </w:rPr>
-      </w:r>
-      <w:r>
-        <w:rPr>
-          <w:highlight w:val="none"/>
-        </w:rPr>
-      </w:r>
+      <w:r/>
+      <w:r/>
+      <w:r/>
     </w:p>
     <w:p>
       <w:pPr>
-        <w:pStyle w:val="874"/>
-        <w:rPr>
-          <w:highlight w:val="none"/>
-        </w:rPr>
-      </w:pPr>
-      <w:r>
-        <w:rPr>
-          <w:highlight w:val="none"/>
-        </w:rPr>
-      </w:r>
-      <w:r>
-        <w:rPr>
-          <w:highlight w:val="none"/>
-        </w:rPr>
-      </w:r>
-      <w:r>
-        <w:rPr>
-          <w:highlight w:val="none"/>
+        <w:ind w:left="0" w:firstLine="708"/>
+        <w:rPr>
+          <w:highlight w:val="none"/>
+          <w:lang w:val="en-US"/>
+        </w:rPr>
+        <w:suppressLineNumbers w:val="0"/>
+      </w:pPr>
+      <w:r>
+        <w:rPr>
+          <w:highlight w:val="none"/>
+          <w:lang w:val="en-US"/>
+        </w:rPr>
+      </w:r>
+      <w:r>
+        <mc:AlternateContent>
+          <mc:Choice Requires="wpg">
+            <w:drawing>
+              <wp:anchor xmlns:wp="http://schemas.openxmlformats.org/drawingml/2006/wordprocessingDrawing" xmlns:wp14="http://schemas.microsoft.com/office/word/2010/wordprocessingDrawing" distT="0" distB="0" distL="115200" distR="115200" simplePos="0" relativeHeight="251837440" behindDoc="0" locked="0" layoutInCell="1" allowOverlap="1">
+                <wp:simplePos x="0" y="0"/>
+                <wp:positionH relativeFrom="column">
+                  <wp:posOffset>-123825</wp:posOffset>
+                </wp:positionH>
+                <wp:positionV relativeFrom="paragraph">
+                  <wp:posOffset>85725</wp:posOffset>
+                </wp:positionV>
+                <wp:extent cx="5940425" cy="6336453"/>
+                <wp:effectExtent l="0" t="0" r="0" b="0"/>
+                <wp:wrapTopAndBottom/>
+                <wp:docPr id="17" name=""/>
+                <wp:cNvGraphicFramePr>
+                  <a:graphicFrameLocks xmlns:a="http://schemas.openxmlformats.org/drawingml/2006/main" noChangeAspect="1"/>
+                </wp:cNvGraphicFramePr>
+                <a:graphic xmlns:a="http://schemas.openxmlformats.org/drawingml/2006/main">
+                  <a:graphicData uri="http://schemas.openxmlformats.org/drawingml/2006/picture">
+                    <pic:pic xmlns:pic="http://schemas.openxmlformats.org/drawingml/2006/picture">
+                      <pic:nvPicPr>
+                        <pic:cNvPr id="93583154" name=""/>
+                        <pic:cNvPicPr>
+                          <a:picLocks noChangeAspect="1"/>
+                        </pic:cNvPicPr>
+                        <pic:nvPr/>
+                      </pic:nvPicPr>
+                      <pic:blipFill>
+                        <a:blip r:embed="rId19"/>
+                        <a:stretch/>
+                      </pic:blipFill>
+                      <pic:spPr bwMode="auto">
+                        <a:xfrm>
+                          <a:off x="0" y="0"/>
+                          <a:ext cx="5940424" cy="6336453"/>
+                        </a:xfrm>
+                        <a:prstGeom prst="rect">
+                          <a:avLst/>
+                        </a:prstGeom>
+                      </pic:spPr>
+                    </pic:pic>
+                  </a:graphicData>
+                </a:graphic>
+              </wp:anchor>
+            </w:drawing>
+          </mc:Choice>
+          <mc:Fallback>
+            <w:pict>
+              <v:shapetype type="#_x0000_t75" o:spt="75" coordsize="21600,21600" o:preferrelative="t" path="m@4@5l@4@11@9@11@9@5xe">
+                <v:formulas>
+                  <v:f eqn="if lineDrawn pixelLineWidth 0"/>
+                  <v:f eqn="sum @0 1 0"/>
+                  <v:f eqn="sum 0 0 @1"/>
+                  <v:f eqn="prod @2 1 2"/>
+                  <v:f eqn="prod @3 21600 pixelWidth"/>
+                  <v:f eqn="prod @3 21600 pixelHeight"/>
+                  <v:f eqn="sum @0 0 1"/>
+                  <v:f eqn="prod @6 1 2"/>
+                  <v:f eqn="prod @7 21600 pixelWidth"/>
+                  <v:f eqn="sum @8 21600 0"/>
+                  <v:f eqn="prod @7 21600 pixelHeight"/>
+                  <v:f eqn="sum @10 21600 0"/>
+                </v:formulas>
+              </v:shapetype>
+              <v:shape id="_x0000_i16" o:spid="_x0000_s16" type="#_x0000_t75" style="position:absolute;z-index:251837440;o:allowoverlap:true;o:allowincell:true;mso-position-horizontal-relative:text;margin-left:-9.75pt;mso-position-horizontal:absolute;mso-position-vertical-relative:text;margin-top:6.75pt;mso-position-vertical:absolute;width:467.75pt;height:498.93pt;mso-wrap-distance-left:9.07pt;mso-wrap-distance-top:0.00pt;mso-wrap-distance-right:9.07pt;mso-wrap-distance-bottom:0.00pt;" stroked="false">
+                <v:path textboxrect="0,0,0,0"/>
+                <w10:wrap type="topAndBottom"/>
+                <v:imagedata r:id="rId19" o:title=""/>
+              </v:shape>
+            </w:pict>
+          </mc:Fallback>
+        </mc:AlternateContent>
+      </w:r>
+      <w:r>
+        <mc:AlternateContent>
+          <mc:Choice Requires="wpg">
+            <w:drawing>
+              <wp:anchor xmlns:wp="http://schemas.openxmlformats.org/drawingml/2006/wordprocessingDrawing" xmlns:wp14="http://schemas.microsoft.com/office/word/2010/wordprocessingDrawing" distT="0" distB="0" distL="114300" distR="114300" simplePos="0" relativeHeight="251706368" behindDoc="0" locked="0" layoutInCell="1" allowOverlap="1">
+                <wp:simplePos x="0" y="0"/>
+                <wp:positionH relativeFrom="margin">
+                  <wp:posOffset>1756031</wp:posOffset>
+                </wp:positionH>
+                <wp:positionV relativeFrom="paragraph">
+                  <wp:posOffset>6509073</wp:posOffset>
+                </wp:positionV>
+                <wp:extent cx="2542663" cy="362574"/>
+                <wp:effectExtent l="6350" t="6350" r="6350" b="6350"/>
+                <wp:wrapTopAndBottom/>
+                <wp:docPr id="18" name="Надпись 32"/>
+                <wp:cNvGraphicFramePr/>
+                <a:graphic xmlns:a="http://schemas.openxmlformats.org/drawingml/2006/main">
+                  <a:graphicData uri="http://schemas.microsoft.com/office/word/2010/wordprocessingShape">
+                    <wps:wsp>
+                      <wps:cNvPr id="0" name=""/>
+                      <wps:cNvSpPr txBox="1"/>
+                      <wps:spPr bwMode="auto">
+                        <a:xfrm rot="0" flipH="0" flipV="0">
+                          <a:off x="0" y="0"/>
+                          <a:ext cx="2542662" cy="362574"/>
+                        </a:xfrm>
+                        <a:prstGeom prst="rect">
+                          <a:avLst/>
+                        </a:prstGeom>
+                        <a:solidFill>
+                          <a:prstClr val="white"/>
+                        </a:solidFill>
+                        <a:ln>
+                          <a:noFill/>
+                        </a:ln>
+                      </wps:spPr>
+                      <wps:txbx>
+                        <w:txbxContent>
+                          <w:p>
+                            <w:pPr>
+                              <w:pStyle w:val="931"/>
+                              <w:ind w:firstLine="0"/>
+                              <w:spacing w:line="240" w:lineRule="auto"/>
+                              <w:rPr>
+                                <w:rFonts w:cs="Times New Roman"/>
+                                <w:b w:val="0"/>
+                                <w:bCs w:val="0"/>
+                                <w:i/>
+                                <w:iCs/>
+                                <w:color w:val="auto"/>
+                                <w:sz w:val="28"/>
+                                <w:szCs w:val="28"/>
+                              </w:rPr>
+                            </w:pPr>
+                            <w:r>
+                              <w:rPr>
+                                <w:b w:val="0"/>
+                                <w:bCs w:val="0"/>
+                                <w:color w:val="auto"/>
+                                <w:sz w:val="28"/>
+                                <w:szCs w:val="28"/>
+                              </w:rPr>
+                              <w:t xml:space="preserve">Рисунок 9</w:t>
+                            </w:r>
+                            <w:r>
+                              <w:rPr>
+                                <w:b w:val="0"/>
+                                <w:bCs w:val="0"/>
+                                <w:color w:val="auto"/>
+                                <w:sz w:val="28"/>
+                                <w:szCs w:val="28"/>
+                              </w:rPr>
+                              <w:t xml:space="preserve"> –</w:t>
+                            </w:r>
+                            <w:r>
+                              <w:rPr>
+                                <w:b w:val="0"/>
+                                <w:bCs w:val="0"/>
+                                <w:color w:val="auto"/>
+                                <w:sz w:val="28"/>
+                                <w:szCs w:val="28"/>
+                              </w:rPr>
+                              <w:t xml:space="preserve"> </w:t>
+                            </w:r>
+                            <w:r>
+                              <w:rPr>
+                                <w:b w:val="0"/>
+                                <w:bCs w:val="0"/>
+                                <w:color w:val="auto"/>
+                                <w:sz w:val="28"/>
+                                <w:szCs w:val="28"/>
+                              </w:rPr>
+                              <w:t xml:space="preserve">диаграмма классов</w:t>
+                            </w:r>
+                            <w:r>
+                              <w:rPr>
+                                <w:rFonts w:cs="Times New Roman"/>
+                                <w:b w:val="0"/>
+                                <w:bCs w:val="0"/>
+                                <w:i/>
+                                <w:iCs/>
+                                <w:color w:val="auto"/>
+                                <w:sz w:val="28"/>
+                                <w:szCs w:val="28"/>
+                              </w:rPr>
+                            </w:r>
+                            <w:r>
+                              <w:rPr>
+                                <w:rFonts w:cs="Times New Roman"/>
+                                <w:b w:val="0"/>
+                                <w:bCs w:val="0"/>
+                                <w:i/>
+                                <w:iCs/>
+                                <w:color w:val="auto"/>
+                                <w:sz w:val="28"/>
+                                <w:szCs w:val="28"/>
+                              </w:rPr>
+                            </w:r>
+                          </w:p>
+                        </w:txbxContent>
+                      </wps:txbx>
+                      <wps:bodyPr rot="0" spcFirstLastPara="0" vertOverflow="overflow" horzOverflow="overflow" vert="horz" wrap="square" lIns="36000" tIns="36000" rIns="36000" bIns="36000" numCol="1" spcCol="0" rtlCol="0" fromWordArt="0" anchor="t" anchorCtr="0" forceAA="0" compatLnSpc="1">
+                        <a:prstTxWarp prst="textNoShape"/>
+                        <a:noAutofit/>
+                      </wps:bodyPr>
+                    </wps:wsp>
+                  </a:graphicData>
+                </a:graphic>
+              </wp:anchor>
+            </w:drawing>
+          </mc:Choice>
+          <mc:Fallback>
+            <w:pict>
+              <v:shape id="shape 17" o:spid="_x0000_s17" o:spt="202" type="#_x0000_t202" style="position:absolute;z-index:251706368;o:allowoverlap:true;o:allowincell:true;mso-position-horizontal-relative:margin;margin-left:138.27pt;mso-position-horizontal:absolute;mso-position-vertical-relative:text;margin-top:512.53pt;mso-position-vertical:absolute;width:200.21pt;height:28.55pt;mso-wrap-distance-left:9.00pt;mso-wrap-distance-top:0.00pt;mso-wrap-distance-right:9.00pt;mso-wrap-distance-bottom:0.00pt;rotation:0;v-text-anchor:top;visibility:visible;" fillcolor="#FFFFFF" stroked="f">
+                <w10:wrap type="topAndBottom"/>
+                <v:textbox inset="0,0,0,0">
+                  <w:txbxContent>
+                    <w:p>
+                      <w:pPr>
+                        <w:pStyle w:val="931"/>
+                        <w:ind w:firstLine="0"/>
+                        <w:spacing w:line="240" w:lineRule="auto"/>
+                        <w:rPr>
+                          <w:rFonts w:cs="Times New Roman"/>
+                          <w:b w:val="0"/>
+                          <w:bCs w:val="0"/>
+                          <w:i/>
+                          <w:iCs/>
+                          <w:color w:val="auto"/>
+                          <w:sz w:val="28"/>
+                          <w:szCs w:val="28"/>
+                        </w:rPr>
+                      </w:pPr>
+                      <w:r>
+                        <w:rPr>
+                          <w:b w:val="0"/>
+                          <w:bCs w:val="0"/>
+                          <w:color w:val="auto"/>
+                          <w:sz w:val="28"/>
+                          <w:szCs w:val="28"/>
+                        </w:rPr>
+                        <w:t xml:space="preserve">Рисунок 9</w:t>
+                      </w:r>
+                      <w:r>
+                        <w:rPr>
+                          <w:b w:val="0"/>
+                          <w:bCs w:val="0"/>
+                          <w:color w:val="auto"/>
+                          <w:sz w:val="28"/>
+                          <w:szCs w:val="28"/>
+                        </w:rPr>
+                        <w:t xml:space="preserve"> –</w:t>
+                      </w:r>
+                      <w:r>
+                        <w:rPr>
+                          <w:b w:val="0"/>
+                          <w:bCs w:val="0"/>
+                          <w:color w:val="auto"/>
+                          <w:sz w:val="28"/>
+                          <w:szCs w:val="28"/>
+                        </w:rPr>
+                        <w:t xml:space="preserve"> </w:t>
+                      </w:r>
+                      <w:r>
+                        <w:rPr>
+                          <w:b w:val="0"/>
+                          <w:bCs w:val="0"/>
+                          <w:color w:val="auto"/>
+                          <w:sz w:val="28"/>
+                          <w:szCs w:val="28"/>
+                        </w:rPr>
+                        <w:t xml:space="preserve">диаграмма классов</w:t>
+                      </w:r>
+                      <w:r>
+                        <w:rPr>
+                          <w:rFonts w:cs="Times New Roman"/>
+                          <w:b w:val="0"/>
+                          <w:bCs w:val="0"/>
+                          <w:i/>
+                          <w:iCs/>
+                          <w:color w:val="auto"/>
+                          <w:sz w:val="28"/>
+                          <w:szCs w:val="28"/>
+                        </w:rPr>
+                      </w:r>
+                      <w:r>
+                        <w:rPr>
+                          <w:rFonts w:cs="Times New Roman"/>
+                          <w:b w:val="0"/>
+                          <w:bCs w:val="0"/>
+                          <w:i/>
+                          <w:iCs/>
+                          <w:color w:val="auto"/>
+                          <w:sz w:val="28"/>
+                          <w:szCs w:val="28"/>
+                        </w:rPr>
+                      </w:r>
+                    </w:p>
+                  </w:txbxContent>
+                </v:textbox>
+              </v:shape>
+            </w:pict>
+          </mc:Fallback>
+        </mc:AlternateContent>
+      </w:r>
+      <w:r/>
+      <w:r>
+        <w:rPr>
+          <w:highlight w:val="none"/>
+          <w:lang w:val="en-US"/>
+        </w:rPr>
+      </w:r>
+      <w:r>
+        <w:rPr>
+          <w:highlight w:val="none"/>
+          <w:lang w:val="en-US"/>
         </w:rPr>
       </w:r>
     </w:p>
     <w:p>
       <w:pPr>
-        <w:pStyle w:val="874"/>
+        <w:pStyle w:val="880"/>
         <w:rPr>
           <w:highlight w:val="none"/>
         </w:rPr>
@@ -10837,7 +12360,7 @@
     </w:p>
     <w:p>
       <w:pPr>
-        <w:pStyle w:val="874"/>
+        <w:pStyle w:val="880"/>
         <w:rPr>
           <w:highlight w:val="none"/>
         </w:rPr>
@@ -10860,7 +12383,7 @@
     </w:p>
     <w:p>
       <w:pPr>
-        <w:pStyle w:val="874"/>
+        <w:pStyle w:val="880"/>
         <w:rPr>
           <w:highlight w:val="none"/>
         </w:rPr>
@@ -10883,7 +12406,7 @@
     </w:p>
     <w:p>
       <w:pPr>
-        <w:pStyle w:val="874"/>
+        <w:pStyle w:val="880"/>
         <w:rPr>
           <w:highlight w:val="none"/>
         </w:rPr>
@@ -10906,7 +12429,7 @@
     </w:p>
     <w:p>
       <w:pPr>
-        <w:pStyle w:val="874"/>
+        <w:pStyle w:val="880"/>
         <w:rPr>
           <w:highlight w:val="none"/>
         </w:rPr>
@@ -10929,7 +12452,7 @@
     </w:p>
     <w:p>
       <w:pPr>
-        <w:pStyle w:val="874"/>
+        <w:pStyle w:val="880"/>
         <w:rPr>
           <w:highlight w:val="none"/>
         </w:rPr>
@@ -10952,7 +12475,7 @@
     </w:p>
     <w:p>
       <w:pPr>
-        <w:pStyle w:val="874"/>
+        <w:pStyle w:val="880"/>
         <w:rPr>
           <w:highlight w:val="none"/>
         </w:rPr>
@@ -10975,7 +12498,329 @@
     </w:p>
     <w:p>
       <w:pPr>
-        <w:pStyle w:val="874"/>
+        <w:pStyle w:val="880"/>
+        <w:rPr>
+          <w:highlight w:val="none"/>
+        </w:rPr>
+      </w:pPr>
+      <w:r>
+        <w:rPr>
+          <w:highlight w:val="none"/>
+        </w:rPr>
+      </w:r>
+      <w:r>
+        <w:rPr>
+          <w:highlight w:val="none"/>
+        </w:rPr>
+      </w:r>
+      <w:r>
+        <w:rPr>
+          <w:highlight w:val="none"/>
+        </w:rPr>
+      </w:r>
+    </w:p>
+    <w:p>
+      <w:pPr>
+        <w:pStyle w:val="880"/>
+        <w:rPr>
+          <w:highlight w:val="none"/>
+        </w:rPr>
+      </w:pPr>
+      <w:r>
+        <w:rPr>
+          <w:highlight w:val="none"/>
+        </w:rPr>
+      </w:r>
+      <w:r>
+        <w:rPr>
+          <w:highlight w:val="none"/>
+        </w:rPr>
+      </w:r>
+      <w:r>
+        <w:rPr>
+          <w:highlight w:val="none"/>
+        </w:rPr>
+      </w:r>
+    </w:p>
+    <w:p>
+      <w:pPr>
+        <w:pStyle w:val="880"/>
+        <w:rPr>
+          <w:highlight w:val="none"/>
+        </w:rPr>
+      </w:pPr>
+      <w:r>
+        <w:rPr>
+          <w:highlight w:val="none"/>
+        </w:rPr>
+      </w:r>
+      <w:r>
+        <w:rPr>
+          <w:highlight w:val="none"/>
+        </w:rPr>
+      </w:r>
+      <w:r>
+        <w:rPr>
+          <w:highlight w:val="none"/>
+        </w:rPr>
+      </w:r>
+    </w:p>
+    <w:p>
+      <w:pPr>
+        <w:pStyle w:val="880"/>
+        <w:rPr>
+          <w:highlight w:val="none"/>
+        </w:rPr>
+      </w:pPr>
+      <w:r>
+        <w:rPr>
+          <w:highlight w:val="none"/>
+        </w:rPr>
+      </w:r>
+      <w:r>
+        <w:rPr>
+          <w:highlight w:val="none"/>
+        </w:rPr>
+      </w:r>
+      <w:r>
+        <w:rPr>
+          <w:highlight w:val="none"/>
+        </w:rPr>
+      </w:r>
+    </w:p>
+    <w:p>
+      <w:pPr>
+        <w:pStyle w:val="880"/>
+        <w:rPr>
+          <w:highlight w:val="none"/>
+        </w:rPr>
+      </w:pPr>
+      <w:r>
+        <w:rPr>
+          <w:highlight w:val="none"/>
+        </w:rPr>
+      </w:r>
+      <w:r>
+        <w:rPr>
+          <w:highlight w:val="none"/>
+        </w:rPr>
+      </w:r>
+      <w:r>
+        <w:rPr>
+          <w:highlight w:val="none"/>
+        </w:rPr>
+      </w:r>
+    </w:p>
+    <w:p>
+      <w:pPr>
+        <w:pStyle w:val="880"/>
+        <w:rPr>
+          <w:highlight w:val="none"/>
+        </w:rPr>
+      </w:pPr>
+      <w:r>
+        <w:rPr>
+          <w:highlight w:val="none"/>
+        </w:rPr>
+      </w:r>
+      <w:r>
+        <w:rPr>
+          <w:highlight w:val="none"/>
+        </w:rPr>
+      </w:r>
+      <w:r>
+        <w:rPr>
+          <w:highlight w:val="none"/>
+        </w:rPr>
+      </w:r>
+    </w:p>
+    <w:p>
+      <w:pPr>
+        <w:pStyle w:val="880"/>
+        <w:rPr>
+          <w:highlight w:val="none"/>
+        </w:rPr>
+      </w:pPr>
+      <w:r>
+        <w:rPr>
+          <w:highlight w:val="none"/>
+        </w:rPr>
+      </w:r>
+      <w:r>
+        <w:rPr>
+          <w:highlight w:val="none"/>
+        </w:rPr>
+      </w:r>
+      <w:r>
+        <w:rPr>
+          <w:highlight w:val="none"/>
+        </w:rPr>
+      </w:r>
+    </w:p>
+    <w:p>
+      <w:pPr>
+        <w:pStyle w:val="880"/>
+        <w:rPr>
+          <w:highlight w:val="none"/>
+        </w:rPr>
+      </w:pPr>
+      <w:r>
+        <w:rPr>
+          <w:highlight w:val="none"/>
+        </w:rPr>
+      </w:r>
+      <w:r>
+        <w:rPr>
+          <w:highlight w:val="none"/>
+        </w:rPr>
+      </w:r>
+      <w:r>
+        <w:rPr>
+          <w:highlight w:val="none"/>
+        </w:rPr>
+      </w:r>
+    </w:p>
+    <w:p>
+      <w:pPr>
+        <w:pStyle w:val="880"/>
+        <w:rPr>
+          <w:highlight w:val="none"/>
+        </w:rPr>
+      </w:pPr>
+      <w:r>
+        <w:rPr>
+          <w:highlight w:val="none"/>
+        </w:rPr>
+      </w:r>
+      <w:r>
+        <w:rPr>
+          <w:highlight w:val="none"/>
+        </w:rPr>
+      </w:r>
+      <w:r>
+        <w:rPr>
+          <w:highlight w:val="none"/>
+        </w:rPr>
+      </w:r>
+    </w:p>
+    <w:p>
+      <w:pPr>
+        <w:pStyle w:val="880"/>
+        <w:rPr>
+          <w:highlight w:val="none"/>
+        </w:rPr>
+      </w:pPr>
+      <w:r>
+        <w:rPr>
+          <w:highlight w:val="none"/>
+        </w:rPr>
+      </w:r>
+      <w:r>
+        <w:rPr>
+          <w:highlight w:val="none"/>
+        </w:rPr>
+      </w:r>
+      <w:r>
+        <w:rPr>
+          <w:highlight w:val="none"/>
+        </w:rPr>
+      </w:r>
+    </w:p>
+    <w:p>
+      <w:pPr>
+        <w:pStyle w:val="880"/>
+        <w:rPr>
+          <w:highlight w:val="none"/>
+        </w:rPr>
+      </w:pPr>
+      <w:r>
+        <w:rPr>
+          <w:highlight w:val="none"/>
+        </w:rPr>
+      </w:r>
+      <w:r>
+        <w:rPr>
+          <w:highlight w:val="none"/>
+        </w:rPr>
+      </w:r>
+      <w:r>
+        <w:rPr>
+          <w:highlight w:val="none"/>
+        </w:rPr>
+      </w:r>
+    </w:p>
+    <w:p>
+      <w:pPr>
+        <w:pStyle w:val="880"/>
+        <w:rPr>
+          <w:highlight w:val="none"/>
+        </w:rPr>
+      </w:pPr>
+      <w:r>
+        <w:rPr>
+          <w:highlight w:val="none"/>
+        </w:rPr>
+      </w:r>
+      <w:r>
+        <w:rPr>
+          <w:highlight w:val="none"/>
+        </w:rPr>
+      </w:r>
+      <w:r>
+        <w:rPr>
+          <w:highlight w:val="none"/>
+        </w:rPr>
+      </w:r>
+    </w:p>
+    <w:p>
+      <w:pPr>
+        <w:pStyle w:val="880"/>
+        <w:rPr>
+          <w:highlight w:val="none"/>
+        </w:rPr>
+      </w:pPr>
+      <w:r>
+        <w:rPr>
+          <w:highlight w:val="none"/>
+        </w:rPr>
+      </w:r>
+      <w:r>
+        <w:rPr>
+          <w:highlight w:val="none"/>
+        </w:rPr>
+      </w:r>
+      <w:r>
+        <w:rPr>
+          <w:highlight w:val="none"/>
+        </w:rPr>
+      </w:r>
+    </w:p>
+    <w:p>
+      <w:pPr>
+        <w:pStyle w:val="880"/>
+        <w:rPr>
+          <w:highlight w:val="none"/>
+        </w:rPr>
+      </w:pPr>
+      <w:r>
+        <w:rPr>
+          <w:highlight w:val="none"/>
+        </w:rPr>
+      </w:r>
+      <w:r>
+        <w:rPr>
+          <w:highlight w:val="none"/>
+        </w:rPr>
+      </w:r>
+      <w:r>
+        <w:rPr>
+          <w:highlight w:val="none"/>
+        </w:rPr>
+      </w:r>
+    </w:p>
+    <w:p>
+      <w:pPr>
+        <w:pStyle w:val="880"/>
       </w:pPr>
       <w:r/>
       <w:bookmarkStart w:id="10" w:name="_Toc10"/>
@@ -10997,7 +12842,7 @@
     </w:p>
     <w:p>
       <w:pPr>
-        <w:pStyle w:val="874"/>
+        <w:pStyle w:val="880"/>
       </w:pPr>
       <w:r/>
       <w:bookmarkStart w:id="11" w:name="_Toc11"/>
@@ -11016,7 +12861,7 @@
                 <wp:extent cx="5940425" cy="4198701"/>
                 <wp:effectExtent l="0" t="0" r="0" b="0"/>
                 <wp:wrapTopAndBottom/>
-                <wp:docPr id="15" name=""/>
+                <wp:docPr id="19" name=""/>
                 <wp:cNvGraphicFramePr>
                   <a:graphicFrameLocks xmlns:a="http://schemas.openxmlformats.org/drawingml/2006/main" noChangeAspect="1"/>
                 </wp:cNvGraphicFramePr>
@@ -11031,7 +12876,7 @@
                         <pic:nvPr/>
                       </pic:nvPicPr>
                       <pic:blipFill>
-                        <a:blip r:embed="rId18"/>
+                        <a:blip r:embed="rId20"/>
                         <a:stretch/>
                       </pic:blipFill>
                       <pic:spPr bwMode="auto">
@@ -11067,10 +12912,10 @@
                   <v:f eqn="sum @10 21600 0"/>
                 </v:formulas>
               </v:shapetype>
-              <v:shape id="_x0000_i14" o:spid="_x0000_s14" type="#_x0000_t75" style="position:absolute;z-index:2048;o:allowoverlap:true;o:allowincell:true;mso-position-horizontal-relative:margin;margin-left:0.00pt;mso-position-horizontal:absolute;mso-position-vertical-relative:text;margin-top:27.64pt;mso-position-vertical:absolute;width:467.75pt;height:330.61pt;mso-wrap-distance-left:9.07pt;mso-wrap-distance-top:0.00pt;mso-wrap-distance-right:9.07pt;mso-wrap-distance-bottom:0.00pt;rotation:0;" stroked="false">
+              <v:shape id="_x0000_i18" o:spid="_x0000_s18" type="#_x0000_t75" style="position:absolute;z-index:2048;o:allowoverlap:true;o:allowincell:true;mso-position-horizontal-relative:margin;margin-left:0.00pt;mso-position-horizontal:absolute;mso-position-vertical-relative:text;margin-top:27.64pt;mso-position-vertical:absolute;width:467.75pt;height:330.61pt;mso-wrap-distance-left:9.07pt;mso-wrap-distance-top:0.00pt;mso-wrap-distance-right:9.07pt;mso-wrap-distance-bottom:0.00pt;rotation:0;" stroked="false">
                 <v:path textboxrect="0,0,0,0"/>
                 <w10:wrap type="topAndBottom"/>
-                <v:imagedata r:id="rId18" o:title=""/>
+                <v:imagedata r:id="rId20" o:title=""/>
               </v:shape>
             </w:pict>
           </mc:Fallback>
@@ -11099,7 +12944,7 @@
                 <wp:extent cx="4171950" cy="362574"/>
                 <wp:effectExtent l="6350" t="6350" r="6350" b="6350"/>
                 <wp:wrapTopAndBottom/>
-                <wp:docPr id="16" name="Надпись 32"/>
+                <wp:docPr id="20" name="Надпись 32"/>
                 <wp:cNvGraphicFramePr/>
                 <a:graphic xmlns:a="http://schemas.openxmlformats.org/drawingml/2006/main">
                   <a:graphicData uri="http://schemas.microsoft.com/office/word/2010/wordprocessingShape">
@@ -11125,7 +12970,7 @@
                         <w:txbxContent>
                           <w:p>
                             <w:pPr>
-                              <w:pStyle w:val="925"/>
+                              <w:pStyle w:val="931"/>
                               <w:ind w:firstLine="0"/>
                               <w:spacing w:line="240" w:lineRule="auto"/>
                               <w:rPr>
@@ -11218,13 +13063,13 @@
           </mc:Choice>
           <mc:Fallback>
             <w:pict>
-              <v:shape id="shape 15" o:spid="_x0000_s15" o:spt="202" type="#_x0000_t202" style="position:absolute;z-index:251706368;o:allowoverlap:true;o:allowincell:true;mso-position-horizontal-relative:margin;margin-left:79.28pt;mso-position-horizontal:absolute;mso-position-vertical-relative:text;margin-top:324.65pt;mso-position-vertical:absolute;width:328.50pt;height:28.55pt;mso-wrap-distance-left:9.00pt;mso-wrap-distance-top:0.00pt;mso-wrap-distance-right:9.00pt;mso-wrap-distance-bottom:0.00pt;rotation:0;v-text-anchor:top;visibility:visible;" fillcolor="#FFFFFF" stroked="f">
+              <v:shape id="shape 19" o:spid="_x0000_s19" o:spt="202" type="#_x0000_t202" style="position:absolute;z-index:251706368;o:allowoverlap:true;o:allowincell:true;mso-position-horizontal-relative:margin;margin-left:79.28pt;mso-position-horizontal:absolute;mso-position-vertical-relative:text;margin-top:324.65pt;mso-position-vertical:absolute;width:328.50pt;height:28.55pt;mso-wrap-distance-left:9.00pt;mso-wrap-distance-top:0.00pt;mso-wrap-distance-right:9.00pt;mso-wrap-distance-bottom:0.00pt;rotation:0;v-text-anchor:top;visibility:visible;" fillcolor="#FFFFFF" stroked="f">
                 <w10:wrap type="topAndBottom"/>
                 <v:textbox inset="0,0,0,0">
                   <w:txbxContent>
                     <w:p>
                       <w:pPr>
-                        <w:pStyle w:val="925"/>
+                        <w:pStyle w:val="931"/>
                         <w:ind w:firstLine="0"/>
                         <w:spacing w:line="240" w:lineRule="auto"/>
                         <w:rPr>
@@ -11327,7 +13172,7 @@
     </w:p>
     <w:p>
       <w:pPr>
-        <w:pStyle w:val="874"/>
+        <w:pStyle w:val="880"/>
         <w:rPr>
           <w14:ligatures w14:val="none"/>
         </w:rPr>
@@ -11942,7 +13787,7 @@
     </w:p>
     <w:p>
       <w:pPr>
-        <w:pStyle w:val="1066"/>
+        <w:pStyle w:val="1072"/>
         <w:numPr>
           <w:ilvl w:val="0"/>
           <w:numId w:val="81"/>
@@ -11990,7 +13835,7 @@
     </w:p>
     <w:p>
       <w:pPr>
-        <w:pStyle w:val="1066"/>
+        <w:pStyle w:val="1072"/>
         <w:numPr>
           <w:ilvl w:val="0"/>
           <w:numId w:val="81"/>
@@ -12038,7 +13883,7 @@
     </w:p>
     <w:p>
       <w:pPr>
-        <w:pStyle w:val="1066"/>
+        <w:pStyle w:val="1072"/>
         <w:numPr>
           <w:ilvl w:val="0"/>
           <w:numId w:val="81"/>
@@ -12086,7 +13931,7 @@
     </w:p>
     <w:p>
       <w:pPr>
-        <w:pStyle w:val="1066"/>
+        <w:pStyle w:val="1072"/>
         <w:numPr>
           <w:ilvl w:val="0"/>
           <w:numId w:val="81"/>
@@ -12195,7 +14040,7 @@
     </w:p>
     <w:p>
       <w:pPr>
-        <w:pStyle w:val="1066"/>
+        <w:pStyle w:val="1072"/>
         <w:numPr>
           <w:ilvl w:val="0"/>
           <w:numId w:val="82"/>
@@ -12243,7 +14088,7 @@
     </w:p>
     <w:p>
       <w:pPr>
-        <w:pStyle w:val="1066"/>
+        <w:pStyle w:val="1072"/>
         <w:numPr>
           <w:ilvl w:val="0"/>
           <w:numId w:val="82"/>
@@ -12291,7 +14136,7 @@
     </w:p>
     <w:p>
       <w:pPr>
-        <w:pStyle w:val="1066"/>
+        <w:pStyle w:val="1072"/>
         <w:numPr>
           <w:ilvl w:val="0"/>
           <w:numId w:val="82"/>
@@ -12581,7 +14426,7 @@
     </w:p>
     <w:tbl>
       <w:tblPr>
-        <w:tblStyle w:val="1068"/>
+        <w:tblStyle w:val="1074"/>
         <w:tblW w:w="0" w:type="auto"/>
         <w:tblLayout w:type="fixed"/>
         <w:tblLook w:val="04A0" w:firstRow="1" w:lastRow="0" w:firstColumn="1" w:lastColumn="0" w:noHBand="0" w:noVBand="1"/>
@@ -13846,7 +15691,7 @@
     </w:p>
     <w:p>
       <w:pPr>
-        <w:pStyle w:val="1066"/>
+        <w:pStyle w:val="1072"/>
         <w:numPr>
           <w:ilvl w:val="0"/>
           <w:numId w:val="80"/>
@@ -13967,7 +15812,7 @@
     </w:p>
     <w:p>
       <w:pPr>
-        <w:pStyle w:val="1066"/>
+        <w:pStyle w:val="1072"/>
         <w:numPr>
           <w:ilvl w:val="0"/>
           <w:numId w:val="80"/>
@@ -14044,7 +15889,7 @@
     </w:p>
     <w:p>
       <w:pPr>
-        <w:pStyle w:val="1066"/>
+        <w:pStyle w:val="1072"/>
         <w:numPr>
           <w:ilvl w:val="0"/>
           <w:numId w:val="80"/>
@@ -14274,7 +16119,7 @@
     </w:p>
     <w:p>
       <w:pPr>
-        <w:pStyle w:val="1066"/>
+        <w:pStyle w:val="1072"/>
         <w:numPr>
           <w:ilvl w:val="0"/>
           <w:numId w:val="83"/>
@@ -14306,7 +16151,7 @@
     </w:p>
     <w:p>
       <w:pPr>
-        <w:pStyle w:val="1066"/>
+        <w:pStyle w:val="1072"/>
         <w:numPr>
           <w:ilvl w:val="0"/>
           <w:numId w:val="83"/>
@@ -14338,7 +16183,7 @@
     </w:p>
     <w:p>
       <w:pPr>
-        <w:pStyle w:val="1066"/>
+        <w:pStyle w:val="1072"/>
         <w:numPr>
           <w:ilvl w:val="0"/>
           <w:numId w:val="83"/>
@@ -14370,7 +16215,7 @@
     </w:p>
     <w:p>
       <w:pPr>
-        <w:pStyle w:val="1066"/>
+        <w:pStyle w:val="1072"/>
         <w:numPr>
           <w:ilvl w:val="0"/>
           <w:numId w:val="83"/>
@@ -14478,7 +16323,7 @@
     </w:p>
     <w:p>
       <w:pPr>
-        <w:pStyle w:val="1066"/>
+        <w:pStyle w:val="1072"/>
         <w:numPr>
           <w:ilvl w:val="0"/>
           <w:numId w:val="84"/>
@@ -14519,7 +16364,7 @@
     </w:p>
     <w:p>
       <w:pPr>
-        <w:pStyle w:val="1066"/>
+        <w:pStyle w:val="1072"/>
         <w:numPr>
           <w:ilvl w:val="0"/>
           <w:numId w:val="84"/>
@@ -14551,7 +16396,7 @@
     </w:p>
     <w:p>
       <w:pPr>
-        <w:pStyle w:val="1066"/>
+        <w:pStyle w:val="1072"/>
         <w:numPr>
           <w:ilvl w:val="0"/>
           <w:numId w:val="84"/>
@@ -14583,7 +16428,7 @@
     </w:p>
     <w:p>
       <w:pPr>
-        <w:pStyle w:val="1066"/>
+        <w:pStyle w:val="1072"/>
         <w:numPr>
           <w:ilvl w:val="0"/>
           <w:numId w:val="84"/>
@@ -14641,7 +16486,7 @@
     </w:p>
     <w:p>
       <w:pPr>
-        <w:pStyle w:val="1066"/>
+        <w:pStyle w:val="1072"/>
         <w:numPr>
           <w:ilvl w:val="0"/>
           <w:numId w:val="85"/>
@@ -14691,7 +16536,7 @@
     </w:p>
     <w:p>
       <w:pPr>
-        <w:pStyle w:val="1066"/>
+        <w:pStyle w:val="1072"/>
         <w:numPr>
           <w:ilvl w:val="0"/>
           <w:numId w:val="85"/>
@@ -14732,7 +16577,7 @@
     </w:p>
     <w:p>
       <w:pPr>
-        <w:pStyle w:val="1066"/>
+        <w:pStyle w:val="1072"/>
         <w:numPr>
           <w:ilvl w:val="0"/>
           <w:numId w:val="85"/>
@@ -14791,7 +16636,7 @@
     </w:p>
     <w:p>
       <w:pPr>
-        <w:pStyle w:val="1066"/>
+        <w:pStyle w:val="1072"/>
         <w:numPr>
           <w:ilvl w:val="0"/>
           <w:numId w:val="85"/>
@@ -14823,7 +16668,7 @@
     </w:p>
     <w:p>
       <w:pPr>
-        <w:pStyle w:val="1066"/>
+        <w:pStyle w:val="1072"/>
         <w:numPr>
           <w:ilvl w:val="0"/>
           <w:numId w:val="85"/>
@@ -14854,7 +16699,7 @@
     </w:p>
     <w:p>
       <w:pPr>
-        <w:pStyle w:val="1066"/>
+        <w:pStyle w:val="1072"/>
         <w:numPr>
           <w:ilvl w:val="0"/>
           <w:numId w:val="85"/>
@@ -15006,7 +16851,7 @@
     </w:p>
     <w:p>
       <w:pPr>
-        <w:pStyle w:val="1066"/>
+        <w:pStyle w:val="1072"/>
         <w:numPr>
           <w:ilvl w:val="0"/>
           <w:numId w:val="86"/>
@@ -15065,7 +16910,7 @@
     </w:p>
     <w:p>
       <w:pPr>
-        <w:pStyle w:val="1066"/>
+        <w:pStyle w:val="1072"/>
         <w:numPr>
           <w:ilvl w:val="0"/>
           <w:numId w:val="86"/>
@@ -15097,7 +16942,7 @@
     </w:p>
     <w:p>
       <w:pPr>
-        <w:pStyle w:val="1066"/>
+        <w:pStyle w:val="1072"/>
         <w:numPr>
           <w:ilvl w:val="0"/>
           <w:numId w:val="86"/>
@@ -15177,7 +17022,7 @@
     </w:p>
     <w:p>
       <w:pPr>
-        <w:pStyle w:val="1066"/>
+        <w:pStyle w:val="1072"/>
         <w:numPr>
           <w:ilvl w:val="0"/>
           <w:numId w:val="87"/>
@@ -15217,7 +17062,7 @@
     </w:p>
     <w:p>
       <w:pPr>
-        <w:pStyle w:val="1066"/>
+        <w:pStyle w:val="1072"/>
         <w:numPr>
           <w:ilvl w:val="0"/>
           <w:numId w:val="87"/>
@@ -15249,7 +17094,7 @@
     </w:p>
     <w:p>
       <w:pPr>
-        <w:pStyle w:val="1066"/>
+        <w:pStyle w:val="1072"/>
         <w:numPr>
           <w:ilvl w:val="0"/>
           <w:numId w:val="87"/>
@@ -15316,7 +17161,7 @@
     </w:p>
     <w:p>
       <w:pPr>
-        <w:pStyle w:val="1066"/>
+        <w:pStyle w:val="1072"/>
         <w:numPr>
           <w:ilvl w:val="0"/>
           <w:numId w:val="88"/>
@@ -15357,7 +17202,7 @@
     </w:p>
     <w:p>
       <w:pPr>
-        <w:pStyle w:val="1066"/>
+        <w:pStyle w:val="1072"/>
         <w:numPr>
           <w:ilvl w:val="0"/>
           <w:numId w:val="88"/>
@@ -15398,7 +17243,7 @@
     </w:p>
     <w:p>
       <w:pPr>
-        <w:pStyle w:val="1066"/>
+        <w:pStyle w:val="1072"/>
         <w:numPr>
           <w:ilvl w:val="0"/>
           <w:numId w:val="88"/>
@@ -15430,7 +17275,7 @@
     </w:p>
     <w:p>
       <w:pPr>
-        <w:pStyle w:val="1066"/>
+        <w:pStyle w:val="1072"/>
         <w:numPr>
           <w:ilvl w:val="0"/>
           <w:numId w:val="88"/>
@@ -15630,7 +17475,7 @@
     </w:p>
     <w:p>
       <w:pPr>
-        <w:pStyle w:val="1066"/>
+        <w:pStyle w:val="1072"/>
         <w:numPr>
           <w:ilvl w:val="0"/>
           <w:numId w:val="96"/>
@@ -15674,7 +17519,7 @@
     </w:p>
     <w:p>
       <w:pPr>
-        <w:pStyle w:val="1066"/>
+        <w:pStyle w:val="1072"/>
         <w:numPr>
           <w:ilvl w:val="0"/>
           <w:numId w:val="96"/>
@@ -15718,7 +17563,7 @@
     </w:p>
     <w:p>
       <w:pPr>
-        <w:pStyle w:val="1066"/>
+        <w:pStyle w:val="1072"/>
         <w:numPr>
           <w:ilvl w:val="0"/>
           <w:numId w:val="96"/>
@@ -15762,7 +17607,7 @@
     </w:p>
     <w:p>
       <w:pPr>
-        <w:pStyle w:val="1066"/>
+        <w:pStyle w:val="1072"/>
         <w:numPr>
           <w:ilvl w:val="0"/>
           <w:numId w:val="96"/>
@@ -15806,7 +17651,7 @@
     </w:p>
     <w:p>
       <w:pPr>
-        <w:pStyle w:val="1066"/>
+        <w:pStyle w:val="1072"/>
         <w:numPr>
           <w:ilvl w:val="0"/>
           <w:numId w:val="96"/>
@@ -16069,7 +17914,7 @@
     </w:p>
     <w:p>
       <w:pPr>
-        <w:pStyle w:val="1066"/>
+        <w:pStyle w:val="1072"/>
         <w:numPr>
           <w:ilvl w:val="0"/>
           <w:numId w:val="89"/>
@@ -16117,7 +17962,7 @@
     </w:p>
     <w:p>
       <w:pPr>
-        <w:pStyle w:val="1066"/>
+        <w:pStyle w:val="1072"/>
         <w:numPr>
           <w:ilvl w:val="0"/>
           <w:numId w:val="89"/>
@@ -16165,7 +18010,7 @@
     </w:p>
     <w:p>
       <w:pPr>
-        <w:pStyle w:val="1066"/>
+        <w:pStyle w:val="1072"/>
         <w:numPr>
           <w:ilvl w:val="0"/>
           <w:numId w:val="89"/>
@@ -16213,7 +18058,7 @@
     </w:p>
     <w:p>
       <w:pPr>
-        <w:pStyle w:val="1066"/>
+        <w:pStyle w:val="1072"/>
         <w:numPr>
           <w:ilvl w:val="0"/>
           <w:numId w:val="89"/>
@@ -16452,7 +18297,7 @@
     </w:p>
     <w:p>
       <w:pPr>
-        <w:pStyle w:val="1066"/>
+        <w:pStyle w:val="1072"/>
         <w:numPr>
           <w:ilvl w:val="0"/>
           <w:numId w:val="90"/>
@@ -16500,7 +18345,7 @@
     </w:p>
     <w:p>
       <w:pPr>
-        <w:pStyle w:val="1066"/>
+        <w:pStyle w:val="1072"/>
         <w:numPr>
           <w:ilvl w:val="0"/>
           <w:numId w:val="90"/>
@@ -16548,7 +18393,7 @@
     </w:p>
     <w:p>
       <w:pPr>
-        <w:pStyle w:val="1066"/>
+        <w:pStyle w:val="1072"/>
         <w:numPr>
           <w:ilvl w:val="0"/>
           <w:numId w:val="90"/>
@@ -16596,7 +18441,7 @@
     </w:p>
     <w:p>
       <w:pPr>
-        <w:pStyle w:val="1066"/>
+        <w:pStyle w:val="1072"/>
         <w:numPr>
           <w:ilvl w:val="0"/>
           <w:numId w:val="90"/>
@@ -16644,7 +18489,7 @@
     </w:p>
     <w:p>
       <w:pPr>
-        <w:pStyle w:val="1066"/>
+        <w:pStyle w:val="1072"/>
         <w:numPr>
           <w:ilvl w:val="0"/>
           <w:numId w:val="90"/>
@@ -16692,7 +18537,7 @@
     </w:p>
     <w:p>
       <w:pPr>
-        <w:pStyle w:val="1066"/>
+        <w:pStyle w:val="1072"/>
         <w:numPr>
           <w:ilvl w:val="0"/>
           <w:numId w:val="90"/>
@@ -16855,7 +18700,7 @@
     </w:p>
     <w:p>
       <w:pPr>
-        <w:pStyle w:val="1066"/>
+        <w:pStyle w:val="1072"/>
         <w:numPr>
           <w:ilvl w:val="0"/>
           <w:numId w:val="91"/>
@@ -16887,7 +18732,7 @@
     </w:p>
     <w:p>
       <w:pPr>
-        <w:pStyle w:val="1066"/>
+        <w:pStyle w:val="1072"/>
         <w:numPr>
           <w:ilvl w:val="0"/>
           <w:numId w:val="91"/>
@@ -17051,7 +18896,7 @@
     </w:p>
     <w:p>
       <w:pPr>
-        <w:pStyle w:val="1066"/>
+        <w:pStyle w:val="1072"/>
         <w:numPr>
           <w:ilvl w:val="0"/>
           <w:numId w:val="92"/>
@@ -17073,7 +18918,7 @@
     </w:p>
     <w:p>
       <w:pPr>
-        <w:pStyle w:val="1066"/>
+        <w:pStyle w:val="1072"/>
         <w:numPr>
           <w:ilvl w:val="0"/>
           <w:numId w:val="92"/>
@@ -17095,7 +18940,7 @@
     </w:p>
     <w:p>
       <w:pPr>
-        <w:pStyle w:val="1066"/>
+        <w:pStyle w:val="1072"/>
         <w:numPr>
           <w:ilvl w:val="0"/>
           <w:numId w:val="92"/>
@@ -17163,7 +19008,7 @@
     </w:p>
     <w:p>
       <w:pPr>
-        <w:pStyle w:val="925"/>
+        <w:pStyle w:val="931"/>
         <w:keepNext/>
         <w:spacing w:after="0" w:afterAutospacing="0"/>
         <w:rPr>
@@ -17214,7 +19059,7 @@
     </w:p>
     <w:p>
       <w:pPr>
-        <w:pStyle w:val="925"/>
+        <w:pStyle w:val="931"/>
         <w:ind w:firstLine="0"/>
         <w:keepNext/>
         <w:spacing w:after="0" w:afterAutospacing="0"/>
@@ -17373,7 +19218,7 @@
     </w:p>
     <w:tbl>
       <w:tblPr>
-        <w:tblStyle w:val="1068"/>
+        <w:tblStyle w:val="1074"/>
         <w:tblW w:w="0" w:type="auto"/>
         <w:tblLook w:val="04A0" w:firstRow="1" w:lastRow="0" w:firstColumn="1" w:lastColumn="0" w:noHBand="0" w:noVBand="1"/>
       </w:tblPr>
@@ -18685,7 +20530,7 @@
     </w:p>
     <w:p>
       <w:pPr>
-        <w:pStyle w:val="1066"/>
+        <w:pStyle w:val="1072"/>
         <w:numPr>
           <w:ilvl w:val="0"/>
           <w:numId w:val="93"/>
@@ -18769,7 +20614,7 @@
     </w:p>
     <w:p>
       <w:pPr>
-        <w:pStyle w:val="1066"/>
+        <w:pStyle w:val="1072"/>
         <w:numPr>
           <w:ilvl w:val="0"/>
           <w:numId w:val="93"/>
@@ -18993,7 +20838,7 @@
     </w:p>
     <w:p>
       <w:pPr>
-        <w:pStyle w:val="1066"/>
+        <w:pStyle w:val="1072"/>
         <w:numPr>
           <w:ilvl w:val="0"/>
           <w:numId w:val="97"/>
@@ -19045,7 +20890,7 @@
     </w:p>
     <w:p>
       <w:pPr>
-        <w:pStyle w:val="1066"/>
+        <w:pStyle w:val="1072"/>
         <w:numPr>
           <w:ilvl w:val="0"/>
           <w:numId w:val="97"/>
@@ -19097,7 +20942,7 @@
     </w:p>
     <w:p>
       <w:pPr>
-        <w:pStyle w:val="1066"/>
+        <w:pStyle w:val="1072"/>
         <w:numPr>
           <w:ilvl w:val="0"/>
           <w:numId w:val="97"/>
@@ -19149,7 +20994,7 @@
     </w:p>
     <w:p>
       <w:pPr>
-        <w:pStyle w:val="1066"/>
+        <w:pStyle w:val="1072"/>
         <w:numPr>
           <w:ilvl w:val="0"/>
           <w:numId w:val="97"/>
@@ -19201,7 +21046,7 @@
     </w:p>
     <w:p>
       <w:pPr>
-        <w:pStyle w:val="1066"/>
+        <w:pStyle w:val="1072"/>
         <w:numPr>
           <w:ilvl w:val="0"/>
           <w:numId w:val="97"/>
@@ -19253,7 +21098,7 @@
     </w:p>
     <w:p>
       <w:pPr>
-        <w:pStyle w:val="1066"/>
+        <w:pStyle w:val="1072"/>
         <w:numPr>
           <w:ilvl w:val="0"/>
           <w:numId w:val="97"/>
@@ -19426,7 +21271,7 @@
     </w:p>
     <w:p>
       <w:pPr>
-        <w:pStyle w:val="925"/>
+        <w:pStyle w:val="931"/>
         <w:ind w:firstLine="0"/>
         <w:keepNext/>
         <w:spacing w:after="0" w:afterAutospacing="0" w:line="360" w:lineRule="auto"/>
@@ -19576,7 +21421,7 @@
     </w:p>
     <w:tbl>
       <w:tblPr>
-        <w:tblStyle w:val="1068"/>
+        <w:tblStyle w:val="1074"/>
         <w:tblW w:w="0" w:type="auto"/>
         <w:tblLook w:val="04A0" w:firstRow="1" w:lastRow="0" w:firstColumn="1" w:lastColumn="0" w:noHBand="0" w:noVBand="1"/>
       </w:tblPr>
@@ -21142,7 +22987,7 @@
     </w:p>
     <w:p>
       <w:pPr>
-        <w:pStyle w:val="1066"/>
+        <w:pStyle w:val="1072"/>
         <w:numPr>
           <w:ilvl w:val="0"/>
           <w:numId w:val="94"/>
@@ -21165,7 +23010,7 @@
     </w:p>
     <w:p>
       <w:pPr>
-        <w:pStyle w:val="1066"/>
+        <w:pStyle w:val="1072"/>
         <w:numPr>
           <w:ilvl w:val="0"/>
           <w:numId w:val="94"/>
@@ -21188,7 +23033,7 @@
     </w:p>
     <w:p>
       <w:pPr>
-        <w:pStyle w:val="1066"/>
+        <w:pStyle w:val="1072"/>
         <w:numPr>
           <w:ilvl w:val="0"/>
           <w:numId w:val="94"/>
@@ -21211,7 +23056,7 @@
     </w:p>
     <w:p>
       <w:pPr>
-        <w:pStyle w:val="1066"/>
+        <w:pStyle w:val="1072"/>
         <w:numPr>
           <w:ilvl w:val="0"/>
           <w:numId w:val="94"/>
@@ -21255,7 +23100,7 @@
     </w:p>
     <w:p>
       <w:pPr>
-        <w:pStyle w:val="1066"/>
+        <w:pStyle w:val="1072"/>
         <w:numPr>
           <w:ilvl w:val="0"/>
           <w:numId w:val="94"/>
@@ -21278,7 +23123,7 @@
     </w:p>
     <w:p>
       <w:pPr>
-        <w:pStyle w:val="1066"/>
+        <w:pStyle w:val="1072"/>
         <w:numPr>
           <w:ilvl w:val="0"/>
           <w:numId w:val="94"/>
@@ -21322,7 +23167,7 @@
     </w:p>
     <w:p>
       <w:pPr>
-        <w:pStyle w:val="1066"/>
+        <w:pStyle w:val="1072"/>
         <w:numPr>
           <w:ilvl w:val="0"/>
           <w:numId w:val="94"/>
@@ -21345,7 +23190,7 @@
     </w:p>
     <w:p>
       <w:pPr>
-        <w:pStyle w:val="1066"/>
+        <w:pStyle w:val="1072"/>
         <w:numPr>
           <w:ilvl w:val="0"/>
           <w:numId w:val="94"/>
@@ -21385,7 +23230,7 @@
     </w:p>
     <w:p>
       <w:pPr>
-        <w:pStyle w:val="1066"/>
+        <w:pStyle w:val="1072"/>
         <w:numPr>
           <w:ilvl w:val="0"/>
           <w:numId w:val="94"/>
@@ -21522,7 +23367,7 @@
     </w:p>
     <w:p>
       <w:pPr>
-        <w:pStyle w:val="1066"/>
+        <w:pStyle w:val="1072"/>
         <w:numPr>
           <w:ilvl w:val="0"/>
           <w:numId w:val="95"/>
@@ -21574,7 +23419,7 @@
     </w:p>
     <w:p>
       <w:pPr>
-        <w:pStyle w:val="1066"/>
+        <w:pStyle w:val="1072"/>
         <w:numPr>
           <w:ilvl w:val="0"/>
           <w:numId w:val="95"/>
@@ -21615,7 +23460,7 @@
     </w:p>
     <w:p>
       <w:pPr>
-        <w:pStyle w:val="1066"/>
+        <w:pStyle w:val="1072"/>
         <w:numPr>
           <w:ilvl w:val="0"/>
           <w:numId w:val="95"/>
@@ -21659,7 +23504,7 @@
     </w:p>
     <w:p>
       <w:pPr>
-        <w:pStyle w:val="1066"/>
+        <w:pStyle w:val="1072"/>
         <w:numPr>
           <w:ilvl w:val="0"/>
           <w:numId w:val="95"/>
@@ -21718,7 +23563,7 @@
     </w:p>
     <w:p>
       <w:pPr>
-        <w:pStyle w:val="1066"/>
+        <w:pStyle w:val="1072"/>
         <w:numPr>
           <w:ilvl w:val="0"/>
           <w:numId w:val="95"/>
@@ -21763,7 +23608,7 @@
     </w:p>
     <w:p>
       <w:pPr>
-        <w:pStyle w:val="1066"/>
+        <w:pStyle w:val="1072"/>
         <w:numPr>
           <w:ilvl w:val="0"/>
           <w:numId w:val="95"/>
@@ -21905,7 +23750,7 @@
     <w:sdtContent>
       <w:p>
         <w:pPr>
-          <w:pStyle w:val="1072"/>
+          <w:pStyle w:val="1078"/>
           <w:jc w:val="center"/>
         </w:pPr>
         <w:r>
@@ -21929,7 +23774,7 @@
   </w:sdt>
   <w:p>
     <w:pPr>
-      <w:pStyle w:val="1072"/>
+      <w:pStyle w:val="1078"/>
     </w:pPr>
     <w:r/>
     <w:r/>
@@ -34923,7 +36768,7 @@
     <w:lsdException w:name="Bibliography" w:uiPriority="37"/>
     <w:lsdException w:name="TOC Heading" w:uiPriority="39" w:qFormat="1"/>
   </w:latentStyles>
-  <w:style w:type="paragraph" w:styleId="873" w:default="1">
+  <w:style w:type="paragraph" w:styleId="879" w:default="1">
     <w:name w:val="Normal"/>
     <w:qFormat/>
     <w:pPr>
@@ -34936,11 +36781,11 @@
       <w:sz w:val="28"/>
     </w:rPr>
   </w:style>
-  <w:style w:type="paragraph" w:styleId="874">
+  <w:style w:type="paragraph" w:styleId="880">
     <w:name w:val="Heading 1"/>
-    <w:basedOn w:val="873"/>
-    <w:next w:val="873"/>
-    <w:link w:val="1069"/>
+    <w:basedOn w:val="879"/>
+    <w:next w:val="879"/>
+    <w:link w:val="1075"/>
     <w:uiPriority w:val="9"/>
     <w:qFormat/>
     <w:pPr>
@@ -34958,11 +36803,11 @@
       <w:szCs w:val="32"/>
     </w:rPr>
   </w:style>
-  <w:style w:type="paragraph" w:styleId="875">
+  <w:style w:type="paragraph" w:styleId="881">
     <w:name w:val="Heading 2"/>
-    <w:basedOn w:val="873"/>
-    <w:next w:val="873"/>
-    <w:link w:val="1078"/>
+    <w:basedOn w:val="879"/>
+    <w:next w:val="879"/>
+    <w:link w:val="1084"/>
     <w:uiPriority w:val="9"/>
     <w:unhideWhenUsed/>
     <w:qFormat/>
@@ -34977,11 +36822,11 @@
       <w:szCs w:val="26"/>
     </w:rPr>
   </w:style>
-  <w:style w:type="paragraph" w:styleId="876">
+  <w:style w:type="paragraph" w:styleId="882">
     <w:name w:val="Heading 3"/>
-    <w:basedOn w:val="873"/>
-    <w:next w:val="873"/>
-    <w:link w:val="908"/>
+    <w:basedOn w:val="879"/>
+    <w:next w:val="879"/>
+    <w:link w:val="914"/>
     <w:uiPriority w:val="9"/>
     <w:unhideWhenUsed/>
     <w:qFormat/>
@@ -34997,11 +36842,11 @@
       <w:szCs w:val="30"/>
     </w:rPr>
   </w:style>
-  <w:style w:type="paragraph" w:styleId="877">
+  <w:style w:type="paragraph" w:styleId="883">
     <w:name w:val="Heading 4"/>
-    <w:basedOn w:val="873"/>
-    <w:next w:val="873"/>
-    <w:link w:val="1083"/>
+    <w:basedOn w:val="879"/>
+    <w:next w:val="879"/>
+    <w:link w:val="1089"/>
     <w:uiPriority w:val="9"/>
     <w:unhideWhenUsed/>
     <w:qFormat/>
@@ -35018,11 +36863,11 @@
       <w:color w:val="2e74b5" w:themeColor="accent1" w:themeShade="BF"/>
     </w:rPr>
   </w:style>
-  <w:style w:type="paragraph" w:styleId="878">
+  <w:style w:type="paragraph" w:styleId="884">
     <w:name w:val="Heading 5"/>
-    <w:basedOn w:val="873"/>
-    <w:next w:val="873"/>
-    <w:link w:val="910"/>
+    <w:basedOn w:val="879"/>
+    <w:next w:val="879"/>
+    <w:link w:val="916"/>
     <w:uiPriority w:val="9"/>
     <w:unhideWhenUsed/>
     <w:qFormat/>
@@ -35040,11 +36885,11 @@
       <w:szCs w:val="24"/>
     </w:rPr>
   </w:style>
-  <w:style w:type="paragraph" w:styleId="879">
+  <w:style w:type="paragraph" w:styleId="885">
     <w:name w:val="Heading 6"/>
-    <w:basedOn w:val="873"/>
-    <w:next w:val="873"/>
-    <w:link w:val="911"/>
+    <w:basedOn w:val="879"/>
+    <w:next w:val="879"/>
+    <w:link w:val="917"/>
     <w:uiPriority w:val="9"/>
     <w:unhideWhenUsed/>
     <w:qFormat/>
@@ -35061,11 +36906,11 @@
       <w:sz w:val="22"/>
     </w:rPr>
   </w:style>
-  <w:style w:type="paragraph" w:styleId="880">
+  <w:style w:type="paragraph" w:styleId="886">
     <w:name w:val="Heading 7"/>
-    <w:basedOn w:val="873"/>
-    <w:next w:val="873"/>
-    <w:link w:val="912"/>
+    <w:basedOn w:val="879"/>
+    <w:next w:val="879"/>
+    <w:link w:val="918"/>
     <w:uiPriority w:val="9"/>
     <w:unhideWhenUsed/>
     <w:qFormat/>
@@ -35084,11 +36929,11 @@
       <w:sz w:val="22"/>
     </w:rPr>
   </w:style>
-  <w:style w:type="paragraph" w:styleId="881">
+  <w:style w:type="paragraph" w:styleId="887">
     <w:name w:val="Heading 8"/>
-    <w:basedOn w:val="873"/>
-    <w:next w:val="873"/>
-    <w:link w:val="913"/>
+    <w:basedOn w:val="879"/>
+    <w:next w:val="879"/>
+    <w:link w:val="919"/>
     <w:uiPriority w:val="9"/>
     <w:unhideWhenUsed/>
     <w:qFormat/>
@@ -35105,11 +36950,11 @@
       <w:sz w:val="22"/>
     </w:rPr>
   </w:style>
-  <w:style w:type="paragraph" w:styleId="882">
+  <w:style w:type="paragraph" w:styleId="888">
     <w:name w:val="Heading 9"/>
-    <w:basedOn w:val="873"/>
-    <w:next w:val="873"/>
-    <w:link w:val="914"/>
+    <w:basedOn w:val="879"/>
+    <w:next w:val="879"/>
+    <w:link w:val="920"/>
     <w:uiPriority w:val="9"/>
     <w:unhideWhenUsed/>
     <w:qFormat/>
@@ -35127,12 +36972,12 @@
       <w:szCs w:val="21"/>
     </w:rPr>
   </w:style>
-  <w:style w:type="character" w:styleId="883" w:default="1">
+  <w:style w:type="character" w:styleId="889" w:default="1">
     <w:name w:val="Default Paragraph Font"/>
     <w:uiPriority w:val="1"/>
     <w:unhideWhenUsed/>
   </w:style>
-  <w:style w:type="table" w:styleId="884" w:default="1">
+  <w:style w:type="table" w:styleId="890" w:default="1">
     <w:name w:val="Normal Table"/>
     <w:uiPriority w:val="99"/>
     <w:semiHidden/>
@@ -35147,15 +36992,15 @@
       </w:tblCellMar>
     </w:tblPr>
   </w:style>
-  <w:style w:type="numbering" w:styleId="885" w:default="1">
+  <w:style w:type="numbering" w:styleId="891" w:default="1">
     <w:name w:val="No List"/>
     <w:uiPriority w:val="99"/>
     <w:semiHidden/>
     <w:unhideWhenUsed/>
   </w:style>
-  <w:style w:type="character" w:styleId="886" w:customStyle="1">
+  <w:style w:type="character" w:styleId="892" w:customStyle="1">
     <w:name w:val="Heading 3 Char"/>
-    <w:basedOn w:val="883"/>
+    <w:basedOn w:val="889"/>
     <w:uiPriority w:val="9"/>
     <w:rPr>
       <w:rFonts w:ascii="Arial" w:hAnsi="Arial" w:eastAsia="Arial" w:cs="Arial"/>
@@ -35164,18 +37009,18 @@
       <w:szCs w:val="28"/>
     </w:rPr>
   </w:style>
-  <w:style w:type="character" w:styleId="887" w:customStyle="1">
+  <w:style w:type="character" w:styleId="893" w:customStyle="1">
     <w:name w:val="Heading 5 Char"/>
-    <w:basedOn w:val="883"/>
+    <w:basedOn w:val="889"/>
     <w:uiPriority w:val="9"/>
     <w:rPr>
       <w:rFonts w:ascii="Arial" w:hAnsi="Arial" w:eastAsia="Arial" w:cs="Arial"/>
       <w:color w:val="2e74b5" w:themeColor="accent1" w:themeShade="BF"/>
     </w:rPr>
   </w:style>
-  <w:style w:type="character" w:styleId="888" w:customStyle="1">
+  <w:style w:type="character" w:styleId="894" w:customStyle="1">
     <w:name w:val="Heading 6 Char"/>
-    <w:basedOn w:val="883"/>
+    <w:basedOn w:val="889"/>
     <w:uiPriority w:val="9"/>
     <w:rPr>
       <w:rFonts w:ascii="Arial" w:hAnsi="Arial" w:eastAsia="Arial" w:cs="Arial"/>
@@ -35184,18 +37029,18 @@
       <w:color w:val="595959" w:themeColor="text1" w:themeTint="A6"/>
     </w:rPr>
   </w:style>
-  <w:style w:type="character" w:styleId="889" w:customStyle="1">
+  <w:style w:type="character" w:styleId="895" w:customStyle="1">
     <w:name w:val="Heading 7 Char"/>
-    <w:basedOn w:val="883"/>
+    <w:basedOn w:val="889"/>
     <w:uiPriority w:val="9"/>
     <w:rPr>
       <w:rFonts w:ascii="Arial" w:hAnsi="Arial" w:eastAsia="Arial" w:cs="Arial"/>
       <w:color w:val="595959" w:themeColor="text1" w:themeTint="A6"/>
     </w:rPr>
   </w:style>
-  <w:style w:type="character" w:styleId="890" w:customStyle="1">
+  <w:style w:type="character" w:styleId="896" w:customStyle="1">
     <w:name w:val="Heading 8 Char"/>
-    <w:basedOn w:val="883"/>
+    <w:basedOn w:val="889"/>
     <w:uiPriority w:val="9"/>
     <w:rPr>
       <w:rFonts w:ascii="Arial" w:hAnsi="Arial" w:eastAsia="Arial" w:cs="Arial"/>
@@ -35204,9 +37049,9 @@
       <w:color w:val="272727" w:themeColor="text1" w:themeTint="D8"/>
     </w:rPr>
   </w:style>
-  <w:style w:type="character" w:styleId="891" w:customStyle="1">
+  <w:style w:type="character" w:styleId="897" w:customStyle="1">
     <w:name w:val="Heading 9 Char"/>
-    <w:basedOn w:val="883"/>
+    <w:basedOn w:val="889"/>
     <w:uiPriority w:val="9"/>
     <w:rPr>
       <w:rFonts w:ascii="Arial" w:hAnsi="Arial" w:eastAsia="Arial" w:cs="Arial"/>
@@ -35215,9 +37060,9 @@
       <w:color w:val="272727" w:themeColor="text1" w:themeTint="D8"/>
     </w:rPr>
   </w:style>
-  <w:style w:type="character" w:styleId="892" w:customStyle="1">
+  <w:style w:type="character" w:styleId="898" w:customStyle="1">
     <w:name w:val="Title Char"/>
-    <w:basedOn w:val="883"/>
+    <w:basedOn w:val="889"/>
     <w:uiPriority w:val="10"/>
     <w:rPr>
       <w:rFonts w:ascii="Arial" w:hAnsi="Arial" w:eastAsia="Arial" w:cs="Arial"/>
@@ -35226,9 +37071,9 @@
       <w:szCs w:val="56"/>
     </w:rPr>
   </w:style>
-  <w:style w:type="character" w:styleId="893" w:customStyle="1">
+  <w:style w:type="character" w:styleId="899" w:customStyle="1">
     <w:name w:val="Subtitle Char"/>
-    <w:basedOn w:val="883"/>
+    <w:basedOn w:val="889"/>
     <w:uiPriority w:val="11"/>
     <w:rPr>
       <w:color w:val="595959" w:themeColor="text1" w:themeTint="A6"/>
@@ -35237,9 +37082,9 @@
       <w:szCs w:val="28"/>
     </w:rPr>
   </w:style>
-  <w:style w:type="character" w:styleId="894" w:customStyle="1">
+  <w:style w:type="character" w:styleId="900" w:customStyle="1">
     <w:name w:val="Quote Char"/>
-    <w:basedOn w:val="883"/>
+    <w:basedOn w:val="889"/>
     <w:uiPriority w:val="29"/>
     <w:rPr>
       <w:i/>
@@ -35247,9 +37092,9 @@
       <w:color w:val="404040" w:themeColor="text1" w:themeTint="BF"/>
     </w:rPr>
   </w:style>
-  <w:style w:type="character" w:styleId="895">
+  <w:style w:type="character" w:styleId="901">
     <w:name w:val="Intense Emphasis"/>
-    <w:basedOn w:val="883"/>
+    <w:basedOn w:val="889"/>
     <w:uiPriority w:val="21"/>
     <w:qFormat/>
     <w:rPr>
@@ -35258,9 +37103,9 @@
       <w:color w:val="2e74b5" w:themeColor="accent1" w:themeShade="BF"/>
     </w:rPr>
   </w:style>
-  <w:style w:type="character" w:styleId="896" w:customStyle="1">
+  <w:style w:type="character" w:styleId="902" w:customStyle="1">
     <w:name w:val="Intense Quote Char"/>
-    <w:basedOn w:val="883"/>
+    <w:basedOn w:val="889"/>
     <w:uiPriority w:val="30"/>
     <w:rPr>
       <w:i/>
@@ -35268,9 +37113,9 @@
       <w:color w:val="2e74b5" w:themeColor="accent1" w:themeShade="BF"/>
     </w:rPr>
   </w:style>
-  <w:style w:type="character" w:styleId="897">
+  <w:style w:type="character" w:styleId="903">
     <w:name w:val="Intense Reference"/>
-    <w:basedOn w:val="883"/>
+    <w:basedOn w:val="889"/>
     <w:uiPriority w:val="32"/>
     <w:qFormat/>
     <w:rPr>
@@ -35281,9 +37126,9 @@
       <w:spacing w:val="5"/>
     </w:rPr>
   </w:style>
-  <w:style w:type="character" w:styleId="898">
+  <w:style w:type="character" w:styleId="904">
     <w:name w:val="Subtle Emphasis"/>
-    <w:basedOn w:val="883"/>
+    <w:basedOn w:val="889"/>
     <w:uiPriority w:val="19"/>
     <w:qFormat/>
     <w:rPr>
@@ -35292,9 +37137,9 @@
       <w:color w:val="404040" w:themeColor="text1" w:themeTint="BF"/>
     </w:rPr>
   </w:style>
-  <w:style w:type="character" w:styleId="899">
+  <w:style w:type="character" w:styleId="905">
     <w:name w:val="Emphasis"/>
-    <w:basedOn w:val="883"/>
+    <w:basedOn w:val="889"/>
     <w:uiPriority w:val="20"/>
     <w:qFormat/>
     <w:rPr>
@@ -35302,9 +37147,9 @@
       <w:iCs/>
     </w:rPr>
   </w:style>
-  <w:style w:type="character" w:styleId="900">
+  <w:style w:type="character" w:styleId="906">
     <w:name w:val="Strong"/>
-    <w:basedOn w:val="883"/>
+    <w:basedOn w:val="889"/>
     <w:uiPriority w:val="22"/>
     <w:qFormat/>
     <w:rPr>
@@ -35312,9 +37157,9 @@
       <w:bCs/>
     </w:rPr>
   </w:style>
-  <w:style w:type="character" w:styleId="901">
+  <w:style w:type="character" w:styleId="907">
     <w:name w:val="Subtle Reference"/>
-    <w:basedOn w:val="883"/>
+    <w:basedOn w:val="889"/>
     <w:uiPriority w:val="31"/>
     <w:qFormat/>
     <w:rPr>
@@ -35322,9 +37167,9 @@
       <w:color w:val="5a5a5a" w:themeColor="text1" w:themeTint="A5"/>
     </w:rPr>
   </w:style>
-  <w:style w:type="character" w:styleId="902">
+  <w:style w:type="character" w:styleId="908">
     <w:name w:val="Book Title"/>
-    <w:basedOn w:val="883"/>
+    <w:basedOn w:val="889"/>
     <w:uiPriority w:val="33"/>
     <w:qFormat/>
     <w:rPr>
@@ -35335,9 +37180,9 @@
       <w:spacing w:val="5"/>
     </w:rPr>
   </w:style>
-  <w:style w:type="character" w:styleId="903" w:customStyle="1">
+  <w:style w:type="character" w:styleId="909" w:customStyle="1">
     <w:name w:val="Footnote Text Char"/>
-    <w:basedOn w:val="883"/>
+    <w:basedOn w:val="889"/>
     <w:uiPriority w:val="99"/>
     <w:semiHidden/>
     <w:rPr>
@@ -35345,9 +37190,9 @@
       <w:szCs w:val="20"/>
     </w:rPr>
   </w:style>
-  <w:style w:type="character" w:styleId="904" w:customStyle="1">
+  <w:style w:type="character" w:styleId="910" w:customStyle="1">
     <w:name w:val="Endnote Text Char"/>
-    <w:basedOn w:val="883"/>
+    <w:basedOn w:val="889"/>
     <w:uiPriority w:val="99"/>
     <w:semiHidden/>
     <w:rPr>
@@ -35355,9 +37200,9 @@
       <w:szCs w:val="20"/>
     </w:rPr>
   </w:style>
-  <w:style w:type="character" w:styleId="905">
+  <w:style w:type="character" w:styleId="911">
     <w:name w:val="FollowedHyperlink"/>
-    <w:basedOn w:val="883"/>
+    <w:basedOn w:val="889"/>
     <w:uiPriority w:val="99"/>
     <w:semiHidden/>
     <w:unhideWhenUsed/>
@@ -35366,9 +37211,9 @@
       <w:u w:val="single"/>
     </w:rPr>
   </w:style>
-  <w:style w:type="character" w:styleId="906" w:customStyle="1">
+  <w:style w:type="character" w:styleId="912" w:customStyle="1">
     <w:name w:val="Heading 1 Char"/>
-    <w:basedOn w:val="883"/>
+    <w:basedOn w:val="889"/>
     <w:uiPriority w:val="9"/>
     <w:rPr>
       <w:rFonts w:ascii="Arial" w:hAnsi="Arial" w:eastAsia="Arial" w:cs="Arial"/>
@@ -35376,19 +37221,19 @@
       <w:szCs w:val="40"/>
     </w:rPr>
   </w:style>
-  <w:style w:type="character" w:styleId="907" w:customStyle="1">
+  <w:style w:type="character" w:styleId="913" w:customStyle="1">
     <w:name w:val="Heading 2 Char"/>
-    <w:basedOn w:val="883"/>
+    <w:basedOn w:val="889"/>
     <w:uiPriority w:val="9"/>
     <w:rPr>
       <w:rFonts w:ascii="Arial" w:hAnsi="Arial" w:eastAsia="Arial" w:cs="Arial"/>
       <w:sz w:val="34"/>
     </w:rPr>
   </w:style>
-  <w:style w:type="character" w:styleId="908" w:customStyle="1">
+  <w:style w:type="character" w:styleId="914" w:customStyle="1">
     <w:name w:val="Заголовок 3 Знак"/>
-    <w:basedOn w:val="883"/>
-    <w:link w:val="876"/>
+    <w:basedOn w:val="889"/>
+    <w:link w:val="882"/>
     <w:uiPriority w:val="9"/>
     <w:rPr>
       <w:rFonts w:ascii="Arial" w:hAnsi="Arial" w:eastAsia="Arial" w:cs="Arial"/>
@@ -35396,9 +37241,9 @@
       <w:szCs w:val="30"/>
     </w:rPr>
   </w:style>
-  <w:style w:type="character" w:styleId="909" w:customStyle="1">
+  <w:style w:type="character" w:styleId="915" w:customStyle="1">
     <w:name w:val="Heading 4 Char"/>
-    <w:basedOn w:val="883"/>
+    <w:basedOn w:val="889"/>
     <w:uiPriority w:val="9"/>
     <w:rPr>
       <w:rFonts w:ascii="Arial" w:hAnsi="Arial" w:eastAsia="Arial" w:cs="Arial"/>
@@ -35408,10 +37253,10 @@
       <w:szCs w:val="26"/>
     </w:rPr>
   </w:style>
-  <w:style w:type="character" w:styleId="910" w:customStyle="1">
+  <w:style w:type="character" w:styleId="916" w:customStyle="1">
     <w:name w:val="Заголовок 5 Знак"/>
-    <w:basedOn w:val="883"/>
-    <w:link w:val="878"/>
+    <w:basedOn w:val="889"/>
+    <w:link w:val="884"/>
     <w:uiPriority w:val="9"/>
     <w:rPr>
       <w:rFonts w:ascii="Arial" w:hAnsi="Arial" w:eastAsia="Arial" w:cs="Arial"/>
@@ -35421,10 +37266,10 @@
       <w:szCs w:val="24"/>
     </w:rPr>
   </w:style>
-  <w:style w:type="character" w:styleId="911" w:customStyle="1">
+  <w:style w:type="character" w:styleId="917" w:customStyle="1">
     <w:name w:val="Заголовок 6 Знак"/>
-    <w:basedOn w:val="883"/>
-    <w:link w:val="879"/>
+    <w:basedOn w:val="889"/>
+    <w:link w:val="885"/>
     <w:uiPriority w:val="9"/>
     <w:rPr>
       <w:rFonts w:ascii="Arial" w:hAnsi="Arial" w:eastAsia="Arial" w:cs="Arial"/>
@@ -35434,10 +37279,10 @@
       <w:szCs w:val="22"/>
     </w:rPr>
   </w:style>
-  <w:style w:type="character" w:styleId="912" w:customStyle="1">
+  <w:style w:type="character" w:styleId="918" w:customStyle="1">
     <w:name w:val="Заголовок 7 Знак"/>
-    <w:basedOn w:val="883"/>
-    <w:link w:val="880"/>
+    <w:basedOn w:val="889"/>
+    <w:link w:val="886"/>
     <w:uiPriority w:val="9"/>
     <w:rPr>
       <w:rFonts w:ascii="Arial" w:hAnsi="Arial" w:eastAsia="Arial" w:cs="Arial"/>
@@ -35449,10 +37294,10 @@
       <w:szCs w:val="22"/>
     </w:rPr>
   </w:style>
-  <w:style w:type="character" w:styleId="913" w:customStyle="1">
+  <w:style w:type="character" w:styleId="919" w:customStyle="1">
     <w:name w:val="Заголовок 8 Знак"/>
-    <w:basedOn w:val="883"/>
-    <w:link w:val="881"/>
+    <w:basedOn w:val="889"/>
+    <w:link w:val="887"/>
     <w:uiPriority w:val="9"/>
     <w:rPr>
       <w:rFonts w:ascii="Arial" w:hAnsi="Arial" w:eastAsia="Arial" w:cs="Arial"/>
@@ -35462,10 +37307,10 @@
       <w:szCs w:val="22"/>
     </w:rPr>
   </w:style>
-  <w:style w:type="character" w:styleId="914" w:customStyle="1">
+  <w:style w:type="character" w:styleId="920" w:customStyle="1">
     <w:name w:val="Заголовок 9 Знак"/>
-    <w:basedOn w:val="883"/>
-    <w:link w:val="882"/>
+    <w:basedOn w:val="889"/>
+    <w:link w:val="888"/>
     <w:uiPriority w:val="9"/>
     <w:rPr>
       <w:rFonts w:ascii="Arial" w:hAnsi="Arial" w:eastAsia="Arial" w:cs="Arial"/>
@@ -35475,11 +37320,11 @@
       <w:szCs w:val="21"/>
     </w:rPr>
   </w:style>
-  <w:style w:type="paragraph" w:styleId="915">
+  <w:style w:type="paragraph" w:styleId="921">
     <w:name w:val="Title"/>
-    <w:basedOn w:val="873"/>
-    <w:next w:val="873"/>
-    <w:link w:val="916"/>
+    <w:basedOn w:val="879"/>
+    <w:next w:val="879"/>
+    <w:link w:val="922"/>
     <w:uiPriority w:val="10"/>
     <w:qFormat/>
     <w:pPr>
@@ -35491,21 +37336,21 @@
       <w:szCs w:val="48"/>
     </w:rPr>
   </w:style>
-  <w:style w:type="character" w:styleId="916" w:customStyle="1">
+  <w:style w:type="character" w:styleId="922" w:customStyle="1">
     <w:name w:val="Заголовок Знак"/>
-    <w:basedOn w:val="883"/>
-    <w:link w:val="915"/>
+    <w:basedOn w:val="889"/>
+    <w:link w:val="921"/>
     <w:uiPriority w:val="10"/>
     <w:rPr>
       <w:sz w:val="48"/>
       <w:szCs w:val="48"/>
     </w:rPr>
   </w:style>
-  <w:style w:type="paragraph" w:styleId="917">
+  <w:style w:type="paragraph" w:styleId="923">
     <w:name w:val="Subtitle"/>
-    <w:basedOn w:val="873"/>
-    <w:next w:val="873"/>
-    <w:link w:val="918"/>
+    <w:basedOn w:val="879"/>
+    <w:next w:val="879"/>
+    <w:link w:val="924"/>
     <w:uiPriority w:val="11"/>
     <w:qFormat/>
     <w:pPr>
@@ -35516,21 +37361,21 @@
       <w:szCs w:val="24"/>
     </w:rPr>
   </w:style>
-  <w:style w:type="character" w:styleId="918" w:customStyle="1">
+  <w:style w:type="character" w:styleId="924" w:customStyle="1">
     <w:name w:val="Подзаголовок Знак"/>
-    <w:basedOn w:val="883"/>
-    <w:link w:val="917"/>
+    <w:basedOn w:val="889"/>
+    <w:link w:val="923"/>
     <w:uiPriority w:val="11"/>
     <w:rPr>
       <w:sz w:val="24"/>
       <w:szCs w:val="24"/>
     </w:rPr>
   </w:style>
-  <w:style w:type="paragraph" w:styleId="919">
+  <w:style w:type="paragraph" w:styleId="925">
     <w:name w:val="Quote"/>
-    <w:basedOn w:val="873"/>
-    <w:next w:val="873"/>
-    <w:link w:val="920"/>
+    <w:basedOn w:val="879"/>
+    <w:next w:val="879"/>
+    <w:link w:val="926"/>
     <w:uiPriority w:val="29"/>
     <w:qFormat/>
     <w:pPr>
@@ -35540,19 +37385,19 @@
       <w:i/>
     </w:rPr>
   </w:style>
-  <w:style w:type="character" w:styleId="920" w:customStyle="1">
+  <w:style w:type="character" w:styleId="926" w:customStyle="1">
     <w:name w:val="Цитата 2 Знак"/>
-    <w:link w:val="919"/>
+    <w:link w:val="925"/>
     <w:uiPriority w:val="29"/>
     <w:rPr>
       <w:i/>
     </w:rPr>
   </w:style>
-  <w:style w:type="paragraph" w:styleId="921">
+  <w:style w:type="paragraph" w:styleId="927">
     <w:name w:val="Intense Quote"/>
-    <w:basedOn w:val="873"/>
-    <w:next w:val="873"/>
-    <w:link w:val="922"/>
+    <w:basedOn w:val="879"/>
+    <w:next w:val="879"/>
+    <w:link w:val="928"/>
     <w:uiPriority w:val="30"/>
     <w:qFormat/>
     <w:pPr>
@@ -35569,29 +37414,29 @@
       <w:i/>
     </w:rPr>
   </w:style>
-  <w:style w:type="character" w:styleId="922" w:customStyle="1">
+  <w:style w:type="character" w:styleId="928" w:customStyle="1">
     <w:name w:val="Выделенная цитата Знак"/>
-    <w:link w:val="921"/>
+    <w:link w:val="927"/>
     <w:uiPriority w:val="30"/>
     <w:rPr>
       <w:i/>
     </w:rPr>
   </w:style>
-  <w:style w:type="character" w:styleId="923" w:customStyle="1">
+  <w:style w:type="character" w:styleId="929" w:customStyle="1">
     <w:name w:val="Header Char"/>
-    <w:basedOn w:val="883"/>
+    <w:basedOn w:val="889"/>
     <w:uiPriority w:val="99"/>
   </w:style>
-  <w:style w:type="character" w:styleId="924" w:customStyle="1">
+  <w:style w:type="character" w:styleId="930" w:customStyle="1">
     <w:name w:val="Footer Char"/>
-    <w:basedOn w:val="883"/>
+    <w:basedOn w:val="889"/>
     <w:uiPriority w:val="99"/>
   </w:style>
-  <w:style w:type="paragraph" w:styleId="925">
+  <w:style w:type="paragraph" w:styleId="931">
     <w:name w:val="Caption"/>
-    <w:basedOn w:val="873"/>
-    <w:next w:val="873"/>
-    <w:link w:val="926"/>
+    <w:basedOn w:val="879"/>
+    <w:next w:val="879"/>
+    <w:link w:val="932"/>
     <w:uiPriority w:val="35"/>
     <w:unhideWhenUsed/>
     <w:qFormat/>
@@ -35606,13 +37451,13 @@
       <w:szCs w:val="18"/>
     </w:rPr>
   </w:style>
-  <w:style w:type="character" w:styleId="926" w:customStyle="1">
+  <w:style w:type="character" w:styleId="932" w:customStyle="1">
     <w:name w:val="Caption Char"/>
     <w:uiPriority w:val="99"/>
   </w:style>
-  <w:style w:type="table" w:styleId="927" w:customStyle="1">
+  <w:style w:type="table" w:styleId="933" w:customStyle="1">
     <w:name w:val="Table Grid Light"/>
-    <w:basedOn w:val="884"/>
+    <w:basedOn w:val="890"/>
     <w:uiPriority w:val="59"/>
     <w:pPr>
       <w:spacing w:after="0" w:line="240" w:lineRule="auto"/>
@@ -35628,9 +37473,9 @@
       </w:tblBorders>
     </w:tblPr>
   </w:style>
-  <w:style w:type="table" w:styleId="928">
+  <w:style w:type="table" w:styleId="934">
     <w:name w:val="Plain Table 1"/>
-    <w:basedOn w:val="884"/>
+    <w:basedOn w:val="890"/>
     <w:uiPriority w:val="59"/>
     <w:pPr>
       <w:spacing w:after="0" w:line="240" w:lineRule="auto"/>
@@ -35688,9 +37533,9 @@
       </w:rPr>
     </w:tblStylePr>
   </w:style>
-  <w:style w:type="table" w:styleId="929">
+  <w:style w:type="table" w:styleId="935">
     <w:name w:val="Plain Table 2"/>
-    <w:basedOn w:val="884"/>
+    <w:basedOn w:val="890"/>
     <w:uiPriority w:val="59"/>
     <w:pPr>
       <w:spacing w:after="0" w:line="240" w:lineRule="auto"/>
@@ -35766,9 +37611,9 @@
       </w:rPr>
     </w:tblStylePr>
   </w:style>
-  <w:style w:type="table" w:styleId="930">
+  <w:style w:type="table" w:styleId="936">
     <w:name w:val="Plain Table 3"/>
-    <w:basedOn w:val="884"/>
+    <w:basedOn w:val="890"/>
     <w:uiPriority w:val="99"/>
     <w:pPr>
       <w:spacing w:after="0" w:line="240" w:lineRule="auto"/>
@@ -35842,9 +37687,9 @@
       </w:rPr>
     </w:tblStylePr>
   </w:style>
-  <w:style w:type="table" w:styleId="931">
+  <w:style w:type="table" w:styleId="937">
     <w:name w:val="Plain Table 4"/>
-    <w:basedOn w:val="884"/>
+    <w:basedOn w:val="890"/>
     <w:uiPriority w:val="99"/>
     <w:pPr>
       <w:spacing w:after="0" w:line="240" w:lineRule="auto"/>
@@ -35898,9 +37743,9 @@
       </w:rPr>
     </w:tblStylePr>
   </w:style>
-  <w:style w:type="table" w:styleId="932">
+  <w:style w:type="table" w:styleId="938">
     <w:name w:val="Plain Table 5"/>
-    <w:basedOn w:val="884"/>
+    <w:basedOn w:val="890"/>
     <w:uiPriority w:val="99"/>
     <w:pPr>
       <w:spacing w:after="0" w:line="240" w:lineRule="auto"/>
@@ -35985,9 +37830,9 @@
       </w:tcPr>
     </w:tblStylePr>
   </w:style>
-  <w:style w:type="table" w:styleId="933">
+  <w:style w:type="table" w:styleId="939">
     <w:name w:val="Grid Table 1 Light"/>
-    <w:basedOn w:val="884"/>
+    <w:basedOn w:val="890"/>
     <w:uiPriority w:val="99"/>
     <w:pPr>
       <w:spacing w:after="0" w:line="240" w:lineRule="auto"/>
@@ -36049,9 +37894,9 @@
       </w:rPr>
     </w:tblStylePr>
   </w:style>
-  <w:style w:type="table" w:styleId="934" w:customStyle="1">
+  <w:style w:type="table" w:styleId="940" w:customStyle="1">
     <w:name w:val="Grid Table 1 Light - Accent 1"/>
-    <w:basedOn w:val="884"/>
+    <w:basedOn w:val="890"/>
     <w:uiPriority w:val="99"/>
     <w:pPr>
       <w:spacing w:after="0" w:line="240" w:lineRule="auto"/>
@@ -36113,9 +37958,9 @@
       </w:rPr>
     </w:tblStylePr>
   </w:style>
-  <w:style w:type="table" w:styleId="935" w:customStyle="1">
+  <w:style w:type="table" w:styleId="941" w:customStyle="1">
     <w:name w:val="Grid Table 1 Light - Accent 2"/>
-    <w:basedOn w:val="884"/>
+    <w:basedOn w:val="890"/>
     <w:uiPriority w:val="99"/>
     <w:pPr>
       <w:spacing w:after="0" w:line="240" w:lineRule="auto"/>
@@ -36177,9 +38022,9 @@
       </w:rPr>
     </w:tblStylePr>
   </w:style>
-  <w:style w:type="table" w:styleId="936" w:customStyle="1">
+  <w:style w:type="table" w:styleId="942" w:customStyle="1">
     <w:name w:val="Grid Table 1 Light - Accent 3"/>
-    <w:basedOn w:val="884"/>
+    <w:basedOn w:val="890"/>
     <w:uiPriority w:val="99"/>
     <w:pPr>
       <w:spacing w:after="0" w:line="240" w:lineRule="auto"/>
@@ -36241,9 +38086,9 @@
       </w:rPr>
     </w:tblStylePr>
   </w:style>
-  <w:style w:type="table" w:styleId="937" w:customStyle="1">
+  <w:style w:type="table" w:styleId="943" w:customStyle="1">
     <w:name w:val="Grid Table 1 Light - Accent 4"/>
-    <w:basedOn w:val="884"/>
+    <w:basedOn w:val="890"/>
     <w:uiPriority w:val="99"/>
     <w:pPr>
       <w:spacing w:after="0" w:line="240" w:lineRule="auto"/>
@@ -36305,9 +38150,9 @@
       </w:rPr>
     </w:tblStylePr>
   </w:style>
-  <w:style w:type="table" w:styleId="938" w:customStyle="1">
+  <w:style w:type="table" w:styleId="944" w:customStyle="1">
     <w:name w:val="Grid Table 1 Light - Accent 5"/>
-    <w:basedOn w:val="884"/>
+    <w:basedOn w:val="890"/>
     <w:uiPriority w:val="99"/>
     <w:pPr>
       <w:spacing w:after="0" w:line="240" w:lineRule="auto"/>
@@ -36369,9 +38214,9 @@
       </w:rPr>
     </w:tblStylePr>
   </w:style>
-  <w:style w:type="table" w:styleId="939" w:customStyle="1">
+  <w:style w:type="table" w:styleId="945" w:customStyle="1">
     <w:name w:val="Grid Table 1 Light - Accent 6"/>
-    <w:basedOn w:val="884"/>
+    <w:basedOn w:val="890"/>
     <w:uiPriority w:val="99"/>
     <w:pPr>
       <w:spacing w:after="0" w:line="240" w:lineRule="auto"/>
@@ -36433,9 +38278,9 @@
       </w:rPr>
     </w:tblStylePr>
   </w:style>
-  <w:style w:type="table" w:styleId="940">
+  <w:style w:type="table" w:styleId="946">
     <w:name w:val="Grid Table 2"/>
-    <w:basedOn w:val="884"/>
+    <w:basedOn w:val="890"/>
     <w:uiPriority w:val="99"/>
     <w:pPr>
       <w:spacing w:after="0" w:line="240" w:lineRule="auto"/>
@@ -36512,9 +38357,9 @@
       </w:tcPr>
     </w:tblStylePr>
   </w:style>
-  <w:style w:type="table" w:styleId="941" w:customStyle="1">
+  <w:style w:type="table" w:styleId="947" w:customStyle="1">
     <w:name w:val="Grid Table 2 - Accent 1"/>
-    <w:basedOn w:val="884"/>
+    <w:basedOn w:val="890"/>
     <w:uiPriority w:val="99"/>
     <w:pPr>
       <w:spacing w:after="0" w:line="240" w:lineRule="auto"/>
@@ -36591,9 +38436,9 @@
       </w:tcPr>
     </w:tblStylePr>
   </w:style>
-  <w:style w:type="table" w:styleId="942" w:customStyle="1">
+  <w:style w:type="table" w:styleId="948" w:customStyle="1">
     <w:name w:val="Grid Table 2 - Accent 2"/>
-    <w:basedOn w:val="884"/>
+    <w:basedOn w:val="890"/>
     <w:uiPriority w:val="99"/>
     <w:pPr>
       <w:spacing w:after="0" w:line="240" w:lineRule="auto"/>
@@ -36670,9 +38515,9 @@
       </w:tcPr>
     </w:tblStylePr>
   </w:style>
-  <w:style w:type="table" w:styleId="943" w:customStyle="1">
+  <w:style w:type="table" w:styleId="949" w:customStyle="1">
     <w:name w:val="Grid Table 2 - Accent 3"/>
-    <w:basedOn w:val="884"/>
+    <w:basedOn w:val="890"/>
     <w:uiPriority w:val="99"/>
     <w:pPr>
       <w:spacing w:after="0" w:line="240" w:lineRule="auto"/>
@@ -36749,9 +38594,9 @@
       </w:tcPr>
     </w:tblStylePr>
   </w:style>
-  <w:style w:type="table" w:styleId="944" w:customStyle="1">
+  <w:style w:type="table" w:styleId="950" w:customStyle="1">
     <w:name w:val="Grid Table 2 - Accent 4"/>
-    <w:basedOn w:val="884"/>
+    <w:basedOn w:val="890"/>
     <w:uiPriority w:val="99"/>
     <w:pPr>
       <w:spacing w:after="0" w:line="240" w:lineRule="auto"/>
@@ -36828,9 +38673,9 @@
       </w:tcPr>
     </w:tblStylePr>
   </w:style>
-  <w:style w:type="table" w:styleId="945" w:customStyle="1">
+  <w:style w:type="table" w:styleId="951" w:customStyle="1">
     <w:name w:val="Grid Table 2 - Accent 5"/>
-    <w:basedOn w:val="884"/>
+    <w:basedOn w:val="890"/>
     <w:uiPriority w:val="99"/>
     <w:pPr>
       <w:spacing w:after="0" w:line="240" w:lineRule="auto"/>
@@ -36907,9 +38752,9 @@
       </w:tcPr>
     </w:tblStylePr>
   </w:style>
-  <w:style w:type="table" w:styleId="946" w:customStyle="1">
+  <w:style w:type="table" w:styleId="952" w:customStyle="1">
     <w:name w:val="Grid Table 2 - Accent 6"/>
-    <w:basedOn w:val="884"/>
+    <w:basedOn w:val="890"/>
     <w:uiPriority w:val="99"/>
     <w:pPr>
       <w:spacing w:after="0" w:line="240" w:lineRule="auto"/>
@@ -36986,9 +38831,9 @@
       </w:tcPr>
     </w:tblStylePr>
   </w:style>
-  <w:style w:type="table" w:styleId="947">
+  <w:style w:type="table" w:styleId="953">
     <w:name w:val="Grid Table 3"/>
-    <w:basedOn w:val="884"/>
+    <w:basedOn w:val="890"/>
     <w:uiPriority w:val="99"/>
     <w:pPr>
       <w:spacing w:after="0" w:line="240" w:lineRule="auto"/>
@@ -37086,9 +38931,9 @@
       </w:tcPr>
     </w:tblStylePr>
   </w:style>
-  <w:style w:type="table" w:styleId="948" w:customStyle="1">
+  <w:style w:type="table" w:styleId="954" w:customStyle="1">
     <w:name w:val="Grid Table 3 - Accent 1"/>
-    <w:basedOn w:val="884"/>
+    <w:basedOn w:val="890"/>
     <w:uiPriority w:val="99"/>
     <w:pPr>
       <w:spacing w:after="0" w:line="240" w:lineRule="auto"/>
@@ -37186,9 +39031,9 @@
       </w:tcPr>
     </w:tblStylePr>
   </w:style>
-  <w:style w:type="table" w:styleId="949" w:customStyle="1">
+  <w:style w:type="table" w:styleId="955" w:customStyle="1">
     <w:name w:val="Grid Table 3 - Accent 2"/>
-    <w:basedOn w:val="884"/>
+    <w:basedOn w:val="890"/>
     <w:uiPriority w:val="99"/>
     <w:pPr>
       <w:spacing w:after="0" w:line="240" w:lineRule="auto"/>
@@ -37286,9 +39131,9 @@
       </w:tcPr>
     </w:tblStylePr>
   </w:style>
-  <w:style w:type="table" w:styleId="950" w:customStyle="1">
+  <w:style w:type="table" w:styleId="956" w:customStyle="1">
     <w:name w:val="Grid Table 3 - Accent 3"/>
-    <w:basedOn w:val="884"/>
+    <w:basedOn w:val="890"/>
     <w:uiPriority w:val="99"/>
     <w:pPr>
       <w:spacing w:after="0" w:line="240" w:lineRule="auto"/>
@@ -37386,9 +39231,9 @@
       </w:tcPr>
     </w:tblStylePr>
   </w:style>
-  <w:style w:type="table" w:styleId="951" w:customStyle="1">
+  <w:style w:type="table" w:styleId="957" w:customStyle="1">
     <w:name w:val="Grid Table 3 - Accent 4"/>
-    <w:basedOn w:val="884"/>
+    <w:basedOn w:val="890"/>
     <w:uiPriority w:val="99"/>
     <w:pPr>
       <w:spacing w:after="0" w:line="240" w:lineRule="auto"/>
@@ -37486,9 +39331,9 @@
       </w:tcPr>
     </w:tblStylePr>
   </w:style>
-  <w:style w:type="table" w:styleId="952" w:customStyle="1">
+  <w:style w:type="table" w:styleId="958" w:customStyle="1">
     <w:name w:val="Grid Table 3 - Accent 5"/>
-    <w:basedOn w:val="884"/>
+    <w:basedOn w:val="890"/>
     <w:uiPriority w:val="99"/>
     <w:pPr>
       <w:spacing w:after="0" w:line="240" w:lineRule="auto"/>
@@ -37586,9 +39431,9 @@
       </w:tcPr>
     </w:tblStylePr>
   </w:style>
-  <w:style w:type="table" w:styleId="953" w:customStyle="1">
+  <w:style w:type="table" w:styleId="959" w:customStyle="1">
     <w:name w:val="Grid Table 3 - Accent 6"/>
-    <w:basedOn w:val="884"/>
+    <w:basedOn w:val="890"/>
     <w:uiPriority w:val="99"/>
     <w:pPr>
       <w:spacing w:after="0" w:line="240" w:lineRule="auto"/>
@@ -37686,9 +39531,9 @@
       </w:tcPr>
     </w:tblStylePr>
   </w:style>
-  <w:style w:type="table" w:styleId="954">
+  <w:style w:type="table" w:styleId="960">
     <w:name w:val="Grid Table 4"/>
-    <w:basedOn w:val="884"/>
+    <w:basedOn w:val="890"/>
     <w:uiPriority w:val="59"/>
     <w:pPr>
       <w:spacing w:after="0" w:line="240" w:lineRule="auto"/>
@@ -37766,9 +39611,9 @@
       </w:tcPr>
     </w:tblStylePr>
   </w:style>
-  <w:style w:type="table" w:styleId="955" w:customStyle="1">
+  <w:style w:type="table" w:styleId="961" w:customStyle="1">
     <w:name w:val="Grid Table 4 - Accent 1"/>
-    <w:basedOn w:val="884"/>
+    <w:basedOn w:val="890"/>
     <w:uiPriority w:val="59"/>
     <w:pPr>
       <w:spacing w:after="0" w:line="240" w:lineRule="auto"/>
@@ -37846,9 +39691,9 @@
       </w:tcPr>
     </w:tblStylePr>
   </w:style>
-  <w:style w:type="table" w:styleId="956" w:customStyle="1">
+  <w:style w:type="table" w:styleId="962" w:customStyle="1">
     <w:name w:val="Grid Table 4 - Accent 2"/>
-    <w:basedOn w:val="884"/>
+    <w:basedOn w:val="890"/>
     <w:uiPriority w:val="59"/>
     <w:pPr>
       <w:spacing w:after="0" w:line="240" w:lineRule="auto"/>
@@ -37926,9 +39771,9 @@
       </w:tcPr>
     </w:tblStylePr>
   </w:style>
-  <w:style w:type="table" w:styleId="957" w:customStyle="1">
+  <w:style w:type="table" w:styleId="963" w:customStyle="1">
     <w:name w:val="Grid Table 4 - Accent 3"/>
-    <w:basedOn w:val="884"/>
+    <w:basedOn w:val="890"/>
     <w:uiPriority w:val="59"/>
     <w:pPr>
       <w:spacing w:after="0" w:line="240" w:lineRule="auto"/>
@@ -38006,9 +39851,9 @@
       </w:tcPr>
     </w:tblStylePr>
   </w:style>
-  <w:style w:type="table" w:styleId="958" w:customStyle="1">
+  <w:style w:type="table" w:styleId="964" w:customStyle="1">
     <w:name w:val="Grid Table 4 - Accent 4"/>
-    <w:basedOn w:val="884"/>
+    <w:basedOn w:val="890"/>
     <w:uiPriority w:val="59"/>
     <w:pPr>
       <w:spacing w:after="0" w:line="240" w:lineRule="auto"/>
@@ -38086,9 +39931,9 @@
       </w:tcPr>
     </w:tblStylePr>
   </w:style>
-  <w:style w:type="table" w:styleId="959" w:customStyle="1">
+  <w:style w:type="table" w:styleId="965" w:customStyle="1">
     <w:name w:val="Grid Table 4 - Accent 5"/>
-    <w:basedOn w:val="884"/>
+    <w:basedOn w:val="890"/>
     <w:uiPriority w:val="59"/>
     <w:pPr>
       <w:spacing w:after="0" w:line="240" w:lineRule="auto"/>
@@ -38166,9 +40011,9 @@
       </w:tcPr>
     </w:tblStylePr>
   </w:style>
-  <w:style w:type="table" w:styleId="960" w:customStyle="1">
+  <w:style w:type="table" w:styleId="966" w:customStyle="1">
     <w:name w:val="Grid Table 4 - Accent 6"/>
-    <w:basedOn w:val="884"/>
+    <w:basedOn w:val="890"/>
     <w:uiPriority w:val="59"/>
     <w:pPr>
       <w:spacing w:after="0" w:line="240" w:lineRule="auto"/>
@@ -38246,9 +40091,9 @@
       </w:tcPr>
     </w:tblStylePr>
   </w:style>
-  <w:style w:type="table" w:styleId="961">
+  <w:style w:type="table" w:styleId="967">
     <w:name w:val="Grid Table 5 Dark"/>
-    <w:basedOn w:val="884"/>
+    <w:basedOn w:val="890"/>
     <w:uiPriority w:val="99"/>
     <w:pPr>
       <w:spacing w:after="0" w:line="240" w:lineRule="auto"/>
@@ -38324,9 +40169,9 @@
       </w:tcPr>
     </w:tblStylePr>
   </w:style>
-  <w:style w:type="table" w:styleId="962" w:customStyle="1">
+  <w:style w:type="table" w:styleId="968" w:customStyle="1">
     <w:name w:val="Grid Table 5 Dark- Accent 1"/>
-    <w:basedOn w:val="884"/>
+    <w:basedOn w:val="890"/>
     <w:uiPriority w:val="99"/>
     <w:pPr>
       <w:spacing w:after="0" w:line="240" w:lineRule="auto"/>
@@ -38402,9 +40247,9 @@
       </w:tcPr>
     </w:tblStylePr>
   </w:style>
-  <w:style w:type="table" w:styleId="963" w:customStyle="1">
+  <w:style w:type="table" w:styleId="969" w:customStyle="1">
     <w:name w:val="Grid Table 5 Dark - Accent 2"/>
-    <w:basedOn w:val="884"/>
+    <w:basedOn w:val="890"/>
     <w:uiPriority w:val="99"/>
     <w:pPr>
       <w:spacing w:after="0" w:line="240" w:lineRule="auto"/>
@@ -38480,9 +40325,9 @@
       </w:tcPr>
     </w:tblStylePr>
   </w:style>
-  <w:style w:type="table" w:styleId="964" w:customStyle="1">
+  <w:style w:type="table" w:styleId="970" w:customStyle="1">
     <w:name w:val="Grid Table 5 Dark - Accent 3"/>
-    <w:basedOn w:val="884"/>
+    <w:basedOn w:val="890"/>
     <w:uiPriority w:val="99"/>
     <w:pPr>
       <w:spacing w:after="0" w:line="240" w:lineRule="auto"/>
@@ -38558,9 +40403,9 @@
       </w:tcPr>
     </w:tblStylePr>
   </w:style>
-  <w:style w:type="table" w:styleId="965" w:customStyle="1">
+  <w:style w:type="table" w:styleId="971" w:customStyle="1">
     <w:name w:val="Grid Table 5 Dark- Accent 4"/>
-    <w:basedOn w:val="884"/>
+    <w:basedOn w:val="890"/>
     <w:uiPriority w:val="99"/>
     <w:pPr>
       <w:spacing w:after="0" w:line="240" w:lineRule="auto"/>
@@ -38636,9 +40481,9 @@
       </w:tcPr>
     </w:tblStylePr>
   </w:style>
-  <w:style w:type="table" w:styleId="966" w:customStyle="1">
+  <w:style w:type="table" w:styleId="972" w:customStyle="1">
     <w:name w:val="Grid Table 5 Dark - Accent 5"/>
-    <w:basedOn w:val="884"/>
+    <w:basedOn w:val="890"/>
     <w:uiPriority w:val="99"/>
     <w:pPr>
       <w:spacing w:after="0" w:line="240" w:lineRule="auto"/>
@@ -38714,9 +40559,9 @@
       </w:tcPr>
     </w:tblStylePr>
   </w:style>
-  <w:style w:type="table" w:styleId="967" w:customStyle="1">
+  <w:style w:type="table" w:styleId="973" w:customStyle="1">
     <w:name w:val="Grid Table 5 Dark - Accent 6"/>
-    <w:basedOn w:val="884"/>
+    <w:basedOn w:val="890"/>
     <w:uiPriority w:val="99"/>
     <w:pPr>
       <w:spacing w:after="0" w:line="240" w:lineRule="auto"/>
@@ -38792,9 +40637,9 @@
       </w:tcPr>
     </w:tblStylePr>
   </w:style>
-  <w:style w:type="table" w:styleId="968">
+  <w:style w:type="table" w:styleId="974">
     <w:name w:val="Grid Table 6 Colorful"/>
-    <w:basedOn w:val="884"/>
+    <w:basedOn w:val="890"/>
     <w:uiPriority w:val="99"/>
     <w:pPr>
       <w:spacing w:after="0" w:line="240" w:lineRule="auto"/>
@@ -38863,9 +40708,9 @@
       </w:rPr>
     </w:tblStylePr>
   </w:style>
-  <w:style w:type="table" w:styleId="969" w:customStyle="1">
+  <w:style w:type="table" w:styleId="975" w:customStyle="1">
     <w:name w:val="Grid Table 6 Colorful - Accent 1"/>
-    <w:basedOn w:val="884"/>
+    <w:basedOn w:val="890"/>
     <w:uiPriority w:val="99"/>
     <w:pPr>
       <w:spacing w:after="0" w:line="240" w:lineRule="auto"/>
@@ -38934,9 +40779,9 @@
       </w:rPr>
     </w:tblStylePr>
   </w:style>
-  <w:style w:type="table" w:styleId="970" w:customStyle="1">
+  <w:style w:type="table" w:styleId="976" w:customStyle="1">
     <w:name w:val="Grid Table 6 Colorful - Accent 2"/>
-    <w:basedOn w:val="884"/>
+    <w:basedOn w:val="890"/>
     <w:uiPriority w:val="99"/>
     <w:pPr>
       <w:spacing w:after="0" w:line="240" w:lineRule="auto"/>
@@ -39005,9 +40850,9 @@
       </w:rPr>
     </w:tblStylePr>
   </w:style>
-  <w:style w:type="table" w:styleId="971" w:customStyle="1">
+  <w:style w:type="table" w:styleId="977" w:customStyle="1">
     <w:name w:val="Grid Table 6 Colorful - Accent 3"/>
-    <w:basedOn w:val="884"/>
+    <w:basedOn w:val="890"/>
     <w:uiPriority w:val="99"/>
     <w:pPr>
       <w:spacing w:after="0" w:line="240" w:lineRule="auto"/>
@@ -39076,9 +40921,9 @@
       </w:rPr>
     </w:tblStylePr>
   </w:style>
-  <w:style w:type="table" w:styleId="972" w:customStyle="1">
+  <w:style w:type="table" w:styleId="978" w:customStyle="1">
     <w:name w:val="Grid Table 6 Colorful - Accent 4"/>
-    <w:basedOn w:val="884"/>
+    <w:basedOn w:val="890"/>
     <w:uiPriority w:val="99"/>
     <w:pPr>
       <w:spacing w:after="0" w:line="240" w:lineRule="auto"/>
@@ -39147,9 +40992,9 @@
       </w:rPr>
     </w:tblStylePr>
   </w:style>
-  <w:style w:type="table" w:styleId="973" w:customStyle="1">
+  <w:style w:type="table" w:styleId="979" w:customStyle="1">
     <w:name w:val="Grid Table 6 Colorful - Accent 5"/>
-    <w:basedOn w:val="884"/>
+    <w:basedOn w:val="890"/>
     <w:uiPriority w:val="99"/>
     <w:pPr>
       <w:spacing w:after="0" w:line="240" w:lineRule="auto"/>
@@ -39218,9 +41063,9 @@
       </w:rPr>
     </w:tblStylePr>
   </w:style>
-  <w:style w:type="table" w:styleId="974" w:customStyle="1">
+  <w:style w:type="table" w:styleId="980" w:customStyle="1">
     <w:name w:val="Grid Table 6 Colorful - Accent 6"/>
-    <w:basedOn w:val="884"/>
+    <w:basedOn w:val="890"/>
     <w:uiPriority w:val="99"/>
     <w:pPr>
       <w:spacing w:after="0" w:line="240" w:lineRule="auto"/>
@@ -39289,9 +41134,9 @@
       </w:rPr>
     </w:tblStylePr>
   </w:style>
-  <w:style w:type="table" w:styleId="975">
+  <w:style w:type="table" w:styleId="981">
     <w:name w:val="Grid Table 7 Colorful"/>
-    <w:basedOn w:val="884"/>
+    <w:basedOn w:val="890"/>
     <w:uiPriority w:val="99"/>
     <w:pPr>
       <w:spacing w:after="0" w:line="240" w:lineRule="auto"/>
@@ -39400,9 +41245,9 @@
       </w:tcPr>
     </w:tblStylePr>
   </w:style>
-  <w:style w:type="table" w:styleId="976" w:customStyle="1">
+  <w:style w:type="table" w:styleId="982" w:customStyle="1">
     <w:name w:val="Grid Table 7 Colorful - Accent 1"/>
-    <w:basedOn w:val="884"/>
+    <w:basedOn w:val="890"/>
     <w:uiPriority w:val="99"/>
     <w:pPr>
       <w:spacing w:after="0" w:line="240" w:lineRule="auto"/>
@@ -39511,9 +41356,9 @@
       </w:tcPr>
     </w:tblStylePr>
   </w:style>
-  <w:style w:type="table" w:styleId="977" w:customStyle="1">
+  <w:style w:type="table" w:styleId="983" w:customStyle="1">
     <w:name w:val="Grid Table 7 Colorful - Accent 2"/>
-    <w:basedOn w:val="884"/>
+    <w:basedOn w:val="890"/>
     <w:uiPriority w:val="99"/>
     <w:pPr>
       <w:spacing w:after="0" w:line="240" w:lineRule="auto"/>
@@ -39622,9 +41467,9 @@
       </w:tcPr>
     </w:tblStylePr>
   </w:style>
-  <w:style w:type="table" w:styleId="978" w:customStyle="1">
+  <w:style w:type="table" w:styleId="984" w:customStyle="1">
     <w:name w:val="Grid Table 7 Colorful - Accent 3"/>
-    <w:basedOn w:val="884"/>
+    <w:basedOn w:val="890"/>
     <w:uiPriority w:val="99"/>
     <w:pPr>
       <w:spacing w:after="0" w:line="240" w:lineRule="auto"/>
@@ -39733,9 +41578,9 @@
       </w:tcPr>
     </w:tblStylePr>
   </w:style>
-  <w:style w:type="table" w:styleId="979" w:customStyle="1">
+  <w:style w:type="table" w:styleId="985" w:customStyle="1">
     <w:name w:val="Grid Table 7 Colorful - Accent 4"/>
-    <w:basedOn w:val="884"/>
+    <w:basedOn w:val="890"/>
     <w:uiPriority w:val="99"/>
     <w:pPr>
       <w:spacing w:after="0" w:line="240" w:lineRule="auto"/>
@@ -39844,9 +41689,9 @@
       </w:tcPr>
     </w:tblStylePr>
   </w:style>
-  <w:style w:type="table" w:styleId="980" w:customStyle="1">
+  <w:style w:type="table" w:styleId="986" w:customStyle="1">
     <w:name w:val="Grid Table 7 Colorful - Accent 5"/>
-    <w:basedOn w:val="884"/>
+    <w:basedOn w:val="890"/>
     <w:uiPriority w:val="99"/>
     <w:pPr>
       <w:spacing w:after="0" w:line="240" w:lineRule="auto"/>
@@ -39955,9 +41800,9 @@
       </w:tcPr>
     </w:tblStylePr>
   </w:style>
-  <w:style w:type="table" w:styleId="981" w:customStyle="1">
+  <w:style w:type="table" w:styleId="987" w:customStyle="1">
     <w:name w:val="Grid Table 7 Colorful - Accent 6"/>
-    <w:basedOn w:val="884"/>
+    <w:basedOn w:val="890"/>
     <w:uiPriority w:val="99"/>
     <w:pPr>
       <w:spacing w:after="0" w:line="240" w:lineRule="auto"/>
@@ -40066,9 +41911,9 @@
       </w:tcPr>
     </w:tblStylePr>
   </w:style>
-  <w:style w:type="table" w:styleId="982">
+  <w:style w:type="table" w:styleId="988">
     <w:name w:val="List Table 1 Light"/>
-    <w:basedOn w:val="884"/>
+    <w:basedOn w:val="890"/>
     <w:uiPriority w:val="99"/>
     <w:pPr>
       <w:spacing w:after="0" w:line="240" w:lineRule="auto"/>
@@ -40128,9 +41973,9 @@
       </w:tcPr>
     </w:tblStylePr>
   </w:style>
-  <w:style w:type="table" w:styleId="983" w:customStyle="1">
+  <w:style w:type="table" w:styleId="989" w:customStyle="1">
     <w:name w:val="List Table 1 Light - Accent 1"/>
-    <w:basedOn w:val="884"/>
+    <w:basedOn w:val="890"/>
     <w:uiPriority w:val="99"/>
     <w:pPr>
       <w:spacing w:after="0" w:line="240" w:lineRule="auto"/>
@@ -40190,9 +42035,9 @@
       </w:tcPr>
     </w:tblStylePr>
   </w:style>
-  <w:style w:type="table" w:styleId="984" w:customStyle="1">
+  <w:style w:type="table" w:styleId="990" w:customStyle="1">
     <w:name w:val="List Table 1 Light - Accent 2"/>
-    <w:basedOn w:val="884"/>
+    <w:basedOn w:val="890"/>
     <w:uiPriority w:val="99"/>
     <w:pPr>
       <w:spacing w:after="0" w:line="240" w:lineRule="auto"/>
@@ -40252,9 +42097,9 @@
       </w:tcPr>
     </w:tblStylePr>
   </w:style>
-  <w:style w:type="table" w:styleId="985" w:customStyle="1">
+  <w:style w:type="table" w:styleId="991" w:customStyle="1">
     <w:name w:val="List Table 1 Light - Accent 3"/>
-    <w:basedOn w:val="884"/>
+    <w:basedOn w:val="890"/>
     <w:uiPriority w:val="99"/>
     <w:pPr>
       <w:spacing w:after="0" w:line="240" w:lineRule="auto"/>
@@ -40314,9 +42159,9 @@
       </w:tcPr>
     </w:tblStylePr>
   </w:style>
-  <w:style w:type="table" w:styleId="986" w:customStyle="1">
+  <w:style w:type="table" w:styleId="992" w:customStyle="1">
     <w:name w:val="List Table 1 Light - Accent 4"/>
-    <w:basedOn w:val="884"/>
+    <w:basedOn w:val="890"/>
     <w:uiPriority w:val="99"/>
     <w:pPr>
       <w:spacing w:after="0" w:line="240" w:lineRule="auto"/>
@@ -40376,9 +42221,9 @@
       </w:tcPr>
     </w:tblStylePr>
   </w:style>
-  <w:style w:type="table" w:styleId="987" w:customStyle="1">
+  <w:style w:type="table" w:styleId="993" w:customStyle="1">
     <w:name w:val="List Table 1 Light - Accent 5"/>
-    <w:basedOn w:val="884"/>
+    <w:basedOn w:val="890"/>
     <w:uiPriority w:val="99"/>
     <w:pPr>
       <w:spacing w:after="0" w:line="240" w:lineRule="auto"/>
@@ -40438,9 +42283,9 @@
       </w:tcPr>
     </w:tblStylePr>
   </w:style>
-  <w:style w:type="table" w:styleId="988" w:customStyle="1">
+  <w:style w:type="table" w:styleId="994" w:customStyle="1">
     <w:name w:val="List Table 1 Light - Accent 6"/>
-    <w:basedOn w:val="884"/>
+    <w:basedOn w:val="890"/>
     <w:uiPriority w:val="99"/>
     <w:pPr>
       <w:spacing w:after="0" w:line="240" w:lineRule="auto"/>
@@ -40500,9 +42345,9 @@
       </w:tcPr>
     </w:tblStylePr>
   </w:style>
-  <w:style w:type="table" w:styleId="989">
+  <w:style w:type="table" w:styleId="995">
     <w:name w:val="List Table 2"/>
-    <w:basedOn w:val="884"/>
+    <w:basedOn w:val="890"/>
     <w:uiPriority w:val="99"/>
     <w:pPr>
       <w:spacing w:after="0" w:line="240" w:lineRule="auto"/>
@@ -40585,9 +42430,9 @@
       </w:tcPr>
     </w:tblStylePr>
   </w:style>
-  <w:style w:type="table" w:styleId="990" w:customStyle="1">
+  <w:style w:type="table" w:styleId="996" w:customStyle="1">
     <w:name w:val="List Table 2 - Accent 1"/>
-    <w:basedOn w:val="884"/>
+    <w:basedOn w:val="890"/>
     <w:uiPriority w:val="99"/>
     <w:pPr>
       <w:spacing w:after="0" w:line="240" w:lineRule="auto"/>
@@ -40670,9 +42515,9 @@
       </w:tcPr>
     </w:tblStylePr>
   </w:style>
-  <w:style w:type="table" w:styleId="991" w:customStyle="1">
+  <w:style w:type="table" w:styleId="997" w:customStyle="1">
     <w:name w:val="List Table 2 - Accent 2"/>
-    <w:basedOn w:val="884"/>
+    <w:basedOn w:val="890"/>
     <w:uiPriority w:val="99"/>
     <w:pPr>
       <w:spacing w:after="0" w:line="240" w:lineRule="auto"/>
@@ -40755,9 +42600,9 @@
       </w:tcPr>
     </w:tblStylePr>
   </w:style>
-  <w:style w:type="table" w:styleId="992" w:customStyle="1">
+  <w:style w:type="table" w:styleId="998" w:customStyle="1">
     <w:name w:val="List Table 2 - Accent 3"/>
-    <w:basedOn w:val="884"/>
+    <w:basedOn w:val="890"/>
     <w:uiPriority w:val="99"/>
     <w:pPr>
       <w:spacing w:after="0" w:line="240" w:lineRule="auto"/>
@@ -40840,9 +42685,9 @@
       </w:tcPr>
     </w:tblStylePr>
   </w:style>
-  <w:style w:type="table" w:styleId="993" w:customStyle="1">
+  <w:style w:type="table" w:styleId="999" w:customStyle="1">
     <w:name w:val="List Table 2 - Accent 4"/>
-    <w:basedOn w:val="884"/>
+    <w:basedOn w:val="890"/>
     <w:uiPriority w:val="99"/>
     <w:pPr>
       <w:spacing w:after="0" w:line="240" w:lineRule="auto"/>
@@ -40925,9 +42770,9 @@
       </w:tcPr>
     </w:tblStylePr>
   </w:style>
-  <w:style w:type="table" w:styleId="994" w:customStyle="1">
+  <w:style w:type="table" w:styleId="1000" w:customStyle="1">
     <w:name w:val="List Table 2 - Accent 5"/>
-    <w:basedOn w:val="884"/>
+    <w:basedOn w:val="890"/>
     <w:uiPriority w:val="99"/>
     <w:pPr>
       <w:spacing w:after="0" w:line="240" w:lineRule="auto"/>
@@ -41010,9 +42855,9 @@
       </w:tcPr>
     </w:tblStylePr>
   </w:style>
-  <w:style w:type="table" w:styleId="995" w:customStyle="1">
+  <w:style w:type="table" w:styleId="1001" w:customStyle="1">
     <w:name w:val="List Table 2 - Accent 6"/>
-    <w:basedOn w:val="884"/>
+    <w:basedOn w:val="890"/>
     <w:uiPriority w:val="99"/>
     <w:pPr>
       <w:spacing w:after="0" w:line="240" w:lineRule="auto"/>
@@ -41095,9 +42940,9 @@
       </w:tcPr>
     </w:tblStylePr>
   </w:style>
-  <w:style w:type="table" w:styleId="996">
+  <w:style w:type="table" w:styleId="1002">
     <w:name w:val="List Table 3"/>
-    <w:basedOn w:val="884"/>
+    <w:basedOn w:val="890"/>
     <w:uiPriority w:val="99"/>
     <w:pPr>
       <w:spacing w:after="0" w:line="240" w:lineRule="auto"/>
@@ -41168,9 +43013,9 @@
       </w:rPr>
     </w:tblStylePr>
   </w:style>
-  <w:style w:type="table" w:styleId="997" w:customStyle="1">
+  <w:style w:type="table" w:styleId="1003" w:customStyle="1">
     <w:name w:val="List Table 3 - Accent 1"/>
-    <w:basedOn w:val="884"/>
+    <w:basedOn w:val="890"/>
     <w:uiPriority w:val="99"/>
     <w:pPr>
       <w:spacing w:after="0" w:line="240" w:lineRule="auto"/>
@@ -41241,9 +43086,9 @@
       </w:rPr>
     </w:tblStylePr>
   </w:style>
-  <w:style w:type="table" w:styleId="998" w:customStyle="1">
+  <w:style w:type="table" w:styleId="1004" w:customStyle="1">
     <w:name w:val="List Table 3 - Accent 2"/>
-    <w:basedOn w:val="884"/>
+    <w:basedOn w:val="890"/>
     <w:uiPriority w:val="99"/>
     <w:pPr>
       <w:spacing w:after="0" w:line="240" w:lineRule="auto"/>
@@ -41314,9 +43159,9 @@
       </w:rPr>
     </w:tblStylePr>
   </w:style>
-  <w:style w:type="table" w:styleId="999" w:customStyle="1">
+  <w:style w:type="table" w:styleId="1005" w:customStyle="1">
     <w:name w:val="List Table 3 - Accent 3"/>
-    <w:basedOn w:val="884"/>
+    <w:basedOn w:val="890"/>
     <w:uiPriority w:val="99"/>
     <w:pPr>
       <w:spacing w:after="0" w:line="240" w:lineRule="auto"/>
@@ -41387,9 +43232,9 @@
       </w:rPr>
     </w:tblStylePr>
   </w:style>
-  <w:style w:type="table" w:styleId="1000" w:customStyle="1">
+  <w:style w:type="table" w:styleId="1006" w:customStyle="1">
     <w:name w:val="List Table 3 - Accent 4"/>
-    <w:basedOn w:val="884"/>
+    <w:basedOn w:val="890"/>
     <w:uiPriority w:val="99"/>
     <w:pPr>
       <w:spacing w:after="0" w:line="240" w:lineRule="auto"/>
@@ -41460,9 +43305,9 @@
       </w:rPr>
     </w:tblStylePr>
   </w:style>
-  <w:style w:type="table" w:styleId="1001" w:customStyle="1">
+  <w:style w:type="table" w:styleId="1007" w:customStyle="1">
     <w:name w:val="List Table 3 - Accent 5"/>
-    <w:basedOn w:val="884"/>
+    <w:basedOn w:val="890"/>
     <w:uiPriority w:val="99"/>
     <w:pPr>
       <w:spacing w:after="0" w:line="240" w:lineRule="auto"/>
@@ -41533,9 +43378,9 @@
       </w:rPr>
     </w:tblStylePr>
   </w:style>
-  <w:style w:type="table" w:styleId="1002" w:customStyle="1">
+  <w:style w:type="table" w:styleId="1008" w:customStyle="1">
     <w:name w:val="List Table 3 - Accent 6"/>
-    <w:basedOn w:val="884"/>
+    <w:basedOn w:val="890"/>
     <w:uiPriority w:val="99"/>
     <w:pPr>
       <w:spacing w:after="0" w:line="240" w:lineRule="auto"/>
@@ -41606,9 +43451,9 @@
       </w:rPr>
     </w:tblStylePr>
   </w:style>
-  <w:style w:type="table" w:styleId="1003">
+  <w:style w:type="table" w:styleId="1009">
     <w:name w:val="List Table 4"/>
-    <w:basedOn w:val="884"/>
+    <w:basedOn w:val="890"/>
     <w:uiPriority w:val="99"/>
     <w:pPr>
       <w:spacing w:after="0" w:line="240" w:lineRule="auto"/>
@@ -41674,9 +43519,9 @@
       </w:rPr>
     </w:tblStylePr>
   </w:style>
-  <w:style w:type="table" w:styleId="1004" w:customStyle="1">
+  <w:style w:type="table" w:styleId="1010" w:customStyle="1">
     <w:name w:val="List Table 4 - Accent 1"/>
-    <w:basedOn w:val="884"/>
+    <w:basedOn w:val="890"/>
     <w:uiPriority w:val="99"/>
     <w:pPr>
       <w:spacing w:after="0" w:line="240" w:lineRule="auto"/>
@@ -41742,9 +43587,9 @@
       </w:rPr>
     </w:tblStylePr>
   </w:style>
-  <w:style w:type="table" w:styleId="1005" w:customStyle="1">
+  <w:style w:type="table" w:styleId="1011" w:customStyle="1">
     <w:name w:val="List Table 4 - Accent 2"/>
-    <w:basedOn w:val="884"/>
+    <w:basedOn w:val="890"/>
     <w:uiPriority w:val="99"/>
     <w:pPr>
       <w:spacing w:after="0" w:line="240" w:lineRule="auto"/>
@@ -41810,9 +43655,9 @@
       </w:rPr>
     </w:tblStylePr>
   </w:style>
-  <w:style w:type="table" w:styleId="1006" w:customStyle="1">
+  <w:style w:type="table" w:styleId="1012" w:customStyle="1">
     <w:name w:val="List Table 4 - Accent 3"/>
-    <w:basedOn w:val="884"/>
+    <w:basedOn w:val="890"/>
     <w:uiPriority w:val="99"/>
     <w:pPr>
       <w:spacing w:after="0" w:line="240" w:lineRule="auto"/>
@@ -41878,9 +43723,9 @@
       </w:rPr>
     </w:tblStylePr>
   </w:style>
-  <w:style w:type="table" w:styleId="1007" w:customStyle="1">
+  <w:style w:type="table" w:styleId="1013" w:customStyle="1">
     <w:name w:val="List Table 4 - Accent 4"/>
-    <w:basedOn w:val="884"/>
+    <w:basedOn w:val="890"/>
     <w:uiPriority w:val="99"/>
     <w:pPr>
       <w:spacing w:after="0" w:line="240" w:lineRule="auto"/>
@@ -41946,9 +43791,9 @@
       </w:rPr>
     </w:tblStylePr>
   </w:style>
-  <w:style w:type="table" w:styleId="1008" w:customStyle="1">
+  <w:style w:type="table" w:styleId="1014" w:customStyle="1">
     <w:name w:val="List Table 4 - Accent 5"/>
-    <w:basedOn w:val="884"/>
+    <w:basedOn w:val="890"/>
     <w:uiPriority w:val="99"/>
     <w:pPr>
       <w:spacing w:after="0" w:line="240" w:lineRule="auto"/>
@@ -42014,9 +43859,9 @@
       </w:rPr>
     </w:tblStylePr>
   </w:style>
-  <w:style w:type="table" w:styleId="1009" w:customStyle="1">
+  <w:style w:type="table" w:styleId="1015" w:customStyle="1">
     <w:name w:val="List Table 4 - Accent 6"/>
-    <w:basedOn w:val="884"/>
+    <w:basedOn w:val="890"/>
     <w:uiPriority w:val="99"/>
     <w:pPr>
       <w:spacing w:after="0" w:line="240" w:lineRule="auto"/>
@@ -42082,9 +43927,9 @@
       </w:rPr>
     </w:tblStylePr>
   </w:style>
-  <w:style w:type="table" w:styleId="1010">
+  <w:style w:type="table" w:styleId="1016">
     <w:name w:val="List Table 5 Dark"/>
-    <w:basedOn w:val="884"/>
+    <w:basedOn w:val="890"/>
     <w:uiPriority w:val="99"/>
     <w:pPr>
       <w:spacing w:after="0" w:line="240" w:lineRule="auto"/>
@@ -42181,9 +44026,9 @@
       </w:rPr>
     </w:tblStylePr>
   </w:style>
-  <w:style w:type="table" w:styleId="1011" w:customStyle="1">
+  <w:style w:type="table" w:styleId="1017" w:customStyle="1">
     <w:name w:val="List Table 5 Dark - Accent 1"/>
-    <w:basedOn w:val="884"/>
+    <w:basedOn w:val="890"/>
     <w:uiPriority w:val="99"/>
     <w:pPr>
       <w:spacing w:after="0" w:line="240" w:lineRule="auto"/>
@@ -42280,9 +44125,9 @@
       </w:rPr>
     </w:tblStylePr>
   </w:style>
-  <w:style w:type="table" w:styleId="1012" w:customStyle="1">
+  <w:style w:type="table" w:styleId="1018" w:customStyle="1">
     <w:name w:val="List Table 5 Dark - Accent 2"/>
-    <w:basedOn w:val="884"/>
+    <w:basedOn w:val="890"/>
     <w:uiPriority w:val="99"/>
     <w:pPr>
       <w:spacing w:after="0" w:line="240" w:lineRule="auto"/>
@@ -42379,9 +44224,9 @@
       </w:rPr>
     </w:tblStylePr>
   </w:style>
-  <w:style w:type="table" w:styleId="1013" w:customStyle="1">
+  <w:style w:type="table" w:styleId="1019" w:customStyle="1">
     <w:name w:val="List Table 5 Dark - Accent 3"/>
-    <w:basedOn w:val="884"/>
+    <w:basedOn w:val="890"/>
     <w:uiPriority w:val="99"/>
     <w:pPr>
       <w:spacing w:after="0" w:line="240" w:lineRule="auto"/>
@@ -42478,9 +44323,9 @@
       </w:rPr>
     </w:tblStylePr>
   </w:style>
-  <w:style w:type="table" w:styleId="1014" w:customStyle="1">
+  <w:style w:type="table" w:styleId="1020" w:customStyle="1">
     <w:name w:val="List Table 5 Dark - Accent 4"/>
-    <w:basedOn w:val="884"/>
+    <w:basedOn w:val="890"/>
     <w:uiPriority w:val="99"/>
     <w:pPr>
       <w:spacing w:after="0" w:line="240" w:lineRule="auto"/>
@@ -42577,9 +44422,9 @@
       </w:rPr>
     </w:tblStylePr>
   </w:style>
-  <w:style w:type="table" w:styleId="1015" w:customStyle="1">
+  <w:style w:type="table" w:styleId="1021" w:customStyle="1">
     <w:name w:val="List Table 5 Dark - Accent 5"/>
-    <w:basedOn w:val="884"/>
+    <w:basedOn w:val="890"/>
     <w:uiPriority w:val="99"/>
     <w:pPr>
       <w:spacing w:after="0" w:line="240" w:lineRule="auto"/>
@@ -42676,9 +44521,9 @@
       </w:rPr>
     </w:tblStylePr>
   </w:style>
-  <w:style w:type="table" w:styleId="1016" w:customStyle="1">
+  <w:style w:type="table" w:styleId="1022" w:customStyle="1">
     <w:name w:val="List Table 5 Dark - Accent 6"/>
-    <w:basedOn w:val="884"/>
+    <w:basedOn w:val="890"/>
     <w:uiPriority w:val="99"/>
     <w:pPr>
       <w:spacing w:after="0" w:line="240" w:lineRule="auto"/>
@@ -42775,9 +44620,9 @@
       </w:rPr>
     </w:tblStylePr>
   </w:style>
-  <w:style w:type="table" w:styleId="1017">
+  <w:style w:type="table" w:styleId="1023">
     <w:name w:val="List Table 6 Colorful"/>
-    <w:basedOn w:val="884"/>
+    <w:basedOn w:val="890"/>
     <w:uiPriority w:val="99"/>
     <w:pPr>
       <w:spacing w:after="0" w:line="240" w:lineRule="auto"/>
@@ -42847,9 +44692,9 @@
       </w:tcPr>
     </w:tblStylePr>
   </w:style>
-  <w:style w:type="table" w:styleId="1018" w:customStyle="1">
+  <w:style w:type="table" w:styleId="1024" w:customStyle="1">
     <w:name w:val="List Table 6 Colorful - Accent 1"/>
-    <w:basedOn w:val="884"/>
+    <w:basedOn w:val="890"/>
     <w:uiPriority w:val="99"/>
     <w:pPr>
       <w:spacing w:after="0" w:line="240" w:lineRule="auto"/>
@@ -42919,9 +44764,9 @@
       </w:tcPr>
     </w:tblStylePr>
   </w:style>
-  <w:style w:type="table" w:styleId="1019" w:customStyle="1">
+  <w:style w:type="table" w:styleId="1025" w:customStyle="1">
     <w:name w:val="List Table 6 Colorful - Accent 2"/>
-    <w:basedOn w:val="884"/>
+    <w:basedOn w:val="890"/>
     <w:uiPriority w:val="99"/>
     <w:pPr>
       <w:spacing w:after="0" w:line="240" w:lineRule="auto"/>
@@ -42991,9 +44836,9 @@
       </w:tcPr>
     </w:tblStylePr>
   </w:style>
-  <w:style w:type="table" w:styleId="1020" w:customStyle="1">
+  <w:style w:type="table" w:styleId="1026" w:customStyle="1">
     <w:name w:val="List Table 6 Colorful - Accent 3"/>
-    <w:basedOn w:val="884"/>
+    <w:basedOn w:val="890"/>
     <w:uiPriority w:val="99"/>
     <w:pPr>
       <w:spacing w:after="0" w:line="240" w:lineRule="auto"/>
@@ -43063,9 +44908,9 @@
       </w:tcPr>
     </w:tblStylePr>
   </w:style>
-  <w:style w:type="table" w:styleId="1021" w:customStyle="1">
+  <w:style w:type="table" w:styleId="1027" w:customStyle="1">
     <w:name w:val="List Table 6 Colorful - Accent 4"/>
-    <w:basedOn w:val="884"/>
+    <w:basedOn w:val="890"/>
     <w:uiPriority w:val="99"/>
     <w:pPr>
       <w:spacing w:after="0" w:line="240" w:lineRule="auto"/>
@@ -43135,9 +44980,9 @@
       </w:tcPr>
     </w:tblStylePr>
   </w:style>
-  <w:style w:type="table" w:styleId="1022" w:customStyle="1">
+  <w:style w:type="table" w:styleId="1028" w:customStyle="1">
     <w:name w:val="List Table 6 Colorful - Accent 5"/>
-    <w:basedOn w:val="884"/>
+    <w:basedOn w:val="890"/>
     <w:uiPriority w:val="99"/>
     <w:pPr>
       <w:spacing w:after="0" w:line="240" w:lineRule="auto"/>
@@ -43207,9 +45052,9 @@
       </w:tcPr>
     </w:tblStylePr>
   </w:style>
-  <w:style w:type="table" w:styleId="1023" w:customStyle="1">
+  <w:style w:type="table" w:styleId="1029" w:customStyle="1">
     <w:name w:val="List Table 6 Colorful - Accent 6"/>
-    <w:basedOn w:val="884"/>
+    <w:basedOn w:val="890"/>
     <w:uiPriority w:val="99"/>
     <w:pPr>
       <w:spacing w:after="0" w:line="240" w:lineRule="auto"/>
@@ -43279,9 +45124,9 @@
       </w:tcPr>
     </w:tblStylePr>
   </w:style>
-  <w:style w:type="table" w:styleId="1024">
+  <w:style w:type="table" w:styleId="1030">
     <w:name w:val="List Table 7 Colorful"/>
-    <w:basedOn w:val="884"/>
+    <w:basedOn w:val="890"/>
     <w:uiPriority w:val="99"/>
     <w:pPr>
       <w:spacing w:after="0" w:line="240" w:lineRule="auto"/>
@@ -43387,9 +45232,9 @@
       </w:tcPr>
     </w:tblStylePr>
   </w:style>
-  <w:style w:type="table" w:styleId="1025" w:customStyle="1">
+  <w:style w:type="table" w:styleId="1031" w:customStyle="1">
     <w:name w:val="List Table 7 Colorful - Accent 1"/>
-    <w:basedOn w:val="884"/>
+    <w:basedOn w:val="890"/>
     <w:uiPriority w:val="99"/>
     <w:pPr>
       <w:spacing w:after="0" w:line="240" w:lineRule="auto"/>
@@ -43495,9 +45340,9 @@
       </w:tcPr>
     </w:tblStylePr>
   </w:style>
-  <w:style w:type="table" w:styleId="1026" w:customStyle="1">
+  <w:style w:type="table" w:styleId="1032" w:customStyle="1">
     <w:name w:val="List Table 7 Colorful - Accent 2"/>
-    <w:basedOn w:val="884"/>
+    <w:basedOn w:val="890"/>
     <w:uiPriority w:val="99"/>
     <w:pPr>
       <w:spacing w:after="0" w:line="240" w:lineRule="auto"/>
@@ -43603,9 +45448,9 @@
       </w:tcPr>
     </w:tblStylePr>
   </w:style>
-  <w:style w:type="table" w:styleId="1027" w:customStyle="1">
+  <w:style w:type="table" w:styleId="1033" w:customStyle="1">
     <w:name w:val="List Table 7 Colorful - Accent 3"/>
-    <w:basedOn w:val="884"/>
+    <w:basedOn w:val="890"/>
     <w:uiPriority w:val="99"/>
     <w:pPr>
       <w:spacing w:after="0" w:line="240" w:lineRule="auto"/>
@@ -43711,9 +45556,9 @@
       </w:tcPr>
     </w:tblStylePr>
   </w:style>
-  <w:style w:type="table" w:styleId="1028" w:customStyle="1">
+  <w:style w:type="table" w:styleId="1034" w:customStyle="1">
     <w:name w:val="List Table 7 Colorful - Accent 4"/>
-    <w:basedOn w:val="884"/>
+    <w:basedOn w:val="890"/>
     <w:uiPriority w:val="99"/>
     <w:pPr>
       <w:spacing w:after="0" w:line="240" w:lineRule="auto"/>
@@ -43819,9 +45664,9 @@
       </w:tcPr>
     </w:tblStylePr>
   </w:style>
-  <w:style w:type="table" w:styleId="1029" w:customStyle="1">
+  <w:style w:type="table" w:styleId="1035" w:customStyle="1">
     <w:name w:val="List Table 7 Colorful - Accent 5"/>
-    <w:basedOn w:val="884"/>
+    <w:basedOn w:val="890"/>
     <w:uiPriority w:val="99"/>
     <w:pPr>
       <w:spacing w:after="0" w:line="240" w:lineRule="auto"/>
@@ -43927,9 +45772,9 @@
       </w:tcPr>
     </w:tblStylePr>
   </w:style>
-  <w:style w:type="table" w:styleId="1030" w:customStyle="1">
+  <w:style w:type="table" w:styleId="1036" w:customStyle="1">
     <w:name w:val="List Table 7 Colorful - Accent 6"/>
-    <w:basedOn w:val="884"/>
+    <w:basedOn w:val="890"/>
     <w:uiPriority w:val="99"/>
     <w:pPr>
       <w:spacing w:after="0" w:line="240" w:lineRule="auto"/>
@@ -44035,9 +45880,9 @@
       </w:tcPr>
     </w:tblStylePr>
   </w:style>
-  <w:style w:type="table" w:styleId="1031" w:customStyle="1">
+  <w:style w:type="table" w:styleId="1037" w:customStyle="1">
     <w:name w:val="Lined - Accent"/>
-    <w:basedOn w:val="884"/>
+    <w:basedOn w:val="890"/>
     <w:uiPriority w:val="99"/>
     <w:pPr>
       <w:spacing w:after="0" w:line="240" w:lineRule="auto"/>
@@ -44127,9 +45972,9 @@
       </w:tcPr>
     </w:tblStylePr>
   </w:style>
-  <w:style w:type="table" w:styleId="1032" w:customStyle="1">
+  <w:style w:type="table" w:styleId="1038" w:customStyle="1">
     <w:name w:val="Lined - Accent 1"/>
-    <w:basedOn w:val="884"/>
+    <w:basedOn w:val="890"/>
     <w:uiPriority w:val="99"/>
     <w:pPr>
       <w:spacing w:after="0" w:line="240" w:lineRule="auto"/>
@@ -44219,9 +46064,9 @@
       </w:tcPr>
     </w:tblStylePr>
   </w:style>
-  <w:style w:type="table" w:styleId="1033" w:customStyle="1">
+  <w:style w:type="table" w:styleId="1039" w:customStyle="1">
     <w:name w:val="Lined - Accent 2"/>
-    <w:basedOn w:val="884"/>
+    <w:basedOn w:val="890"/>
     <w:uiPriority w:val="99"/>
     <w:pPr>
       <w:spacing w:after="0" w:line="240" w:lineRule="auto"/>
@@ -44311,9 +46156,9 @@
       </w:tcPr>
     </w:tblStylePr>
   </w:style>
-  <w:style w:type="table" w:styleId="1034" w:customStyle="1">
+  <w:style w:type="table" w:styleId="1040" w:customStyle="1">
     <w:name w:val="Lined - Accent 3"/>
-    <w:basedOn w:val="884"/>
+    <w:basedOn w:val="890"/>
     <w:uiPriority w:val="99"/>
     <w:pPr>
       <w:spacing w:after="0" w:line="240" w:lineRule="auto"/>
@@ -44403,9 +46248,9 @@
       </w:tcPr>
     </w:tblStylePr>
   </w:style>
-  <w:style w:type="table" w:styleId="1035" w:customStyle="1">
+  <w:style w:type="table" w:styleId="1041" w:customStyle="1">
     <w:name w:val="Lined - Accent 4"/>
-    <w:basedOn w:val="884"/>
+    <w:basedOn w:val="890"/>
     <w:uiPriority w:val="99"/>
     <w:pPr>
       <w:spacing w:after="0" w:line="240" w:lineRule="auto"/>
@@ -44495,9 +46340,9 @@
       </w:tcPr>
     </w:tblStylePr>
   </w:style>
-  <w:style w:type="table" w:styleId="1036" w:customStyle="1">
+  <w:style w:type="table" w:styleId="1042" w:customStyle="1">
     <w:name w:val="Lined - Accent 5"/>
-    <w:basedOn w:val="884"/>
+    <w:basedOn w:val="890"/>
     <w:uiPriority w:val="99"/>
     <w:pPr>
       <w:spacing w:after="0" w:line="240" w:lineRule="auto"/>
@@ -44587,9 +46432,9 @@
       </w:tcPr>
     </w:tblStylePr>
   </w:style>
-  <w:style w:type="table" w:styleId="1037" w:customStyle="1">
+  <w:style w:type="table" w:styleId="1043" w:customStyle="1">
     <w:name w:val="Lined - Accent 6"/>
-    <w:basedOn w:val="884"/>
+    <w:basedOn w:val="890"/>
     <w:uiPriority w:val="99"/>
     <w:pPr>
       <w:spacing w:after="0" w:line="240" w:lineRule="auto"/>
@@ -44679,9 +46524,9 @@
       </w:tcPr>
     </w:tblStylePr>
   </w:style>
-  <w:style w:type="table" w:styleId="1038" w:customStyle="1">
+  <w:style w:type="table" w:styleId="1044" w:customStyle="1">
     <w:name w:val="Bordered &amp; Lined - Accent"/>
-    <w:basedOn w:val="884"/>
+    <w:basedOn w:val="890"/>
     <w:uiPriority w:val="99"/>
     <w:pPr>
       <w:spacing w:after="0" w:line="240" w:lineRule="auto"/>
@@ -44779,9 +46624,9 @@
       </w:tcPr>
     </w:tblStylePr>
   </w:style>
-  <w:style w:type="table" w:styleId="1039" w:customStyle="1">
+  <w:style w:type="table" w:styleId="1045" w:customStyle="1">
     <w:name w:val="Bordered &amp; Lined - Accent 1"/>
-    <w:basedOn w:val="884"/>
+    <w:basedOn w:val="890"/>
     <w:uiPriority w:val="99"/>
     <w:pPr>
       <w:spacing w:after="0" w:line="240" w:lineRule="auto"/>
@@ -44879,9 +46724,9 @@
       </w:tcPr>
     </w:tblStylePr>
   </w:style>
-  <w:style w:type="table" w:styleId="1040" w:customStyle="1">
+  <w:style w:type="table" w:styleId="1046" w:customStyle="1">
     <w:name w:val="Bordered &amp; Lined - Accent 2"/>
-    <w:basedOn w:val="884"/>
+    <w:basedOn w:val="890"/>
     <w:uiPriority w:val="99"/>
     <w:pPr>
       <w:spacing w:after="0" w:line="240" w:lineRule="auto"/>
@@ -44979,9 +46824,9 @@
       </w:tcPr>
     </w:tblStylePr>
   </w:style>
-  <w:style w:type="table" w:styleId="1041" w:customStyle="1">
+  <w:style w:type="table" w:styleId="1047" w:customStyle="1">
     <w:name w:val="Bordered &amp; Lined - Accent 3"/>
-    <w:basedOn w:val="884"/>
+    <w:basedOn w:val="890"/>
     <w:uiPriority w:val="99"/>
     <w:pPr>
       <w:spacing w:after="0" w:line="240" w:lineRule="auto"/>
@@ -45079,9 +46924,9 @@
       </w:tcPr>
     </w:tblStylePr>
   </w:style>
-  <w:style w:type="table" w:styleId="1042" w:customStyle="1">
+  <w:style w:type="table" w:styleId="1048" w:customStyle="1">
     <w:name w:val="Bordered &amp; Lined - Accent 4"/>
-    <w:basedOn w:val="884"/>
+    <w:basedOn w:val="890"/>
     <w:uiPriority w:val="99"/>
     <w:pPr>
       <w:spacing w:after="0" w:line="240" w:lineRule="auto"/>
@@ -45179,9 +47024,9 @@
       </w:tcPr>
     </w:tblStylePr>
   </w:style>
-  <w:style w:type="table" w:styleId="1043" w:customStyle="1">
+  <w:style w:type="table" w:styleId="1049" w:customStyle="1">
     <w:name w:val="Bordered &amp; Lined - Accent 5"/>
-    <w:basedOn w:val="884"/>
+    <w:basedOn w:val="890"/>
     <w:uiPriority w:val="99"/>
     <w:pPr>
       <w:spacing w:after="0" w:line="240" w:lineRule="auto"/>
@@ -45279,9 +47124,9 @@
       </w:tcPr>
     </w:tblStylePr>
   </w:style>
-  <w:style w:type="table" w:styleId="1044" w:customStyle="1">
+  <w:style w:type="table" w:styleId="1050" w:customStyle="1">
     <w:name w:val="Bordered &amp; Lined - Accent 6"/>
-    <w:basedOn w:val="884"/>
+    <w:basedOn w:val="890"/>
     <w:uiPriority w:val="99"/>
     <w:pPr>
       <w:spacing w:after="0" w:line="240" w:lineRule="auto"/>
@@ -45379,9 +47224,9 @@
       </w:tcPr>
     </w:tblStylePr>
   </w:style>
-  <w:style w:type="table" w:styleId="1045" w:customStyle="1">
+  <w:style w:type="table" w:styleId="1051" w:customStyle="1">
     <w:name w:val="Bordered"/>
-    <w:basedOn w:val="884"/>
+    <w:basedOn w:val="890"/>
     <w:uiPriority w:val="99"/>
     <w:pPr>
       <w:spacing w:after="0" w:line="240" w:lineRule="auto"/>
@@ -45457,9 +47302,9 @@
       </w:tcPr>
     </w:tblStylePr>
   </w:style>
-  <w:style w:type="table" w:styleId="1046" w:customStyle="1">
+  <w:style w:type="table" w:styleId="1052" w:customStyle="1">
     <w:name w:val="Bordered - Accent 1"/>
-    <w:basedOn w:val="884"/>
+    <w:basedOn w:val="890"/>
     <w:uiPriority w:val="99"/>
     <w:pPr>
       <w:spacing w:after="0" w:line="240" w:lineRule="auto"/>
@@ -45535,9 +47380,9 @@
       </w:tcPr>
     </w:tblStylePr>
   </w:style>
-  <w:style w:type="table" w:styleId="1047" w:customStyle="1">
+  <w:style w:type="table" w:styleId="1053" w:customStyle="1">
     <w:name w:val="Bordered - Accent 2"/>
-    <w:basedOn w:val="884"/>
+    <w:basedOn w:val="890"/>
     <w:uiPriority w:val="99"/>
     <w:pPr>
       <w:spacing w:after="0" w:line="240" w:lineRule="auto"/>
@@ -45613,9 +47458,9 @@
       </w:tcPr>
     </w:tblStylePr>
   </w:style>
-  <w:style w:type="table" w:styleId="1048" w:customStyle="1">
+  <w:style w:type="table" w:styleId="1054" w:customStyle="1">
     <w:name w:val="Bordered - Accent 3"/>
-    <w:basedOn w:val="884"/>
+    <w:basedOn w:val="890"/>
     <w:uiPriority w:val="99"/>
     <w:pPr>
       <w:spacing w:after="0" w:line="240" w:lineRule="auto"/>
@@ -45691,9 +47536,9 @@
       </w:tcPr>
     </w:tblStylePr>
   </w:style>
-  <w:style w:type="table" w:styleId="1049" w:customStyle="1">
+  <w:style w:type="table" w:styleId="1055" w:customStyle="1">
     <w:name w:val="Bordered - Accent 4"/>
-    <w:basedOn w:val="884"/>
+    <w:basedOn w:val="890"/>
     <w:uiPriority w:val="99"/>
     <w:pPr>
       <w:spacing w:after="0" w:line="240" w:lineRule="auto"/>
@@ -45769,9 +47614,9 @@
       </w:tcPr>
     </w:tblStylePr>
   </w:style>
-  <w:style w:type="table" w:styleId="1050" w:customStyle="1">
+  <w:style w:type="table" w:styleId="1056" w:customStyle="1">
     <w:name w:val="Bordered - Accent 5"/>
-    <w:basedOn w:val="884"/>
+    <w:basedOn w:val="890"/>
     <w:uiPriority w:val="99"/>
     <w:pPr>
       <w:spacing w:after="0" w:line="240" w:lineRule="auto"/>
@@ -45847,9 +47692,9 @@
       </w:tcPr>
     </w:tblStylePr>
   </w:style>
-  <w:style w:type="table" w:styleId="1051" w:customStyle="1">
+  <w:style w:type="table" w:styleId="1057" w:customStyle="1">
     <w:name w:val="Bordered - Accent 6"/>
-    <w:basedOn w:val="884"/>
+    <w:basedOn w:val="890"/>
     <w:uiPriority w:val="99"/>
     <w:pPr>
       <w:spacing w:after="0" w:line="240" w:lineRule="auto"/>
@@ -45925,10 +47770,10 @@
       </w:tcPr>
     </w:tblStylePr>
   </w:style>
-  <w:style w:type="paragraph" w:styleId="1052">
+  <w:style w:type="paragraph" w:styleId="1058">
     <w:name w:val="footnote text"/>
-    <w:basedOn w:val="873"/>
-    <w:link w:val="1053"/>
+    <w:basedOn w:val="879"/>
+    <w:link w:val="1059"/>
     <w:uiPriority w:val="99"/>
     <w:semiHidden/>
     <w:unhideWhenUsed/>
@@ -45939,27 +47784,27 @@
       <w:sz w:val="18"/>
     </w:rPr>
   </w:style>
-  <w:style w:type="character" w:styleId="1053" w:customStyle="1">
+  <w:style w:type="character" w:styleId="1059" w:customStyle="1">
     <w:name w:val="Текст сноски Знак"/>
-    <w:link w:val="1052"/>
+    <w:link w:val="1058"/>
     <w:uiPriority w:val="99"/>
     <w:rPr>
       <w:sz w:val="18"/>
     </w:rPr>
   </w:style>
-  <w:style w:type="character" w:styleId="1054">
+  <w:style w:type="character" w:styleId="1060">
     <w:name w:val="footnote reference"/>
-    <w:basedOn w:val="883"/>
+    <w:basedOn w:val="889"/>
     <w:uiPriority w:val="99"/>
     <w:unhideWhenUsed/>
     <w:rPr>
       <w:vertAlign w:val="superscript"/>
     </w:rPr>
   </w:style>
-  <w:style w:type="paragraph" w:styleId="1055">
+  <w:style w:type="paragraph" w:styleId="1061">
     <w:name w:val="endnote text"/>
-    <w:basedOn w:val="873"/>
-    <w:link w:val="1056"/>
+    <w:basedOn w:val="879"/>
+    <w:link w:val="1062"/>
     <w:uiPriority w:val="99"/>
     <w:semiHidden/>
     <w:unhideWhenUsed/>
@@ -45970,17 +47815,17 @@
       <w:sz w:val="20"/>
     </w:rPr>
   </w:style>
-  <w:style w:type="character" w:styleId="1056" w:customStyle="1">
+  <w:style w:type="character" w:styleId="1062" w:customStyle="1">
     <w:name w:val="Текст концевой сноски Знак"/>
-    <w:link w:val="1055"/>
+    <w:link w:val="1061"/>
     <w:uiPriority w:val="99"/>
     <w:rPr>
       <w:sz w:val="20"/>
     </w:rPr>
   </w:style>
-  <w:style w:type="character" w:styleId="1057">
+  <w:style w:type="character" w:styleId="1063">
     <w:name w:val="endnote reference"/>
-    <w:basedOn w:val="883"/>
+    <w:basedOn w:val="889"/>
     <w:uiPriority w:val="99"/>
     <w:semiHidden/>
     <w:unhideWhenUsed/>
@@ -45988,10 +47833,10 @@
       <w:vertAlign w:val="superscript"/>
     </w:rPr>
   </w:style>
-  <w:style w:type="paragraph" w:styleId="1058">
+  <w:style w:type="paragraph" w:styleId="1064">
     <w:name w:val="toc 3"/>
-    <w:basedOn w:val="873"/>
-    <w:next w:val="873"/>
+    <w:basedOn w:val="879"/>
+    <w:next w:val="879"/>
     <w:uiPriority w:val="39"/>
     <w:unhideWhenUsed/>
     <w:pPr>
@@ -45999,10 +47844,10 @@
       <w:spacing w:after="57"/>
     </w:pPr>
   </w:style>
-  <w:style w:type="paragraph" w:styleId="1059">
+  <w:style w:type="paragraph" w:styleId="1065">
     <w:name w:val="toc 4"/>
-    <w:basedOn w:val="873"/>
-    <w:next w:val="873"/>
+    <w:basedOn w:val="879"/>
+    <w:next w:val="879"/>
     <w:uiPriority w:val="39"/>
     <w:unhideWhenUsed/>
     <w:pPr>
@@ -46010,10 +47855,10 @@
       <w:spacing w:after="57"/>
     </w:pPr>
   </w:style>
-  <w:style w:type="paragraph" w:styleId="1060">
+  <w:style w:type="paragraph" w:styleId="1066">
     <w:name w:val="toc 5"/>
-    <w:basedOn w:val="873"/>
-    <w:next w:val="873"/>
+    <w:basedOn w:val="879"/>
+    <w:next w:val="879"/>
     <w:uiPriority w:val="39"/>
     <w:unhideWhenUsed/>
     <w:pPr>
@@ -46021,10 +47866,10 @@
       <w:spacing w:after="57"/>
     </w:pPr>
   </w:style>
-  <w:style w:type="paragraph" w:styleId="1061">
+  <w:style w:type="paragraph" w:styleId="1067">
     <w:name w:val="toc 6"/>
-    <w:basedOn w:val="873"/>
-    <w:next w:val="873"/>
+    <w:basedOn w:val="879"/>
+    <w:next w:val="879"/>
     <w:uiPriority w:val="39"/>
     <w:unhideWhenUsed/>
     <w:pPr>
@@ -46032,10 +47877,10 @@
       <w:spacing w:after="57"/>
     </w:pPr>
   </w:style>
-  <w:style w:type="paragraph" w:styleId="1062">
+  <w:style w:type="paragraph" w:styleId="1068">
     <w:name w:val="toc 7"/>
-    <w:basedOn w:val="873"/>
-    <w:next w:val="873"/>
+    <w:basedOn w:val="879"/>
+    <w:next w:val="879"/>
     <w:uiPriority w:val="39"/>
     <w:unhideWhenUsed/>
     <w:pPr>
@@ -46043,10 +47888,10 @@
       <w:spacing w:after="57"/>
     </w:pPr>
   </w:style>
-  <w:style w:type="paragraph" w:styleId="1063">
+  <w:style w:type="paragraph" w:styleId="1069">
     <w:name w:val="toc 8"/>
-    <w:basedOn w:val="873"/>
-    <w:next w:val="873"/>
+    <w:basedOn w:val="879"/>
+    <w:next w:val="879"/>
     <w:uiPriority w:val="39"/>
     <w:unhideWhenUsed/>
     <w:pPr>
@@ -46054,10 +47899,10 @@
       <w:spacing w:after="57"/>
     </w:pPr>
   </w:style>
-  <w:style w:type="paragraph" w:styleId="1064">
+  <w:style w:type="paragraph" w:styleId="1070">
     <w:name w:val="toc 9"/>
-    <w:basedOn w:val="873"/>
-    <w:next w:val="873"/>
+    <w:basedOn w:val="879"/>
+    <w:next w:val="879"/>
     <w:uiPriority w:val="39"/>
     <w:unhideWhenUsed/>
     <w:pPr>
@@ -46065,16 +47910,16 @@
       <w:spacing w:after="57"/>
     </w:pPr>
   </w:style>
-  <w:style w:type="paragraph" w:styleId="1065">
+  <w:style w:type="paragraph" w:styleId="1071">
     <w:name w:val="table of figures"/>
-    <w:basedOn w:val="873"/>
-    <w:next w:val="873"/>
+    <w:basedOn w:val="879"/>
+    <w:next w:val="879"/>
     <w:uiPriority w:val="99"/>
     <w:unhideWhenUsed/>
   </w:style>
-  <w:style w:type="paragraph" w:styleId="1066">
+  <w:style w:type="paragraph" w:styleId="1072">
     <w:name w:val="List Paragraph"/>
-    <w:basedOn w:val="873"/>
+    <w:basedOn w:val="879"/>
     <w:uiPriority w:val="34"/>
     <w:qFormat/>
     <w:pPr>
@@ -46082,10 +47927,10 @@
       <w:ind w:left="720"/>
     </w:pPr>
   </w:style>
-  <w:style w:type="table" w:styleId="1067" w:customStyle="1">
+  <w:style w:type="table" w:styleId="1073" w:customStyle="1">
     <w:name w:val="Сетка таблицы1"/>
-    <w:basedOn w:val="884"/>
-    <w:next w:val="1068"/>
+    <w:basedOn w:val="890"/>
+    <w:next w:val="1074"/>
     <w:uiPriority w:val="39"/>
     <w:pPr>
       <w:spacing w:after="0" w:line="240" w:lineRule="auto"/>
@@ -46101,9 +47946,9 @@
       </w:tblBorders>
     </w:tblPr>
   </w:style>
-  <w:style w:type="table" w:styleId="1068">
+  <w:style w:type="table" w:styleId="1074">
     <w:name w:val="Table Grid"/>
-    <w:basedOn w:val="884"/>
+    <w:basedOn w:val="890"/>
     <w:uiPriority w:val="39"/>
     <w:pPr>
       <w:spacing w:after="0" w:line="240" w:lineRule="auto"/>
@@ -46119,10 +47964,10 @@
       </w:tblBorders>
     </w:tblPr>
   </w:style>
-  <w:style w:type="character" w:styleId="1069" w:customStyle="1">
+  <w:style w:type="character" w:styleId="1075" w:customStyle="1">
     <w:name w:val="Заголовок 1 Знак"/>
-    <w:basedOn w:val="883"/>
-    <w:link w:val="874"/>
+    <w:basedOn w:val="889"/>
+    <w:link w:val="880"/>
     <w:uiPriority w:val="9"/>
     <w:rPr>
       <w:rFonts w:ascii="Times New Roman" w:hAnsi="Times New Roman" w:eastAsiaTheme="majorEastAsia" w:cstheme="majorBidi"/>
@@ -46131,10 +47976,10 @@
       <w:szCs w:val="32"/>
     </w:rPr>
   </w:style>
-  <w:style w:type="paragraph" w:styleId="1070">
+  <w:style w:type="paragraph" w:styleId="1076">
     <w:name w:val="Header"/>
-    <w:basedOn w:val="873"/>
-    <w:link w:val="1071"/>
+    <w:basedOn w:val="879"/>
+    <w:link w:val="1077"/>
     <w:uiPriority w:val="99"/>
     <w:unhideWhenUsed/>
     <w:pPr>
@@ -46145,16 +47990,16 @@
       </w:tabs>
     </w:pPr>
   </w:style>
-  <w:style w:type="character" w:styleId="1071" w:customStyle="1">
+  <w:style w:type="character" w:styleId="1077" w:customStyle="1">
     <w:name w:val="Верхний колонтитул Знак"/>
-    <w:basedOn w:val="883"/>
-    <w:link w:val="1070"/>
+    <w:basedOn w:val="889"/>
+    <w:link w:val="1076"/>
     <w:uiPriority w:val="99"/>
   </w:style>
-  <w:style w:type="paragraph" w:styleId="1072">
+  <w:style w:type="paragraph" w:styleId="1078">
     <w:name w:val="Footer"/>
-    <w:basedOn w:val="873"/>
-    <w:link w:val="1073"/>
+    <w:basedOn w:val="879"/>
+    <w:link w:val="1079"/>
     <w:uiPriority w:val="99"/>
     <w:unhideWhenUsed/>
     <w:pPr>
@@ -46165,13 +48010,13 @@
       </w:tabs>
     </w:pPr>
   </w:style>
-  <w:style w:type="character" w:styleId="1073" w:customStyle="1">
+  <w:style w:type="character" w:styleId="1079" w:customStyle="1">
     <w:name w:val="Нижний колонтитул Знак"/>
-    <w:basedOn w:val="883"/>
-    <w:link w:val="1072"/>
+    <w:basedOn w:val="889"/>
+    <w:link w:val="1078"/>
     <w:uiPriority w:val="99"/>
   </w:style>
-  <w:style w:type="paragraph" w:styleId="1074">
+  <w:style w:type="paragraph" w:styleId="1080">
     <w:name w:val="No Spacing"/>
     <w:uiPriority w:val="1"/>
     <w:qFormat/>
@@ -46179,10 +48024,10 @@
       <w:spacing w:after="0" w:line="240" w:lineRule="auto"/>
     </w:pPr>
   </w:style>
-  <w:style w:type="paragraph" w:styleId="1075">
+  <w:style w:type="paragraph" w:styleId="1081">
     <w:name w:val="TOC Heading"/>
-    <w:basedOn w:val="874"/>
-    <w:next w:val="873"/>
+    <w:basedOn w:val="880"/>
+    <w:next w:val="879"/>
     <w:uiPriority w:val="39"/>
     <w:unhideWhenUsed/>
     <w:qFormat/>
@@ -46197,10 +48042,10 @@
       <w:lang w:eastAsia="ru-RU"/>
     </w:rPr>
   </w:style>
-  <w:style w:type="paragraph" w:styleId="1076">
+  <w:style w:type="paragraph" w:styleId="1082">
     <w:name w:val="toc 1"/>
-    <w:basedOn w:val="873"/>
-    <w:next w:val="873"/>
+    <w:basedOn w:val="879"/>
+    <w:next w:val="879"/>
     <w:uiPriority w:val="39"/>
     <w:unhideWhenUsed/>
     <w:pPr>
@@ -46210,9 +48055,9 @@
       </w:tabs>
     </w:pPr>
   </w:style>
-  <w:style w:type="character" w:styleId="1077">
+  <w:style w:type="character" w:styleId="1083">
     <w:name w:val="Hyperlink"/>
-    <w:basedOn w:val="883"/>
+    <w:basedOn w:val="889"/>
     <w:uiPriority w:val="99"/>
     <w:unhideWhenUsed/>
     <w:rPr>
@@ -46220,10 +48065,10 @@
       <w:u w:val="single"/>
     </w:rPr>
   </w:style>
-  <w:style w:type="character" w:styleId="1078" w:customStyle="1">
+  <w:style w:type="character" w:styleId="1084" w:customStyle="1">
     <w:name w:val="Заголовок 2 Знак"/>
-    <w:basedOn w:val="883"/>
-    <w:link w:val="875"/>
+    <w:basedOn w:val="889"/>
+    <w:link w:val="881"/>
     <w:uiPriority w:val="9"/>
     <w:rPr>
       <w:rFonts w:ascii="Times New Roman" w:hAnsi="Times New Roman" w:eastAsiaTheme="majorEastAsia" w:cstheme="majorBidi"/>
@@ -46232,10 +48077,10 @@
       <w:szCs w:val="26"/>
     </w:rPr>
   </w:style>
-  <w:style w:type="paragraph" w:styleId="1079">
+  <w:style w:type="paragraph" w:styleId="1085">
     <w:name w:val="toc 2"/>
-    <w:basedOn w:val="873"/>
-    <w:next w:val="873"/>
+    <w:basedOn w:val="879"/>
+    <w:next w:val="879"/>
     <w:uiPriority w:val="39"/>
     <w:unhideWhenUsed/>
     <w:pPr>
@@ -46243,9 +48088,9 @@
       <w:spacing w:after="100"/>
     </w:pPr>
   </w:style>
-  <w:style w:type="paragraph" w:styleId="1080">
+  <w:style w:type="paragraph" w:styleId="1086">
     <w:name w:val="Normal (Web)"/>
-    <w:basedOn w:val="873"/>
+    <w:basedOn w:val="879"/>
     <w:uiPriority w:val="99"/>
     <w:semiHidden/>
     <w:unhideWhenUsed/>
@@ -46261,13 +48106,13 @@
       <w:lang w:eastAsia="ru-RU"/>
     </w:rPr>
   </w:style>
-  <w:style w:type="character" w:styleId="1081" w:customStyle="1">
+  <w:style w:type="character" w:styleId="1087" w:customStyle="1">
     <w:name w:val="apple-tab-span"/>
-    <w:basedOn w:val="883"/>
+    <w:basedOn w:val="889"/>
   </w:style>
-  <w:style w:type="paragraph" w:styleId="1082" w:customStyle="1">
+  <w:style w:type="paragraph" w:styleId="1088" w:customStyle="1">
     <w:name w:val="p_content"/>
-    <w:basedOn w:val="873"/>
+    <w:basedOn w:val="879"/>
     <w:pPr>
       <w:ind w:firstLine="0"/>
       <w:jc w:val="left"/>
@@ -46280,10 +48125,10 @@
       <w:lang w:eastAsia="ru-RU"/>
     </w:rPr>
   </w:style>
-  <w:style w:type="character" w:styleId="1083" w:customStyle="1">
+  <w:style w:type="character" w:styleId="1089" w:customStyle="1">
     <w:name w:val="Заголовок 4 Знак"/>
-    <w:basedOn w:val="883"/>
-    <w:link w:val="877"/>
+    <w:basedOn w:val="889"/>
+    <w:link w:val="883"/>
     <w:uiPriority w:val="9"/>
     <w:rPr>
       <w:rFonts w:asciiTheme="majorHAnsi" w:hAnsiTheme="majorHAnsi" w:eastAsiaTheme="majorEastAsia" w:cstheme="majorBidi"/>
@@ -46293,33 +48138,33 @@
       <w:sz w:val="28"/>
     </w:rPr>
   </w:style>
-  <w:style w:type="character" w:styleId="1084" w:customStyle="1">
+  <w:style w:type="character" w:styleId="1090" w:customStyle="1">
     <w:name w:val="extendedtext-full"/>
-    <w:basedOn w:val="883"/>
+    <w:basedOn w:val="889"/>
   </w:style>
-  <w:style w:type="paragraph" w:styleId="1085" w:customStyle="1">
+  <w:style w:type="paragraph" w:styleId="1091" w:customStyle="1">
     <w:name w:val="ДляОбычного"/>
-    <w:basedOn w:val="873"/>
-    <w:link w:val="1086"/>
+    <w:basedOn w:val="879"/>
+    <w:link w:val="1092"/>
     <w:qFormat/>
   </w:style>
-  <w:style w:type="character" w:styleId="1086" w:customStyle="1">
+  <w:style w:type="character" w:styleId="1092" w:customStyle="1">
     <w:name w:val="ДляОбычного Знак"/>
-    <w:basedOn w:val="883"/>
-    <w:link w:val="1085"/>
+    <w:basedOn w:val="889"/>
+    <w:link w:val="1091"/>
     <w:rPr>
       <w:rFonts w:ascii="Times New Roman" w:hAnsi="Times New Roman"/>
       <w:sz w:val="28"/>
     </w:rPr>
   </w:style>
-  <w:style w:type="character" w:styleId="1087" w:customStyle="1">
+  <w:style w:type="character" w:styleId="1093" w:customStyle="1">
     <w:name w:val="ypks7kbdpwfgdykd3qb9"/>
-    <w:basedOn w:val="883"/>
+    <w:basedOn w:val="889"/>
   </w:style>
-  <w:style w:type="table" w:styleId="1088" w:customStyle="1">
+  <w:style w:type="table" w:styleId="1094" w:customStyle="1">
     <w:name w:val="Сетка таблицы2"/>
-    <w:basedOn w:val="884"/>
-    <w:next w:val="1068"/>
+    <w:basedOn w:val="890"/>
+    <w:next w:val="1074"/>
     <w:uiPriority w:val="39"/>
     <w:pPr>
       <w:spacing w:after="0" w:line="240" w:lineRule="auto"/>

--- a/пп.docx
+++ b/пп.docx
@@ -7956,26 +7956,6 @@
           <w:highlight w:val="none"/>
         </w:rPr>
       </w:r>
-      <w:r>
-        <w:rPr>
-          <w:highlight w:val="none"/>
-        </w:rPr>
-      </w:r>
-      <w:r>
-        <w:rPr>
-          <w:highlight w:val="none"/>
-        </w:rPr>
-      </w:r>
-      <w:r>
-        <w:rPr>
-          <w:highlight w:val="none"/>
-        </w:rPr>
-      </w:r>
-      <w:r>
-        <w:rPr>
-          <w:highlight w:val="none"/>
-        </w:rPr>
-      </w:r>
     </w:p>
     <w:p>
       <w:pPr>
@@ -8464,6 +8444,7 @@
       <w:r>
         <w:rPr>
           <w:highlight w:val="none"/>
+          <w:lang w:val="en-US"/>
         </w:rPr>
       </w:r>
       <w:r>
@@ -8657,7 +8638,6 @@
       <w:r>
         <w:rPr>
           <w:highlight w:val="none"/>
-          <w:lang w:val="en-US"/>
         </w:rPr>
       </w:r>
       <w:r>
@@ -9000,14 +8980,6 @@
           <w:lang w:val="en-US"/>
         </w:rPr>
       </w:r>
-      <w:r/>
-      <w:r>
-        <w:rPr>
-          <w:highlight w:val="none"/>
-          <w:lang w:val="en-US"/>
-        </w:rPr>
-      </w:r>
-      <w:r/>
       <w:r>
         <w:rPr>
           <w:highlight w:val="none"/>
@@ -10281,20 +10253,6 @@
           <w:lang w:val="en-US"/>
         </w:rPr>
       </w:r>
-      <w:r/>
-      <w:r>
-        <w:rPr>
-          <w:highlight w:val="none"/>
-          <w:lang w:val="en-US"/>
-        </w:rPr>
-      </w:r>
-      <w:r>
-        <w:rPr>
-          <w:highlight w:val="none"/>
-          <w:lang w:val="en-US"/>
-        </w:rPr>
-      </w:r>
-      <w:r/>
       <w:r/>
     </w:p>
     <w:p>
@@ -10308,25 +10266,6 @@
           <w:lang w:val="en-US"/>
         </w:rPr>
         <w:t xml:space="preserve">Диаграмма вариантов использования отражает функциональные границы системы и взаимодействие с пользователями. </w:t>
-      </w:r>
-      <w:r>
-        <w:rPr>
-          <w:highlight w:val="none"/>
-          <w:lang w:val="en-US"/>
-        </w:rPr>
-      </w:r>
-      <w:r/>
-      <w:r>
-        <w:rPr>
-          <w:highlight w:val="none"/>
-          <w:lang w:val="en-US"/>
-        </w:rPr>
-      </w:r>
-      <w:r>
-        <w:rPr>
-          <w:highlight w:val="none"/>
-          <w:lang w:val="en-US"/>
-        </w:rPr>
       </w:r>
       <w:r>
         <w:rPr>
@@ -10425,27 +10364,6 @@
           </mc:Fallback>
         </mc:AlternateContent>
       </w:r>
-      <w:r>
-        <w:rPr>
-          <w:highlight w:val="none"/>
-          <w:lang w:val="en-US"/>
-        </w:rPr>
-      </w:r>
-      <w:r/>
-      <w:r>
-        <w:rPr>
-          <w:highlight w:val="none"/>
-          <w:lang w:val="en-US"/>
-        </w:rPr>
-      </w:r>
-      <w:r/>
-      <w:r>
-        <w:rPr>
-          <w:highlight w:val="none"/>
-          <w:lang w:val="en-US"/>
-        </w:rPr>
-      </w:r>
-      <w:r/>
       <w:r>
         <w:rPr>
           <w:highlight w:val="none"/>
@@ -10727,27 +10645,6 @@
           <w:lang w:val="en-US"/>
         </w:rPr>
       </w:r>
-      <w:r/>
-      <w:r>
-        <w:rPr>
-          <w:highlight w:val="none"/>
-          <w:lang w:val="en-US"/>
-        </w:rPr>
-      </w:r>
-      <w:r/>
-      <w:r>
-        <w:rPr>
-          <w:highlight w:val="none"/>
-          <w:lang w:val="en-US"/>
-        </w:rPr>
-      </w:r>
-      <w:r/>
-      <w:r>
-        <w:rPr>
-          <w:highlight w:val="none"/>
-          <w:lang w:val="en-US"/>
-        </w:rPr>
-      </w:r>
       <w:r>
         <w:rPr>
           <w:highlight w:val="none"/>
@@ -10770,14 +10667,6 @@
           <w:lang w:val="en-US"/>
         </w:rPr>
       </w:r>
-      <w:r/>
-      <w:r>
-        <w:rPr>
-          <w:highlight w:val="none"/>
-          <w:lang w:val="en-US"/>
-        </w:rPr>
-      </w:r>
-      <w:r/>
       <w:r>
         <w:rPr>
           <w:highlight w:val="none"/>
@@ -10945,18 +10834,6 @@
           <w:lang w:val="en-US"/>
         </w:rPr>
       </w:r>
-      <w:r>
-        <w:rPr>
-          <w:highlight w:val="none"/>
-          <w:lang w:val="en-US"/>
-        </w:rPr>
-      </w:r>
-      <w:r>
-        <w:rPr>
-          <w:highlight w:val="none"/>
-          <w:lang w:val="en-US"/>
-        </w:rPr>
-      </w:r>
     </w:p>
     <w:p>
       <w:pPr>
@@ -10983,24 +10860,7 @@
           <w:lang w:val="en-US"/>
         </w:rPr>
       </w:r>
-      <w:r>
-        <w:rPr>
-          <w:highlight w:val="none"/>
-          <w:lang w:val="en-US"/>
-        </w:rPr>
-      </w:r>
-      <w:r>
-        <w:rPr>
-          <w:highlight w:val="none"/>
-          <w:lang w:val="en-US"/>
-        </w:rPr>
-      </w:r>
-      <w:r>
-        <w:rPr>
-          <w:highlight w:val="none"/>
-          <w:lang w:val="en-US"/>
-        </w:rPr>
-      </w:r>
+      <w:r/>
     </w:p>
     <w:p>
       <w:pPr>
@@ -11027,24 +10887,7 @@
           <w:lang w:val="en-US"/>
         </w:rPr>
       </w:r>
-      <w:r>
-        <w:rPr>
-          <w:highlight w:val="none"/>
-          <w:lang w:val="en-US"/>
-        </w:rPr>
-      </w:r>
-      <w:r>
-        <w:rPr>
-          <w:highlight w:val="none"/>
-          <w:lang w:val="en-US"/>
-        </w:rPr>
-      </w:r>
-      <w:r>
-        <w:rPr>
-          <w:highlight w:val="none"/>
-          <w:lang w:val="en-US"/>
-        </w:rPr>
-      </w:r>
+      <w:r/>
     </w:p>
     <w:p>
       <w:pPr>
@@ -11064,24 +10907,7 @@
           <w:lang w:val="en-US"/>
         </w:rPr>
       </w:r>
-      <w:r>
-        <w:rPr>
-          <w:highlight w:val="none"/>
-          <w:lang w:val="en-US"/>
-        </w:rPr>
-      </w:r>
-      <w:r>
-        <w:rPr>
-          <w:highlight w:val="none"/>
-          <w:lang w:val="en-US"/>
-        </w:rPr>
-      </w:r>
-      <w:r>
-        <w:rPr>
-          <w:highlight w:val="none"/>
-          <w:lang w:val="en-US"/>
-        </w:rPr>
-      </w:r>
+      <w:r/>
     </w:p>
     <w:p>
       <w:pPr>
@@ -11097,7 +10923,14 @@
           <w:highlight w:val="none"/>
           <w:lang w:val="en-US"/>
         </w:rPr>
-        <w:t xml:space="preserve">Для хранения информации об RFID-метках, закреплённых на поездах, предназначен класс «RFID-метка». Он содержит уникальный код метки (tag_id), дату привязки к поезду и статус активности. Метка может находиться в состоянии «активна» или «неактивна», что опреде</w:t>
+        <w:t xml:space="preserve">Д</w:t>
+      </w:r>
+      <w:r>
+        <w:rPr>
+          <w:highlight w:val="none"/>
+          <w:lang w:val="en-US"/>
+        </w:rPr>
+        <w:t xml:space="preserve">ля хранения информации об RFID-метках, закреплённых на поездах, предназначен класс «RFID-метка». Он содержит уникальный код метки (tag_id), дату привязки к поезду и статус активности. Метка может находиться в состоянии «активна» или «неактивна», что опреде</w:t>
       </w:r>
       <w:r>
         <w:rPr>
@@ -11105,18 +10938,6 @@
           <w:lang w:val="en-US"/>
         </w:rPr>
         <w:t xml:space="preserve">ляется с помощью перечисления «Доступность», содержащего значения «доступна» и «недоступна».</w:t>
-      </w:r>
-      <w:r>
-        <w:rPr>
-          <w:highlight w:val="none"/>
-          <w:lang w:val="en-US"/>
-        </w:rPr>
-      </w:r>
-      <w:r>
-        <w:rPr>
-          <w:highlight w:val="none"/>
-          <w:lang w:val="en-US"/>
-        </w:rPr>
       </w:r>
       <w:r>
         <w:rPr>
@@ -11152,6 +10973,12 @@
           <w:lang w:val="en-US"/>
         </w:rPr>
       </w:r>
+      <w:r>
+        <w:rPr>
+          <w:highlight w:val="none"/>
+          <w:lang w:val="en-US"/>
+        </w:rPr>
+      </w:r>
     </w:p>
     <w:p>
       <w:pPr>
@@ -11163,7 +10990,14 @@
           <w:highlight w:val="none"/>
           <w:lang w:val="en-US"/>
         </w:rPr>
-        <w:t xml:space="preserve">Иерархия пользователей построена с использованием отношения обобщения. Абстрактный класс «Пользователь» является базовым и содержит общие для всех пользователей атрибуты: логин и пароль (хранящийся в зашифрованном виде), а также общие операции: просмотр дан</w:t>
+        <w:t xml:space="preserve">И</w:t>
+      </w:r>
+      <w:r>
+        <w:rPr>
+          <w:highlight w:val="none"/>
+          <w:lang w:val="en-US"/>
+        </w:rPr>
+        <w:t xml:space="preserve">ерархия пользователей построена с использованием отношения обобщения. Абстрактный класс «Пользователь» является базовым и содержит общие для всех пользователей атрибуты: логин и пароль (хранящийся в зашифрованном виде), а также общие операции: просмотр дан</w:t>
       </w:r>
       <w:r>
         <w:rPr>
@@ -11178,24 +11012,7 @@
           <w:lang w:val="en-US"/>
         </w:rPr>
       </w:r>
-      <w:r>
-        <w:rPr>
-          <w:highlight w:val="none"/>
-          <w:lang w:val="en-US"/>
-        </w:rPr>
-      </w:r>
-      <w:r>
-        <w:rPr>
-          <w:highlight w:val="none"/>
-          <w:lang w:val="en-US"/>
-        </w:rPr>
-      </w:r>
-      <w:r>
-        <w:rPr>
-          <w:highlight w:val="none"/>
-          <w:lang w:val="en-US"/>
-        </w:rPr>
-      </w:r>
+      <w:r/>
     </w:p>
     <w:p>
       <w:pPr>
@@ -11207,7 +11024,14 @@
           <w:highlight w:val="none"/>
           <w:lang w:val="en-US"/>
         </w:rPr>
-        <w:t xml:space="preserve">Администратор обладает расширенными полномочиями и может выполнять следующие операции: привязывать RFID-метку к поезду, снимать метку, настраивать MQTT-подключение, а также блокировать и разблокировать пользователей системы. Диспетчер, в свою очередь, может</w:t>
+        <w:t xml:space="preserve">А</w:t>
+      </w:r>
+      <w:r>
+        <w:rPr>
+          <w:highlight w:val="none"/>
+          <w:lang w:val="en-US"/>
+        </w:rPr>
+        <w:t xml:space="preserve">дминистратор обладает расширенными полномочиями и может выполнять следующие операции: привязывать RFID-метку к поезду, снимать метку, настраивать MQTT-подключение, а также блокировать и разблокировать пользователей системы. Диспетчер, в свою очередь, может</w:t>
       </w:r>
       <w:r>
         <w:rPr>
@@ -11222,6 +11046,7 @@
           <w:lang w:val="en-US"/>
         </w:rPr>
       </w:r>
+      <w:r/>
     </w:p>
     <w:p>
       <w:pPr>
@@ -11240,6 +11065,7 @@
           <w:lang w:val="en-US"/>
         </w:rPr>
       </w:r>
+      <w:r/>
     </w:p>
     <w:p>
       <w:pPr>
@@ -11952,6 +11778,7 @@
           <w:lang w:val="en-US"/>
         </w:rPr>
       </w:r>
+      <w:r/>
     </w:p>
     <w:p>
       <w:pPr>
@@ -11970,6 +11797,7 @@
           <w:lang w:val="en-US"/>
         </w:rPr>
       </w:r>
+      <w:r/>
     </w:p>
     <w:p>
       <w:pPr>
@@ -12003,14 +11831,12 @@
     <w:p>
       <w:r/>
       <w:r/>
-      <w:r/>
     </w:p>
     <w:p>
       <w:pPr>
         <w:ind w:left="0" w:firstLine="708"/>
         <w:rPr>
           <w:highlight w:val="none"/>
-          <w:lang w:val="en-US"/>
         </w:rPr>
         <w:suppressLineNumbers w:val="0"/>
       </w:pPr>
@@ -12120,7 +11946,7 @@
                       <wps:spPr bwMode="auto">
                         <a:xfrm rot="0" flipH="0" flipV="0">
                           <a:off x="0" y="0"/>
-                          <a:ext cx="2542662" cy="362574"/>
+                          <a:ext cx="2542661" cy="362574"/>
                         </a:xfrm>
                         <a:prstGeom prst="rect">
                           <a:avLst/>
@@ -12321,22 +12147,1086 @@
           </mc:Fallback>
         </mc:AlternateContent>
       </w:r>
-      <w:r/>
-      <w:r>
-        <w:rPr>
-          <w:highlight w:val="none"/>
-          <w:lang w:val="en-US"/>
-        </w:rPr>
-      </w:r>
-      <w:r>
-        <w:rPr>
-          <w:highlight w:val="none"/>
-          <w:lang w:val="en-US"/>
+      <w:r>
+        <w:t xml:space="preserve">g</w:t>
+      </w:r>
+      <w:r>
+        <w:t xml:space="preserve">j</w:t>
+      </w:r>
+      <w:r>
+        <w:t xml:space="preserve">g</w:t>
+      </w:r>
+      <w:r>
+        <w:t xml:space="preserve">j</w:t>
+      </w:r>
+      <w:r>
+        <w:rPr>
+          <w:highlight w:val="none"/>
         </w:rPr>
       </w:r>
     </w:p>
     <w:p>
       <w:pPr>
+        <w:ind w:left="0" w:firstLine="708"/>
+        <w:rPr>
+          <w:highlight w:val="none"/>
+          <w:lang w:val="en-US"/>
+        </w:rPr>
+        <w:suppressLineNumbers w:val="0"/>
+      </w:pPr>
+      <w:r>
+        <w:rPr>
+          <w:highlight w:val="none"/>
+          <w:lang w:val="en-US"/>
+        </w:rPr>
+        <w:t xml:space="preserve">3) </w:t>
+      </w:r>
+      <w:r>
+        <w:rPr>
+          <w:highlight w:val="none"/>
+          <w:lang w:val="en-US"/>
+        </w:rPr>
+        <w:t xml:space="preserve">Д</w:t>
+      </w:r>
+      <w:r>
+        <w:rPr>
+          <w:highlight w:val="none"/>
+          <w:lang w:val="en-US"/>
+        </w:rPr>
+        <w:t xml:space="preserve">и</w:t>
+      </w:r>
+      <w:r>
+        <w:rPr>
+          <w:highlight w:val="none"/>
+          <w:lang w:val="en-US"/>
+        </w:rPr>
+        <w:t xml:space="preserve">а</w:t>
+      </w:r>
+      <w:r>
+        <w:rPr>
+          <w:highlight w:val="none"/>
+          <w:lang w:val="en-US"/>
+        </w:rPr>
+        <w:t xml:space="preserve">г</w:t>
+      </w:r>
+      <w:r>
+        <w:rPr>
+          <w:highlight w:val="none"/>
+          <w:lang w:val="en-US"/>
+        </w:rPr>
+        <w:t xml:space="preserve">р</w:t>
+      </w:r>
+      <w:r>
+        <w:rPr>
+          <w:highlight w:val="none"/>
+          <w:lang w:val="en-US"/>
+        </w:rPr>
+        <w:t xml:space="preserve">а</w:t>
+      </w:r>
+      <w:r>
+        <w:rPr>
+          <w:highlight w:val="none"/>
+          <w:lang w:val="en-US"/>
+        </w:rPr>
+        <w:t xml:space="preserve">м</w:t>
+      </w:r>
+      <w:r>
+        <w:rPr>
+          <w:highlight w:val="none"/>
+          <w:lang w:val="en-US"/>
+        </w:rPr>
+        <w:t xml:space="preserve">м</w:t>
+      </w:r>
+      <w:r>
+        <w:rPr>
+          <w:highlight w:val="none"/>
+          <w:lang w:val="en-US"/>
+        </w:rPr>
+        <w:t xml:space="preserve">а</w:t>
+      </w:r>
+      <w:r>
+        <w:rPr>
+          <w:highlight w:val="none"/>
+          <w:lang w:val="en-US"/>
+        </w:rPr>
+        <w:t xml:space="preserve"> </w:t>
+      </w:r>
+      <w:r>
+        <w:rPr>
+          <w:highlight w:val="none"/>
+          <w:lang w:val="en-US"/>
+        </w:rPr>
+        <w:t xml:space="preserve">д</w:t>
+      </w:r>
+      <w:r>
+        <w:rPr>
+          <w:highlight w:val="none"/>
+          <w:lang w:val="en-US"/>
+        </w:rPr>
+        <w:t xml:space="preserve">е</w:t>
+      </w:r>
+      <w:r>
+        <w:rPr>
+          <w:highlight w:val="none"/>
+          <w:lang w:val="en-US"/>
+        </w:rPr>
+        <w:t xml:space="preserve">я</w:t>
+      </w:r>
+      <w:r>
+        <w:rPr>
+          <w:highlight w:val="none"/>
+          <w:lang w:val="en-US"/>
+        </w:rPr>
+        <w:t xml:space="preserve">т</w:t>
+      </w:r>
+      <w:r>
+        <w:rPr>
+          <w:highlight w:val="none"/>
+          <w:lang w:val="en-US"/>
+        </w:rPr>
+        <w:t xml:space="preserve">е</w:t>
+      </w:r>
+      <w:r>
+        <w:rPr>
+          <w:highlight w:val="none"/>
+          <w:lang w:val="en-US"/>
+        </w:rPr>
+        <w:t xml:space="preserve">л</w:t>
+      </w:r>
+      <w:r>
+        <w:rPr>
+          <w:highlight w:val="none"/>
+          <w:lang w:val="en-US"/>
+        </w:rPr>
+        <w:t xml:space="preserve">ь</w:t>
+      </w:r>
+      <w:r>
+        <w:rPr>
+          <w:highlight w:val="none"/>
+          <w:lang w:val="en-US"/>
+        </w:rPr>
+        <w:t xml:space="preserve">н</w:t>
+      </w:r>
+      <w:r>
+        <w:rPr>
+          <w:highlight w:val="none"/>
+          <w:lang w:val="en-US"/>
+        </w:rPr>
+        <w:t xml:space="preserve">о</w:t>
+      </w:r>
+      <w:r>
+        <w:rPr>
+          <w:highlight w:val="none"/>
+          <w:lang w:val="en-US"/>
+        </w:rPr>
+        <w:t xml:space="preserve">с</w:t>
+      </w:r>
+      <w:r>
+        <w:rPr>
+          <w:highlight w:val="none"/>
+          <w:lang w:val="en-US"/>
+        </w:rPr>
+        <w:t xml:space="preserve">т</w:t>
+      </w:r>
+      <w:r>
+        <w:rPr>
+          <w:highlight w:val="none"/>
+          <w:lang w:val="en-US"/>
+        </w:rPr>
+        <w:t xml:space="preserve">и</w:t>
+      </w:r>
+      <w:r>
+        <w:rPr>
+          <w:highlight w:val="none"/>
+          <w:lang w:val="en-US"/>
+        </w:rPr>
+        <w:t xml:space="preserve">.</w:t>
+      </w:r>
+      <w:r>
+        <w:rPr>
+          <w:highlight w:val="none"/>
+        </w:rPr>
+      </w:r>
+    </w:p>
+    <w:p>
+      <w:pPr>
+        <w:ind w:left="0" w:firstLine="708"/>
+        <w:suppressLineNumbers w:val="0"/>
+      </w:pPr>
+      <w:r>
+        <w:rPr>
+          <w:highlight w:val="none"/>
+          <w:lang w:val="en-US"/>
+        </w:rPr>
+        <w:t xml:space="preserve">Диаграмма деятельности отражает процесс обработки данных в системе от момента считывания RFID-метки до отображения информации на экране диспетчера.</w:t>
+      </w:r>
+      <w:r>
+        <w:rPr>
+          <w:highlight w:val="none"/>
+          <w:lang w:val="en-US"/>
+        </w:rPr>
+      </w:r>
+    </w:p>
+    <w:p>
+      <w:pPr>
+        <w:ind w:left="0" w:firstLine="708"/>
+        <w:suppressLineNumbers w:val="0"/>
+      </w:pPr>
+      <w:r>
+        <w:rPr>
+          <w:highlight w:val="none"/>
+          <w:lang w:val="en-US"/>
+        </w:rPr>
+      </w:r>
+      <w:r>
+        <w:rPr>
+          <w:highlight w:val="none"/>
+          <w:lang w:val="en-US"/>
+        </w:rPr>
+      </w:r>
+    </w:p>
+    <w:p>
+      <w:pPr>
+        <w:ind w:left="0" w:firstLine="708"/>
+        <w:suppressLineNumbers w:val="0"/>
+      </w:pPr>
+      <w:r>
+        <w:rPr>
+          <w:highlight w:val="none"/>
+          <w:lang w:val="en-US"/>
+        </w:rPr>
+        <w:t xml:space="preserve">Процесс начинается со считывания метки антенной, установленной в тоннеле перед станцией. Считанный номер метки передаётся в систему. Далее система выполняет поиск полученной метки в базе данных.</w:t>
+      </w:r>
+      <w:r>
+        <w:rPr>
+          <w:highlight w:val="none"/>
+          <w:lang w:val="en-US"/>
+        </w:rPr>
+        <w:t xml:space="preserve"> </w:t>
+      </w:r>
+      <w:r>
+        <w:rPr>
+          <w:highlight w:val="none"/>
+          <w:lang w:val="en-US"/>
+        </w:rPr>
+      </w:r>
+      <w:r>
+        <w:rPr>
+          <w:highlight w:val="none"/>
+          <w:lang w:val="en-US"/>
+        </w:rPr>
+      </w:r>
+      <w:r>
+        <w:rPr>
+          <w:highlight w:val="none"/>
+          <w:lang w:val="en-US"/>
+        </w:rPr>
+      </w:r>
+      <w:r>
+        <w:rPr>
+          <w:highlight w:val="none"/>
+          <w:lang w:val="en-US"/>
+        </w:rPr>
+      </w:r>
+      <w:r>
+        <w:rPr>
+          <w:highlight w:val="none"/>
+          <w:lang w:val="en-US"/>
+        </w:rPr>
+        <w:t xml:space="preserve">На этом этапе происходит ветвление в зависимости от результата поиска.</w:t>
+      </w:r>
+      <w:r>
+        <w:rPr>
+          <w:highlight w:val="none"/>
+          <w:lang w:val="en-US"/>
+        </w:rPr>
+        <w:t xml:space="preserve"> </w:t>
+      </w:r>
+      <w:r>
+        <w:rPr>
+          <w:highlight w:val="none"/>
+          <w:lang w:val="en-US"/>
+        </w:rPr>
+      </w:r>
+      <w:r>
+        <w:rPr>
+          <w:highlight w:val="none"/>
+          <w:lang w:val="en-US"/>
+        </w:rPr>
+      </w:r>
+      <w:r>
+        <w:rPr>
+          <w:highlight w:val="none"/>
+          <w:lang w:val="en-US"/>
+        </w:rPr>
+      </w:r>
+      <w:r>
+        <w:rPr>
+          <w:highlight w:val="none"/>
+          <w:lang w:val="en-US"/>
+        </w:rPr>
+      </w:r>
+      <w:r>
+        <w:rPr>
+          <w:highlight w:val="none"/>
+          <w:lang w:val="en-US"/>
+        </w:rPr>
+      </w:r>
+      <w:r>
+        <w:rPr>
+          <w:highlight w:val="none"/>
+          <w:lang w:val="en-US"/>
+        </w:rPr>
+        <w:t xml:space="preserve">Если метка найдена, система фиксирует прибытие поезда в журнале и отправляет номер поезда на АРМ диспетчера. На экране отображается номер поезда, после чего подаётся звуковой сигнал.</w:t>
+      </w:r>
+      <w:r>
+        <w:rPr>
+          <w:highlight w:val="none"/>
+          <w:lang w:val="en-US"/>
+        </w:rPr>
+        <w:t xml:space="preserve"> </w:t>
+      </w:r>
+      <w:r>
+        <w:rPr>
+          <w:highlight w:val="none"/>
+          <w:lang w:val="en-US"/>
+        </w:rPr>
+      </w:r>
+      <w:r>
+        <w:rPr>
+          <w:highlight w:val="none"/>
+          <w:lang w:val="en-US"/>
+        </w:rPr>
+      </w:r>
+      <w:r>
+        <w:rPr>
+          <w:highlight w:val="none"/>
+          <w:lang w:val="en-US"/>
+        </w:rPr>
+        <w:t xml:space="preserve">Если метка не найдена, система фиксирует ошибку в журнале и отправляет сообщение об ошибке на АРМ. На экране отображается сообщение об ошибке, после чего также подаётся звуковой сигнал.</w:t>
+      </w:r>
+      <w:r>
+        <w:rPr>
+          <w:highlight w:val="none"/>
+          <w:lang w:val="en-US"/>
+        </w:rPr>
+      </w:r>
+      <w:r>
+        <w:rPr>
+          <w:highlight w:val="none"/>
+          <w:lang w:val="en-US"/>
+        </w:rPr>
+      </w:r>
+      <w:r>
+        <w:rPr>
+          <w:highlight w:val="none"/>
+          <w:lang w:val="en-US"/>
+        </w:rPr>
+      </w:r>
+      <w:r>
+        <w:rPr>
+          <w:highlight w:val="none"/>
+          <w:lang w:val="en-US"/>
+        </w:rPr>
+      </w:r>
+      <w:r>
+        <w:rPr>
+          <w:highlight w:val="none"/>
+          <w:lang w:val="en-US"/>
+        </w:rPr>
+      </w:r>
+    </w:p>
+    <w:p>
+      <w:pPr>
+        <w:ind w:left="0" w:firstLine="708"/>
+        <w:rPr>
+          <w:highlight w:val="none"/>
+          <w:lang w:val="en-US"/>
+        </w:rPr>
+        <w:suppressLineNumbers w:val="0"/>
+      </w:pPr>
+      <w:r>
+        <w:rPr>
+          <w:highlight w:val="none"/>
+          <w:lang w:val="en-US"/>
+        </w:rPr>
+        <w:t xml:space="preserve">Таким образом, диаграмма наглядно демонстрирует полный цикл обработки данных: от физического считывания метки в тоннеле до визуального и звукового оповещения диспетчера, включая идентификацию поезда и обработку ошибочных ситуаций.</w:t>
+      </w:r>
+      <w:r>
+        <w:rPr>
+          <w:highlight w:val="none"/>
+          <w:lang w:val="en-US"/>
+        </w:rPr>
+      </w:r>
+      <w:r>
+        <w:rPr>
+          <w:highlight w:val="none"/>
+          <w:lang w:val="en-US"/>
+        </w:rPr>
+      </w:r>
+      <w:r>
+        <w:rPr>
+          <w:highlight w:val="none"/>
+          <w:lang w:val="en-US"/>
+        </w:rPr>
+      </w:r>
+    </w:p>
+    <w:p>
+      <w:r/>
+      <w:r/>
+      <w:r/>
+    </w:p>
+    <w:p>
+      <w:pPr>
+        <w:ind w:left="0" w:firstLine="0"/>
+        <w:rPr>
+          <w:highlight w:val="none"/>
+        </w:rPr>
+        <w:suppressLineNumbers w:val="0"/>
+      </w:pPr>
+      <w:r>
+        <w:rPr>
+          <w:highlight w:val="none"/>
+          <w:lang w:val="en-US"/>
+        </w:rPr>
+      </w:r>
+      <w:r>
+        <mc:AlternateContent>
+          <mc:Choice Requires="wpg">
+            <w:drawing>
+              <wp:anchor xmlns:wp="http://schemas.openxmlformats.org/drawingml/2006/wordprocessingDrawing" xmlns:wp14="http://schemas.microsoft.com/office/word/2010/wordprocessingDrawing" distT="0" distB="0" distL="115200" distR="115200" simplePos="0" relativeHeight="251844608" behindDoc="0" locked="0" layoutInCell="1" allowOverlap="1">
+                <wp:simplePos x="0" y="0"/>
+                <wp:positionH relativeFrom="column">
+                  <wp:posOffset>659130</wp:posOffset>
+                </wp:positionH>
+                <wp:positionV relativeFrom="paragraph">
+                  <wp:posOffset>-400050</wp:posOffset>
+                </wp:positionV>
+                <wp:extent cx="4581525" cy="7267575"/>
+                <wp:effectExtent l="0" t="0" r="0" b="0"/>
+                <wp:wrapTopAndBottom/>
+                <wp:docPr id="19" name=""/>
+                <wp:cNvGraphicFramePr>
+                  <a:graphicFrameLocks xmlns:a="http://schemas.openxmlformats.org/drawingml/2006/main" noChangeAspect="1"/>
+                </wp:cNvGraphicFramePr>
+                <a:graphic xmlns:a="http://schemas.openxmlformats.org/drawingml/2006/main">
+                  <a:graphicData uri="http://schemas.openxmlformats.org/drawingml/2006/picture">
+                    <pic:pic xmlns:pic="http://schemas.openxmlformats.org/drawingml/2006/picture">
+                      <pic:nvPicPr>
+                        <pic:cNvPr id="1491351428" name=""/>
+                        <pic:cNvPicPr>
+                          <a:picLocks noChangeAspect="1"/>
+                        </pic:cNvPicPr>
+                        <pic:nvPr/>
+                      </pic:nvPicPr>
+                      <pic:blipFill>
+                        <a:blip r:embed="rId20"/>
+                        <a:stretch/>
+                      </pic:blipFill>
+                      <pic:spPr bwMode="auto">
+                        <a:xfrm>
+                          <a:off x="0" y="0"/>
+                          <a:ext cx="4581524" cy="7267574"/>
+                        </a:xfrm>
+                        <a:prstGeom prst="rect">
+                          <a:avLst/>
+                        </a:prstGeom>
+                      </pic:spPr>
+                    </pic:pic>
+                  </a:graphicData>
+                </a:graphic>
+              </wp:anchor>
+            </w:drawing>
+          </mc:Choice>
+          <mc:Fallback>
+            <w:pict>
+              <v:shapetype type="#_x0000_t75" o:spt="75" coordsize="21600,21600" o:preferrelative="t" path="m@4@5l@4@11@9@11@9@5xe">
+                <v:formulas>
+                  <v:f eqn="if lineDrawn pixelLineWidth 0"/>
+                  <v:f eqn="sum @0 1 0"/>
+                  <v:f eqn="sum 0 0 @1"/>
+                  <v:f eqn="prod @2 1 2"/>
+                  <v:f eqn="prod @3 21600 pixelWidth"/>
+                  <v:f eqn="prod @3 21600 pixelHeight"/>
+                  <v:f eqn="sum @0 0 1"/>
+                  <v:f eqn="prod @6 1 2"/>
+                  <v:f eqn="prod @7 21600 pixelWidth"/>
+                  <v:f eqn="sum @8 21600 0"/>
+                  <v:f eqn="prod @7 21600 pixelHeight"/>
+                  <v:f eqn="sum @10 21600 0"/>
+                </v:formulas>
+              </v:shapetype>
+              <v:shape id="_x0000_i18" o:spid="_x0000_s18" type="#_x0000_t75" style="position:absolute;z-index:251844608;o:allowoverlap:true;o:allowincell:true;mso-position-horizontal-relative:text;margin-left:51.90pt;mso-position-horizontal:absolute;mso-position-vertical-relative:text;margin-top:-31.50pt;mso-position-vertical:absolute;width:360.75pt;height:572.25pt;mso-wrap-distance-left:9.07pt;mso-wrap-distance-top:0.00pt;mso-wrap-distance-right:9.07pt;mso-wrap-distance-bottom:0.00pt;" stroked="false">
+                <v:path textboxrect="0,0,0,0"/>
+                <w10:wrap type="topAndBottom"/>
+                <v:imagedata r:id="rId20" o:title=""/>
+              </v:shape>
+            </w:pict>
+          </mc:Fallback>
+        </mc:AlternateContent>
+      </w:r>
+      <w:r>
+        <mc:AlternateContent>
+          <mc:Choice Requires="wpg">
+            <w:drawing>
+              <wp:anchor xmlns:wp="http://schemas.openxmlformats.org/drawingml/2006/wordprocessingDrawing" xmlns:wp14="http://schemas.microsoft.com/office/word/2010/wordprocessingDrawing" distT="0" distB="0" distL="114300" distR="114300" simplePos="0" relativeHeight="251706368" behindDoc="0" locked="0" layoutInCell="1" allowOverlap="1">
+                <wp:simplePos x="0" y="0"/>
+                <wp:positionH relativeFrom="margin">
+                  <wp:posOffset>1660781</wp:posOffset>
+                </wp:positionH>
+                <wp:positionV relativeFrom="paragraph">
+                  <wp:posOffset>6960845</wp:posOffset>
+                </wp:positionV>
+                <wp:extent cx="3032209" cy="362574"/>
+                <wp:effectExtent l="6350" t="6350" r="6350" b="6350"/>
+                <wp:wrapTopAndBottom/>
+                <wp:docPr id="20" name="Надпись 32"/>
+                <wp:cNvGraphicFramePr/>
+                <a:graphic xmlns:a="http://schemas.openxmlformats.org/drawingml/2006/main">
+                  <a:graphicData uri="http://schemas.microsoft.com/office/word/2010/wordprocessingShape">
+                    <wps:wsp>
+                      <wps:cNvPr id="0" name=""/>
+                      <wps:cNvSpPr txBox="1"/>
+                      <wps:spPr bwMode="auto">
+                        <a:xfrm rot="0" flipH="0" flipV="0">
+                          <a:off x="0" y="0"/>
+                          <a:ext cx="3032208" cy="362574"/>
+                        </a:xfrm>
+                        <a:prstGeom prst="rect">
+                          <a:avLst/>
+                        </a:prstGeom>
+                        <a:solidFill>
+                          <a:prstClr val="white"/>
+                        </a:solidFill>
+                        <a:ln>
+                          <a:noFill/>
+                        </a:ln>
+                      </wps:spPr>
+                      <wps:txbx>
+                        <w:txbxContent>
+                          <w:p>
+                            <w:pPr>
+                              <w:pStyle w:val="931"/>
+                              <w:ind w:firstLine="0"/>
+                              <w:spacing w:line="240" w:lineRule="auto"/>
+                              <w:rPr>
+                                <w:rFonts w:cs="Times New Roman"/>
+                                <w:b w:val="0"/>
+                                <w:bCs w:val="0"/>
+                                <w:i/>
+                                <w:iCs/>
+                                <w:color w:val="auto"/>
+                                <w:sz w:val="28"/>
+                                <w:szCs w:val="28"/>
+                              </w:rPr>
+                            </w:pPr>
+                            <w:r>
+                              <w:rPr>
+                                <w:b w:val="0"/>
+                                <w:bCs w:val="0"/>
+                                <w:color w:val="auto"/>
+                                <w:sz w:val="28"/>
+                                <w:szCs w:val="28"/>
+                              </w:rPr>
+                              <w:t xml:space="preserve">Рисунок 10</w:t>
+                            </w:r>
+                            <w:r>
+                              <w:rPr>
+                                <w:b w:val="0"/>
+                                <w:bCs w:val="0"/>
+                                <w:color w:val="auto"/>
+                                <w:sz w:val="28"/>
+                                <w:szCs w:val="28"/>
+                              </w:rPr>
+                              <w:t xml:space="preserve"> –</w:t>
+                            </w:r>
+                            <w:r>
+                              <w:rPr>
+                                <w:b w:val="0"/>
+                                <w:bCs w:val="0"/>
+                                <w:color w:val="auto"/>
+                                <w:sz w:val="28"/>
+                                <w:szCs w:val="28"/>
+                              </w:rPr>
+                              <w:t xml:space="preserve"> </w:t>
+                            </w:r>
+                            <w:r>
+                              <w:rPr>
+                                <w:b w:val="0"/>
+                                <w:bCs w:val="0"/>
+                                <w:color w:val="auto"/>
+                                <w:sz w:val="28"/>
+                                <w:szCs w:val="28"/>
+                              </w:rPr>
+                              <w:t xml:space="preserve">диаграмма деятельности</w:t>
+                            </w:r>
+                            <w:r>
+                              <w:rPr>
+                                <w:rFonts w:cs="Times New Roman"/>
+                                <w:b w:val="0"/>
+                                <w:bCs w:val="0"/>
+                                <w:i/>
+                                <w:iCs/>
+                                <w:color w:val="auto"/>
+                                <w:sz w:val="28"/>
+                                <w:szCs w:val="28"/>
+                              </w:rPr>
+                            </w:r>
+                            <w:r>
+                              <w:rPr>
+                                <w:rFonts w:cs="Times New Roman"/>
+                                <w:b w:val="0"/>
+                                <w:bCs w:val="0"/>
+                                <w:i/>
+                                <w:iCs/>
+                                <w:color w:val="auto"/>
+                                <w:sz w:val="28"/>
+                                <w:szCs w:val="28"/>
+                              </w:rPr>
+                            </w:r>
+                          </w:p>
+                        </w:txbxContent>
+                      </wps:txbx>
+                      <wps:bodyPr rot="0" spcFirstLastPara="0" vertOverflow="overflow" horzOverflow="overflow" vert="horz" wrap="square" lIns="36000" tIns="36000" rIns="36000" bIns="36000" numCol="1" spcCol="0" rtlCol="0" fromWordArt="0" anchor="t" anchorCtr="0" forceAA="0" compatLnSpc="1">
+                        <a:prstTxWarp prst="textNoShape"/>
+                        <a:noAutofit/>
+                      </wps:bodyPr>
+                    </wps:wsp>
+                  </a:graphicData>
+                </a:graphic>
+              </wp:anchor>
+            </w:drawing>
+          </mc:Choice>
+          <mc:Fallback>
+            <w:pict>
+              <v:shape id="shape 19" o:spid="_x0000_s19" o:spt="202" type="#_x0000_t202" style="position:absolute;z-index:251706368;o:allowoverlap:true;o:allowincell:true;mso-position-horizontal-relative:margin;margin-left:130.77pt;mso-position-horizontal:absolute;mso-position-vertical-relative:text;margin-top:548.10pt;mso-position-vertical:absolute;width:238.76pt;height:28.55pt;mso-wrap-distance-left:9.00pt;mso-wrap-distance-top:0.00pt;mso-wrap-distance-right:9.00pt;mso-wrap-distance-bottom:0.00pt;rotation:0;v-text-anchor:top;visibility:visible;" fillcolor="#FFFFFF" stroked="f">
+                <w10:wrap type="topAndBottom"/>
+                <v:textbox inset="0,0,0,0">
+                  <w:txbxContent>
+                    <w:p>
+                      <w:pPr>
+                        <w:pStyle w:val="931"/>
+                        <w:ind w:firstLine="0"/>
+                        <w:spacing w:line="240" w:lineRule="auto"/>
+                        <w:rPr>
+                          <w:rFonts w:cs="Times New Roman"/>
+                          <w:b w:val="0"/>
+                          <w:bCs w:val="0"/>
+                          <w:i/>
+                          <w:iCs/>
+                          <w:color w:val="auto"/>
+                          <w:sz w:val="28"/>
+                          <w:szCs w:val="28"/>
+                        </w:rPr>
+                      </w:pPr>
+                      <w:r>
+                        <w:rPr>
+                          <w:b w:val="0"/>
+                          <w:bCs w:val="0"/>
+                          <w:color w:val="auto"/>
+                          <w:sz w:val="28"/>
+                          <w:szCs w:val="28"/>
+                        </w:rPr>
+                        <w:t xml:space="preserve">Рисунок 10</w:t>
+                      </w:r>
+                      <w:r>
+                        <w:rPr>
+                          <w:b w:val="0"/>
+                          <w:bCs w:val="0"/>
+                          <w:color w:val="auto"/>
+                          <w:sz w:val="28"/>
+                          <w:szCs w:val="28"/>
+                        </w:rPr>
+                        <w:t xml:space="preserve"> –</w:t>
+                      </w:r>
+                      <w:r>
+                        <w:rPr>
+                          <w:b w:val="0"/>
+                          <w:bCs w:val="0"/>
+                          <w:color w:val="auto"/>
+                          <w:sz w:val="28"/>
+                          <w:szCs w:val="28"/>
+                        </w:rPr>
+                        <w:t xml:space="preserve"> </w:t>
+                      </w:r>
+                      <w:r>
+                        <w:rPr>
+                          <w:b w:val="0"/>
+                          <w:bCs w:val="0"/>
+                          <w:color w:val="auto"/>
+                          <w:sz w:val="28"/>
+                          <w:szCs w:val="28"/>
+                        </w:rPr>
+                        <w:t xml:space="preserve">диаграмма деятельности</w:t>
+                      </w:r>
+                      <w:r>
+                        <w:rPr>
+                          <w:rFonts w:cs="Times New Roman"/>
+                          <w:b w:val="0"/>
+                          <w:bCs w:val="0"/>
+                          <w:i/>
+                          <w:iCs/>
+                          <w:color w:val="auto"/>
+                          <w:sz w:val="28"/>
+                          <w:szCs w:val="28"/>
+                        </w:rPr>
+                      </w:r>
+                      <w:r>
+                        <w:rPr>
+                          <w:rFonts w:cs="Times New Roman"/>
+                          <w:b w:val="0"/>
+                          <w:bCs w:val="0"/>
+                          <w:i/>
+                          <w:iCs/>
+                          <w:color w:val="auto"/>
+                          <w:sz w:val="28"/>
+                          <w:szCs w:val="28"/>
+                        </w:rPr>
+                      </w:r>
+                    </w:p>
+                  </w:txbxContent>
+                </v:textbox>
+              </v:shape>
+            </w:pict>
+          </mc:Fallback>
+        </mc:AlternateContent>
+      </w:r>
+      <w:r>
+        <w:rPr>
+          <w:highlight w:val="none"/>
+          <w:lang w:val="en-US"/>
+        </w:rPr>
+      </w:r>
+      <w:r>
+        <w:rPr>
+          <w:highlight w:val="none"/>
+          <w:lang w:val="en-US"/>
+        </w:rPr>
+      </w:r>
+    </w:p>
+    <w:p>
+      <w:pPr>
+        <w:ind w:left="0" w:firstLine="708"/>
+        <w:rPr>
+          <w:highlight w:val="none"/>
+          <w:lang w:val="ru-RU"/>
+        </w:rPr>
+        <w:suppressLineNumbers w:val="0"/>
+      </w:pPr>
+      <w:r>
+        <w:rPr>
+          <w:highlight w:val="none"/>
+          <w:lang w:val="ru-RU"/>
+        </w:rPr>
+        <w:t xml:space="preserve">4) Диаграмма состояния.</w:t>
+      </w:r>
+      <w:r>
+        <w:rPr>
+          <w:highlight w:val="none"/>
+          <w:lang w:val="en-US"/>
+        </w:rPr>
+      </w:r>
+    </w:p>
+    <w:p>
+      <w:pPr>
+        <w:ind w:left="0" w:firstLine="708"/>
+        <w:suppressLineNumbers w:val="0"/>
+      </w:pPr>
+      <w:r>
+        <w:rPr>
+          <w:highlight w:val="none"/>
+          <w:lang w:val="en-US"/>
+        </w:rPr>
+        <w:t xml:space="preserve">Описание диаграммы состояний объекта «Поезд»</w:t>
+      </w:r>
+      <w:r>
+        <w:rPr>
+          <w:highlight w:val="none"/>
+          <w:lang w:val="en-US"/>
+        </w:rPr>
+      </w:r>
+    </w:p>
+    <w:p>
+      <w:pPr>
+        <w:ind w:left="0" w:firstLine="708"/>
+        <w:suppressLineNumbers w:val="0"/>
+      </w:pPr>
+      <w:r>
+        <w:rPr>
+          <w:highlight w:val="none"/>
+          <w:lang w:val="en-US"/>
+        </w:rPr>
+      </w:r>
+      <w:r>
+        <w:rPr>
+          <w:highlight w:val="none"/>
+          <w:lang w:val="en-US"/>
+        </w:rPr>
+      </w:r>
+    </w:p>
+    <w:p>
+      <w:pPr>
+        <w:ind w:left="0" w:firstLine="708"/>
+        <w:suppressLineNumbers w:val="0"/>
+      </w:pPr>
+      <w:r>
+        <w:rPr>
+          <w:highlight w:val="none"/>
+          <w:lang w:val="en-US"/>
+        </w:rPr>
+        <w:t xml:space="preserve">Диаграмма состояний отражает жизненный цикл объекта «Поезд» в системе — от момента добавления в систему до снятия RFID-метки. На диаграмме выделены шесть основных состояний, отражающих все этапы эксплуатации подвижного состава.</w:t>
+      </w:r>
+      <w:r>
+        <w:rPr>
+          <w:highlight w:val="none"/>
+          <w:lang w:val="en-US"/>
+        </w:rPr>
+      </w:r>
+      <w:r>
+        <w:rPr>
+          <w:highlight w:val="none"/>
+          <w:lang w:val="en-US"/>
+        </w:rPr>
+      </w:r>
+      <w:r>
+        <w:rPr>
+          <w:highlight w:val="none"/>
+          <w:lang w:val="en-US"/>
+        </w:rPr>
+      </w:r>
+      <w:r>
+        <w:rPr>
+          <w:highlight w:val="none"/>
+          <w:lang w:val="en-US"/>
+        </w:rPr>
+      </w:r>
+    </w:p>
+    <w:p>
+      <w:pPr>
+        <w:ind w:left="0" w:firstLine="708"/>
+        <w:suppressLineNumbers w:val="0"/>
+      </w:pPr>
+      <w:r>
+        <w:rPr>
+          <w:highlight w:val="none"/>
+          <w:lang w:val="en-US"/>
+        </w:rPr>
+        <w:t xml:space="preserve">Первоначально поезд попадает в систему в состоянии «Добавлен». В этом состоянии поезд внесён в справочник, но RFID-метка ещё не привязана. При входе в это состояние выполняется действие «метка присвоена», означающее, что администратор назначил конкретную ме</w:t>
+      </w:r>
+      <w:r>
+        <w:rPr>
+          <w:highlight w:val="none"/>
+          <w:lang w:val="en-US"/>
+        </w:rPr>
+        <w:t xml:space="preserve">тку данному поезду. После подтверждения присвоения метки поезд переходит в состояние «Активен».</w:t>
+      </w:r>
+      <w:r>
+        <w:rPr>
+          <w:highlight w:val="none"/>
+          <w:lang w:val="en-US"/>
+        </w:rPr>
+      </w:r>
+      <w:r>
+        <w:rPr>
+          <w:highlight w:val="none"/>
+          <w:lang w:val="en-US"/>
+        </w:rPr>
+      </w:r>
+      <w:r>
+        <w:rPr>
+          <w:highlight w:val="none"/>
+          <w:lang w:val="en-US"/>
+        </w:rPr>
+      </w:r>
+      <w:r>
+        <w:rPr>
+          <w:highlight w:val="none"/>
+          <w:lang w:val="en-US"/>
+        </w:rPr>
+      </w:r>
+    </w:p>
+    <w:p>
+      <w:pPr>
+        <w:ind w:left="0" w:firstLine="708"/>
+        <w:suppressLineNumbers w:val="0"/>
+      </w:pPr>
+      <w:r>
+        <w:rPr>
+          <w:highlight w:val="none"/>
+          <w:lang w:val="en-US"/>
+        </w:rPr>
+        <w:t xml:space="preserve">В состоянии «Активен» поезд готов к работе: метка активна и зафиксирован старт работы. Из этого состояния поезд может выйти на линию, получив разрешение на отправку. При этом он переходит в состояние «В движении», где выполняется действие «движение по станц</w:t>
+      </w:r>
+      <w:r>
+        <w:rPr>
+          <w:highlight w:val="none"/>
+          <w:lang w:val="en-US"/>
+        </w:rPr>
+        <w:t xml:space="preserve">иям» — поезд следует по маршруту между станциями. </w:t>
+      </w:r>
+      <w:r>
+        <w:rPr>
+          <w:highlight w:val="none"/>
+          <w:lang w:val="en-US"/>
+        </w:rPr>
+      </w:r>
+      <w:r>
+        <w:rPr>
+          <w:highlight w:val="none"/>
+          <w:lang w:val="en-US"/>
+        </w:rPr>
+      </w:r>
+      <w:r>
+        <w:rPr>
+          <w:highlight w:val="none"/>
+          <w:lang w:val="en-US"/>
+        </w:rPr>
+      </w:r>
+      <w:r>
+        <w:rPr>
+          <w:highlight w:val="none"/>
+          <w:lang w:val="en-US"/>
+        </w:rPr>
+      </w:r>
+    </w:p>
+    <w:p>
+      <w:pPr>
+        <w:ind w:left="0" w:firstLine="708"/>
+        <w:suppressLineNumbers w:val="0"/>
+      </w:pPr>
+      <w:r>
+        <w:rPr>
+          <w:highlight w:val="none"/>
+          <w:lang w:val="en-US"/>
+        </w:rPr>
+        <w:t xml:space="preserve">При прибытии поезда на станцию система автоматически считывает RFID-метку, и при выходе из состояния фиксируется прибытие. На станции поезд может получить разрешение на отправку и снова перейти в состояние «В движении», продолжив маршрут, либо завершить мар</w:t>
+      </w:r>
+      <w:r>
+        <w:rPr>
+          <w:highlight w:val="none"/>
+          <w:lang w:val="en-US"/>
+        </w:rPr>
+        <w:t xml:space="preserve">шрут и отправиться в депо.</w:t>
+      </w:r>
+      <w:r>
+        <w:rPr>
+          <w:highlight w:val="none"/>
+          <w:lang w:val="en-US"/>
+        </w:rPr>
+      </w:r>
+      <w:r>
+        <w:rPr>
+          <w:highlight w:val="none"/>
+          <w:lang w:val="en-US"/>
+        </w:rPr>
+      </w:r>
+      <w:r>
+        <w:rPr>
+          <w:highlight w:val="none"/>
+          <w:lang w:val="en-US"/>
+        </w:rPr>
+      </w:r>
+      <w:r>
+        <w:rPr>
+          <w:highlight w:val="none"/>
+          <w:lang w:val="en-US"/>
+        </w:rPr>
+      </w:r>
+    </w:p>
+    <w:p>
+      <w:pPr>
+        <w:ind w:left="0" w:firstLine="708"/>
+        <w:rPr>
+          <w:highlight w:val="none"/>
+          <w:lang w:val="en-US"/>
+        </w:rPr>
+        <w:suppressLineNumbers w:val="0"/>
+      </w:pPr>
+      <w:r>
+        <w:rPr>
+          <w:highlight w:val="none"/>
+          <w:lang w:val="en-US"/>
+        </w:rPr>
+        <w:t xml:space="preserve">Состояние «В депо» означает, что поезд завершил маршрут и находится в депо. При входе в это состояние фиксируется прибытие в депо. </w:t>
+      </w:r>
+      <w:r>
+        <w:rPr>
+          <w:highlight w:val="none"/>
+          <w:lang w:val="en-US"/>
+        </w:rPr>
+      </w:r>
+      <w:r>
+        <w:rPr>
+          <w:highlight w:val="none"/>
+          <w:lang w:val="en-US"/>
+        </w:rPr>
+        <w:t xml:space="preserve"> </w:t>
+      </w:r>
+      <w:r>
+        <w:rPr>
+          <w:highlight w:val="none"/>
+          <w:lang w:val="en-US"/>
+        </w:rPr>
+      </w:r>
+    </w:p>
+    <w:p>
+      <w:pPr>
+        <w:ind w:left="0" w:firstLine="708"/>
+        <w:rPr>
+          <w:highlight w:val="none"/>
+          <w:lang w:val="en-US"/>
+        </w:rPr>
+        <w:suppressLineNumbers w:val="0"/>
+      </w:pPr>
+      <w:r>
+        <w:rPr>
+          <w:highlight w:val="none"/>
+          <w:lang w:val="en-US"/>
+        </w:rPr>
+        <w:t xml:space="preserve">«Снятие метки», которое означает, что RFID-метка снята с поезда. Это может произойти при переформировании состава, замене оборудования и</w:t>
+      </w:r>
+      <w:r>
+        <w:rPr>
+          <w:highlight w:val="none"/>
+          <w:lang w:val="en-US"/>
+        </w:rPr>
+        <w:t xml:space="preserve">ли окончательном выводе поезда из эксплуатации. Из состояния «Снятие метки» переход в другие состояния невозможен, что делает его терминальным для данного объекта. </w:t>
+      </w:r>
+      <w:r>
+        <w:rPr>
+          <w:highlight w:val="none"/>
+          <w:lang w:val="en-US"/>
+        </w:rPr>
+      </w:r>
+    </w:p>
+    <w:p>
+      <w:pPr>
+        <w:ind w:left="0" w:firstLine="708"/>
+        <w:rPr>
+          <w:highlight w:val="none"/>
+          <w:lang w:val="en-US"/>
+        </w:rPr>
+        <w:suppressLineNumbers w:val="0"/>
+      </w:pPr>
+      <w:r>
+        <w:rPr>
+          <w:highlight w:val="none"/>
+          <w:lang w:val="en-US"/>
+        </w:rPr>
+        <w:t xml:space="preserve">Таким образом, диаграмма наглядно показывает все возможные состояния поезда и правила переход</w:t>
+      </w:r>
+      <w:r>
+        <w:rPr>
+          <w:highlight w:val="none"/>
+          <w:lang w:val="en-US"/>
+        </w:rPr>
+        <w:t xml:space="preserve">ов между ними, что позволяет корректно моделировать жизненный цикл подвижного состава и учитывать все сценарии работы системы.</w:t>
+      </w:r>
+      <w:r/>
+      <w:r/>
+    </w:p>
+    <w:p>
+      <w:pPr>
         <w:pStyle w:val="880"/>
         <w:rPr>
           <w:highlight w:val="none"/>
@@ -12348,15 +13238,351 @@
         </w:rPr>
       </w:r>
       <w:r>
-        <w:rPr>
-          <w:highlight w:val="none"/>
-        </w:rPr>
-      </w:r>
-      <w:r>
-        <w:rPr>
-          <w:highlight w:val="none"/>
-        </w:rPr>
-      </w:r>
+        <mc:AlternateContent>
+          <mc:Choice Requires="wpg">
+            <w:drawing>
+              <wp:anchor xmlns:wp="http://schemas.openxmlformats.org/drawingml/2006/wordprocessingDrawing" xmlns:wp14="http://schemas.microsoft.com/office/word/2010/wordprocessingDrawing" distT="0" distB="0" distL="115200" distR="115200" simplePos="0" relativeHeight="251848704" behindDoc="0" locked="0" layoutInCell="1" allowOverlap="1">
+                <wp:simplePos x="0" y="0"/>
+                <wp:positionH relativeFrom="column">
+                  <wp:posOffset>1027112</wp:posOffset>
+                </wp:positionH>
+                <wp:positionV relativeFrom="paragraph">
+                  <wp:posOffset>-352425</wp:posOffset>
+                </wp:positionV>
+                <wp:extent cx="4019550" cy="8001000"/>
+                <wp:effectExtent l="0" t="0" r="0" b="0"/>
+                <wp:wrapTopAndBottom/>
+                <wp:docPr id="21" name=""/>
+                <wp:cNvGraphicFramePr>
+                  <a:graphicFrameLocks xmlns:a="http://schemas.openxmlformats.org/drawingml/2006/main" noChangeAspect="1"/>
+                </wp:cNvGraphicFramePr>
+                <a:graphic xmlns:a="http://schemas.openxmlformats.org/drawingml/2006/main">
+                  <a:graphicData uri="http://schemas.openxmlformats.org/drawingml/2006/picture">
+                    <pic:pic xmlns:pic="http://schemas.openxmlformats.org/drawingml/2006/picture">
+                      <pic:nvPicPr>
+                        <pic:cNvPr id="76980590" name=""/>
+                        <pic:cNvPicPr>
+                          <a:picLocks noChangeAspect="1"/>
+                        </pic:cNvPicPr>
+                        <pic:nvPr/>
+                      </pic:nvPicPr>
+                      <pic:blipFill>
+                        <a:blip r:embed="rId21"/>
+                        <a:stretch/>
+                      </pic:blipFill>
+                      <pic:spPr bwMode="auto">
+                        <a:xfrm>
+                          <a:off x="0" y="0"/>
+                          <a:ext cx="4019549" cy="8001000"/>
+                        </a:xfrm>
+                        <a:prstGeom prst="rect">
+                          <a:avLst/>
+                        </a:prstGeom>
+                      </pic:spPr>
+                    </pic:pic>
+                  </a:graphicData>
+                </a:graphic>
+              </wp:anchor>
+            </w:drawing>
+          </mc:Choice>
+          <mc:Fallback>
+            <w:pict>
+              <v:shapetype type="#_x0000_t75" o:spt="75" coordsize="21600,21600" o:preferrelative="t" path="m@4@5l@4@11@9@11@9@5xe">
+                <v:formulas>
+                  <v:f eqn="if lineDrawn pixelLineWidth 0"/>
+                  <v:f eqn="sum @0 1 0"/>
+                  <v:f eqn="sum 0 0 @1"/>
+                  <v:f eqn="prod @2 1 2"/>
+                  <v:f eqn="prod @3 21600 pixelWidth"/>
+                  <v:f eqn="prod @3 21600 pixelHeight"/>
+                  <v:f eqn="sum @0 0 1"/>
+                  <v:f eqn="prod @6 1 2"/>
+                  <v:f eqn="prod @7 21600 pixelWidth"/>
+                  <v:f eqn="sum @8 21600 0"/>
+                  <v:f eqn="prod @7 21600 pixelHeight"/>
+                  <v:f eqn="sum @10 21600 0"/>
+                </v:formulas>
+              </v:shapetype>
+              <v:shape id="_x0000_i20" o:spid="_x0000_s20" type="#_x0000_t75" style="position:absolute;z-index:251848704;o:allowoverlap:true;o:allowincell:true;mso-position-horizontal-relative:text;margin-left:80.87pt;mso-position-horizontal:absolute;mso-position-vertical-relative:text;margin-top:-27.75pt;mso-position-vertical:absolute;width:316.50pt;height:630.00pt;mso-wrap-distance-left:9.07pt;mso-wrap-distance-top:0.00pt;mso-wrap-distance-right:9.07pt;mso-wrap-distance-bottom:0.00pt;" stroked="false">
+                <v:path textboxrect="0,0,0,0"/>
+                <w10:wrap type="topAndBottom"/>
+                <v:imagedata r:id="rId21" o:title=""/>
+              </v:shape>
+            </w:pict>
+          </mc:Fallback>
+        </mc:AlternateContent>
+      </w:r>
+      <w:r>
+        <mc:AlternateContent>
+          <mc:Choice Requires="wpg">
+            <w:drawing>
+              <wp:anchor xmlns:wp="http://schemas.openxmlformats.org/drawingml/2006/wordprocessingDrawing" xmlns:wp14="http://schemas.microsoft.com/office/word/2010/wordprocessingDrawing" distT="0" distB="0" distL="114300" distR="114300" simplePos="0" relativeHeight="251706368" behindDoc="0" locked="0" layoutInCell="1" allowOverlap="1">
+                <wp:simplePos x="0" y="0"/>
+                <wp:positionH relativeFrom="margin">
+                  <wp:posOffset>1536956</wp:posOffset>
+                </wp:positionH>
+                <wp:positionV relativeFrom="paragraph">
+                  <wp:posOffset>7783170</wp:posOffset>
+                </wp:positionV>
+                <wp:extent cx="3317959" cy="362574"/>
+                <wp:effectExtent l="6350" t="6350" r="6350" b="6350"/>
+                <wp:wrapTopAndBottom/>
+                <wp:docPr id="22" name="Надпись 32"/>
+                <wp:cNvGraphicFramePr/>
+                <a:graphic xmlns:a="http://schemas.openxmlformats.org/drawingml/2006/main">
+                  <a:graphicData uri="http://schemas.microsoft.com/office/word/2010/wordprocessingShape">
+                    <wps:wsp>
+                      <wps:cNvPr id="0" name=""/>
+                      <wps:cNvSpPr txBox="1"/>
+                      <wps:spPr bwMode="auto">
+                        <a:xfrm rot="0" flipH="0" flipV="0">
+                          <a:off x="0" y="0"/>
+                          <a:ext cx="3317958" cy="362574"/>
+                        </a:xfrm>
+                        <a:prstGeom prst="rect">
+                          <a:avLst/>
+                        </a:prstGeom>
+                        <a:solidFill>
+                          <a:prstClr val="white"/>
+                        </a:solidFill>
+                        <a:ln>
+                          <a:noFill/>
+                        </a:ln>
+                      </wps:spPr>
+                      <wps:txbx>
+                        <w:txbxContent>
+                          <w:p>
+                            <w:pPr>
+                              <w:pStyle w:val="931"/>
+                              <w:ind w:firstLine="0"/>
+                              <w:spacing w:line="240" w:lineRule="auto"/>
+                              <w:rPr>
+                                <w:rFonts w:cs="Times New Roman"/>
+                                <w:b w:val="0"/>
+                                <w:bCs w:val="0"/>
+                                <w:i/>
+                                <w:iCs/>
+                                <w:color w:val="auto"/>
+                                <w:sz w:val="28"/>
+                                <w:szCs w:val="28"/>
+                              </w:rPr>
+                            </w:pPr>
+                            <w:r>
+                              <w:rPr>
+                                <w:b w:val="0"/>
+                                <w:bCs w:val="0"/>
+                                <w:color w:val="auto"/>
+                                <w:sz w:val="28"/>
+                                <w:szCs w:val="28"/>
+                              </w:rPr>
+                              <w:t xml:space="preserve">Рисунок 11</w:t>
+                            </w:r>
+                            <w:r>
+                              <w:rPr>
+                                <w:b w:val="0"/>
+                                <w:bCs w:val="0"/>
+                                <w:color w:val="auto"/>
+                                <w:sz w:val="28"/>
+                                <w:szCs w:val="28"/>
+                              </w:rPr>
+                              <w:t xml:space="preserve"> –</w:t>
+                            </w:r>
+                            <w:r>
+                              <w:rPr>
+                                <w:b w:val="0"/>
+                                <w:bCs w:val="0"/>
+                                <w:color w:val="auto"/>
+                                <w:sz w:val="28"/>
+                                <w:szCs w:val="28"/>
+                              </w:rPr>
+                              <w:t xml:space="preserve"> </w:t>
+                            </w:r>
+                            <w:r>
+                              <w:rPr>
+                                <w:b w:val="0"/>
+                                <w:bCs w:val="0"/>
+                                <w:color w:val="auto"/>
+                                <w:sz w:val="28"/>
+                                <w:szCs w:val="28"/>
+                              </w:rPr>
+                              <w:t xml:space="preserve">диаграмма состояния поезда</w:t>
+                            </w:r>
+                            <w:r>
+                              <w:rPr>
+                                <w:rFonts w:cs="Times New Roman"/>
+                                <w:b w:val="0"/>
+                                <w:bCs w:val="0"/>
+                                <w:i/>
+                                <w:iCs/>
+                                <w:color w:val="auto"/>
+                                <w:sz w:val="28"/>
+                                <w:szCs w:val="28"/>
+                              </w:rPr>
+                            </w:r>
+                            <w:r>
+                              <w:rPr>
+                                <w:rFonts w:cs="Times New Roman"/>
+                                <w:b w:val="0"/>
+                                <w:bCs w:val="0"/>
+                                <w:i/>
+                                <w:iCs/>
+                                <w:color w:val="auto"/>
+                                <w:sz w:val="28"/>
+                                <w:szCs w:val="28"/>
+                              </w:rPr>
+                            </w:r>
+                            <w:r>
+                              <w:rPr>
+                                <w:rFonts w:cs="Times New Roman"/>
+                                <w:b w:val="0"/>
+                                <w:bCs w:val="0"/>
+                                <w:i/>
+                                <w:iCs/>
+                                <w:color w:val="auto"/>
+                                <w:sz w:val="28"/>
+                                <w:szCs w:val="28"/>
+                              </w:rPr>
+                            </w:r>
+                          </w:p>
+                        </w:txbxContent>
+                      </wps:txbx>
+                      <wps:bodyPr rot="0" spcFirstLastPara="0" vertOverflow="overflow" horzOverflow="overflow" vert="horz" wrap="square" lIns="36000" tIns="36000" rIns="36000" bIns="36000" numCol="1" spcCol="0" rtlCol="0" fromWordArt="0" anchor="t" anchorCtr="0" forceAA="0" compatLnSpc="1">
+                        <a:prstTxWarp prst="textNoShape"/>
+                        <a:noAutofit/>
+                      </wps:bodyPr>
+                    </wps:wsp>
+                  </a:graphicData>
+                </a:graphic>
+              </wp:anchor>
+            </w:drawing>
+          </mc:Choice>
+          <mc:Fallback>
+            <w:pict>
+              <v:shape id="shape 21" o:spid="_x0000_s21" o:spt="202" type="#_x0000_t202" style="position:absolute;z-index:251706368;o:allowoverlap:true;o:allowincell:true;mso-position-horizontal-relative:margin;margin-left:121.02pt;mso-position-horizontal:absolute;mso-position-vertical-relative:text;margin-top:612.85pt;mso-position-vertical:absolute;width:261.26pt;height:28.55pt;mso-wrap-distance-left:9.00pt;mso-wrap-distance-top:0.00pt;mso-wrap-distance-right:9.00pt;mso-wrap-distance-bottom:0.00pt;rotation:0;v-text-anchor:top;visibility:visible;" fillcolor="#FFFFFF" stroked="f">
+                <w10:wrap type="topAndBottom"/>
+                <v:textbox inset="0,0,0,0">
+                  <w:txbxContent>
+                    <w:p>
+                      <w:pPr>
+                        <w:pStyle w:val="931"/>
+                        <w:ind w:firstLine="0"/>
+                        <w:spacing w:line="240" w:lineRule="auto"/>
+                        <w:rPr>
+                          <w:rFonts w:cs="Times New Roman"/>
+                          <w:b w:val="0"/>
+                          <w:bCs w:val="0"/>
+                          <w:i/>
+                          <w:iCs/>
+                          <w:color w:val="auto"/>
+                          <w:sz w:val="28"/>
+                          <w:szCs w:val="28"/>
+                        </w:rPr>
+                      </w:pPr>
+                      <w:r>
+                        <w:rPr>
+                          <w:b w:val="0"/>
+                          <w:bCs w:val="0"/>
+                          <w:color w:val="auto"/>
+                          <w:sz w:val="28"/>
+                          <w:szCs w:val="28"/>
+                        </w:rPr>
+                        <w:t xml:space="preserve">Рисунок 11</w:t>
+                      </w:r>
+                      <w:r>
+                        <w:rPr>
+                          <w:b w:val="0"/>
+                          <w:bCs w:val="0"/>
+                          <w:color w:val="auto"/>
+                          <w:sz w:val="28"/>
+                          <w:szCs w:val="28"/>
+                        </w:rPr>
+                        <w:t xml:space="preserve"> –</w:t>
+                      </w:r>
+                      <w:r>
+                        <w:rPr>
+                          <w:b w:val="0"/>
+                          <w:bCs w:val="0"/>
+                          <w:color w:val="auto"/>
+                          <w:sz w:val="28"/>
+                          <w:szCs w:val="28"/>
+                        </w:rPr>
+                        <w:t xml:space="preserve"> </w:t>
+                      </w:r>
+                      <w:r>
+                        <w:rPr>
+                          <w:b w:val="0"/>
+                          <w:bCs w:val="0"/>
+                          <w:color w:val="auto"/>
+                          <w:sz w:val="28"/>
+                          <w:szCs w:val="28"/>
+                        </w:rPr>
+                        <w:t xml:space="preserve">диаграмма состояния поезда</w:t>
+                      </w:r>
+                      <w:r>
+                        <w:rPr>
+                          <w:rFonts w:cs="Times New Roman"/>
+                          <w:b w:val="0"/>
+                          <w:bCs w:val="0"/>
+                          <w:i/>
+                          <w:iCs/>
+                          <w:color w:val="auto"/>
+                          <w:sz w:val="28"/>
+                          <w:szCs w:val="28"/>
+                        </w:rPr>
+                      </w:r>
+                      <w:r>
+                        <w:rPr>
+                          <w:rFonts w:cs="Times New Roman"/>
+                          <w:b w:val="0"/>
+                          <w:bCs w:val="0"/>
+                          <w:i/>
+                          <w:iCs/>
+                          <w:color w:val="auto"/>
+                          <w:sz w:val="28"/>
+                          <w:szCs w:val="28"/>
+                        </w:rPr>
+                      </w:r>
+                      <w:r>
+                        <w:rPr>
+                          <w:rFonts w:cs="Times New Roman"/>
+                          <w:b w:val="0"/>
+                          <w:bCs w:val="0"/>
+                          <w:i/>
+                          <w:iCs/>
+                          <w:color w:val="auto"/>
+                          <w:sz w:val="28"/>
+                          <w:szCs w:val="28"/>
+                        </w:rPr>
+                      </w:r>
+                    </w:p>
+                  </w:txbxContent>
+                </v:textbox>
+              </v:shape>
+            </w:pict>
+          </mc:Fallback>
+        </mc:AlternateContent>
+      </w:r>
+      <w:r/>
+      <w:r>
+        <w:rPr>
+          <w:highlight w:val="none"/>
+        </w:rPr>
+      </w:r>
+      <w:r>
+        <w:rPr>
+          <w:highlight w:val="none"/>
+        </w:rPr>
+      </w:r>
+      <w:r>
+        <w:rPr>
+          <w:highlight w:val="none"/>
+        </w:rPr>
+      </w:r>
+    </w:p>
+    <w:p>
+      <w:r/>
+      <w:r/>
+      <w:r/>
     </w:p>
     <w:p>
       <w:pPr>
@@ -12861,7 +14087,7 @@
                 <wp:extent cx="5940425" cy="4198701"/>
                 <wp:effectExtent l="0" t="0" r="0" b="0"/>
                 <wp:wrapTopAndBottom/>
-                <wp:docPr id="19" name=""/>
+                <wp:docPr id="23" name=""/>
                 <wp:cNvGraphicFramePr>
                   <a:graphicFrameLocks xmlns:a="http://schemas.openxmlformats.org/drawingml/2006/main" noChangeAspect="1"/>
                 </wp:cNvGraphicFramePr>
@@ -12876,7 +14102,7 @@
                         <pic:nvPr/>
                       </pic:nvPicPr>
                       <pic:blipFill>
-                        <a:blip r:embed="rId20"/>
+                        <a:blip r:embed="rId22"/>
                         <a:stretch/>
                       </pic:blipFill>
                       <pic:spPr bwMode="auto">
@@ -12912,10 +14138,10 @@
                   <v:f eqn="sum @10 21600 0"/>
                 </v:formulas>
               </v:shapetype>
-              <v:shape id="_x0000_i18" o:spid="_x0000_s18" type="#_x0000_t75" style="position:absolute;z-index:2048;o:allowoverlap:true;o:allowincell:true;mso-position-horizontal-relative:margin;margin-left:0.00pt;mso-position-horizontal:absolute;mso-position-vertical-relative:text;margin-top:27.64pt;mso-position-vertical:absolute;width:467.75pt;height:330.61pt;mso-wrap-distance-left:9.07pt;mso-wrap-distance-top:0.00pt;mso-wrap-distance-right:9.07pt;mso-wrap-distance-bottom:0.00pt;rotation:0;" stroked="false">
+              <v:shape id="_x0000_i22" o:spid="_x0000_s22" type="#_x0000_t75" style="position:absolute;z-index:2048;o:allowoverlap:true;o:allowincell:true;mso-position-horizontal-relative:margin;margin-left:0.00pt;mso-position-horizontal:absolute;mso-position-vertical-relative:text;margin-top:27.64pt;mso-position-vertical:absolute;width:467.75pt;height:330.61pt;mso-wrap-distance-left:9.07pt;mso-wrap-distance-top:0.00pt;mso-wrap-distance-right:9.07pt;mso-wrap-distance-bottom:0.00pt;rotation:0;" stroked="false">
                 <v:path textboxrect="0,0,0,0"/>
                 <w10:wrap type="topAndBottom"/>
-                <v:imagedata r:id="rId20" o:title=""/>
+                <v:imagedata r:id="rId22" o:title=""/>
               </v:shape>
             </w:pict>
           </mc:Fallback>
@@ -12944,7 +14170,7 @@
                 <wp:extent cx="4171950" cy="362574"/>
                 <wp:effectExtent l="6350" t="6350" r="6350" b="6350"/>
                 <wp:wrapTopAndBottom/>
-                <wp:docPr id="20" name="Надпись 32"/>
+                <wp:docPr id="24" name="Надпись 32"/>
                 <wp:cNvGraphicFramePr/>
                 <a:graphic xmlns:a="http://schemas.openxmlformats.org/drawingml/2006/main">
                   <a:graphicData uri="http://schemas.microsoft.com/office/word/2010/wordprocessingShape">
@@ -13063,7 +14289,7 @@
           </mc:Choice>
           <mc:Fallback>
             <w:pict>
-              <v:shape id="shape 19" o:spid="_x0000_s19" o:spt="202" type="#_x0000_t202" style="position:absolute;z-index:251706368;o:allowoverlap:true;o:allowincell:true;mso-position-horizontal-relative:margin;margin-left:79.28pt;mso-position-horizontal:absolute;mso-position-vertical-relative:text;margin-top:324.65pt;mso-position-vertical:absolute;width:328.50pt;height:28.55pt;mso-wrap-distance-left:9.00pt;mso-wrap-distance-top:0.00pt;mso-wrap-distance-right:9.00pt;mso-wrap-distance-bottom:0.00pt;rotation:0;v-text-anchor:top;visibility:visible;" fillcolor="#FFFFFF" stroked="f">
+              <v:shape id="shape 23" o:spid="_x0000_s23" o:spt="202" type="#_x0000_t202" style="position:absolute;z-index:251706368;o:allowoverlap:true;o:allowincell:true;mso-position-horizontal-relative:margin;margin-left:79.28pt;mso-position-horizontal:absolute;mso-position-vertical-relative:text;margin-top:324.65pt;mso-position-vertical:absolute;width:328.50pt;height:28.55pt;mso-wrap-distance-left:9.00pt;mso-wrap-distance-top:0.00pt;mso-wrap-distance-right:9.00pt;mso-wrap-distance-bottom:0.00pt;rotation:0;v-text-anchor:top;visibility:visible;" fillcolor="#FFFFFF" stroked="f">
                 <w10:wrap type="topAndBottom"/>
                 <v:textbox inset="0,0,0,0">
                   <w:txbxContent>

--- a/пп.docx
+++ b/пп.docx
@@ -12164,6 +12164,11 @@
           <w:highlight w:val="none"/>
         </w:rPr>
       </w:r>
+      <w:r>
+        <w:rPr>
+          <w:highlight w:val="none"/>
+        </w:rPr>
+      </w:r>
     </w:p>
     <w:p>
       <w:pPr>
@@ -12347,6 +12352,12 @@
           <w:highlight w:val="none"/>
         </w:rPr>
       </w:r>
+      <w:r>
+        <w:rPr>
+          <w:highlight w:val="none"/>
+          <w:lang w:val="en-US"/>
+        </w:rPr>
+      </w:r>
     </w:p>
     <w:p>
       <w:pPr>
@@ -12366,6 +12377,7 @@
           <w:lang w:val="en-US"/>
         </w:rPr>
       </w:r>
+      <w:r/>
     </w:p>
     <w:p>
       <w:pPr>
@@ -12384,6 +12396,7 @@
           <w:lang w:val="en-US"/>
         </w:rPr>
       </w:r>
+      <w:r/>
     </w:p>
     <w:p>
       <w:pPr>
@@ -12409,30 +12422,6 @@
           <w:highlight w:val="none"/>
           <w:lang w:val="en-US"/>
         </w:rPr>
-      </w:r>
-      <w:r>
-        <w:rPr>
-          <w:highlight w:val="none"/>
-          <w:lang w:val="en-US"/>
-        </w:rPr>
-      </w:r>
-      <w:r>
-        <w:rPr>
-          <w:highlight w:val="none"/>
-          <w:lang w:val="en-US"/>
-        </w:rPr>
-      </w:r>
-      <w:r>
-        <w:rPr>
-          <w:highlight w:val="none"/>
-          <w:lang w:val="en-US"/>
-        </w:rPr>
-      </w:r>
-      <w:r>
-        <w:rPr>
-          <w:highlight w:val="none"/>
-          <w:lang w:val="en-US"/>
-        </w:rPr>
         <w:t xml:space="preserve">На этом этапе происходит ветвление в зависимости от результата поиска.</w:t>
       </w:r>
       <w:r>
@@ -12447,36 +12436,6 @@
           <w:highlight w:val="none"/>
           <w:lang w:val="en-US"/>
         </w:rPr>
-      </w:r>
-      <w:r>
-        <w:rPr>
-          <w:highlight w:val="none"/>
-          <w:lang w:val="en-US"/>
-        </w:rPr>
-      </w:r>
-      <w:r>
-        <w:rPr>
-          <w:highlight w:val="none"/>
-          <w:lang w:val="en-US"/>
-        </w:rPr>
-      </w:r>
-      <w:r>
-        <w:rPr>
-          <w:highlight w:val="none"/>
-          <w:lang w:val="en-US"/>
-        </w:rPr>
-      </w:r>
-      <w:r>
-        <w:rPr>
-          <w:highlight w:val="none"/>
-          <w:lang w:val="en-US"/>
-        </w:rPr>
-      </w:r>
-      <w:r>
-        <w:rPr>
-          <w:highlight w:val="none"/>
-          <w:lang w:val="en-US"/>
-        </w:rPr>
         <w:t xml:space="preserve">Если метка найдена, система фиксирует прибытие поезда в журнале и отправляет номер поезда на АРМ диспетчера. На экране отображается номер поезда, после чего подаётся звуковой сигнал.</w:t>
       </w:r>
       <w:r>
@@ -12491,18 +12450,6 @@
           <w:highlight w:val="none"/>
           <w:lang w:val="en-US"/>
         </w:rPr>
-      </w:r>
-      <w:r>
-        <w:rPr>
-          <w:highlight w:val="none"/>
-          <w:lang w:val="en-US"/>
-        </w:rPr>
-      </w:r>
-      <w:r>
-        <w:rPr>
-          <w:highlight w:val="none"/>
-          <w:lang w:val="en-US"/>
-        </w:rPr>
         <w:t xml:space="preserve">Если метка не найдена, система фиксирует ошибку в журнале и отправляет сообщение об ошибке на АРМ. На экране отображается сообщение об ошибке, после чего также подаётся звуковой сигнал.</w:t>
       </w:r>
       <w:r>
@@ -12511,30 +12458,7 @@
           <w:lang w:val="en-US"/>
         </w:rPr>
       </w:r>
-      <w:r>
-        <w:rPr>
-          <w:highlight w:val="none"/>
-          <w:lang w:val="en-US"/>
-        </w:rPr>
-      </w:r>
-      <w:r>
-        <w:rPr>
-          <w:highlight w:val="none"/>
-          <w:lang w:val="en-US"/>
-        </w:rPr>
-      </w:r>
-      <w:r>
-        <w:rPr>
-          <w:highlight w:val="none"/>
-          <w:lang w:val="en-US"/>
-        </w:rPr>
-      </w:r>
-      <w:r>
-        <w:rPr>
-          <w:highlight w:val="none"/>
-          <w:lang w:val="en-US"/>
-        </w:rPr>
-      </w:r>
+      <w:r/>
     </w:p>
     <w:p>
       <w:pPr>
@@ -12564,15 +12488,8 @@
           <w:lang w:val="en-US"/>
         </w:rPr>
       </w:r>
-      <w:r>
-        <w:rPr>
-          <w:highlight w:val="none"/>
-          <w:lang w:val="en-US"/>
-        </w:rPr>
-      </w:r>
     </w:p>
     <w:p>
-      <w:r/>
       <w:r/>
       <w:r/>
     </w:p>
@@ -12900,7 +12817,6 @@
       <w:r>
         <w:rPr>
           <w:highlight w:val="none"/>
-          <w:lang w:val="en-US"/>
         </w:rPr>
       </w:r>
     </w:p>
@@ -12926,6 +12842,12 @@
           <w:lang w:val="en-US"/>
         </w:rPr>
       </w:r>
+      <w:r>
+        <w:rPr>
+          <w:highlight w:val="none"/>
+          <w:lang w:val="ru-RU"/>
+        </w:rPr>
+      </w:r>
     </w:p>
     <w:p>
       <w:pPr>
@@ -12945,6 +12867,7 @@
           <w:lang w:val="en-US"/>
         </w:rPr>
       </w:r>
+      <w:r/>
     </w:p>
     <w:p>
       <w:pPr>
@@ -12963,6 +12886,7 @@
           <w:lang w:val="en-US"/>
         </w:rPr>
       </w:r>
+      <w:r/>
     </w:p>
     <w:p>
       <w:pPr>
@@ -12982,24 +12906,7 @@
           <w:lang w:val="en-US"/>
         </w:rPr>
       </w:r>
-      <w:r>
-        <w:rPr>
-          <w:highlight w:val="none"/>
-          <w:lang w:val="en-US"/>
-        </w:rPr>
-      </w:r>
-      <w:r>
-        <w:rPr>
-          <w:highlight w:val="none"/>
-          <w:lang w:val="en-US"/>
-        </w:rPr>
-      </w:r>
-      <w:r>
-        <w:rPr>
-          <w:highlight w:val="none"/>
-          <w:lang w:val="en-US"/>
-        </w:rPr>
-      </w:r>
+      <w:r/>
     </w:p>
     <w:p>
       <w:pPr>
@@ -13011,7 +12918,14 @@
           <w:highlight w:val="none"/>
           <w:lang w:val="en-US"/>
         </w:rPr>
-        <w:t xml:space="preserve">Первоначально поезд попадает в систему в состоянии «Добавлен». В этом состоянии поезд внесён в справочник, но RFID-метка ещё не привязана. При входе в это состояние выполняется действие «метка присвоена», означающее, что администратор назначил конкретную ме</w:t>
+        <w:t xml:space="preserve">П</w:t>
+      </w:r>
+      <w:r>
+        <w:rPr>
+          <w:highlight w:val="none"/>
+          <w:lang w:val="en-US"/>
+        </w:rPr>
+        <w:t xml:space="preserve">ервоначально поезд попадает в систему в состоянии «Добавлен». В этом состоянии поезд внесён в справочник, но RFID-метка ещё не привязана. При входе в это состояние выполняется действие «метка присвоена», означающее, что администратор назначил конкретную ме</w:t>
       </w:r>
       <w:r>
         <w:rPr>
@@ -13026,24 +12940,7 @@
           <w:lang w:val="en-US"/>
         </w:rPr>
       </w:r>
-      <w:r>
-        <w:rPr>
-          <w:highlight w:val="none"/>
-          <w:lang w:val="en-US"/>
-        </w:rPr>
-      </w:r>
-      <w:r>
-        <w:rPr>
-          <w:highlight w:val="none"/>
-          <w:lang w:val="en-US"/>
-        </w:rPr>
-      </w:r>
-      <w:r>
-        <w:rPr>
-          <w:highlight w:val="none"/>
-          <w:lang w:val="en-US"/>
-        </w:rPr>
-      </w:r>
+      <w:r/>
     </w:p>
     <w:p>
       <w:pPr>
@@ -13055,7 +12952,14 @@
           <w:highlight w:val="none"/>
           <w:lang w:val="en-US"/>
         </w:rPr>
-        <w:t xml:space="preserve">В состоянии «Активен» поезд готов к работе: метка активна и зафиксирован старт работы. Из этого состояния поезд может выйти на линию, получив разрешение на отправку. При этом он переходит в состояние «В движении», где выполняется действие «движение по станц</w:t>
+        <w:t xml:space="preserve">В</w:t>
+      </w:r>
+      <w:r>
+        <w:rPr>
+          <w:highlight w:val="none"/>
+          <w:lang w:val="en-US"/>
+        </w:rPr>
+        <w:t xml:space="preserve"> состоянии «Активен» поезд готов к работе: метка активна и зафиксирован старт работы. Из этого состояния поезд может выйти на линию, получив разрешение на отправку. При этом он переходит в состояние «В движении», где выполняется действие «движение по станц</w:t>
       </w:r>
       <w:r>
         <w:rPr>
@@ -13070,24 +12974,7 @@
           <w:lang w:val="en-US"/>
         </w:rPr>
       </w:r>
-      <w:r>
-        <w:rPr>
-          <w:highlight w:val="none"/>
-          <w:lang w:val="en-US"/>
-        </w:rPr>
-      </w:r>
-      <w:r>
-        <w:rPr>
-          <w:highlight w:val="none"/>
-          <w:lang w:val="en-US"/>
-        </w:rPr>
-      </w:r>
-      <w:r>
-        <w:rPr>
-          <w:highlight w:val="none"/>
-          <w:lang w:val="en-US"/>
-        </w:rPr>
-      </w:r>
+      <w:r/>
     </w:p>
     <w:p>
       <w:pPr>
@@ -13099,7 +12986,14 @@
           <w:highlight w:val="none"/>
           <w:lang w:val="en-US"/>
         </w:rPr>
-        <w:t xml:space="preserve">При прибытии поезда на станцию система автоматически считывает RFID-метку, и при выходе из состояния фиксируется прибытие. На станции поезд может получить разрешение на отправку и снова перейти в состояние «В движении», продолжив маршрут, либо завершить мар</w:t>
+        <w:t xml:space="preserve">П</w:t>
+      </w:r>
+      <w:r>
+        <w:rPr>
+          <w:highlight w:val="none"/>
+          <w:lang w:val="en-US"/>
+        </w:rPr>
+        <w:t xml:space="preserve">ри прибытии поезда на станцию система автоматически считывает RFID-метку, и при выходе из состояния фиксируется прибытие. На станции поезд может получить разрешение на отправку и снова перейти в состояние «В движении», продолжив маршрут, либо завершить мар</w:t>
       </w:r>
       <w:r>
         <w:rPr>
@@ -13114,24 +13008,7 @@
           <w:lang w:val="en-US"/>
         </w:rPr>
       </w:r>
-      <w:r>
-        <w:rPr>
-          <w:highlight w:val="none"/>
-          <w:lang w:val="en-US"/>
-        </w:rPr>
-      </w:r>
-      <w:r>
-        <w:rPr>
-          <w:highlight w:val="none"/>
-          <w:lang w:val="en-US"/>
-        </w:rPr>
-      </w:r>
-      <w:r>
-        <w:rPr>
-          <w:highlight w:val="none"/>
-          <w:lang w:val="en-US"/>
-        </w:rPr>
-      </w:r>
+      <w:r/>
     </w:p>
     <w:p>
       <w:pPr>
@@ -13154,13 +13031,13 @@
           <w:highlight w:val="none"/>
           <w:lang w:val="en-US"/>
         </w:rPr>
-      </w:r>
-      <w:r>
-        <w:rPr>
-          <w:highlight w:val="none"/>
-          <w:lang w:val="en-US"/>
-        </w:rPr>
         <w:t xml:space="preserve"> </w:t>
+      </w:r>
+      <w:r>
+        <w:rPr>
+          <w:highlight w:val="none"/>
+          <w:lang w:val="en-US"/>
+        </w:rPr>
       </w:r>
       <w:r>
         <w:rPr>
@@ -13198,6 +13075,12 @@
           <w:lang w:val="en-US"/>
         </w:rPr>
       </w:r>
+      <w:r>
+        <w:rPr>
+          <w:highlight w:val="none"/>
+          <w:lang w:val="en-US"/>
+        </w:rPr>
+      </w:r>
     </w:p>
     <w:p>
       <w:pPr>
@@ -13222,8 +13105,12 @@
         </w:rPr>
         <w:t xml:space="preserve">ов между ними, что позволяет корректно моделировать жизненный цикл подвижного состава и учитывать все сценарии работы системы.</w:t>
       </w:r>
-      <w:r/>
-      <w:r/>
+      <w:r>
+        <w:rPr>
+          <w:highlight w:val="none"/>
+          <w:lang w:val="en-US"/>
+        </w:rPr>
+      </w:r>
     </w:p>
     <w:p>
       <w:pPr>
@@ -13322,7 +13209,7 @@
                   <wp:posOffset>1536956</wp:posOffset>
                 </wp:positionH>
                 <wp:positionV relativeFrom="paragraph">
-                  <wp:posOffset>7783170</wp:posOffset>
+                  <wp:posOffset>7735545</wp:posOffset>
                 </wp:positionV>
                 <wp:extent cx="3317959" cy="362574"/>
                 <wp:effectExtent l="6350" t="6350" r="6350" b="6350"/>
@@ -13431,18 +13318,6 @@
                                 <w:szCs w:val="28"/>
                               </w:rPr>
                             </w:r>
-                            <w:r>
-                              <w:rPr>
-                                <w:rFonts w:cs="Times New Roman"/>
-                                <w:b w:val="0"/>
-                                <w:bCs w:val="0"/>
-                                <w:i/>
-                                <w:iCs/>
-                                <w:color w:val="auto"/>
-                                <w:sz w:val="28"/>
-                                <w:szCs w:val="28"/>
-                              </w:rPr>
-                            </w:r>
                           </w:p>
                         </w:txbxContent>
                       </wps:txbx>
@@ -13458,7 +13333,7 @@
           </mc:Choice>
           <mc:Fallback>
             <w:pict>
-              <v:shape id="shape 21" o:spid="_x0000_s21" o:spt="202" type="#_x0000_t202" style="position:absolute;z-index:251706368;o:allowoverlap:true;o:allowincell:true;mso-position-horizontal-relative:margin;margin-left:121.02pt;mso-position-horizontal:absolute;mso-position-vertical-relative:text;margin-top:612.85pt;mso-position-vertical:absolute;width:261.26pt;height:28.55pt;mso-wrap-distance-left:9.00pt;mso-wrap-distance-top:0.00pt;mso-wrap-distance-right:9.00pt;mso-wrap-distance-bottom:0.00pt;rotation:0;v-text-anchor:top;visibility:visible;" fillcolor="#FFFFFF" stroked="f">
+              <v:shape id="shape 21" o:spid="_x0000_s21" o:spt="202" type="#_x0000_t202" style="position:absolute;z-index:251706368;o:allowoverlap:true;o:allowincell:true;mso-position-horizontal-relative:margin;margin-left:121.02pt;mso-position-horizontal:absolute;mso-position-vertical-relative:text;margin-top:609.10pt;mso-position-vertical:absolute;width:261.26pt;height:28.55pt;mso-wrap-distance-left:9.00pt;mso-wrap-distance-top:0.00pt;mso-wrap-distance-right:9.00pt;mso-wrap-distance-bottom:0.00pt;rotation:0;v-text-anchor:top;visibility:visible;" fillcolor="#FFFFFF" stroked="f">
                 <w10:wrap type="topAndBottom"/>
                 <v:textbox inset="0,0,0,0">
                   <w:txbxContent>
@@ -13542,6 +13417,513 @@
                           <w:szCs w:val="28"/>
                         </w:rPr>
                       </w:r>
+                    </w:p>
+                  </w:txbxContent>
+                </v:textbox>
+              </v:shape>
+            </w:pict>
+          </mc:Fallback>
+        </mc:AlternateContent>
+      </w:r>
+      <w:r>
+        <w:rPr>
+          <w:highlight w:val="none"/>
+        </w:rPr>
+      </w:r>
+      <w:r>
+        <w:rPr>
+          <w:highlight w:val="none"/>
+        </w:rPr>
+      </w:r>
+      <w:r>
+        <w:rPr>
+          <w:highlight w:val="none"/>
+        </w:rPr>
+      </w:r>
+      <w:r>
+        <w:rPr>
+          <w:highlight w:val="none"/>
+        </w:rPr>
+      </w:r>
+      <w:r>
+        <w:rPr>
+          <w:highlight w:val="none"/>
+        </w:rPr>
+      </w:r>
+    </w:p>
+    <w:p>
+      <w:pPr>
+        <w:rPr>
+          <w:highlight w:val="none"/>
+        </w:rPr>
+      </w:pPr>
+      <w:r>
+        <w:rPr>
+          <w:highlight w:val="none"/>
+        </w:rPr>
+        <w:t xml:space="preserve">5) Диаграмма последовательности.</w:t>
+      </w:r>
+      <w:r>
+        <w:rPr>
+          <w:highlight w:val="none"/>
+        </w:rPr>
+      </w:r>
+    </w:p>
+    <w:p>
+      <w:r>
+        <w:rPr>
+          <w:highlight w:val="none"/>
+        </w:rPr>
+        <w:t xml:space="preserve">Диаграмма последовательности отражает взаимодействие объектов системы во времени при обработке события прохода поезда. В диаграмме участвуют четыре объекта: RFID-антенна, MQTT-брокер, сервер с базой данных и АРМ диспетчера.</w:t>
+      </w:r>
+      <w:r>
+        <w:rPr>
+          <w:highlight w:val="none"/>
+        </w:rPr>
+      </w:r>
+      <w:r>
+        <w:rPr>
+          <w:highlight w:val="none"/>
+        </w:rPr>
+      </w:r>
+      <w:r>
+        <w:rPr>
+          <w:highlight w:val="none"/>
+        </w:rPr>
+      </w:r>
+      <w:r>
+        <w:rPr>
+          <w:highlight w:val="none"/>
+        </w:rPr>
+      </w:r>
+    </w:p>
+    <w:p>
+      <w:r>
+        <w:rPr>
+          <w:highlight w:val="none"/>
+        </w:rPr>
+        <w:t xml:space="preserve">Процесс начинается с того, что RFID-антенна, установленная в тоннеле перед станцией, считывает метку с проходящего поезда. Считанный идентификатор (номер метки) передаётся в MQTT-брокер, который направляет его на сервер для обработки.</w:t>
+      </w:r>
+      <w:r>
+        <w:rPr>
+          <w:highlight w:val="none"/>
+        </w:rPr>
+      </w:r>
+      <w:r>
+        <w:rPr>
+          <w:highlight w:val="none"/>
+        </w:rPr>
+      </w:r>
+      <w:r>
+        <w:rPr>
+          <w:highlight w:val="none"/>
+        </w:rPr>
+      </w:r>
+      <w:r>
+        <w:rPr>
+          <w:highlight w:val="none"/>
+        </w:rPr>
+      </w:r>
+    </w:p>
+    <w:p>
+      <w:r>
+        <w:rPr>
+          <w:highlight w:val="none"/>
+        </w:rPr>
+        <w:t xml:space="preserve">Сервер выполняет поиск полученной метки в базе данных. В зависимости от результата поиска сервер отправляет на АРМ диспетчера номер поезда (при успешной идентификации). Одновременно сервер производит запись данных о событии в базу данных для ведения журнала</w:t>
+      </w:r>
+      <w:r>
+        <w:rPr>
+          <w:highlight w:val="none"/>
+        </w:rPr>
+        <w:t xml:space="preserve"> проходов.</w:t>
+      </w:r>
+      <w:r>
+        <w:rPr>
+          <w:highlight w:val="none"/>
+        </w:rPr>
+      </w:r>
+      <w:r>
+        <w:rPr>
+          <w:highlight w:val="none"/>
+        </w:rPr>
+      </w:r>
+      <w:r>
+        <w:rPr>
+          <w:highlight w:val="none"/>
+        </w:rPr>
+      </w:r>
+      <w:r>
+        <w:rPr>
+          <w:highlight w:val="none"/>
+        </w:rPr>
+      </w:r>
+    </w:p>
+    <w:p>
+      <w:pPr>
+        <w:rPr>
+          <w:highlight w:val="none"/>
+        </w:rPr>
+      </w:pPr>
+      <w:r>
+        <w:rPr>
+          <w:highlight w:val="none"/>
+        </w:rPr>
+        <w:t xml:space="preserve">На АРМ диспетчера полученный номер поезда отображается на экране с соответствующим визуальным и звуковым оповещением. Таким образом, диаграмма последовательности наглядно показывает полный цикл обработки данных: от физического считывания метки антенной до о</w:t>
+      </w:r>
+      <w:r>
+        <w:rPr>
+          <w:highlight w:val="none"/>
+        </w:rPr>
+        <w:t xml:space="preserve">тображения информации на экране диспетчера.</w:t>
+      </w:r>
+      <w:r>
+        <w:rPr>
+          <w:highlight w:val="none"/>
+        </w:rPr>
+      </w:r>
+      <w:r>
+        <w:rPr>
+          <w:highlight w:val="none"/>
+        </w:rPr>
+      </w:r>
+      <w:r>
+        <w:rPr>
+          <w:highlight w:val="none"/>
+        </w:rPr>
+      </w:r>
+    </w:p>
+    <w:p>
+      <w:pPr>
+        <w:rPr>
+          <w:highlight w:val="none"/>
+        </w:rPr>
+      </w:pPr>
+      <w:r>
+        <w:rPr>
+          <w:highlight w:val="none"/>
+        </w:rPr>
+      </w:r>
+      <w:r>
+        <w:rPr>
+          <w:highlight w:val="none"/>
+        </w:rPr>
+        <w:t xml:space="preserve">Таким образом, диаграмма последовательности в упрощённом виде демонстрирует полный цикл обработки данных: от физического считывания метки антенной до визуального оповещения диспетчера. Взаимодействие между компонентами системы осуществляется по двум протоко</w:t>
+      </w:r>
+      <w:r>
+        <w:rPr>
+          <w:highlight w:val="none"/>
+        </w:rPr>
+        <w:t xml:space="preserve">лам: MQTT (между антенной и сервером) и HTTPS (между сервером и АРМ), что обеспечивает надёжность и безопасность передачи данных.</w:t>
+      </w:r>
+      <w:r>
+        <w:rPr>
+          <w:highlight w:val="none"/>
+        </w:rPr>
+      </w:r>
+      <w:r>
+        <w:rPr>
+          <w:highlight w:val="none"/>
+        </w:rPr>
+      </w:r>
+    </w:p>
+    <w:p>
+      <w:r/>
+      <w:r/>
+      <w:r/>
+    </w:p>
+    <w:p>
+      <w:pPr>
+        <w:rPr>
+          <w:highlight w:val="none"/>
+        </w:rPr>
+      </w:pPr>
+      <w:r>
+        <w:rPr>
+          <w:highlight w:val="none"/>
+        </w:rPr>
+      </w:r>
+      <w:r>
+        <mc:AlternateContent>
+          <mc:Choice Requires="wpg">
+            <w:drawing>
+              <wp:anchor xmlns:wp="http://schemas.openxmlformats.org/drawingml/2006/wordprocessingDrawing" xmlns:wp14="http://schemas.microsoft.com/office/word/2010/wordprocessingDrawing" distT="0" distB="0" distL="115200" distR="115200" simplePos="0" relativeHeight="251852800" behindDoc="0" locked="0" layoutInCell="1" allowOverlap="1">
+                <wp:simplePos x="0" y="0"/>
+                <wp:positionH relativeFrom="column">
+                  <wp:posOffset>-152400</wp:posOffset>
+                </wp:positionH>
+                <wp:positionV relativeFrom="paragraph">
+                  <wp:posOffset>-66675</wp:posOffset>
+                </wp:positionV>
+                <wp:extent cx="5940425" cy="2575569"/>
+                <wp:effectExtent l="0" t="0" r="0" b="0"/>
+                <wp:wrapTopAndBottom/>
+                <wp:docPr id="23" name=""/>
+                <wp:cNvGraphicFramePr>
+                  <a:graphicFrameLocks xmlns:a="http://schemas.openxmlformats.org/drawingml/2006/main" noChangeAspect="1"/>
+                </wp:cNvGraphicFramePr>
+                <a:graphic xmlns:a="http://schemas.openxmlformats.org/drawingml/2006/main">
+                  <a:graphicData uri="http://schemas.openxmlformats.org/drawingml/2006/picture">
+                    <pic:pic xmlns:pic="http://schemas.openxmlformats.org/drawingml/2006/picture">
+                      <pic:nvPicPr>
+                        <pic:cNvPr id="959469402" name=""/>
+                        <pic:cNvPicPr>
+                          <a:picLocks noChangeAspect="1"/>
+                        </pic:cNvPicPr>
+                        <pic:nvPr/>
+                      </pic:nvPicPr>
+                      <pic:blipFill>
+                        <a:blip r:embed="rId22"/>
+                        <a:stretch/>
+                      </pic:blipFill>
+                      <pic:spPr bwMode="auto">
+                        <a:xfrm>
+                          <a:off x="0" y="0"/>
+                          <a:ext cx="5940424" cy="2575568"/>
+                        </a:xfrm>
+                        <a:prstGeom prst="rect">
+                          <a:avLst/>
+                        </a:prstGeom>
+                      </pic:spPr>
+                    </pic:pic>
+                  </a:graphicData>
+                </a:graphic>
+              </wp:anchor>
+            </w:drawing>
+          </mc:Choice>
+          <mc:Fallback>
+            <w:pict>
+              <v:shapetype type="#_x0000_t75" o:spt="75" coordsize="21600,21600" o:preferrelative="t" path="m@4@5l@4@11@9@11@9@5xe">
+                <v:formulas>
+                  <v:f eqn="if lineDrawn pixelLineWidth 0"/>
+                  <v:f eqn="sum @0 1 0"/>
+                  <v:f eqn="sum 0 0 @1"/>
+                  <v:f eqn="prod @2 1 2"/>
+                  <v:f eqn="prod @3 21600 pixelWidth"/>
+                  <v:f eqn="prod @3 21600 pixelHeight"/>
+                  <v:f eqn="sum @0 0 1"/>
+                  <v:f eqn="prod @6 1 2"/>
+                  <v:f eqn="prod @7 21600 pixelWidth"/>
+                  <v:f eqn="sum @8 21600 0"/>
+                  <v:f eqn="prod @7 21600 pixelHeight"/>
+                  <v:f eqn="sum @10 21600 0"/>
+                </v:formulas>
+              </v:shapetype>
+              <v:shape id="_x0000_i22" o:spid="_x0000_s22" type="#_x0000_t75" style="position:absolute;z-index:251852800;o:allowoverlap:true;o:allowincell:true;mso-position-horizontal-relative:text;margin-left:-12.00pt;mso-position-horizontal:absolute;mso-position-vertical-relative:text;margin-top:-5.25pt;mso-position-vertical:absolute;width:467.75pt;height:202.80pt;mso-wrap-distance-left:9.07pt;mso-wrap-distance-top:0.00pt;mso-wrap-distance-right:9.07pt;mso-wrap-distance-bottom:0.00pt;" stroked="false">
+                <v:path textboxrect="0,0,0,0"/>
+                <w10:wrap type="topAndBottom"/>
+                <v:imagedata r:id="rId22" o:title=""/>
+              </v:shape>
+            </w:pict>
+          </mc:Fallback>
+        </mc:AlternateContent>
+      </w:r>
+      <w:r>
+        <mc:AlternateContent>
+          <mc:Choice Requires="wpg">
+            <w:drawing>
+              <wp:anchor xmlns:wp="http://schemas.openxmlformats.org/drawingml/2006/wordprocessingDrawing" xmlns:wp14="http://schemas.microsoft.com/office/word/2010/wordprocessingDrawing" distT="0" distB="0" distL="114300" distR="114300" simplePos="0" relativeHeight="251706368" behindDoc="0" locked="0" layoutInCell="1" allowOverlap="1">
+                <wp:simplePos x="0" y="0"/>
+                <wp:positionH relativeFrom="margin">
+                  <wp:posOffset>187665</wp:posOffset>
+                </wp:positionH>
+                <wp:positionV relativeFrom="paragraph">
+                  <wp:posOffset>2546648</wp:posOffset>
+                </wp:positionV>
+                <wp:extent cx="5524500" cy="362574"/>
+                <wp:effectExtent l="6350" t="6350" r="6350" b="6350"/>
+                <wp:wrapTopAndBottom/>
+                <wp:docPr id="24" name="Надпись 32"/>
+                <wp:cNvGraphicFramePr/>
+                <a:graphic xmlns:a="http://schemas.openxmlformats.org/drawingml/2006/main">
+                  <a:graphicData uri="http://schemas.microsoft.com/office/word/2010/wordprocessingShape">
+                    <wps:wsp>
+                      <wps:cNvPr id="0" name=""/>
+                      <wps:cNvSpPr txBox="1"/>
+                      <wps:spPr bwMode="auto">
+                        <a:xfrm rot="0" flipH="0" flipV="0">
+                          <a:off x="0" y="0"/>
+                          <a:ext cx="5524499" cy="362574"/>
+                        </a:xfrm>
+                        <a:prstGeom prst="rect">
+                          <a:avLst/>
+                        </a:prstGeom>
+                        <a:solidFill>
+                          <a:prstClr val="white"/>
+                        </a:solidFill>
+                        <a:ln>
+                          <a:noFill/>
+                        </a:ln>
+                      </wps:spPr>
+                      <wps:txbx>
+                        <w:txbxContent>
+                          <w:p>
+                            <w:pPr>
+                              <w:pStyle w:val="931"/>
+                              <w:ind w:firstLine="0"/>
+                              <w:spacing w:line="240" w:lineRule="auto"/>
+                              <w:rPr>
+                                <w:rFonts w:cs="Times New Roman"/>
+                                <w:b w:val="0"/>
+                                <w:bCs w:val="0"/>
+                                <w:i/>
+                                <w:iCs/>
+                                <w:color w:val="auto"/>
+                                <w:sz w:val="28"/>
+                                <w:szCs w:val="28"/>
+                              </w:rPr>
+                            </w:pPr>
+                            <w:r>
+                              <w:rPr>
+                                <w:b w:val="0"/>
+                                <w:bCs w:val="0"/>
+                                <w:color w:val="auto"/>
+                                <w:sz w:val="28"/>
+                                <w:szCs w:val="28"/>
+                              </w:rPr>
+                              <w:t xml:space="preserve">Рисунок 12</w:t>
+                            </w:r>
+                            <w:r>
+                              <w:rPr>
+                                <w:b w:val="0"/>
+                                <w:bCs w:val="0"/>
+                                <w:color w:val="auto"/>
+                                <w:sz w:val="28"/>
+                                <w:szCs w:val="28"/>
+                              </w:rPr>
+                              <w:t xml:space="preserve"> –</w:t>
+                            </w:r>
+                            <w:r>
+                              <w:rPr>
+                                <w:b w:val="0"/>
+                                <w:bCs w:val="0"/>
+                                <w:color w:val="auto"/>
+                                <w:sz w:val="28"/>
+                                <w:szCs w:val="28"/>
+                              </w:rPr>
+                              <w:t xml:space="preserve"> </w:t>
+                            </w:r>
+                            <w:r>
+                              <w:rPr>
+                                <w:b w:val="0"/>
+                                <w:bCs w:val="0"/>
+                                <w:color w:val="auto"/>
+                                <w:sz w:val="28"/>
+                                <w:szCs w:val="28"/>
+                              </w:rPr>
+                              <w:t xml:space="preserve">диаграмма последовательности считывания номера поезда</w:t>
+                            </w:r>
+                            <w:r>
+                              <w:rPr>
+                                <w:rFonts w:cs="Times New Roman"/>
+                                <w:b w:val="0"/>
+                                <w:bCs w:val="0"/>
+                                <w:i/>
+                                <w:iCs/>
+                                <w:color w:val="auto"/>
+                                <w:sz w:val="28"/>
+                                <w:szCs w:val="28"/>
+                              </w:rPr>
+                            </w:r>
+                            <w:r>
+                              <w:rPr>
+                                <w:rFonts w:cs="Times New Roman"/>
+                                <w:b w:val="0"/>
+                                <w:bCs w:val="0"/>
+                                <w:i/>
+                                <w:iCs/>
+                                <w:color w:val="auto"/>
+                                <w:sz w:val="28"/>
+                                <w:szCs w:val="28"/>
+                              </w:rPr>
+                            </w:r>
+                          </w:p>
+                        </w:txbxContent>
+                      </wps:txbx>
+                      <wps:bodyPr rot="0" spcFirstLastPara="0" vertOverflow="overflow" horzOverflow="overflow" vert="horz" wrap="square" lIns="36000" tIns="36000" rIns="36000" bIns="36000" numCol="1" spcCol="0" rtlCol="0" fromWordArt="0" anchor="t" anchorCtr="0" forceAA="0" compatLnSpc="1">
+                        <a:prstTxWarp prst="textNoShape"/>
+                        <a:noAutofit/>
+                      </wps:bodyPr>
+                    </wps:wsp>
+                  </a:graphicData>
+                </a:graphic>
+              </wp:anchor>
+            </w:drawing>
+          </mc:Choice>
+          <mc:Fallback>
+            <w:pict>
+              <v:shape id="shape 23" o:spid="_x0000_s23" o:spt="202" type="#_x0000_t202" style="position:absolute;z-index:251706368;o:allowoverlap:true;o:allowincell:true;mso-position-horizontal-relative:margin;margin-left:14.78pt;mso-position-horizontal:absolute;mso-position-vertical-relative:text;margin-top:200.52pt;mso-position-vertical:absolute;width:435.00pt;height:28.55pt;mso-wrap-distance-left:9.00pt;mso-wrap-distance-top:0.00pt;mso-wrap-distance-right:9.00pt;mso-wrap-distance-bottom:0.00pt;rotation:0;v-text-anchor:top;visibility:visible;" fillcolor="#FFFFFF" stroked="f">
+                <w10:wrap type="topAndBottom"/>
+                <v:textbox inset="0,0,0,0">
+                  <w:txbxContent>
+                    <w:p>
+                      <w:pPr>
+                        <w:pStyle w:val="931"/>
+                        <w:ind w:firstLine="0"/>
+                        <w:spacing w:line="240" w:lineRule="auto"/>
+                        <w:rPr>
+                          <w:rFonts w:cs="Times New Roman"/>
+                          <w:b w:val="0"/>
+                          <w:bCs w:val="0"/>
+                          <w:i/>
+                          <w:iCs/>
+                          <w:color w:val="auto"/>
+                          <w:sz w:val="28"/>
+                          <w:szCs w:val="28"/>
+                        </w:rPr>
+                      </w:pPr>
+                      <w:r>
+                        <w:rPr>
+                          <w:b w:val="0"/>
+                          <w:bCs w:val="0"/>
+                          <w:color w:val="auto"/>
+                          <w:sz w:val="28"/>
+                          <w:szCs w:val="28"/>
+                        </w:rPr>
+                        <w:t xml:space="preserve">Рисунок 12</w:t>
+                      </w:r>
+                      <w:r>
+                        <w:rPr>
+                          <w:b w:val="0"/>
+                          <w:bCs w:val="0"/>
+                          <w:color w:val="auto"/>
+                          <w:sz w:val="28"/>
+                          <w:szCs w:val="28"/>
+                        </w:rPr>
+                        <w:t xml:space="preserve"> –</w:t>
+                      </w:r>
+                      <w:r>
+                        <w:rPr>
+                          <w:b w:val="0"/>
+                          <w:bCs w:val="0"/>
+                          <w:color w:val="auto"/>
+                          <w:sz w:val="28"/>
+                          <w:szCs w:val="28"/>
+                        </w:rPr>
+                        <w:t xml:space="preserve"> </w:t>
+                      </w:r>
+                      <w:r>
+                        <w:rPr>
+                          <w:b w:val="0"/>
+                          <w:bCs w:val="0"/>
+                          <w:color w:val="auto"/>
+                          <w:sz w:val="28"/>
+                          <w:szCs w:val="28"/>
+                        </w:rPr>
+                        <w:t xml:space="preserve">диаграмма последовательности считывания номера поезда</w:t>
+                      </w:r>
+                      <w:r>
+                        <w:rPr>
+                          <w:rFonts w:cs="Times New Roman"/>
+                          <w:b w:val="0"/>
+                          <w:bCs w:val="0"/>
+                          <w:i/>
+                          <w:iCs/>
+                          <w:color w:val="auto"/>
+                          <w:sz w:val="28"/>
+                          <w:szCs w:val="28"/>
+                        </w:rPr>
+                      </w:r>
                       <w:r>
                         <w:rPr>
                           <w:rFonts w:cs="Times New Roman"/>
@@ -13573,16 +13955,29 @@
           <w:highlight w:val="none"/>
         </w:rPr>
       </w:r>
-      <w:r>
-        <w:rPr>
-          <w:highlight w:val="none"/>
-        </w:rPr>
-      </w:r>
     </w:p>
     <w:p>
-      <w:r/>
-      <w:r/>
-      <w:r/>
+      <w:pPr>
+        <w:pStyle w:val="880"/>
+        <w:rPr>
+          <w:highlight w:val="none"/>
+        </w:rPr>
+      </w:pPr>
+      <w:r>
+        <w:rPr>
+          <w:highlight w:val="none"/>
+        </w:rPr>
+      </w:r>
+      <w:r>
+        <w:rPr>
+          <w:highlight w:val="none"/>
+        </w:rPr>
+      </w:r>
+      <w:r>
+        <w:rPr>
+          <w:highlight w:val="none"/>
+        </w:rPr>
+      </w:r>
     </w:p>
     <w:p>
       <w:pPr>
@@ -13936,57 +14331,6 @@
           <w:highlight w:val="none"/>
         </w:rPr>
       </w:pPr>
-      <w:r>
-        <w:rPr>
-          <w:highlight w:val="none"/>
-        </w:rPr>
-      </w:r>
-      <w:r>
-        <w:rPr>
-          <w:highlight w:val="none"/>
-        </w:rPr>
-      </w:r>
-      <w:r>
-        <w:rPr>
-          <w:highlight w:val="none"/>
-        </w:rPr>
-      </w:r>
-    </w:p>
-    <w:p>
-      <w:pPr>
-        <w:pStyle w:val="880"/>
-        <w:rPr>
-          <w:highlight w:val="none"/>
-        </w:rPr>
-      </w:pPr>
-      <w:r>
-        <w:rPr>
-          <w:highlight w:val="none"/>
-        </w:rPr>
-      </w:r>
-      <w:r>
-        <w:rPr>
-          <w:highlight w:val="none"/>
-        </w:rPr>
-      </w:r>
-      <w:r>
-        <w:rPr>
-          <w:highlight w:val="none"/>
-        </w:rPr>
-      </w:r>
-    </w:p>
-    <w:p>
-      <w:pPr>
-        <w:pStyle w:val="880"/>
-        <w:rPr>
-          <w:highlight w:val="none"/>
-        </w:rPr>
-      </w:pPr>
-      <w:r>
-        <w:rPr>
-          <w:highlight w:val="none"/>
-        </w:rPr>
-      </w:r>
       <w:r>
         <w:rPr>
           <w:highlight w:val="none"/>
@@ -14087,7 +14431,7 @@
                 <wp:extent cx="5940425" cy="4198701"/>
                 <wp:effectExtent l="0" t="0" r="0" b="0"/>
                 <wp:wrapTopAndBottom/>
-                <wp:docPr id="23" name=""/>
+                <wp:docPr id="25" name=""/>
                 <wp:cNvGraphicFramePr>
                   <a:graphicFrameLocks xmlns:a="http://schemas.openxmlformats.org/drawingml/2006/main" noChangeAspect="1"/>
                 </wp:cNvGraphicFramePr>
@@ -14102,7 +14446,7 @@
                         <pic:nvPr/>
                       </pic:nvPicPr>
                       <pic:blipFill>
-                        <a:blip r:embed="rId22"/>
+                        <a:blip r:embed="rId23"/>
                         <a:stretch/>
                       </pic:blipFill>
                       <pic:spPr bwMode="auto">
@@ -14138,10 +14482,10 @@
                   <v:f eqn="sum @10 21600 0"/>
                 </v:formulas>
               </v:shapetype>
-              <v:shape id="_x0000_i22" o:spid="_x0000_s22" type="#_x0000_t75" style="position:absolute;z-index:2048;o:allowoverlap:true;o:allowincell:true;mso-position-horizontal-relative:margin;margin-left:0.00pt;mso-position-horizontal:absolute;mso-position-vertical-relative:text;margin-top:27.64pt;mso-position-vertical:absolute;width:467.75pt;height:330.61pt;mso-wrap-distance-left:9.07pt;mso-wrap-distance-top:0.00pt;mso-wrap-distance-right:9.07pt;mso-wrap-distance-bottom:0.00pt;rotation:0;" stroked="false">
+              <v:shape id="_x0000_i24" o:spid="_x0000_s24" type="#_x0000_t75" style="position:absolute;z-index:2048;o:allowoverlap:true;o:allowincell:true;mso-position-horizontal-relative:margin;margin-left:0.00pt;mso-position-horizontal:absolute;mso-position-vertical-relative:text;margin-top:27.64pt;mso-position-vertical:absolute;width:467.75pt;height:330.61pt;mso-wrap-distance-left:9.07pt;mso-wrap-distance-top:0.00pt;mso-wrap-distance-right:9.07pt;mso-wrap-distance-bottom:0.00pt;rotation:0;" stroked="false">
                 <v:path textboxrect="0,0,0,0"/>
                 <w10:wrap type="topAndBottom"/>
-                <v:imagedata r:id="rId22" o:title=""/>
+                <v:imagedata r:id="rId23" o:title=""/>
               </v:shape>
             </w:pict>
           </mc:Fallback>
@@ -14170,7 +14514,7 @@
                 <wp:extent cx="4171950" cy="362574"/>
                 <wp:effectExtent l="6350" t="6350" r="6350" b="6350"/>
                 <wp:wrapTopAndBottom/>
-                <wp:docPr id="24" name="Надпись 32"/>
+                <wp:docPr id="26" name="Надпись 32"/>
                 <wp:cNvGraphicFramePr/>
                 <a:graphic xmlns:a="http://schemas.openxmlformats.org/drawingml/2006/main">
                   <a:graphicData uri="http://schemas.microsoft.com/office/word/2010/wordprocessingShape">
@@ -14289,7 +14633,7 @@
           </mc:Choice>
           <mc:Fallback>
             <w:pict>
-              <v:shape id="shape 23" o:spid="_x0000_s23" o:spt="202" type="#_x0000_t202" style="position:absolute;z-index:251706368;o:allowoverlap:true;o:allowincell:true;mso-position-horizontal-relative:margin;margin-left:79.28pt;mso-position-horizontal:absolute;mso-position-vertical-relative:text;margin-top:324.65pt;mso-position-vertical:absolute;width:328.50pt;height:28.55pt;mso-wrap-distance-left:9.00pt;mso-wrap-distance-top:0.00pt;mso-wrap-distance-right:9.00pt;mso-wrap-distance-bottom:0.00pt;rotation:0;v-text-anchor:top;visibility:visible;" fillcolor="#FFFFFF" stroked="f">
+              <v:shape id="shape 25" o:spid="_x0000_s25" o:spt="202" type="#_x0000_t202" style="position:absolute;z-index:251706368;o:allowoverlap:true;o:allowincell:true;mso-position-horizontal-relative:margin;margin-left:79.28pt;mso-position-horizontal:absolute;mso-position-vertical-relative:text;margin-top:324.65pt;mso-position-vertical:absolute;width:328.50pt;height:28.55pt;mso-wrap-distance-left:9.00pt;mso-wrap-distance-top:0.00pt;mso-wrap-distance-right:9.00pt;mso-wrap-distance-bottom:0.00pt;rotation:0;v-text-anchor:top;visibility:visible;" fillcolor="#FFFFFF" stroked="f">
                 <w10:wrap type="topAndBottom"/>
                 <v:textbox inset="0,0,0,0">
                   <w:txbxContent>

--- a/пп.docx
+++ b/пп.docx
@@ -12350,6 +12350,7 @@
       <w:r>
         <w:rPr>
           <w:highlight w:val="none"/>
+          <w:lang w:val="en-US"/>
         </w:rPr>
       </w:r>
       <w:r>
@@ -12811,7 +12812,6 @@
       <w:r>
         <w:rPr>
           <w:highlight w:val="none"/>
-          <w:lang w:val="en-US"/>
         </w:rPr>
       </w:r>
       <w:r>
@@ -12839,7 +12839,7 @@
       <w:r>
         <w:rPr>
           <w:highlight w:val="none"/>
-          <w:lang w:val="en-US"/>
+          <w:lang w:val="ru-RU"/>
         </w:rPr>
       </w:r>
       <w:r>
@@ -13104,6 +13104,12 @@
           <w:lang w:val="en-US"/>
         </w:rPr>
         <w:t xml:space="preserve">ов между ними, что позволяет корректно моделировать жизненный цикл подвижного состава и учитывать все сценарии работы системы.</w:t>
+      </w:r>
+      <w:r>
+        <w:rPr>
+          <w:highlight w:val="none"/>
+          <w:lang w:val="en-US"/>
+        </w:rPr>
       </w:r>
       <w:r>
         <w:rPr>
@@ -13435,21 +13441,6 @@
           <w:highlight w:val="none"/>
         </w:rPr>
       </w:r>
-      <w:r>
-        <w:rPr>
-          <w:highlight w:val="none"/>
-        </w:rPr>
-      </w:r>
-      <w:r>
-        <w:rPr>
-          <w:highlight w:val="none"/>
-        </w:rPr>
-      </w:r>
-      <w:r>
-        <w:rPr>
-          <w:highlight w:val="none"/>
-        </w:rPr>
-      </w:r>
     </w:p>
     <w:p>
       <w:pPr>
@@ -13468,6 +13459,11 @@
           <w:highlight w:val="none"/>
         </w:rPr>
       </w:r>
+      <w:r>
+        <w:rPr>
+          <w:highlight w:val="none"/>
+        </w:rPr>
+      </w:r>
     </w:p>
     <w:p>
       <w:r>
@@ -13481,21 +13477,7 @@
           <w:highlight w:val="none"/>
         </w:rPr>
       </w:r>
-      <w:r>
-        <w:rPr>
-          <w:highlight w:val="none"/>
-        </w:rPr>
-      </w:r>
-      <w:r>
-        <w:rPr>
-          <w:highlight w:val="none"/>
-        </w:rPr>
-      </w:r>
-      <w:r>
-        <w:rPr>
-          <w:highlight w:val="none"/>
-        </w:rPr>
-      </w:r>
+      <w:r/>
     </w:p>
     <w:p>
       <w:r>
@@ -13509,28 +13491,20 @@
           <w:highlight w:val="none"/>
         </w:rPr>
       </w:r>
-      <w:r>
-        <w:rPr>
-          <w:highlight w:val="none"/>
-        </w:rPr>
-      </w:r>
-      <w:r>
-        <w:rPr>
-          <w:highlight w:val="none"/>
-        </w:rPr>
-      </w:r>
-      <w:r>
-        <w:rPr>
-          <w:highlight w:val="none"/>
-        </w:rPr>
-      </w:r>
+      <w:r/>
     </w:p>
     <w:p>
       <w:r>
         <w:rPr>
           <w:highlight w:val="none"/>
         </w:rPr>
-        <w:t xml:space="preserve">Сервер выполняет поиск полученной метки в базе данных. В зависимости от результата поиска сервер отправляет на АРМ диспетчера номер поезда (при успешной идентификации). Одновременно сервер производит запись данных о событии в базу данных для ведения журнала</w:t>
+        <w:t xml:space="preserve">С</w:t>
+      </w:r>
+      <w:r>
+        <w:rPr>
+          <w:highlight w:val="none"/>
+        </w:rPr>
+        <w:t xml:space="preserve">ервер выполняет поиск полученной метки в базе данных. В зависимости от результата поиска сервер отправляет на АРМ диспетчера номер поезда (при успешной идентификации). Одновременно сервер производит запись данных о событии в базу данных для ведения журнала</w:t>
       </w:r>
       <w:r>
         <w:rPr>
@@ -13543,21 +13517,7 @@
           <w:highlight w:val="none"/>
         </w:rPr>
       </w:r>
-      <w:r>
-        <w:rPr>
-          <w:highlight w:val="none"/>
-        </w:rPr>
-      </w:r>
-      <w:r>
-        <w:rPr>
-          <w:highlight w:val="none"/>
-        </w:rPr>
-      </w:r>
-      <w:r>
-        <w:rPr>
-          <w:highlight w:val="none"/>
-        </w:rPr>
-      </w:r>
+      <w:r/>
     </w:p>
     <w:p>
       <w:pPr>
@@ -13569,18 +13529,19 @@
         <w:rPr>
           <w:highlight w:val="none"/>
         </w:rPr>
-        <w:t xml:space="preserve">На АРМ диспетчера полученный номер поезда отображается на экране с соответствующим визуальным и звуковым оповещением. Таким образом, диаграмма последовательности наглядно показывает полный цикл обработки данных: от физического считывания метки антенной до о</w:t>
+        <w:t xml:space="preserve">Н</w:t>
+      </w:r>
+      <w:r>
+        <w:rPr>
+          <w:highlight w:val="none"/>
+        </w:rPr>
+        <w:t xml:space="preserve">а АРМ диспетчера полученный номер поезда отображается на экране с соответствующим визуальным и звуковым оповещением. Таким образом, диаграмма последовательности наглядно показывает полный цикл обработки данных: от физического считывания метки антенной до о</w:t>
       </w:r>
       <w:r>
         <w:rPr>
           <w:highlight w:val="none"/>
         </w:rPr>
         <w:t xml:space="preserve">тображения информации на экране диспетчера.</w:t>
-      </w:r>
-      <w:r>
-        <w:rPr>
-          <w:highlight w:val="none"/>
-        </w:rPr>
       </w:r>
       <w:r>
         <w:rPr>
@@ -13608,7 +13569,13 @@
         <w:rPr>
           <w:highlight w:val="none"/>
         </w:rPr>
-        <w:t xml:space="preserve">Таким образом, диаграмма последовательности в упрощённом виде демонстрирует полный цикл обработки данных: от физического считывания метки антенной до визуального оповещения диспетчера. Взаимодействие между компонентами системы осуществляется по двум протоко</w:t>
+        <w:t xml:space="preserve">Т</w:t>
+      </w:r>
+      <w:r>
+        <w:rPr>
+          <w:highlight w:val="none"/>
+        </w:rPr>
+        <w:t xml:space="preserve">аким образом, диаграмма последовательности в упрощённом виде демонстрирует полный цикл обработки данных: от физического считывания метки антенной до визуального оповещения диспетчера. Взаимодействие между компонентами системы осуществляется по двум протоко</w:t>
       </w:r>
       <w:r>
         <w:rPr>
@@ -13630,10 +13597,10 @@
     <w:p>
       <w:r/>
       <w:r/>
-      <w:r/>
     </w:p>
     <w:p>
       <w:pPr>
+        <w:ind w:firstLine="0"/>
         <w:rPr>
           <w:highlight w:val="none"/>
         </w:rPr>
@@ -13950,28 +13917,18 @@
           <w:highlight w:val="none"/>
         </w:rPr>
       </w:r>
-      <w:r>
-        <w:rPr>
-          <w:highlight w:val="none"/>
-        </w:rPr>
-      </w:r>
     </w:p>
     <w:p>
       <w:pPr>
-        <w:pStyle w:val="880"/>
-        <w:rPr>
-          <w:highlight w:val="none"/>
-        </w:rPr>
-      </w:pPr>
-      <w:r>
-        <w:rPr>
-          <w:highlight w:val="none"/>
-        </w:rPr>
-      </w:r>
-      <w:r>
-        <w:rPr>
-          <w:highlight w:val="none"/>
-        </w:rPr>
+        <w:rPr>
+          <w:highlight w:val="none"/>
+        </w:rPr>
+      </w:pPr>
+      <w:r>
+        <w:rPr>
+          <w:highlight w:val="none"/>
+        </w:rPr>
+        <w:t xml:space="preserve">6) Диаграмма коммуникации.</w:t>
       </w:r>
       <w:r>
         <w:rPr>
@@ -13980,12 +13937,22 @@
       </w:r>
     </w:p>
     <w:p>
-      <w:pPr>
-        <w:pStyle w:val="880"/>
-        <w:rPr>
-          <w:highlight w:val="none"/>
-        </w:rPr>
-      </w:pPr>
+      <w:r>
+        <w:rPr>
+          <w:highlight w:val="none"/>
+        </w:rPr>
+        <w:t xml:space="preserve">Диаграмма коммуникации отражает структурные связи между объектами системы и порядок обмена сообщениями при обработке события прохода поезда. В диаграмме участвуют четыре объекта: RFID-антенна, MQTT-брокер, сервер с базой данных и АРМ диспетчера.</w:t>
+      </w:r>
+      <w:r>
+        <w:rPr>
+          <w:highlight w:val="none"/>
+        </w:rPr>
+      </w:r>
+      <w:r>
+        <w:rPr>
+          <w:highlight w:val="none"/>
+        </w:rPr>
+      </w:r>
       <w:r>
         <w:rPr>
           <w:highlight w:val="none"/>
@@ -14003,12 +13970,23 @@
       </w:r>
     </w:p>
     <w:p>
-      <w:pPr>
-        <w:pStyle w:val="880"/>
-        <w:rPr>
-          <w:highlight w:val="none"/>
-        </w:rPr>
-      </w:pPr>
+      <w:r>
+        <w:rPr>
+          <w:highlight w:val="none"/>
+        </w:rPr>
+        <w:t xml:space="preserve">Процесс начинается с того, что RFID-антенна, установленная в тоннеле, считывает метку с проходящего поезда и передаёт считанный идентификатор в MQTT-брокер (шаг 1 «Считать метку»). MQTT-брокер, выступая в роли посредника, перенаправляет получ</w:t>
+      </w:r>
+      <w:r>
+        <w:rPr>
+          <w:highlight w:val="none"/>
+        </w:rPr>
+        <w:t xml:space="preserve">енный номер метки на сервер для дальнейшей обработки (шаг 2 «Передать номер метки»).</w:t>
+      </w:r>
+      <w:r>
+        <w:rPr>
+          <w:highlight w:val="none"/>
+        </w:rPr>
+      </w:r>
       <w:r>
         <w:rPr>
           <w:highlight w:val="none"/>
@@ -14026,12 +14004,23 @@
       </w:r>
     </w:p>
     <w:p>
-      <w:pPr>
-        <w:pStyle w:val="880"/>
-        <w:rPr>
-          <w:highlight w:val="none"/>
-        </w:rPr>
-      </w:pPr>
+      <w:r>
+        <w:rPr>
+          <w:highlight w:val="none"/>
+        </w:rPr>
+        <w:t xml:space="preserve">Сервер принимает данные и выполняет необходимые операции: идентифицирует поезд по полученному номеру метки, фиксирует событие прибытия и сохраняет информацию в базе данных (шаг 3 «Записать данные»). После обработки сервер передаёт результат на АРМ диспетчер</w:t>
+      </w:r>
+      <w:r>
+        <w:rPr>
+          <w:highlight w:val="none"/>
+        </w:rPr>
+        <w:t xml:space="preserve">а для визуализации.</w:t>
+      </w:r>
+      <w:r>
+        <w:rPr>
+          <w:highlight w:val="none"/>
+        </w:rPr>
+      </w:r>
       <w:r>
         <w:rPr>
           <w:highlight w:val="none"/>
@@ -14050,11 +14039,22 @@
     </w:p>
     <w:p>
       <w:pPr>
-        <w:pStyle w:val="880"/>
-        <w:rPr>
-          <w:highlight w:val="none"/>
-        </w:rPr>
-      </w:pPr>
+        <w:rPr>
+          <w:highlight w:val="none"/>
+        </w:rPr>
+      </w:pPr>
+      <w:r>
+        <w:rPr>
+          <w:highlight w:val="none"/>
+        </w:rPr>
+        <w:t xml:space="preserve">Таким образом, диаграмма коммуникации наглядно показывает все связи между компонентами системы и последовательность передачи данных. Взаимодействие между компонентами осуществляется по двум протоколам: MQTT (между антенной и сервером) и HTTPS (между серверо</w:t>
+      </w:r>
+      <w:r>
+        <w:rPr>
+          <w:highlight w:val="none"/>
+        </w:rPr>
+        <w:t xml:space="preserve">м и АРМ), что обеспечивает надёжность и безопасность информационного обмена.</w:t>
+      </w:r>
       <w:r>
         <w:rPr>
           <w:highlight w:val="none"/>
@@ -14072,39 +14072,326 @@
       </w:r>
     </w:p>
     <w:p>
-      <w:pPr>
-        <w:pStyle w:val="880"/>
-        <w:rPr>
-          <w:highlight w:val="none"/>
-        </w:rPr>
-      </w:pPr>
-      <w:r>
-        <w:rPr>
-          <w:highlight w:val="none"/>
-        </w:rPr>
-      </w:r>
-      <w:r>
-        <w:rPr>
-          <w:highlight w:val="none"/>
-        </w:rPr>
-      </w:r>
-      <w:r>
-        <w:rPr>
-          <w:highlight w:val="none"/>
-        </w:rPr>
-      </w:r>
+      <w:r/>
+      <w:r/>
+      <w:r/>
     </w:p>
     <w:p>
       <w:pPr>
-        <w:pStyle w:val="880"/>
-        <w:rPr>
-          <w:highlight w:val="none"/>
-        </w:rPr>
-      </w:pPr>
-      <w:r>
-        <w:rPr>
-          <w:highlight w:val="none"/>
-        </w:rPr>
+        <w:rPr>
+          <w:highlight w:val="none"/>
+        </w:rPr>
+      </w:pPr>
+      <w:r>
+        <w:rPr>
+          <w:highlight w:val="none"/>
+        </w:rPr>
+      </w:r>
+      <w:r>
+        <mc:AlternateContent>
+          <mc:Choice Requires="wpg">
+            <w:drawing>
+              <wp:anchor xmlns:wp="http://schemas.openxmlformats.org/drawingml/2006/wordprocessingDrawing" xmlns:wp14="http://schemas.microsoft.com/office/word/2010/wordprocessingDrawing" distT="0" distB="0" distL="114300" distR="114300" simplePos="0" relativeHeight="251706368" behindDoc="0" locked="0" layoutInCell="1" allowOverlap="1">
+                <wp:simplePos x="0" y="0"/>
+                <wp:positionH relativeFrom="margin">
+                  <wp:posOffset>436540</wp:posOffset>
+                </wp:positionH>
+                <wp:positionV relativeFrom="paragraph">
+                  <wp:posOffset>4069767</wp:posOffset>
+                </wp:positionV>
+                <wp:extent cx="5204800" cy="362574"/>
+                <wp:effectExtent l="6350" t="6350" r="6350" b="6350"/>
+                <wp:wrapTopAndBottom/>
+                <wp:docPr id="25" name="Надпись 32"/>
+                <wp:cNvGraphicFramePr/>
+                <a:graphic xmlns:a="http://schemas.openxmlformats.org/drawingml/2006/main">
+                  <a:graphicData uri="http://schemas.microsoft.com/office/word/2010/wordprocessingShape">
+                    <wps:wsp>
+                      <wps:cNvPr id="0" name=""/>
+                      <wps:cNvSpPr txBox="1"/>
+                      <wps:spPr bwMode="auto">
+                        <a:xfrm rot="0" flipH="0" flipV="0">
+                          <a:off x="0" y="0"/>
+                          <a:ext cx="5204799" cy="362574"/>
+                        </a:xfrm>
+                        <a:prstGeom prst="rect">
+                          <a:avLst/>
+                        </a:prstGeom>
+                        <a:solidFill>
+                          <a:prstClr val="white"/>
+                        </a:solidFill>
+                        <a:ln>
+                          <a:noFill/>
+                        </a:ln>
+                      </wps:spPr>
+                      <wps:txbx>
+                        <w:txbxContent>
+                          <w:p>
+                            <w:pPr>
+                              <w:pStyle w:val="931"/>
+                              <w:ind w:firstLine="0"/>
+                              <w:spacing w:line="240" w:lineRule="auto"/>
+                              <w:rPr>
+                                <w:rFonts w:cs="Times New Roman"/>
+                                <w:b w:val="0"/>
+                                <w:bCs w:val="0"/>
+                                <w:i/>
+                                <w:iCs/>
+                                <w:color w:val="auto"/>
+                                <w:sz w:val="28"/>
+                                <w:szCs w:val="28"/>
+                              </w:rPr>
+                            </w:pPr>
+                            <w:r>
+                              <w:rPr>
+                                <w:b w:val="0"/>
+                                <w:bCs w:val="0"/>
+                                <w:color w:val="auto"/>
+                                <w:sz w:val="28"/>
+                                <w:szCs w:val="28"/>
+                              </w:rPr>
+                              <w:t xml:space="preserve">Рисунок 13</w:t>
+                            </w:r>
+                            <w:r>
+                              <w:rPr>
+                                <w:b w:val="0"/>
+                                <w:bCs w:val="0"/>
+                                <w:color w:val="auto"/>
+                                <w:sz w:val="28"/>
+                                <w:szCs w:val="28"/>
+                              </w:rPr>
+                              <w:t xml:space="preserve"> –</w:t>
+                            </w:r>
+                            <w:r>
+                              <w:rPr>
+                                <w:b w:val="0"/>
+                                <w:bCs w:val="0"/>
+                                <w:color w:val="auto"/>
+                                <w:sz w:val="28"/>
+                                <w:szCs w:val="28"/>
+                              </w:rPr>
+                              <w:t xml:space="preserve"> </w:t>
+                            </w:r>
+                            <w:r>
+                              <w:rPr>
+                                <w:b w:val="0"/>
+                                <w:bCs w:val="0"/>
+                                <w:color w:val="auto"/>
+                                <w:sz w:val="28"/>
+                                <w:szCs w:val="28"/>
+                              </w:rPr>
+                              <w:t xml:space="preserve">диаграмма коммуникации считывания номера поезда</w:t>
+                            </w:r>
+                            <w:r>
+                              <w:rPr>
+                                <w:rFonts w:cs="Times New Roman"/>
+                                <w:b w:val="0"/>
+                                <w:bCs w:val="0"/>
+                                <w:i/>
+                                <w:iCs/>
+                                <w:color w:val="auto"/>
+                                <w:sz w:val="28"/>
+                                <w:szCs w:val="28"/>
+                              </w:rPr>
+                            </w:r>
+                            <w:r>
+                              <w:rPr>
+                                <w:rFonts w:cs="Times New Roman"/>
+                                <w:b w:val="0"/>
+                                <w:bCs w:val="0"/>
+                                <w:i/>
+                                <w:iCs/>
+                                <w:color w:val="auto"/>
+                                <w:sz w:val="28"/>
+                                <w:szCs w:val="28"/>
+                              </w:rPr>
+                            </w:r>
+                          </w:p>
+                        </w:txbxContent>
+                      </wps:txbx>
+                      <wps:bodyPr rot="0" spcFirstLastPara="0" vertOverflow="overflow" horzOverflow="overflow" vert="horz" wrap="square" lIns="36000" tIns="36000" rIns="36000" bIns="36000" numCol="1" spcCol="0" rtlCol="0" fromWordArt="0" anchor="t" anchorCtr="0" forceAA="0" compatLnSpc="1">
+                        <a:prstTxWarp prst="textNoShape"/>
+                        <a:noAutofit/>
+                      </wps:bodyPr>
+                    </wps:wsp>
+                  </a:graphicData>
+                </a:graphic>
+              </wp:anchor>
+            </w:drawing>
+          </mc:Choice>
+          <mc:Fallback>
+            <w:pict>
+              <v:shape id="shape 24" o:spid="_x0000_s24" o:spt="202" type="#_x0000_t202" style="position:absolute;z-index:251706368;o:allowoverlap:true;o:allowincell:true;mso-position-horizontal-relative:margin;margin-left:34.37pt;mso-position-horizontal:absolute;mso-position-vertical-relative:text;margin-top:320.45pt;mso-position-vertical:absolute;width:409.83pt;height:28.55pt;mso-wrap-distance-left:9.00pt;mso-wrap-distance-top:0.00pt;mso-wrap-distance-right:9.00pt;mso-wrap-distance-bottom:0.00pt;rotation:0;v-text-anchor:top;visibility:visible;" fillcolor="#FFFFFF" stroked="f">
+                <w10:wrap type="topAndBottom"/>
+                <v:textbox inset="0,0,0,0">
+                  <w:txbxContent>
+                    <w:p>
+                      <w:pPr>
+                        <w:pStyle w:val="931"/>
+                        <w:ind w:firstLine="0"/>
+                        <w:spacing w:line="240" w:lineRule="auto"/>
+                        <w:rPr>
+                          <w:rFonts w:cs="Times New Roman"/>
+                          <w:b w:val="0"/>
+                          <w:bCs w:val="0"/>
+                          <w:i/>
+                          <w:iCs/>
+                          <w:color w:val="auto"/>
+                          <w:sz w:val="28"/>
+                          <w:szCs w:val="28"/>
+                        </w:rPr>
+                      </w:pPr>
+                      <w:r>
+                        <w:rPr>
+                          <w:b w:val="0"/>
+                          <w:bCs w:val="0"/>
+                          <w:color w:val="auto"/>
+                          <w:sz w:val="28"/>
+                          <w:szCs w:val="28"/>
+                        </w:rPr>
+                        <w:t xml:space="preserve">Рисунок 13</w:t>
+                      </w:r>
+                      <w:r>
+                        <w:rPr>
+                          <w:b w:val="0"/>
+                          <w:bCs w:val="0"/>
+                          <w:color w:val="auto"/>
+                          <w:sz w:val="28"/>
+                          <w:szCs w:val="28"/>
+                        </w:rPr>
+                        <w:t xml:space="preserve"> –</w:t>
+                      </w:r>
+                      <w:r>
+                        <w:rPr>
+                          <w:b w:val="0"/>
+                          <w:bCs w:val="0"/>
+                          <w:color w:val="auto"/>
+                          <w:sz w:val="28"/>
+                          <w:szCs w:val="28"/>
+                        </w:rPr>
+                        <w:t xml:space="preserve"> </w:t>
+                      </w:r>
+                      <w:r>
+                        <w:rPr>
+                          <w:b w:val="0"/>
+                          <w:bCs w:val="0"/>
+                          <w:color w:val="auto"/>
+                          <w:sz w:val="28"/>
+                          <w:szCs w:val="28"/>
+                        </w:rPr>
+                        <w:t xml:space="preserve">диаграмма коммуникации считывания номера поезда</w:t>
+                      </w:r>
+                      <w:r>
+                        <w:rPr>
+                          <w:rFonts w:cs="Times New Roman"/>
+                          <w:b w:val="0"/>
+                          <w:bCs w:val="0"/>
+                          <w:i/>
+                          <w:iCs/>
+                          <w:color w:val="auto"/>
+                          <w:sz w:val="28"/>
+                          <w:szCs w:val="28"/>
+                        </w:rPr>
+                      </w:r>
+                      <w:r>
+                        <w:rPr>
+                          <w:rFonts w:cs="Times New Roman"/>
+                          <w:b w:val="0"/>
+                          <w:bCs w:val="0"/>
+                          <w:i/>
+                          <w:iCs/>
+                          <w:color w:val="auto"/>
+                          <w:sz w:val="28"/>
+                          <w:szCs w:val="28"/>
+                        </w:rPr>
+                      </w:r>
+                    </w:p>
+                  </w:txbxContent>
+                </v:textbox>
+              </v:shape>
+            </w:pict>
+          </mc:Fallback>
+        </mc:AlternateContent>
+      </w:r>
+      <w:r>
+        <w:rPr>
+          <w:highlight w:val="none"/>
+        </w:rPr>
+      </w:r>
+      <w:r>
+        <mc:AlternateContent>
+          <mc:Choice Requires="wpg">
+            <w:drawing>
+              <wp:anchor xmlns:wp="http://schemas.openxmlformats.org/drawingml/2006/wordprocessingDrawing" xmlns:wp14="http://schemas.microsoft.com/office/word/2010/wordprocessingDrawing" distT="0" distB="0" distL="115200" distR="115200" simplePos="0" relativeHeight="251856896" behindDoc="0" locked="0" layoutInCell="1" allowOverlap="1">
+                <wp:simplePos x="0" y="0"/>
+                <wp:positionH relativeFrom="column">
+                  <wp:posOffset>259715</wp:posOffset>
+                </wp:positionH>
+                <wp:positionV relativeFrom="paragraph">
+                  <wp:posOffset>2592</wp:posOffset>
+                </wp:positionV>
+                <wp:extent cx="5457825" cy="4010025"/>
+                <wp:effectExtent l="0" t="0" r="0" b="0"/>
+                <wp:wrapTopAndBottom/>
+                <wp:docPr id="26" name=""/>
+                <wp:cNvGraphicFramePr>
+                  <a:graphicFrameLocks xmlns:a="http://schemas.openxmlformats.org/drawingml/2006/main" noChangeAspect="1"/>
+                </wp:cNvGraphicFramePr>
+                <a:graphic xmlns:a="http://schemas.openxmlformats.org/drawingml/2006/main">
+                  <a:graphicData uri="http://schemas.openxmlformats.org/drawingml/2006/picture">
+                    <pic:pic xmlns:pic="http://schemas.openxmlformats.org/drawingml/2006/picture">
+                      <pic:nvPicPr>
+                        <pic:cNvPr id="619496191" name=""/>
+                        <pic:cNvPicPr>
+                          <a:picLocks noChangeAspect="1"/>
+                        </pic:cNvPicPr>
+                        <pic:nvPr/>
+                      </pic:nvPicPr>
+                      <pic:blipFill>
+                        <a:blip r:embed="rId23"/>
+                        <a:stretch/>
+                      </pic:blipFill>
+                      <pic:spPr bwMode="auto">
+                        <a:xfrm>
+                          <a:off x="0" y="0"/>
+                          <a:ext cx="5457824" cy="4010024"/>
+                        </a:xfrm>
+                        <a:prstGeom prst="rect">
+                          <a:avLst/>
+                        </a:prstGeom>
+                      </pic:spPr>
+                    </pic:pic>
+                  </a:graphicData>
+                </a:graphic>
+              </wp:anchor>
+            </w:drawing>
+          </mc:Choice>
+          <mc:Fallback>
+            <w:pict>
+              <v:shapetype type="#_x0000_t75" o:spt="75" coordsize="21600,21600" o:preferrelative="t" path="m@4@5l@4@11@9@11@9@5xe">
+                <v:formulas>
+                  <v:f eqn="if lineDrawn pixelLineWidth 0"/>
+                  <v:f eqn="sum @0 1 0"/>
+                  <v:f eqn="sum 0 0 @1"/>
+                  <v:f eqn="prod @2 1 2"/>
+                  <v:f eqn="prod @3 21600 pixelWidth"/>
+                  <v:f eqn="prod @3 21600 pixelHeight"/>
+                  <v:f eqn="sum @0 0 1"/>
+                  <v:f eqn="prod @6 1 2"/>
+                  <v:f eqn="prod @7 21600 pixelWidth"/>
+                  <v:f eqn="sum @8 21600 0"/>
+                  <v:f eqn="prod @7 21600 pixelHeight"/>
+                  <v:f eqn="sum @10 21600 0"/>
+                </v:formulas>
+              </v:shapetype>
+              <v:shape id="_x0000_i25" o:spid="_x0000_s25" type="#_x0000_t75" style="position:absolute;z-index:251856896;o:allowoverlap:true;o:allowincell:true;mso-position-horizontal-relative:text;margin-left:20.45pt;mso-position-horizontal:absolute;mso-position-vertical-relative:text;margin-top:0.20pt;mso-position-vertical:absolute;width:429.75pt;height:315.75pt;mso-wrap-distance-left:9.07pt;mso-wrap-distance-top:0.00pt;mso-wrap-distance-right:9.07pt;mso-wrap-distance-bottom:0.00pt;" stroked="false">
+                <v:path textboxrect="0,0,0,0"/>
+                <w10:wrap type="topAndBottom"/>
+                <v:imagedata r:id="rId23" o:title=""/>
+              </v:shape>
+            </w:pict>
+          </mc:Fallback>
+        </mc:AlternateContent>
       </w:r>
       <w:r>
         <w:rPr>
@@ -14331,6 +14618,172 @@
           <w:highlight w:val="none"/>
         </w:rPr>
       </w:pPr>
+      <w:r>
+        <w:rPr>
+          <w:highlight w:val="none"/>
+        </w:rPr>
+      </w:r>
+      <w:r>
+        <w:rPr>
+          <w:highlight w:val="none"/>
+        </w:rPr>
+      </w:r>
+      <w:r>
+        <w:rPr>
+          <w:highlight w:val="none"/>
+        </w:rPr>
+      </w:r>
+    </w:p>
+    <w:p>
+      <w:pPr>
+        <w:pStyle w:val="880"/>
+        <w:rPr>
+          <w:highlight w:val="none"/>
+        </w:rPr>
+      </w:pPr>
+      <w:r>
+        <w:rPr>
+          <w:highlight w:val="none"/>
+        </w:rPr>
+      </w:r>
+      <w:r>
+        <w:rPr>
+          <w:highlight w:val="none"/>
+        </w:rPr>
+      </w:r>
+      <w:r>
+        <w:rPr>
+          <w:highlight w:val="none"/>
+        </w:rPr>
+      </w:r>
+    </w:p>
+    <w:p>
+      <w:pPr>
+        <w:pStyle w:val="880"/>
+        <w:rPr>
+          <w:highlight w:val="none"/>
+        </w:rPr>
+      </w:pPr>
+      <w:r>
+        <w:rPr>
+          <w:highlight w:val="none"/>
+        </w:rPr>
+      </w:r>
+      <w:r>
+        <w:rPr>
+          <w:highlight w:val="none"/>
+        </w:rPr>
+      </w:r>
+      <w:r>
+        <w:rPr>
+          <w:highlight w:val="none"/>
+        </w:rPr>
+      </w:r>
+    </w:p>
+    <w:p>
+      <w:pPr>
+        <w:pStyle w:val="880"/>
+        <w:rPr>
+          <w:highlight w:val="none"/>
+        </w:rPr>
+      </w:pPr>
+      <w:r>
+        <w:rPr>
+          <w:highlight w:val="none"/>
+        </w:rPr>
+      </w:r>
+      <w:r>
+        <w:rPr>
+          <w:highlight w:val="none"/>
+        </w:rPr>
+      </w:r>
+      <w:r>
+        <w:rPr>
+          <w:highlight w:val="none"/>
+        </w:rPr>
+      </w:r>
+    </w:p>
+    <w:p>
+      <w:pPr>
+        <w:pStyle w:val="880"/>
+        <w:rPr>
+          <w:highlight w:val="none"/>
+        </w:rPr>
+      </w:pPr>
+      <w:r>
+        <w:rPr>
+          <w:highlight w:val="none"/>
+        </w:rPr>
+      </w:r>
+      <w:r>
+        <w:rPr>
+          <w:highlight w:val="none"/>
+        </w:rPr>
+      </w:r>
+      <w:r>
+        <w:rPr>
+          <w:highlight w:val="none"/>
+        </w:rPr>
+      </w:r>
+    </w:p>
+    <w:p>
+      <w:pPr>
+        <w:pStyle w:val="880"/>
+        <w:rPr>
+          <w:highlight w:val="none"/>
+        </w:rPr>
+      </w:pPr>
+      <w:r>
+        <w:rPr>
+          <w:highlight w:val="none"/>
+        </w:rPr>
+      </w:r>
+      <w:r>
+        <w:rPr>
+          <w:highlight w:val="none"/>
+        </w:rPr>
+      </w:r>
+      <w:r>
+        <w:rPr>
+          <w:highlight w:val="none"/>
+        </w:rPr>
+      </w:r>
+    </w:p>
+    <w:p>
+      <w:pPr>
+        <w:pStyle w:val="880"/>
+        <w:rPr>
+          <w:highlight w:val="none"/>
+        </w:rPr>
+      </w:pPr>
+      <w:r>
+        <w:rPr>
+          <w:highlight w:val="none"/>
+        </w:rPr>
+      </w:r>
+      <w:r>
+        <w:rPr>
+          <w:highlight w:val="none"/>
+        </w:rPr>
+      </w:r>
+      <w:r>
+        <w:rPr>
+          <w:highlight w:val="none"/>
+        </w:rPr>
+      </w:r>
+    </w:p>
+    <w:p>
+      <w:pPr>
+        <w:pStyle w:val="880"/>
+        <w:rPr>
+          <w:highlight w:val="none"/>
+        </w:rPr>
+      </w:pPr>
+      <w:r>
+        <w:rPr>
+          <w:highlight w:val="none"/>
+        </w:rPr>
+      </w:r>
       <w:r>
         <w:rPr>
           <w:highlight w:val="none"/>
@@ -14431,7 +14884,7 @@
                 <wp:extent cx="5940425" cy="4198701"/>
                 <wp:effectExtent l="0" t="0" r="0" b="0"/>
                 <wp:wrapTopAndBottom/>
-                <wp:docPr id="25" name=""/>
+                <wp:docPr id="27" name=""/>
                 <wp:cNvGraphicFramePr>
                   <a:graphicFrameLocks xmlns:a="http://schemas.openxmlformats.org/drawingml/2006/main" noChangeAspect="1"/>
                 </wp:cNvGraphicFramePr>
@@ -14446,7 +14899,7 @@
                         <pic:nvPr/>
                       </pic:nvPicPr>
                       <pic:blipFill>
-                        <a:blip r:embed="rId23"/>
+                        <a:blip r:embed="rId24"/>
                         <a:stretch/>
                       </pic:blipFill>
                       <pic:spPr bwMode="auto">
@@ -14482,10 +14935,10 @@
                   <v:f eqn="sum @10 21600 0"/>
                 </v:formulas>
               </v:shapetype>
-              <v:shape id="_x0000_i24" o:spid="_x0000_s24" type="#_x0000_t75" style="position:absolute;z-index:2048;o:allowoverlap:true;o:allowincell:true;mso-position-horizontal-relative:margin;margin-left:0.00pt;mso-position-horizontal:absolute;mso-position-vertical-relative:text;margin-top:27.64pt;mso-position-vertical:absolute;width:467.75pt;height:330.61pt;mso-wrap-distance-left:9.07pt;mso-wrap-distance-top:0.00pt;mso-wrap-distance-right:9.07pt;mso-wrap-distance-bottom:0.00pt;rotation:0;" stroked="false">
+              <v:shape id="_x0000_i26" o:spid="_x0000_s26" type="#_x0000_t75" style="position:absolute;z-index:2048;o:allowoverlap:true;o:allowincell:true;mso-position-horizontal-relative:margin;margin-left:0.00pt;mso-position-horizontal:absolute;mso-position-vertical-relative:text;margin-top:27.64pt;mso-position-vertical:absolute;width:467.75pt;height:330.61pt;mso-wrap-distance-left:9.07pt;mso-wrap-distance-top:0.00pt;mso-wrap-distance-right:9.07pt;mso-wrap-distance-bottom:0.00pt;rotation:0;" stroked="false">
                 <v:path textboxrect="0,0,0,0"/>
                 <w10:wrap type="topAndBottom"/>
-                <v:imagedata r:id="rId23" o:title=""/>
+                <v:imagedata r:id="rId24" o:title=""/>
               </v:shape>
             </w:pict>
           </mc:Fallback>
@@ -14514,7 +14967,7 @@
                 <wp:extent cx="4171950" cy="362574"/>
                 <wp:effectExtent l="6350" t="6350" r="6350" b="6350"/>
                 <wp:wrapTopAndBottom/>
-                <wp:docPr id="26" name="Надпись 32"/>
+                <wp:docPr id="28" name="Надпись 32"/>
                 <wp:cNvGraphicFramePr/>
                 <a:graphic xmlns:a="http://schemas.openxmlformats.org/drawingml/2006/main">
                   <a:graphicData uri="http://schemas.microsoft.com/office/word/2010/wordprocessingShape">
@@ -14633,7 +15086,7 @@
           </mc:Choice>
           <mc:Fallback>
             <w:pict>
-              <v:shape id="shape 25" o:spid="_x0000_s25" o:spt="202" type="#_x0000_t202" style="position:absolute;z-index:251706368;o:allowoverlap:true;o:allowincell:true;mso-position-horizontal-relative:margin;margin-left:79.28pt;mso-position-horizontal:absolute;mso-position-vertical-relative:text;margin-top:324.65pt;mso-position-vertical:absolute;width:328.50pt;height:28.55pt;mso-wrap-distance-left:9.00pt;mso-wrap-distance-top:0.00pt;mso-wrap-distance-right:9.00pt;mso-wrap-distance-bottom:0.00pt;rotation:0;v-text-anchor:top;visibility:visible;" fillcolor="#FFFFFF" stroked="f">
+              <v:shape id="shape 27" o:spid="_x0000_s27" o:spt="202" type="#_x0000_t202" style="position:absolute;z-index:251706368;o:allowoverlap:true;o:allowincell:true;mso-position-horizontal-relative:margin;margin-left:79.28pt;mso-position-horizontal:absolute;mso-position-vertical-relative:text;margin-top:324.65pt;mso-position-vertical:absolute;width:328.50pt;height:28.55pt;mso-wrap-distance-left:9.00pt;mso-wrap-distance-top:0.00pt;mso-wrap-distance-right:9.00pt;mso-wrap-distance-bottom:0.00pt;rotation:0;v-text-anchor:top;visibility:visible;" fillcolor="#FFFFFF" stroked="f">
                 <w10:wrap type="topAndBottom"/>
                 <v:textbox inset="0,0,0,0">
                   <w:txbxContent>

--- a/пп.docx
+++ b/пп.docx
@@ -14078,6 +14078,7 @@
     </w:p>
     <w:p>
       <w:pPr>
+        <w:ind w:firstLine="0"/>
         <w:rPr>
           <w:highlight w:val="none"/>
         </w:rPr>
@@ -14393,11 +14394,7 @@
           </mc:Fallback>
         </mc:AlternateContent>
       </w:r>
-      <w:r>
-        <w:rPr>
-          <w:highlight w:val="none"/>
-        </w:rPr>
-      </w:r>
+      <w:r/>
       <w:r>
         <w:rPr>
           <w:highlight w:val="none"/>
@@ -14406,20 +14403,15 @@
     </w:p>
     <w:p>
       <w:pPr>
-        <w:pStyle w:val="880"/>
-        <w:rPr>
-          <w:highlight w:val="none"/>
-        </w:rPr>
-      </w:pPr>
-      <w:r>
-        <w:rPr>
-          <w:highlight w:val="none"/>
-        </w:rPr>
-      </w:r>
-      <w:r>
-        <w:rPr>
-          <w:highlight w:val="none"/>
-        </w:rPr>
+        <w:rPr>
+          <w:highlight w:val="none"/>
+        </w:rPr>
+      </w:pPr>
+      <w:r>
+        <w:rPr>
+          <w:highlight w:val="none"/>
+        </w:rPr>
+        <w:t xml:space="preserve">7) Диаграмма компонентов.</w:t>
       </w:r>
       <w:r>
         <w:rPr>
@@ -14428,12 +14420,600 @@
       </w:r>
     </w:p>
     <w:p>
+      <w:r>
+        <w:rPr>
+          <w:highlight w:val="none"/>
+        </w:rPr>
+        <w:t xml:space="preserve">Диаграмма компонентов отражает архитектуру системы на уровне крупных программных модулей и их взаимодействия. В системе выделены пять основных компонентов, связанных через стандартные интерфейсы.</w:t>
+      </w:r>
+      <w:r>
+        <w:rPr>
+          <w:highlight w:val="none"/>
+        </w:rPr>
+      </w:r>
+      <w:r>
+        <w:rPr>
+          <w:highlight w:val="none"/>
+        </w:rPr>
+      </w:r>
+      <w:r>
+        <w:rPr>
+          <w:highlight w:val="none"/>
+        </w:rPr>
+      </w:r>
+      <w:r>
+        <w:rPr>
+          <w:highlight w:val="none"/>
+        </w:rPr>
+      </w:r>
+    </w:p>
+    <w:p>
+      <w:r>
+        <w:rPr>
+          <w:highlight w:val="none"/>
+        </w:rPr>
+        <w:t xml:space="preserve">АРМ диспетчера представляет собой веб-интерфейс, работающий в браузере на рабочем компьютере дежурного по станции. Он взаимодействует с серверным приложением по протоколу HTTPS, который обеспечивает защищённую передачу данных. Через этот канал АРМ получает </w:t>
+      </w:r>
+      <w:r>
+        <w:rPr>
+          <w:highlight w:val="none"/>
+        </w:rPr>
+        <w:t xml:space="preserve">информацию о прибывающих поездах для отображения на экране.</w:t>
+      </w:r>
+      <w:r>
+        <w:rPr>
+          <w:highlight w:val="none"/>
+        </w:rPr>
+      </w:r>
+    </w:p>
+    <w:p>
+      <w:r>
+        <w:rPr>
+          <w:highlight w:val="none"/>
+        </w:rPr>
+      </w:r>
+      <w:r>
+        <w:rPr>
+          <w:highlight w:val="none"/>
+        </w:rPr>
+      </w:r>
+    </w:p>
+    <w:p>
+      <w:r>
+        <w:rPr>
+          <w:highlight w:val="none"/>
+        </w:rPr>
+        <w:t xml:space="preserve">Серверное приложение реализовано на Django и является центральным элементом системы. Оно принимает данные от MQTT-брокера, обрабатывает их, выполняет идентификацию поездов по RFID-меткам и сохраняет события в базе данных. Для работы с хранилищем сервер испо</w:t>
+      </w:r>
+      <w:r>
+        <w:rPr>
+          <w:highlight w:val="none"/>
+        </w:rPr>
+        <w:t xml:space="preserve">льзует интерфейс ORM (объектно-реляционное отображение), который автоматически преобразует Python-объекты в SQL-запросы.</w:t>
+      </w:r>
+      <w:r>
+        <w:rPr>
+          <w:highlight w:val="none"/>
+        </w:rPr>
+      </w:r>
+      <w:r>
+        <w:rPr>
+          <w:highlight w:val="none"/>
+        </w:rPr>
+      </w:r>
+      <w:r>
+        <w:rPr>
+          <w:highlight w:val="none"/>
+        </w:rPr>
+      </w:r>
+      <w:r>
+        <w:rPr>
+          <w:highlight w:val="none"/>
+        </w:rPr>
+      </w:r>
+    </w:p>
+    <w:p>
+      <w:r>
+        <w:rPr>
+          <w:highlight w:val="none"/>
+        </w:rPr>
+        <w:t xml:space="preserve">База данных хранит справочники поездов, RFID-меток и станций, а также журнал событий проходов. Она предоставляет интерфейс ORM для серверного приложения, обеспечивая надёжное и структурированное хранение всех данных системы.</w:t>
+      </w:r>
+      <w:r>
+        <w:rPr>
+          <w:highlight w:val="none"/>
+        </w:rPr>
+      </w:r>
+      <w:r>
+        <w:rPr>
+          <w:highlight w:val="none"/>
+        </w:rPr>
+      </w:r>
+      <w:r>
+        <w:rPr>
+          <w:highlight w:val="none"/>
+        </w:rPr>
+      </w:r>
+      <w:r>
+        <w:rPr>
+          <w:highlight w:val="none"/>
+        </w:rPr>
+      </w:r>
+    </w:p>
+    <w:p>
+      <w:r>
+        <w:rPr>
+          <w:highlight w:val="none"/>
+        </w:rPr>
+        <w:t xml:space="preserve">MQTT-брокер выступает в роли посредника для передачи сообщений между RFID-антенной и серверным приложением. Он принимает данные от антенны по протоколу MQTT и передаёт их серверу, который подписан на соответствующие топики. Это обеспечивает асинхронную и на</w:t>
+      </w:r>
+      <w:r>
+        <w:rPr>
+          <w:highlight w:val="none"/>
+        </w:rPr>
+        <w:t xml:space="preserve">дёжную доставку данных даже при нестабильной сети.</w:t>
+      </w:r>
+      <w:r>
+        <w:rPr>
+          <w:highlight w:val="none"/>
+        </w:rPr>
+      </w:r>
+      <w:r>
+        <w:rPr>
+          <w:highlight w:val="none"/>
+        </w:rPr>
+      </w:r>
+      <w:r>
+        <w:rPr>
+          <w:highlight w:val="none"/>
+        </w:rPr>
+      </w:r>
+      <w:r>
+        <w:rPr>
+          <w:highlight w:val="none"/>
+        </w:rPr>
+      </w:r>
+    </w:p>
+    <w:p>
+      <w:r>
+        <w:rPr>
+          <w:highlight w:val="none"/>
+        </w:rPr>
+        <w:t xml:space="preserve">RFID-антенна, установленная в тоннеле перед станцией, считывает RFID-метки с проходящих поездов. Каждая метка закреплена на конкретном поезде и хранит уникальный идентификатор (tag_id). Антенна передаёт считанный код в MQTT-брокер по протоколу MQTT, инициир</w:t>
+      </w:r>
+      <w:r>
+        <w:rPr>
+          <w:highlight w:val="none"/>
+        </w:rPr>
+        <w:t xml:space="preserve">уя тем самым процесс обработки события.</w:t>
+      </w:r>
+      <w:r>
+        <w:rPr>
+          <w:highlight w:val="none"/>
+        </w:rPr>
+      </w:r>
+      <w:r>
+        <w:rPr>
+          <w:highlight w:val="none"/>
+        </w:rPr>
+      </w:r>
+      <w:r>
+        <w:rPr>
+          <w:highlight w:val="none"/>
+        </w:rPr>
+      </w:r>
+      <w:r>
+        <w:rPr>
+          <w:highlight w:val="none"/>
+        </w:rPr>
+      </w:r>
+    </w:p>
+    <w:p>
+      <w:pPr>
+        <w:rPr>
+          <w:highlight w:val="none"/>
+        </w:rPr>
+      </w:pPr>
+      <w:r>
+        <w:rPr>
+          <w:highlight w:val="none"/>
+        </w:rPr>
+        <w:t xml:space="preserve">Таким образом, диаграмма компонентов наглядно показывает все связи между компонентами системы и используемые протоколы. Взаимодействие строится на трёх основных интерфейсах: MQTT (между антенной и брокером, а также между брокером и сервером), ORM (между сер</w:t>
+      </w:r>
+      <w:r>
+        <w:rPr>
+          <w:highlight w:val="none"/>
+        </w:rPr>
+        <w:t xml:space="preserve">вером и базой данных) и HTTPS (между сервером и АРМ диспетчера). Это обеспечивает надёжность, масштабируемость и безопасность системы.</w:t>
+      </w:r>
+      <w:r>
+        <w:rPr>
+          <w:highlight w:val="none"/>
+        </w:rPr>
+      </w:r>
+      <w:r>
+        <w:rPr>
+          <w:highlight w:val="none"/>
+        </w:rPr>
+      </w:r>
+      <w:r>
+        <w:rPr>
+          <w:highlight w:val="none"/>
+        </w:rPr>
+      </w:r>
+    </w:p>
+    <w:p>
       <w:pPr>
         <w:pStyle w:val="880"/>
         <w:rPr>
           <w:highlight w:val="none"/>
         </w:rPr>
       </w:pPr>
+      <w:r>
+        <w:rPr>
+          <w:highlight w:val="none"/>
+        </w:rPr>
+      </w:r>
+      <w:r>
+        <mc:AlternateContent>
+          <mc:Choice Requires="wpg">
+            <w:drawing>
+              <wp:anchor xmlns:wp="http://schemas.openxmlformats.org/drawingml/2006/wordprocessingDrawing" xmlns:wp14="http://schemas.microsoft.com/office/word/2010/wordprocessingDrawing" distT="0" distB="0" distL="115200" distR="115200" simplePos="0" relativeHeight="251860992" behindDoc="0" locked="0" layoutInCell="1" allowOverlap="1">
+                <wp:simplePos x="0" y="0"/>
+                <wp:positionH relativeFrom="column">
+                  <wp:posOffset>-66675</wp:posOffset>
+                </wp:positionH>
+                <wp:positionV relativeFrom="paragraph">
+                  <wp:posOffset>-142875</wp:posOffset>
+                </wp:positionV>
+                <wp:extent cx="5940425" cy="2860204"/>
+                <wp:effectExtent l="0" t="0" r="0" b="0"/>
+                <wp:wrapTopAndBottom/>
+                <wp:docPr id="27" name=""/>
+                <wp:cNvGraphicFramePr>
+                  <a:graphicFrameLocks xmlns:a="http://schemas.openxmlformats.org/drawingml/2006/main" noChangeAspect="1"/>
+                </wp:cNvGraphicFramePr>
+                <a:graphic xmlns:a="http://schemas.openxmlformats.org/drawingml/2006/main">
+                  <a:graphicData uri="http://schemas.openxmlformats.org/drawingml/2006/picture">
+                    <pic:pic xmlns:pic="http://schemas.openxmlformats.org/drawingml/2006/picture">
+                      <pic:nvPicPr>
+                        <pic:cNvPr id="983517151" name=""/>
+                        <pic:cNvPicPr>
+                          <a:picLocks noChangeAspect="1"/>
+                        </pic:cNvPicPr>
+                        <pic:nvPr/>
+                      </pic:nvPicPr>
+                      <pic:blipFill>
+                        <a:blip r:embed="rId24"/>
+                        <a:stretch/>
+                      </pic:blipFill>
+                      <pic:spPr bwMode="auto">
+                        <a:xfrm>
+                          <a:off x="0" y="0"/>
+                          <a:ext cx="5940424" cy="2860204"/>
+                        </a:xfrm>
+                        <a:prstGeom prst="rect">
+                          <a:avLst/>
+                        </a:prstGeom>
+                      </pic:spPr>
+                    </pic:pic>
+                  </a:graphicData>
+                </a:graphic>
+              </wp:anchor>
+            </w:drawing>
+          </mc:Choice>
+          <mc:Fallback>
+            <w:pict>
+              <v:shapetype type="#_x0000_t75" o:spt="75" coordsize="21600,21600" o:preferrelative="t" path="m@4@5l@4@11@9@11@9@5xe">
+                <v:formulas>
+                  <v:f eqn="if lineDrawn pixelLineWidth 0"/>
+                  <v:f eqn="sum @0 1 0"/>
+                  <v:f eqn="sum 0 0 @1"/>
+                  <v:f eqn="prod @2 1 2"/>
+                  <v:f eqn="prod @3 21600 pixelWidth"/>
+                  <v:f eqn="prod @3 21600 pixelHeight"/>
+                  <v:f eqn="sum @0 0 1"/>
+                  <v:f eqn="prod @6 1 2"/>
+                  <v:f eqn="prod @7 21600 pixelWidth"/>
+                  <v:f eqn="sum @8 21600 0"/>
+                  <v:f eqn="prod @7 21600 pixelHeight"/>
+                  <v:f eqn="sum @10 21600 0"/>
+                </v:formulas>
+              </v:shapetype>
+              <v:shape id="_x0000_i26" o:spid="_x0000_s26" type="#_x0000_t75" style="position:absolute;z-index:251860992;o:allowoverlap:true;o:allowincell:true;mso-position-horizontal-relative:text;margin-left:-5.25pt;mso-position-horizontal:absolute;mso-position-vertical-relative:text;margin-top:-11.25pt;mso-position-vertical:absolute;width:467.75pt;height:225.21pt;mso-wrap-distance-left:9.07pt;mso-wrap-distance-top:0.00pt;mso-wrap-distance-right:9.07pt;mso-wrap-distance-bottom:0.00pt;" stroked="false">
+                <v:path textboxrect="0,0,0,0"/>
+                <w10:wrap type="topAndBottom"/>
+                <v:imagedata r:id="rId24" o:title=""/>
+              </v:shape>
+            </w:pict>
+          </mc:Fallback>
+        </mc:AlternateContent>
+      </w:r>
+      <w:r>
+        <mc:AlternateContent>
+          <mc:Choice Requires="wpg">
+            <w:drawing>
+              <wp:anchor xmlns:wp="http://schemas.openxmlformats.org/drawingml/2006/wordprocessingDrawing" xmlns:wp14="http://schemas.microsoft.com/office/word/2010/wordprocessingDrawing" distT="0" distB="0" distL="114300" distR="114300" simplePos="0" relativeHeight="251706368" behindDoc="0" locked="0" layoutInCell="1" allowOverlap="1">
+                <wp:simplePos x="0" y="0"/>
+                <wp:positionH relativeFrom="margin">
+                  <wp:posOffset>526636</wp:posOffset>
+                </wp:positionH>
+                <wp:positionV relativeFrom="paragraph">
+                  <wp:posOffset>2717329</wp:posOffset>
+                </wp:positionV>
+                <wp:extent cx="4906202" cy="362574"/>
+                <wp:effectExtent l="6350" t="6350" r="6350" b="6350"/>
+                <wp:wrapTopAndBottom/>
+                <wp:docPr id="28" name="Надпись 32"/>
+                <wp:cNvGraphicFramePr/>
+                <a:graphic xmlns:a="http://schemas.openxmlformats.org/drawingml/2006/main">
+                  <a:graphicData uri="http://schemas.microsoft.com/office/word/2010/wordprocessingShape">
+                    <wps:wsp>
+                      <wps:cNvPr id="0" name=""/>
+                      <wps:cNvSpPr txBox="1"/>
+                      <wps:spPr bwMode="auto">
+                        <a:xfrm rot="0" flipH="0" flipV="0">
+                          <a:off x="0" y="0"/>
+                          <a:ext cx="4906202" cy="362574"/>
+                        </a:xfrm>
+                        <a:prstGeom prst="rect">
+                          <a:avLst/>
+                        </a:prstGeom>
+                        <a:solidFill>
+                          <a:prstClr val="white"/>
+                        </a:solidFill>
+                        <a:ln>
+                          <a:noFill/>
+                        </a:ln>
+                      </wps:spPr>
+                      <wps:txbx>
+                        <w:txbxContent>
+                          <w:p>
+                            <w:pPr>
+                              <w:pStyle w:val="931"/>
+                              <w:ind w:firstLine="0"/>
+                              <w:spacing w:line="240" w:lineRule="auto"/>
+                              <w:rPr>
+                                <w:rFonts w:cs="Times New Roman"/>
+                                <w:b w:val="0"/>
+                                <w:bCs w:val="0"/>
+                                <w:i/>
+                                <w:iCs/>
+                                <w:color w:val="auto"/>
+                                <w:sz w:val="28"/>
+                                <w:szCs w:val="28"/>
+                              </w:rPr>
+                            </w:pPr>
+                            <w:r>
+                              <w:rPr>
+                                <w:b w:val="0"/>
+                                <w:bCs w:val="0"/>
+                                <w:color w:val="auto"/>
+                                <w:sz w:val="28"/>
+                                <w:szCs w:val="28"/>
+                              </w:rPr>
+                              <w:t xml:space="preserve">Рисунок 14</w:t>
+                            </w:r>
+                            <w:r>
+                              <w:rPr>
+                                <w:b w:val="0"/>
+                                <w:bCs w:val="0"/>
+                                <w:color w:val="auto"/>
+                                <w:sz w:val="28"/>
+                                <w:szCs w:val="28"/>
+                              </w:rPr>
+                              <w:t xml:space="preserve"> –</w:t>
+                            </w:r>
+                            <w:r>
+                              <w:rPr>
+                                <w:b w:val="0"/>
+                                <w:bCs w:val="0"/>
+                                <w:color w:val="auto"/>
+                                <w:sz w:val="28"/>
+                                <w:szCs w:val="28"/>
+                              </w:rPr>
+                              <w:t xml:space="preserve"> </w:t>
+                            </w:r>
+                            <w:r>
+                              <w:rPr>
+                                <w:b w:val="0"/>
+                                <w:bCs w:val="0"/>
+                                <w:color w:val="auto"/>
+                                <w:sz w:val="28"/>
+                                <w:szCs w:val="28"/>
+                              </w:rPr>
+                              <w:t xml:space="preserve">диаграмма компонентов считывания номера поезда</w:t>
+                            </w:r>
+                            <w:r>
+                              <w:rPr>
+                                <w:rFonts w:cs="Times New Roman"/>
+                                <w:b w:val="0"/>
+                                <w:bCs w:val="0"/>
+                                <w:i/>
+                                <w:iCs/>
+                                <w:color w:val="auto"/>
+                                <w:sz w:val="28"/>
+                                <w:szCs w:val="28"/>
+                              </w:rPr>
+                            </w:r>
+                            <w:r>
+                              <w:rPr>
+                                <w:rFonts w:cs="Times New Roman"/>
+                                <w:b w:val="0"/>
+                                <w:bCs w:val="0"/>
+                                <w:i/>
+                                <w:iCs/>
+                                <w:color w:val="auto"/>
+                                <w:sz w:val="28"/>
+                                <w:szCs w:val="28"/>
+                              </w:rPr>
+                            </w:r>
+                            <w:r>
+                              <w:rPr>
+                                <w:rFonts w:cs="Times New Roman"/>
+                                <w:b w:val="0"/>
+                                <w:bCs w:val="0"/>
+                                <w:i/>
+                                <w:iCs/>
+                                <w:color w:val="auto"/>
+                                <w:sz w:val="28"/>
+                                <w:szCs w:val="28"/>
+                              </w:rPr>
+                            </w:r>
+                          </w:p>
+                        </w:txbxContent>
+                      </wps:txbx>
+                      <wps:bodyPr rot="0" spcFirstLastPara="0" vertOverflow="overflow" horzOverflow="overflow" vert="horz" wrap="square" lIns="36000" tIns="36000" rIns="36000" bIns="36000" numCol="1" spcCol="0" rtlCol="0" fromWordArt="0" anchor="t" anchorCtr="0" forceAA="0" compatLnSpc="1">
+                        <a:prstTxWarp prst="textNoShape"/>
+                        <a:noAutofit/>
+                      </wps:bodyPr>
+                    </wps:wsp>
+                  </a:graphicData>
+                </a:graphic>
+              </wp:anchor>
+            </w:drawing>
+          </mc:Choice>
+          <mc:Fallback>
+            <w:pict>
+              <v:shape id="shape 27" o:spid="_x0000_s27" o:spt="202" type="#_x0000_t202" style="position:absolute;z-index:251706368;o:allowoverlap:true;o:allowincell:true;mso-position-horizontal-relative:margin;margin-left:41.47pt;mso-position-horizontal:absolute;mso-position-vertical-relative:text;margin-top:213.96pt;mso-position-vertical:absolute;width:386.32pt;height:28.55pt;mso-wrap-distance-left:9.00pt;mso-wrap-distance-top:0.00pt;mso-wrap-distance-right:9.00pt;mso-wrap-distance-bottom:0.00pt;rotation:0;v-text-anchor:top;visibility:visible;" fillcolor="#FFFFFF" stroked="f">
+                <w10:wrap type="topAndBottom"/>
+                <v:textbox inset="0,0,0,0">
+                  <w:txbxContent>
+                    <w:p>
+                      <w:pPr>
+                        <w:pStyle w:val="931"/>
+                        <w:ind w:firstLine="0"/>
+                        <w:spacing w:line="240" w:lineRule="auto"/>
+                        <w:rPr>
+                          <w:rFonts w:cs="Times New Roman"/>
+                          <w:b w:val="0"/>
+                          <w:bCs w:val="0"/>
+                          <w:i/>
+                          <w:iCs/>
+                          <w:color w:val="auto"/>
+                          <w:sz w:val="28"/>
+                          <w:szCs w:val="28"/>
+                        </w:rPr>
+                      </w:pPr>
+                      <w:r>
+                        <w:rPr>
+                          <w:b w:val="0"/>
+                          <w:bCs w:val="0"/>
+                          <w:color w:val="auto"/>
+                          <w:sz w:val="28"/>
+                          <w:szCs w:val="28"/>
+                        </w:rPr>
+                        <w:t xml:space="preserve">Рисунок 14</w:t>
+                      </w:r>
+                      <w:r>
+                        <w:rPr>
+                          <w:b w:val="0"/>
+                          <w:bCs w:val="0"/>
+                          <w:color w:val="auto"/>
+                          <w:sz w:val="28"/>
+                          <w:szCs w:val="28"/>
+                        </w:rPr>
+                        <w:t xml:space="preserve"> –</w:t>
+                      </w:r>
+                      <w:r>
+                        <w:rPr>
+                          <w:b w:val="0"/>
+                          <w:bCs w:val="0"/>
+                          <w:color w:val="auto"/>
+                          <w:sz w:val="28"/>
+                          <w:szCs w:val="28"/>
+                        </w:rPr>
+                        <w:t xml:space="preserve"> </w:t>
+                      </w:r>
+                      <w:r>
+                        <w:rPr>
+                          <w:b w:val="0"/>
+                          <w:bCs w:val="0"/>
+                          <w:color w:val="auto"/>
+                          <w:sz w:val="28"/>
+                          <w:szCs w:val="28"/>
+                        </w:rPr>
+                        <w:t xml:space="preserve">диаграмма компонентов считывания номера поезда</w:t>
+                      </w:r>
+                      <w:r>
+                        <w:rPr>
+                          <w:rFonts w:cs="Times New Roman"/>
+                          <w:b w:val="0"/>
+                          <w:bCs w:val="0"/>
+                          <w:i/>
+                          <w:iCs/>
+                          <w:color w:val="auto"/>
+                          <w:sz w:val="28"/>
+                          <w:szCs w:val="28"/>
+                        </w:rPr>
+                      </w:r>
+                      <w:r>
+                        <w:rPr>
+                          <w:rFonts w:cs="Times New Roman"/>
+                          <w:b w:val="0"/>
+                          <w:bCs w:val="0"/>
+                          <w:i/>
+                          <w:iCs/>
+                          <w:color w:val="auto"/>
+                          <w:sz w:val="28"/>
+                          <w:szCs w:val="28"/>
+                        </w:rPr>
+                      </w:r>
+                      <w:r>
+                        <w:rPr>
+                          <w:rFonts w:cs="Times New Roman"/>
+                          <w:b w:val="0"/>
+                          <w:bCs w:val="0"/>
+                          <w:i/>
+                          <w:iCs/>
+                          <w:color w:val="auto"/>
+                          <w:sz w:val="28"/>
+                          <w:szCs w:val="28"/>
+                        </w:rPr>
+                      </w:r>
+                    </w:p>
+                  </w:txbxContent>
+                </v:textbox>
+              </v:shape>
+            </w:pict>
+          </mc:Fallback>
+        </mc:AlternateContent>
+      </w:r>
+      <w:r/>
+      <w:r>
+        <w:rPr>
+          <w:highlight w:val="none"/>
+        </w:rPr>
+      </w:r>
+      <w:r>
+        <w:rPr>
+          <w:highlight w:val="none"/>
+        </w:rPr>
+      </w:r>
+      <w:r>
+        <w:rPr>
+          <w:highlight w:val="none"/>
+        </w:rPr>
+      </w:r>
+    </w:p>
+    <w:p>
+      <w:r/>
+      <w:r/>
+      <w:r/>
+    </w:p>
+    <w:p>
+      <w:pPr>
+        <w:pStyle w:val="880"/>
+        <w:rPr>
+          <w:highlight w:val="none"/>
+        </w:rPr>
+      </w:pPr>
+      <w:r>
+        <w:rPr>
+          <w:highlight w:val="none"/>
+        </w:rPr>
+      </w:r>
+      <w:r/>
       <w:r>
         <w:rPr>
           <w:highlight w:val="none"/>
@@ -14884,7 +15464,7 @@
                 <wp:extent cx="5940425" cy="4198701"/>
                 <wp:effectExtent l="0" t="0" r="0" b="0"/>
                 <wp:wrapTopAndBottom/>
-                <wp:docPr id="27" name=""/>
+                <wp:docPr id="29" name=""/>
                 <wp:cNvGraphicFramePr>
                   <a:graphicFrameLocks xmlns:a="http://schemas.openxmlformats.org/drawingml/2006/main" noChangeAspect="1"/>
                 </wp:cNvGraphicFramePr>
@@ -14899,7 +15479,7 @@
                         <pic:nvPr/>
                       </pic:nvPicPr>
                       <pic:blipFill>
-                        <a:blip r:embed="rId24"/>
+                        <a:blip r:embed="rId25"/>
                         <a:stretch/>
                       </pic:blipFill>
                       <pic:spPr bwMode="auto">
@@ -14935,10 +15515,10 @@
                   <v:f eqn="sum @10 21600 0"/>
                 </v:formulas>
               </v:shapetype>
-              <v:shape id="_x0000_i26" o:spid="_x0000_s26" type="#_x0000_t75" style="position:absolute;z-index:2048;o:allowoverlap:true;o:allowincell:true;mso-position-horizontal-relative:margin;margin-left:0.00pt;mso-position-horizontal:absolute;mso-position-vertical-relative:text;margin-top:27.64pt;mso-position-vertical:absolute;width:467.75pt;height:330.61pt;mso-wrap-distance-left:9.07pt;mso-wrap-distance-top:0.00pt;mso-wrap-distance-right:9.07pt;mso-wrap-distance-bottom:0.00pt;rotation:0;" stroked="false">
+              <v:shape id="_x0000_i28" o:spid="_x0000_s28" type="#_x0000_t75" style="position:absolute;z-index:2048;o:allowoverlap:true;o:allowincell:true;mso-position-horizontal-relative:margin;margin-left:0.00pt;mso-position-horizontal:absolute;mso-position-vertical-relative:text;margin-top:27.64pt;mso-position-vertical:absolute;width:467.75pt;height:330.61pt;mso-wrap-distance-left:9.07pt;mso-wrap-distance-top:0.00pt;mso-wrap-distance-right:9.07pt;mso-wrap-distance-bottom:0.00pt;rotation:0;" stroked="false">
                 <v:path textboxrect="0,0,0,0"/>
                 <w10:wrap type="topAndBottom"/>
-                <v:imagedata r:id="rId24" o:title=""/>
+                <v:imagedata r:id="rId25" o:title=""/>
               </v:shape>
             </w:pict>
           </mc:Fallback>
@@ -14967,7 +15547,7 @@
                 <wp:extent cx="4171950" cy="362574"/>
                 <wp:effectExtent l="6350" t="6350" r="6350" b="6350"/>
                 <wp:wrapTopAndBottom/>
-                <wp:docPr id="28" name="Надпись 32"/>
+                <wp:docPr id="30" name="Надпись 32"/>
                 <wp:cNvGraphicFramePr/>
                 <a:graphic xmlns:a="http://schemas.openxmlformats.org/drawingml/2006/main">
                   <a:graphicData uri="http://schemas.microsoft.com/office/word/2010/wordprocessingShape">
@@ -15086,7 +15666,7 @@
           </mc:Choice>
           <mc:Fallback>
             <w:pict>
-              <v:shape id="shape 27" o:spid="_x0000_s27" o:spt="202" type="#_x0000_t202" style="position:absolute;z-index:251706368;o:allowoverlap:true;o:allowincell:true;mso-position-horizontal-relative:margin;margin-left:79.28pt;mso-position-horizontal:absolute;mso-position-vertical-relative:text;margin-top:324.65pt;mso-position-vertical:absolute;width:328.50pt;height:28.55pt;mso-wrap-distance-left:9.00pt;mso-wrap-distance-top:0.00pt;mso-wrap-distance-right:9.00pt;mso-wrap-distance-bottom:0.00pt;rotation:0;v-text-anchor:top;visibility:visible;" fillcolor="#FFFFFF" stroked="f">
+              <v:shape id="shape 29" o:spid="_x0000_s29" o:spt="202" type="#_x0000_t202" style="position:absolute;z-index:251706368;o:allowoverlap:true;o:allowincell:true;mso-position-horizontal-relative:margin;margin-left:79.28pt;mso-position-horizontal:absolute;mso-position-vertical-relative:text;margin-top:324.65pt;mso-position-vertical:absolute;width:328.50pt;height:28.55pt;mso-wrap-distance-left:9.00pt;mso-wrap-distance-top:0.00pt;mso-wrap-distance-right:9.00pt;mso-wrap-distance-bottom:0.00pt;rotation:0;v-text-anchor:top;visibility:visible;" fillcolor="#FFFFFF" stroked="f">
                 <w10:wrap type="topAndBottom"/>
                 <v:textbox inset="0,0,0,0">
                   <w:txbxContent>

--- a/пп.docx
+++ b/пп.docx
@@ -14736,12 +14736,12 @@
               <wp:anchor xmlns:wp="http://schemas.openxmlformats.org/drawingml/2006/wordprocessingDrawing" xmlns:wp14="http://schemas.microsoft.com/office/word/2010/wordprocessingDrawing" distT="0" distB="0" distL="114300" distR="114300" simplePos="0" relativeHeight="251706368" behindDoc="0" locked="0" layoutInCell="1" allowOverlap="1">
                 <wp:simplePos x="0" y="0"/>
                 <wp:positionH relativeFrom="margin">
-                  <wp:posOffset>526636</wp:posOffset>
+                  <wp:posOffset>1583911</wp:posOffset>
                 </wp:positionH>
                 <wp:positionV relativeFrom="paragraph">
-                  <wp:posOffset>2717329</wp:posOffset>
+                  <wp:posOffset>2669705</wp:posOffset>
                 </wp:positionV>
-                <wp:extent cx="4906202" cy="362574"/>
+                <wp:extent cx="3080503" cy="362574"/>
                 <wp:effectExtent l="6350" t="6350" r="6350" b="6350"/>
                 <wp:wrapTopAndBottom/>
                 <wp:docPr id="28" name="Надпись 32"/>
@@ -14754,7 +14754,7 @@
                       <wps:spPr bwMode="auto">
                         <a:xfrm rot="0" flipH="0" flipV="0">
                           <a:off x="0" y="0"/>
-                          <a:ext cx="4906202" cy="362574"/>
+                          <a:ext cx="3080503" cy="362574"/>
                         </a:xfrm>
                         <a:prstGeom prst="rect">
                           <a:avLst/>
@@ -14773,6 +14773,9 @@
                               <w:pStyle w:val="931"/>
                               <w:ind w:firstLine="0"/>
                               <w:spacing w:line="240" w:lineRule="auto"/>
+                              <w:tabs>
+                                <w:tab w:val="left" w:pos="6254" w:leader="none"/>
+                              </w:tabs>
                               <w:rPr>
                                 <w:rFonts w:cs="Times New Roman"/>
                                 <w:b w:val="0"/>
@@ -14822,19 +14825,7 @@
                                 <w:sz w:val="28"/>
                                 <w:szCs w:val="28"/>
                               </w:rPr>
-                              <w:t xml:space="preserve">диаграмма компонентов считывания номера поезда</w:t>
-                            </w:r>
-                            <w:r>
-                              <w:rPr>
-                                <w:rFonts w:cs="Times New Roman"/>
-                                <w:b w:val="0"/>
-                                <w:bCs w:val="0"/>
-                                <w:i/>
-                                <w:iCs/>
-                                <w:color w:val="auto"/>
-                                <w:sz w:val="28"/>
-                                <w:szCs w:val="28"/>
-                              </w:rPr>
+                              <w:t xml:space="preserve">диаграмма компонентов</w:t>
                             </w:r>
                             <w:r>
                               <w:rPr>
@@ -14875,7 +14866,7 @@
           </mc:Choice>
           <mc:Fallback>
             <w:pict>
-              <v:shape id="shape 27" o:spid="_x0000_s27" o:spt="202" type="#_x0000_t202" style="position:absolute;z-index:251706368;o:allowoverlap:true;o:allowincell:true;mso-position-horizontal-relative:margin;margin-left:41.47pt;mso-position-horizontal:absolute;mso-position-vertical-relative:text;margin-top:213.96pt;mso-position-vertical:absolute;width:386.32pt;height:28.55pt;mso-wrap-distance-left:9.00pt;mso-wrap-distance-top:0.00pt;mso-wrap-distance-right:9.00pt;mso-wrap-distance-bottom:0.00pt;rotation:0;v-text-anchor:top;visibility:visible;" fillcolor="#FFFFFF" stroked="f">
+              <v:shape id="shape 27" o:spid="_x0000_s27" o:spt="202" type="#_x0000_t202" style="position:absolute;z-index:251706368;o:allowoverlap:true;o:allowincell:true;mso-position-horizontal-relative:margin;margin-left:124.72pt;mso-position-horizontal:absolute;mso-position-vertical-relative:text;margin-top:210.21pt;mso-position-vertical:absolute;width:242.56pt;height:28.55pt;mso-wrap-distance-left:9.00pt;mso-wrap-distance-top:0.00pt;mso-wrap-distance-right:9.00pt;mso-wrap-distance-bottom:0.00pt;rotation:0;v-text-anchor:top;visibility:visible;" fillcolor="#FFFFFF" stroked="f">
                 <w10:wrap type="topAndBottom"/>
                 <v:textbox inset="0,0,0,0">
                   <w:txbxContent>
@@ -14884,6 +14875,9 @@
                         <w:pStyle w:val="931"/>
                         <w:ind w:firstLine="0"/>
                         <w:spacing w:line="240" w:lineRule="auto"/>
+                        <w:tabs>
+                          <w:tab w:val="left" w:pos="6254" w:leader="none"/>
+                        </w:tabs>
                         <w:rPr>
                           <w:rFonts w:cs="Times New Roman"/>
                           <w:b w:val="0"/>
@@ -14933,19 +14927,7 @@
                           <w:sz w:val="28"/>
                           <w:szCs w:val="28"/>
                         </w:rPr>
-                        <w:t xml:space="preserve">диаграмма компонентов считывания номера поезда</w:t>
-                      </w:r>
-                      <w:r>
-                        <w:rPr>
-                          <w:rFonts w:cs="Times New Roman"/>
-                          <w:b w:val="0"/>
-                          <w:bCs w:val="0"/>
-                          <w:i/>
-                          <w:iCs/>
-                          <w:color w:val="auto"/>
-                          <w:sz w:val="28"/>
-                          <w:szCs w:val="28"/>
-                        </w:rPr>
+                        <w:t xml:space="preserve">диаграмма компонентов</w:t>
                       </w:r>
                       <w:r>
                         <w:rPr>
@@ -14997,9 +14979,516 @@
       </w:r>
     </w:p>
     <w:p>
+      <w:pPr>
+        <w:rPr>
+          <w:highlight w:val="none"/>
+        </w:rPr>
+      </w:pPr>
+      <w:r/>
+      <w:r>
+        <w:t xml:space="preserve">8) Диаграмма развёртывания.</w:t>
+      </w:r>
+      <w:r/>
+    </w:p>
+    <w:p>
+      <w:r>
+        <w:rPr>
+          <w:highlight w:val="none"/>
+        </w:rPr>
+        <w:t xml:space="preserve">Диаграмма компонентов отражает архитектуру системы и разделяет её на три логических уровня: внешние сервисы, серверная часть и клиентская часть. Каждый уровень содержит компоненты, выполняющие строго определённые функции, и взаимодействует с дру</w:t>
+      </w:r>
+      <w:r>
+        <w:rPr>
+          <w:highlight w:val="none"/>
+        </w:rPr>
+        <w:t xml:space="preserve">гими уровнями через стандартные протоколы и интерфейсы.</w:t>
+      </w:r>
+      <w:r>
+        <w:rPr>
+          <w:highlight w:val="none"/>
+        </w:rPr>
+      </w:r>
+      <w:r>
+        <w:rPr>
+          <w:highlight w:val="none"/>
+        </w:rPr>
+      </w:r>
+      <w:r>
+        <w:rPr>
+          <w:highlight w:val="none"/>
+        </w:rPr>
+      </w:r>
+      <w:r>
+        <w:rPr>
+          <w:highlight w:val="none"/>
+        </w:rPr>
+      </w:r>
+    </w:p>
+    <w:p>
+      <w:r>
+        <w:rPr>
+          <w:highlight w:val="none"/>
+        </w:rPr>
+        <w:t xml:space="preserve">Внешние сервисы представлены компонентом «RFID-антенна», который является физическим устройством, установленным в тоннеле перед станцией. Антенна считывает RFID-метки с проходящих поездов и передаёт полученные идентификаторы в серверную часть системы. Кажда</w:t>
+      </w:r>
+      <w:r>
+        <w:rPr>
+          <w:highlight w:val="none"/>
+        </w:rPr>
+        <w:t xml:space="preserve">я метка закреплена на конкретном поезде и хранит уникальный код (tag_id), обеспечивающий идентификацию подвижного состава.</w:t>
+      </w:r>
+      <w:r>
+        <w:rPr>
+          <w:highlight w:val="none"/>
+        </w:rPr>
+      </w:r>
+      <w:r>
+        <w:rPr>
+          <w:highlight w:val="none"/>
+        </w:rPr>
+      </w:r>
+      <w:r>
+        <w:rPr>
+          <w:highlight w:val="none"/>
+        </w:rPr>
+      </w:r>
+      <w:r>
+        <w:rPr>
+          <w:highlight w:val="none"/>
+        </w:rPr>
+      </w:r>
+    </w:p>
+    <w:p>
+      <w:r>
+        <w:rPr>
+          <w:highlight w:val="none"/>
+        </w:rPr>
+        <w:t xml:space="preserve">Серверная часть включает три основных компонента: MQTT-брокер, Django-приложение и базу данных. MQTT-брокер выступает в роли посредника для передачи сообщений: он принимает данные от RFID-антенны по протоколу MQTT и передаёт их Django-приложению, которое по</w:t>
+      </w:r>
+      <w:r>
+        <w:rPr>
+          <w:highlight w:val="none"/>
+        </w:rPr>
+        <w:t xml:space="preserve">дписано на соответствующие топики. Django-приложение является центральным элементом системы, реализующим всю бизнес-логику: оно обрабатывает полученные данные, идентифицирует поезда по RFID-меткам, фиксирует события прибытия и управляет справочниками. Для х</w:t>
+      </w:r>
+      <w:r>
+        <w:rPr>
+          <w:highlight w:val="none"/>
+        </w:rPr>
+        <w:t xml:space="preserve">ранения данных Django-приложение взаимодействует с базой данных через ORM (объектно-реляционное отображение). База данных хранит справочники поездов, RFID-меток и станций, а также журнал событий проходов.</w:t>
+      </w:r>
+      <w:r>
+        <w:rPr>
+          <w:highlight w:val="none"/>
+        </w:rPr>
+      </w:r>
+      <w:r>
+        <w:rPr>
+          <w:highlight w:val="none"/>
+        </w:rPr>
+      </w:r>
+      <w:r>
+        <w:rPr>
+          <w:highlight w:val="none"/>
+        </w:rPr>
+      </w:r>
+      <w:r>
+        <w:rPr>
+          <w:highlight w:val="none"/>
+        </w:rPr>
+      </w:r>
+    </w:p>
+    <w:p>
+      <w:r>
+        <w:rPr>
+          <w:highlight w:val="none"/>
+        </w:rPr>
+        <w:t xml:space="preserve">Клиентская часть представлена компонентом «АРМ диспетчера», который представляет собой веб-интерфейс, открытый в браузере на рабочем компьютере дежурного по станции. Он взаимодействует с серверной частью по протоколу HTTPS, получая от неё информацию о прибы</w:t>
+      </w:r>
+      <w:r>
+        <w:rPr>
+          <w:highlight w:val="none"/>
+        </w:rPr>
+        <w:t xml:space="preserve">вающих поездах в формате JSON для отображения на экране с визуальным и звуковым оповещением.</w:t>
+      </w:r>
+      <w:r>
+        <w:rPr>
+          <w:highlight w:val="none"/>
+        </w:rPr>
+      </w:r>
+      <w:r>
+        <w:rPr>
+          <w:highlight w:val="none"/>
+        </w:rPr>
+      </w:r>
+      <w:r>
+        <w:rPr>
+          <w:highlight w:val="none"/>
+        </w:rPr>
+      </w:r>
+      <w:r>
+        <w:rPr>
+          <w:highlight w:val="none"/>
+        </w:rPr>
+      </w:r>
+    </w:p>
+    <w:p>
+      <w:pPr>
+        <w:rPr>
+          <w:highlight w:val="none"/>
+        </w:rPr>
+      </w:pPr>
+      <w:r>
+        <w:rPr>
+          <w:highlight w:val="none"/>
+        </w:rPr>
+        <w:t xml:space="preserve">Таким образом, диаграмма компонентов наглядно показывает трёхуровневую архитектуру системы, распределение функциональности по компонентам и способы их взаимодействия. Внешние сервисы обеспечивают сбор данных, серверная часть — их обработку и хранение, клиен</w:t>
+      </w:r>
+      <w:r>
+        <w:rPr>
+          <w:highlight w:val="none"/>
+        </w:rPr>
+        <w:t xml:space="preserve">тская часть — представление информации пользователю. Взаимодействие между уровнями строится на стандартных протоколах: MQTT (между антенной и сервером) и HTTPS (между сервером и АРМ), что обеспечивает надёжность, масштабируемость и безопасность системы.</w:t>
+      </w:r>
+      <w:r>
+        <w:rPr>
+          <w:highlight w:val="none"/>
+        </w:rPr>
+      </w:r>
+      <w:r>
+        <w:rPr>
+          <w:highlight w:val="none"/>
+        </w:rPr>
+      </w:r>
+      <w:r>
+        <w:rPr>
+          <w:highlight w:val="none"/>
+        </w:rPr>
+      </w:r>
+    </w:p>
+    <w:p>
       <w:r/>
       <w:r/>
       <w:r/>
+    </w:p>
+    <w:p>
+      <w:r>
+        <w:rPr>
+          <w:highlight w:val="none"/>
+        </w:rPr>
+      </w:r>
+      <w:r>
+        <mc:AlternateContent>
+          <mc:Choice Requires="wpg">
+            <w:drawing>
+              <wp:anchor xmlns:wp="http://schemas.openxmlformats.org/drawingml/2006/wordprocessingDrawing" xmlns:wp14="http://schemas.microsoft.com/office/word/2010/wordprocessingDrawing" distT="0" distB="0" distL="115200" distR="115200" simplePos="0" relativeHeight="251866112" behindDoc="0" locked="0" layoutInCell="1" allowOverlap="1">
+                <wp:simplePos x="0" y="0"/>
+                <wp:positionH relativeFrom="column">
+                  <wp:posOffset>726440</wp:posOffset>
+                </wp:positionH>
+                <wp:positionV relativeFrom="paragraph">
+                  <wp:posOffset>-276225</wp:posOffset>
+                </wp:positionV>
+                <wp:extent cx="4514850" cy="7229475"/>
+                <wp:effectExtent l="0" t="0" r="0" b="0"/>
+                <wp:wrapTopAndBottom/>
+                <wp:docPr id="29" name=""/>
+                <wp:cNvGraphicFramePr>
+                  <a:graphicFrameLocks xmlns:a="http://schemas.openxmlformats.org/drawingml/2006/main" noChangeAspect="1"/>
+                </wp:cNvGraphicFramePr>
+                <a:graphic xmlns:a="http://schemas.openxmlformats.org/drawingml/2006/main">
+                  <a:graphicData uri="http://schemas.openxmlformats.org/drawingml/2006/picture">
+                    <pic:pic xmlns:pic="http://schemas.openxmlformats.org/drawingml/2006/picture">
+                      <pic:nvPicPr>
+                        <pic:cNvPr id="1234329730" name=""/>
+                        <pic:cNvPicPr>
+                          <a:picLocks noChangeAspect="1"/>
+                        </pic:cNvPicPr>
+                        <pic:nvPr/>
+                      </pic:nvPicPr>
+                      <pic:blipFill>
+                        <a:blip r:embed="rId25"/>
+                        <a:stretch/>
+                      </pic:blipFill>
+                      <pic:spPr bwMode="auto">
+                        <a:xfrm>
+                          <a:off x="0" y="0"/>
+                          <a:ext cx="4514850" cy="7229475"/>
+                        </a:xfrm>
+                        <a:prstGeom prst="rect">
+                          <a:avLst/>
+                        </a:prstGeom>
+                      </pic:spPr>
+                    </pic:pic>
+                  </a:graphicData>
+                </a:graphic>
+              </wp:anchor>
+            </w:drawing>
+          </mc:Choice>
+          <mc:Fallback>
+            <w:pict>
+              <v:shapetype type="#_x0000_t75" o:spt="75" coordsize="21600,21600" o:preferrelative="t" path="m@4@5l@4@11@9@11@9@5xe">
+                <v:formulas>
+                  <v:f eqn="if lineDrawn pixelLineWidth 0"/>
+                  <v:f eqn="sum @0 1 0"/>
+                  <v:f eqn="sum 0 0 @1"/>
+                  <v:f eqn="prod @2 1 2"/>
+                  <v:f eqn="prod @3 21600 pixelWidth"/>
+                  <v:f eqn="prod @3 21600 pixelHeight"/>
+                  <v:f eqn="sum @0 0 1"/>
+                  <v:f eqn="prod @6 1 2"/>
+                  <v:f eqn="prod @7 21600 pixelWidth"/>
+                  <v:f eqn="sum @8 21600 0"/>
+                  <v:f eqn="prod @7 21600 pixelHeight"/>
+                  <v:f eqn="sum @10 21600 0"/>
+                </v:formulas>
+              </v:shapetype>
+              <v:shape id="_x0000_i28" o:spid="_x0000_s28" type="#_x0000_t75" style="position:absolute;z-index:251866112;o:allowoverlap:true;o:allowincell:true;mso-position-horizontal-relative:text;margin-left:57.20pt;mso-position-horizontal:absolute;mso-position-vertical-relative:text;margin-top:-21.75pt;mso-position-vertical:absolute;width:355.50pt;height:569.25pt;mso-wrap-distance-left:9.07pt;mso-wrap-distance-top:0.00pt;mso-wrap-distance-right:9.07pt;mso-wrap-distance-bottom:0.00pt;" stroked="false">
+                <v:path textboxrect="0,0,0,0"/>
+                <w10:wrap type="topAndBottom"/>
+                <v:imagedata r:id="rId25" o:title=""/>
+              </v:shape>
+            </w:pict>
+          </mc:Fallback>
+        </mc:AlternateContent>
+      </w:r>
+      <w:r>
+        <mc:AlternateContent>
+          <mc:Choice Requires="wpg">
+            <w:drawing>
+              <wp:anchor xmlns:wp="http://schemas.openxmlformats.org/drawingml/2006/wordprocessingDrawing" xmlns:wp14="http://schemas.microsoft.com/office/word/2010/wordprocessingDrawing" distT="0" distB="0" distL="114300" distR="114300" simplePos="0" relativeHeight="251706368" behindDoc="0" locked="0" layoutInCell="1" allowOverlap="1">
+                <wp:simplePos x="0" y="0"/>
+                <wp:positionH relativeFrom="margin">
+                  <wp:posOffset>1629240</wp:posOffset>
+                </wp:positionH>
+                <wp:positionV relativeFrom="paragraph">
+                  <wp:posOffset>6953250</wp:posOffset>
+                </wp:positionV>
+                <wp:extent cx="3185500" cy="362574"/>
+                <wp:effectExtent l="6350" t="6350" r="6350" b="6350"/>
+                <wp:wrapTopAndBottom/>
+                <wp:docPr id="30" name="Надпись 32"/>
+                <wp:cNvGraphicFramePr/>
+                <a:graphic xmlns:a="http://schemas.openxmlformats.org/drawingml/2006/main">
+                  <a:graphicData uri="http://schemas.microsoft.com/office/word/2010/wordprocessingShape">
+                    <wps:wsp>
+                      <wps:cNvPr id="0" name=""/>
+                      <wps:cNvSpPr txBox="1"/>
+                      <wps:spPr bwMode="auto">
+                        <a:xfrm rot="0" flipH="0" flipV="0">
+                          <a:off x="0" y="0"/>
+                          <a:ext cx="3185499" cy="362574"/>
+                        </a:xfrm>
+                        <a:prstGeom prst="rect">
+                          <a:avLst/>
+                        </a:prstGeom>
+                        <a:solidFill>
+                          <a:prstClr val="white"/>
+                        </a:solidFill>
+                        <a:ln>
+                          <a:noFill/>
+                        </a:ln>
+                      </wps:spPr>
+                      <wps:txbx>
+                        <w:txbxContent>
+                          <w:p>
+                            <w:pPr>
+                              <w:pStyle w:val="931"/>
+                              <w:ind w:firstLine="0"/>
+                              <w:spacing w:line="240" w:lineRule="auto"/>
+                              <w:rPr>
+                                <w:rFonts w:cs="Times New Roman"/>
+                                <w:b w:val="0"/>
+                                <w:bCs w:val="0"/>
+                                <w:i/>
+                                <w:iCs/>
+                                <w:color w:val="auto"/>
+                                <w:sz w:val="28"/>
+                                <w:szCs w:val="28"/>
+                              </w:rPr>
+                            </w:pPr>
+                            <w:r>
+                              <w:rPr>
+                                <w:b w:val="0"/>
+                                <w:bCs w:val="0"/>
+                                <w:color w:val="auto"/>
+                                <w:sz w:val="28"/>
+                                <w:szCs w:val="28"/>
+                              </w:rPr>
+                              <w:t xml:space="preserve">Рисунок 16</w:t>
+                            </w:r>
+                            <w:r>
+                              <w:rPr>
+                                <w:b w:val="0"/>
+                                <w:bCs w:val="0"/>
+                                <w:color w:val="auto"/>
+                                <w:sz w:val="28"/>
+                                <w:szCs w:val="28"/>
+                              </w:rPr>
+                              <w:t xml:space="preserve"> –</w:t>
+                            </w:r>
+                            <w:r>
+                              <w:rPr>
+                                <w:b w:val="0"/>
+                                <w:bCs w:val="0"/>
+                                <w:color w:val="auto"/>
+                                <w:sz w:val="28"/>
+                                <w:szCs w:val="28"/>
+                              </w:rPr>
+                              <w:t xml:space="preserve"> </w:t>
+                            </w:r>
+                            <w:r>
+                              <w:rPr>
+                                <w:b w:val="0"/>
+                                <w:bCs w:val="0"/>
+                                <w:color w:val="auto"/>
+                                <w:sz w:val="28"/>
+                                <w:szCs w:val="28"/>
+                              </w:rPr>
+                              <w:t xml:space="preserve">диаграмма развёртывания</w:t>
+                            </w:r>
+                            <w:r>
+                              <w:rPr>
+                                <w:rFonts w:cs="Times New Roman"/>
+                                <w:b w:val="0"/>
+                                <w:bCs w:val="0"/>
+                                <w:i/>
+                                <w:iCs/>
+                                <w:color w:val="auto"/>
+                                <w:sz w:val="28"/>
+                                <w:szCs w:val="28"/>
+                              </w:rPr>
+                            </w:r>
+                            <w:r>
+                              <w:rPr>
+                                <w:rFonts w:cs="Times New Roman"/>
+                                <w:b w:val="0"/>
+                                <w:bCs w:val="0"/>
+                                <w:i/>
+                                <w:iCs/>
+                                <w:color w:val="auto"/>
+                                <w:sz w:val="28"/>
+                                <w:szCs w:val="28"/>
+                              </w:rPr>
+                            </w:r>
+                          </w:p>
+                        </w:txbxContent>
+                      </wps:txbx>
+                      <wps:bodyPr rot="0" spcFirstLastPara="0" vertOverflow="overflow" horzOverflow="overflow" vert="horz" wrap="square" lIns="36000" tIns="36000" rIns="36000" bIns="36000" numCol="1" spcCol="0" rtlCol="0" fromWordArt="0" anchor="t" anchorCtr="0" forceAA="0" compatLnSpc="1">
+                        <a:prstTxWarp prst="textNoShape"/>
+                        <a:noAutofit/>
+                      </wps:bodyPr>
+                    </wps:wsp>
+                  </a:graphicData>
+                </a:graphic>
+              </wp:anchor>
+            </w:drawing>
+          </mc:Choice>
+          <mc:Fallback>
+            <w:pict>
+              <v:shape id="shape 29" o:spid="_x0000_s29" o:spt="202" type="#_x0000_t202" style="position:absolute;z-index:251706368;o:allowoverlap:true;o:allowincell:true;mso-position-horizontal-relative:margin;margin-left:128.29pt;mso-position-horizontal:absolute;mso-position-vertical-relative:text;margin-top:547.50pt;mso-position-vertical:absolute;width:250.83pt;height:28.55pt;mso-wrap-distance-left:9.00pt;mso-wrap-distance-top:0.00pt;mso-wrap-distance-right:9.00pt;mso-wrap-distance-bottom:0.00pt;rotation:0;v-text-anchor:top;visibility:visible;" fillcolor="#FFFFFF" stroked="f">
+                <w10:wrap type="topAndBottom"/>
+                <v:textbox inset="0,0,0,0">
+                  <w:txbxContent>
+                    <w:p>
+                      <w:pPr>
+                        <w:pStyle w:val="931"/>
+                        <w:ind w:firstLine="0"/>
+                        <w:spacing w:line="240" w:lineRule="auto"/>
+                        <w:rPr>
+                          <w:rFonts w:cs="Times New Roman"/>
+                          <w:b w:val="0"/>
+                          <w:bCs w:val="0"/>
+                          <w:i/>
+                          <w:iCs/>
+                          <w:color w:val="auto"/>
+                          <w:sz w:val="28"/>
+                          <w:szCs w:val="28"/>
+                        </w:rPr>
+                      </w:pPr>
+                      <w:r>
+                        <w:rPr>
+                          <w:b w:val="0"/>
+                          <w:bCs w:val="0"/>
+                          <w:color w:val="auto"/>
+                          <w:sz w:val="28"/>
+                          <w:szCs w:val="28"/>
+                        </w:rPr>
+                        <w:t xml:space="preserve">Рисунок 16</w:t>
+                      </w:r>
+                      <w:r>
+                        <w:rPr>
+                          <w:b w:val="0"/>
+                          <w:bCs w:val="0"/>
+                          <w:color w:val="auto"/>
+                          <w:sz w:val="28"/>
+                          <w:szCs w:val="28"/>
+                        </w:rPr>
+                        <w:t xml:space="preserve"> –</w:t>
+                      </w:r>
+                      <w:r>
+                        <w:rPr>
+                          <w:b w:val="0"/>
+                          <w:bCs w:val="0"/>
+                          <w:color w:val="auto"/>
+                          <w:sz w:val="28"/>
+                          <w:szCs w:val="28"/>
+                        </w:rPr>
+                        <w:t xml:space="preserve"> </w:t>
+                      </w:r>
+                      <w:r>
+                        <w:rPr>
+                          <w:b w:val="0"/>
+                          <w:bCs w:val="0"/>
+                          <w:color w:val="auto"/>
+                          <w:sz w:val="28"/>
+                          <w:szCs w:val="28"/>
+                        </w:rPr>
+                        <w:t xml:space="preserve">диаграмма развёртывания</w:t>
+                      </w:r>
+                      <w:r>
+                        <w:rPr>
+                          <w:rFonts w:cs="Times New Roman"/>
+                          <w:b w:val="0"/>
+                          <w:bCs w:val="0"/>
+                          <w:i/>
+                          <w:iCs/>
+                          <w:color w:val="auto"/>
+                          <w:sz w:val="28"/>
+                          <w:szCs w:val="28"/>
+                        </w:rPr>
+                      </w:r>
+                      <w:r>
+                        <w:rPr>
+                          <w:rFonts w:cs="Times New Roman"/>
+                          <w:b w:val="0"/>
+                          <w:bCs w:val="0"/>
+                          <w:i/>
+                          <w:iCs/>
+                          <w:color w:val="auto"/>
+                          <w:sz w:val="28"/>
+                          <w:szCs w:val="28"/>
+                        </w:rPr>
+                      </w:r>
+                    </w:p>
+                  </w:txbxContent>
+                </v:textbox>
+              </v:shape>
+            </w:pict>
+          </mc:Fallback>
+        </mc:AlternateContent>
+      </w:r>
+      <w:r/>
+      <w:r>
+        <w:rPr>
+          <w:highlight w:val="none"/>
+        </w:rPr>
+      </w:r>
+      <w:r>
+        <w:rPr>
+          <w:highlight w:val="none"/>
+        </w:rPr>
+      </w:r>
     </w:p>
     <w:p>
       <w:pPr>
@@ -15464,7 +15953,7 @@
                 <wp:extent cx="5940425" cy="4198701"/>
                 <wp:effectExtent l="0" t="0" r="0" b="0"/>
                 <wp:wrapTopAndBottom/>
-                <wp:docPr id="29" name=""/>
+                <wp:docPr id="31" name=""/>
                 <wp:cNvGraphicFramePr>
                   <a:graphicFrameLocks xmlns:a="http://schemas.openxmlformats.org/drawingml/2006/main" noChangeAspect="1"/>
                 </wp:cNvGraphicFramePr>
@@ -15479,7 +15968,7 @@
                         <pic:nvPr/>
                       </pic:nvPicPr>
                       <pic:blipFill>
-                        <a:blip r:embed="rId25"/>
+                        <a:blip r:embed="rId26"/>
                         <a:stretch/>
                       </pic:blipFill>
                       <pic:spPr bwMode="auto">
@@ -15515,10 +16004,10 @@
                   <v:f eqn="sum @10 21600 0"/>
                 </v:formulas>
               </v:shapetype>
-              <v:shape id="_x0000_i28" o:spid="_x0000_s28" type="#_x0000_t75" style="position:absolute;z-index:2048;o:allowoverlap:true;o:allowincell:true;mso-position-horizontal-relative:margin;margin-left:0.00pt;mso-position-horizontal:absolute;mso-position-vertical-relative:text;margin-top:27.64pt;mso-position-vertical:absolute;width:467.75pt;height:330.61pt;mso-wrap-distance-left:9.07pt;mso-wrap-distance-top:0.00pt;mso-wrap-distance-right:9.07pt;mso-wrap-distance-bottom:0.00pt;rotation:0;" stroked="false">
+              <v:shape id="_x0000_i30" o:spid="_x0000_s30" type="#_x0000_t75" style="position:absolute;z-index:2048;o:allowoverlap:true;o:allowincell:true;mso-position-horizontal-relative:margin;margin-left:0.00pt;mso-position-horizontal:absolute;mso-position-vertical-relative:text;margin-top:27.64pt;mso-position-vertical:absolute;width:467.75pt;height:330.61pt;mso-wrap-distance-left:9.07pt;mso-wrap-distance-top:0.00pt;mso-wrap-distance-right:9.07pt;mso-wrap-distance-bottom:0.00pt;rotation:0;" stroked="false">
                 <v:path textboxrect="0,0,0,0"/>
                 <w10:wrap type="topAndBottom"/>
-                <v:imagedata r:id="rId25" o:title=""/>
+                <v:imagedata r:id="rId26" o:title=""/>
               </v:shape>
             </w:pict>
           </mc:Fallback>
@@ -15547,7 +16036,7 @@
                 <wp:extent cx="4171950" cy="362574"/>
                 <wp:effectExtent l="6350" t="6350" r="6350" b="6350"/>
                 <wp:wrapTopAndBottom/>
-                <wp:docPr id="30" name="Надпись 32"/>
+                <wp:docPr id="32" name="Надпись 32"/>
                 <wp:cNvGraphicFramePr/>
                 <a:graphic xmlns:a="http://schemas.openxmlformats.org/drawingml/2006/main">
                   <a:graphicData uri="http://schemas.microsoft.com/office/word/2010/wordprocessingShape">
@@ -15666,7 +16155,7 @@
           </mc:Choice>
           <mc:Fallback>
             <w:pict>
-              <v:shape id="shape 29" o:spid="_x0000_s29" o:spt="202" type="#_x0000_t202" style="position:absolute;z-index:251706368;o:allowoverlap:true;o:allowincell:true;mso-position-horizontal-relative:margin;margin-left:79.28pt;mso-position-horizontal:absolute;mso-position-vertical-relative:text;margin-top:324.65pt;mso-position-vertical:absolute;width:328.50pt;height:28.55pt;mso-wrap-distance-left:9.00pt;mso-wrap-distance-top:0.00pt;mso-wrap-distance-right:9.00pt;mso-wrap-distance-bottom:0.00pt;rotation:0;v-text-anchor:top;visibility:visible;" fillcolor="#FFFFFF" stroked="f">
+              <v:shape id="shape 31" o:spid="_x0000_s31" o:spt="202" type="#_x0000_t202" style="position:absolute;z-index:251706368;o:allowoverlap:true;o:allowincell:true;mso-position-horizontal-relative:margin;margin-left:79.28pt;mso-position-horizontal:absolute;mso-position-vertical-relative:text;margin-top:324.65pt;mso-position-vertical:absolute;width:328.50pt;height:28.55pt;mso-wrap-distance-left:9.00pt;mso-wrap-distance-top:0.00pt;mso-wrap-distance-right:9.00pt;mso-wrap-distance-bottom:0.00pt;rotation:0;v-text-anchor:top;visibility:visible;" fillcolor="#FFFFFF" stroked="f">
                 <w10:wrap type="topAndBottom"/>
                 <v:textbox inset="0,0,0,0">
                   <w:txbxContent>

--- a/пп.docx
+++ b/пп.docx
@@ -11829,12 +11829,8 @@
       </w:r>
     </w:p>
     <w:p>
-      <w:r/>
-      <w:r/>
-    </w:p>
-    <w:p>
-      <w:pPr>
-        <w:ind w:left="0" w:firstLine="708"/>
+      <w:pPr>
+        <w:ind w:left="0" w:firstLine="0"/>
         <w:rPr>
           <w:highlight w:val="none"/>
         </w:rPr>
@@ -12148,18 +12144,6 @@
         </mc:AlternateContent>
       </w:r>
       <w:r>
-        <w:t xml:space="preserve">g</w:t>
-      </w:r>
-      <w:r>
-        <w:t xml:space="preserve">j</w:t>
-      </w:r>
-      <w:r>
-        <w:t xml:space="preserve">g</w:t>
-      </w:r>
-      <w:r>
-        <w:t xml:space="preserve">j</w:t>
-      </w:r>
-      <w:r>
         <w:rPr>
           <w:highlight w:val="none"/>
         </w:rPr>
@@ -13911,7 +13895,11 @@
           </mc:Fallback>
         </mc:AlternateContent>
       </w:r>
-      <w:r/>
+      <w:r>
+        <w:rPr>
+          <w:highlight w:val="none"/>
+        </w:rPr>
+      </w:r>
       <w:r>
         <w:rPr>
           <w:highlight w:val="none"/>
@@ -13935,6 +13923,11 @@
           <w:highlight w:val="none"/>
         </w:rPr>
       </w:r>
+      <w:r>
+        <w:rPr>
+          <w:highlight w:val="none"/>
+        </w:rPr>
+      </w:r>
     </w:p>
     <w:p>
       <w:r>
@@ -13948,26 +13941,7 @@
           <w:highlight w:val="none"/>
         </w:rPr>
       </w:r>
-      <w:r>
-        <w:rPr>
-          <w:highlight w:val="none"/>
-        </w:rPr>
-      </w:r>
-      <w:r>
-        <w:rPr>
-          <w:highlight w:val="none"/>
-        </w:rPr>
-      </w:r>
-      <w:r>
-        <w:rPr>
-          <w:highlight w:val="none"/>
-        </w:rPr>
-      </w:r>
-      <w:r>
-        <w:rPr>
-          <w:highlight w:val="none"/>
-        </w:rPr>
-      </w:r>
+      <w:r/>
     </w:p>
     <w:p>
       <w:r>
@@ -13987,28 +13961,20 @@
           <w:highlight w:val="none"/>
         </w:rPr>
       </w:r>
-      <w:r>
-        <w:rPr>
-          <w:highlight w:val="none"/>
-        </w:rPr>
-      </w:r>
-      <w:r>
-        <w:rPr>
-          <w:highlight w:val="none"/>
-        </w:rPr>
-      </w:r>
-      <w:r>
-        <w:rPr>
-          <w:highlight w:val="none"/>
-        </w:rPr>
-      </w:r>
+      <w:r/>
     </w:p>
     <w:p>
       <w:r>
         <w:rPr>
           <w:highlight w:val="none"/>
         </w:rPr>
-        <w:t xml:space="preserve">Сервер принимает данные и выполняет необходимые операции: идентифицирует поезд по полученному номеру метки, фиксирует событие прибытия и сохраняет информацию в базе данных (шаг 3 «Записать данные»). После обработки сервер передаёт результат на АРМ диспетчер</w:t>
+        <w:t xml:space="preserve">С</w:t>
+      </w:r>
+      <w:r>
+        <w:rPr>
+          <w:highlight w:val="none"/>
+        </w:rPr>
+        <w:t xml:space="preserve">ервер принимает данные и выполняет необходимые операции: идентифицирует поезд по полученному номеру метки, фиксирует событие прибытия и сохраняет информацию в базе данных (шаг 3 «Записать данные»). После обработки сервер передаёт результат на АРМ диспетчер</w:t>
       </w:r>
       <w:r>
         <w:rPr>
@@ -14021,21 +13987,7 @@
           <w:highlight w:val="none"/>
         </w:rPr>
       </w:r>
-      <w:r>
-        <w:rPr>
-          <w:highlight w:val="none"/>
-        </w:rPr>
-      </w:r>
-      <w:r>
-        <w:rPr>
-          <w:highlight w:val="none"/>
-        </w:rPr>
-      </w:r>
-      <w:r>
-        <w:rPr>
-          <w:highlight w:val="none"/>
-        </w:rPr>
-      </w:r>
+      <w:r/>
     </w:p>
     <w:p>
       <w:pPr>
@@ -14047,18 +13999,19 @@
         <w:rPr>
           <w:highlight w:val="none"/>
         </w:rPr>
-        <w:t xml:space="preserve">Таким образом, диаграмма коммуникации наглядно показывает все связи между компонентами системы и последовательность передачи данных. Взаимодействие между компонентами осуществляется по двум протоколам: MQTT (между антенной и сервером) и HTTPS (между серверо</w:t>
+        <w:t xml:space="preserve">Т</w:t>
+      </w:r>
+      <w:r>
+        <w:rPr>
+          <w:highlight w:val="none"/>
+        </w:rPr>
+        <w:t xml:space="preserve">аким образом, диаграмма коммуникации наглядно показывает все связи между компонентами системы и последовательность передачи данных. Взаимодействие между компонентами осуществляется по двум протоколам: MQTT (между антенной и сервером) и HTTPS (между серверо</w:t>
       </w:r>
       <w:r>
         <w:rPr>
           <w:highlight w:val="none"/>
         </w:rPr>
         <w:t xml:space="preserve">м и АРМ), что обеспечивает надёжность и безопасность информационного обмена.</w:t>
-      </w:r>
-      <w:r>
-        <w:rPr>
-          <w:highlight w:val="none"/>
-        </w:rPr>
       </w:r>
       <w:r>
         <w:rPr>
@@ -14072,7 +14025,6 @@
       </w:r>
     </w:p>
     <w:p>
-      <w:r/>
       <w:r/>
       <w:r/>
     </w:p>
@@ -14315,11 +14267,6 @@
         </mc:AlternateContent>
       </w:r>
       <w:r>
-        <w:rPr>
-          <w:highlight w:val="none"/>
-        </w:rPr>
-      </w:r>
-      <w:r>
         <mc:AlternateContent>
           <mc:Choice Requires="wpg">
             <w:drawing>
@@ -14394,7 +14341,11 @@
           </mc:Fallback>
         </mc:AlternateContent>
       </w:r>
-      <w:r/>
+      <w:r>
+        <w:rPr>
+          <w:highlight w:val="none"/>
+        </w:rPr>
+      </w:r>
       <w:r>
         <w:rPr>
           <w:highlight w:val="none"/>
@@ -14418,6 +14369,11 @@
           <w:highlight w:val="none"/>
         </w:rPr>
       </w:r>
+      <w:r>
+        <w:rPr>
+          <w:highlight w:val="none"/>
+        </w:rPr>
+      </w:r>
     </w:p>
     <w:p>
       <w:r>
@@ -14431,28 +14387,20 @@
           <w:highlight w:val="none"/>
         </w:rPr>
       </w:r>
-      <w:r>
-        <w:rPr>
-          <w:highlight w:val="none"/>
-        </w:rPr>
-      </w:r>
-      <w:r>
-        <w:rPr>
-          <w:highlight w:val="none"/>
-        </w:rPr>
-      </w:r>
-      <w:r>
-        <w:rPr>
-          <w:highlight w:val="none"/>
-        </w:rPr>
-      </w:r>
+      <w:r/>
     </w:p>
     <w:p>
       <w:r>
         <w:rPr>
           <w:highlight w:val="none"/>
         </w:rPr>
-        <w:t xml:space="preserve">АРМ диспетчера представляет собой веб-интерфейс, работающий в браузере на рабочем компьютере дежурного по станции. Он взаимодействует с серверным приложением по протоколу HTTPS, который обеспечивает защищённую передачу данных. Через этот канал АРМ получает </w:t>
+        <w:t xml:space="preserve">А</w:t>
+      </w:r>
+      <w:r>
+        <w:rPr>
+          <w:highlight w:val="none"/>
+        </w:rPr>
+        <w:t xml:space="preserve">РМ диспетчера представляет собой веб-интерфейс, работающий в браузере на рабочем компьютере дежурного по станции. Он взаимодействует с серверным приложением по протоколу HTTPS, который обеспечивает защищённую передачу данных. Через этот канал АРМ получает </w:t>
       </w:r>
       <w:r>
         <w:rPr>
@@ -14465,6 +14413,7 @@
           <w:highlight w:val="none"/>
         </w:rPr>
       </w:r>
+      <w:r/>
     </w:p>
     <w:p>
       <w:r>
@@ -14477,13 +14426,20 @@
           <w:highlight w:val="none"/>
         </w:rPr>
       </w:r>
+      <w:r/>
     </w:p>
     <w:p>
       <w:r>
         <w:rPr>
           <w:highlight w:val="none"/>
         </w:rPr>
-        <w:t xml:space="preserve">Серверное приложение реализовано на Django и является центральным элементом системы. Оно принимает данные от MQTT-брокера, обрабатывает их, выполняет идентификацию поездов по RFID-меткам и сохраняет события в базе данных. Для работы с хранилищем сервер испо</w:t>
+        <w:t xml:space="preserve">С</w:t>
+      </w:r>
+      <w:r>
+        <w:rPr>
+          <w:highlight w:val="none"/>
+        </w:rPr>
+        <w:t xml:space="preserve">ерверное приложение реализовано на Django и является центральным элементом системы. Оно принимает данные от MQTT-брокера, обрабатывает их, выполняет идентификацию поездов по RFID-меткам и сохраняет события в базе данных. Для работы с хранилищем сервер испо</w:t>
       </w:r>
       <w:r>
         <w:rPr>
@@ -14496,21 +14452,7 @@
           <w:highlight w:val="none"/>
         </w:rPr>
       </w:r>
-      <w:r>
-        <w:rPr>
-          <w:highlight w:val="none"/>
-        </w:rPr>
-      </w:r>
-      <w:r>
-        <w:rPr>
-          <w:highlight w:val="none"/>
-        </w:rPr>
-      </w:r>
-      <w:r>
-        <w:rPr>
-          <w:highlight w:val="none"/>
-        </w:rPr>
-      </w:r>
+      <w:r/>
     </w:p>
     <w:p>
       <w:r>
@@ -14524,28 +14466,20 @@
           <w:highlight w:val="none"/>
         </w:rPr>
       </w:r>
-      <w:r>
-        <w:rPr>
-          <w:highlight w:val="none"/>
-        </w:rPr>
-      </w:r>
-      <w:r>
-        <w:rPr>
-          <w:highlight w:val="none"/>
-        </w:rPr>
-      </w:r>
-      <w:r>
-        <w:rPr>
-          <w:highlight w:val="none"/>
-        </w:rPr>
-      </w:r>
+      <w:r/>
     </w:p>
     <w:p>
       <w:r>
         <w:rPr>
           <w:highlight w:val="none"/>
         </w:rPr>
-        <w:t xml:space="preserve">MQTT-брокер выступает в роли посредника для передачи сообщений между RFID-антенной и серверным приложением. Он принимает данные от антенны по протоколу MQTT и передаёт их серверу, который подписан на соответствующие топики. Это обеспечивает асинхронную и на</w:t>
+        <w:t xml:space="preserve">M</w:t>
+      </w:r>
+      <w:r>
+        <w:rPr>
+          <w:highlight w:val="none"/>
+        </w:rPr>
+        <w:t xml:space="preserve">QTT-брокер выступает в роли посредника для передачи сообщений между RFID-антенной и серверным приложением. Он принимает данные от антенны по протоколу MQTT и передаёт их серверу, который подписан на соответствующие топики. Это обеспечивает асинхронную и на</w:t>
       </w:r>
       <w:r>
         <w:rPr>
@@ -14558,28 +14492,20 @@
           <w:highlight w:val="none"/>
         </w:rPr>
       </w:r>
-      <w:r>
-        <w:rPr>
-          <w:highlight w:val="none"/>
-        </w:rPr>
-      </w:r>
-      <w:r>
-        <w:rPr>
-          <w:highlight w:val="none"/>
-        </w:rPr>
-      </w:r>
-      <w:r>
-        <w:rPr>
-          <w:highlight w:val="none"/>
-        </w:rPr>
-      </w:r>
+      <w:r/>
     </w:p>
     <w:p>
       <w:r>
         <w:rPr>
           <w:highlight w:val="none"/>
         </w:rPr>
-        <w:t xml:space="preserve">RFID-антенна, установленная в тоннеле перед станцией, считывает RFID-метки с проходящих поездов. Каждая метка закреплена на конкретном поезде и хранит уникальный идентификатор (tag_id). Антенна передаёт считанный код в MQTT-брокер по протоколу MQTT, инициир</w:t>
+        <w:t xml:space="preserve">R</w:t>
+      </w:r>
+      <w:r>
+        <w:rPr>
+          <w:highlight w:val="none"/>
+        </w:rPr>
+        <w:t xml:space="preserve">FID-антенна, установленная в тоннеле перед станцией, считывает RFID-метки с проходящих поездов. Каждая метка закреплена на конкретном поезде и хранит уникальный идентификатор (tag_id). Антенна передаёт считанный код в MQTT-брокер по протоколу MQTT, инициир</w:t>
       </w:r>
       <w:r>
         <w:rPr>
@@ -14592,21 +14518,7 @@
           <w:highlight w:val="none"/>
         </w:rPr>
       </w:r>
-      <w:r>
-        <w:rPr>
-          <w:highlight w:val="none"/>
-        </w:rPr>
-      </w:r>
-      <w:r>
-        <w:rPr>
-          <w:highlight w:val="none"/>
-        </w:rPr>
-      </w:r>
-      <w:r>
-        <w:rPr>
-          <w:highlight w:val="none"/>
-        </w:rPr>
-      </w:r>
+      <w:r/>
     </w:p>
     <w:p>
       <w:pPr>
@@ -14618,18 +14530,19 @@
         <w:rPr>
           <w:highlight w:val="none"/>
         </w:rPr>
-        <w:t xml:space="preserve">Таким образом, диаграмма компонентов наглядно показывает все связи между компонентами системы и используемые протоколы. Взаимодействие строится на трёх основных интерфейсах: MQTT (между антенной и брокером, а также между брокером и сервером), ORM (между сер</w:t>
+        <w:t xml:space="preserve">Т</w:t>
+      </w:r>
+      <w:r>
+        <w:rPr>
+          <w:highlight w:val="none"/>
+        </w:rPr>
+        <w:t xml:space="preserve">аким образом, диаграмма компонентов наглядно показывает все связи между компонентами системы и используемые протоколы. Взаимодействие строится на трёх основных интерфейсах: MQTT (между антенной и брокером, а также между брокером и сервером), ORM (между сер</w:t>
       </w:r>
       <w:r>
         <w:rPr>
           <w:highlight w:val="none"/>
         </w:rPr>
         <w:t xml:space="preserve">вером и базой данных) и HTTPS (между сервером и АРМ диспетчера). Это обеспечивает надёжность, масштабируемость и безопасность системы.</w:t>
-      </w:r>
-      <w:r>
-        <w:rPr>
-          <w:highlight w:val="none"/>
-        </w:rPr>
       </w:r>
       <w:r>
         <w:rPr>
@@ -14961,12 +14874,6 @@
           </mc:Fallback>
         </mc:AlternateContent>
       </w:r>
-      <w:r/>
-      <w:r>
-        <w:rPr>
-          <w:highlight w:val="none"/>
-        </w:rPr>
-      </w:r>
       <w:r>
         <w:rPr>
           <w:highlight w:val="none"/>
@@ -14984,9 +14891,32 @@
           <w:highlight w:val="none"/>
         </w:rPr>
       </w:pPr>
-      <w:r/>
       <w:r>
         <w:t xml:space="preserve">8) Диаграмма развёртывания.</w:t>
+      </w:r>
+      <w:r>
+        <w:rPr>
+          <w:highlight w:val="none"/>
+        </w:rPr>
+      </w:r>
+    </w:p>
+    <w:p>
+      <w:r>
+        <w:rPr>
+          <w:highlight w:val="none"/>
+        </w:rPr>
+        <w:t xml:space="preserve">Диаграмма компонентов отражает архитектуру системы и разделяет её на три логических уровня: внешние сервисы, серверная часть и клиентская часть. Каждый уровень содержит компоненты, выполняющие строго определённые функции, и взаимодействует с дру</w:t>
+      </w:r>
+      <w:r>
+        <w:rPr>
+          <w:highlight w:val="none"/>
+        </w:rPr>
+        <w:t xml:space="preserve">гими уровнями через стандартные протоколы и интерфейсы.</w:t>
+      </w:r>
+      <w:r>
+        <w:rPr>
+          <w:highlight w:val="none"/>
+        </w:rPr>
       </w:r>
       <w:r/>
     </w:p>
@@ -14995,131 +14925,114 @@
         <w:rPr>
           <w:highlight w:val="none"/>
         </w:rPr>
-        <w:t xml:space="preserve">Диаграмма компонентов отражает архитектуру системы и разделяет её на три логических уровня: внешние сервисы, серверная часть и клиентская часть. Каждый уровень содержит компоненты, выполняющие строго определённые функции, и взаимодействует с дру</w:t>
-      </w:r>
-      <w:r>
-        <w:rPr>
-          <w:highlight w:val="none"/>
-        </w:rPr>
-        <w:t xml:space="preserve">гими уровнями через стандартные протоколы и интерфейсы.</w:t>
-      </w:r>
-      <w:r>
-        <w:rPr>
-          <w:highlight w:val="none"/>
-        </w:rPr>
-      </w:r>
-      <w:r>
-        <w:rPr>
-          <w:highlight w:val="none"/>
-        </w:rPr>
-      </w:r>
-      <w:r>
-        <w:rPr>
-          <w:highlight w:val="none"/>
-        </w:rPr>
-      </w:r>
-      <w:r>
-        <w:rPr>
-          <w:highlight w:val="none"/>
-        </w:rPr>
-      </w:r>
+        <w:t xml:space="preserve">В</w:t>
+      </w:r>
+      <w:r>
+        <w:rPr>
+          <w:highlight w:val="none"/>
+        </w:rPr>
+        <w:t xml:space="preserve">нешние сервисы представлены компонентом «RFID-антенна», который является физическим устройством, установленным в тоннеле перед станцией. Антенна считывает RFID-метки с проходящих поездов и передаёт полученные идентификаторы в серверную часть системы. Кажда</w:t>
+      </w:r>
+      <w:r>
+        <w:rPr>
+          <w:highlight w:val="none"/>
+        </w:rPr>
+        <w:t xml:space="preserve">я метка закреплена на конкретном поезде и хранит уникальный код (tag_id), обеспечивающий идентификацию подвижного состава.</w:t>
+      </w:r>
+      <w:r>
+        <w:rPr>
+          <w:highlight w:val="none"/>
+        </w:rPr>
+      </w:r>
+      <w:r/>
     </w:p>
     <w:p>
       <w:r>
         <w:rPr>
           <w:highlight w:val="none"/>
         </w:rPr>
-        <w:t xml:space="preserve">Внешние сервисы представлены компонентом «RFID-антенна», который является физическим устройством, установленным в тоннеле перед станцией. Антенна считывает RFID-метки с проходящих поездов и передаёт полученные идентификаторы в серверную часть системы. Кажда</w:t>
-      </w:r>
-      <w:r>
-        <w:rPr>
-          <w:highlight w:val="none"/>
-        </w:rPr>
-        <w:t xml:space="preserve">я метка закреплена на конкретном поезде и хранит уникальный код (tag_id), обеспечивающий идентификацию подвижного состава.</w:t>
-      </w:r>
-      <w:r>
-        <w:rPr>
-          <w:highlight w:val="none"/>
-        </w:rPr>
-      </w:r>
-      <w:r>
-        <w:rPr>
-          <w:highlight w:val="none"/>
-        </w:rPr>
-      </w:r>
-      <w:r>
-        <w:rPr>
-          <w:highlight w:val="none"/>
-        </w:rPr>
-      </w:r>
-      <w:r>
-        <w:rPr>
-          <w:highlight w:val="none"/>
-        </w:rPr>
-      </w:r>
+        <w:t xml:space="preserve">С</w:t>
+      </w:r>
+      <w:r>
+        <w:rPr>
+          <w:highlight w:val="none"/>
+        </w:rPr>
+        <w:t xml:space="preserve">ерверная часть включает три основных компонента: MQTT-брокер, Django-приложение и базу данных. MQTT-брокер выступает в роли посредника для передачи сообщений: он принимает данные от RFID-антенны по протоколу MQTT и передаёт их Django-приложению, которое по</w:t>
+      </w:r>
+      <w:r>
+        <w:rPr>
+          <w:highlight w:val="none"/>
+        </w:rPr>
+        <w:t xml:space="preserve">д</w:t>
+      </w:r>
+      <w:r>
+        <w:rPr>
+          <w:highlight w:val="none"/>
+        </w:rPr>
+        <w:t xml:space="preserve">писано на соответствующие топики. Django-приложение является центральным элементом системы, реализующим всю бизнес-логику: оно обрабатывает полученные данные, идентифицирует поезда по RFID-меткам, фиксирует события прибытия и управляет справочниками. Для х</w:t>
+      </w:r>
+      <w:r>
+        <w:rPr>
+          <w:highlight w:val="none"/>
+        </w:rPr>
+        <w:t xml:space="preserve">ранения данных Django-приложение взаимодействует с базой данных через ORM (объектно-реляционное отображение). База данных хранит справочники поездов, RFID-меток и станций, а также журнал событий проходов.</w:t>
+      </w:r>
+      <w:r>
+        <w:rPr>
+          <w:highlight w:val="none"/>
+        </w:rPr>
+      </w:r>
+      <w:r/>
     </w:p>
     <w:p>
       <w:r>
         <w:rPr>
           <w:highlight w:val="none"/>
         </w:rPr>
-        <w:t xml:space="preserve">Серверная часть включает три основных компонента: MQTT-брокер, Django-приложение и базу данных. MQTT-брокер выступает в роли посредника для передачи сообщений: он принимает данные от RFID-антенны по протоколу MQTT и передаёт их Django-приложению, которое по</w:t>
-      </w:r>
-      <w:r>
-        <w:rPr>
-          <w:highlight w:val="none"/>
-        </w:rPr>
-        <w:t xml:space="preserve">дписано на соответствующие топики. Django-приложение является центральным элементом системы, реализующим всю бизнес-логику: оно обрабатывает полученные данные, идентифицирует поезда по RFID-меткам, фиксирует события прибытия и управляет справочниками. Для х</w:t>
-      </w:r>
-      <w:r>
-        <w:rPr>
-          <w:highlight w:val="none"/>
-        </w:rPr>
-        <w:t xml:space="preserve">ранения данных Django-приложение взаимодействует с базой данных через ORM (объектно-реляционное отображение). База данных хранит справочники поездов, RFID-меток и станций, а также журнал событий проходов.</w:t>
-      </w:r>
-      <w:r>
-        <w:rPr>
-          <w:highlight w:val="none"/>
-        </w:rPr>
-      </w:r>
-      <w:r>
-        <w:rPr>
-          <w:highlight w:val="none"/>
-        </w:rPr>
-      </w:r>
-      <w:r>
-        <w:rPr>
-          <w:highlight w:val="none"/>
-        </w:rPr>
-      </w:r>
-      <w:r>
-        <w:rPr>
-          <w:highlight w:val="none"/>
-        </w:rPr>
-      </w:r>
+        <w:t xml:space="preserve">К</w:t>
+      </w:r>
+      <w:r>
+        <w:rPr>
+          <w:highlight w:val="none"/>
+        </w:rPr>
+        <w:t xml:space="preserve">лиентская часть представлена компонентом «АРМ диспетчера», который представляет собой веб-интерфейс, открытый в браузере на рабочем компьютере дежурного по станции. Он взаимодействует с серверной частью по протоколу HTTPS, получая от неё информацию о прибы</w:t>
+      </w:r>
+      <w:r>
+        <w:rPr>
+          <w:highlight w:val="none"/>
+        </w:rPr>
+        <w:t xml:space="preserve">вающих поездах в формате JSON для отображения на экране с визуальным и звуковым оповещением.</w:t>
+      </w:r>
+      <w:r>
+        <w:rPr>
+          <w:highlight w:val="none"/>
+        </w:rPr>
+      </w:r>
+      <w:r/>
     </w:p>
     <w:p>
-      <w:r>
-        <w:rPr>
-          <w:highlight w:val="none"/>
-        </w:rPr>
-        <w:t xml:space="preserve">Клиентская часть представлена компонентом «АРМ диспетчера», который представляет собой веб-интерфейс, открытый в браузере на рабочем компьютере дежурного по станции. Он взаимодействует с серверной частью по протоколу HTTPS, получая от неё информацию о прибы</w:t>
-      </w:r>
-      <w:r>
-        <w:rPr>
-          <w:highlight w:val="none"/>
-        </w:rPr>
-        <w:t xml:space="preserve">вающих поездах в формате JSON для отображения на экране с визуальным и звуковым оповещением.</w:t>
-      </w:r>
-      <w:r>
-        <w:rPr>
-          <w:highlight w:val="none"/>
-        </w:rPr>
-      </w:r>
-      <w:r>
-        <w:rPr>
-          <w:highlight w:val="none"/>
-        </w:rPr>
+      <w:pPr>
+        <w:rPr>
+          <w:highlight w:val="none"/>
+        </w:rPr>
+      </w:pPr>
+      <w:r>
+        <w:rPr>
+          <w:highlight w:val="none"/>
+        </w:rPr>
+        <w:t xml:space="preserve">Т</w:t>
+      </w:r>
+      <w:r>
+        <w:rPr>
+          <w:highlight w:val="none"/>
+        </w:rPr>
+        <w:t xml:space="preserve">аким образом, диаграмма компонентов наглядно показывает трёхуровневую архитектуру системы, распределение функциональности по компонентам и способы их взаимодействия. Внешние сервисы обеспечивают сбор данных, серверная часть — их обработку и хранение, клиен</w:t>
+      </w:r>
+      <w:r>
+        <w:rPr>
+          <w:highlight w:val="none"/>
+        </w:rPr>
+        <w:t xml:space="preserve">тская часть — представление информации пользователю. Взаимодействие между уровнями строится на стандартных протоколах: MQTT (между антенной и сервером) и HTTPS (между сервером и АРМ), что обеспечивает надёжность, масштабируемость и безопасность системы.</w:t>
       </w:r>
       <w:r>
         <w:rPr>
@@ -15133,41 +15046,6 @@
       </w:r>
     </w:p>
     <w:p>
-      <w:pPr>
-        <w:rPr>
-          <w:highlight w:val="none"/>
-        </w:rPr>
-      </w:pPr>
-      <w:r>
-        <w:rPr>
-          <w:highlight w:val="none"/>
-        </w:rPr>
-        <w:t xml:space="preserve">Таким образом, диаграмма компонентов наглядно показывает трёхуровневую архитектуру системы, распределение функциональности по компонентам и способы их взаимодействия. Внешние сервисы обеспечивают сбор данных, серверная часть — их обработку и хранение, клиен</w:t>
-      </w:r>
-      <w:r>
-        <w:rPr>
-          <w:highlight w:val="none"/>
-        </w:rPr>
-        <w:t xml:space="preserve">тская часть — представление информации пользователю. Взаимодействие между уровнями строится на стандартных протоколах: MQTT (между антенной и сервером) и HTTPS (между сервером и АРМ), что обеспечивает надёжность, масштабируемость и безопасность системы.</w:t>
-      </w:r>
-      <w:r>
-        <w:rPr>
-          <w:highlight w:val="none"/>
-        </w:rPr>
-      </w:r>
-      <w:r>
-        <w:rPr>
-          <w:highlight w:val="none"/>
-        </w:rPr>
-      </w:r>
-      <w:r>
-        <w:rPr>
-          <w:highlight w:val="none"/>
-        </w:rPr>
-      </w:r>
-    </w:p>
-    <w:p>
-      <w:r/>
       <w:r/>
       <w:r/>
     </w:p>
@@ -15478,17 +15356,12 @@
           </mc:Fallback>
         </mc:AlternateContent>
       </w:r>
+      <w:r>
+        <w:rPr>
+          <w:highlight w:val="none"/>
+        </w:rPr>
+      </w:r>
       <w:r/>
-      <w:r>
-        <w:rPr>
-          <w:highlight w:val="none"/>
-        </w:rPr>
-      </w:r>
-      <w:r>
-        <w:rPr>
-          <w:highlight w:val="none"/>
-        </w:rPr>
-      </w:r>
     </w:p>
     <w:p>
       <w:pPr>
@@ -15497,12 +15370,6 @@
           <w:highlight w:val="none"/>
         </w:rPr>
       </w:pPr>
-      <w:r>
-        <w:rPr>
-          <w:highlight w:val="none"/>
-        </w:rPr>
-      </w:r>
-      <w:r/>
       <w:r>
         <w:rPr>
           <w:highlight w:val="none"/>

--- a/пп.docx
+++ b/пп.docx
@@ -14899,6 +14899,11 @@
           <w:highlight w:val="none"/>
         </w:rPr>
       </w:r>
+      <w:r>
+        <w:rPr>
+          <w:highlight w:val="none"/>
+        </w:rPr>
+      </w:r>
     </w:p>
     <w:p>
       <w:r>
@@ -15365,20 +15370,185 @@
     </w:p>
     <w:p>
       <w:pPr>
-        <w:pStyle w:val="880"/>
-        <w:rPr>
-          <w:highlight w:val="none"/>
-        </w:rPr>
-      </w:pPr>
-      <w:r>
-        <w:rPr>
-          <w:highlight w:val="none"/>
-        </w:rPr>
-      </w:r>
-      <w:r>
-        <w:rPr>
-          <w:highlight w:val="none"/>
-        </w:rPr>
+        <w:pStyle w:val="881"/>
+        <w:rPr>
+          <w:highlight w:val="none"/>
+        </w:rPr>
+      </w:pPr>
+      <w:r>
+        <w:rPr>
+          <w:highlight w:val="none"/>
+          <w:lang w:val="en-US"/>
+        </w:rPr>
+        <w:t xml:space="preserve">2</w:t>
+      </w:r>
+      <w:r>
+        <w:rPr>
+          <w:highlight w:val="none"/>
+          <w:lang w:val="en-US"/>
+        </w:rPr>
+        <w:t xml:space="preserve">.</w:t>
+      </w:r>
+      <w:r>
+        <w:rPr>
+          <w:highlight w:val="none"/>
+          <w:lang w:val="en-US"/>
+        </w:rPr>
+        <w:t xml:space="preserve">4</w:t>
+      </w:r>
+      <w:r>
+        <w:rPr>
+          <w:highlight w:val="none"/>
+          <w:lang w:val="en-US"/>
+        </w:rPr>
+        <w:t xml:space="preserve"> </w:t>
+      </w:r>
+      <w:r>
+        <w:rPr>
+          <w:highlight w:val="none"/>
+          <w:lang w:val="en-US"/>
+        </w:rPr>
+        <w:t xml:space="preserve">П</w:t>
+      </w:r>
+      <w:r>
+        <w:rPr>
+          <w:highlight w:val="none"/>
+          <w:lang w:val="en-US"/>
+        </w:rPr>
+        <w:t xml:space="preserve">о</w:t>
+      </w:r>
+      <w:r>
+        <w:rPr>
+          <w:highlight w:val="none"/>
+          <w:lang w:val="en-US"/>
+        </w:rPr>
+        <w:t xml:space="preserve">с</w:t>
+      </w:r>
+      <w:r>
+        <w:rPr>
+          <w:highlight w:val="none"/>
+          <w:lang w:val="en-US"/>
+        </w:rPr>
+        <w:t xml:space="preserve">т</w:t>
+      </w:r>
+      <w:r>
+        <w:rPr>
+          <w:highlight w:val="none"/>
+          <w:lang w:val="en-US"/>
+        </w:rPr>
+        <w:t xml:space="preserve">р</w:t>
+      </w:r>
+      <w:r>
+        <w:rPr>
+          <w:highlight w:val="none"/>
+          <w:lang w:val="en-US"/>
+        </w:rPr>
+        <w:t xml:space="preserve">о</w:t>
+      </w:r>
+      <w:r>
+        <w:rPr>
+          <w:highlight w:val="none"/>
+          <w:lang w:val="en-US"/>
+        </w:rPr>
+        <w:t xml:space="preserve">е</w:t>
+      </w:r>
+      <w:r>
+        <w:rPr>
+          <w:highlight w:val="none"/>
+          <w:lang w:val="en-US"/>
+        </w:rPr>
+        <w:t xml:space="preserve">н</w:t>
+      </w:r>
+      <w:r>
+        <w:rPr>
+          <w:highlight w:val="none"/>
+          <w:lang w:val="en-US"/>
+        </w:rPr>
+        <w:t xml:space="preserve">и</w:t>
+      </w:r>
+      <w:r>
+        <w:rPr>
+          <w:highlight w:val="none"/>
+          <w:lang w:val="en-US"/>
+        </w:rPr>
+        <w:t xml:space="preserve">е</w:t>
+      </w:r>
+      <w:r>
+        <w:rPr>
+          <w:highlight w:val="none"/>
+          <w:lang w:val="en-US"/>
+        </w:rPr>
+        <w:t xml:space="preserve"> ER-</w:t>
+      </w:r>
+      <w:r>
+        <w:rPr>
+          <w:highlight w:val="none"/>
+          <w:lang w:val="en-US"/>
+        </w:rPr>
+        <w:t xml:space="preserve">д</w:t>
+      </w:r>
+      <w:r>
+        <w:rPr>
+          <w:highlight w:val="none"/>
+          <w:lang w:val="en-US"/>
+        </w:rPr>
+        <w:t xml:space="preserve">и</w:t>
+      </w:r>
+      <w:r>
+        <w:rPr>
+          <w:highlight w:val="none"/>
+          <w:lang w:val="en-US"/>
+        </w:rPr>
+        <w:t xml:space="preserve">а</w:t>
+      </w:r>
+      <w:r>
+        <w:rPr>
+          <w:highlight w:val="none"/>
+          <w:lang w:val="en-US"/>
+        </w:rPr>
+        <w:t xml:space="preserve">г</w:t>
+      </w:r>
+      <w:r>
+        <w:rPr>
+          <w:highlight w:val="none"/>
+          <w:lang w:val="en-US"/>
+        </w:rPr>
+        <w:t xml:space="preserve">р</w:t>
+      </w:r>
+      <w:r>
+        <w:rPr>
+          <w:highlight w:val="none"/>
+          <w:lang w:val="en-US"/>
+        </w:rPr>
+        <w:t xml:space="preserve">а</w:t>
+      </w:r>
+      <w:r>
+        <w:rPr>
+          <w:highlight w:val="none"/>
+          <w:lang w:val="en-US"/>
+        </w:rPr>
+        <w:t xml:space="preserve">м</w:t>
+      </w:r>
+      <w:r>
+        <w:rPr>
+          <w:highlight w:val="none"/>
+          <w:lang w:val="en-US"/>
+        </w:rPr>
+        <w:t xml:space="preserve">м</w:t>
+      </w:r>
+      <w:r>
+        <w:rPr>
+          <w:highlight w:val="none"/>
+          <w:lang w:val="en-US"/>
+        </w:rPr>
+        <w:t xml:space="preserve">ы</w:t>
+      </w:r>
+      <w:r>
+        <w:rPr>
+          <w:highlight w:val="none"/>
+          <w:lang w:val="en-US"/>
+        </w:rPr>
+        <w:t xml:space="preserve">.</w:t>
       </w:r>
       <w:r>
         <w:rPr>
@@ -15387,178 +15557,2478 @@
       </w:r>
     </w:p>
     <w:p>
-      <w:pPr>
-        <w:pStyle w:val="880"/>
-        <w:rPr>
-          <w:highlight w:val="none"/>
-        </w:rPr>
-      </w:pPr>
-      <w:r>
-        <w:rPr>
-          <w:highlight w:val="none"/>
-        </w:rPr>
-      </w:r>
-      <w:r>
-        <w:rPr>
-          <w:highlight w:val="none"/>
-        </w:rPr>
-      </w:r>
-      <w:r>
-        <w:rPr>
-          <w:highlight w:val="none"/>
-        </w:rPr>
-      </w:r>
+      <w:r>
+        <w:t xml:space="preserve">Всего выделено пять сущностей. Первая сущность — Поезд. В неё входят такие атрибуты как: код поезда (первичный ключ, целочисленное значение), код пользователя (вторичный </w:t>
+      </w:r>
+      <w:r>
+        <w:t xml:space="preserve">ключ, целочисленное значение</w:t>
+      </w:r>
+      <w:r>
+        <w:t xml:space="preserve">), номер маршрута (целочисленное значение), количество вагонов (целочисленное значение), пункт отправки (текстовое значени</w:t>
+      </w:r>
+      <w:r>
+        <w:t xml:space="preserve">е), </w:t>
+      </w:r>
+      <w:r>
+        <w:t xml:space="preserve">пункт конечного назвначения (текстовое значени</w:t>
+      </w:r>
+      <w:r>
+        <w:t xml:space="preserve">е)</w:t>
+      </w:r>
+      <w:r/>
+      <w:r>
+        <w:t xml:space="preserve"> .</w:t>
+      </w:r>
+      <w:r/>
     </w:p>
     <w:p>
-      <w:pPr>
-        <w:pStyle w:val="880"/>
-        <w:rPr>
-          <w:highlight w:val="none"/>
-        </w:rPr>
-      </w:pPr>
-      <w:r>
-        <w:rPr>
-          <w:highlight w:val="none"/>
-        </w:rPr>
-      </w:r>
-      <w:r>
-        <w:rPr>
-          <w:highlight w:val="none"/>
-        </w:rPr>
-      </w:r>
-      <w:r>
-        <w:rPr>
-          <w:highlight w:val="none"/>
-        </w:rPr>
-      </w:r>
+      <w:r>
+        <w:t xml:space="preserve">Вторая сущность — RFID-метка. В неё входят такие атрибуты как: код метки (первичный ключ, целочисленное значение), идентификатор метки (текстовое значение), код поезда (вторичный ключ, целочисленное значение, уникальный),</w:t>
+      </w:r>
+      <w:r>
+        <w:t xml:space="preserve"> код пользователя (вторичный </w:t>
+      </w:r>
+      <w:r>
+        <w:t xml:space="preserve">ключ, целочисленное значение</w:t>
+      </w:r>
+      <w:r>
+        <w:t xml:space="preserve">)</w:t>
+      </w:r>
+      <w:r/>
+      <w:r>
+        <w:t xml:space="preserve">.</w:t>
+      </w:r>
+      <w:r/>
     </w:p>
     <w:p>
-      <w:pPr>
-        <w:pStyle w:val="880"/>
-        <w:rPr>
-          <w:highlight w:val="none"/>
-        </w:rPr>
-      </w:pPr>
-      <w:r>
-        <w:rPr>
-          <w:highlight w:val="none"/>
-        </w:rPr>
-      </w:r>
-      <w:r>
-        <w:rPr>
-          <w:highlight w:val="none"/>
-        </w:rPr>
-      </w:r>
-      <w:r>
-        <w:rPr>
-          <w:highlight w:val="none"/>
-        </w:rPr>
-      </w:r>
+      <w:r>
+        <w:t xml:space="preserve">Третья сущность — Станция: код станции (первичный ключ, целочисленное значение), название станции (текстовое значение, уникальное), </w:t>
+      </w:r>
+      <w:r>
+        <w:t xml:space="preserve"> код пользователя (вторичный </w:t>
+      </w:r>
+      <w:r>
+        <w:t xml:space="preserve">ключ, целочисленное значение</w:t>
+      </w:r>
+      <w:r>
+        <w:t xml:space="preserve">)</w:t>
+      </w:r>
+      <w:r/>
+      <w:r>
+        <w:t xml:space="preserve">.</w:t>
+      </w:r>
+      <w:r/>
     </w:p>
     <w:p>
-      <w:pPr>
-        <w:pStyle w:val="880"/>
-        <w:rPr>
-          <w:highlight w:val="none"/>
-        </w:rPr>
-      </w:pPr>
-      <w:r>
-        <w:rPr>
-          <w:highlight w:val="none"/>
-        </w:rPr>
-      </w:r>
-      <w:r>
-        <w:rPr>
-          <w:highlight w:val="none"/>
-        </w:rPr>
-      </w:r>
-      <w:r>
-        <w:rPr>
-          <w:highlight w:val="none"/>
-        </w:rPr>
-      </w:r>
+      <w:r>
+        <w:t xml:space="preserve">Четвёртая сущность — Событие прохода: код события (первичный ключ, целочисленное значение), код станции (вторичный ключ, целочисленное значение), код поезда (вторичный ключ, целочисленное значение, может быть пустым), код метки (вторичный ключ, целочисленно</w:t>
+      </w:r>
+      <w:r>
+        <w:t xml:space="preserve">е значение), </w:t>
+      </w:r>
+      <w:r>
+        <w:t xml:space="preserve">код пользователя (вторичный </w:t>
+      </w:r>
+      <w:r>
+        <w:t xml:space="preserve">ключ, целочисленное значение</w:t>
+      </w:r>
+      <w:r>
+        <w:t xml:space="preserve">), </w:t>
+      </w:r>
+      <w:r/>
+      <w:r>
+        <w:t xml:space="preserve">время прохождения (дата и время), статус события (текстовое значение).</w:t>
+      </w:r>
+      <w:r/>
     </w:p>
     <w:p>
       <w:pPr>
-        <w:pStyle w:val="880"/>
-        <w:rPr>
-          <w:highlight w:val="none"/>
-        </w:rPr>
-      </w:pPr>
-      <w:r>
-        <w:rPr>
-          <w:highlight w:val="none"/>
-        </w:rPr>
-      </w:r>
-      <w:r>
-        <w:rPr>
-          <w:highlight w:val="none"/>
-        </w:rPr>
-      </w:r>
-      <w:r>
-        <w:rPr>
-          <w:highlight w:val="none"/>
-        </w:rPr>
-      </w:r>
+        <w:rPr>
+          <w:highlight w:val="none"/>
+        </w:rPr>
+      </w:pPr>
+      <w:r>
+        <w:t xml:space="preserve">Пятая сущность — Пользователь: код пользователя (первичный ключ, целочисленное значение), логин (текстовое значение, уникальное), хеш пароля (текстовое значение), роль в системе (текстовое значение).</w:t>
+      </w:r>
+      <w:r/>
+      <w:r/>
     </w:p>
     <w:p>
       <w:pPr>
-        <w:pStyle w:val="880"/>
-        <w:rPr>
-          <w:highlight w:val="none"/>
-        </w:rPr>
-      </w:pPr>
-      <w:r>
-        <w:rPr>
-          <w:highlight w:val="none"/>
-        </w:rPr>
-      </w:r>
-      <w:r>
-        <w:rPr>
-          <w:highlight w:val="none"/>
-        </w:rPr>
-      </w:r>
-      <w:r>
-        <w:rPr>
+        <w:pStyle w:val="931"/>
+        <w:ind w:firstLine="0"/>
+        <w:keepNext/>
+        <w:spacing w:after="0" w:afterAutospacing="0"/>
+        <w:rPr>
+          <w:rFonts w:ascii="Times New Roman" w:hAnsi="Times New Roman" w:eastAsia="Times New Roman" w:cs="Times New Roman"/>
+          <w:b w:val="0"/>
+          <w:bCs w:val="0"/>
+          <w:i w:val="0"/>
+          <w:color w:val="auto"/>
+          <w:sz w:val="28"/>
+          <w:szCs w:val="28"/>
+          <w:highlight w:val="none"/>
+        </w:rPr>
+      </w:pPr>
+      <w:r>
+        <w:rPr>
+          <w:rFonts w:ascii="Times New Roman" w:hAnsi="Times New Roman" w:eastAsia="Times New Roman" w:cs="Times New Roman"/>
+          <w:b w:val="0"/>
+          <w:bCs w:val="0"/>
+          <w:i w:val="0"/>
+          <w:iCs w:val="0"/>
+          <w:color w:val="auto"/>
+          <w:sz w:val="28"/>
+          <w:szCs w:val="28"/>
+          <w:highlight w:val="none"/>
+        </w:rPr>
+      </w:r>
+      <w:r>
+        <w:rPr>
+          <w:rFonts w:ascii="Times New Roman" w:hAnsi="Times New Roman" w:eastAsia="Times New Roman" w:cs="Times New Roman"/>
+          <w:b w:val="0"/>
+          <w:bCs w:val="0"/>
+          <w:i w:val="0"/>
+          <w:iCs w:val="0"/>
+          <w:color w:val="auto"/>
+          <w:sz w:val="28"/>
+          <w:szCs w:val="28"/>
           <w:highlight w:val="none"/>
         </w:rPr>
       </w:r>
     </w:p>
     <w:p>
       <w:pPr>
-        <w:pStyle w:val="880"/>
-        <w:rPr>
-          <w:highlight w:val="none"/>
-        </w:rPr>
-      </w:pPr>
-      <w:r>
-        <w:rPr>
-          <w:highlight w:val="none"/>
-        </w:rPr>
-      </w:r>
-      <w:r>
-        <w:rPr>
-          <w:highlight w:val="none"/>
-        </w:rPr>
-      </w:r>
-      <w:r>
-        <w:rPr>
+        <w:pStyle w:val="931"/>
+        <w:ind w:firstLine="0"/>
+        <w:keepNext/>
+        <w:spacing w:after="0" w:afterAutospacing="0"/>
+        <w:rPr>
+          <w:rFonts w:ascii="Times New Roman" w:hAnsi="Times New Roman" w:eastAsia="Times New Roman" w:cs="Times New Roman"/>
+          <w:b w:val="0"/>
+          <w:bCs w:val="0"/>
+          <w:i w:val="0"/>
+          <w:iCs w:val="0"/>
+          <w:color w:val="auto"/>
+          <w:sz w:val="28"/>
+          <w:szCs w:val="28"/>
+          <w:highlight w:val="none"/>
+        </w:rPr>
+      </w:pPr>
+      <w:r>
+        <w:rPr>
+          <w:rFonts w:ascii="Times New Roman" w:hAnsi="Times New Roman" w:eastAsia="Times New Roman" w:cs="Times New Roman"/>
+          <w:b w:val="0"/>
+          <w:bCs w:val="0"/>
+          <w:i w:val="0"/>
+          <w:iCs w:val="0"/>
+          <w:color w:val="auto"/>
+          <w:sz w:val="28"/>
+          <w:szCs w:val="28"/>
+        </w:rPr>
+        <w:t xml:space="preserve">Таблица </w:t>
+      </w:r>
+      <w:r>
+        <w:rPr>
+          <w:rFonts w:ascii="Times New Roman" w:hAnsi="Times New Roman" w:eastAsia="Times New Roman" w:cs="Times New Roman"/>
+          <w:b w:val="0"/>
+          <w:bCs w:val="0"/>
+          <w:i w:val="0"/>
+          <w:iCs w:val="0"/>
+          <w:color w:val="auto"/>
+          <w:sz w:val="28"/>
+          <w:szCs w:val="28"/>
+        </w:rPr>
+        <w:fldChar w:fldCharType="begin"/>
+      </w:r>
+      <w:r>
+        <w:rPr>
+          <w:rFonts w:ascii="Times New Roman" w:hAnsi="Times New Roman" w:eastAsia="Times New Roman" w:cs="Times New Roman"/>
+          <w:b w:val="0"/>
+          <w:bCs w:val="0"/>
+          <w:i w:val="0"/>
+          <w:iCs w:val="0"/>
+          <w:color w:val="auto"/>
+          <w:sz w:val="28"/>
+          <w:szCs w:val="28"/>
+        </w:rPr>
+        <w:instrText xml:space="preserve"> SEQ Таблица \* ARABIC </w:instrText>
+      </w:r>
+      <w:r>
+        <w:rPr>
+          <w:rFonts w:ascii="Times New Roman" w:hAnsi="Times New Roman" w:eastAsia="Times New Roman" w:cs="Times New Roman"/>
+          <w:b w:val="0"/>
+          <w:bCs w:val="0"/>
+          <w:i w:val="0"/>
+          <w:iCs w:val="0"/>
+          <w:color w:val="auto"/>
+          <w:sz w:val="28"/>
+          <w:szCs w:val="28"/>
+        </w:rPr>
+        <w:fldChar w:fldCharType="separate"/>
+        <w:t xml:space="preserve">1</w:t>
+      </w:r>
+      <w:r>
+        <w:rPr>
+          <w:rFonts w:ascii="Times New Roman" w:hAnsi="Times New Roman" w:eastAsia="Times New Roman" w:cs="Times New Roman"/>
+          <w:b w:val="0"/>
+          <w:bCs w:val="0"/>
+          <w:i w:val="0"/>
+          <w:iCs w:val="0"/>
+          <w:color w:val="auto"/>
+          <w:sz w:val="28"/>
+          <w:szCs w:val="28"/>
+        </w:rPr>
+        <w:fldChar w:fldCharType="end"/>
+        <w:t xml:space="preserve"> </w:t>
+      </w:r>
+      <w:r>
+        <w:rPr>
+          <w:rFonts w:ascii="Times New Roman" w:hAnsi="Times New Roman" w:eastAsia="Times New Roman" w:cs="Times New Roman"/>
+          <w:b w:val="0"/>
+          <w:bCs w:val="0"/>
+          <w:color w:val="auto"/>
+          <w:sz w:val="28"/>
+          <w:szCs w:val="28"/>
+        </w:rPr>
+        <w:t xml:space="preserve">–</w:t>
+      </w:r>
+      <w:r>
+        <w:rPr>
+          <w:rFonts w:ascii="Times New Roman" w:hAnsi="Times New Roman" w:eastAsia="Times New Roman" w:cs="Times New Roman"/>
+          <w:b w:val="0"/>
+          <w:bCs w:val="0"/>
+          <w:color w:val="auto"/>
+          <w:sz w:val="28"/>
+          <w:szCs w:val="28"/>
+        </w:rPr>
+        <w:t xml:space="preserve"> атрибуты сущности поезд</w:t>
+      </w:r>
+      <w:r>
+        <w:rPr>
+          <w:highlight w:val="none"/>
+        </w:rPr>
+      </w:r>
+      <w:r>
+        <w:rPr>
+          <w:rFonts w:ascii="Times New Roman" w:hAnsi="Times New Roman" w:eastAsia="Times New Roman" w:cs="Times New Roman"/>
+          <w:b w:val="0"/>
+          <w:bCs w:val="0"/>
+          <w:i w:val="0"/>
+          <w:iCs w:val="0"/>
+          <w:color w:val="auto"/>
+          <w:sz w:val="28"/>
+          <w:szCs w:val="28"/>
+          <w:highlight w:val="none"/>
+        </w:rPr>
+      </w:r>
+    </w:p>
+    <w:tbl>
+      <w:tblPr>
+        <w:tblStyle w:val="1074"/>
+        <w:tblW w:w="0" w:type="auto"/>
+        <w:tblLook w:val="04A0" w:firstRow="1" w:lastRow="0" w:firstColumn="1" w:lastColumn="0" w:noHBand="0" w:noVBand="1"/>
+      </w:tblPr>
+      <w:tblGrid>
+        <w:gridCol w:w="2339"/>
+        <w:gridCol w:w="2339"/>
+        <w:gridCol w:w="2339"/>
+        <w:gridCol w:w="2339"/>
+      </w:tblGrid>
+      <w:tr>
+        <w:tblPrEx/>
+        <w:trPr/>
+        <w:tc>
+          <w:tcPr>
+            <w:tcW w:w="2339" w:type="dxa"/>
+            <w:textDirection w:val="lrTb"/>
+            <w:noWrap w:val="false"/>
+          </w:tcPr>
+          <w:p>
+            <w:pPr>
+              <w:ind w:firstLine="0"/>
+              <w:jc w:val="center"/>
+              <w:spacing w:line="240" w:lineRule="auto"/>
+              <w:rPr>
+                <w:b/>
+                <w:bCs/>
+                <w:sz w:val="24"/>
+                <w:szCs w:val="24"/>
+                <w:highlight w:val="none"/>
+              </w:rPr>
+              <w:suppressLineNumbers w:val="0"/>
+            </w:pPr>
+            <w:r>
+              <w:rPr>
+                <w:b/>
+                <w:bCs/>
+                <w:sz w:val="24"/>
+                <w:szCs w:val="24"/>
+                <w:highlight w:val="none"/>
+              </w:rPr>
+              <w:t xml:space="preserve">Атрибут</w:t>
+            </w:r>
+            <w:r>
+              <w:rPr>
+                <w:b/>
+                <w:bCs/>
+                <w:sz w:val="24"/>
+                <w:szCs w:val="24"/>
+                <w:highlight w:val="none"/>
+              </w:rPr>
+            </w:r>
+          </w:p>
+        </w:tc>
+        <w:tc>
+          <w:tcPr>
+            <w:tcW w:w="2339" w:type="dxa"/>
+            <w:textDirection w:val="lrTb"/>
+            <w:noWrap w:val="false"/>
+          </w:tcPr>
+          <w:p>
+            <w:pPr>
+              <w:ind w:firstLine="0"/>
+              <w:jc w:val="center"/>
+              <w:spacing w:line="240" w:lineRule="auto"/>
+              <w:rPr>
+                <w:b/>
+                <w:bCs/>
+                <w:sz w:val="24"/>
+                <w:szCs w:val="24"/>
+                <w:highlight w:val="none"/>
+              </w:rPr>
+              <w:suppressLineNumbers w:val="0"/>
+            </w:pPr>
+            <w:r>
+              <w:rPr>
+                <w:b/>
+                <w:bCs/>
+                <w:sz w:val="24"/>
+                <w:szCs w:val="24"/>
+                <w:highlight w:val="none"/>
+              </w:rPr>
+              <w:t xml:space="preserve">Тип данных</w:t>
+            </w:r>
+            <w:r>
+              <w:rPr>
+                <w:b/>
+                <w:bCs/>
+                <w:sz w:val="24"/>
+                <w:szCs w:val="24"/>
+                <w:highlight w:val="none"/>
+              </w:rPr>
+            </w:r>
+          </w:p>
+        </w:tc>
+        <w:tc>
+          <w:tcPr>
+            <w:tcW w:w="2339" w:type="dxa"/>
+            <w:textDirection w:val="lrTb"/>
+            <w:noWrap w:val="false"/>
+          </w:tcPr>
+          <w:p>
+            <w:pPr>
+              <w:ind w:firstLine="0"/>
+              <w:jc w:val="center"/>
+              <w:spacing w:line="240" w:lineRule="auto"/>
+              <w:rPr>
+                <w:b/>
+                <w:bCs/>
+                <w:sz w:val="24"/>
+                <w:szCs w:val="24"/>
+                <w:highlight w:val="none"/>
+              </w:rPr>
+              <w:suppressLineNumbers w:val="0"/>
+            </w:pPr>
+            <w:r>
+              <w:rPr>
+                <w:b/>
+                <w:bCs/>
+                <w:sz w:val="24"/>
+                <w:szCs w:val="24"/>
+                <w:highlight w:val="none"/>
+              </w:rPr>
+              <w:t xml:space="preserve">Ключ</w:t>
+            </w:r>
+            <w:r>
+              <w:rPr>
+                <w:b/>
+                <w:bCs/>
+                <w:sz w:val="24"/>
+                <w:szCs w:val="24"/>
+                <w:highlight w:val="none"/>
+              </w:rPr>
+            </w:r>
+          </w:p>
+        </w:tc>
+        <w:tc>
+          <w:tcPr>
+            <w:tcW w:w="2339" w:type="dxa"/>
+            <w:textDirection w:val="lrTb"/>
+            <w:noWrap w:val="false"/>
+          </w:tcPr>
+          <w:p>
+            <w:pPr>
+              <w:ind w:firstLine="0"/>
+              <w:jc w:val="center"/>
+              <w:spacing w:line="240" w:lineRule="auto"/>
+              <w:rPr>
+                <w:b/>
+                <w:bCs/>
+                <w:sz w:val="24"/>
+                <w:szCs w:val="24"/>
+                <w:highlight w:val="none"/>
+              </w:rPr>
+              <w:suppressLineNumbers w:val="0"/>
+            </w:pPr>
+            <w:r>
+              <w:rPr>
+                <w:b/>
+                <w:bCs/>
+                <w:sz w:val="24"/>
+                <w:szCs w:val="24"/>
+                <w:highlight w:val="none"/>
+              </w:rPr>
+              <w:t xml:space="preserve">Описание и ограничения</w:t>
+            </w:r>
+            <w:r>
+              <w:rPr>
+                <w:b/>
+                <w:bCs/>
+                <w:sz w:val="24"/>
+                <w:szCs w:val="24"/>
+                <w:highlight w:val="none"/>
+              </w:rPr>
+            </w:r>
+          </w:p>
+        </w:tc>
+      </w:tr>
+      <w:tr>
+        <w:tblPrEx/>
+        <w:trPr/>
+        <w:tc>
+          <w:tcPr>
+            <w:tcW w:w="2339" w:type="dxa"/>
+            <w:textDirection w:val="lrTb"/>
+            <w:noWrap w:val="false"/>
+          </w:tcPr>
+          <w:p>
+            <w:pPr>
+              <w:ind w:firstLine="0"/>
+              <w:jc w:val="left"/>
+              <w:spacing w:line="240" w:lineRule="auto"/>
+              <w:rPr>
+                <w:sz w:val="24"/>
+                <w:szCs w:val="24"/>
+              </w:rPr>
+              <w:suppressLineNumbers w:val="0"/>
+            </w:pPr>
+            <w:r>
+              <w:rPr>
+                <w:sz w:val="24"/>
+                <w:szCs w:val="24"/>
+              </w:rPr>
+              <w:t xml:space="preserve">код поезда</w:t>
+            </w:r>
+            <w:r>
+              <w:rPr>
+                <w:sz w:val="24"/>
+                <w:szCs w:val="24"/>
+              </w:rPr>
+            </w:r>
+            <w:r>
+              <w:rPr>
+                <w:sz w:val="24"/>
+                <w:szCs w:val="24"/>
+              </w:rPr>
+            </w:r>
+          </w:p>
+        </w:tc>
+        <w:tc>
+          <w:tcPr>
+            <w:tcW w:w="2339" w:type="dxa"/>
+            <w:textDirection w:val="lrTb"/>
+            <w:noWrap w:val="false"/>
+          </w:tcPr>
+          <w:p>
+            <w:pPr>
+              <w:ind w:firstLine="0"/>
+              <w:jc w:val="left"/>
+              <w:spacing w:line="240" w:lineRule="auto"/>
+              <w:rPr>
+                <w:sz w:val="24"/>
+                <w:szCs w:val="24"/>
+              </w:rPr>
+              <w:suppressLineNumbers w:val="0"/>
+            </w:pPr>
+            <w:r>
+              <w:rPr>
+                <w:sz w:val="24"/>
+                <w:szCs w:val="24"/>
+              </w:rPr>
+              <w:t xml:space="preserve">целое число</w:t>
+            </w:r>
+            <w:r>
+              <w:rPr>
+                <w:sz w:val="24"/>
+                <w:szCs w:val="24"/>
+              </w:rPr>
+            </w:r>
+            <w:r>
+              <w:rPr>
+                <w:sz w:val="24"/>
+                <w:szCs w:val="24"/>
+              </w:rPr>
+            </w:r>
+          </w:p>
+        </w:tc>
+        <w:tc>
+          <w:tcPr>
+            <w:tcW w:w="2339" w:type="dxa"/>
+            <w:textDirection w:val="lrTb"/>
+            <w:noWrap w:val="false"/>
+          </w:tcPr>
+          <w:p>
+            <w:pPr>
+              <w:ind w:firstLine="0"/>
+              <w:jc w:val="left"/>
+              <w:spacing w:line="240" w:lineRule="auto"/>
+              <w:rPr>
+                <w:sz w:val="24"/>
+                <w:szCs w:val="24"/>
+              </w:rPr>
+              <w:suppressLineNumbers w:val="0"/>
+            </w:pPr>
+            <w:r>
+              <w:rPr>
+                <w:sz w:val="24"/>
+                <w:szCs w:val="24"/>
+              </w:rPr>
+              <w:t xml:space="preserve">PK</w:t>
+            </w:r>
+            <w:r>
+              <w:rPr>
+                <w:sz w:val="24"/>
+                <w:szCs w:val="24"/>
+              </w:rPr>
+            </w:r>
+            <w:r>
+              <w:rPr>
+                <w:sz w:val="24"/>
+                <w:szCs w:val="24"/>
+              </w:rPr>
+            </w:r>
+          </w:p>
+        </w:tc>
+        <w:tc>
+          <w:tcPr>
+            <w:tcW w:w="2339" w:type="dxa"/>
+            <w:textDirection w:val="lrTb"/>
+            <w:noWrap w:val="false"/>
+          </w:tcPr>
+          <w:p>
+            <w:pPr>
+              <w:ind w:firstLine="0"/>
+              <w:jc w:val="left"/>
+              <w:spacing w:line="240" w:lineRule="auto"/>
+              <w:rPr>
+                <w:sz w:val="24"/>
+                <w:szCs w:val="24"/>
+              </w:rPr>
+              <w:suppressLineNumbers w:val="0"/>
+            </w:pPr>
+            <w:r>
+              <w:rPr>
+                <w:sz w:val="24"/>
+                <w:szCs w:val="24"/>
+              </w:rPr>
+              <w:t xml:space="preserve">Первичный ключ, автоинкремент</w:t>
+            </w:r>
+            <w:r>
+              <w:rPr>
+                <w:sz w:val="24"/>
+                <w:szCs w:val="24"/>
+              </w:rPr>
+            </w:r>
+            <w:r>
+              <w:rPr>
+                <w:sz w:val="24"/>
+                <w:szCs w:val="24"/>
+              </w:rPr>
+            </w:r>
+          </w:p>
+        </w:tc>
+      </w:tr>
+      <w:tr>
+        <w:tblPrEx/>
+        <w:trPr/>
+        <w:tc>
+          <w:tcPr>
+            <w:tcW w:w="2339" w:type="dxa"/>
+            <w:vMerge w:val="restart"/>
+            <w:textDirection w:val="lrTb"/>
+            <w:noWrap w:val="false"/>
+          </w:tcPr>
+          <w:p>
+            <w:pPr>
+              <w:ind w:firstLine="0"/>
+              <w:jc w:val="left"/>
+              <w:spacing w:line="240" w:lineRule="auto"/>
+              <w:rPr>
+                <w:sz w:val="24"/>
+                <w:szCs w:val="24"/>
+              </w:rPr>
+              <w:suppressLineNumbers w:val="0"/>
+            </w:pPr>
+            <w:r>
+              <w:rPr>
+                <w:sz w:val="24"/>
+                <w:szCs w:val="24"/>
+              </w:rPr>
+              <w:t xml:space="preserve">код пользователя</w:t>
+            </w:r>
+            <w:r>
+              <w:rPr>
+                <w:sz w:val="24"/>
+                <w:szCs w:val="24"/>
+              </w:rPr>
+            </w:r>
+          </w:p>
+        </w:tc>
+        <w:tc>
+          <w:tcPr>
+            <w:tcW w:w="2339" w:type="dxa"/>
+            <w:vMerge w:val="restart"/>
+            <w:textDirection w:val="lrTb"/>
+            <w:noWrap w:val="false"/>
+          </w:tcPr>
+          <w:p>
+            <w:pPr>
+              <w:ind w:firstLine="0"/>
+              <w:jc w:val="left"/>
+              <w:spacing w:line="240" w:lineRule="auto"/>
+              <w:rPr>
+                <w:sz w:val="24"/>
+                <w:szCs w:val="24"/>
+              </w:rPr>
+              <w:suppressLineNumbers w:val="0"/>
+            </w:pPr>
+            <w:r>
+              <w:rPr>
+                <w:sz w:val="24"/>
+                <w:szCs w:val="24"/>
+              </w:rPr>
+              <w:t xml:space="preserve">целое число</w:t>
+            </w:r>
+            <w:r>
+              <w:rPr>
+                <w:sz w:val="24"/>
+                <w:szCs w:val="24"/>
+              </w:rPr>
+            </w:r>
+          </w:p>
+        </w:tc>
+        <w:tc>
+          <w:tcPr>
+            <w:tcW w:w="2339" w:type="dxa"/>
+            <w:vMerge w:val="restart"/>
+            <w:textDirection w:val="lrTb"/>
+            <w:noWrap w:val="false"/>
+          </w:tcPr>
+          <w:p>
+            <w:pPr>
+              <w:ind w:firstLine="0"/>
+              <w:jc w:val="left"/>
+              <w:spacing w:line="240" w:lineRule="auto"/>
+              <w:rPr>
+                <w:sz w:val="24"/>
+                <w:szCs w:val="24"/>
+              </w:rPr>
+              <w:suppressLineNumbers w:val="0"/>
+            </w:pPr>
+            <w:r>
+              <w:rPr>
+                <w:sz w:val="24"/>
+                <w:szCs w:val="24"/>
+                <w:lang w:val="en-US"/>
+              </w:rPr>
+              <w:t xml:space="preserve">FK</w:t>
+            </w:r>
+            <w:r>
+              <w:rPr>
+                <w:sz w:val="24"/>
+                <w:szCs w:val="24"/>
+              </w:rPr>
+            </w:r>
+          </w:p>
+        </w:tc>
+        <w:tc>
+          <w:tcPr>
+            <w:tcW w:w="2339" w:type="dxa"/>
+            <w:vMerge w:val="restart"/>
+            <w:textDirection w:val="lrTb"/>
+            <w:noWrap w:val="false"/>
+          </w:tcPr>
+          <w:p>
+            <w:pPr>
+              <w:ind w:firstLine="0"/>
+              <w:jc w:val="left"/>
+              <w:spacing w:line="240" w:lineRule="auto"/>
+              <w:rPr>
+                <w:sz w:val="24"/>
+                <w:szCs w:val="24"/>
+              </w:rPr>
+              <w:suppressLineNumbers w:val="0"/>
+            </w:pPr>
+            <w:r>
+              <w:rPr>
+                <w:sz w:val="24"/>
+                <w:szCs w:val="24"/>
+              </w:rPr>
+            </w:r>
+            <w:r>
+              <w:rPr>
+                <w:sz w:val="24"/>
+                <w:szCs w:val="24"/>
+              </w:rPr>
+              <w:t xml:space="preserve">Связь с сущностью «Пользователь</w:t>
+            </w:r>
+            <w:r>
+              <w:rPr>
+                <w:sz w:val="24"/>
+                <w:szCs w:val="24"/>
+              </w:rPr>
+              <w:t xml:space="preserve">»; обеспечивает соответствие «один пользователь — управляет многими поездами»</w:t>
+            </w:r>
+            <w:r>
+              <w:rPr>
+                <w:sz w:val="24"/>
+                <w:szCs w:val="24"/>
+              </w:rPr>
+            </w:r>
+            <w:r>
+              <w:rPr>
+                <w:sz w:val="24"/>
+                <w:szCs w:val="24"/>
+              </w:rPr>
+            </w:r>
+          </w:p>
+        </w:tc>
+      </w:tr>
+      <w:tr>
+        <w:tblPrEx/>
+        <w:trPr/>
+        <w:tc>
+          <w:tcPr>
+            <w:tcW w:w="2339" w:type="dxa"/>
+            <w:textDirection w:val="lrTb"/>
+            <w:noWrap w:val="false"/>
+          </w:tcPr>
+          <w:p>
+            <w:pPr>
+              <w:ind w:firstLine="0"/>
+              <w:jc w:val="left"/>
+              <w:spacing w:line="240" w:lineRule="auto"/>
+              <w:rPr>
+                <w:sz w:val="24"/>
+                <w:szCs w:val="24"/>
+              </w:rPr>
+              <w:suppressLineNumbers w:val="0"/>
+            </w:pPr>
+            <w:r>
+              <w:rPr>
+                <w:sz w:val="24"/>
+                <w:szCs w:val="24"/>
+              </w:rPr>
+              <w:t xml:space="preserve">номер маршрута</w:t>
+            </w:r>
+            <w:r>
+              <w:rPr>
+                <w:sz w:val="24"/>
+                <w:szCs w:val="24"/>
+              </w:rPr>
+            </w:r>
+            <w:r>
+              <w:rPr>
+                <w:sz w:val="24"/>
+                <w:szCs w:val="24"/>
+              </w:rPr>
+            </w:r>
+          </w:p>
+        </w:tc>
+        <w:tc>
+          <w:tcPr>
+            <w:tcW w:w="2339" w:type="dxa"/>
+            <w:textDirection w:val="lrTb"/>
+            <w:noWrap w:val="false"/>
+          </w:tcPr>
+          <w:p>
+            <w:pPr>
+              <w:ind w:firstLine="0"/>
+              <w:jc w:val="left"/>
+              <w:spacing w:line="240" w:lineRule="auto"/>
+              <w:rPr>
+                <w:sz w:val="24"/>
+                <w:szCs w:val="24"/>
+              </w:rPr>
+              <w:suppressLineNumbers w:val="0"/>
+            </w:pPr>
+            <w:r>
+              <w:rPr>
+                <w:sz w:val="24"/>
+                <w:szCs w:val="24"/>
+              </w:rPr>
+              <w:t xml:space="preserve">целое число</w:t>
+            </w:r>
+            <w:r>
+              <w:rPr>
+                <w:sz w:val="24"/>
+                <w:szCs w:val="24"/>
+              </w:rPr>
+            </w:r>
+          </w:p>
+        </w:tc>
+        <w:tc>
+          <w:tcPr>
+            <w:tcW w:w="2339" w:type="dxa"/>
+            <w:textDirection w:val="lrTb"/>
+            <w:noWrap w:val="false"/>
+          </w:tcPr>
+          <w:p>
+            <w:pPr>
+              <w:ind w:firstLine="0"/>
+              <w:jc w:val="left"/>
+              <w:spacing w:line="240" w:lineRule="auto"/>
+              <w:rPr>
+                <w:sz w:val="24"/>
+                <w:szCs w:val="24"/>
+              </w:rPr>
+              <w:suppressLineNumbers w:val="0"/>
+            </w:pPr>
+            <w:r>
+              <w:rPr>
+                <w:sz w:val="24"/>
+                <w:szCs w:val="24"/>
+              </w:rPr>
+              <w:t xml:space="preserve">—</w:t>
+            </w:r>
+            <w:r>
+              <w:rPr>
+                <w:sz w:val="24"/>
+                <w:szCs w:val="24"/>
+              </w:rPr>
+            </w:r>
+            <w:r>
+              <w:rPr>
+                <w:sz w:val="24"/>
+                <w:szCs w:val="24"/>
+              </w:rPr>
+            </w:r>
+          </w:p>
+        </w:tc>
+        <w:tc>
+          <w:tcPr>
+            <w:tcW w:w="2339" w:type="dxa"/>
+            <w:textDirection w:val="lrTb"/>
+            <w:noWrap w:val="false"/>
+          </w:tcPr>
+          <w:p>
+            <w:pPr>
+              <w:ind w:firstLine="0"/>
+              <w:jc w:val="left"/>
+              <w:spacing w:line="240" w:lineRule="auto"/>
+              <w:rPr>
+                <w:sz w:val="24"/>
+                <w:szCs w:val="24"/>
+              </w:rPr>
+              <w:suppressLineNumbers w:val="0"/>
+            </w:pPr>
+            <w:r>
+              <w:rPr>
+                <w:sz w:val="24"/>
+                <w:szCs w:val="24"/>
+              </w:rPr>
+              <w:t xml:space="preserve">Используется при отображении на экране диспетчера</w:t>
+            </w:r>
+            <w:r>
+              <w:rPr>
+                <w:sz w:val="24"/>
+                <w:szCs w:val="24"/>
+              </w:rPr>
+            </w:r>
+            <w:r>
+              <w:rPr>
+                <w:sz w:val="24"/>
+                <w:szCs w:val="24"/>
+              </w:rPr>
+            </w:r>
+          </w:p>
+        </w:tc>
+      </w:tr>
+      <w:tr>
+        <w:tblPrEx/>
+        <w:trPr/>
+        <w:tc>
+          <w:tcPr>
+            <w:tcW w:w="2339" w:type="dxa"/>
+            <w:textDirection w:val="lrTb"/>
+            <w:noWrap w:val="false"/>
+          </w:tcPr>
+          <w:p>
+            <w:pPr>
+              <w:ind w:firstLine="0"/>
+              <w:jc w:val="left"/>
+              <w:spacing w:line="240" w:lineRule="auto"/>
+              <w:rPr>
+                <w:sz w:val="24"/>
+                <w:szCs w:val="24"/>
+              </w:rPr>
+              <w:suppressLineNumbers w:val="0"/>
+            </w:pPr>
+            <w:r>
+              <w:rPr>
+                <w:sz w:val="24"/>
+                <w:szCs w:val="24"/>
+              </w:rPr>
+              <w:t xml:space="preserve">количество вагонов</w:t>
+            </w:r>
+            <w:r>
+              <w:rPr>
+                <w:sz w:val="24"/>
+                <w:szCs w:val="24"/>
+              </w:rPr>
+            </w:r>
+          </w:p>
+        </w:tc>
+        <w:tc>
+          <w:tcPr>
+            <w:tcW w:w="2339" w:type="dxa"/>
+            <w:textDirection w:val="lrTb"/>
+            <w:noWrap w:val="false"/>
+          </w:tcPr>
+          <w:p>
+            <w:pPr>
+              <w:ind w:firstLine="0"/>
+              <w:jc w:val="left"/>
+              <w:spacing w:line="240" w:lineRule="auto"/>
+              <w:rPr>
+                <w:sz w:val="24"/>
+                <w:szCs w:val="24"/>
+              </w:rPr>
+              <w:suppressLineNumbers w:val="0"/>
+            </w:pPr>
+            <w:r>
+              <w:rPr>
+                <w:sz w:val="24"/>
+                <w:szCs w:val="24"/>
+              </w:rPr>
+              <w:t xml:space="preserve">целое число</w:t>
+            </w:r>
+            <w:r>
+              <w:rPr>
+                <w:sz w:val="24"/>
+                <w:szCs w:val="24"/>
+              </w:rPr>
+            </w:r>
+          </w:p>
+        </w:tc>
+        <w:tc>
+          <w:tcPr>
+            <w:tcW w:w="2339" w:type="dxa"/>
+            <w:textDirection w:val="lrTb"/>
+            <w:noWrap w:val="false"/>
+          </w:tcPr>
+          <w:p>
+            <w:pPr>
+              <w:ind w:firstLine="0"/>
+              <w:jc w:val="left"/>
+              <w:spacing w:line="240" w:lineRule="auto"/>
+              <w:rPr>
+                <w:sz w:val="24"/>
+                <w:szCs w:val="24"/>
+              </w:rPr>
+              <w:suppressLineNumbers w:val="0"/>
+            </w:pPr>
+            <w:r>
+              <w:rPr>
+                <w:sz w:val="24"/>
+                <w:szCs w:val="24"/>
+              </w:rPr>
+              <w:t xml:space="preserve">—</w:t>
+            </w:r>
+            <w:r>
+              <w:rPr>
+                <w:sz w:val="24"/>
+                <w:szCs w:val="24"/>
+              </w:rPr>
+            </w:r>
+            <w:r>
+              <w:rPr>
+                <w:sz w:val="24"/>
+                <w:szCs w:val="24"/>
+              </w:rPr>
+            </w:r>
+          </w:p>
+        </w:tc>
+        <w:tc>
+          <w:tcPr>
+            <w:tcW w:w="2339" w:type="dxa"/>
+            <w:textDirection w:val="lrTb"/>
+            <w:noWrap w:val="false"/>
+          </w:tcPr>
+          <w:p>
+            <w:pPr>
+              <w:ind w:firstLine="0"/>
+              <w:jc w:val="left"/>
+              <w:spacing w:line="240" w:lineRule="auto"/>
+              <w:rPr>
+                <w:sz w:val="24"/>
+                <w:szCs w:val="24"/>
+              </w:rPr>
+              <w:suppressLineNumbers w:val="0"/>
+            </w:pPr>
+            <w:r>
+              <w:rPr>
+                <w:sz w:val="24"/>
+                <w:szCs w:val="24"/>
+              </w:rPr>
+              <w:t xml:space="preserve">Справочное значение</w:t>
+            </w:r>
+            <w:r>
+              <w:rPr>
+                <w:sz w:val="24"/>
+                <w:szCs w:val="24"/>
+              </w:rPr>
+              <w:t xml:space="preserve">, заполняется администратором</w:t>
+            </w:r>
+            <w:r/>
+            <w:r>
+              <w:rPr>
+                <w:sz w:val="24"/>
+                <w:szCs w:val="24"/>
+              </w:rPr>
+            </w:r>
+            <w:r>
+              <w:rPr>
+                <w:sz w:val="24"/>
+                <w:szCs w:val="24"/>
+              </w:rPr>
+            </w:r>
+          </w:p>
+        </w:tc>
+      </w:tr>
+      <w:tr>
+        <w:tblPrEx/>
+        <w:trPr/>
+        <w:tc>
+          <w:tcPr>
+            <w:tcW w:w="2339" w:type="dxa"/>
+            <w:textDirection w:val="lrTb"/>
+            <w:noWrap w:val="false"/>
+          </w:tcPr>
+          <w:p>
+            <w:pPr>
+              <w:ind w:firstLine="0"/>
+              <w:jc w:val="left"/>
+              <w:spacing w:line="240" w:lineRule="auto"/>
+              <w:rPr>
+                <w:sz w:val="24"/>
+                <w:szCs w:val="24"/>
+              </w:rPr>
+              <w:suppressLineNumbers w:val="0"/>
+            </w:pPr>
+            <w:r>
+              <w:rPr>
+                <w:sz w:val="24"/>
+                <w:szCs w:val="24"/>
+              </w:rPr>
+              <w:t xml:space="preserve">пункт отправки</w:t>
+            </w:r>
+            <w:r>
+              <w:rPr>
+                <w:sz w:val="24"/>
+                <w:szCs w:val="24"/>
+              </w:rPr>
+            </w:r>
+          </w:p>
+        </w:tc>
+        <w:tc>
+          <w:tcPr>
+            <w:tcW w:w="2339" w:type="dxa"/>
+            <w:textDirection w:val="lrTb"/>
+            <w:noWrap w:val="false"/>
+          </w:tcPr>
+          <w:p>
+            <w:pPr>
+              <w:ind w:firstLine="0"/>
+              <w:jc w:val="left"/>
+              <w:spacing w:line="240" w:lineRule="auto"/>
+              <w:rPr>
+                <w:sz w:val="24"/>
+                <w:szCs w:val="24"/>
+              </w:rPr>
+              <w:suppressLineNumbers w:val="0"/>
+            </w:pPr>
+            <w:r>
+              <w:rPr>
+                <w:sz w:val="24"/>
+                <w:szCs w:val="24"/>
+              </w:rPr>
+              <w:t xml:space="preserve">строка</w:t>
+            </w:r>
+            <w:r>
+              <w:rPr>
+                <w:sz w:val="24"/>
+                <w:szCs w:val="24"/>
+              </w:rPr>
+            </w:r>
+            <w:r>
+              <w:rPr>
+                <w:sz w:val="24"/>
+                <w:szCs w:val="24"/>
+              </w:rPr>
+            </w:r>
+          </w:p>
+        </w:tc>
+        <w:tc>
+          <w:tcPr>
+            <w:tcW w:w="2339" w:type="dxa"/>
+            <w:textDirection w:val="lrTb"/>
+            <w:noWrap w:val="false"/>
+          </w:tcPr>
+          <w:p>
+            <w:pPr>
+              <w:ind w:firstLine="0"/>
+              <w:jc w:val="left"/>
+              <w:spacing w:line="240" w:lineRule="auto"/>
+              <w:rPr>
+                <w:sz w:val="24"/>
+                <w:szCs w:val="24"/>
+              </w:rPr>
+              <w:suppressLineNumbers w:val="0"/>
+            </w:pPr>
+            <w:r>
+              <w:rPr>
+                <w:sz w:val="24"/>
+                <w:szCs w:val="24"/>
+              </w:rPr>
+              <w:t xml:space="preserve">—</w:t>
+            </w:r>
+            <w:r>
+              <w:rPr>
+                <w:sz w:val="24"/>
+                <w:szCs w:val="24"/>
+              </w:rPr>
+            </w:r>
+            <w:r>
+              <w:rPr>
+                <w:sz w:val="24"/>
+                <w:szCs w:val="24"/>
+              </w:rPr>
+            </w:r>
+          </w:p>
+        </w:tc>
+        <w:tc>
+          <w:tcPr>
+            <w:tcW w:w="2339" w:type="dxa"/>
+            <w:textDirection w:val="lrTb"/>
+            <w:noWrap w:val="false"/>
+          </w:tcPr>
+          <w:p>
+            <w:pPr>
+              <w:ind w:firstLine="0"/>
+              <w:jc w:val="left"/>
+              <w:spacing w:line="240" w:lineRule="auto"/>
+              <w:rPr>
+                <w:sz w:val="24"/>
+                <w:szCs w:val="24"/>
+              </w:rPr>
+              <w:suppressLineNumbers w:val="0"/>
+            </w:pPr>
+            <w:r>
+              <w:rPr>
+                <w:sz w:val="24"/>
+                <w:szCs w:val="24"/>
+              </w:rPr>
+              <w:t xml:space="preserve">Справочное значение, заполняется администратором</w:t>
+            </w:r>
+            <w:r>
+              <w:rPr>
+                <w:sz w:val="24"/>
+                <w:szCs w:val="24"/>
+              </w:rPr>
+            </w:r>
+            <w:r>
+              <w:rPr>
+                <w:sz w:val="24"/>
+                <w:szCs w:val="24"/>
+              </w:rPr>
+            </w:r>
+          </w:p>
+        </w:tc>
+      </w:tr>
+      <w:tr>
+        <w:tblPrEx/>
+        <w:trPr/>
+        <w:tc>
+          <w:tcPr>
+            <w:tcW w:w="2339" w:type="dxa"/>
+            <w:vMerge w:val="restart"/>
+            <w:textDirection w:val="lrTb"/>
+            <w:noWrap w:val="false"/>
+          </w:tcPr>
+          <w:p>
+            <w:pPr>
+              <w:ind w:firstLine="0"/>
+              <w:jc w:val="left"/>
+              <w:spacing w:line="240" w:lineRule="auto"/>
+              <w:rPr>
+                <w:sz w:val="24"/>
+                <w:szCs w:val="24"/>
+              </w:rPr>
+              <w:suppressLineNumbers w:val="0"/>
+            </w:pPr>
+            <w:r>
+              <w:rPr>
+                <w:sz w:val="24"/>
+                <w:szCs w:val="24"/>
+              </w:rPr>
+              <w:t xml:space="preserve">пункт конечного прибытия</w:t>
+            </w:r>
+            <w:r>
+              <w:rPr>
+                <w:sz w:val="24"/>
+                <w:szCs w:val="24"/>
+              </w:rPr>
+            </w:r>
+            <w:r>
+              <w:rPr>
+                <w:sz w:val="24"/>
+                <w:szCs w:val="24"/>
+              </w:rPr>
+            </w:r>
+          </w:p>
+        </w:tc>
+        <w:tc>
+          <w:tcPr>
+            <w:tcW w:w="2339" w:type="dxa"/>
+            <w:vMerge w:val="restart"/>
+            <w:textDirection w:val="lrTb"/>
+            <w:noWrap w:val="false"/>
+          </w:tcPr>
+          <w:p>
+            <w:pPr>
+              <w:ind w:firstLine="0"/>
+              <w:jc w:val="left"/>
+              <w:spacing w:line="240" w:lineRule="auto"/>
+              <w:rPr>
+                <w:sz w:val="24"/>
+                <w:szCs w:val="24"/>
+              </w:rPr>
+              <w:suppressLineNumbers w:val="0"/>
+            </w:pPr>
+            <w:r>
+              <w:rPr>
+                <w:sz w:val="24"/>
+                <w:szCs w:val="24"/>
+              </w:rPr>
+              <w:t xml:space="preserve">строка</w:t>
+            </w:r>
+            <w:r>
+              <w:rPr>
+                <w:sz w:val="24"/>
+                <w:szCs w:val="24"/>
+              </w:rPr>
+            </w:r>
+            <w:r>
+              <w:rPr>
+                <w:sz w:val="24"/>
+                <w:szCs w:val="24"/>
+              </w:rPr>
+            </w:r>
+          </w:p>
+        </w:tc>
+        <w:tc>
+          <w:tcPr>
+            <w:tcW w:w="2339" w:type="dxa"/>
+            <w:vMerge w:val="restart"/>
+            <w:textDirection w:val="lrTb"/>
+            <w:noWrap w:val="false"/>
+          </w:tcPr>
+          <w:p>
+            <w:pPr>
+              <w:ind w:firstLine="0"/>
+              <w:jc w:val="left"/>
+              <w:spacing w:line="240" w:lineRule="auto"/>
+              <w:rPr>
+                <w:sz w:val="24"/>
+                <w:szCs w:val="24"/>
+              </w:rPr>
+              <w:suppressLineNumbers w:val="0"/>
+            </w:pPr>
+            <w:r>
+              <w:rPr>
+                <w:sz w:val="24"/>
+                <w:szCs w:val="24"/>
+              </w:rPr>
+              <w:t xml:space="preserve">—</w:t>
+            </w:r>
+            <w:r>
+              <w:rPr>
+                <w:sz w:val="24"/>
+                <w:szCs w:val="24"/>
+              </w:rPr>
+            </w:r>
+            <w:r>
+              <w:rPr>
+                <w:sz w:val="24"/>
+                <w:szCs w:val="24"/>
+              </w:rPr>
+            </w:r>
+          </w:p>
+        </w:tc>
+        <w:tc>
+          <w:tcPr>
+            <w:tcW w:w="2339" w:type="dxa"/>
+            <w:vMerge w:val="restart"/>
+            <w:textDirection w:val="lrTb"/>
+            <w:noWrap w:val="false"/>
+          </w:tcPr>
+          <w:p>
+            <w:pPr>
+              <w:ind w:firstLine="0"/>
+              <w:jc w:val="left"/>
+              <w:spacing w:line="240" w:lineRule="auto"/>
+              <w:rPr>
+                <w:sz w:val="24"/>
+                <w:szCs w:val="24"/>
+              </w:rPr>
+              <w:suppressLineNumbers w:val="0"/>
+            </w:pPr>
+            <w:r>
+              <w:rPr>
+                <w:sz w:val="24"/>
+                <w:szCs w:val="24"/>
+              </w:rPr>
+              <w:t xml:space="preserve">Справочное значение, заполняется администратором</w:t>
+            </w:r>
+            <w:r>
+              <w:rPr>
+                <w:sz w:val="24"/>
+                <w:szCs w:val="24"/>
+              </w:rPr>
+            </w:r>
+            <w:r>
+              <w:rPr>
+                <w:sz w:val="24"/>
+                <w:szCs w:val="24"/>
+              </w:rPr>
+            </w:r>
+          </w:p>
+        </w:tc>
+      </w:tr>
+    </w:tbl>
+    <w:p>
+      <w:pPr>
+        <w:pStyle w:val="931"/>
+        <w:ind w:firstLine="0"/>
+        <w:keepNext/>
+        <w:spacing w:after="0" w:afterAutospacing="0"/>
+        <w:rPr>
+          <w:rFonts w:ascii="Times New Roman" w:hAnsi="Times New Roman" w:eastAsia="Times New Roman" w:cs="Times New Roman"/>
+          <w:b w:val="0"/>
+          <w:bCs w:val="0"/>
+          <w:i w:val="0"/>
+          <w:color w:val="auto"/>
+          <w:sz w:val="28"/>
+          <w:szCs w:val="28"/>
+          <w:highlight w:val="none"/>
+        </w:rPr>
+      </w:pPr>
+      <w:r>
+        <w:rPr>
+          <w:rFonts w:ascii="Times New Roman" w:hAnsi="Times New Roman" w:eastAsia="Times New Roman" w:cs="Times New Roman"/>
+          <w:b w:val="0"/>
+          <w:bCs w:val="0"/>
+          <w:color w:val="auto"/>
+          <w:sz w:val="28"/>
+          <w:szCs w:val="28"/>
+          <w:highlight w:val="none"/>
+        </w:rPr>
+      </w:r>
+      <w:r>
+        <w:rPr>
+          <w:rFonts w:ascii="Times New Roman" w:hAnsi="Times New Roman" w:eastAsia="Times New Roman" w:cs="Times New Roman"/>
+          <w:b w:val="0"/>
+          <w:bCs w:val="0"/>
+          <w:color w:val="auto"/>
+          <w:sz w:val="28"/>
+          <w:szCs w:val="28"/>
           <w:highlight w:val="none"/>
         </w:rPr>
       </w:r>
     </w:p>
     <w:p>
       <w:pPr>
-        <w:pStyle w:val="880"/>
-        <w:rPr>
-          <w:highlight w:val="none"/>
-        </w:rPr>
-      </w:pPr>
-      <w:r>
-        <w:rPr>
-          <w:highlight w:val="none"/>
-        </w:rPr>
-      </w:r>
+        <w:pStyle w:val="931"/>
+        <w:ind w:firstLine="0"/>
+        <w:keepNext/>
+        <w:spacing w:after="0" w:afterAutospacing="0"/>
+        <w:rPr>
+          <w:rFonts w:ascii="Times New Roman" w:hAnsi="Times New Roman" w:eastAsia="Times New Roman" w:cs="Times New Roman"/>
+          <w:b w:val="0"/>
+          <w:bCs w:val="0"/>
+          <w:iCs w:val="0"/>
+          <w:color w:val="auto"/>
+          <w:sz w:val="28"/>
+          <w:szCs w:val="28"/>
+          <w:highlight w:val="none"/>
+        </w:rPr>
+      </w:pPr>
+      <w:r>
+        <w:rPr>
+          <w:rFonts w:ascii="Times New Roman" w:hAnsi="Times New Roman" w:eastAsia="Times New Roman" w:cs="Times New Roman"/>
+          <w:b w:val="0"/>
+          <w:bCs w:val="0"/>
+          <w:i w:val="0"/>
+          <w:iCs w:val="0"/>
+          <w:color w:val="auto"/>
+          <w:sz w:val="28"/>
+          <w:szCs w:val="28"/>
+        </w:rPr>
+        <w:t xml:space="preserve">Таблица </w:t>
+      </w:r>
+      <w:r>
+        <w:rPr>
+          <w:rFonts w:ascii="Times New Roman" w:hAnsi="Times New Roman" w:eastAsia="Times New Roman" w:cs="Times New Roman"/>
+          <w:b w:val="0"/>
+          <w:bCs w:val="0"/>
+          <w:i w:val="0"/>
+          <w:iCs w:val="0"/>
+          <w:color w:val="auto"/>
+          <w:sz w:val="28"/>
+          <w:szCs w:val="28"/>
+        </w:rPr>
+        <w:fldChar w:fldCharType="begin"/>
+      </w:r>
+      <w:r>
+        <w:rPr>
+          <w:rFonts w:ascii="Times New Roman" w:hAnsi="Times New Roman" w:eastAsia="Times New Roman" w:cs="Times New Roman"/>
+          <w:b w:val="0"/>
+          <w:bCs w:val="0"/>
+          <w:i w:val="0"/>
+          <w:iCs w:val="0"/>
+          <w:color w:val="auto"/>
+          <w:sz w:val="28"/>
+          <w:szCs w:val="28"/>
+        </w:rPr>
+        <w:instrText xml:space="preserve"> SEQ Таблица \* ARABIC </w:instrText>
+      </w:r>
+      <w:r>
+        <w:rPr>
+          <w:rFonts w:ascii="Times New Roman" w:hAnsi="Times New Roman" w:eastAsia="Times New Roman" w:cs="Times New Roman"/>
+          <w:b w:val="0"/>
+          <w:bCs w:val="0"/>
+          <w:i w:val="0"/>
+          <w:iCs w:val="0"/>
+          <w:color w:val="auto"/>
+          <w:sz w:val="28"/>
+          <w:szCs w:val="28"/>
+        </w:rPr>
+        <w:fldChar w:fldCharType="separate"/>
+      </w:r>
+      <w:r>
+        <w:rPr>
+          <w:rFonts w:ascii="Times New Roman" w:hAnsi="Times New Roman" w:eastAsia="Times New Roman" w:cs="Times New Roman"/>
+          <w:b w:val="0"/>
+          <w:bCs w:val="0"/>
+          <w:i w:val="0"/>
+          <w:iCs w:val="0"/>
+          <w:color w:val="auto"/>
+          <w:sz w:val="28"/>
+          <w:szCs w:val="28"/>
+        </w:rPr>
+        <w:t xml:space="preserve">2</w:t>
+      </w:r>
+      <w:r>
+        <w:rPr>
+          <w:rFonts w:ascii="Times New Roman" w:hAnsi="Times New Roman" w:eastAsia="Times New Roman" w:cs="Times New Roman"/>
+          <w:b w:val="0"/>
+          <w:bCs w:val="0"/>
+          <w:i w:val="0"/>
+          <w:iCs w:val="0"/>
+          <w:color w:val="auto"/>
+          <w:sz w:val="28"/>
+          <w:szCs w:val="28"/>
+        </w:rPr>
+        <w:fldChar w:fldCharType="end"/>
+        <w:t xml:space="preserve"> </w:t>
+      </w:r>
+      <w:r>
+        <w:rPr>
+          <w:rFonts w:ascii="Times New Roman" w:hAnsi="Times New Roman" w:eastAsia="Times New Roman" w:cs="Times New Roman"/>
+          <w:b w:val="0"/>
+          <w:bCs w:val="0"/>
+          <w:color w:val="auto"/>
+          <w:sz w:val="28"/>
+          <w:szCs w:val="28"/>
+        </w:rPr>
+        <w:t xml:space="preserve">–</w:t>
+      </w:r>
+      <w:r>
+        <w:rPr>
+          <w:rFonts w:ascii="Times New Roman" w:hAnsi="Times New Roman" w:eastAsia="Times New Roman" w:cs="Times New Roman"/>
+          <w:b w:val="0"/>
+          <w:bCs w:val="0"/>
+          <w:color w:val="auto"/>
+          <w:sz w:val="28"/>
+          <w:szCs w:val="28"/>
+        </w:rPr>
+        <w:t xml:space="preserve"> атрибуты сущности </w:t>
+      </w:r>
+      <w:r>
+        <w:rPr>
+          <w:rFonts w:ascii="Times New Roman" w:hAnsi="Times New Roman" w:eastAsia="Times New Roman" w:cs="Times New Roman"/>
+          <w:b w:val="0"/>
+          <w:bCs w:val="0"/>
+          <w:color w:val="auto"/>
+          <w:sz w:val="28"/>
+          <w:szCs w:val="28"/>
+        </w:rPr>
+        <w:t xml:space="preserve">R</w:t>
+      </w:r>
+      <w:r>
+        <w:rPr>
+          <w:rFonts w:ascii="Times New Roman" w:hAnsi="Times New Roman" w:eastAsia="Times New Roman" w:cs="Times New Roman"/>
+          <w:b w:val="0"/>
+          <w:bCs w:val="0"/>
+          <w:color w:val="auto"/>
+          <w:sz w:val="28"/>
+          <w:szCs w:val="28"/>
+        </w:rPr>
+        <w:t xml:space="preserve">I</w:t>
+      </w:r>
+      <w:r>
+        <w:rPr>
+          <w:rFonts w:ascii="Times New Roman" w:hAnsi="Times New Roman" w:eastAsia="Times New Roman" w:cs="Times New Roman"/>
+          <w:b w:val="0"/>
+          <w:bCs w:val="0"/>
+          <w:color w:val="auto"/>
+          <w:sz w:val="28"/>
+          <w:szCs w:val="28"/>
+        </w:rPr>
+        <w:t xml:space="preserve">F</w:t>
+      </w:r>
+      <w:r>
+        <w:rPr>
+          <w:rFonts w:ascii="Times New Roman" w:hAnsi="Times New Roman" w:eastAsia="Times New Roman" w:cs="Times New Roman"/>
+          <w:b w:val="0"/>
+          <w:bCs w:val="0"/>
+          <w:color w:val="auto"/>
+          <w:sz w:val="28"/>
+          <w:szCs w:val="28"/>
+        </w:rPr>
+        <w:t xml:space="preserve">D</w:t>
+      </w:r>
+      <w:r>
+        <w:rPr>
+          <w:rFonts w:ascii="Times New Roman" w:hAnsi="Times New Roman" w:eastAsia="Times New Roman" w:cs="Times New Roman"/>
+          <w:b w:val="0"/>
+          <w:bCs w:val="0"/>
+          <w:color w:val="auto"/>
+          <w:sz w:val="28"/>
+          <w:szCs w:val="28"/>
+        </w:rPr>
+        <w:t xml:space="preserve">-метки</w:t>
+      </w:r>
+      <w:r>
+        <w:rPr>
+          <w:rFonts w:ascii="Times New Roman" w:hAnsi="Times New Roman" w:eastAsia="Times New Roman" w:cs="Times New Roman"/>
+          <w:b w:val="0"/>
+          <w:bCs w:val="0"/>
+          <w:i w:val="0"/>
+          <w:iCs w:val="0"/>
+          <w:color w:val="auto"/>
+          <w:sz w:val="28"/>
+          <w:szCs w:val="28"/>
+          <w:highlight w:val="none"/>
+        </w:rPr>
+      </w:r>
+      <w:r>
+        <w:rPr>
+          <w:rFonts w:ascii="Times New Roman" w:hAnsi="Times New Roman" w:eastAsia="Times New Roman" w:cs="Times New Roman"/>
+          <w:b w:val="0"/>
+          <w:bCs w:val="0"/>
+          <w:i w:val="0"/>
+          <w:iCs w:val="0"/>
+          <w:color w:val="auto"/>
+          <w:sz w:val="28"/>
+          <w:szCs w:val="28"/>
+          <w:highlight w:val="none"/>
+        </w:rPr>
+      </w:r>
+    </w:p>
+    <w:tbl>
+      <w:tblPr>
+        <w:tblStyle w:val="1074"/>
+        <w:tblW w:w="0" w:type="auto"/>
+        <w:tblLook w:val="04A0" w:firstRow="1" w:lastRow="0" w:firstColumn="1" w:lastColumn="0" w:noHBand="0" w:noVBand="1"/>
+      </w:tblPr>
+      <w:tblGrid>
+        <w:gridCol w:w="2339"/>
+        <w:gridCol w:w="2339"/>
+        <w:gridCol w:w="2339"/>
+        <w:gridCol w:w="2339"/>
+      </w:tblGrid>
+      <w:tr>
+        <w:tblPrEx/>
+        <w:trPr/>
+        <w:tc>
+          <w:tcPr>
+            <w:tcW w:w="2339" w:type="dxa"/>
+            <w:textDirection w:val="lrTb"/>
+            <w:noWrap w:val="false"/>
+          </w:tcPr>
+          <w:p>
+            <w:pPr>
+              <w:ind w:firstLine="0"/>
+              <w:jc w:val="center"/>
+              <w:spacing w:line="240" w:lineRule="auto"/>
+              <w:rPr>
+                <w:b/>
+                <w:bCs/>
+                <w:sz w:val="24"/>
+                <w:szCs w:val="24"/>
+                <w:highlight w:val="none"/>
+              </w:rPr>
+              <w:suppressLineNumbers w:val="0"/>
+            </w:pPr>
+            <w:r>
+              <w:rPr>
+                <w:b/>
+                <w:bCs/>
+                <w:sz w:val="24"/>
+                <w:szCs w:val="24"/>
+                <w:highlight w:val="none"/>
+              </w:rPr>
+              <w:t xml:space="preserve">Атрибут</w:t>
+            </w:r>
+            <w:r>
+              <w:rPr>
+                <w:b/>
+                <w:bCs/>
+                <w:sz w:val="24"/>
+                <w:szCs w:val="24"/>
+                <w:highlight w:val="none"/>
+              </w:rPr>
+            </w:r>
+            <w:r>
+              <w:rPr>
+                <w:b/>
+                <w:bCs/>
+                <w:sz w:val="24"/>
+                <w:szCs w:val="24"/>
+                <w:highlight w:val="none"/>
+              </w:rPr>
+            </w:r>
+          </w:p>
+        </w:tc>
+        <w:tc>
+          <w:tcPr>
+            <w:tcW w:w="2339" w:type="dxa"/>
+            <w:textDirection w:val="lrTb"/>
+            <w:noWrap w:val="false"/>
+          </w:tcPr>
+          <w:p>
+            <w:pPr>
+              <w:ind w:firstLine="0"/>
+              <w:jc w:val="center"/>
+              <w:spacing w:line="240" w:lineRule="auto"/>
+              <w:rPr>
+                <w:b/>
+                <w:bCs/>
+                <w:sz w:val="24"/>
+                <w:szCs w:val="24"/>
+                <w:highlight w:val="none"/>
+              </w:rPr>
+              <w:suppressLineNumbers w:val="0"/>
+            </w:pPr>
+            <w:r>
+              <w:rPr>
+                <w:b/>
+                <w:bCs/>
+                <w:sz w:val="24"/>
+                <w:szCs w:val="24"/>
+                <w:highlight w:val="none"/>
+              </w:rPr>
+              <w:t xml:space="preserve">Тип данных</w:t>
+            </w:r>
+            <w:r>
+              <w:rPr>
+                <w:b/>
+                <w:bCs/>
+                <w:sz w:val="24"/>
+                <w:szCs w:val="24"/>
+                <w:highlight w:val="none"/>
+              </w:rPr>
+            </w:r>
+            <w:r>
+              <w:rPr>
+                <w:b/>
+                <w:bCs/>
+                <w:sz w:val="24"/>
+                <w:szCs w:val="24"/>
+                <w:highlight w:val="none"/>
+              </w:rPr>
+            </w:r>
+          </w:p>
+        </w:tc>
+        <w:tc>
+          <w:tcPr>
+            <w:tcW w:w="2339" w:type="dxa"/>
+            <w:textDirection w:val="lrTb"/>
+            <w:noWrap w:val="false"/>
+          </w:tcPr>
+          <w:p>
+            <w:pPr>
+              <w:ind w:firstLine="0"/>
+              <w:jc w:val="center"/>
+              <w:spacing w:line="240" w:lineRule="auto"/>
+              <w:rPr>
+                <w:b/>
+                <w:bCs/>
+                <w:sz w:val="24"/>
+                <w:szCs w:val="24"/>
+                <w:highlight w:val="none"/>
+              </w:rPr>
+              <w:suppressLineNumbers w:val="0"/>
+            </w:pPr>
+            <w:r>
+              <w:rPr>
+                <w:b/>
+                <w:bCs/>
+                <w:sz w:val="24"/>
+                <w:szCs w:val="24"/>
+                <w:highlight w:val="none"/>
+              </w:rPr>
+              <w:t xml:space="preserve">Ключ</w:t>
+            </w:r>
+            <w:r>
+              <w:rPr>
+                <w:b/>
+                <w:bCs/>
+                <w:sz w:val="24"/>
+                <w:szCs w:val="24"/>
+                <w:highlight w:val="none"/>
+              </w:rPr>
+            </w:r>
+            <w:r>
+              <w:rPr>
+                <w:b/>
+                <w:bCs/>
+                <w:sz w:val="24"/>
+                <w:szCs w:val="24"/>
+                <w:highlight w:val="none"/>
+              </w:rPr>
+            </w:r>
+          </w:p>
+        </w:tc>
+        <w:tc>
+          <w:tcPr>
+            <w:tcW w:w="2339" w:type="dxa"/>
+            <w:textDirection w:val="lrTb"/>
+            <w:noWrap w:val="false"/>
+          </w:tcPr>
+          <w:p>
+            <w:pPr>
+              <w:ind w:firstLine="0"/>
+              <w:jc w:val="center"/>
+              <w:spacing w:line="240" w:lineRule="auto"/>
+              <w:rPr>
+                <w:b/>
+                <w:bCs/>
+                <w:sz w:val="24"/>
+                <w:szCs w:val="24"/>
+                <w:highlight w:val="none"/>
+              </w:rPr>
+              <w:suppressLineNumbers w:val="0"/>
+            </w:pPr>
+            <w:r>
+              <w:rPr>
+                <w:b/>
+                <w:bCs/>
+                <w:sz w:val="24"/>
+                <w:szCs w:val="24"/>
+                <w:highlight w:val="none"/>
+              </w:rPr>
+              <w:t xml:space="preserve">Описание и ограничения</w:t>
+            </w:r>
+            <w:r>
+              <w:rPr>
+                <w:b/>
+                <w:bCs/>
+                <w:sz w:val="24"/>
+                <w:szCs w:val="24"/>
+                <w:highlight w:val="none"/>
+              </w:rPr>
+            </w:r>
+            <w:r>
+              <w:rPr>
+                <w:b/>
+                <w:bCs/>
+                <w:sz w:val="24"/>
+                <w:szCs w:val="24"/>
+                <w:highlight w:val="none"/>
+              </w:rPr>
+            </w:r>
+          </w:p>
+        </w:tc>
+      </w:tr>
+      <w:tr>
+        <w:tblPrEx/>
+        <w:trPr/>
+        <w:tc>
+          <w:tcPr>
+            <w:tcW w:w="2339" w:type="dxa"/>
+            <w:textDirection w:val="lrTb"/>
+            <w:noWrap w:val="false"/>
+          </w:tcPr>
+          <w:p>
+            <w:pPr>
+              <w:ind w:firstLine="0"/>
+              <w:jc w:val="left"/>
+              <w:spacing w:line="240" w:lineRule="auto"/>
+              <w:rPr>
+                <w:sz w:val="24"/>
+                <w:szCs w:val="24"/>
+              </w:rPr>
+              <w:suppressLineNumbers w:val="0"/>
+            </w:pPr>
+            <w:r>
+              <w:rPr>
+                <w:sz w:val="24"/>
+                <w:szCs w:val="24"/>
+              </w:rPr>
+              <w:t xml:space="preserve">код метки</w:t>
+            </w:r>
+            <w:r>
+              <w:rPr>
+                <w:sz w:val="24"/>
+                <w:szCs w:val="24"/>
+              </w:rPr>
+            </w:r>
+            <w:r>
+              <w:rPr>
+                <w:sz w:val="24"/>
+                <w:szCs w:val="24"/>
+              </w:rPr>
+            </w:r>
+          </w:p>
+        </w:tc>
+        <w:tc>
+          <w:tcPr>
+            <w:tcW w:w="2339" w:type="dxa"/>
+            <w:textDirection w:val="lrTb"/>
+            <w:noWrap w:val="false"/>
+          </w:tcPr>
+          <w:p>
+            <w:pPr>
+              <w:ind w:firstLine="0"/>
+              <w:jc w:val="left"/>
+              <w:spacing w:line="240" w:lineRule="auto"/>
+              <w:rPr>
+                <w:sz w:val="24"/>
+                <w:szCs w:val="24"/>
+              </w:rPr>
+              <w:suppressLineNumbers w:val="0"/>
+            </w:pPr>
+            <w:r>
+              <w:rPr>
+                <w:sz w:val="24"/>
+                <w:szCs w:val="24"/>
+              </w:rPr>
+              <w:t xml:space="preserve">целое число</w:t>
+            </w:r>
+            <w:r>
+              <w:rPr>
+                <w:sz w:val="24"/>
+                <w:szCs w:val="24"/>
+              </w:rPr>
+            </w:r>
+            <w:r>
+              <w:rPr>
+                <w:sz w:val="24"/>
+                <w:szCs w:val="24"/>
+              </w:rPr>
+            </w:r>
+          </w:p>
+        </w:tc>
+        <w:tc>
+          <w:tcPr>
+            <w:tcW w:w="2339" w:type="dxa"/>
+            <w:textDirection w:val="lrTb"/>
+            <w:noWrap w:val="false"/>
+          </w:tcPr>
+          <w:p>
+            <w:pPr>
+              <w:ind w:firstLine="0"/>
+              <w:jc w:val="left"/>
+              <w:spacing w:line="240" w:lineRule="auto"/>
+              <w:rPr>
+                <w:sz w:val="24"/>
+                <w:szCs w:val="24"/>
+              </w:rPr>
+              <w:suppressLineNumbers w:val="0"/>
+            </w:pPr>
+            <w:r>
+              <w:rPr>
+                <w:sz w:val="24"/>
+                <w:szCs w:val="24"/>
+              </w:rPr>
+              <w:t xml:space="preserve">PK</w:t>
+            </w:r>
+            <w:r>
+              <w:rPr>
+                <w:sz w:val="24"/>
+                <w:szCs w:val="24"/>
+              </w:rPr>
+            </w:r>
+            <w:r>
+              <w:rPr>
+                <w:sz w:val="24"/>
+                <w:szCs w:val="24"/>
+              </w:rPr>
+            </w:r>
+          </w:p>
+        </w:tc>
+        <w:tc>
+          <w:tcPr>
+            <w:tcW w:w="2339" w:type="dxa"/>
+            <w:textDirection w:val="lrTb"/>
+            <w:noWrap w:val="false"/>
+          </w:tcPr>
+          <w:p>
+            <w:pPr>
+              <w:ind w:firstLine="0"/>
+              <w:jc w:val="left"/>
+              <w:spacing w:line="240" w:lineRule="auto"/>
+              <w:rPr>
+                <w:sz w:val="24"/>
+                <w:szCs w:val="24"/>
+              </w:rPr>
+              <w:suppressLineNumbers w:val="0"/>
+            </w:pPr>
+            <w:r>
+              <w:rPr>
+                <w:sz w:val="24"/>
+                <w:szCs w:val="24"/>
+              </w:rPr>
+              <w:t xml:space="preserve">Первичный ключ, автоинкремент</w:t>
+            </w:r>
+            <w:r>
+              <w:rPr>
+                <w:sz w:val="24"/>
+                <w:szCs w:val="24"/>
+              </w:rPr>
+            </w:r>
+            <w:r>
+              <w:rPr>
+                <w:sz w:val="24"/>
+                <w:szCs w:val="24"/>
+              </w:rPr>
+            </w:r>
+          </w:p>
+        </w:tc>
+      </w:tr>
+      <w:tr>
+        <w:tblPrEx/>
+        <w:trPr/>
+        <w:tc>
+          <w:tcPr>
+            <w:tcW w:w="2339" w:type="dxa"/>
+            <w:textDirection w:val="lrTb"/>
+            <w:noWrap w:val="false"/>
+          </w:tcPr>
+          <w:p>
+            <w:pPr>
+              <w:ind w:firstLine="0"/>
+              <w:jc w:val="left"/>
+              <w:spacing w:line="240" w:lineRule="auto"/>
+              <w:rPr>
+                <w:sz w:val="24"/>
+                <w:szCs w:val="24"/>
+              </w:rPr>
+              <w:suppressLineNumbers w:val="0"/>
+            </w:pPr>
+            <w:r>
+              <w:rPr>
+                <w:sz w:val="24"/>
+                <w:szCs w:val="24"/>
+              </w:rPr>
+              <w:t xml:space="preserve">идентификатор метки</w:t>
+            </w:r>
+            <w:r>
+              <w:rPr>
+                <w:sz w:val="24"/>
+                <w:szCs w:val="24"/>
+              </w:rPr>
+            </w:r>
+            <w:r>
+              <w:rPr>
+                <w:sz w:val="24"/>
+                <w:szCs w:val="24"/>
+              </w:rPr>
+            </w:r>
+          </w:p>
+        </w:tc>
+        <w:tc>
+          <w:tcPr>
+            <w:tcW w:w="2339" w:type="dxa"/>
+            <w:textDirection w:val="lrTb"/>
+            <w:noWrap w:val="false"/>
+          </w:tcPr>
+          <w:p>
+            <w:pPr>
+              <w:ind w:firstLine="0"/>
+              <w:jc w:val="left"/>
+              <w:spacing w:line="240" w:lineRule="auto"/>
+              <w:rPr>
+                <w:sz w:val="24"/>
+                <w:szCs w:val="24"/>
+              </w:rPr>
+              <w:suppressLineNumbers w:val="0"/>
+            </w:pPr>
+            <w:r>
+              <w:rPr>
+                <w:sz w:val="24"/>
+                <w:szCs w:val="24"/>
+              </w:rPr>
+              <w:t xml:space="preserve">строка</w:t>
+            </w:r>
+            <w:r>
+              <w:rPr>
+                <w:sz w:val="24"/>
+                <w:szCs w:val="24"/>
+              </w:rPr>
+            </w:r>
+            <w:r>
+              <w:rPr>
+                <w:sz w:val="24"/>
+                <w:szCs w:val="24"/>
+              </w:rPr>
+            </w:r>
+          </w:p>
+        </w:tc>
+        <w:tc>
+          <w:tcPr>
+            <w:tcW w:w="2339" w:type="dxa"/>
+            <w:textDirection w:val="lrTb"/>
+            <w:noWrap w:val="false"/>
+          </w:tcPr>
+          <w:p>
+            <w:pPr>
+              <w:ind w:firstLine="0"/>
+              <w:jc w:val="left"/>
+              <w:spacing w:line="240" w:lineRule="auto"/>
+              <w:rPr>
+                <w:sz w:val="24"/>
+                <w:szCs w:val="24"/>
+              </w:rPr>
+              <w:suppressLineNumbers w:val="0"/>
+            </w:pPr>
+            <w:r>
+              <w:rPr>
+                <w:sz w:val="24"/>
+                <w:szCs w:val="24"/>
+              </w:rPr>
+              <w:t xml:space="preserve">—</w:t>
+            </w:r>
+            <w:r>
+              <w:rPr>
+                <w:sz w:val="24"/>
+                <w:szCs w:val="24"/>
+              </w:rPr>
+            </w:r>
+            <w:r>
+              <w:rPr>
+                <w:sz w:val="24"/>
+                <w:szCs w:val="24"/>
+              </w:rPr>
+            </w:r>
+          </w:p>
+        </w:tc>
+        <w:tc>
+          <w:tcPr>
+            <w:tcW w:w="2339" w:type="dxa"/>
+            <w:textDirection w:val="lrTb"/>
+            <w:noWrap w:val="false"/>
+          </w:tcPr>
+          <w:p>
+            <w:pPr>
+              <w:ind w:firstLine="0"/>
+              <w:jc w:val="left"/>
+              <w:spacing w:line="240" w:lineRule="auto"/>
+              <w:rPr>
+                <w:sz w:val="24"/>
+                <w:szCs w:val="24"/>
+              </w:rPr>
+              <w:suppressLineNumbers w:val="0"/>
+            </w:pPr>
+            <w:r>
+              <w:rPr>
+                <w:sz w:val="24"/>
+                <w:szCs w:val="24"/>
+              </w:rPr>
+              <w:t xml:space="preserve">Уникальное значение; передаётся считывателем в запросе на сервер</w:t>
+            </w:r>
+            <w:r>
+              <w:rPr>
+                <w:sz w:val="24"/>
+                <w:szCs w:val="24"/>
+              </w:rPr>
+            </w:r>
+            <w:r>
+              <w:rPr>
+                <w:sz w:val="24"/>
+                <w:szCs w:val="24"/>
+              </w:rPr>
+            </w:r>
+          </w:p>
+        </w:tc>
+      </w:tr>
+      <w:tr>
+        <w:tblPrEx/>
+        <w:trPr/>
+        <w:tc>
+          <w:tcPr>
+            <w:tcW w:w="2339" w:type="dxa"/>
+            <w:textDirection w:val="lrTb"/>
+            <w:noWrap w:val="false"/>
+          </w:tcPr>
+          <w:p>
+            <w:pPr>
+              <w:ind w:firstLine="0"/>
+              <w:jc w:val="left"/>
+              <w:spacing w:line="240" w:lineRule="auto"/>
+              <w:rPr>
+                <w:sz w:val="24"/>
+                <w:szCs w:val="24"/>
+              </w:rPr>
+              <w:suppressLineNumbers w:val="0"/>
+            </w:pPr>
+            <w:r>
+              <w:rPr>
+                <w:sz w:val="24"/>
+                <w:szCs w:val="24"/>
+              </w:rPr>
+              <w:t xml:space="preserve">код поезда</w:t>
+            </w:r>
+            <w:r>
+              <w:rPr>
+                <w:sz w:val="24"/>
+                <w:szCs w:val="24"/>
+              </w:rPr>
+            </w:r>
+            <w:r>
+              <w:rPr>
+                <w:sz w:val="24"/>
+                <w:szCs w:val="24"/>
+              </w:rPr>
+            </w:r>
+          </w:p>
+        </w:tc>
+        <w:tc>
+          <w:tcPr>
+            <w:tcW w:w="2339" w:type="dxa"/>
+            <w:textDirection w:val="lrTb"/>
+            <w:noWrap w:val="false"/>
+          </w:tcPr>
+          <w:p>
+            <w:pPr>
+              <w:ind w:firstLine="0"/>
+              <w:jc w:val="left"/>
+              <w:spacing w:line="240" w:lineRule="auto"/>
+              <w:rPr>
+                <w:sz w:val="24"/>
+                <w:szCs w:val="24"/>
+              </w:rPr>
+              <w:suppressLineNumbers w:val="0"/>
+            </w:pPr>
+            <w:r>
+              <w:rPr>
+                <w:sz w:val="24"/>
+                <w:szCs w:val="24"/>
+              </w:rPr>
+              <w:t xml:space="preserve">целое число</w:t>
+            </w:r>
+            <w:r>
+              <w:rPr>
+                <w:sz w:val="24"/>
+                <w:szCs w:val="24"/>
+              </w:rPr>
+            </w:r>
+            <w:r>
+              <w:rPr>
+                <w:sz w:val="24"/>
+                <w:szCs w:val="24"/>
+              </w:rPr>
+            </w:r>
+          </w:p>
+        </w:tc>
+        <w:tc>
+          <w:tcPr>
+            <w:tcW w:w="2339" w:type="dxa"/>
+            <w:textDirection w:val="lrTb"/>
+            <w:noWrap w:val="false"/>
+          </w:tcPr>
+          <w:p>
+            <w:pPr>
+              <w:ind w:firstLine="0"/>
+              <w:jc w:val="left"/>
+              <w:spacing w:line="240" w:lineRule="auto"/>
+              <w:rPr>
+                <w:sz w:val="24"/>
+                <w:szCs w:val="24"/>
+              </w:rPr>
+              <w:suppressLineNumbers w:val="0"/>
+            </w:pPr>
+            <w:r>
+              <w:rPr>
+                <w:sz w:val="24"/>
+                <w:szCs w:val="24"/>
+              </w:rPr>
+              <w:t xml:space="preserve">FK (уник.)</w:t>
+            </w:r>
+            <w:r>
+              <w:rPr>
+                <w:sz w:val="24"/>
+                <w:szCs w:val="24"/>
+              </w:rPr>
+            </w:r>
+            <w:r>
+              <w:rPr>
+                <w:sz w:val="24"/>
+                <w:szCs w:val="24"/>
+              </w:rPr>
+            </w:r>
+          </w:p>
+        </w:tc>
+        <w:tc>
+          <w:tcPr>
+            <w:tcW w:w="2339" w:type="dxa"/>
+            <w:textDirection w:val="lrTb"/>
+            <w:noWrap w:val="false"/>
+          </w:tcPr>
+          <w:p>
+            <w:pPr>
+              <w:ind w:firstLine="0"/>
+              <w:jc w:val="left"/>
+              <w:spacing w:line="240" w:lineRule="auto"/>
+              <w:rPr>
+                <w:sz w:val="24"/>
+                <w:szCs w:val="24"/>
+              </w:rPr>
+              <w:suppressLineNumbers w:val="0"/>
+            </w:pPr>
+            <w:r>
+              <w:rPr>
+                <w:sz w:val="24"/>
+                <w:szCs w:val="24"/>
+              </w:rPr>
+              <w:t xml:space="preserve">Связь с сущностью «Поезд»; обеспечивает соответствие «одна метка — один поезд»</w:t>
+            </w:r>
+            <w:r>
+              <w:rPr>
+                <w:sz w:val="24"/>
+                <w:szCs w:val="24"/>
+              </w:rPr>
+            </w:r>
+            <w:r>
+              <w:rPr>
+                <w:sz w:val="24"/>
+                <w:szCs w:val="24"/>
+              </w:rPr>
+            </w:r>
+          </w:p>
+        </w:tc>
+      </w:tr>
+      <w:tr>
+        <w:tblPrEx/>
+        <w:trPr/>
+        <w:tc>
+          <w:tcPr>
+            <w:tcW w:w="2339" w:type="dxa"/>
+            <w:textDirection w:val="lrTb"/>
+            <w:noWrap w:val="false"/>
+          </w:tcPr>
+          <w:p>
+            <w:pPr>
+              <w:ind w:firstLine="0"/>
+              <w:jc w:val="left"/>
+              <w:spacing w:line="240" w:lineRule="auto"/>
+              <w:rPr>
+                <w:sz w:val="24"/>
+                <w:szCs w:val="24"/>
+              </w:rPr>
+              <w:suppressLineNumbers w:val="0"/>
+            </w:pPr>
+            <w:r>
+              <w:rPr>
+                <w:sz w:val="24"/>
+                <w:szCs w:val="24"/>
+              </w:rPr>
+              <w:t xml:space="preserve">код пользователя</w:t>
+            </w:r>
+            <w:r>
+              <w:rPr>
+                <w:sz w:val="24"/>
+                <w:szCs w:val="24"/>
+              </w:rPr>
+            </w:r>
+            <w:r>
+              <w:rPr>
+                <w:sz w:val="24"/>
+                <w:szCs w:val="24"/>
+              </w:rPr>
+            </w:r>
+          </w:p>
+        </w:tc>
+        <w:tc>
+          <w:tcPr>
+            <w:tcW w:w="2339" w:type="dxa"/>
+            <w:textDirection w:val="lrTb"/>
+            <w:noWrap w:val="false"/>
+          </w:tcPr>
+          <w:p>
+            <w:pPr>
+              <w:ind w:firstLine="0"/>
+              <w:jc w:val="left"/>
+              <w:spacing w:line="240" w:lineRule="auto"/>
+              <w:rPr>
+                <w:sz w:val="24"/>
+                <w:szCs w:val="24"/>
+              </w:rPr>
+              <w:suppressLineNumbers w:val="0"/>
+            </w:pPr>
+            <w:r>
+              <w:rPr>
+                <w:sz w:val="24"/>
+                <w:szCs w:val="24"/>
+              </w:rPr>
+              <w:t xml:space="preserve">целое число</w:t>
+            </w:r>
+            <w:r>
+              <w:rPr>
+                <w:sz w:val="24"/>
+                <w:szCs w:val="24"/>
+              </w:rPr>
+            </w:r>
+            <w:r>
+              <w:rPr>
+                <w:sz w:val="24"/>
+                <w:szCs w:val="24"/>
+              </w:rPr>
+            </w:r>
+          </w:p>
+        </w:tc>
+        <w:tc>
+          <w:tcPr>
+            <w:tcW w:w="2339" w:type="dxa"/>
+            <w:textDirection w:val="lrTb"/>
+            <w:noWrap w:val="false"/>
+          </w:tcPr>
+          <w:p>
+            <w:pPr>
+              <w:ind w:firstLine="0"/>
+              <w:jc w:val="left"/>
+              <w:spacing w:line="240" w:lineRule="auto"/>
+              <w:rPr>
+                <w:sz w:val="24"/>
+                <w:szCs w:val="24"/>
+              </w:rPr>
+              <w:suppressLineNumbers w:val="0"/>
+            </w:pPr>
+            <w:r>
+              <w:rPr>
+                <w:sz w:val="24"/>
+                <w:szCs w:val="24"/>
+                <w:lang w:val="en-US"/>
+              </w:rPr>
+              <w:t xml:space="preserve">FK</w:t>
+            </w:r>
+            <w:r>
+              <w:rPr>
+                <w:sz w:val="24"/>
+                <w:szCs w:val="24"/>
+              </w:rPr>
+            </w:r>
+            <w:r>
+              <w:rPr>
+                <w:sz w:val="24"/>
+                <w:szCs w:val="24"/>
+              </w:rPr>
+            </w:r>
+          </w:p>
+        </w:tc>
+        <w:tc>
+          <w:tcPr>
+            <w:tcW w:w="2339" w:type="dxa"/>
+            <w:textDirection w:val="lrTb"/>
+            <w:noWrap w:val="false"/>
+          </w:tcPr>
+          <w:p>
+            <w:pPr>
+              <w:ind w:firstLine="0"/>
+              <w:jc w:val="left"/>
+              <w:spacing w:line="240" w:lineRule="auto"/>
+              <w:rPr>
+                <w:sz w:val="24"/>
+                <w:szCs w:val="24"/>
+              </w:rPr>
+              <w:suppressLineNumbers w:val="0"/>
+            </w:pPr>
+            <w:r>
+              <w:rPr>
+                <w:sz w:val="24"/>
+                <w:szCs w:val="24"/>
+              </w:rPr>
+            </w:r>
+            <w:r>
+              <w:rPr>
+                <w:sz w:val="24"/>
+                <w:szCs w:val="24"/>
+              </w:rPr>
+              <w:t xml:space="preserve">Связь с сущностью «Пользователь</w:t>
+            </w:r>
+            <w:r>
+              <w:rPr>
+                <w:sz w:val="24"/>
+                <w:szCs w:val="24"/>
+              </w:rPr>
+              <w:t xml:space="preserve">»; обеспечивает соответствие «один пользователь — привязывает много меток»</w:t>
+            </w:r>
+            <w:r>
+              <w:rPr>
+                <w:sz w:val="24"/>
+                <w:szCs w:val="24"/>
+              </w:rPr>
+            </w:r>
+            <w:r>
+              <w:rPr>
+                <w:sz w:val="24"/>
+                <w:szCs w:val="24"/>
+              </w:rPr>
+            </w:r>
+          </w:p>
+        </w:tc>
+      </w:tr>
+    </w:tbl>
+    <w:p>
+      <w:pPr>
+        <w:rPr>
+          <w:highlight w:val="none"/>
+        </w:rPr>
+      </w:pPr>
       <w:r>
         <w:rPr>
           <w:highlight w:val="none"/>
@@ -15572,16 +18042,843 @@
     </w:p>
     <w:p>
       <w:pPr>
-        <w:pStyle w:val="880"/>
-        <w:rPr>
-          <w:highlight w:val="none"/>
-        </w:rPr>
-      </w:pPr>
-      <w:r>
-        <w:rPr>
-          <w:highlight w:val="none"/>
-        </w:rPr>
-      </w:r>
+        <w:pStyle w:val="931"/>
+        <w:ind w:firstLine="0"/>
+        <w:keepNext/>
+        <w:spacing w:after="0" w:afterAutospacing="0"/>
+        <w:rPr>
+          <w:rFonts w:ascii="Times New Roman" w:hAnsi="Times New Roman" w:eastAsia="Times New Roman" w:cs="Times New Roman"/>
+          <w:b w:val="0"/>
+          <w:bCs w:val="0"/>
+          <w:i w:val="0"/>
+          <w:iCs w:val="0"/>
+          <w:color w:val="auto"/>
+          <w:sz w:val="28"/>
+          <w:szCs w:val="28"/>
+          <w:highlight w:val="none"/>
+        </w:rPr>
+      </w:pPr>
+      <w:r>
+        <w:rPr>
+          <w:rFonts w:ascii="Times New Roman" w:hAnsi="Times New Roman" w:eastAsia="Times New Roman" w:cs="Times New Roman"/>
+          <w:b w:val="0"/>
+          <w:bCs w:val="0"/>
+          <w:i w:val="0"/>
+          <w:iCs w:val="0"/>
+          <w:color w:val="auto"/>
+          <w:sz w:val="28"/>
+          <w:szCs w:val="28"/>
+        </w:rPr>
+        <w:t xml:space="preserve">Таблица </w:t>
+      </w:r>
+      <w:r>
+        <w:rPr>
+          <w:rFonts w:ascii="Times New Roman" w:hAnsi="Times New Roman" w:eastAsia="Times New Roman" w:cs="Times New Roman"/>
+          <w:b w:val="0"/>
+          <w:bCs w:val="0"/>
+          <w:i w:val="0"/>
+          <w:iCs w:val="0"/>
+          <w:color w:val="auto"/>
+          <w:sz w:val="28"/>
+          <w:szCs w:val="28"/>
+        </w:rPr>
+        <w:fldChar w:fldCharType="begin"/>
+      </w:r>
+      <w:r>
+        <w:rPr>
+          <w:rFonts w:ascii="Times New Roman" w:hAnsi="Times New Roman" w:eastAsia="Times New Roman" w:cs="Times New Roman"/>
+          <w:b w:val="0"/>
+          <w:bCs w:val="0"/>
+          <w:i w:val="0"/>
+          <w:iCs w:val="0"/>
+          <w:color w:val="auto"/>
+          <w:sz w:val="28"/>
+          <w:szCs w:val="28"/>
+        </w:rPr>
+        <w:instrText xml:space="preserve"> SEQ Таблица \* ARABIC </w:instrText>
+      </w:r>
+      <w:r>
+        <w:rPr>
+          <w:rFonts w:ascii="Times New Roman" w:hAnsi="Times New Roman" w:eastAsia="Times New Roman" w:cs="Times New Roman"/>
+          <w:b w:val="0"/>
+          <w:bCs w:val="0"/>
+          <w:i w:val="0"/>
+          <w:iCs w:val="0"/>
+          <w:color w:val="auto"/>
+          <w:sz w:val="28"/>
+          <w:szCs w:val="28"/>
+        </w:rPr>
+        <w:fldChar w:fldCharType="separate"/>
+        <w:t xml:space="preserve">3</w:t>
+      </w:r>
+      <w:r>
+        <w:rPr>
+          <w:rFonts w:ascii="Times New Roman" w:hAnsi="Times New Roman" w:eastAsia="Times New Roman" w:cs="Times New Roman"/>
+          <w:b w:val="0"/>
+          <w:bCs w:val="0"/>
+          <w:i w:val="0"/>
+          <w:iCs w:val="0"/>
+          <w:color w:val="auto"/>
+          <w:sz w:val="28"/>
+          <w:szCs w:val="28"/>
+        </w:rPr>
+        <w:fldChar w:fldCharType="end"/>
+        <w:t xml:space="preserve"> </w:t>
+      </w:r>
+      <w:r>
+        <w:rPr>
+          <w:rFonts w:ascii="Times New Roman" w:hAnsi="Times New Roman" w:eastAsia="Times New Roman" w:cs="Times New Roman"/>
+          <w:b w:val="0"/>
+          <w:bCs w:val="0"/>
+          <w:color w:val="auto"/>
+          <w:sz w:val="28"/>
+          <w:szCs w:val="28"/>
+        </w:rPr>
+        <w:t xml:space="preserve">–</w:t>
+      </w:r>
+      <w:r>
+        <w:rPr>
+          <w:rFonts w:ascii="Times New Roman" w:hAnsi="Times New Roman" w:eastAsia="Times New Roman" w:cs="Times New Roman"/>
+          <w:b w:val="0"/>
+          <w:bCs w:val="0"/>
+          <w:color w:val="auto"/>
+          <w:sz w:val="28"/>
+          <w:szCs w:val="28"/>
+        </w:rPr>
+        <w:t xml:space="preserve"> атрибуты сущности станция</w:t>
+      </w:r>
+      <w:r>
+        <w:rPr>
+          <w:rFonts w:ascii="Times New Roman" w:hAnsi="Times New Roman" w:eastAsia="Times New Roman" w:cs="Times New Roman"/>
+          <w:b w:val="0"/>
+          <w:bCs w:val="0"/>
+          <w:i w:val="0"/>
+          <w:iCs w:val="0"/>
+          <w:color w:val="auto"/>
+          <w:sz w:val="28"/>
+          <w:szCs w:val="28"/>
+          <w:highlight w:val="none"/>
+        </w:rPr>
+      </w:r>
+      <w:r>
+        <w:rPr>
+          <w:rFonts w:ascii="Times New Roman" w:hAnsi="Times New Roman" w:eastAsia="Times New Roman" w:cs="Times New Roman"/>
+          <w:b w:val="0"/>
+          <w:bCs w:val="0"/>
+          <w:i w:val="0"/>
+          <w:iCs w:val="0"/>
+          <w:color w:val="auto"/>
+          <w:sz w:val="28"/>
+          <w:szCs w:val="28"/>
+          <w:highlight w:val="none"/>
+        </w:rPr>
+      </w:r>
+    </w:p>
+    <w:tbl>
+      <w:tblPr>
+        <w:tblStyle w:val="1074"/>
+        <w:tblW w:w="0" w:type="auto"/>
+        <w:tblLook w:val="04A0" w:firstRow="1" w:lastRow="0" w:firstColumn="1" w:lastColumn="0" w:noHBand="0" w:noVBand="1"/>
+      </w:tblPr>
+      <w:tblGrid>
+        <w:gridCol w:w="2339"/>
+        <w:gridCol w:w="2339"/>
+        <w:gridCol w:w="2339"/>
+        <w:gridCol w:w="2339"/>
+      </w:tblGrid>
+      <w:tr>
+        <w:tblPrEx/>
+        <w:trPr/>
+        <w:tc>
+          <w:tcPr>
+            <w:tcW w:w="2339" w:type="dxa"/>
+            <w:textDirection w:val="lrTb"/>
+            <w:noWrap w:val="false"/>
+          </w:tcPr>
+          <w:p>
+            <w:pPr>
+              <w:ind w:firstLine="0"/>
+              <w:jc w:val="center"/>
+              <w:spacing w:line="240" w:lineRule="auto"/>
+              <w:rPr>
+                <w:b/>
+                <w:bCs/>
+                <w:sz w:val="24"/>
+                <w:szCs w:val="24"/>
+                <w:highlight w:val="none"/>
+              </w:rPr>
+              <w:suppressLineNumbers w:val="0"/>
+            </w:pPr>
+            <w:r>
+              <w:rPr>
+                <w:b/>
+                <w:bCs/>
+                <w:sz w:val="24"/>
+                <w:szCs w:val="24"/>
+                <w:highlight w:val="none"/>
+              </w:rPr>
+              <w:t xml:space="preserve">Атрибут</w:t>
+            </w:r>
+            <w:r>
+              <w:rPr>
+                <w:b/>
+                <w:bCs/>
+                <w:sz w:val="24"/>
+                <w:szCs w:val="24"/>
+                <w:highlight w:val="none"/>
+              </w:rPr>
+            </w:r>
+            <w:r>
+              <w:rPr>
+                <w:b/>
+                <w:bCs/>
+                <w:sz w:val="24"/>
+                <w:szCs w:val="24"/>
+                <w:highlight w:val="none"/>
+              </w:rPr>
+            </w:r>
+          </w:p>
+        </w:tc>
+        <w:tc>
+          <w:tcPr>
+            <w:tcW w:w="2339" w:type="dxa"/>
+            <w:textDirection w:val="lrTb"/>
+            <w:noWrap w:val="false"/>
+          </w:tcPr>
+          <w:p>
+            <w:pPr>
+              <w:ind w:firstLine="0"/>
+              <w:jc w:val="center"/>
+              <w:spacing w:line="240" w:lineRule="auto"/>
+              <w:rPr>
+                <w:b/>
+                <w:bCs/>
+                <w:sz w:val="24"/>
+                <w:szCs w:val="24"/>
+                <w:highlight w:val="none"/>
+              </w:rPr>
+              <w:suppressLineNumbers w:val="0"/>
+            </w:pPr>
+            <w:r>
+              <w:rPr>
+                <w:b/>
+                <w:bCs/>
+                <w:sz w:val="24"/>
+                <w:szCs w:val="24"/>
+                <w:highlight w:val="none"/>
+              </w:rPr>
+              <w:t xml:space="preserve">Тип данных</w:t>
+            </w:r>
+            <w:r>
+              <w:rPr>
+                <w:b/>
+                <w:bCs/>
+                <w:sz w:val="24"/>
+                <w:szCs w:val="24"/>
+                <w:highlight w:val="none"/>
+              </w:rPr>
+            </w:r>
+            <w:r>
+              <w:rPr>
+                <w:b/>
+                <w:bCs/>
+                <w:sz w:val="24"/>
+                <w:szCs w:val="24"/>
+                <w:highlight w:val="none"/>
+              </w:rPr>
+            </w:r>
+          </w:p>
+        </w:tc>
+        <w:tc>
+          <w:tcPr>
+            <w:tcW w:w="2339" w:type="dxa"/>
+            <w:textDirection w:val="lrTb"/>
+            <w:noWrap w:val="false"/>
+          </w:tcPr>
+          <w:p>
+            <w:pPr>
+              <w:ind w:firstLine="0"/>
+              <w:jc w:val="center"/>
+              <w:spacing w:line="240" w:lineRule="auto"/>
+              <w:rPr>
+                <w:b/>
+                <w:bCs/>
+                <w:sz w:val="24"/>
+                <w:szCs w:val="24"/>
+                <w:highlight w:val="none"/>
+              </w:rPr>
+              <w:suppressLineNumbers w:val="0"/>
+            </w:pPr>
+            <w:r>
+              <w:rPr>
+                <w:b/>
+                <w:bCs/>
+                <w:sz w:val="24"/>
+                <w:szCs w:val="24"/>
+                <w:highlight w:val="none"/>
+              </w:rPr>
+              <w:t xml:space="preserve">Ключ</w:t>
+            </w:r>
+            <w:r>
+              <w:rPr>
+                <w:b/>
+                <w:bCs/>
+                <w:sz w:val="24"/>
+                <w:szCs w:val="24"/>
+                <w:highlight w:val="none"/>
+              </w:rPr>
+            </w:r>
+            <w:r>
+              <w:rPr>
+                <w:b/>
+                <w:bCs/>
+                <w:sz w:val="24"/>
+                <w:szCs w:val="24"/>
+                <w:highlight w:val="none"/>
+              </w:rPr>
+            </w:r>
+          </w:p>
+        </w:tc>
+        <w:tc>
+          <w:tcPr>
+            <w:tcW w:w="2339" w:type="dxa"/>
+            <w:textDirection w:val="lrTb"/>
+            <w:noWrap w:val="false"/>
+          </w:tcPr>
+          <w:p>
+            <w:pPr>
+              <w:ind w:firstLine="0"/>
+              <w:jc w:val="center"/>
+              <w:spacing w:line="240" w:lineRule="auto"/>
+              <w:rPr>
+                <w:b/>
+                <w:bCs/>
+                <w:sz w:val="24"/>
+                <w:szCs w:val="24"/>
+                <w:highlight w:val="none"/>
+              </w:rPr>
+              <w:suppressLineNumbers w:val="0"/>
+            </w:pPr>
+            <w:r>
+              <w:rPr>
+                <w:b/>
+                <w:bCs/>
+                <w:sz w:val="24"/>
+                <w:szCs w:val="24"/>
+                <w:highlight w:val="none"/>
+              </w:rPr>
+              <w:t xml:space="preserve">Описание и ограничения</w:t>
+            </w:r>
+            <w:r>
+              <w:rPr>
+                <w:b/>
+                <w:bCs/>
+                <w:sz w:val="24"/>
+                <w:szCs w:val="24"/>
+                <w:highlight w:val="none"/>
+              </w:rPr>
+            </w:r>
+            <w:r>
+              <w:rPr>
+                <w:b/>
+                <w:bCs/>
+                <w:sz w:val="24"/>
+                <w:szCs w:val="24"/>
+                <w:highlight w:val="none"/>
+              </w:rPr>
+            </w:r>
+          </w:p>
+        </w:tc>
+      </w:tr>
+      <w:tr>
+        <w:tblPrEx/>
+        <w:trPr/>
+        <w:tc>
+          <w:tcPr>
+            <w:tcW w:w="2339" w:type="dxa"/>
+            <w:textDirection w:val="lrTb"/>
+            <w:noWrap w:val="false"/>
+          </w:tcPr>
+          <w:p>
+            <w:pPr>
+              <w:ind w:firstLine="0"/>
+              <w:jc w:val="left"/>
+              <w:spacing w:line="240" w:lineRule="auto"/>
+              <w:rPr>
+                <w:sz w:val="24"/>
+                <w:szCs w:val="24"/>
+              </w:rPr>
+              <w:suppressLineNumbers w:val="0"/>
+            </w:pPr>
+            <w:r>
+              <w:rPr>
+                <w:sz w:val="24"/>
+                <w:szCs w:val="24"/>
+              </w:rPr>
+              <w:t xml:space="preserve">код станции</w:t>
+            </w:r>
+            <w:r>
+              <w:rPr>
+                <w:sz w:val="24"/>
+                <w:szCs w:val="24"/>
+              </w:rPr>
+            </w:r>
+            <w:r>
+              <w:rPr>
+                <w:sz w:val="24"/>
+                <w:szCs w:val="24"/>
+              </w:rPr>
+            </w:r>
+          </w:p>
+        </w:tc>
+        <w:tc>
+          <w:tcPr>
+            <w:tcW w:w="2339" w:type="dxa"/>
+            <w:textDirection w:val="lrTb"/>
+            <w:noWrap w:val="false"/>
+          </w:tcPr>
+          <w:p>
+            <w:pPr>
+              <w:ind w:firstLine="0"/>
+              <w:jc w:val="left"/>
+              <w:spacing w:line="240" w:lineRule="auto"/>
+              <w:rPr>
+                <w:sz w:val="24"/>
+                <w:szCs w:val="24"/>
+              </w:rPr>
+              <w:suppressLineNumbers w:val="0"/>
+            </w:pPr>
+            <w:r>
+              <w:rPr>
+                <w:sz w:val="24"/>
+                <w:szCs w:val="24"/>
+              </w:rPr>
+              <w:t xml:space="preserve">целое число</w:t>
+            </w:r>
+            <w:r>
+              <w:rPr>
+                <w:sz w:val="24"/>
+                <w:szCs w:val="24"/>
+              </w:rPr>
+            </w:r>
+            <w:r>
+              <w:rPr>
+                <w:sz w:val="24"/>
+                <w:szCs w:val="24"/>
+              </w:rPr>
+            </w:r>
+          </w:p>
+        </w:tc>
+        <w:tc>
+          <w:tcPr>
+            <w:tcW w:w="2339" w:type="dxa"/>
+            <w:textDirection w:val="lrTb"/>
+            <w:noWrap w:val="false"/>
+          </w:tcPr>
+          <w:p>
+            <w:pPr>
+              <w:ind w:firstLine="0"/>
+              <w:jc w:val="left"/>
+              <w:spacing w:line="240" w:lineRule="auto"/>
+              <w:rPr>
+                <w:sz w:val="24"/>
+                <w:szCs w:val="24"/>
+              </w:rPr>
+              <w:suppressLineNumbers w:val="0"/>
+            </w:pPr>
+            <w:r>
+              <w:rPr>
+                <w:sz w:val="24"/>
+                <w:szCs w:val="24"/>
+              </w:rPr>
+              <w:t xml:space="preserve">PK</w:t>
+            </w:r>
+            <w:r>
+              <w:rPr>
+                <w:sz w:val="24"/>
+                <w:szCs w:val="24"/>
+              </w:rPr>
+            </w:r>
+            <w:r>
+              <w:rPr>
+                <w:sz w:val="24"/>
+                <w:szCs w:val="24"/>
+              </w:rPr>
+            </w:r>
+          </w:p>
+        </w:tc>
+        <w:tc>
+          <w:tcPr>
+            <w:tcW w:w="2339" w:type="dxa"/>
+            <w:textDirection w:val="lrTb"/>
+            <w:noWrap w:val="false"/>
+          </w:tcPr>
+          <w:p>
+            <w:pPr>
+              <w:ind w:firstLine="0"/>
+              <w:jc w:val="left"/>
+              <w:spacing w:line="240" w:lineRule="auto"/>
+              <w:rPr>
+                <w:sz w:val="24"/>
+                <w:szCs w:val="24"/>
+              </w:rPr>
+              <w:suppressLineNumbers w:val="0"/>
+            </w:pPr>
+            <w:r>
+              <w:rPr>
+                <w:sz w:val="24"/>
+                <w:szCs w:val="24"/>
+              </w:rPr>
+              <w:t xml:space="preserve">Первичный ключ, автоинкремент</w:t>
+            </w:r>
+            <w:r>
+              <w:rPr>
+                <w:sz w:val="24"/>
+                <w:szCs w:val="24"/>
+              </w:rPr>
+            </w:r>
+            <w:r>
+              <w:rPr>
+                <w:sz w:val="24"/>
+                <w:szCs w:val="24"/>
+              </w:rPr>
+            </w:r>
+          </w:p>
+        </w:tc>
+      </w:tr>
+      <w:tr>
+        <w:tblPrEx/>
+        <w:trPr/>
+        <w:tc>
+          <w:tcPr>
+            <w:tcW w:w="2339" w:type="dxa"/>
+            <w:textDirection w:val="lrTb"/>
+            <w:noWrap w:val="false"/>
+          </w:tcPr>
+          <w:p>
+            <w:pPr>
+              <w:ind w:firstLine="0"/>
+              <w:jc w:val="left"/>
+              <w:spacing w:line="240" w:lineRule="auto"/>
+              <w:rPr>
+                <w:sz w:val="24"/>
+                <w:szCs w:val="24"/>
+              </w:rPr>
+              <w:suppressLineNumbers w:val="0"/>
+            </w:pPr>
+            <w:r>
+              <w:rPr>
+                <w:sz w:val="24"/>
+                <w:szCs w:val="24"/>
+              </w:rPr>
+              <w:t xml:space="preserve">название станции</w:t>
+            </w:r>
+            <w:r>
+              <w:rPr>
+                <w:sz w:val="24"/>
+                <w:szCs w:val="24"/>
+              </w:rPr>
+            </w:r>
+            <w:r>
+              <w:rPr>
+                <w:sz w:val="24"/>
+                <w:szCs w:val="24"/>
+              </w:rPr>
+            </w:r>
+          </w:p>
+        </w:tc>
+        <w:tc>
+          <w:tcPr>
+            <w:tcW w:w="2339" w:type="dxa"/>
+            <w:textDirection w:val="lrTb"/>
+            <w:noWrap w:val="false"/>
+          </w:tcPr>
+          <w:p>
+            <w:pPr>
+              <w:ind w:firstLine="0"/>
+              <w:jc w:val="left"/>
+              <w:spacing w:line="240" w:lineRule="auto"/>
+              <w:rPr>
+                <w:sz w:val="24"/>
+                <w:szCs w:val="24"/>
+              </w:rPr>
+              <w:suppressLineNumbers w:val="0"/>
+            </w:pPr>
+            <w:r>
+              <w:rPr>
+                <w:sz w:val="24"/>
+                <w:szCs w:val="24"/>
+              </w:rPr>
+              <w:t xml:space="preserve">строка</w:t>
+            </w:r>
+            <w:r>
+              <w:rPr>
+                <w:sz w:val="24"/>
+                <w:szCs w:val="24"/>
+              </w:rPr>
+            </w:r>
+            <w:r>
+              <w:rPr>
+                <w:sz w:val="24"/>
+                <w:szCs w:val="24"/>
+              </w:rPr>
+            </w:r>
+          </w:p>
+        </w:tc>
+        <w:tc>
+          <w:tcPr>
+            <w:tcW w:w="2339" w:type="dxa"/>
+            <w:textDirection w:val="lrTb"/>
+            <w:noWrap w:val="false"/>
+          </w:tcPr>
+          <w:p>
+            <w:pPr>
+              <w:ind w:firstLine="0"/>
+              <w:jc w:val="left"/>
+              <w:spacing w:line="240" w:lineRule="auto"/>
+              <w:rPr>
+                <w:sz w:val="24"/>
+                <w:szCs w:val="24"/>
+              </w:rPr>
+              <w:suppressLineNumbers w:val="0"/>
+            </w:pPr>
+            <w:r>
+              <w:rPr>
+                <w:sz w:val="24"/>
+                <w:szCs w:val="24"/>
+              </w:rPr>
+              <w:t xml:space="preserve">—</w:t>
+            </w:r>
+            <w:r>
+              <w:rPr>
+                <w:sz w:val="24"/>
+                <w:szCs w:val="24"/>
+              </w:rPr>
+            </w:r>
+            <w:r>
+              <w:rPr>
+                <w:sz w:val="24"/>
+                <w:szCs w:val="24"/>
+              </w:rPr>
+            </w:r>
+          </w:p>
+        </w:tc>
+        <w:tc>
+          <w:tcPr>
+            <w:tcW w:w="2339" w:type="dxa"/>
+            <w:textDirection w:val="lrTb"/>
+            <w:noWrap w:val="false"/>
+          </w:tcPr>
+          <w:p>
+            <w:pPr>
+              <w:ind w:firstLine="0"/>
+              <w:jc w:val="left"/>
+              <w:spacing w:line="240" w:lineRule="auto"/>
+              <w:rPr>
+                <w:sz w:val="24"/>
+                <w:szCs w:val="24"/>
+              </w:rPr>
+              <w:suppressLineNumbers w:val="0"/>
+            </w:pPr>
+            <w:r>
+              <w:rPr>
+                <w:sz w:val="24"/>
+                <w:szCs w:val="24"/>
+              </w:rPr>
+              <w:t xml:space="preserve">Уникальное значение, настраивается администратором</w:t>
+            </w:r>
+            <w:r>
+              <w:rPr>
+                <w:sz w:val="24"/>
+                <w:szCs w:val="24"/>
+              </w:rPr>
+            </w:r>
+            <w:r>
+              <w:rPr>
+                <w:sz w:val="24"/>
+                <w:szCs w:val="24"/>
+              </w:rPr>
+            </w:r>
+          </w:p>
+        </w:tc>
+      </w:tr>
+      <w:tr>
+        <w:tblPrEx/>
+        <w:trPr/>
+        <w:tc>
+          <w:tcPr>
+            <w:tcW w:w="2339" w:type="dxa"/>
+            <w:textDirection w:val="lrTb"/>
+            <w:noWrap w:val="false"/>
+          </w:tcPr>
+          <w:p>
+            <w:pPr>
+              <w:ind w:firstLine="0"/>
+              <w:jc w:val="left"/>
+              <w:spacing w:line="240" w:lineRule="auto"/>
+              <w:rPr>
+                <w:sz w:val="24"/>
+                <w:szCs w:val="24"/>
+              </w:rPr>
+              <w:suppressLineNumbers w:val="0"/>
+            </w:pPr>
+            <w:r>
+              <w:rPr>
+                <w:sz w:val="24"/>
+                <w:szCs w:val="24"/>
+              </w:rPr>
+              <w:t xml:space="preserve">код пользователя</w:t>
+            </w:r>
+            <w:r>
+              <w:rPr>
+                <w:sz w:val="24"/>
+                <w:szCs w:val="24"/>
+              </w:rPr>
+            </w:r>
+            <w:r>
+              <w:rPr>
+                <w:sz w:val="24"/>
+                <w:szCs w:val="24"/>
+              </w:rPr>
+            </w:r>
+          </w:p>
+        </w:tc>
+        <w:tc>
+          <w:tcPr>
+            <w:tcW w:w="2339" w:type="dxa"/>
+            <w:textDirection w:val="lrTb"/>
+            <w:noWrap w:val="false"/>
+          </w:tcPr>
+          <w:p>
+            <w:pPr>
+              <w:ind w:firstLine="0"/>
+              <w:jc w:val="left"/>
+              <w:spacing w:line="240" w:lineRule="auto"/>
+              <w:rPr>
+                <w:sz w:val="24"/>
+                <w:szCs w:val="24"/>
+              </w:rPr>
+              <w:suppressLineNumbers w:val="0"/>
+            </w:pPr>
+            <w:r>
+              <w:rPr>
+                <w:sz w:val="24"/>
+                <w:szCs w:val="24"/>
+              </w:rPr>
+              <w:t xml:space="preserve">целое число</w:t>
+            </w:r>
+            <w:r>
+              <w:rPr>
+                <w:sz w:val="24"/>
+                <w:szCs w:val="24"/>
+              </w:rPr>
+            </w:r>
+            <w:r>
+              <w:rPr>
+                <w:sz w:val="24"/>
+                <w:szCs w:val="24"/>
+              </w:rPr>
+            </w:r>
+          </w:p>
+        </w:tc>
+        <w:tc>
+          <w:tcPr>
+            <w:tcW w:w="2339" w:type="dxa"/>
+            <w:textDirection w:val="lrTb"/>
+            <w:noWrap w:val="false"/>
+          </w:tcPr>
+          <w:p>
+            <w:pPr>
+              <w:ind w:firstLine="0"/>
+              <w:jc w:val="left"/>
+              <w:spacing w:line="240" w:lineRule="auto"/>
+              <w:rPr>
+                <w:sz w:val="24"/>
+                <w:szCs w:val="24"/>
+              </w:rPr>
+              <w:suppressLineNumbers w:val="0"/>
+            </w:pPr>
+            <w:r>
+              <w:rPr>
+                <w:sz w:val="24"/>
+                <w:szCs w:val="24"/>
+                <w:lang w:val="en-US"/>
+              </w:rPr>
+              <w:t xml:space="preserve">FK</w:t>
+            </w:r>
+            <w:r>
+              <w:rPr>
+                <w:sz w:val="24"/>
+                <w:szCs w:val="24"/>
+              </w:rPr>
+            </w:r>
+            <w:r>
+              <w:rPr>
+                <w:sz w:val="24"/>
+                <w:szCs w:val="24"/>
+              </w:rPr>
+            </w:r>
+          </w:p>
+        </w:tc>
+        <w:tc>
+          <w:tcPr>
+            <w:tcW w:w="2339" w:type="dxa"/>
+            <w:textDirection w:val="lrTb"/>
+            <w:noWrap w:val="false"/>
+          </w:tcPr>
+          <w:p>
+            <w:pPr>
+              <w:ind w:firstLine="0"/>
+              <w:jc w:val="left"/>
+              <w:spacing w:line="240" w:lineRule="auto"/>
+              <w:rPr>
+                <w:sz w:val="24"/>
+                <w:szCs w:val="24"/>
+              </w:rPr>
+              <w:suppressLineNumbers w:val="0"/>
+            </w:pPr>
+            <w:r>
+              <w:rPr>
+                <w:sz w:val="24"/>
+                <w:szCs w:val="24"/>
+              </w:rPr>
+            </w:r>
+            <w:r>
+              <w:rPr>
+                <w:sz w:val="24"/>
+                <w:szCs w:val="24"/>
+              </w:rPr>
+              <w:t xml:space="preserve">Связь с сущностью «Пользователь</w:t>
+            </w:r>
+            <w:r>
+              <w:rPr>
+                <w:sz w:val="24"/>
+                <w:szCs w:val="24"/>
+              </w:rPr>
+              <w:t xml:space="preserve">»; обеспечивает соответствие «один пользователь — управляет многими станциями»</w:t>
+            </w:r>
+            <w:r>
+              <w:rPr>
+                <w:sz w:val="24"/>
+                <w:szCs w:val="24"/>
+              </w:rPr>
+            </w:r>
+            <w:r>
+              <w:rPr>
+                <w:sz w:val="24"/>
+                <w:szCs w:val="24"/>
+              </w:rPr>
+            </w:r>
+          </w:p>
+        </w:tc>
+      </w:tr>
+    </w:tbl>
+    <w:p>
+      <w:pPr>
+        <w:rPr>
+          <w:highlight w:val="none"/>
+        </w:rPr>
+      </w:pPr>
       <w:r>
         <w:rPr>
           <w:highlight w:val="none"/>
@@ -15595,16 +18892,1305 @@
     </w:p>
     <w:p>
       <w:pPr>
-        <w:pStyle w:val="880"/>
-        <w:rPr>
-          <w:highlight w:val="none"/>
-        </w:rPr>
-      </w:pPr>
-      <w:r>
-        <w:rPr>
-          <w:highlight w:val="none"/>
-        </w:rPr>
-      </w:r>
+        <w:pStyle w:val="931"/>
+        <w:ind w:firstLine="0"/>
+        <w:keepNext/>
+        <w:spacing w:after="0" w:afterAutospacing="0"/>
+        <w:rPr>
+          <w:rFonts w:ascii="Times New Roman" w:hAnsi="Times New Roman" w:eastAsia="Times New Roman" w:cs="Times New Roman"/>
+          <w:b w:val="0"/>
+          <w:bCs w:val="0"/>
+          <w:i w:val="0"/>
+          <w:iCs w:val="0"/>
+          <w:color w:val="auto"/>
+          <w:sz w:val="28"/>
+          <w:szCs w:val="28"/>
+          <w:highlight w:val="none"/>
+        </w:rPr>
+      </w:pPr>
+      <w:r>
+        <w:rPr>
+          <w:rFonts w:ascii="Times New Roman" w:hAnsi="Times New Roman" w:eastAsia="Times New Roman" w:cs="Times New Roman"/>
+          <w:b w:val="0"/>
+          <w:bCs w:val="0"/>
+          <w:i w:val="0"/>
+          <w:iCs w:val="0"/>
+          <w:color w:val="auto"/>
+          <w:sz w:val="28"/>
+          <w:szCs w:val="28"/>
+        </w:rPr>
+        <w:t xml:space="preserve">Таблица </w:t>
+      </w:r>
+      <w:r>
+        <w:rPr>
+          <w:rFonts w:ascii="Times New Roman" w:hAnsi="Times New Roman" w:eastAsia="Times New Roman" w:cs="Times New Roman"/>
+          <w:b w:val="0"/>
+          <w:bCs w:val="0"/>
+          <w:i w:val="0"/>
+          <w:iCs w:val="0"/>
+          <w:color w:val="auto"/>
+          <w:sz w:val="28"/>
+          <w:szCs w:val="28"/>
+        </w:rPr>
+        <w:fldChar w:fldCharType="begin"/>
+      </w:r>
+      <w:r>
+        <w:rPr>
+          <w:rFonts w:ascii="Times New Roman" w:hAnsi="Times New Roman" w:eastAsia="Times New Roman" w:cs="Times New Roman"/>
+          <w:b w:val="0"/>
+          <w:bCs w:val="0"/>
+          <w:i w:val="0"/>
+          <w:iCs w:val="0"/>
+          <w:color w:val="auto"/>
+          <w:sz w:val="28"/>
+          <w:szCs w:val="28"/>
+        </w:rPr>
+        <w:instrText xml:space="preserve"> SEQ Таблица \* ARABIC </w:instrText>
+      </w:r>
+      <w:r>
+        <w:rPr>
+          <w:rFonts w:ascii="Times New Roman" w:hAnsi="Times New Roman" w:eastAsia="Times New Roman" w:cs="Times New Roman"/>
+          <w:b w:val="0"/>
+          <w:bCs w:val="0"/>
+          <w:i w:val="0"/>
+          <w:iCs w:val="0"/>
+          <w:color w:val="auto"/>
+          <w:sz w:val="28"/>
+          <w:szCs w:val="28"/>
+        </w:rPr>
+        <w:fldChar w:fldCharType="separate"/>
+        <w:t xml:space="preserve">4</w:t>
+      </w:r>
+      <w:r>
+        <w:rPr>
+          <w:rFonts w:ascii="Times New Roman" w:hAnsi="Times New Roman" w:eastAsia="Times New Roman" w:cs="Times New Roman"/>
+          <w:b w:val="0"/>
+          <w:bCs w:val="0"/>
+          <w:i w:val="0"/>
+          <w:iCs w:val="0"/>
+          <w:color w:val="auto"/>
+          <w:sz w:val="28"/>
+          <w:szCs w:val="28"/>
+        </w:rPr>
+        <w:fldChar w:fldCharType="end"/>
+        <w:t xml:space="preserve"> </w:t>
+      </w:r>
+      <w:r>
+        <w:rPr>
+          <w:rFonts w:ascii="Times New Roman" w:hAnsi="Times New Roman" w:eastAsia="Times New Roman" w:cs="Times New Roman"/>
+          <w:b w:val="0"/>
+          <w:bCs w:val="0"/>
+          <w:color w:val="auto"/>
+          <w:sz w:val="28"/>
+          <w:szCs w:val="28"/>
+        </w:rPr>
+        <w:t xml:space="preserve">–</w:t>
+      </w:r>
+      <w:r>
+        <w:rPr>
+          <w:rFonts w:ascii="Times New Roman" w:hAnsi="Times New Roman" w:eastAsia="Times New Roman" w:cs="Times New Roman"/>
+          <w:b w:val="0"/>
+          <w:bCs w:val="0"/>
+          <w:color w:val="auto"/>
+          <w:sz w:val="28"/>
+          <w:szCs w:val="28"/>
+        </w:rPr>
+        <w:t xml:space="preserve"> атрибуты сущности событие прохода</w:t>
+      </w:r>
+      <w:r>
+        <w:rPr>
+          <w:rFonts w:ascii="Times New Roman" w:hAnsi="Times New Roman" w:eastAsia="Times New Roman" w:cs="Times New Roman"/>
+          <w:b w:val="0"/>
+          <w:bCs w:val="0"/>
+          <w:i w:val="0"/>
+          <w:iCs w:val="0"/>
+          <w:color w:val="auto"/>
+          <w:sz w:val="28"/>
+          <w:szCs w:val="28"/>
+          <w:highlight w:val="none"/>
+        </w:rPr>
+      </w:r>
+      <w:r>
+        <w:rPr>
+          <w:rFonts w:ascii="Times New Roman" w:hAnsi="Times New Roman" w:eastAsia="Times New Roman" w:cs="Times New Roman"/>
+          <w:b w:val="0"/>
+          <w:bCs w:val="0"/>
+          <w:i w:val="0"/>
+          <w:iCs w:val="0"/>
+          <w:color w:val="auto"/>
+          <w:sz w:val="28"/>
+          <w:szCs w:val="28"/>
+          <w:highlight w:val="none"/>
+        </w:rPr>
+      </w:r>
+    </w:p>
+    <w:tbl>
+      <w:tblPr>
+        <w:tblStyle w:val="1074"/>
+        <w:tblW w:w="0" w:type="auto"/>
+        <w:tblLook w:val="04A0" w:firstRow="1" w:lastRow="0" w:firstColumn="1" w:lastColumn="0" w:noHBand="0" w:noVBand="1"/>
+      </w:tblPr>
+      <w:tblGrid>
+        <w:gridCol w:w="2339"/>
+        <w:gridCol w:w="2339"/>
+        <w:gridCol w:w="2339"/>
+        <w:gridCol w:w="2339"/>
+      </w:tblGrid>
+      <w:tr>
+        <w:tblPrEx/>
+        <w:trPr/>
+        <w:tc>
+          <w:tcPr>
+            <w:tcW w:w="2339" w:type="dxa"/>
+            <w:textDirection w:val="lrTb"/>
+            <w:noWrap w:val="false"/>
+          </w:tcPr>
+          <w:p>
+            <w:pPr>
+              <w:ind w:firstLine="0"/>
+              <w:jc w:val="center"/>
+              <w:spacing w:line="240" w:lineRule="auto"/>
+              <w:rPr>
+                <w:b/>
+                <w:bCs/>
+                <w:sz w:val="24"/>
+                <w:szCs w:val="24"/>
+                <w:highlight w:val="none"/>
+              </w:rPr>
+              <w:suppressLineNumbers w:val="0"/>
+            </w:pPr>
+            <w:r>
+              <w:rPr>
+                <w:b/>
+                <w:bCs/>
+                <w:sz w:val="24"/>
+                <w:szCs w:val="24"/>
+                <w:highlight w:val="none"/>
+              </w:rPr>
+              <w:t xml:space="preserve">Атрибут</w:t>
+            </w:r>
+            <w:r>
+              <w:rPr>
+                <w:b/>
+                <w:bCs/>
+                <w:sz w:val="24"/>
+                <w:szCs w:val="24"/>
+                <w:highlight w:val="none"/>
+              </w:rPr>
+            </w:r>
+            <w:r>
+              <w:rPr>
+                <w:b/>
+                <w:bCs/>
+                <w:sz w:val="24"/>
+                <w:szCs w:val="24"/>
+                <w:highlight w:val="none"/>
+              </w:rPr>
+            </w:r>
+          </w:p>
+        </w:tc>
+        <w:tc>
+          <w:tcPr>
+            <w:tcW w:w="2339" w:type="dxa"/>
+            <w:textDirection w:val="lrTb"/>
+            <w:noWrap w:val="false"/>
+          </w:tcPr>
+          <w:p>
+            <w:pPr>
+              <w:ind w:firstLine="0"/>
+              <w:jc w:val="center"/>
+              <w:spacing w:line="240" w:lineRule="auto"/>
+              <w:rPr>
+                <w:b/>
+                <w:bCs/>
+                <w:sz w:val="24"/>
+                <w:szCs w:val="24"/>
+                <w:highlight w:val="none"/>
+              </w:rPr>
+              <w:suppressLineNumbers w:val="0"/>
+            </w:pPr>
+            <w:r>
+              <w:rPr>
+                <w:b/>
+                <w:bCs/>
+                <w:sz w:val="24"/>
+                <w:szCs w:val="24"/>
+                <w:highlight w:val="none"/>
+              </w:rPr>
+              <w:t xml:space="preserve">Тип данных</w:t>
+            </w:r>
+            <w:r>
+              <w:rPr>
+                <w:b/>
+                <w:bCs/>
+                <w:sz w:val="24"/>
+                <w:szCs w:val="24"/>
+                <w:highlight w:val="none"/>
+              </w:rPr>
+            </w:r>
+            <w:r>
+              <w:rPr>
+                <w:b/>
+                <w:bCs/>
+                <w:sz w:val="24"/>
+                <w:szCs w:val="24"/>
+                <w:highlight w:val="none"/>
+              </w:rPr>
+            </w:r>
+          </w:p>
+        </w:tc>
+        <w:tc>
+          <w:tcPr>
+            <w:tcW w:w="2339" w:type="dxa"/>
+            <w:textDirection w:val="lrTb"/>
+            <w:noWrap w:val="false"/>
+          </w:tcPr>
+          <w:p>
+            <w:pPr>
+              <w:ind w:firstLine="0"/>
+              <w:jc w:val="center"/>
+              <w:spacing w:line="240" w:lineRule="auto"/>
+              <w:rPr>
+                <w:b/>
+                <w:bCs/>
+                <w:sz w:val="24"/>
+                <w:szCs w:val="24"/>
+                <w:highlight w:val="none"/>
+              </w:rPr>
+              <w:suppressLineNumbers w:val="0"/>
+            </w:pPr>
+            <w:r>
+              <w:rPr>
+                <w:b/>
+                <w:bCs/>
+                <w:sz w:val="24"/>
+                <w:szCs w:val="24"/>
+                <w:highlight w:val="none"/>
+              </w:rPr>
+              <w:t xml:space="preserve">Ключ</w:t>
+            </w:r>
+            <w:r>
+              <w:rPr>
+                <w:b/>
+                <w:bCs/>
+                <w:sz w:val="24"/>
+                <w:szCs w:val="24"/>
+                <w:highlight w:val="none"/>
+              </w:rPr>
+            </w:r>
+            <w:r>
+              <w:rPr>
+                <w:b/>
+                <w:bCs/>
+                <w:sz w:val="24"/>
+                <w:szCs w:val="24"/>
+                <w:highlight w:val="none"/>
+              </w:rPr>
+            </w:r>
+          </w:p>
+        </w:tc>
+        <w:tc>
+          <w:tcPr>
+            <w:tcW w:w="2339" w:type="dxa"/>
+            <w:textDirection w:val="lrTb"/>
+            <w:noWrap w:val="false"/>
+          </w:tcPr>
+          <w:p>
+            <w:pPr>
+              <w:ind w:firstLine="0"/>
+              <w:jc w:val="center"/>
+              <w:spacing w:line="240" w:lineRule="auto"/>
+              <w:rPr>
+                <w:b/>
+                <w:bCs/>
+                <w:sz w:val="24"/>
+                <w:szCs w:val="24"/>
+                <w:highlight w:val="none"/>
+              </w:rPr>
+              <w:suppressLineNumbers w:val="0"/>
+            </w:pPr>
+            <w:r>
+              <w:rPr>
+                <w:b/>
+                <w:bCs/>
+                <w:sz w:val="24"/>
+                <w:szCs w:val="24"/>
+                <w:highlight w:val="none"/>
+              </w:rPr>
+              <w:t xml:space="preserve">Описание и ограничения</w:t>
+            </w:r>
+            <w:r>
+              <w:rPr>
+                <w:b/>
+                <w:bCs/>
+                <w:sz w:val="24"/>
+                <w:szCs w:val="24"/>
+                <w:highlight w:val="none"/>
+              </w:rPr>
+            </w:r>
+            <w:r>
+              <w:rPr>
+                <w:b/>
+                <w:bCs/>
+                <w:sz w:val="24"/>
+                <w:szCs w:val="24"/>
+                <w:highlight w:val="none"/>
+              </w:rPr>
+            </w:r>
+          </w:p>
+        </w:tc>
+      </w:tr>
+      <w:tr>
+        <w:tblPrEx/>
+        <w:trPr/>
+        <w:tc>
+          <w:tcPr>
+            <w:tcW w:w="2339" w:type="dxa"/>
+            <w:textDirection w:val="lrTb"/>
+            <w:noWrap w:val="false"/>
+          </w:tcPr>
+          <w:p>
+            <w:pPr>
+              <w:ind w:firstLine="0"/>
+              <w:jc w:val="left"/>
+              <w:spacing w:line="240" w:lineRule="auto"/>
+              <w:rPr>
+                <w:sz w:val="24"/>
+                <w:szCs w:val="24"/>
+              </w:rPr>
+              <w:suppressLineNumbers w:val="0"/>
+            </w:pPr>
+            <w:r>
+              <w:rPr>
+                <w:sz w:val="24"/>
+                <w:szCs w:val="24"/>
+              </w:rPr>
+              <w:t xml:space="preserve">код события</w:t>
+            </w:r>
+            <w:r>
+              <w:rPr>
+                <w:sz w:val="24"/>
+                <w:szCs w:val="24"/>
+              </w:rPr>
+            </w:r>
+            <w:r>
+              <w:rPr>
+                <w:sz w:val="24"/>
+                <w:szCs w:val="24"/>
+              </w:rPr>
+            </w:r>
+          </w:p>
+        </w:tc>
+        <w:tc>
+          <w:tcPr>
+            <w:tcW w:w="2339" w:type="dxa"/>
+            <w:textDirection w:val="lrTb"/>
+            <w:noWrap w:val="false"/>
+          </w:tcPr>
+          <w:p>
+            <w:pPr>
+              <w:ind w:firstLine="0"/>
+              <w:jc w:val="left"/>
+              <w:spacing w:line="240" w:lineRule="auto"/>
+              <w:rPr>
+                <w:sz w:val="24"/>
+                <w:szCs w:val="24"/>
+              </w:rPr>
+              <w:suppressLineNumbers w:val="0"/>
+            </w:pPr>
+            <w:r>
+              <w:rPr>
+                <w:sz w:val="24"/>
+                <w:szCs w:val="24"/>
+              </w:rPr>
+              <w:t xml:space="preserve">целое число</w:t>
+            </w:r>
+            <w:r>
+              <w:rPr>
+                <w:sz w:val="24"/>
+                <w:szCs w:val="24"/>
+              </w:rPr>
+            </w:r>
+            <w:r>
+              <w:rPr>
+                <w:sz w:val="24"/>
+                <w:szCs w:val="24"/>
+              </w:rPr>
+            </w:r>
+          </w:p>
+        </w:tc>
+        <w:tc>
+          <w:tcPr>
+            <w:tcW w:w="2339" w:type="dxa"/>
+            <w:textDirection w:val="lrTb"/>
+            <w:noWrap w:val="false"/>
+          </w:tcPr>
+          <w:p>
+            <w:pPr>
+              <w:ind w:firstLine="0"/>
+              <w:jc w:val="left"/>
+              <w:spacing w:line="240" w:lineRule="auto"/>
+              <w:rPr>
+                <w:sz w:val="24"/>
+                <w:szCs w:val="24"/>
+              </w:rPr>
+              <w:suppressLineNumbers w:val="0"/>
+            </w:pPr>
+            <w:r>
+              <w:rPr>
+                <w:sz w:val="24"/>
+                <w:szCs w:val="24"/>
+              </w:rPr>
+              <w:t xml:space="preserve">PK</w:t>
+            </w:r>
+            <w:r>
+              <w:rPr>
+                <w:sz w:val="24"/>
+                <w:szCs w:val="24"/>
+              </w:rPr>
+            </w:r>
+            <w:r>
+              <w:rPr>
+                <w:sz w:val="24"/>
+                <w:szCs w:val="24"/>
+              </w:rPr>
+            </w:r>
+          </w:p>
+        </w:tc>
+        <w:tc>
+          <w:tcPr>
+            <w:tcW w:w="2339" w:type="dxa"/>
+            <w:textDirection w:val="lrTb"/>
+            <w:noWrap w:val="false"/>
+          </w:tcPr>
+          <w:p>
+            <w:pPr>
+              <w:ind w:firstLine="0"/>
+              <w:jc w:val="left"/>
+              <w:spacing w:line="240" w:lineRule="auto"/>
+              <w:rPr>
+                <w:sz w:val="24"/>
+                <w:szCs w:val="24"/>
+              </w:rPr>
+              <w:suppressLineNumbers w:val="0"/>
+            </w:pPr>
+            <w:r>
+              <w:rPr>
+                <w:sz w:val="24"/>
+                <w:szCs w:val="24"/>
+              </w:rPr>
+              <w:t xml:space="preserve">Первичный ключ, автоинкремент</w:t>
+            </w:r>
+            <w:r>
+              <w:rPr>
+                <w:sz w:val="24"/>
+                <w:szCs w:val="24"/>
+              </w:rPr>
+            </w:r>
+            <w:r>
+              <w:rPr>
+                <w:sz w:val="24"/>
+                <w:szCs w:val="24"/>
+              </w:rPr>
+            </w:r>
+          </w:p>
+        </w:tc>
+      </w:tr>
+      <w:tr>
+        <w:tblPrEx/>
+        <w:trPr/>
+        <w:tc>
+          <w:tcPr>
+            <w:tcW w:w="2339" w:type="dxa"/>
+            <w:textDirection w:val="lrTb"/>
+            <w:noWrap w:val="false"/>
+          </w:tcPr>
+          <w:p>
+            <w:pPr>
+              <w:ind w:firstLine="0"/>
+              <w:jc w:val="left"/>
+              <w:spacing w:line="240" w:lineRule="auto"/>
+              <w:rPr>
+                <w:sz w:val="24"/>
+                <w:szCs w:val="24"/>
+              </w:rPr>
+              <w:suppressLineNumbers w:val="0"/>
+            </w:pPr>
+            <w:r>
+              <w:rPr>
+                <w:sz w:val="24"/>
+                <w:szCs w:val="24"/>
+              </w:rPr>
+              <w:t xml:space="preserve">код станции</w:t>
+            </w:r>
+            <w:r>
+              <w:rPr>
+                <w:sz w:val="24"/>
+                <w:szCs w:val="24"/>
+              </w:rPr>
+            </w:r>
+            <w:r>
+              <w:rPr>
+                <w:sz w:val="24"/>
+                <w:szCs w:val="24"/>
+              </w:rPr>
+            </w:r>
+          </w:p>
+        </w:tc>
+        <w:tc>
+          <w:tcPr>
+            <w:tcW w:w="2339" w:type="dxa"/>
+            <w:textDirection w:val="lrTb"/>
+            <w:noWrap w:val="false"/>
+          </w:tcPr>
+          <w:p>
+            <w:pPr>
+              <w:ind w:firstLine="0"/>
+              <w:jc w:val="left"/>
+              <w:spacing w:line="240" w:lineRule="auto"/>
+              <w:rPr>
+                <w:sz w:val="24"/>
+                <w:szCs w:val="24"/>
+              </w:rPr>
+              <w:suppressLineNumbers w:val="0"/>
+            </w:pPr>
+            <w:r>
+              <w:rPr>
+                <w:sz w:val="24"/>
+                <w:szCs w:val="24"/>
+              </w:rPr>
+              <w:t xml:space="preserve">целое число</w:t>
+            </w:r>
+            <w:r>
+              <w:rPr>
+                <w:sz w:val="24"/>
+                <w:szCs w:val="24"/>
+              </w:rPr>
+            </w:r>
+            <w:r>
+              <w:rPr>
+                <w:sz w:val="24"/>
+                <w:szCs w:val="24"/>
+              </w:rPr>
+            </w:r>
+          </w:p>
+        </w:tc>
+        <w:tc>
+          <w:tcPr>
+            <w:tcW w:w="2339" w:type="dxa"/>
+            <w:textDirection w:val="lrTb"/>
+            <w:noWrap w:val="false"/>
+          </w:tcPr>
+          <w:p>
+            <w:pPr>
+              <w:ind w:firstLine="0"/>
+              <w:jc w:val="left"/>
+              <w:spacing w:line="240" w:lineRule="auto"/>
+              <w:rPr>
+                <w:sz w:val="24"/>
+                <w:szCs w:val="24"/>
+              </w:rPr>
+              <w:suppressLineNumbers w:val="0"/>
+            </w:pPr>
+            <w:r>
+              <w:rPr>
+                <w:sz w:val="24"/>
+                <w:szCs w:val="24"/>
+              </w:rPr>
+              <w:t xml:space="preserve">FK</w:t>
+            </w:r>
+            <w:r>
+              <w:rPr>
+                <w:sz w:val="24"/>
+                <w:szCs w:val="24"/>
+              </w:rPr>
+            </w:r>
+            <w:r>
+              <w:rPr>
+                <w:sz w:val="24"/>
+                <w:szCs w:val="24"/>
+              </w:rPr>
+            </w:r>
+          </w:p>
+        </w:tc>
+        <w:tc>
+          <w:tcPr>
+            <w:tcW w:w="2339" w:type="dxa"/>
+            <w:textDirection w:val="lrTb"/>
+            <w:noWrap w:val="false"/>
+          </w:tcPr>
+          <w:p>
+            <w:pPr>
+              <w:ind w:firstLine="0"/>
+              <w:jc w:val="left"/>
+              <w:spacing w:line="240" w:lineRule="auto"/>
+              <w:rPr>
+                <w:sz w:val="24"/>
+                <w:szCs w:val="24"/>
+              </w:rPr>
+              <w:suppressLineNumbers w:val="0"/>
+            </w:pPr>
+            <w:r>
+              <w:rPr>
+                <w:sz w:val="24"/>
+                <w:szCs w:val="24"/>
+              </w:rPr>
+              <w:t xml:space="preserve">Связь с сущностью «Станция», на которой зафиксирован проход</w:t>
+            </w:r>
+            <w:r>
+              <w:rPr>
+                <w:sz w:val="24"/>
+                <w:szCs w:val="24"/>
+              </w:rPr>
+            </w:r>
+            <w:r>
+              <w:rPr>
+                <w:sz w:val="24"/>
+                <w:szCs w:val="24"/>
+              </w:rPr>
+            </w:r>
+          </w:p>
+        </w:tc>
+      </w:tr>
+      <w:tr>
+        <w:tblPrEx/>
+        <w:trPr/>
+        <w:tc>
+          <w:tcPr>
+            <w:tcW w:w="2339" w:type="dxa"/>
+            <w:textDirection w:val="lrTb"/>
+            <w:noWrap w:val="false"/>
+          </w:tcPr>
+          <w:p>
+            <w:pPr>
+              <w:ind w:firstLine="0"/>
+              <w:jc w:val="left"/>
+              <w:spacing w:line="240" w:lineRule="auto"/>
+              <w:rPr>
+                <w:sz w:val="24"/>
+                <w:szCs w:val="24"/>
+              </w:rPr>
+              <w:suppressLineNumbers w:val="0"/>
+            </w:pPr>
+            <w:r>
+              <w:rPr>
+                <w:sz w:val="24"/>
+                <w:szCs w:val="24"/>
+              </w:rPr>
+              <w:t xml:space="preserve">код поезда</w:t>
+            </w:r>
+            <w:r>
+              <w:rPr>
+                <w:sz w:val="24"/>
+                <w:szCs w:val="24"/>
+              </w:rPr>
+            </w:r>
+            <w:r>
+              <w:rPr>
+                <w:sz w:val="24"/>
+                <w:szCs w:val="24"/>
+              </w:rPr>
+            </w:r>
+          </w:p>
+        </w:tc>
+        <w:tc>
+          <w:tcPr>
+            <w:tcW w:w="2339" w:type="dxa"/>
+            <w:textDirection w:val="lrTb"/>
+            <w:noWrap w:val="false"/>
+          </w:tcPr>
+          <w:p>
+            <w:pPr>
+              <w:ind w:firstLine="0"/>
+              <w:jc w:val="left"/>
+              <w:spacing w:line="240" w:lineRule="auto"/>
+              <w:rPr>
+                <w:sz w:val="24"/>
+                <w:szCs w:val="24"/>
+              </w:rPr>
+              <w:suppressLineNumbers w:val="0"/>
+            </w:pPr>
+            <w:r>
+              <w:rPr>
+                <w:sz w:val="24"/>
+                <w:szCs w:val="24"/>
+              </w:rPr>
+              <w:t xml:space="preserve">целое число</w:t>
+            </w:r>
+            <w:r>
+              <w:rPr>
+                <w:sz w:val="24"/>
+                <w:szCs w:val="24"/>
+              </w:rPr>
+            </w:r>
+            <w:r>
+              <w:rPr>
+                <w:sz w:val="24"/>
+                <w:szCs w:val="24"/>
+              </w:rPr>
+            </w:r>
+          </w:p>
+        </w:tc>
+        <w:tc>
+          <w:tcPr>
+            <w:tcW w:w="2339" w:type="dxa"/>
+            <w:textDirection w:val="lrTb"/>
+            <w:noWrap w:val="false"/>
+          </w:tcPr>
+          <w:p>
+            <w:pPr>
+              <w:ind w:firstLine="0"/>
+              <w:jc w:val="left"/>
+              <w:spacing w:line="240" w:lineRule="auto"/>
+              <w:rPr>
+                <w:sz w:val="24"/>
+                <w:szCs w:val="24"/>
+              </w:rPr>
+              <w:suppressLineNumbers w:val="0"/>
+            </w:pPr>
+            <w:r>
+              <w:rPr>
+                <w:sz w:val="24"/>
+                <w:szCs w:val="24"/>
+              </w:rPr>
+              <w:t xml:space="preserve">FK, может быть NULL</w:t>
+            </w:r>
+            <w:r>
+              <w:rPr>
+                <w:sz w:val="24"/>
+                <w:szCs w:val="24"/>
+              </w:rPr>
+            </w:r>
+            <w:r>
+              <w:rPr>
+                <w:sz w:val="24"/>
+                <w:szCs w:val="24"/>
+              </w:rPr>
+            </w:r>
+          </w:p>
+        </w:tc>
+        <w:tc>
+          <w:tcPr>
+            <w:tcW w:w="2339" w:type="dxa"/>
+            <w:textDirection w:val="lrTb"/>
+            <w:noWrap w:val="false"/>
+          </w:tcPr>
+          <w:p>
+            <w:pPr>
+              <w:ind w:firstLine="0"/>
+              <w:jc w:val="left"/>
+              <w:spacing w:line="240" w:lineRule="auto"/>
+              <w:rPr>
+                <w:sz w:val="24"/>
+                <w:szCs w:val="24"/>
+              </w:rPr>
+              <w:suppressLineNumbers w:val="0"/>
+            </w:pPr>
+            <w:r>
+              <w:rPr>
+                <w:sz w:val="24"/>
+                <w:szCs w:val="24"/>
+              </w:rPr>
+              <w:t xml:space="preserve">Связь с сущностью «Поезд»; отсутствует, если метка не опознана</w:t>
+            </w:r>
+            <w:r>
+              <w:rPr>
+                <w:sz w:val="24"/>
+                <w:szCs w:val="24"/>
+              </w:rPr>
+            </w:r>
+            <w:r>
+              <w:rPr>
+                <w:sz w:val="24"/>
+                <w:szCs w:val="24"/>
+              </w:rPr>
+            </w:r>
+          </w:p>
+        </w:tc>
+      </w:tr>
+      <w:tr>
+        <w:tblPrEx/>
+        <w:trPr/>
+        <w:tc>
+          <w:tcPr>
+            <w:tcW w:w="2339" w:type="dxa"/>
+            <w:textDirection w:val="lrTb"/>
+            <w:noWrap w:val="false"/>
+          </w:tcPr>
+          <w:p>
+            <w:pPr>
+              <w:ind w:firstLine="0"/>
+              <w:jc w:val="left"/>
+              <w:spacing w:line="240" w:lineRule="auto"/>
+              <w:rPr>
+                <w:sz w:val="24"/>
+                <w:szCs w:val="24"/>
+              </w:rPr>
+              <w:suppressLineNumbers w:val="0"/>
+            </w:pPr>
+            <w:r>
+              <w:rPr>
+                <w:sz w:val="24"/>
+                <w:szCs w:val="24"/>
+              </w:rPr>
+              <w:t xml:space="preserve">код метки</w:t>
+            </w:r>
+            <w:r>
+              <w:rPr>
+                <w:sz w:val="24"/>
+                <w:szCs w:val="24"/>
+              </w:rPr>
+            </w:r>
+            <w:r>
+              <w:rPr>
+                <w:sz w:val="24"/>
+                <w:szCs w:val="24"/>
+              </w:rPr>
+            </w:r>
+          </w:p>
+        </w:tc>
+        <w:tc>
+          <w:tcPr>
+            <w:tcW w:w="2339" w:type="dxa"/>
+            <w:textDirection w:val="lrTb"/>
+            <w:noWrap w:val="false"/>
+          </w:tcPr>
+          <w:p>
+            <w:pPr>
+              <w:ind w:firstLine="0"/>
+              <w:jc w:val="left"/>
+              <w:spacing w:line="240" w:lineRule="auto"/>
+              <w:rPr>
+                <w:sz w:val="24"/>
+                <w:szCs w:val="24"/>
+              </w:rPr>
+              <w:suppressLineNumbers w:val="0"/>
+            </w:pPr>
+            <w:r>
+              <w:rPr>
+                <w:sz w:val="24"/>
+                <w:szCs w:val="24"/>
+              </w:rPr>
+              <w:t xml:space="preserve">целое число</w:t>
+            </w:r>
+            <w:r>
+              <w:rPr>
+                <w:sz w:val="24"/>
+                <w:szCs w:val="24"/>
+              </w:rPr>
+            </w:r>
+            <w:r>
+              <w:rPr>
+                <w:sz w:val="24"/>
+                <w:szCs w:val="24"/>
+              </w:rPr>
+            </w:r>
+          </w:p>
+        </w:tc>
+        <w:tc>
+          <w:tcPr>
+            <w:tcW w:w="2339" w:type="dxa"/>
+            <w:textDirection w:val="lrTb"/>
+            <w:noWrap w:val="false"/>
+          </w:tcPr>
+          <w:p>
+            <w:pPr>
+              <w:ind w:firstLine="0"/>
+              <w:jc w:val="left"/>
+              <w:spacing w:line="240" w:lineRule="auto"/>
+              <w:rPr>
+                <w:sz w:val="24"/>
+                <w:szCs w:val="24"/>
+              </w:rPr>
+              <w:suppressLineNumbers w:val="0"/>
+            </w:pPr>
+            <w:r>
+              <w:rPr>
+                <w:sz w:val="24"/>
+                <w:szCs w:val="24"/>
+              </w:rPr>
+              <w:t xml:space="preserve">FK</w:t>
+            </w:r>
+            <w:r>
+              <w:rPr>
+                <w:sz w:val="24"/>
+                <w:szCs w:val="24"/>
+              </w:rPr>
+            </w:r>
+            <w:r>
+              <w:rPr>
+                <w:sz w:val="24"/>
+                <w:szCs w:val="24"/>
+              </w:rPr>
+            </w:r>
+          </w:p>
+        </w:tc>
+        <w:tc>
+          <w:tcPr>
+            <w:tcW w:w="2339" w:type="dxa"/>
+            <w:textDirection w:val="lrTb"/>
+            <w:noWrap w:val="false"/>
+          </w:tcPr>
+          <w:p>
+            <w:pPr>
+              <w:ind w:firstLine="0"/>
+              <w:jc w:val="left"/>
+              <w:spacing w:line="240" w:lineRule="auto"/>
+              <w:rPr>
+                <w:sz w:val="24"/>
+                <w:szCs w:val="24"/>
+              </w:rPr>
+              <w:suppressLineNumbers w:val="0"/>
+            </w:pPr>
+            <w:r>
+              <w:rPr>
+                <w:sz w:val="24"/>
+                <w:szCs w:val="24"/>
+              </w:rPr>
+              <w:t xml:space="preserve">Связь с сущностью «RFID-метка»; хранит метку из исходного запроса даже при ошибке опознания</w:t>
+            </w:r>
+            <w:r>
+              <w:rPr>
+                <w:sz w:val="24"/>
+                <w:szCs w:val="24"/>
+              </w:rPr>
+            </w:r>
+            <w:r>
+              <w:rPr>
+                <w:sz w:val="24"/>
+                <w:szCs w:val="24"/>
+              </w:rPr>
+            </w:r>
+          </w:p>
+        </w:tc>
+      </w:tr>
+      <w:tr>
+        <w:tblPrEx/>
+        <w:trPr/>
+        <w:tc>
+          <w:tcPr>
+            <w:tcW w:w="2339" w:type="dxa"/>
+            <w:vMerge w:val="restart"/>
+            <w:textDirection w:val="lrTb"/>
+            <w:noWrap w:val="false"/>
+          </w:tcPr>
+          <w:p>
+            <w:pPr>
+              <w:ind w:firstLine="0"/>
+              <w:jc w:val="left"/>
+              <w:spacing w:line="240" w:lineRule="auto"/>
+              <w:rPr>
+                <w:sz w:val="24"/>
+                <w:szCs w:val="24"/>
+              </w:rPr>
+              <w:suppressLineNumbers w:val="0"/>
+            </w:pPr>
+            <w:r>
+              <w:rPr>
+                <w:sz w:val="24"/>
+                <w:szCs w:val="24"/>
+              </w:rPr>
+              <w:t xml:space="preserve">время прохождения</w:t>
+            </w:r>
+            <w:r>
+              <w:rPr>
+                <w:sz w:val="24"/>
+                <w:szCs w:val="24"/>
+              </w:rPr>
+            </w:r>
+            <w:r>
+              <w:rPr>
+                <w:sz w:val="24"/>
+                <w:szCs w:val="24"/>
+              </w:rPr>
+            </w:r>
+          </w:p>
+        </w:tc>
+        <w:tc>
+          <w:tcPr>
+            <w:tcW w:w="2339" w:type="dxa"/>
+            <w:vMerge w:val="restart"/>
+            <w:textDirection w:val="lrTb"/>
+            <w:noWrap w:val="false"/>
+          </w:tcPr>
+          <w:p>
+            <w:pPr>
+              <w:ind w:firstLine="0"/>
+              <w:jc w:val="left"/>
+              <w:spacing w:line="240" w:lineRule="auto"/>
+              <w:rPr>
+                <w:sz w:val="24"/>
+                <w:szCs w:val="24"/>
+              </w:rPr>
+              <w:suppressLineNumbers w:val="0"/>
+            </w:pPr>
+            <w:r>
+              <w:rPr>
+                <w:sz w:val="24"/>
+                <w:szCs w:val="24"/>
+              </w:rPr>
+              <w:t xml:space="preserve">дата и время</w:t>
+            </w:r>
+            <w:r>
+              <w:rPr>
+                <w:sz w:val="24"/>
+                <w:szCs w:val="24"/>
+              </w:rPr>
+            </w:r>
+            <w:r>
+              <w:rPr>
+                <w:sz w:val="24"/>
+                <w:szCs w:val="24"/>
+              </w:rPr>
+            </w:r>
+          </w:p>
+        </w:tc>
+        <w:tc>
+          <w:tcPr>
+            <w:tcW w:w="2339" w:type="dxa"/>
+            <w:vMerge w:val="restart"/>
+            <w:textDirection w:val="lrTb"/>
+            <w:noWrap w:val="false"/>
+          </w:tcPr>
+          <w:p>
+            <w:pPr>
+              <w:ind w:firstLine="0"/>
+              <w:jc w:val="left"/>
+              <w:spacing w:line="240" w:lineRule="auto"/>
+              <w:rPr>
+                <w:sz w:val="24"/>
+                <w:szCs w:val="24"/>
+              </w:rPr>
+              <w:suppressLineNumbers w:val="0"/>
+            </w:pPr>
+            <w:r>
+              <w:rPr>
+                <w:sz w:val="24"/>
+                <w:szCs w:val="24"/>
+              </w:rPr>
+              <w:t xml:space="preserve">—</w:t>
+            </w:r>
+            <w:r>
+              <w:rPr>
+                <w:sz w:val="24"/>
+                <w:szCs w:val="24"/>
+              </w:rPr>
+            </w:r>
+            <w:r>
+              <w:rPr>
+                <w:sz w:val="24"/>
+                <w:szCs w:val="24"/>
+              </w:rPr>
+            </w:r>
+          </w:p>
+        </w:tc>
+        <w:tc>
+          <w:tcPr>
+            <w:tcW w:w="2339" w:type="dxa"/>
+            <w:vMerge w:val="restart"/>
+            <w:textDirection w:val="lrTb"/>
+            <w:noWrap w:val="false"/>
+          </w:tcPr>
+          <w:p>
+            <w:pPr>
+              <w:ind w:firstLine="0"/>
+              <w:jc w:val="left"/>
+              <w:spacing w:line="240" w:lineRule="auto"/>
+              <w:rPr>
+                <w:sz w:val="24"/>
+                <w:szCs w:val="24"/>
+              </w:rPr>
+              <w:suppressLineNumbers w:val="0"/>
+            </w:pPr>
+            <w:r>
+              <w:rPr>
+                <w:sz w:val="24"/>
+                <w:szCs w:val="24"/>
+              </w:rPr>
+              <w:t xml:space="preserve">Метка времени фиксации события</w:t>
+            </w:r>
+            <w:r>
+              <w:rPr>
+                <w:sz w:val="24"/>
+                <w:szCs w:val="24"/>
+              </w:rPr>
+            </w:r>
+            <w:r>
+              <w:rPr>
+                <w:sz w:val="24"/>
+                <w:szCs w:val="24"/>
+              </w:rPr>
+            </w:r>
+          </w:p>
+        </w:tc>
+      </w:tr>
+      <w:tr>
+        <w:tblPrEx/>
+        <w:trPr/>
+        <w:tc>
+          <w:tcPr>
+            <w:tcW w:w="2339" w:type="dxa"/>
+            <w:vMerge w:val="restart"/>
+            <w:textDirection w:val="lrTb"/>
+            <w:noWrap w:val="false"/>
+          </w:tcPr>
+          <w:p>
+            <w:pPr>
+              <w:ind w:firstLine="0"/>
+              <w:jc w:val="left"/>
+              <w:spacing w:line="240" w:lineRule="auto"/>
+              <w:rPr>
+                <w:sz w:val="24"/>
+                <w:szCs w:val="24"/>
+              </w:rPr>
+              <w:suppressLineNumbers w:val="0"/>
+            </w:pPr>
+            <w:r>
+              <w:rPr>
+                <w:sz w:val="24"/>
+                <w:szCs w:val="24"/>
+              </w:rPr>
+              <w:t xml:space="preserve">статус события</w:t>
+            </w:r>
+            <w:r>
+              <w:rPr>
+                <w:sz w:val="24"/>
+                <w:szCs w:val="24"/>
+              </w:rPr>
+            </w:r>
+            <w:r>
+              <w:rPr>
+                <w:sz w:val="24"/>
+                <w:szCs w:val="24"/>
+              </w:rPr>
+            </w:r>
+          </w:p>
+        </w:tc>
+        <w:tc>
+          <w:tcPr>
+            <w:tcW w:w="2339" w:type="dxa"/>
+            <w:vMerge w:val="restart"/>
+            <w:textDirection w:val="lrTb"/>
+            <w:noWrap w:val="false"/>
+          </w:tcPr>
+          <w:p>
+            <w:pPr>
+              <w:ind w:firstLine="0"/>
+              <w:jc w:val="left"/>
+              <w:spacing w:line="240" w:lineRule="auto"/>
+              <w:rPr>
+                <w:sz w:val="24"/>
+                <w:szCs w:val="24"/>
+              </w:rPr>
+              <w:suppressLineNumbers w:val="0"/>
+            </w:pPr>
+            <w:r>
+              <w:rPr>
+                <w:sz w:val="24"/>
+                <w:szCs w:val="24"/>
+              </w:rPr>
+              <w:t xml:space="preserve">строка</w:t>
+            </w:r>
+            <w:r>
+              <w:rPr>
+                <w:sz w:val="24"/>
+                <w:szCs w:val="24"/>
+              </w:rPr>
+            </w:r>
+            <w:r>
+              <w:rPr>
+                <w:sz w:val="24"/>
+                <w:szCs w:val="24"/>
+              </w:rPr>
+            </w:r>
+          </w:p>
+        </w:tc>
+        <w:tc>
+          <w:tcPr>
+            <w:tcW w:w="2339" w:type="dxa"/>
+            <w:vMerge w:val="restart"/>
+            <w:textDirection w:val="lrTb"/>
+            <w:noWrap w:val="false"/>
+          </w:tcPr>
+          <w:p>
+            <w:pPr>
+              <w:ind w:firstLine="0"/>
+              <w:jc w:val="left"/>
+              <w:spacing w:line="240" w:lineRule="auto"/>
+              <w:rPr>
+                <w:sz w:val="24"/>
+                <w:szCs w:val="24"/>
+              </w:rPr>
+              <w:suppressLineNumbers w:val="0"/>
+            </w:pPr>
+            <w:r>
+              <w:rPr>
+                <w:sz w:val="24"/>
+                <w:szCs w:val="24"/>
+              </w:rPr>
+              <w:t xml:space="preserve">—</w:t>
+            </w:r>
+            <w:r>
+              <w:rPr>
+                <w:sz w:val="24"/>
+                <w:szCs w:val="24"/>
+              </w:rPr>
+            </w:r>
+            <w:r>
+              <w:rPr>
+                <w:sz w:val="24"/>
+                <w:szCs w:val="24"/>
+              </w:rPr>
+            </w:r>
+          </w:p>
+        </w:tc>
+        <w:tc>
+          <w:tcPr>
+            <w:tcW w:w="2339" w:type="dxa"/>
+            <w:vMerge w:val="restart"/>
+            <w:textDirection w:val="lrTb"/>
+            <w:noWrap w:val="false"/>
+          </w:tcPr>
+          <w:p>
+            <w:pPr>
+              <w:ind w:firstLine="0"/>
+              <w:jc w:val="left"/>
+              <w:spacing w:line="240" w:lineRule="auto"/>
+              <w:rPr>
+                <w:sz w:val="24"/>
+                <w:szCs w:val="24"/>
+              </w:rPr>
+              <w:suppressLineNumbers w:val="0"/>
+            </w:pPr>
+            <w:r>
+              <w:rPr>
+                <w:sz w:val="24"/>
+                <w:szCs w:val="24"/>
+              </w:rPr>
+              <w:t xml:space="preserve">Принимает значения: «штатно», «неизвестный поезд», «дубликат»</w:t>
+            </w:r>
+            <w:r>
+              <w:rPr>
+                <w:sz w:val="24"/>
+                <w:szCs w:val="24"/>
+              </w:rPr>
+            </w:r>
+            <w:r>
+              <w:rPr>
+                <w:sz w:val="24"/>
+                <w:szCs w:val="24"/>
+              </w:rPr>
+            </w:r>
+          </w:p>
+        </w:tc>
+      </w:tr>
+    </w:tbl>
+    <w:p>
+      <w:pPr>
+        <w:rPr>
+          <w:highlight w:val="none"/>
+        </w:rPr>
+      </w:pPr>
       <w:r>
         <w:rPr>
           <w:highlight w:val="none"/>
@@ -15618,16 +20204,981 @@
     </w:p>
     <w:p>
       <w:pPr>
-        <w:pStyle w:val="880"/>
-        <w:rPr>
-          <w:highlight w:val="none"/>
-        </w:rPr>
-      </w:pPr>
-      <w:r>
-        <w:rPr>
-          <w:highlight w:val="none"/>
-        </w:rPr>
-      </w:r>
+        <w:pStyle w:val="931"/>
+        <w:ind w:firstLine="0"/>
+        <w:keepNext/>
+        <w:spacing w:after="0" w:afterAutospacing="0"/>
+        <w:rPr>
+          <w:rFonts w:ascii="Times New Roman" w:hAnsi="Times New Roman" w:eastAsia="Times New Roman" w:cs="Times New Roman"/>
+          <w:b w:val="0"/>
+          <w:bCs w:val="0"/>
+          <w:i w:val="0"/>
+          <w:iCs w:val="0"/>
+          <w:color w:val="auto"/>
+          <w:sz w:val="28"/>
+          <w:szCs w:val="28"/>
+          <w:highlight w:val="none"/>
+        </w:rPr>
+      </w:pPr>
+      <w:r>
+        <w:rPr>
+          <w:rFonts w:ascii="Times New Roman" w:hAnsi="Times New Roman" w:eastAsia="Times New Roman" w:cs="Times New Roman"/>
+          <w:b w:val="0"/>
+          <w:bCs w:val="0"/>
+          <w:i w:val="0"/>
+          <w:iCs w:val="0"/>
+          <w:color w:val="auto"/>
+          <w:sz w:val="28"/>
+          <w:szCs w:val="28"/>
+        </w:rPr>
+        <w:t xml:space="preserve">Таблица </w:t>
+      </w:r>
+      <w:r>
+        <w:rPr>
+          <w:rFonts w:ascii="Times New Roman" w:hAnsi="Times New Roman" w:eastAsia="Times New Roman" w:cs="Times New Roman"/>
+          <w:b w:val="0"/>
+          <w:bCs w:val="0"/>
+          <w:i w:val="0"/>
+          <w:iCs w:val="0"/>
+          <w:color w:val="auto"/>
+          <w:sz w:val="28"/>
+          <w:szCs w:val="28"/>
+        </w:rPr>
+        <w:fldChar w:fldCharType="begin"/>
+      </w:r>
+      <w:r>
+        <w:rPr>
+          <w:rFonts w:ascii="Times New Roman" w:hAnsi="Times New Roman" w:eastAsia="Times New Roman" w:cs="Times New Roman"/>
+          <w:b w:val="0"/>
+          <w:bCs w:val="0"/>
+          <w:i w:val="0"/>
+          <w:iCs w:val="0"/>
+          <w:color w:val="auto"/>
+          <w:sz w:val="28"/>
+          <w:szCs w:val="28"/>
+        </w:rPr>
+        <w:instrText xml:space="preserve"> SEQ Таблица \* ARABIC </w:instrText>
+      </w:r>
+      <w:r>
+        <w:rPr>
+          <w:rFonts w:ascii="Times New Roman" w:hAnsi="Times New Roman" w:eastAsia="Times New Roman" w:cs="Times New Roman"/>
+          <w:b w:val="0"/>
+          <w:bCs w:val="0"/>
+          <w:i w:val="0"/>
+          <w:iCs w:val="0"/>
+          <w:color w:val="auto"/>
+          <w:sz w:val="28"/>
+          <w:szCs w:val="28"/>
+        </w:rPr>
+        <w:fldChar w:fldCharType="separate"/>
+        <w:t xml:space="preserve">5</w:t>
+      </w:r>
+      <w:r>
+        <w:rPr>
+          <w:rFonts w:ascii="Times New Roman" w:hAnsi="Times New Roman" w:eastAsia="Times New Roman" w:cs="Times New Roman"/>
+          <w:b w:val="0"/>
+          <w:bCs w:val="0"/>
+          <w:i w:val="0"/>
+          <w:iCs w:val="0"/>
+          <w:color w:val="auto"/>
+          <w:sz w:val="28"/>
+          <w:szCs w:val="28"/>
+        </w:rPr>
+        <w:fldChar w:fldCharType="end"/>
+        <w:t xml:space="preserve"> </w:t>
+      </w:r>
+      <w:r>
+        <w:rPr>
+          <w:rFonts w:ascii="Times New Roman" w:hAnsi="Times New Roman" w:eastAsia="Times New Roman" w:cs="Times New Roman"/>
+          <w:b w:val="0"/>
+          <w:bCs w:val="0"/>
+          <w:color w:val="auto"/>
+          <w:sz w:val="28"/>
+          <w:szCs w:val="28"/>
+        </w:rPr>
+        <w:t xml:space="preserve">–</w:t>
+      </w:r>
+      <w:r>
+        <w:rPr>
+          <w:rFonts w:ascii="Times New Roman" w:hAnsi="Times New Roman" w:eastAsia="Times New Roman" w:cs="Times New Roman"/>
+          <w:b w:val="0"/>
+          <w:bCs w:val="0"/>
+          <w:color w:val="auto"/>
+          <w:sz w:val="28"/>
+          <w:szCs w:val="28"/>
+        </w:rPr>
+        <w:t xml:space="preserve"> атрибуты сущности пользователь</w:t>
+      </w:r>
+      <w:r>
+        <w:rPr>
+          <w:rFonts w:ascii="Times New Roman" w:hAnsi="Times New Roman" w:eastAsia="Times New Roman" w:cs="Times New Roman"/>
+          <w:b w:val="0"/>
+          <w:bCs w:val="0"/>
+          <w:i w:val="0"/>
+          <w:iCs w:val="0"/>
+          <w:color w:val="auto"/>
+          <w:sz w:val="28"/>
+          <w:szCs w:val="28"/>
+          <w:highlight w:val="none"/>
+        </w:rPr>
+      </w:r>
+      <w:r>
+        <w:rPr>
+          <w:rFonts w:ascii="Times New Roman" w:hAnsi="Times New Roman" w:eastAsia="Times New Roman" w:cs="Times New Roman"/>
+          <w:b w:val="0"/>
+          <w:bCs w:val="0"/>
+          <w:i w:val="0"/>
+          <w:iCs w:val="0"/>
+          <w:color w:val="auto"/>
+          <w:sz w:val="28"/>
+          <w:szCs w:val="28"/>
+          <w:highlight w:val="none"/>
+        </w:rPr>
+      </w:r>
+    </w:p>
+    <w:tbl>
+      <w:tblPr>
+        <w:tblStyle w:val="1074"/>
+        <w:tblW w:w="0" w:type="auto"/>
+        <w:tblLook w:val="04A0" w:firstRow="1" w:lastRow="0" w:firstColumn="1" w:lastColumn="0" w:noHBand="0" w:noVBand="1"/>
+      </w:tblPr>
+      <w:tblGrid>
+        <w:gridCol w:w="2339"/>
+        <w:gridCol w:w="2339"/>
+        <w:gridCol w:w="2339"/>
+        <w:gridCol w:w="2339"/>
+      </w:tblGrid>
+      <w:tr>
+        <w:tblPrEx/>
+        <w:trPr/>
+        <w:tc>
+          <w:tcPr>
+            <w:tcW w:w="2339" w:type="dxa"/>
+            <w:textDirection w:val="lrTb"/>
+            <w:noWrap w:val="false"/>
+          </w:tcPr>
+          <w:p>
+            <w:pPr>
+              <w:ind w:firstLine="0"/>
+              <w:jc w:val="center"/>
+              <w:spacing w:line="240" w:lineRule="auto"/>
+              <w:rPr>
+                <w:b/>
+                <w:bCs/>
+                <w:sz w:val="24"/>
+                <w:szCs w:val="24"/>
+                <w:highlight w:val="none"/>
+              </w:rPr>
+              <w:suppressLineNumbers w:val="0"/>
+            </w:pPr>
+            <w:r>
+              <w:rPr>
+                <w:b/>
+                <w:bCs/>
+                <w:sz w:val="24"/>
+                <w:szCs w:val="24"/>
+                <w:highlight w:val="none"/>
+              </w:rPr>
+              <w:t xml:space="preserve">Атрибут</w:t>
+            </w:r>
+            <w:r>
+              <w:rPr>
+                <w:b/>
+                <w:bCs/>
+                <w:sz w:val="24"/>
+                <w:szCs w:val="24"/>
+                <w:highlight w:val="none"/>
+              </w:rPr>
+            </w:r>
+            <w:r>
+              <w:rPr>
+                <w:b/>
+                <w:bCs/>
+                <w:sz w:val="24"/>
+                <w:szCs w:val="24"/>
+                <w:highlight w:val="none"/>
+              </w:rPr>
+            </w:r>
+          </w:p>
+        </w:tc>
+        <w:tc>
+          <w:tcPr>
+            <w:tcW w:w="2339" w:type="dxa"/>
+            <w:textDirection w:val="lrTb"/>
+            <w:noWrap w:val="false"/>
+          </w:tcPr>
+          <w:p>
+            <w:pPr>
+              <w:ind w:firstLine="0"/>
+              <w:jc w:val="center"/>
+              <w:spacing w:line="240" w:lineRule="auto"/>
+              <w:rPr>
+                <w:b/>
+                <w:bCs/>
+                <w:sz w:val="24"/>
+                <w:szCs w:val="24"/>
+                <w:highlight w:val="none"/>
+              </w:rPr>
+              <w:suppressLineNumbers w:val="0"/>
+            </w:pPr>
+            <w:r>
+              <w:rPr>
+                <w:b/>
+                <w:bCs/>
+                <w:sz w:val="24"/>
+                <w:szCs w:val="24"/>
+                <w:highlight w:val="none"/>
+              </w:rPr>
+              <w:t xml:space="preserve">Тип данных</w:t>
+            </w:r>
+            <w:r>
+              <w:rPr>
+                <w:b/>
+                <w:bCs/>
+                <w:sz w:val="24"/>
+                <w:szCs w:val="24"/>
+                <w:highlight w:val="none"/>
+              </w:rPr>
+            </w:r>
+            <w:r>
+              <w:rPr>
+                <w:b/>
+                <w:bCs/>
+                <w:sz w:val="24"/>
+                <w:szCs w:val="24"/>
+                <w:highlight w:val="none"/>
+              </w:rPr>
+            </w:r>
+          </w:p>
+        </w:tc>
+        <w:tc>
+          <w:tcPr>
+            <w:tcW w:w="2339" w:type="dxa"/>
+            <w:textDirection w:val="lrTb"/>
+            <w:noWrap w:val="false"/>
+          </w:tcPr>
+          <w:p>
+            <w:pPr>
+              <w:ind w:firstLine="0"/>
+              <w:jc w:val="center"/>
+              <w:spacing w:line="240" w:lineRule="auto"/>
+              <w:rPr>
+                <w:b/>
+                <w:bCs/>
+                <w:sz w:val="24"/>
+                <w:szCs w:val="24"/>
+                <w:highlight w:val="none"/>
+              </w:rPr>
+              <w:suppressLineNumbers w:val="0"/>
+            </w:pPr>
+            <w:r>
+              <w:rPr>
+                <w:b/>
+                <w:bCs/>
+                <w:sz w:val="24"/>
+                <w:szCs w:val="24"/>
+                <w:highlight w:val="none"/>
+              </w:rPr>
+              <w:t xml:space="preserve">Ключ</w:t>
+            </w:r>
+            <w:r>
+              <w:rPr>
+                <w:b/>
+                <w:bCs/>
+                <w:sz w:val="24"/>
+                <w:szCs w:val="24"/>
+                <w:highlight w:val="none"/>
+              </w:rPr>
+            </w:r>
+            <w:r>
+              <w:rPr>
+                <w:b/>
+                <w:bCs/>
+                <w:sz w:val="24"/>
+                <w:szCs w:val="24"/>
+                <w:highlight w:val="none"/>
+              </w:rPr>
+            </w:r>
+          </w:p>
+        </w:tc>
+        <w:tc>
+          <w:tcPr>
+            <w:tcW w:w="2339" w:type="dxa"/>
+            <w:textDirection w:val="lrTb"/>
+            <w:noWrap w:val="false"/>
+          </w:tcPr>
+          <w:p>
+            <w:pPr>
+              <w:ind w:firstLine="0"/>
+              <w:jc w:val="center"/>
+              <w:spacing w:line="240" w:lineRule="auto"/>
+              <w:rPr>
+                <w:b/>
+                <w:bCs/>
+                <w:sz w:val="24"/>
+                <w:szCs w:val="24"/>
+                <w:highlight w:val="none"/>
+              </w:rPr>
+              <w:suppressLineNumbers w:val="0"/>
+            </w:pPr>
+            <w:r>
+              <w:rPr>
+                <w:b/>
+                <w:bCs/>
+                <w:sz w:val="24"/>
+                <w:szCs w:val="24"/>
+                <w:highlight w:val="none"/>
+              </w:rPr>
+              <w:t xml:space="preserve">Описание и ограничения</w:t>
+            </w:r>
+            <w:r>
+              <w:rPr>
+                <w:b/>
+                <w:bCs/>
+                <w:sz w:val="24"/>
+                <w:szCs w:val="24"/>
+                <w:highlight w:val="none"/>
+              </w:rPr>
+            </w:r>
+            <w:r>
+              <w:rPr>
+                <w:b/>
+                <w:bCs/>
+                <w:sz w:val="24"/>
+                <w:szCs w:val="24"/>
+                <w:highlight w:val="none"/>
+              </w:rPr>
+            </w:r>
+          </w:p>
+        </w:tc>
+      </w:tr>
+      <w:tr>
+        <w:tblPrEx/>
+        <w:trPr/>
+        <w:tc>
+          <w:tcPr>
+            <w:tcW w:w="2339" w:type="dxa"/>
+            <w:textDirection w:val="lrTb"/>
+            <w:noWrap w:val="false"/>
+          </w:tcPr>
+          <w:p>
+            <w:pPr>
+              <w:ind w:firstLine="0"/>
+              <w:jc w:val="left"/>
+              <w:spacing w:line="240" w:lineRule="auto"/>
+              <w:rPr>
+                <w:sz w:val="24"/>
+                <w:szCs w:val="24"/>
+              </w:rPr>
+              <w:suppressLineNumbers w:val="0"/>
+            </w:pPr>
+            <w:r>
+              <w:rPr>
+                <w:sz w:val="24"/>
+                <w:szCs w:val="24"/>
+              </w:rPr>
+              <w:t xml:space="preserve">код пользователя</w:t>
+            </w:r>
+            <w:r>
+              <w:rPr>
+                <w:sz w:val="24"/>
+                <w:szCs w:val="24"/>
+              </w:rPr>
+            </w:r>
+            <w:r>
+              <w:rPr>
+                <w:sz w:val="24"/>
+                <w:szCs w:val="24"/>
+              </w:rPr>
+            </w:r>
+          </w:p>
+        </w:tc>
+        <w:tc>
+          <w:tcPr>
+            <w:tcW w:w="2339" w:type="dxa"/>
+            <w:textDirection w:val="lrTb"/>
+            <w:noWrap w:val="false"/>
+          </w:tcPr>
+          <w:p>
+            <w:pPr>
+              <w:ind w:firstLine="0"/>
+              <w:jc w:val="left"/>
+              <w:spacing w:line="240" w:lineRule="auto"/>
+              <w:rPr>
+                <w:sz w:val="24"/>
+                <w:szCs w:val="24"/>
+              </w:rPr>
+              <w:suppressLineNumbers w:val="0"/>
+            </w:pPr>
+            <w:r>
+              <w:rPr>
+                <w:sz w:val="24"/>
+                <w:szCs w:val="24"/>
+              </w:rPr>
+              <w:t xml:space="preserve">целое число</w:t>
+            </w:r>
+            <w:r>
+              <w:rPr>
+                <w:sz w:val="24"/>
+                <w:szCs w:val="24"/>
+              </w:rPr>
+            </w:r>
+            <w:r>
+              <w:rPr>
+                <w:sz w:val="24"/>
+                <w:szCs w:val="24"/>
+              </w:rPr>
+            </w:r>
+          </w:p>
+        </w:tc>
+        <w:tc>
+          <w:tcPr>
+            <w:tcW w:w="2339" w:type="dxa"/>
+            <w:textDirection w:val="lrTb"/>
+            <w:noWrap w:val="false"/>
+          </w:tcPr>
+          <w:p>
+            <w:pPr>
+              <w:ind w:firstLine="0"/>
+              <w:jc w:val="left"/>
+              <w:spacing w:line="240" w:lineRule="auto"/>
+              <w:rPr>
+                <w:sz w:val="24"/>
+                <w:szCs w:val="24"/>
+              </w:rPr>
+              <w:suppressLineNumbers w:val="0"/>
+            </w:pPr>
+            <w:r>
+              <w:rPr>
+                <w:sz w:val="24"/>
+                <w:szCs w:val="24"/>
+              </w:rPr>
+              <w:t xml:space="preserve">PK</w:t>
+            </w:r>
+            <w:r>
+              <w:rPr>
+                <w:sz w:val="24"/>
+                <w:szCs w:val="24"/>
+              </w:rPr>
+            </w:r>
+            <w:r>
+              <w:rPr>
+                <w:sz w:val="24"/>
+                <w:szCs w:val="24"/>
+              </w:rPr>
+            </w:r>
+          </w:p>
+        </w:tc>
+        <w:tc>
+          <w:tcPr>
+            <w:tcW w:w="2339" w:type="dxa"/>
+            <w:textDirection w:val="lrTb"/>
+            <w:noWrap w:val="false"/>
+          </w:tcPr>
+          <w:p>
+            <w:pPr>
+              <w:ind w:firstLine="0"/>
+              <w:jc w:val="left"/>
+              <w:spacing w:line="240" w:lineRule="auto"/>
+              <w:rPr>
+                <w:sz w:val="24"/>
+                <w:szCs w:val="24"/>
+              </w:rPr>
+              <w:suppressLineNumbers w:val="0"/>
+            </w:pPr>
+            <w:r>
+              <w:rPr>
+                <w:sz w:val="24"/>
+                <w:szCs w:val="24"/>
+              </w:rPr>
+              <w:t xml:space="preserve">Первичный ключ, автоинкремент</w:t>
+            </w:r>
+            <w:r>
+              <w:rPr>
+                <w:sz w:val="24"/>
+                <w:szCs w:val="24"/>
+              </w:rPr>
+            </w:r>
+            <w:r>
+              <w:rPr>
+                <w:sz w:val="24"/>
+                <w:szCs w:val="24"/>
+              </w:rPr>
+            </w:r>
+          </w:p>
+        </w:tc>
+      </w:tr>
+      <w:tr>
+        <w:tblPrEx/>
+        <w:trPr/>
+        <w:tc>
+          <w:tcPr>
+            <w:tcW w:w="2339" w:type="dxa"/>
+            <w:textDirection w:val="lrTb"/>
+            <w:noWrap w:val="false"/>
+          </w:tcPr>
+          <w:p>
+            <w:pPr>
+              <w:ind w:firstLine="0"/>
+              <w:jc w:val="left"/>
+              <w:spacing w:line="240" w:lineRule="auto"/>
+              <w:rPr>
+                <w:sz w:val="24"/>
+                <w:szCs w:val="24"/>
+              </w:rPr>
+              <w:suppressLineNumbers w:val="0"/>
+            </w:pPr>
+            <w:r>
+              <w:rPr>
+                <w:sz w:val="24"/>
+                <w:szCs w:val="24"/>
+              </w:rPr>
+              <w:t xml:space="preserve">логин</w:t>
+            </w:r>
+            <w:r>
+              <w:rPr>
+                <w:sz w:val="24"/>
+                <w:szCs w:val="24"/>
+              </w:rPr>
+            </w:r>
+            <w:r>
+              <w:rPr>
+                <w:sz w:val="24"/>
+                <w:szCs w:val="24"/>
+              </w:rPr>
+            </w:r>
+          </w:p>
+        </w:tc>
+        <w:tc>
+          <w:tcPr>
+            <w:tcW w:w="2339" w:type="dxa"/>
+            <w:textDirection w:val="lrTb"/>
+            <w:noWrap w:val="false"/>
+          </w:tcPr>
+          <w:p>
+            <w:pPr>
+              <w:ind w:firstLine="0"/>
+              <w:jc w:val="left"/>
+              <w:spacing w:line="240" w:lineRule="auto"/>
+              <w:rPr>
+                <w:sz w:val="24"/>
+                <w:szCs w:val="24"/>
+              </w:rPr>
+              <w:suppressLineNumbers w:val="0"/>
+            </w:pPr>
+            <w:r>
+              <w:rPr>
+                <w:sz w:val="24"/>
+                <w:szCs w:val="24"/>
+              </w:rPr>
+              <w:t xml:space="preserve">строка</w:t>
+            </w:r>
+            <w:r>
+              <w:rPr>
+                <w:sz w:val="24"/>
+                <w:szCs w:val="24"/>
+              </w:rPr>
+            </w:r>
+            <w:r>
+              <w:rPr>
+                <w:sz w:val="24"/>
+                <w:szCs w:val="24"/>
+              </w:rPr>
+            </w:r>
+          </w:p>
+        </w:tc>
+        <w:tc>
+          <w:tcPr>
+            <w:tcW w:w="2339" w:type="dxa"/>
+            <w:textDirection w:val="lrTb"/>
+            <w:noWrap w:val="false"/>
+          </w:tcPr>
+          <w:p>
+            <w:pPr>
+              <w:ind w:firstLine="0"/>
+              <w:jc w:val="left"/>
+              <w:spacing w:line="240" w:lineRule="auto"/>
+              <w:rPr>
+                <w:sz w:val="24"/>
+                <w:szCs w:val="24"/>
+              </w:rPr>
+              <w:suppressLineNumbers w:val="0"/>
+            </w:pPr>
+            <w:r>
+              <w:rPr>
+                <w:sz w:val="24"/>
+                <w:szCs w:val="24"/>
+              </w:rPr>
+              <w:t xml:space="preserve">—</w:t>
+            </w:r>
+            <w:r>
+              <w:rPr>
+                <w:sz w:val="24"/>
+                <w:szCs w:val="24"/>
+              </w:rPr>
+            </w:r>
+            <w:r>
+              <w:rPr>
+                <w:sz w:val="24"/>
+                <w:szCs w:val="24"/>
+              </w:rPr>
+            </w:r>
+          </w:p>
+        </w:tc>
+        <w:tc>
+          <w:tcPr>
+            <w:tcW w:w="2339" w:type="dxa"/>
+            <w:textDirection w:val="lrTb"/>
+            <w:noWrap w:val="false"/>
+          </w:tcPr>
+          <w:p>
+            <w:pPr>
+              <w:ind w:firstLine="0"/>
+              <w:jc w:val="left"/>
+              <w:spacing w:line="240" w:lineRule="auto"/>
+              <w:rPr>
+                <w:sz w:val="24"/>
+                <w:szCs w:val="24"/>
+              </w:rPr>
+              <w:suppressLineNumbers w:val="0"/>
+            </w:pPr>
+            <w:r>
+              <w:rPr>
+                <w:sz w:val="24"/>
+                <w:szCs w:val="24"/>
+              </w:rPr>
+              <w:t xml:space="preserve">Уникальное значение для входа в административную панель</w:t>
+            </w:r>
+            <w:r>
+              <w:rPr>
+                <w:sz w:val="24"/>
+                <w:szCs w:val="24"/>
+              </w:rPr>
+            </w:r>
+            <w:r>
+              <w:rPr>
+                <w:sz w:val="24"/>
+                <w:szCs w:val="24"/>
+              </w:rPr>
+            </w:r>
+          </w:p>
+        </w:tc>
+      </w:tr>
+      <w:tr>
+        <w:tblPrEx/>
+        <w:trPr/>
+        <w:tc>
+          <w:tcPr>
+            <w:tcW w:w="2339" w:type="dxa"/>
+            <w:textDirection w:val="lrTb"/>
+            <w:noWrap w:val="false"/>
+          </w:tcPr>
+          <w:p>
+            <w:pPr>
+              <w:ind w:firstLine="0"/>
+              <w:jc w:val="left"/>
+              <w:spacing w:line="240" w:lineRule="auto"/>
+              <w:rPr>
+                <w:sz w:val="24"/>
+                <w:szCs w:val="24"/>
+              </w:rPr>
+              <w:suppressLineNumbers w:val="0"/>
+            </w:pPr>
+            <w:r>
+              <w:rPr>
+                <w:sz w:val="24"/>
+                <w:szCs w:val="24"/>
+              </w:rPr>
+              <w:t xml:space="preserve">хеш пароля</w:t>
+            </w:r>
+            <w:r>
+              <w:rPr>
+                <w:sz w:val="24"/>
+                <w:szCs w:val="24"/>
+              </w:rPr>
+            </w:r>
+            <w:r>
+              <w:rPr>
+                <w:sz w:val="24"/>
+                <w:szCs w:val="24"/>
+              </w:rPr>
+            </w:r>
+          </w:p>
+        </w:tc>
+        <w:tc>
+          <w:tcPr>
+            <w:tcW w:w="2339" w:type="dxa"/>
+            <w:textDirection w:val="lrTb"/>
+            <w:noWrap w:val="false"/>
+          </w:tcPr>
+          <w:p>
+            <w:pPr>
+              <w:ind w:firstLine="0"/>
+              <w:jc w:val="left"/>
+              <w:spacing w:line="240" w:lineRule="auto"/>
+              <w:rPr>
+                <w:sz w:val="24"/>
+                <w:szCs w:val="24"/>
+              </w:rPr>
+              <w:suppressLineNumbers w:val="0"/>
+            </w:pPr>
+            <w:r>
+              <w:rPr>
+                <w:sz w:val="24"/>
+                <w:szCs w:val="24"/>
+              </w:rPr>
+              <w:t xml:space="preserve">строка</w:t>
+            </w:r>
+            <w:r>
+              <w:rPr>
+                <w:sz w:val="24"/>
+                <w:szCs w:val="24"/>
+              </w:rPr>
+            </w:r>
+            <w:r>
+              <w:rPr>
+                <w:sz w:val="24"/>
+                <w:szCs w:val="24"/>
+              </w:rPr>
+            </w:r>
+          </w:p>
+        </w:tc>
+        <w:tc>
+          <w:tcPr>
+            <w:tcW w:w="2339" w:type="dxa"/>
+            <w:textDirection w:val="lrTb"/>
+            <w:noWrap w:val="false"/>
+          </w:tcPr>
+          <w:p>
+            <w:pPr>
+              <w:ind w:firstLine="0"/>
+              <w:jc w:val="left"/>
+              <w:spacing w:line="240" w:lineRule="auto"/>
+              <w:rPr>
+                <w:sz w:val="24"/>
+                <w:szCs w:val="24"/>
+              </w:rPr>
+              <w:suppressLineNumbers w:val="0"/>
+            </w:pPr>
+            <w:r>
+              <w:rPr>
+                <w:sz w:val="24"/>
+                <w:szCs w:val="24"/>
+              </w:rPr>
+              <w:t xml:space="preserve">—</w:t>
+            </w:r>
+            <w:r>
+              <w:rPr>
+                <w:sz w:val="24"/>
+                <w:szCs w:val="24"/>
+              </w:rPr>
+            </w:r>
+            <w:r>
+              <w:rPr>
+                <w:sz w:val="24"/>
+                <w:szCs w:val="24"/>
+              </w:rPr>
+            </w:r>
+          </w:p>
+        </w:tc>
+        <w:tc>
+          <w:tcPr>
+            <w:tcW w:w="2339" w:type="dxa"/>
+            <w:textDirection w:val="lrTb"/>
+            <w:noWrap w:val="false"/>
+          </w:tcPr>
+          <w:p>
+            <w:pPr>
+              <w:ind w:firstLine="0"/>
+              <w:jc w:val="left"/>
+              <w:spacing w:line="240" w:lineRule="auto"/>
+              <w:rPr>
+                <w:sz w:val="24"/>
+                <w:szCs w:val="24"/>
+              </w:rPr>
+              <w:suppressLineNumbers w:val="0"/>
+            </w:pPr>
+            <w:r>
+              <w:rPr>
+                <w:sz w:val="24"/>
+                <w:szCs w:val="24"/>
+              </w:rPr>
+              <w:t xml:space="preserve">Хранится в хешированном виде (модель пользователя Django)</w:t>
+            </w:r>
+            <w:r>
+              <w:rPr>
+                <w:sz w:val="24"/>
+                <w:szCs w:val="24"/>
+              </w:rPr>
+            </w:r>
+            <w:r>
+              <w:rPr>
+                <w:sz w:val="24"/>
+                <w:szCs w:val="24"/>
+              </w:rPr>
+            </w:r>
+          </w:p>
+        </w:tc>
+      </w:tr>
+      <w:tr>
+        <w:tblPrEx/>
+        <w:trPr/>
+        <w:tc>
+          <w:tcPr>
+            <w:tcW w:w="2339" w:type="dxa"/>
+            <w:textDirection w:val="lrTb"/>
+            <w:noWrap w:val="false"/>
+          </w:tcPr>
+          <w:p>
+            <w:pPr>
+              <w:ind w:firstLine="0"/>
+              <w:jc w:val="left"/>
+              <w:spacing w:line="240" w:lineRule="auto"/>
+              <w:rPr>
+                <w:sz w:val="24"/>
+                <w:szCs w:val="24"/>
+              </w:rPr>
+              <w:suppressLineNumbers w:val="0"/>
+            </w:pPr>
+            <w:r>
+              <w:rPr>
+                <w:sz w:val="24"/>
+                <w:szCs w:val="24"/>
+              </w:rPr>
+              <w:t xml:space="preserve">роль в системе</w:t>
+            </w:r>
+            <w:r>
+              <w:rPr>
+                <w:sz w:val="24"/>
+                <w:szCs w:val="24"/>
+              </w:rPr>
+            </w:r>
+          </w:p>
+        </w:tc>
+        <w:tc>
+          <w:tcPr>
+            <w:tcW w:w="2339" w:type="dxa"/>
+            <w:textDirection w:val="lrTb"/>
+            <w:noWrap w:val="false"/>
+          </w:tcPr>
+          <w:p>
+            <w:pPr>
+              <w:ind w:firstLine="0"/>
+              <w:jc w:val="left"/>
+              <w:spacing w:line="240" w:lineRule="auto"/>
+              <w:rPr>
+                <w:sz w:val="24"/>
+                <w:szCs w:val="24"/>
+              </w:rPr>
+              <w:suppressLineNumbers w:val="0"/>
+            </w:pPr>
+            <w:r>
+              <w:rPr>
+                <w:sz w:val="24"/>
+                <w:szCs w:val="24"/>
+              </w:rPr>
+              <w:t xml:space="preserve">строковое значение</w:t>
+            </w:r>
+            <w:r>
+              <w:rPr>
+                <w:sz w:val="24"/>
+                <w:szCs w:val="24"/>
+              </w:rPr>
+            </w:r>
+            <w:r>
+              <w:rPr>
+                <w:sz w:val="24"/>
+                <w:szCs w:val="24"/>
+              </w:rPr>
+            </w:r>
+          </w:p>
+        </w:tc>
+        <w:tc>
+          <w:tcPr>
+            <w:tcW w:w="2339" w:type="dxa"/>
+            <w:textDirection w:val="lrTb"/>
+            <w:noWrap w:val="false"/>
+          </w:tcPr>
+          <w:p>
+            <w:pPr>
+              <w:ind w:firstLine="0"/>
+              <w:jc w:val="left"/>
+              <w:spacing w:line="240" w:lineRule="auto"/>
+              <w:rPr>
+                <w:sz w:val="24"/>
+                <w:szCs w:val="24"/>
+              </w:rPr>
+              <w:suppressLineNumbers w:val="0"/>
+            </w:pPr>
+            <w:r>
+              <w:rPr>
+                <w:sz w:val="24"/>
+                <w:szCs w:val="24"/>
+              </w:rPr>
+              <w:t xml:space="preserve">—</w:t>
+            </w:r>
+            <w:r>
+              <w:rPr>
+                <w:sz w:val="24"/>
+                <w:szCs w:val="24"/>
+              </w:rPr>
+            </w:r>
+            <w:r>
+              <w:rPr>
+                <w:sz w:val="24"/>
+                <w:szCs w:val="24"/>
+              </w:rPr>
+            </w:r>
+          </w:p>
+        </w:tc>
+        <w:tc>
+          <w:tcPr>
+            <w:tcW w:w="2339" w:type="dxa"/>
+            <w:textDirection w:val="lrTb"/>
+            <w:noWrap w:val="false"/>
+          </w:tcPr>
+          <w:p>
+            <w:pPr>
+              <w:ind w:firstLine="0"/>
+              <w:jc w:val="left"/>
+              <w:spacing w:line="240" w:lineRule="auto"/>
+              <w:rPr>
+                <w:sz w:val="24"/>
+                <w:szCs w:val="24"/>
+              </w:rPr>
+              <w:suppressLineNumbers w:val="0"/>
+            </w:pPr>
+            <w:r>
+              <w:rPr>
+                <w:sz w:val="24"/>
+                <w:szCs w:val="24"/>
+              </w:rPr>
+              <w:t xml:space="preserve">Определяет доступ и возможности пользователя в системе</w:t>
+            </w:r>
+            <w:r>
+              <w:rPr>
+                <w:sz w:val="24"/>
+                <w:szCs w:val="24"/>
+              </w:rPr>
+            </w:r>
+            <w:r>
+              <w:rPr>
+                <w:sz w:val="24"/>
+                <w:szCs w:val="24"/>
+              </w:rPr>
+            </w:r>
+          </w:p>
+        </w:tc>
+      </w:tr>
+    </w:tbl>
+    <w:p>
+      <w:pPr>
+        <w:ind w:firstLine="709"/>
+        <w:jc w:val="left"/>
+        <w:rPr>
+          <w:highlight w:val="none"/>
+        </w:rPr>
+      </w:pPr>
       <w:r>
         <w:rPr>
           <w:highlight w:val="none"/>
@@ -15641,15 +21192,35 @@
     </w:p>
     <w:p>
       <w:pPr>
-        <w:pStyle w:val="880"/>
-        <w:rPr>
-          <w:highlight w:val="none"/>
-        </w:rPr>
-      </w:pPr>
-      <w:r>
-        <w:rPr>
-          <w:highlight w:val="none"/>
-        </w:rPr>
+        <w:ind w:firstLine="709"/>
+        <w:jc w:val="left"/>
+        <w:rPr>
+          <w:highlight w:val="none"/>
+        </w:rPr>
+      </w:pPr>
+      <w:r>
+        <w:rPr>
+          <w:highlight w:val="none"/>
+        </w:rPr>
+        <w:t xml:space="preserve">Связи между сущностями: </w:t>
+      </w:r>
+      <w:r>
+        <w:rPr>
+          <w:highlight w:val="none"/>
+        </w:rPr>
+        <w:t xml:space="preserve">Сущность Поезд связана с сущностью RFID-метка связью один к одному через код поезда, так как каждая метка уникальна и соответствует только одному поезду. Сущность Поезд связана с сущностью Событие прохода связью один ко многим через код поезда. Сущность RFI</w:t>
+      </w:r>
+      <w:r>
+        <w:rPr>
+          <w:highlight w:val="none"/>
+        </w:rPr>
+        <w:t xml:space="preserve">D-метка связана с сущностью Событие прохода связью один ко многим через код метки. Сущность Станция связана с сущностью Событие прохода связью один ко многим через код станции. Сущность Пользователь связана с сущностью Поезд связью один ко многим, с сущнос</w:t>
+      </w:r>
+      <w:r>
+        <w:rPr>
+          <w:highlight w:val="none"/>
+        </w:rPr>
+        <w:t xml:space="preserve">тью RFID-метка связью один ко многим и с сущностью Станция связью один ко многим через код пользователя, так как пользователь управляет справочниками поездов, меток и станций через административную панель.</w:t>
       </w:r>
       <w:r>
         <w:rPr>
@@ -15664,52 +21235,1876 @@
     </w:p>
     <w:p>
       <w:pPr>
-        <w:pStyle w:val="880"/>
-        <w:rPr>
-          <w:highlight w:val="none"/>
-        </w:rPr>
-      </w:pPr>
-      <w:r>
-        <w:rPr>
-          <w:highlight w:val="none"/>
-        </w:rPr>
-      </w:r>
-      <w:r>
-        <w:rPr>
-          <w:highlight w:val="none"/>
-        </w:rPr>
-      </w:r>
-      <w:r>
-        <w:rPr>
+        <w:pStyle w:val="931"/>
+        <w:ind w:firstLine="0"/>
+        <w:keepNext/>
+        <w:spacing w:after="0" w:afterAutospacing="0"/>
+        <w:rPr>
+          <w:rFonts w:ascii="Times New Roman" w:hAnsi="Times New Roman" w:eastAsia="Times New Roman" w:cs="Times New Roman"/>
+          <w:b w:val="0"/>
+          <w:bCs w:val="0"/>
+          <w:i w:val="0"/>
+          <w:color w:val="auto"/>
+          <w:sz w:val="28"/>
+          <w:szCs w:val="28"/>
+          <w:highlight w:val="none"/>
+        </w:rPr>
+      </w:pPr>
+      <w:r>
+        <w:rPr>
+          <w:rFonts w:ascii="Times New Roman" w:hAnsi="Times New Roman" w:eastAsia="Times New Roman" w:cs="Times New Roman"/>
+          <w:b w:val="0"/>
+          <w:bCs w:val="0"/>
+          <w:color w:val="auto"/>
+          <w:sz w:val="28"/>
+          <w:szCs w:val="28"/>
+          <w:highlight w:val="none"/>
+        </w:rPr>
+      </w:r>
+      <w:r>
+        <w:rPr>
+          <w:rFonts w:ascii="Times New Roman" w:hAnsi="Times New Roman" w:eastAsia="Times New Roman" w:cs="Times New Roman"/>
+          <w:b w:val="0"/>
+          <w:bCs w:val="0"/>
+          <w:color w:val="auto"/>
+          <w:sz w:val="28"/>
+          <w:szCs w:val="28"/>
           <w:highlight w:val="none"/>
         </w:rPr>
       </w:r>
     </w:p>
     <w:p>
       <w:pPr>
-        <w:pStyle w:val="880"/>
-        <w:rPr>
-          <w:highlight w:val="none"/>
-        </w:rPr>
-      </w:pPr>
-      <w:r>
-        <w:rPr>
-          <w:highlight w:val="none"/>
-        </w:rPr>
-      </w:r>
-      <w:r>
-        <w:rPr>
-          <w:highlight w:val="none"/>
-        </w:rPr>
-      </w:r>
-      <w:r>
-        <w:rPr>
-          <w:highlight w:val="none"/>
-        </w:rPr>
-      </w:r>
+        <w:pStyle w:val="931"/>
+        <w:ind w:firstLine="0"/>
+        <w:keepNext/>
+        <w:spacing w:after="0" w:afterAutospacing="0"/>
+        <w:rPr>
+          <w:rFonts w:ascii="Times New Roman" w:hAnsi="Times New Roman" w:eastAsia="Times New Roman" w:cs="Times New Roman"/>
+          <w:b w:val="0"/>
+          <w:bCs w:val="0"/>
+          <w:iCs w:val="0"/>
+          <w:color w:val="auto"/>
+          <w:sz w:val="28"/>
+          <w:szCs w:val="28"/>
+          <w:highlight w:val="none"/>
+        </w:rPr>
+      </w:pPr>
+      <w:r>
+        <w:rPr>
+          <w:rFonts w:ascii="Times New Roman" w:hAnsi="Times New Roman" w:eastAsia="Times New Roman" w:cs="Times New Roman"/>
+          <w:b w:val="0"/>
+          <w:bCs w:val="0"/>
+          <w:i w:val="0"/>
+          <w:iCs w:val="0"/>
+          <w:color w:val="auto"/>
+          <w:sz w:val="28"/>
+          <w:szCs w:val="28"/>
+        </w:rPr>
+        <w:t xml:space="preserve">Таблица </w:t>
+      </w:r>
+      <w:r>
+        <w:rPr>
+          <w:rFonts w:ascii="Times New Roman" w:hAnsi="Times New Roman" w:eastAsia="Times New Roman" w:cs="Times New Roman"/>
+          <w:b w:val="0"/>
+          <w:bCs w:val="0"/>
+          <w:i w:val="0"/>
+          <w:iCs w:val="0"/>
+          <w:color w:val="auto"/>
+          <w:sz w:val="28"/>
+          <w:szCs w:val="28"/>
+        </w:rPr>
+        <w:fldChar w:fldCharType="begin"/>
+      </w:r>
+      <w:r>
+        <w:rPr>
+          <w:rFonts w:ascii="Times New Roman" w:hAnsi="Times New Roman" w:eastAsia="Times New Roman" w:cs="Times New Roman"/>
+          <w:b w:val="0"/>
+          <w:bCs w:val="0"/>
+          <w:i w:val="0"/>
+          <w:iCs w:val="0"/>
+          <w:color w:val="auto"/>
+          <w:sz w:val="28"/>
+          <w:szCs w:val="28"/>
+        </w:rPr>
+        <w:instrText xml:space="preserve"> SEQ Таблица \* ARABIC </w:instrText>
+      </w:r>
+      <w:r>
+        <w:rPr>
+          <w:rFonts w:ascii="Times New Roman" w:hAnsi="Times New Roman" w:eastAsia="Times New Roman" w:cs="Times New Roman"/>
+          <w:b w:val="0"/>
+          <w:bCs w:val="0"/>
+          <w:i w:val="0"/>
+          <w:iCs w:val="0"/>
+          <w:color w:val="auto"/>
+          <w:sz w:val="28"/>
+          <w:szCs w:val="28"/>
+        </w:rPr>
+        <w:fldChar w:fldCharType="separate"/>
+        <w:t xml:space="preserve">6</w:t>
+      </w:r>
+      <w:r>
+        <w:rPr>
+          <w:rFonts w:ascii="Times New Roman" w:hAnsi="Times New Roman" w:eastAsia="Times New Roman" w:cs="Times New Roman"/>
+          <w:b w:val="0"/>
+          <w:bCs w:val="0"/>
+          <w:i w:val="0"/>
+          <w:iCs w:val="0"/>
+          <w:color w:val="auto"/>
+          <w:sz w:val="28"/>
+          <w:szCs w:val="28"/>
+        </w:rPr>
+        <w:fldChar w:fldCharType="end"/>
+        <w:t xml:space="preserve"> </w:t>
+      </w:r>
+      <w:r>
+        <w:rPr>
+          <w:rFonts w:ascii="Times New Roman" w:hAnsi="Times New Roman" w:eastAsia="Times New Roman" w:cs="Times New Roman"/>
+          <w:b w:val="0"/>
+          <w:bCs w:val="0"/>
+          <w:color w:val="auto"/>
+          <w:sz w:val="28"/>
+          <w:szCs w:val="28"/>
+        </w:rPr>
+        <w:t xml:space="preserve">–</w:t>
+      </w:r>
+      <w:r>
+        <w:rPr>
+          <w:rFonts w:ascii="Times New Roman" w:hAnsi="Times New Roman" w:eastAsia="Times New Roman" w:cs="Times New Roman"/>
+          <w:b w:val="0"/>
+          <w:bCs w:val="0"/>
+          <w:color w:val="auto"/>
+          <w:sz w:val="28"/>
+          <w:szCs w:val="28"/>
+        </w:rPr>
+        <w:t xml:space="preserve"> таблица связей</w:t>
+      </w:r>
+      <w:r>
+        <w:rPr>
+          <w:highlight w:val="none"/>
+        </w:rPr>
+      </w:r>
+      <w:r>
+        <w:rPr>
+          <w:rFonts w:ascii="Times New Roman" w:hAnsi="Times New Roman" w:eastAsia="Times New Roman" w:cs="Times New Roman"/>
+          <w:b w:val="0"/>
+          <w:bCs w:val="0"/>
+          <w:i w:val="0"/>
+          <w:iCs w:val="0"/>
+          <w:color w:val="auto"/>
+          <w:sz w:val="28"/>
+          <w:szCs w:val="28"/>
+          <w:highlight w:val="none"/>
+        </w:rPr>
+      </w:r>
+    </w:p>
+    <w:tbl>
+      <w:tblPr>
+        <w:tblStyle w:val="1074"/>
+        <w:tblW w:w="0" w:type="auto"/>
+        <w:tblLook w:val="04A0" w:firstRow="1" w:lastRow="0" w:firstColumn="1" w:lastColumn="0" w:noHBand="0" w:noVBand="1"/>
+      </w:tblPr>
+      <w:tblGrid>
+        <w:gridCol w:w="2339"/>
+        <w:gridCol w:w="2339"/>
+        <w:gridCol w:w="2339"/>
+        <w:gridCol w:w="2339"/>
+      </w:tblGrid>
+      <w:tr>
+        <w:tblPrEx/>
+        <w:trPr/>
+        <w:tc>
+          <w:tcPr>
+            <w:tcW w:w="2339" w:type="dxa"/>
+            <w:textDirection w:val="lrTb"/>
+            <w:noWrap w:val="false"/>
+          </w:tcPr>
+          <w:p>
+            <w:pPr>
+              <w:ind w:firstLine="0"/>
+              <w:jc w:val="center"/>
+              <w:spacing w:line="240" w:lineRule="auto"/>
+              <w:rPr>
+                <w:b/>
+                <w:bCs/>
+                <w:sz w:val="24"/>
+                <w:szCs w:val="24"/>
+                <w:highlight w:val="none"/>
+              </w:rPr>
+              <w:suppressLineNumbers w:val="0"/>
+            </w:pPr>
+            <w:r>
+              <w:rPr>
+                <w:b/>
+                <w:bCs/>
+                <w:sz w:val="24"/>
+                <w:szCs w:val="24"/>
+                <w:highlight w:val="none"/>
+              </w:rPr>
+              <w:t xml:space="preserve">Сущность А</w:t>
+            </w:r>
+            <w:r>
+              <w:rPr>
+                <w:b/>
+                <w:bCs/>
+                <w:sz w:val="24"/>
+                <w:szCs w:val="24"/>
+                <w:highlight w:val="none"/>
+              </w:rPr>
+            </w:r>
+          </w:p>
+        </w:tc>
+        <w:tc>
+          <w:tcPr>
+            <w:tcW w:w="2339" w:type="dxa"/>
+            <w:textDirection w:val="lrTb"/>
+            <w:noWrap w:val="false"/>
+          </w:tcPr>
+          <w:p>
+            <w:pPr>
+              <w:ind w:firstLine="0"/>
+              <w:jc w:val="center"/>
+              <w:spacing w:line="240" w:lineRule="auto"/>
+              <w:rPr>
+                <w:b/>
+                <w:bCs/>
+                <w:sz w:val="24"/>
+                <w:szCs w:val="24"/>
+                <w:highlight w:val="none"/>
+              </w:rPr>
+              <w:suppressLineNumbers w:val="0"/>
+            </w:pPr>
+            <w:r>
+              <w:rPr>
+                <w:b/>
+                <w:bCs/>
+                <w:sz w:val="24"/>
+                <w:szCs w:val="24"/>
+                <w:highlight w:val="none"/>
+              </w:rPr>
+              <w:t xml:space="preserve">Сущность Б</w:t>
+            </w:r>
+            <w:r>
+              <w:rPr>
+                <w:b/>
+                <w:bCs/>
+                <w:sz w:val="24"/>
+                <w:szCs w:val="24"/>
+                <w:highlight w:val="none"/>
+              </w:rPr>
+            </w:r>
+          </w:p>
+        </w:tc>
+        <w:tc>
+          <w:tcPr>
+            <w:tcW w:w="2339" w:type="dxa"/>
+            <w:textDirection w:val="lrTb"/>
+            <w:noWrap w:val="false"/>
+          </w:tcPr>
+          <w:p>
+            <w:pPr>
+              <w:ind w:firstLine="0"/>
+              <w:jc w:val="center"/>
+              <w:spacing w:line="240" w:lineRule="auto"/>
+              <w:rPr>
+                <w:b/>
+                <w:bCs/>
+                <w:sz w:val="24"/>
+                <w:szCs w:val="24"/>
+                <w:highlight w:val="none"/>
+              </w:rPr>
+              <w:suppressLineNumbers w:val="0"/>
+            </w:pPr>
+            <w:r>
+              <w:rPr>
+                <w:b/>
+                <w:bCs/>
+                <w:sz w:val="24"/>
+                <w:szCs w:val="24"/>
+                <w:highlight w:val="none"/>
+              </w:rPr>
+              <w:t xml:space="preserve">Тип связи</w:t>
+            </w:r>
+            <w:r>
+              <w:rPr>
+                <w:b/>
+                <w:bCs/>
+                <w:sz w:val="24"/>
+                <w:szCs w:val="24"/>
+                <w:highlight w:val="none"/>
+              </w:rPr>
+            </w:r>
+          </w:p>
+        </w:tc>
+        <w:tc>
+          <w:tcPr>
+            <w:tcW w:w="2339" w:type="dxa"/>
+            <w:textDirection w:val="lrTb"/>
+            <w:noWrap w:val="false"/>
+          </w:tcPr>
+          <w:p>
+            <w:pPr>
+              <w:ind w:firstLine="0"/>
+              <w:jc w:val="center"/>
+              <w:spacing w:line="240" w:lineRule="auto"/>
+              <w:rPr>
+                <w:b/>
+                <w:bCs/>
+                <w:sz w:val="24"/>
+                <w:szCs w:val="24"/>
+                <w:highlight w:val="none"/>
+              </w:rPr>
+              <w:suppressLineNumbers w:val="0"/>
+            </w:pPr>
+            <w:r>
+              <w:rPr>
+                <w:b/>
+                <w:bCs/>
+                <w:sz w:val="24"/>
+                <w:szCs w:val="24"/>
+                <w:highlight w:val="none"/>
+              </w:rPr>
+              <w:t xml:space="preserve">Смысл связи</w:t>
+            </w:r>
+            <w:r>
+              <w:rPr>
+                <w:b/>
+                <w:bCs/>
+                <w:sz w:val="24"/>
+                <w:szCs w:val="24"/>
+                <w:highlight w:val="none"/>
+              </w:rPr>
+            </w:r>
+          </w:p>
+        </w:tc>
+      </w:tr>
+      <w:tr>
+        <w:tblPrEx/>
+        <w:trPr/>
+        <w:tc>
+          <w:tcPr>
+            <w:tcW w:w="2339" w:type="dxa"/>
+            <w:textDirection w:val="lrTb"/>
+            <w:noWrap w:val="false"/>
+          </w:tcPr>
+          <w:p>
+            <w:pPr>
+              <w:ind w:firstLine="0"/>
+              <w:jc w:val="left"/>
+              <w:spacing w:line="240" w:lineRule="auto"/>
+              <w:rPr>
+                <w:sz w:val="24"/>
+                <w:szCs w:val="24"/>
+              </w:rPr>
+              <w:suppressLineNumbers w:val="0"/>
+            </w:pPr>
+            <w:r>
+              <w:rPr>
+                <w:sz w:val="24"/>
+                <w:szCs w:val="24"/>
+              </w:rPr>
+              <w:t xml:space="preserve">Поезд</w:t>
+            </w:r>
+            <w:r>
+              <w:rPr>
+                <w:sz w:val="24"/>
+                <w:szCs w:val="24"/>
+              </w:rPr>
+            </w:r>
+            <w:r>
+              <w:rPr>
+                <w:sz w:val="24"/>
+                <w:szCs w:val="24"/>
+              </w:rPr>
+            </w:r>
+          </w:p>
+        </w:tc>
+        <w:tc>
+          <w:tcPr>
+            <w:tcW w:w="2339" w:type="dxa"/>
+            <w:textDirection w:val="lrTb"/>
+            <w:noWrap w:val="false"/>
+          </w:tcPr>
+          <w:p>
+            <w:pPr>
+              <w:ind w:firstLine="0"/>
+              <w:jc w:val="left"/>
+              <w:spacing w:line="240" w:lineRule="auto"/>
+              <w:rPr>
+                <w:sz w:val="24"/>
+                <w:szCs w:val="24"/>
+              </w:rPr>
+              <w:suppressLineNumbers w:val="0"/>
+            </w:pPr>
+            <w:r>
+              <w:rPr>
+                <w:sz w:val="24"/>
+                <w:szCs w:val="24"/>
+              </w:rPr>
+              <w:t xml:space="preserve">RFID-метка</w:t>
+            </w:r>
+            <w:r>
+              <w:rPr>
+                <w:sz w:val="24"/>
+                <w:szCs w:val="24"/>
+              </w:rPr>
+            </w:r>
+            <w:r>
+              <w:rPr>
+                <w:sz w:val="24"/>
+                <w:szCs w:val="24"/>
+              </w:rPr>
+            </w:r>
+          </w:p>
+        </w:tc>
+        <w:tc>
+          <w:tcPr>
+            <w:tcW w:w="2339" w:type="dxa"/>
+            <w:textDirection w:val="lrTb"/>
+            <w:noWrap w:val="false"/>
+          </w:tcPr>
+          <w:p>
+            <w:pPr>
+              <w:ind w:firstLine="0"/>
+              <w:jc w:val="left"/>
+              <w:spacing w:line="240" w:lineRule="auto"/>
+              <w:rPr>
+                <w:sz w:val="24"/>
+                <w:szCs w:val="24"/>
+              </w:rPr>
+              <w:suppressLineNumbers w:val="0"/>
+            </w:pPr>
+            <w:r>
+              <w:rPr>
+                <w:sz w:val="24"/>
+                <w:szCs w:val="24"/>
+              </w:rPr>
+              <w:t xml:space="preserve">1 : 1</w:t>
+            </w:r>
+            <w:r>
+              <w:rPr>
+                <w:sz w:val="24"/>
+                <w:szCs w:val="24"/>
+              </w:rPr>
+            </w:r>
+            <w:r>
+              <w:rPr>
+                <w:sz w:val="24"/>
+                <w:szCs w:val="24"/>
+              </w:rPr>
+            </w:r>
+          </w:p>
+        </w:tc>
+        <w:tc>
+          <w:tcPr>
+            <w:tcW w:w="2339" w:type="dxa"/>
+            <w:textDirection w:val="lrTb"/>
+            <w:noWrap w:val="false"/>
+          </w:tcPr>
+          <w:p>
+            <w:pPr>
+              <w:ind w:firstLine="0"/>
+              <w:jc w:val="left"/>
+              <w:spacing w:line="240" w:lineRule="auto"/>
+              <w:rPr>
+                <w:sz w:val="24"/>
+                <w:szCs w:val="24"/>
+              </w:rPr>
+              <w:suppressLineNumbers w:val="0"/>
+            </w:pPr>
+            <w:r>
+              <w:rPr>
+                <w:sz w:val="24"/>
+                <w:szCs w:val="24"/>
+              </w:rPr>
+              <w:t xml:space="preserve">Один поезд — одна закреплённая метка</w:t>
+            </w:r>
+            <w:r>
+              <w:rPr>
+                <w:sz w:val="24"/>
+                <w:szCs w:val="24"/>
+              </w:rPr>
+            </w:r>
+            <w:r>
+              <w:rPr>
+                <w:sz w:val="24"/>
+                <w:szCs w:val="24"/>
+              </w:rPr>
+            </w:r>
+          </w:p>
+        </w:tc>
+      </w:tr>
+      <w:tr>
+        <w:tblPrEx/>
+        <w:trPr/>
+        <w:tc>
+          <w:tcPr>
+            <w:tcW w:w="2339" w:type="dxa"/>
+            <w:textDirection w:val="lrTb"/>
+            <w:noWrap w:val="false"/>
+          </w:tcPr>
+          <w:p>
+            <w:pPr>
+              <w:ind w:firstLine="0"/>
+              <w:jc w:val="left"/>
+              <w:spacing w:line="240" w:lineRule="auto"/>
+              <w:rPr>
+                <w:sz w:val="24"/>
+                <w:szCs w:val="24"/>
+              </w:rPr>
+              <w:suppressLineNumbers w:val="0"/>
+            </w:pPr>
+            <w:r>
+              <w:rPr>
+                <w:sz w:val="24"/>
+                <w:szCs w:val="24"/>
+              </w:rPr>
+              <w:t xml:space="preserve">Поезд</w:t>
+            </w:r>
+            <w:r>
+              <w:rPr>
+                <w:sz w:val="24"/>
+                <w:szCs w:val="24"/>
+              </w:rPr>
+            </w:r>
+            <w:r>
+              <w:rPr>
+                <w:sz w:val="24"/>
+                <w:szCs w:val="24"/>
+              </w:rPr>
+            </w:r>
+          </w:p>
+        </w:tc>
+        <w:tc>
+          <w:tcPr>
+            <w:tcW w:w="2339" w:type="dxa"/>
+            <w:textDirection w:val="lrTb"/>
+            <w:noWrap w:val="false"/>
+          </w:tcPr>
+          <w:p>
+            <w:pPr>
+              <w:ind w:firstLine="0"/>
+              <w:jc w:val="left"/>
+              <w:spacing w:line="240" w:lineRule="auto"/>
+              <w:rPr>
+                <w:sz w:val="24"/>
+                <w:szCs w:val="24"/>
+              </w:rPr>
+              <w:suppressLineNumbers w:val="0"/>
+            </w:pPr>
+            <w:r>
+              <w:rPr>
+                <w:sz w:val="24"/>
+                <w:szCs w:val="24"/>
+              </w:rPr>
+              <w:t xml:space="preserve">Событие прохода</w:t>
+            </w:r>
+            <w:r>
+              <w:rPr>
+                <w:sz w:val="24"/>
+                <w:szCs w:val="24"/>
+              </w:rPr>
+            </w:r>
+            <w:r>
+              <w:rPr>
+                <w:sz w:val="24"/>
+                <w:szCs w:val="24"/>
+              </w:rPr>
+            </w:r>
+          </w:p>
+        </w:tc>
+        <w:tc>
+          <w:tcPr>
+            <w:tcW w:w="2339" w:type="dxa"/>
+            <w:textDirection w:val="lrTb"/>
+            <w:noWrap w:val="false"/>
+          </w:tcPr>
+          <w:p>
+            <w:pPr>
+              <w:ind w:firstLine="0"/>
+              <w:jc w:val="left"/>
+              <w:spacing w:line="240" w:lineRule="auto"/>
+              <w:rPr>
+                <w:sz w:val="24"/>
+                <w:szCs w:val="24"/>
+              </w:rPr>
+              <w:suppressLineNumbers w:val="0"/>
+            </w:pPr>
+            <w:r>
+              <w:rPr>
+                <w:sz w:val="24"/>
+                <w:szCs w:val="24"/>
+              </w:rPr>
+              <w:t xml:space="preserve">1 : N</w:t>
+            </w:r>
+            <w:r>
+              <w:rPr>
+                <w:sz w:val="24"/>
+                <w:szCs w:val="24"/>
+              </w:rPr>
+            </w:r>
+            <w:r>
+              <w:rPr>
+                <w:sz w:val="24"/>
+                <w:szCs w:val="24"/>
+              </w:rPr>
+            </w:r>
+          </w:p>
+        </w:tc>
+        <w:tc>
+          <w:tcPr>
+            <w:tcW w:w="2339" w:type="dxa"/>
+            <w:textDirection w:val="lrTb"/>
+            <w:noWrap w:val="false"/>
+          </w:tcPr>
+          <w:p>
+            <w:pPr>
+              <w:ind w:firstLine="0"/>
+              <w:jc w:val="left"/>
+              <w:spacing w:line="240" w:lineRule="auto"/>
+              <w:rPr>
+                <w:sz w:val="24"/>
+                <w:szCs w:val="24"/>
+              </w:rPr>
+              <w:suppressLineNumbers w:val="0"/>
+            </w:pPr>
+            <w:r>
+              <w:rPr>
+                <w:sz w:val="24"/>
+                <w:szCs w:val="24"/>
+              </w:rPr>
+              <w:t xml:space="preserve">Один поезд фигурирует в нескольких событиях прохода</w:t>
+            </w:r>
+            <w:r>
+              <w:rPr>
+                <w:sz w:val="24"/>
+                <w:szCs w:val="24"/>
+              </w:rPr>
+            </w:r>
+            <w:r>
+              <w:rPr>
+                <w:sz w:val="24"/>
+                <w:szCs w:val="24"/>
+              </w:rPr>
+            </w:r>
+          </w:p>
+        </w:tc>
+      </w:tr>
+      <w:tr>
+        <w:tblPrEx/>
+        <w:trPr/>
+        <w:tc>
+          <w:tcPr>
+            <w:tcW w:w="2339" w:type="dxa"/>
+            <w:textDirection w:val="lrTb"/>
+            <w:noWrap w:val="false"/>
+          </w:tcPr>
+          <w:p>
+            <w:pPr>
+              <w:ind w:firstLine="0"/>
+              <w:jc w:val="left"/>
+              <w:spacing w:line="240" w:lineRule="auto"/>
+              <w:rPr>
+                <w:sz w:val="24"/>
+                <w:szCs w:val="24"/>
+              </w:rPr>
+              <w:suppressLineNumbers w:val="0"/>
+            </w:pPr>
+            <w:r>
+              <w:rPr>
+                <w:sz w:val="24"/>
+                <w:szCs w:val="24"/>
+              </w:rPr>
+              <w:t xml:space="preserve">RFID-метка</w:t>
+            </w:r>
+            <w:r>
+              <w:rPr>
+                <w:sz w:val="24"/>
+                <w:szCs w:val="24"/>
+              </w:rPr>
+            </w:r>
+            <w:r>
+              <w:rPr>
+                <w:sz w:val="24"/>
+                <w:szCs w:val="24"/>
+              </w:rPr>
+            </w:r>
+          </w:p>
+        </w:tc>
+        <w:tc>
+          <w:tcPr>
+            <w:tcW w:w="2339" w:type="dxa"/>
+            <w:textDirection w:val="lrTb"/>
+            <w:noWrap w:val="false"/>
+          </w:tcPr>
+          <w:p>
+            <w:pPr>
+              <w:ind w:firstLine="0"/>
+              <w:jc w:val="left"/>
+              <w:spacing w:line="240" w:lineRule="auto"/>
+              <w:rPr>
+                <w:sz w:val="24"/>
+                <w:szCs w:val="24"/>
+              </w:rPr>
+              <w:suppressLineNumbers w:val="0"/>
+            </w:pPr>
+            <w:r>
+              <w:rPr>
+                <w:sz w:val="24"/>
+                <w:szCs w:val="24"/>
+              </w:rPr>
+              <w:t xml:space="preserve">Событие прохода</w:t>
+            </w:r>
+            <w:r>
+              <w:rPr>
+                <w:sz w:val="24"/>
+                <w:szCs w:val="24"/>
+              </w:rPr>
+            </w:r>
+            <w:r>
+              <w:rPr>
+                <w:sz w:val="24"/>
+                <w:szCs w:val="24"/>
+              </w:rPr>
+            </w:r>
+          </w:p>
+        </w:tc>
+        <w:tc>
+          <w:tcPr>
+            <w:tcW w:w="2339" w:type="dxa"/>
+            <w:textDirection w:val="lrTb"/>
+            <w:noWrap w:val="false"/>
+          </w:tcPr>
+          <w:p>
+            <w:pPr>
+              <w:ind w:firstLine="0"/>
+              <w:jc w:val="left"/>
+              <w:spacing w:line="240" w:lineRule="auto"/>
+              <w:rPr>
+                <w:sz w:val="24"/>
+                <w:szCs w:val="24"/>
+              </w:rPr>
+              <w:suppressLineNumbers w:val="0"/>
+            </w:pPr>
+            <w:r>
+              <w:rPr>
+                <w:sz w:val="24"/>
+                <w:szCs w:val="24"/>
+              </w:rPr>
+              <w:t xml:space="preserve">1 : N</w:t>
+            </w:r>
+            <w:r>
+              <w:rPr>
+                <w:sz w:val="24"/>
+                <w:szCs w:val="24"/>
+              </w:rPr>
+            </w:r>
+            <w:r>
+              <w:rPr>
+                <w:sz w:val="24"/>
+                <w:szCs w:val="24"/>
+              </w:rPr>
+            </w:r>
+          </w:p>
+        </w:tc>
+        <w:tc>
+          <w:tcPr>
+            <w:tcW w:w="2339" w:type="dxa"/>
+            <w:textDirection w:val="lrTb"/>
+            <w:noWrap w:val="false"/>
+          </w:tcPr>
+          <w:p>
+            <w:pPr>
+              <w:ind w:firstLine="0"/>
+              <w:jc w:val="left"/>
+              <w:spacing w:line="240" w:lineRule="auto"/>
+              <w:rPr>
+                <w:sz w:val="24"/>
+                <w:szCs w:val="24"/>
+              </w:rPr>
+              <w:suppressLineNumbers w:val="0"/>
+            </w:pPr>
+            <w:r>
+              <w:rPr>
+                <w:sz w:val="24"/>
+                <w:szCs w:val="24"/>
+              </w:rPr>
+              <w:t xml:space="preserve">Одна метка фигурирует в нескольких событиях прохода</w:t>
+            </w:r>
+            <w:r>
+              <w:rPr>
+                <w:sz w:val="24"/>
+                <w:szCs w:val="24"/>
+              </w:rPr>
+            </w:r>
+            <w:r>
+              <w:rPr>
+                <w:sz w:val="24"/>
+                <w:szCs w:val="24"/>
+              </w:rPr>
+            </w:r>
+          </w:p>
+        </w:tc>
+      </w:tr>
+      <w:tr>
+        <w:tblPrEx/>
+        <w:trPr/>
+        <w:tc>
+          <w:tcPr>
+            <w:tcW w:w="2339" w:type="dxa"/>
+            <w:textDirection w:val="lrTb"/>
+            <w:noWrap w:val="false"/>
+          </w:tcPr>
+          <w:p>
+            <w:pPr>
+              <w:ind w:firstLine="0"/>
+              <w:jc w:val="left"/>
+              <w:spacing w:line="240" w:lineRule="auto"/>
+              <w:rPr>
+                <w:sz w:val="24"/>
+                <w:szCs w:val="24"/>
+              </w:rPr>
+              <w:suppressLineNumbers w:val="0"/>
+            </w:pPr>
+            <w:r>
+              <w:rPr>
+                <w:sz w:val="24"/>
+                <w:szCs w:val="24"/>
+              </w:rPr>
+              <w:t xml:space="preserve">Станция</w:t>
+            </w:r>
+            <w:r>
+              <w:rPr>
+                <w:sz w:val="24"/>
+                <w:szCs w:val="24"/>
+              </w:rPr>
+            </w:r>
+            <w:r>
+              <w:rPr>
+                <w:sz w:val="24"/>
+                <w:szCs w:val="24"/>
+              </w:rPr>
+            </w:r>
+          </w:p>
+        </w:tc>
+        <w:tc>
+          <w:tcPr>
+            <w:tcW w:w="2339" w:type="dxa"/>
+            <w:textDirection w:val="lrTb"/>
+            <w:noWrap w:val="false"/>
+          </w:tcPr>
+          <w:p>
+            <w:pPr>
+              <w:ind w:firstLine="0"/>
+              <w:jc w:val="left"/>
+              <w:spacing w:line="240" w:lineRule="auto"/>
+              <w:rPr>
+                <w:sz w:val="24"/>
+                <w:szCs w:val="24"/>
+              </w:rPr>
+              <w:suppressLineNumbers w:val="0"/>
+            </w:pPr>
+            <w:r>
+              <w:rPr>
+                <w:sz w:val="24"/>
+                <w:szCs w:val="24"/>
+              </w:rPr>
+              <w:t xml:space="preserve">Событие прохода</w:t>
+            </w:r>
+            <w:r>
+              <w:rPr>
+                <w:sz w:val="24"/>
+                <w:szCs w:val="24"/>
+              </w:rPr>
+            </w:r>
+            <w:r>
+              <w:rPr>
+                <w:sz w:val="24"/>
+                <w:szCs w:val="24"/>
+              </w:rPr>
+            </w:r>
+          </w:p>
+        </w:tc>
+        <w:tc>
+          <w:tcPr>
+            <w:tcW w:w="2339" w:type="dxa"/>
+            <w:textDirection w:val="lrTb"/>
+            <w:noWrap w:val="false"/>
+          </w:tcPr>
+          <w:p>
+            <w:pPr>
+              <w:ind w:firstLine="0"/>
+              <w:jc w:val="left"/>
+              <w:spacing w:line="240" w:lineRule="auto"/>
+              <w:rPr>
+                <w:sz w:val="24"/>
+                <w:szCs w:val="24"/>
+              </w:rPr>
+              <w:suppressLineNumbers w:val="0"/>
+            </w:pPr>
+            <w:r>
+              <w:rPr>
+                <w:sz w:val="24"/>
+                <w:szCs w:val="24"/>
+              </w:rPr>
+              <w:t xml:space="preserve">1 : N</w:t>
+            </w:r>
+            <w:r>
+              <w:rPr>
+                <w:sz w:val="24"/>
+                <w:szCs w:val="24"/>
+              </w:rPr>
+            </w:r>
+            <w:r>
+              <w:rPr>
+                <w:sz w:val="24"/>
+                <w:szCs w:val="24"/>
+              </w:rPr>
+            </w:r>
+          </w:p>
+        </w:tc>
+        <w:tc>
+          <w:tcPr>
+            <w:tcW w:w="2339" w:type="dxa"/>
+            <w:textDirection w:val="lrTb"/>
+            <w:noWrap w:val="false"/>
+          </w:tcPr>
+          <w:p>
+            <w:pPr>
+              <w:ind w:firstLine="0"/>
+              <w:jc w:val="left"/>
+              <w:spacing w:line="240" w:lineRule="auto"/>
+              <w:rPr>
+                <w:sz w:val="24"/>
+                <w:szCs w:val="24"/>
+              </w:rPr>
+              <w:suppressLineNumbers w:val="0"/>
+            </w:pPr>
+            <w:r>
+              <w:rPr>
+                <w:sz w:val="24"/>
+                <w:szCs w:val="24"/>
+              </w:rPr>
+              <w:t xml:space="preserve">На одной станции фиксируется множество событий</w:t>
+            </w:r>
+            <w:r>
+              <w:rPr>
+                <w:sz w:val="24"/>
+                <w:szCs w:val="24"/>
+              </w:rPr>
+            </w:r>
+            <w:r>
+              <w:rPr>
+                <w:sz w:val="24"/>
+                <w:szCs w:val="24"/>
+              </w:rPr>
+            </w:r>
+          </w:p>
+        </w:tc>
+      </w:tr>
+      <w:tr>
+        <w:tblPrEx/>
+        <w:trPr/>
+        <w:tc>
+          <w:tcPr>
+            <w:tcW w:w="2339" w:type="dxa"/>
+            <w:vMerge w:val="restart"/>
+            <w:textDirection w:val="lrTb"/>
+            <w:noWrap w:val="false"/>
+          </w:tcPr>
+          <w:p>
+            <w:pPr>
+              <w:ind w:firstLine="0"/>
+              <w:jc w:val="left"/>
+              <w:spacing w:line="240" w:lineRule="auto"/>
+              <w:rPr>
+                <w:sz w:val="24"/>
+                <w:szCs w:val="24"/>
+              </w:rPr>
+              <w:suppressLineNumbers w:val="0"/>
+            </w:pPr>
+            <w:r>
+              <w:rPr>
+                <w:sz w:val="24"/>
+                <w:szCs w:val="24"/>
+              </w:rPr>
+              <w:t xml:space="preserve">Пользователь</w:t>
+            </w:r>
+            <w:r>
+              <w:rPr>
+                <w:sz w:val="24"/>
+                <w:szCs w:val="24"/>
+              </w:rPr>
+            </w:r>
+          </w:p>
+        </w:tc>
+        <w:tc>
+          <w:tcPr>
+            <w:tcW w:w="2339" w:type="dxa"/>
+            <w:vMerge w:val="restart"/>
+            <w:textDirection w:val="lrTb"/>
+            <w:noWrap w:val="false"/>
+          </w:tcPr>
+          <w:p>
+            <w:pPr>
+              <w:ind w:firstLine="0"/>
+              <w:jc w:val="left"/>
+              <w:spacing w:line="240" w:lineRule="auto"/>
+              <w:rPr>
+                <w:sz w:val="24"/>
+                <w:szCs w:val="24"/>
+              </w:rPr>
+              <w:suppressLineNumbers w:val="0"/>
+            </w:pPr>
+            <w:r>
+              <w:rPr>
+                <w:sz w:val="24"/>
+                <w:szCs w:val="24"/>
+              </w:rPr>
+              <w:t xml:space="preserve">Поезд</w:t>
+            </w:r>
+            <w:r>
+              <w:rPr>
+                <w:sz w:val="24"/>
+                <w:szCs w:val="24"/>
+              </w:rPr>
+            </w:r>
+            <w:r>
+              <w:rPr>
+                <w:sz w:val="24"/>
+                <w:szCs w:val="24"/>
+              </w:rPr>
+            </w:r>
+          </w:p>
+        </w:tc>
+        <w:tc>
+          <w:tcPr>
+            <w:tcW w:w="2339" w:type="dxa"/>
+            <w:vMerge w:val="restart"/>
+            <w:textDirection w:val="lrTb"/>
+            <w:noWrap w:val="false"/>
+          </w:tcPr>
+          <w:p>
+            <w:pPr>
+              <w:ind w:firstLine="0"/>
+              <w:jc w:val="left"/>
+              <w:spacing w:line="240" w:lineRule="auto"/>
+              <w:rPr>
+                <w:sz w:val="24"/>
+                <w:szCs w:val="24"/>
+              </w:rPr>
+              <w:suppressLineNumbers w:val="0"/>
+            </w:pPr>
+            <w:r>
+              <w:rPr>
+                <w:sz w:val="24"/>
+                <w:szCs w:val="24"/>
+              </w:rPr>
+              <w:t xml:space="preserve">1 : N</w:t>
+            </w:r>
+            <w:r>
+              <w:rPr>
+                <w:sz w:val="24"/>
+                <w:szCs w:val="24"/>
+              </w:rPr>
+            </w:r>
+            <w:r>
+              <w:rPr>
+                <w:sz w:val="24"/>
+                <w:szCs w:val="24"/>
+              </w:rPr>
+            </w:r>
+          </w:p>
+        </w:tc>
+        <w:tc>
+          <w:tcPr>
+            <w:tcW w:w="2339" w:type="dxa"/>
+            <w:vMerge w:val="restart"/>
+            <w:textDirection w:val="lrTb"/>
+            <w:noWrap w:val="false"/>
+          </w:tcPr>
+          <w:p>
+            <w:pPr>
+              <w:ind w:firstLine="0"/>
+              <w:jc w:val="left"/>
+              <w:spacing w:line="240" w:lineRule="auto"/>
+              <w:rPr>
+                <w:sz w:val="24"/>
+                <w:szCs w:val="24"/>
+              </w:rPr>
+              <w:suppressLineNumbers w:val="0"/>
+            </w:pPr>
+            <w:r>
+              <w:rPr>
+                <w:sz w:val="24"/>
+                <w:szCs w:val="24"/>
+              </w:rPr>
+            </w:r>
+            <w:r>
+              <w:rPr>
+                <w:sz w:val="24"/>
+                <w:szCs w:val="24"/>
+              </w:rPr>
+              <w:t xml:space="preserve">Пользователь </w:t>
+            </w:r>
+            <w:r>
+              <w:rPr>
+                <w:sz w:val="24"/>
+                <w:szCs w:val="24"/>
+              </w:rPr>
+            </w:r>
+            <w:r>
+              <w:rPr>
+                <w:sz w:val="24"/>
+                <w:szCs w:val="24"/>
+              </w:rPr>
+              <w:t xml:space="preserve">ведёт справочник поездов</w:t>
+            </w:r>
+            <w:r>
+              <w:rPr>
+                <w:sz w:val="24"/>
+                <w:szCs w:val="24"/>
+              </w:rPr>
+            </w:r>
+            <w:r>
+              <w:rPr>
+                <w:sz w:val="24"/>
+                <w:szCs w:val="24"/>
+              </w:rPr>
+            </w:r>
+          </w:p>
+        </w:tc>
+      </w:tr>
+      <w:tr>
+        <w:tblPrEx/>
+        <w:trPr/>
+        <w:tc>
+          <w:tcPr>
+            <w:tcW w:w="2339" w:type="dxa"/>
+            <w:vMerge w:val="restart"/>
+            <w:textDirection w:val="lrTb"/>
+            <w:noWrap w:val="false"/>
+          </w:tcPr>
+          <w:p>
+            <w:pPr>
+              <w:ind w:firstLine="0"/>
+              <w:jc w:val="left"/>
+              <w:spacing w:line="240" w:lineRule="auto"/>
+              <w:rPr>
+                <w:sz w:val="24"/>
+                <w:szCs w:val="24"/>
+              </w:rPr>
+              <w:suppressLineNumbers w:val="0"/>
+            </w:pPr>
+            <w:r>
+              <w:rPr>
+                <w:sz w:val="24"/>
+                <w:szCs w:val="24"/>
+              </w:rPr>
+            </w:r>
+            <w:r>
+              <w:rPr>
+                <w:sz w:val="24"/>
+                <w:szCs w:val="24"/>
+              </w:rPr>
+              <w:t xml:space="preserve">Пользователь</w:t>
+            </w:r>
+            <w:r>
+              <w:rPr>
+                <w:sz w:val="24"/>
+                <w:szCs w:val="24"/>
+              </w:rPr>
+            </w:r>
+            <w:r>
+              <w:rPr>
+                <w:sz w:val="24"/>
+                <w:szCs w:val="24"/>
+              </w:rPr>
+            </w:r>
+            <w:r>
+              <w:rPr>
+                <w:sz w:val="24"/>
+                <w:szCs w:val="24"/>
+              </w:rPr>
+            </w:r>
+          </w:p>
+        </w:tc>
+        <w:tc>
+          <w:tcPr>
+            <w:tcW w:w="2339" w:type="dxa"/>
+            <w:vMerge w:val="restart"/>
+            <w:textDirection w:val="lrTb"/>
+            <w:noWrap w:val="false"/>
+          </w:tcPr>
+          <w:p>
+            <w:pPr>
+              <w:ind w:firstLine="0"/>
+              <w:jc w:val="left"/>
+              <w:spacing w:line="240" w:lineRule="auto"/>
+              <w:rPr>
+                <w:sz w:val="24"/>
+                <w:szCs w:val="24"/>
+              </w:rPr>
+              <w:suppressLineNumbers w:val="0"/>
+            </w:pPr>
+            <w:r>
+              <w:rPr>
+                <w:sz w:val="24"/>
+                <w:szCs w:val="24"/>
+              </w:rPr>
+              <w:t xml:space="preserve">RFID-метка</w:t>
+            </w:r>
+            <w:r>
+              <w:rPr>
+                <w:sz w:val="24"/>
+                <w:szCs w:val="24"/>
+              </w:rPr>
+            </w:r>
+            <w:r>
+              <w:rPr>
+                <w:sz w:val="24"/>
+                <w:szCs w:val="24"/>
+              </w:rPr>
+            </w:r>
+          </w:p>
+        </w:tc>
+        <w:tc>
+          <w:tcPr>
+            <w:tcW w:w="2339" w:type="dxa"/>
+            <w:vMerge w:val="restart"/>
+            <w:textDirection w:val="lrTb"/>
+            <w:noWrap w:val="false"/>
+          </w:tcPr>
+          <w:p>
+            <w:pPr>
+              <w:ind w:firstLine="0"/>
+              <w:jc w:val="left"/>
+              <w:spacing w:line="240" w:lineRule="auto"/>
+              <w:rPr>
+                <w:sz w:val="24"/>
+                <w:szCs w:val="24"/>
+              </w:rPr>
+              <w:suppressLineNumbers w:val="0"/>
+            </w:pPr>
+            <w:r>
+              <w:rPr>
+                <w:sz w:val="24"/>
+                <w:szCs w:val="24"/>
+              </w:rPr>
+              <w:t xml:space="preserve">1 : N</w:t>
+            </w:r>
+            <w:r>
+              <w:rPr>
+                <w:sz w:val="24"/>
+                <w:szCs w:val="24"/>
+              </w:rPr>
+            </w:r>
+            <w:r>
+              <w:rPr>
+                <w:sz w:val="24"/>
+                <w:szCs w:val="24"/>
+              </w:rPr>
+            </w:r>
+          </w:p>
+        </w:tc>
+        <w:tc>
+          <w:tcPr>
+            <w:tcW w:w="2339" w:type="dxa"/>
+            <w:vMerge w:val="restart"/>
+            <w:textDirection w:val="lrTb"/>
+            <w:noWrap w:val="false"/>
+          </w:tcPr>
+          <w:p>
+            <w:pPr>
+              <w:ind w:firstLine="0"/>
+              <w:jc w:val="left"/>
+              <w:spacing w:line="240" w:lineRule="auto"/>
+              <w:rPr>
+                <w:sz w:val="24"/>
+                <w:szCs w:val="24"/>
+              </w:rPr>
+              <w:suppressLineNumbers w:val="0"/>
+            </w:pPr>
+            <w:r>
+              <w:rPr>
+                <w:sz w:val="24"/>
+                <w:szCs w:val="24"/>
+              </w:rPr>
+            </w:r>
+            <w:r>
+              <w:rPr>
+                <w:sz w:val="24"/>
+                <w:szCs w:val="24"/>
+              </w:rPr>
+              <w:t xml:space="preserve">Пользователь </w:t>
+            </w:r>
+            <w:r>
+              <w:rPr>
+                <w:sz w:val="24"/>
+                <w:szCs w:val="24"/>
+              </w:rPr>
+            </w:r>
+            <w:r>
+              <w:rPr>
+                <w:sz w:val="24"/>
+                <w:szCs w:val="24"/>
+              </w:rPr>
+              <w:t xml:space="preserve">привязывает метки к поездам</w:t>
+            </w:r>
+            <w:r>
+              <w:rPr>
+                <w:sz w:val="24"/>
+                <w:szCs w:val="24"/>
+              </w:rPr>
+            </w:r>
+            <w:r>
+              <w:rPr>
+                <w:sz w:val="24"/>
+                <w:szCs w:val="24"/>
+              </w:rPr>
+            </w:r>
+          </w:p>
+        </w:tc>
+      </w:tr>
+      <w:tr>
+        <w:tblPrEx/>
+        <w:trPr/>
+        <w:tc>
+          <w:tcPr>
+            <w:tcW w:w="2339" w:type="dxa"/>
+            <w:vMerge w:val="restart"/>
+            <w:textDirection w:val="lrTb"/>
+            <w:noWrap w:val="false"/>
+          </w:tcPr>
+          <w:p>
+            <w:pPr>
+              <w:ind w:firstLine="0"/>
+              <w:jc w:val="left"/>
+              <w:spacing w:line="240" w:lineRule="auto"/>
+              <w:rPr>
+                <w:sz w:val="24"/>
+                <w:szCs w:val="24"/>
+              </w:rPr>
+              <w:suppressLineNumbers w:val="0"/>
+            </w:pPr>
+            <w:r>
+              <w:rPr>
+                <w:sz w:val="24"/>
+                <w:szCs w:val="24"/>
+              </w:rPr>
+            </w:r>
+            <w:r>
+              <w:rPr>
+                <w:sz w:val="24"/>
+                <w:szCs w:val="24"/>
+              </w:rPr>
+              <w:t xml:space="preserve">Пользователь</w:t>
+            </w:r>
+            <w:r>
+              <w:rPr>
+                <w:sz w:val="24"/>
+                <w:szCs w:val="24"/>
+              </w:rPr>
+            </w:r>
+            <w:r>
+              <w:rPr>
+                <w:sz w:val="24"/>
+                <w:szCs w:val="24"/>
+              </w:rPr>
+            </w:r>
+            <w:r>
+              <w:rPr>
+                <w:sz w:val="24"/>
+                <w:szCs w:val="24"/>
+              </w:rPr>
+            </w:r>
+          </w:p>
+        </w:tc>
+        <w:tc>
+          <w:tcPr>
+            <w:tcW w:w="2339" w:type="dxa"/>
+            <w:vMerge w:val="restart"/>
+            <w:textDirection w:val="lrTb"/>
+            <w:noWrap w:val="false"/>
+          </w:tcPr>
+          <w:p>
+            <w:pPr>
+              <w:ind w:firstLine="0"/>
+              <w:jc w:val="left"/>
+              <w:spacing w:line="240" w:lineRule="auto"/>
+              <w:rPr>
+                <w:sz w:val="24"/>
+                <w:szCs w:val="24"/>
+              </w:rPr>
+              <w:suppressLineNumbers w:val="0"/>
+            </w:pPr>
+            <w:r>
+              <w:rPr>
+                <w:sz w:val="24"/>
+                <w:szCs w:val="24"/>
+              </w:rPr>
+              <w:t xml:space="preserve">Станция</w:t>
+            </w:r>
+            <w:r>
+              <w:rPr>
+                <w:sz w:val="24"/>
+                <w:szCs w:val="24"/>
+              </w:rPr>
+            </w:r>
+            <w:r>
+              <w:rPr>
+                <w:sz w:val="24"/>
+                <w:szCs w:val="24"/>
+              </w:rPr>
+            </w:r>
+          </w:p>
+        </w:tc>
+        <w:tc>
+          <w:tcPr>
+            <w:tcW w:w="2339" w:type="dxa"/>
+            <w:vMerge w:val="restart"/>
+            <w:textDirection w:val="lrTb"/>
+            <w:noWrap w:val="false"/>
+          </w:tcPr>
+          <w:p>
+            <w:pPr>
+              <w:ind w:firstLine="0"/>
+              <w:jc w:val="left"/>
+              <w:spacing w:line="240" w:lineRule="auto"/>
+              <w:rPr>
+                <w:sz w:val="24"/>
+                <w:szCs w:val="24"/>
+              </w:rPr>
+              <w:suppressLineNumbers w:val="0"/>
+            </w:pPr>
+            <w:r>
+              <w:rPr>
+                <w:sz w:val="24"/>
+                <w:szCs w:val="24"/>
+              </w:rPr>
+              <w:t xml:space="preserve">1 : N</w:t>
+            </w:r>
+            <w:r>
+              <w:rPr>
+                <w:sz w:val="24"/>
+                <w:szCs w:val="24"/>
+              </w:rPr>
+            </w:r>
+            <w:r>
+              <w:rPr>
+                <w:sz w:val="24"/>
+                <w:szCs w:val="24"/>
+              </w:rPr>
+            </w:r>
+          </w:p>
+        </w:tc>
+        <w:tc>
+          <w:tcPr>
+            <w:tcW w:w="2339" w:type="dxa"/>
+            <w:vMerge w:val="restart"/>
+            <w:textDirection w:val="lrTb"/>
+            <w:noWrap w:val="false"/>
+          </w:tcPr>
+          <w:p>
+            <w:pPr>
+              <w:ind w:firstLine="0"/>
+              <w:jc w:val="left"/>
+              <w:spacing w:line="240" w:lineRule="auto"/>
+              <w:rPr>
+                <w:sz w:val="24"/>
+                <w:szCs w:val="24"/>
+              </w:rPr>
+              <w:suppressLineNumbers w:val="0"/>
+            </w:pPr>
+            <w:r>
+              <w:rPr>
+                <w:sz w:val="24"/>
+                <w:szCs w:val="24"/>
+              </w:rPr>
+            </w:r>
+            <w:r>
+              <w:rPr>
+                <w:sz w:val="24"/>
+                <w:szCs w:val="24"/>
+              </w:rPr>
+              <w:t xml:space="preserve">Пользователь </w:t>
+            </w:r>
+            <w:r>
+              <w:rPr>
+                <w:sz w:val="24"/>
+                <w:szCs w:val="24"/>
+              </w:rPr>
+            </w:r>
+            <w:r>
+              <w:rPr>
+                <w:sz w:val="24"/>
+                <w:szCs w:val="24"/>
+              </w:rPr>
+              <w:t xml:space="preserve">настраивает названия станций</w:t>
+            </w:r>
+            <w:r>
+              <w:rPr>
+                <w:sz w:val="24"/>
+                <w:szCs w:val="24"/>
+              </w:rPr>
+            </w:r>
+            <w:r>
+              <w:rPr>
+                <w:sz w:val="24"/>
+                <w:szCs w:val="24"/>
+              </w:rPr>
+            </w:r>
+          </w:p>
+        </w:tc>
+      </w:tr>
+    </w:tbl>
+    <w:p>
+      <w:r>
+        <mc:AlternateContent>
+          <mc:Choice Requires="wpg">
+            <w:drawing>
+              <wp:anchor xmlns:wp="http://schemas.openxmlformats.org/drawingml/2006/wordprocessingDrawing" xmlns:wp14="http://schemas.microsoft.com/office/word/2010/wordprocessingDrawing" distT="0" distB="0" distL="114300" distR="114300" simplePos="0" relativeHeight="251706368" behindDoc="0" locked="0" layoutInCell="1" allowOverlap="1">
+                <wp:simplePos x="0" y="0"/>
+                <wp:positionH relativeFrom="margin">
+                  <wp:posOffset>2010240</wp:posOffset>
+                </wp:positionH>
+                <wp:positionV relativeFrom="paragraph">
+                  <wp:posOffset>6346828</wp:posOffset>
+                </wp:positionV>
+                <wp:extent cx="2235075" cy="362574"/>
+                <wp:effectExtent l="6350" t="6350" r="6350" b="6350"/>
+                <wp:wrapTopAndBottom/>
+                <wp:docPr id="31" name="Надпись 32"/>
+                <wp:cNvGraphicFramePr/>
+                <a:graphic xmlns:a="http://schemas.openxmlformats.org/drawingml/2006/main">
+                  <a:graphicData uri="http://schemas.microsoft.com/office/word/2010/wordprocessingShape">
+                    <wps:wsp>
+                      <wps:cNvPr id="0" name=""/>
+                      <wps:cNvSpPr txBox="1"/>
+                      <wps:spPr bwMode="auto">
+                        <a:xfrm rot="0" flipH="0" flipV="0">
+                          <a:off x="0" y="0"/>
+                          <a:ext cx="2235074" cy="362574"/>
+                        </a:xfrm>
+                        <a:prstGeom prst="rect">
+                          <a:avLst/>
+                        </a:prstGeom>
+                        <a:solidFill>
+                          <a:prstClr val="white"/>
+                        </a:solidFill>
+                        <a:ln>
+                          <a:noFill/>
+                        </a:ln>
+                      </wps:spPr>
+                      <wps:txbx>
+                        <w:txbxContent>
+                          <w:p>
+                            <w:pPr>
+                              <w:pStyle w:val="931"/>
+                              <w:ind w:firstLine="0"/>
+                              <w:spacing w:line="240" w:lineRule="auto"/>
+                              <w:rPr>
+                                <w:rFonts w:cs="Times New Roman"/>
+                                <w:b w:val="0"/>
+                                <w:bCs w:val="0"/>
+                                <w:i/>
+                                <w:iCs/>
+                                <w:color w:val="auto"/>
+                                <w:sz w:val="28"/>
+                                <w:szCs w:val="28"/>
+                              </w:rPr>
+                            </w:pPr>
+                            <w:r>
+                              <w:rPr>
+                                <w:b w:val="0"/>
+                                <w:bCs w:val="0"/>
+                                <w:color w:val="auto"/>
+                                <w:sz w:val="28"/>
+                                <w:szCs w:val="28"/>
+                              </w:rPr>
+                              <w:t xml:space="preserve">Рисунок 17</w:t>
+                            </w:r>
+                            <w:r>
+                              <w:rPr>
+                                <w:b w:val="0"/>
+                                <w:bCs w:val="0"/>
+                                <w:color w:val="auto"/>
+                                <w:sz w:val="28"/>
+                                <w:szCs w:val="28"/>
+                              </w:rPr>
+                              <w:t xml:space="preserve"> –</w:t>
+                            </w:r>
+                            <w:r>
+                              <w:rPr>
+                                <w:b w:val="0"/>
+                                <w:bCs w:val="0"/>
+                                <w:color w:val="auto"/>
+                                <w:sz w:val="28"/>
+                                <w:szCs w:val="28"/>
+                              </w:rPr>
+                              <w:t xml:space="preserve"> </w:t>
+                            </w:r>
+                            <w:r>
+                              <w:rPr>
+                                <w:b w:val="0"/>
+                                <w:bCs w:val="0"/>
+                                <w:color w:val="auto"/>
+                                <w:sz w:val="28"/>
+                                <w:szCs w:val="28"/>
+                              </w:rPr>
+                              <w:t xml:space="preserve">E</w:t>
+                            </w:r>
+                            <w:r>
+                              <w:rPr>
+                                <w:b w:val="0"/>
+                                <w:bCs w:val="0"/>
+                                <w:color w:val="auto"/>
+                                <w:sz w:val="28"/>
+                                <w:szCs w:val="28"/>
+                              </w:rPr>
+                              <w:t xml:space="preserve">R</w:t>
+                            </w:r>
+                            <w:r>
+                              <w:rPr>
+                                <w:b w:val="0"/>
+                                <w:bCs w:val="0"/>
+                                <w:color w:val="auto"/>
+                                <w:sz w:val="28"/>
+                                <w:szCs w:val="28"/>
+                              </w:rPr>
+                              <w:t xml:space="preserve">-диаграмма</w:t>
+                            </w:r>
+                            <w:r>
+                              <w:rPr>
+                                <w:rFonts w:cs="Times New Roman"/>
+                                <w:b w:val="0"/>
+                                <w:bCs w:val="0"/>
+                                <w:i/>
+                                <w:iCs/>
+                                <w:color w:val="auto"/>
+                                <w:sz w:val="28"/>
+                                <w:szCs w:val="28"/>
+                              </w:rPr>
+                            </w:r>
+                          </w:p>
+                        </w:txbxContent>
+                      </wps:txbx>
+                      <wps:bodyPr rot="0" spcFirstLastPara="0" vertOverflow="overflow" horzOverflow="overflow" vert="horz" wrap="square" lIns="36000" tIns="36000" rIns="36000" bIns="36000" numCol="1" spcCol="0" rtlCol="0" fromWordArt="0" anchor="t" anchorCtr="0" forceAA="0" compatLnSpc="1">
+                        <a:prstTxWarp prst="textNoShape"/>
+                        <a:noAutofit/>
+                      </wps:bodyPr>
+                    </wps:wsp>
+                  </a:graphicData>
+                </a:graphic>
+              </wp:anchor>
+            </w:drawing>
+          </mc:Choice>
+          <mc:Fallback>
+            <w:pict>
+              <v:shape id="shape 30" o:spid="_x0000_s30" o:spt="202" type="#_x0000_t202" style="position:absolute;z-index:251706368;o:allowoverlap:true;o:allowincell:true;mso-position-horizontal-relative:margin;margin-left:158.29pt;mso-position-horizontal:absolute;mso-position-vertical-relative:text;margin-top:499.75pt;mso-position-vertical:absolute;width:175.99pt;height:28.55pt;mso-wrap-distance-left:9.00pt;mso-wrap-distance-top:0.00pt;mso-wrap-distance-right:9.00pt;mso-wrap-distance-bottom:0.00pt;rotation:0;v-text-anchor:top;visibility:visible;" fillcolor="#FFFFFF" stroked="f">
+                <w10:wrap type="topAndBottom"/>
+                <v:textbox inset="0,0,0,0">
+                  <w:txbxContent>
+                    <w:p>
+                      <w:pPr>
+                        <w:pStyle w:val="931"/>
+                        <w:ind w:firstLine="0"/>
+                        <w:spacing w:line="240" w:lineRule="auto"/>
+                        <w:rPr>
+                          <w:rFonts w:cs="Times New Roman"/>
+                          <w:b w:val="0"/>
+                          <w:bCs w:val="0"/>
+                          <w:i/>
+                          <w:iCs/>
+                          <w:color w:val="auto"/>
+                          <w:sz w:val="28"/>
+                          <w:szCs w:val="28"/>
+                        </w:rPr>
+                      </w:pPr>
+                      <w:r>
+                        <w:rPr>
+                          <w:b w:val="0"/>
+                          <w:bCs w:val="0"/>
+                          <w:color w:val="auto"/>
+                          <w:sz w:val="28"/>
+                          <w:szCs w:val="28"/>
+                        </w:rPr>
+                        <w:t xml:space="preserve">Рисунок 17</w:t>
+                      </w:r>
+                      <w:r>
+                        <w:rPr>
+                          <w:b w:val="0"/>
+                          <w:bCs w:val="0"/>
+                          <w:color w:val="auto"/>
+                          <w:sz w:val="28"/>
+                          <w:szCs w:val="28"/>
+                        </w:rPr>
+                        <w:t xml:space="preserve"> –</w:t>
+                      </w:r>
+                      <w:r>
+                        <w:rPr>
+                          <w:b w:val="0"/>
+                          <w:bCs w:val="0"/>
+                          <w:color w:val="auto"/>
+                          <w:sz w:val="28"/>
+                          <w:szCs w:val="28"/>
+                        </w:rPr>
+                        <w:t xml:space="preserve"> </w:t>
+                      </w:r>
+                      <w:r>
+                        <w:rPr>
+                          <w:b w:val="0"/>
+                          <w:bCs w:val="0"/>
+                          <w:color w:val="auto"/>
+                          <w:sz w:val="28"/>
+                          <w:szCs w:val="28"/>
+                        </w:rPr>
+                        <w:t xml:space="preserve">E</w:t>
+                      </w:r>
+                      <w:r>
+                        <w:rPr>
+                          <w:b w:val="0"/>
+                          <w:bCs w:val="0"/>
+                          <w:color w:val="auto"/>
+                          <w:sz w:val="28"/>
+                          <w:szCs w:val="28"/>
+                        </w:rPr>
+                        <w:t xml:space="preserve">R</w:t>
+                      </w:r>
+                      <w:r>
+                        <w:rPr>
+                          <w:b w:val="0"/>
+                          <w:bCs w:val="0"/>
+                          <w:color w:val="auto"/>
+                          <w:sz w:val="28"/>
+                          <w:szCs w:val="28"/>
+                        </w:rPr>
+                        <w:t xml:space="preserve">-диаграмма</w:t>
+                      </w:r>
+                      <w:r>
+                        <w:rPr>
+                          <w:rFonts w:cs="Times New Roman"/>
+                          <w:b w:val="0"/>
+                          <w:bCs w:val="0"/>
+                          <w:i/>
+                          <w:iCs/>
+                          <w:color w:val="auto"/>
+                          <w:sz w:val="28"/>
+                          <w:szCs w:val="28"/>
+                        </w:rPr>
+                      </w:r>
+                    </w:p>
+                  </w:txbxContent>
+                </v:textbox>
+              </v:shape>
+            </w:pict>
+          </mc:Fallback>
+        </mc:AlternateContent>
+      </w:r>
+      <w:r/>
+      <w:r/>
     </w:p>
     <w:p>
       <w:pPr>
+        <w:ind w:firstLine="709"/>
+        <w:jc w:val="left"/>
+        <w:rPr>
+          <w:highlight w:val="none"/>
+        </w:rPr>
+      </w:pPr>
+      <w:r>
+        <w:rPr>
+          <w:highlight w:val="none"/>
+        </w:rPr>
+      </w:r>
+      <w:r>
+        <mc:AlternateContent>
+          <mc:Choice Requires="wpg">
+            <w:drawing>
+              <wp:anchor xmlns:wp="http://schemas.openxmlformats.org/drawingml/2006/wordprocessingDrawing" xmlns:wp14="http://schemas.microsoft.com/office/word/2010/wordprocessingDrawing" distT="0" distB="0" distL="115200" distR="115200" simplePos="0" relativeHeight="251870208" behindDoc="0" locked="0" layoutInCell="1" allowOverlap="1">
+                <wp:simplePos x="0" y="0"/>
+                <wp:positionH relativeFrom="column">
+                  <wp:posOffset>543819</wp:posOffset>
+                </wp:positionH>
+                <wp:positionV relativeFrom="paragraph">
+                  <wp:posOffset>-219075</wp:posOffset>
+                </wp:positionV>
+                <wp:extent cx="4815921" cy="6259224"/>
+                <wp:effectExtent l="0" t="0" r="0" b="0"/>
+                <wp:wrapTopAndBottom/>
+                <wp:docPr id="32" name=""/>
+                <wp:cNvGraphicFramePr>
+                  <a:graphicFrameLocks xmlns:a="http://schemas.openxmlformats.org/drawingml/2006/main" noChangeAspect="1"/>
+                </wp:cNvGraphicFramePr>
+                <a:graphic xmlns:a="http://schemas.openxmlformats.org/drawingml/2006/main">
+                  <a:graphicData uri="http://schemas.openxmlformats.org/drawingml/2006/picture">
+                    <pic:pic xmlns:pic="http://schemas.openxmlformats.org/drawingml/2006/picture">
+                      <pic:nvPicPr>
+                        <pic:cNvPr id="1522827569" name=""/>
+                        <pic:cNvPicPr>
+                          <a:picLocks noChangeAspect="1"/>
+                        </pic:cNvPicPr>
+                        <pic:nvPr/>
+                      </pic:nvPicPr>
+                      <pic:blipFill>
+                        <a:blip r:embed="rId26"/>
+                        <a:stretch/>
+                      </pic:blipFill>
+                      <pic:spPr bwMode="auto">
+                        <a:xfrm flipH="0" flipV="0">
+                          <a:off x="0" y="0"/>
+                          <a:ext cx="4815920" cy="6259224"/>
+                        </a:xfrm>
+                        <a:prstGeom prst="rect">
+                          <a:avLst/>
+                        </a:prstGeom>
+                      </pic:spPr>
+                    </pic:pic>
+                  </a:graphicData>
+                </a:graphic>
+              </wp:anchor>
+            </w:drawing>
+          </mc:Choice>
+          <mc:Fallback>
+            <w:pict>
+              <v:shapetype type="#_x0000_t75" o:spt="75" coordsize="21600,21600" o:preferrelative="t" path="m@4@5l@4@11@9@11@9@5xe">
+                <v:formulas>
+                  <v:f eqn="if lineDrawn pixelLineWidth 0"/>
+                  <v:f eqn="sum @0 1 0"/>
+                  <v:f eqn="sum 0 0 @1"/>
+                  <v:f eqn="prod @2 1 2"/>
+                  <v:f eqn="prod @3 21600 pixelWidth"/>
+                  <v:f eqn="prod @3 21600 pixelHeight"/>
+                  <v:f eqn="sum @0 0 1"/>
+                  <v:f eqn="prod @6 1 2"/>
+                  <v:f eqn="prod @7 21600 pixelWidth"/>
+                  <v:f eqn="sum @8 21600 0"/>
+                  <v:f eqn="prod @7 21600 pixelHeight"/>
+                  <v:f eqn="sum @10 21600 0"/>
+                </v:formulas>
+              </v:shapetype>
+              <v:shape id="_x0000_i31" o:spid="_x0000_s31" type="#_x0000_t75" style="position:absolute;z-index:251870208;o:allowoverlap:true;o:allowincell:true;mso-position-horizontal-relative:text;margin-left:42.82pt;mso-position-horizontal:absolute;mso-position-vertical-relative:text;margin-top:-17.25pt;mso-position-vertical:absolute;width:379.21pt;height:492.85pt;mso-wrap-distance-left:9.07pt;mso-wrap-distance-top:0.00pt;mso-wrap-distance-right:9.07pt;mso-wrap-distance-bottom:0.00pt;" stroked="false">
+                <v:path textboxrect="0,0,0,0"/>
+                <w10:wrap type="topAndBottom"/>
+                <v:imagedata r:id="rId26" o:title=""/>
+              </v:shape>
+            </w:pict>
+          </mc:Fallback>
+        </mc:AlternateContent>
+      </w:r>
+      <w:r>
+        <w:rPr>
+          <w:highlight w:val="none"/>
+        </w:rPr>
+      </w:r>
+      <w:r>
+        <w:rPr>
+          <w:highlight w:val="none"/>
+        </w:rPr>
+      </w:r>
+    </w:p>
+    <w:p>
+      <w:pPr>
         <w:pStyle w:val="880"/>
         <w:rPr>
           <w:highlight w:val="none"/>
@@ -15720,6 +23115,382 @@
           <w:highlight w:val="none"/>
         </w:rPr>
       </w:r>
+      <w:r>
+        <w:rPr>
+          <w:highlight w:val="none"/>
+        </w:rPr>
+      </w:r>
+      <w:r>
+        <w:rPr>
+          <w:highlight w:val="none"/>
+        </w:rPr>
+      </w:r>
+    </w:p>
+    <w:p>
+      <w:pPr>
+        <w:pStyle w:val="880"/>
+        <w:rPr>
+          <w:highlight w:val="none"/>
+        </w:rPr>
+      </w:pPr>
+      <w:r>
+        <w:rPr>
+          <w:highlight w:val="none"/>
+        </w:rPr>
+      </w:r>
+      <w:r>
+        <w:rPr>
+          <w:highlight w:val="none"/>
+        </w:rPr>
+      </w:r>
+      <w:r>
+        <w:rPr>
+          <w:highlight w:val="none"/>
+        </w:rPr>
+      </w:r>
+    </w:p>
+    <w:p>
+      <w:pPr>
+        <w:pStyle w:val="880"/>
+        <w:rPr>
+          <w:highlight w:val="none"/>
+        </w:rPr>
+      </w:pPr>
+      <w:r>
+        <w:rPr>
+          <w:highlight w:val="none"/>
+        </w:rPr>
+      </w:r>
+      <w:r>
+        <w:rPr>
+          <w:highlight w:val="none"/>
+        </w:rPr>
+      </w:r>
+      <w:r>
+        <w:rPr>
+          <w:highlight w:val="none"/>
+        </w:rPr>
+      </w:r>
+    </w:p>
+    <w:p>
+      <w:pPr>
+        <w:pStyle w:val="880"/>
+        <w:rPr>
+          <w:highlight w:val="none"/>
+        </w:rPr>
+      </w:pPr>
+      <w:r>
+        <w:rPr>
+          <w:highlight w:val="none"/>
+        </w:rPr>
+      </w:r>
+      <w:r>
+        <w:rPr>
+          <w:highlight w:val="none"/>
+        </w:rPr>
+      </w:r>
+      <w:r>
+        <w:rPr>
+          <w:highlight w:val="none"/>
+        </w:rPr>
+      </w:r>
+    </w:p>
+    <w:p>
+      <w:pPr>
+        <w:pStyle w:val="880"/>
+        <w:rPr>
+          <w:highlight w:val="none"/>
+        </w:rPr>
+      </w:pPr>
+      <w:r>
+        <w:rPr>
+          <w:highlight w:val="none"/>
+        </w:rPr>
+      </w:r>
+      <w:r>
+        <w:rPr>
+          <w:highlight w:val="none"/>
+        </w:rPr>
+      </w:r>
+      <w:r>
+        <w:rPr>
+          <w:highlight w:val="none"/>
+        </w:rPr>
+      </w:r>
+    </w:p>
+    <w:p>
+      <w:pPr>
+        <w:pStyle w:val="880"/>
+        <w:rPr>
+          <w:highlight w:val="none"/>
+        </w:rPr>
+      </w:pPr>
+      <w:r>
+        <w:rPr>
+          <w:highlight w:val="none"/>
+        </w:rPr>
+      </w:r>
+      <w:r>
+        <w:rPr>
+          <w:highlight w:val="none"/>
+        </w:rPr>
+      </w:r>
+      <w:r>
+        <w:rPr>
+          <w:highlight w:val="none"/>
+        </w:rPr>
+      </w:r>
+    </w:p>
+    <w:p>
+      <w:pPr>
+        <w:pStyle w:val="880"/>
+        <w:rPr>
+          <w:highlight w:val="none"/>
+        </w:rPr>
+      </w:pPr>
+      <w:r>
+        <w:rPr>
+          <w:highlight w:val="none"/>
+        </w:rPr>
+      </w:r>
+      <w:r>
+        <w:rPr>
+          <w:highlight w:val="none"/>
+        </w:rPr>
+      </w:r>
+      <w:r>
+        <w:rPr>
+          <w:highlight w:val="none"/>
+        </w:rPr>
+      </w:r>
+    </w:p>
+    <w:p>
+      <w:pPr>
+        <w:pStyle w:val="880"/>
+        <w:rPr>
+          <w:highlight w:val="none"/>
+        </w:rPr>
+      </w:pPr>
+      <w:r>
+        <w:rPr>
+          <w:highlight w:val="none"/>
+        </w:rPr>
+      </w:r>
+      <w:r>
+        <w:rPr>
+          <w:highlight w:val="none"/>
+        </w:rPr>
+      </w:r>
+      <w:r>
+        <w:rPr>
+          <w:highlight w:val="none"/>
+        </w:rPr>
+      </w:r>
+    </w:p>
+    <w:p>
+      <w:pPr>
+        <w:pStyle w:val="880"/>
+        <w:rPr>
+          <w:highlight w:val="none"/>
+        </w:rPr>
+      </w:pPr>
+      <w:r>
+        <w:rPr>
+          <w:highlight w:val="none"/>
+        </w:rPr>
+      </w:r>
+      <w:r>
+        <w:rPr>
+          <w:highlight w:val="none"/>
+        </w:rPr>
+      </w:r>
+      <w:r>
+        <w:rPr>
+          <w:highlight w:val="none"/>
+        </w:rPr>
+      </w:r>
+    </w:p>
+    <w:p>
+      <w:pPr>
+        <w:pStyle w:val="880"/>
+        <w:rPr>
+          <w:highlight w:val="none"/>
+        </w:rPr>
+      </w:pPr>
+      <w:r>
+        <w:rPr>
+          <w:highlight w:val="none"/>
+        </w:rPr>
+      </w:r>
+      <w:r>
+        <w:rPr>
+          <w:highlight w:val="none"/>
+        </w:rPr>
+      </w:r>
+      <w:r>
+        <w:rPr>
+          <w:highlight w:val="none"/>
+        </w:rPr>
+      </w:r>
+    </w:p>
+    <w:p>
+      <w:pPr>
+        <w:pStyle w:val="880"/>
+        <w:rPr>
+          <w:highlight w:val="none"/>
+        </w:rPr>
+      </w:pPr>
+      <w:r>
+        <w:rPr>
+          <w:highlight w:val="none"/>
+        </w:rPr>
+      </w:r>
+      <w:r>
+        <w:rPr>
+          <w:highlight w:val="none"/>
+        </w:rPr>
+      </w:r>
+      <w:r>
+        <w:rPr>
+          <w:highlight w:val="none"/>
+        </w:rPr>
+      </w:r>
+    </w:p>
+    <w:p>
+      <w:pPr>
+        <w:pStyle w:val="880"/>
+        <w:rPr>
+          <w:highlight w:val="none"/>
+        </w:rPr>
+      </w:pPr>
+      <w:r>
+        <w:rPr>
+          <w:highlight w:val="none"/>
+        </w:rPr>
+      </w:r>
+      <w:r>
+        <w:rPr>
+          <w:highlight w:val="none"/>
+        </w:rPr>
+      </w:r>
+      <w:r>
+        <w:rPr>
+          <w:highlight w:val="none"/>
+        </w:rPr>
+      </w:r>
+    </w:p>
+    <w:p>
+      <w:pPr>
+        <w:pStyle w:val="880"/>
+        <w:rPr>
+          <w:highlight w:val="none"/>
+        </w:rPr>
+      </w:pPr>
+      <w:r>
+        <w:rPr>
+          <w:highlight w:val="none"/>
+        </w:rPr>
+      </w:r>
+      <w:r>
+        <w:rPr>
+          <w:highlight w:val="none"/>
+        </w:rPr>
+      </w:r>
+      <w:r>
+        <w:rPr>
+          <w:highlight w:val="none"/>
+        </w:rPr>
+      </w:r>
+    </w:p>
+    <w:p>
+      <w:pPr>
+        <w:pStyle w:val="880"/>
+        <w:rPr>
+          <w:highlight w:val="none"/>
+        </w:rPr>
+      </w:pPr>
+      <w:r>
+        <w:rPr>
+          <w:highlight w:val="none"/>
+        </w:rPr>
+      </w:r>
+      <w:r>
+        <w:rPr>
+          <w:highlight w:val="none"/>
+        </w:rPr>
+      </w:r>
+      <w:r>
+        <w:rPr>
+          <w:highlight w:val="none"/>
+        </w:rPr>
+      </w:r>
+    </w:p>
+    <w:p>
+      <w:pPr>
+        <w:pStyle w:val="880"/>
+        <w:rPr>
+          <w:highlight w:val="none"/>
+        </w:rPr>
+      </w:pPr>
+      <w:r>
+        <w:rPr>
+          <w:highlight w:val="none"/>
+        </w:rPr>
+      </w:r>
+      <w:r>
+        <w:rPr>
+          <w:highlight w:val="none"/>
+        </w:rPr>
+      </w:r>
+      <w:r>
+        <w:rPr>
+          <w:highlight w:val="none"/>
+        </w:rPr>
+      </w:r>
+    </w:p>
+    <w:p>
+      <w:pPr>
+        <w:pStyle w:val="880"/>
+        <w:rPr>
+          <w:highlight w:val="none"/>
+        </w:rPr>
+      </w:pPr>
+      <w:r>
+        <w:rPr>
+          <w:highlight w:val="none"/>
+        </w:rPr>
+      </w:r>
+      <w:r>
+        <w:rPr>
+          <w:highlight w:val="none"/>
+        </w:rPr>
+      </w:r>
+    </w:p>
+    <w:p>
+      <w:pPr>
+        <w:pStyle w:val="880"/>
+        <w:rPr>
+          <w:highlight w:val="none"/>
+        </w:rPr>
+      </w:pPr>
+      <w:r>
+        <w:rPr>
+          <w:highlight w:val="none"/>
+        </w:rPr>
+      </w:r>
+      <w:r>
+        <w:rPr>
+          <w:highlight w:val="none"/>
+        </w:rPr>
+      </w:r>
+    </w:p>
+    <w:p>
+      <w:pPr>
+        <w:pStyle w:val="880"/>
+        <w:rPr>
+          <w:highlight w:val="none"/>
+        </w:rPr>
+      </w:pPr>
       <w:r>
         <w:rPr>
           <w:highlight w:val="none"/>
@@ -15820,7 +23591,7 @@
                 <wp:extent cx="5940425" cy="4198701"/>
                 <wp:effectExtent l="0" t="0" r="0" b="0"/>
                 <wp:wrapTopAndBottom/>
-                <wp:docPr id="31" name=""/>
+                <wp:docPr id="33" name=""/>
                 <wp:cNvGraphicFramePr>
                   <a:graphicFrameLocks xmlns:a="http://schemas.openxmlformats.org/drawingml/2006/main" noChangeAspect="1"/>
                 </wp:cNvGraphicFramePr>
@@ -15835,7 +23606,7 @@
                         <pic:nvPr/>
                       </pic:nvPicPr>
                       <pic:blipFill>
-                        <a:blip r:embed="rId26"/>
+                        <a:blip r:embed="rId27"/>
                         <a:stretch/>
                       </pic:blipFill>
                       <pic:spPr bwMode="auto">
@@ -15871,10 +23642,10 @@
                   <v:f eqn="sum @10 21600 0"/>
                 </v:formulas>
               </v:shapetype>
-              <v:shape id="_x0000_i30" o:spid="_x0000_s30" type="#_x0000_t75" style="position:absolute;z-index:2048;o:allowoverlap:true;o:allowincell:true;mso-position-horizontal-relative:margin;margin-left:0.00pt;mso-position-horizontal:absolute;mso-position-vertical-relative:text;margin-top:27.64pt;mso-position-vertical:absolute;width:467.75pt;height:330.61pt;mso-wrap-distance-left:9.07pt;mso-wrap-distance-top:0.00pt;mso-wrap-distance-right:9.07pt;mso-wrap-distance-bottom:0.00pt;rotation:0;" stroked="false">
+              <v:shape id="_x0000_i32" o:spid="_x0000_s32" type="#_x0000_t75" style="position:absolute;z-index:2048;o:allowoverlap:true;o:allowincell:true;mso-position-horizontal-relative:margin;margin-left:0.00pt;mso-position-horizontal:absolute;mso-position-vertical-relative:text;margin-top:27.64pt;mso-position-vertical:absolute;width:467.75pt;height:330.61pt;mso-wrap-distance-left:9.07pt;mso-wrap-distance-top:0.00pt;mso-wrap-distance-right:9.07pt;mso-wrap-distance-bottom:0.00pt;rotation:0;" stroked="false">
                 <v:path textboxrect="0,0,0,0"/>
                 <w10:wrap type="topAndBottom"/>
-                <v:imagedata r:id="rId26" o:title=""/>
+                <v:imagedata r:id="rId27" o:title=""/>
               </v:shape>
             </w:pict>
           </mc:Fallback>
@@ -15903,7 +23674,7 @@
                 <wp:extent cx="4171950" cy="362574"/>
                 <wp:effectExtent l="6350" t="6350" r="6350" b="6350"/>
                 <wp:wrapTopAndBottom/>
-                <wp:docPr id="32" name="Надпись 32"/>
+                <wp:docPr id="34" name="Надпись 32"/>
                 <wp:cNvGraphicFramePr/>
                 <a:graphic xmlns:a="http://schemas.openxmlformats.org/drawingml/2006/main">
                   <a:graphicData uri="http://schemas.microsoft.com/office/word/2010/wordprocessingShape">
@@ -16022,7 +23793,7 @@
           </mc:Choice>
           <mc:Fallback>
             <w:pict>
-              <v:shape id="shape 31" o:spid="_x0000_s31" o:spt="202" type="#_x0000_t202" style="position:absolute;z-index:251706368;o:allowoverlap:true;o:allowincell:true;mso-position-horizontal-relative:margin;margin-left:79.28pt;mso-position-horizontal:absolute;mso-position-vertical-relative:text;margin-top:324.65pt;mso-position-vertical:absolute;width:328.50pt;height:28.55pt;mso-wrap-distance-left:9.00pt;mso-wrap-distance-top:0.00pt;mso-wrap-distance-right:9.00pt;mso-wrap-distance-bottom:0.00pt;rotation:0;v-text-anchor:top;visibility:visible;" fillcolor="#FFFFFF" stroked="f">
+              <v:shape id="shape 33" o:spid="_x0000_s33" o:spt="202" type="#_x0000_t202" style="position:absolute;z-index:251706368;o:allowoverlap:true;o:allowincell:true;mso-position-horizontal-relative:margin;margin-left:79.28pt;mso-position-horizontal:absolute;mso-position-vertical-relative:text;margin-top:324.65pt;mso-position-vertical:absolute;width:328.50pt;height:28.55pt;mso-wrap-distance-left:9.00pt;mso-wrap-distance-top:0.00pt;mso-wrap-distance-right:9.00pt;mso-wrap-distance-bottom:0.00pt;rotation:0;v-text-anchor:top;visibility:visible;" fillcolor="#FFFFFF" stroked="f">
                 <w10:wrap type="topAndBottom"/>
                 <v:textbox inset="0,0,0,0">
                   <w:txbxContent>
